--- a/data/Market_Read_weekly.docx
+++ b/data/Market_Read_weekly.docx
@@ -3,246 +3,270 @@
 <w:document xmlns:wpc="http://schemas.microsoft.com/office/word/2010/wordprocessingCanvas" xmlns:cx="http://schemas.microsoft.com/office/drawing/2014/chartex" xmlns:cx1="http://schemas.microsoft.com/office/drawing/2015/9/8/chartex" xmlns:cx2="http://schemas.microsoft.com/office/drawing/2015/10/21/chartex" xmlns:cx3="http://schemas.microsoft.com/office/drawing/2016/5/9/chartex" xmlns:cx4="http://schemas.microsoft.com/office/drawing/2016/5/10/chartex" xmlns:cx5="http://schemas.microsoft.com/office/drawing/2016/5/11/chartex" xmlns:cx6="http://schemas.microsoft.com/office/drawing/2016/5/12/chartex" xmlns:cx7="http://schemas.microsoft.com/office/drawing/2016/5/13/chartex" xmlns:cx8="http://schemas.microsoft.com/office/drawing/2016/5/14/chartex" xmlns:mc="http://schemas.openxmlformats.org/markup-compatibility/2006" xmlns:aink="http://schemas.microsoft.com/office/drawing/2016/ink" xmlns:am3d="http://schemas.microsoft.com/office/drawing/2017/model3d" xmlns:o="urn:schemas-microsoft-com:office:office" xmlns:oel="http://schemas.microsoft.com/office/2019/extlst" xmlns:r="http://schemas.openxmlformats.org/officeDocument/2006/relationships" xmlns:m="http://schemas.openxmlformats.org/officeDocument/2006/math" xmlns:v="urn:schemas-microsoft-com:vml" xmlns:wp14="http://schemas.microsoft.com/office/word/2010/wordprocessingDrawing" xmlns:wp="http://schemas.openxmlformats.org/drawingml/2006/wordprocessingDrawing" xmlns:w10="urn:schemas-microsoft-com:office:word" xmlns:w="http://schemas.openxmlformats.org/wordprocessingml/2006/main" xmlns:w14="http://schemas.microsoft.com/office/word/2010/wordml" xmlns:w15="http://schemas.microsoft.com/office/word/2012/wordml" xmlns:w16cex="http://schemas.microsoft.com/office/word/2018/wordml/cex" xmlns:w16cid="http://schemas.microsoft.com/office/word/2016/wordml/cid" xmlns:w16="http://schemas.microsoft.com/office/word/2018/wordml" xmlns:w16du="http://schemas.microsoft.com/office/word/2023/wordml/word16du" xmlns:w16sdtdh="http://schemas.microsoft.com/office/word/2020/wordml/sdtdatahash" xmlns:w16sdtfl="http://schemas.microsoft.com/office/word/2024/wordml/sdtformatlock" xmlns:w16se="http://schemas.microsoft.com/office/word/2015/wordml/symex" xmlns:wpg="http://schemas.microsoft.com/office/word/2010/wordprocessingGroup" xmlns:wpi="http://schemas.microsoft.com/office/word/2010/wordprocessingInk" xmlns:wne="http://schemas.microsoft.com/office/word/2006/wordml" xmlns:wps="http://schemas.microsoft.com/office/word/2010/wordprocessingShape" mc:Ignorable="w14 w15 w16se w16cid w16 w16cex w16sdtdh w16sdtfl w16du wp14">
   <w:body>
     <w:p>
+      <w:pPr>
+        <w:rPr>
+          <w:b/>
+          <w:bCs/>
+        </w:rPr>
+      </w:pPr>
       <w:r>
         <w:rPr>
           <w:b/>
           <w:bCs/>
         </w:rPr>
-        <w:t>Weekly Market Read: October 17, 2025</w:t>
+        <w:t>Weekly Market Read: October 20, 2025</w:t>
       </w:r>
     </w:p>
     <w:p>
-      <w:r>
-        <w:t xml:space="preserve">The market is saying (all numbers are </w:t>
-      </w:r>
+      <w:pPr>
+        <w:rPr>
+          <w:b/>
+          <w:bCs/>
+        </w:rPr>
+      </w:pPr>
       <w:r>
         <w:rPr>
           <w:b/>
           <w:bCs/>
         </w:rPr>
-        <w:t>WTD % returns</w:t>
-      </w:r>
-      <w:r>
-        <w:t>):</w:t>
+        <w:t>The market is saying (all numbers are WTD % returns):</w:t>
       </w:r>
     </w:p>
     <w:p>
       <w:pPr>
         <w:numPr>
           <w:ilvl w:val="0"/>
-          <w:numId w:val="65"/>
+          <w:numId w:val="67"/>
         </w:numPr>
+        <w:rPr>
+          <w:b/>
+          <w:bCs/>
+        </w:rPr>
       </w:pPr>
       <w:r>
         <w:rPr>
           <w:b/>
           <w:bCs/>
         </w:rPr>
-        <w:t>Breadth:</w:t>
-      </w:r>
-      <w:r>
-        <w:t xml:space="preserve"> 71.0% of names are positive.</w:t>
+        <w:t>Breadth: 81.1% of names are positive.</w:t>
       </w:r>
     </w:p>
     <w:p>
       <w:pPr>
         <w:numPr>
           <w:ilvl w:val="0"/>
-          <w:numId w:val="65"/>
+          <w:numId w:val="67"/>
         </w:numPr>
+        <w:rPr>
+          <w:b/>
+          <w:bCs/>
+        </w:rPr>
       </w:pPr>
       <w:r>
         <w:rPr>
           <w:b/>
           <w:bCs/>
         </w:rPr>
-        <w:t>Information Technology:</w:t>
-      </w:r>
-      <w:r>
-        <w:t xml:space="preserve"> leading (avg +2.5%).</w:t>
+        <w:t>Information Technology: firm (avg +1.3%).</w:t>
       </w:r>
     </w:p>
     <w:p>
       <w:pPr>
         <w:numPr>
           <w:ilvl w:val="0"/>
-          <w:numId w:val="65"/>
+          <w:numId w:val="67"/>
         </w:numPr>
+        <w:rPr>
+          <w:b/>
+          <w:bCs/>
+        </w:rPr>
       </w:pPr>
       <w:r>
         <w:rPr>
           <w:b/>
           <w:bCs/>
         </w:rPr>
-        <w:t>Industrials:</w:t>
-      </w:r>
-      <w:r>
-        <w:t xml:space="preserve"> firm (avg +1.6%).</w:t>
+        <w:t>Industrials: firm (avg +1.3%).</w:t>
       </w:r>
     </w:p>
     <w:p>
       <w:pPr>
         <w:numPr>
           <w:ilvl w:val="0"/>
-          <w:numId w:val="65"/>
+          <w:numId w:val="67"/>
         </w:numPr>
+        <w:rPr>
+          <w:b/>
+          <w:bCs/>
+        </w:rPr>
       </w:pPr>
       <w:r>
         <w:rPr>
           <w:b/>
           <w:bCs/>
         </w:rPr>
-        <w:t>Consumer Staples:</w:t>
-      </w:r>
-      <w:r>
-        <w:t xml:space="preserve"> firm (avg +2.6%).</w:t>
+        <w:t>Consumer Staples: flat (avg +0.0%).</w:t>
       </w:r>
     </w:p>
     <w:p>
       <w:pPr>
         <w:numPr>
           <w:ilvl w:val="0"/>
-          <w:numId w:val="65"/>
+          <w:numId w:val="67"/>
         </w:numPr>
+        <w:rPr>
+          <w:b/>
+          <w:bCs/>
+        </w:rPr>
       </w:pPr>
       <w:r>
         <w:rPr>
           <w:b/>
           <w:bCs/>
         </w:rPr>
-        <w:t>Consumer Discretionary:</w:t>
-      </w:r>
-      <w:r>
-        <w:t xml:space="preserve"> leading (avg +2.8%).</w:t>
+        <w:t>Consumer Discretionary: soft (avg +0.6%).</w:t>
       </w:r>
     </w:p>
     <w:p>
       <w:pPr>
         <w:numPr>
           <w:ilvl w:val="0"/>
-          <w:numId w:val="65"/>
+          <w:numId w:val="67"/>
         </w:numPr>
+        <w:rPr>
+          <w:b/>
+          <w:bCs/>
+        </w:rPr>
       </w:pPr>
       <w:r>
         <w:rPr>
           <w:b/>
           <w:bCs/>
         </w:rPr>
-        <w:t>Financials:</w:t>
-      </w:r>
-      <w:r>
-        <w:t xml:space="preserve"> lagging (avg –0.9%).</w:t>
+        <w:t>Financials: firm (avg +1.1%).</w:t>
       </w:r>
     </w:p>
     <w:p>
       <w:pPr>
         <w:numPr>
           <w:ilvl w:val="0"/>
-          <w:numId w:val="65"/>
+          <w:numId w:val="67"/>
         </w:numPr>
+        <w:rPr>
+          <w:b/>
+          <w:bCs/>
+        </w:rPr>
       </w:pPr>
       <w:r>
         <w:rPr>
           <w:b/>
           <w:bCs/>
         </w:rPr>
-        <w:t>Utilities:</w:t>
-      </w:r>
-      <w:r>
-        <w:t xml:space="preserve"> firm (avg +1.6%).</w:t>
+        <w:t>Utilities: soft (avg +0.3%).</w:t>
       </w:r>
     </w:p>
     <w:p>
       <w:pPr>
         <w:numPr>
           <w:ilvl w:val="0"/>
-          <w:numId w:val="65"/>
+          <w:numId w:val="67"/>
         </w:numPr>
+        <w:rPr>
+          <w:b/>
+          <w:bCs/>
+        </w:rPr>
       </w:pPr>
       <w:r>
         <w:rPr>
           <w:b/>
           <w:bCs/>
         </w:rPr>
-        <w:t>Real Estate:</w:t>
-      </w:r>
-      <w:r>
-        <w:t xml:space="preserve"> firm (avg +2.5%).</w:t>
+        <w:t>Real Estate: soft (avg +0.8%).</w:t>
       </w:r>
     </w:p>
     <w:p>
       <w:pPr>
         <w:numPr>
           <w:ilvl w:val="0"/>
-          <w:numId w:val="65"/>
+          <w:numId w:val="67"/>
         </w:numPr>
+        <w:rPr>
+          <w:b/>
+          <w:bCs/>
+        </w:rPr>
       </w:pPr>
       <w:r>
         <w:rPr>
           <w:b/>
           <w:bCs/>
         </w:rPr>
-        <w:t>Materials:</w:t>
-      </w:r>
-      <w:r>
-        <w:t xml:space="preserve"> firm (avg +1.5%).</w:t>
+        <w:t>Materials: firm (avg +1.2%).</w:t>
       </w:r>
     </w:p>
     <w:p>
       <w:pPr>
         <w:numPr>
           <w:ilvl w:val="0"/>
-          <w:numId w:val="65"/>
+          <w:numId w:val="67"/>
         </w:numPr>
+        <w:rPr>
+          <w:b/>
+          <w:bCs/>
+        </w:rPr>
       </w:pPr>
       <w:r>
         <w:rPr>
           <w:b/>
           <w:bCs/>
         </w:rPr>
-        <w:t>Energy:</w:t>
-      </w:r>
-      <w:r>
-        <w:t xml:space="preserve"> soft (avg +0.4%).</w:t>
+        <w:t>Energy: firm (avg +1.4%).</w:t>
       </w:r>
     </w:p>
     <w:p>
       <w:pPr>
         <w:numPr>
           <w:ilvl w:val="0"/>
-          <w:numId w:val="65"/>
+          <w:numId w:val="67"/>
         </w:numPr>
+        <w:rPr>
+          <w:b/>
+          <w:bCs/>
+        </w:rPr>
       </w:pPr>
       <w:r>
         <w:rPr>
           <w:b/>
           <w:bCs/>
         </w:rPr>
-        <w:t>Health Care:</w:t>
-      </w:r>
-      <w:r>
-        <w:t xml:space="preserve"> firm (avg +2.0%).</w:t>
+        <w:t>Health Care: firm (avg +1.4%).</w:t>
       </w:r>
     </w:p>
     <w:p>
       <w:pPr>
         <w:numPr>
           <w:ilvl w:val="0"/>
-          <w:numId w:val="65"/>
+          <w:numId w:val="67"/>
         </w:numPr>
+        <w:rPr>
+          <w:b/>
+          <w:bCs/>
+        </w:rPr>
       </w:pPr>
       <w:r>
         <w:rPr>
           <w:b/>
           <w:bCs/>
         </w:rPr>
-        <w:t>Communication Services:</w:t>
-      </w:r>
-      <w:r>
-        <w:t xml:space="preserve"> firm (avg +1.4%).</w:t>
+        <w:t>Communication Services: soft (avg +0.6%).</w:t>
       </w:r>
     </w:p>
     <w:p>
+      <w:pPr>
+        <w:rPr>
+          <w:b/>
+          <w:bCs/>
+        </w:rPr>
+      </w:pPr>
       <w:r>
         <w:rPr>
           <w:b/>
@@ -255,80 +279,88 @@
       <w:pPr>
         <w:numPr>
           <w:ilvl w:val="0"/>
-          <w:numId w:val="66"/>
+          <w:numId w:val="68"/>
         </w:numPr>
+        <w:rPr>
+          <w:b/>
+          <w:bCs/>
+        </w:rPr>
       </w:pPr>
       <w:r>
         <w:rPr>
           <w:b/>
           <w:bCs/>
         </w:rPr>
-        <w:t>Gold:</w:t>
-      </w:r>
-      <w:r>
-        <w:t xml:space="preserve"> bid (avg +5.4%).</w:t>
+        <w:t>Gold: bid (avg +3.6%).</w:t>
       </w:r>
     </w:p>
     <w:p>
       <w:pPr>
         <w:numPr>
           <w:ilvl w:val="0"/>
-          <w:numId w:val="66"/>
+          <w:numId w:val="68"/>
         </w:numPr>
+        <w:rPr>
+          <w:b/>
+          <w:bCs/>
+        </w:rPr>
       </w:pPr>
       <w:r>
         <w:rPr>
           <w:b/>
           <w:bCs/>
         </w:rPr>
-        <w:t>USD:</w:t>
-      </w:r>
-      <w:r>
-        <w:t xml:space="preserve"> soft (avg –0.5%).</w:t>
+        <w:t>USD: flat (avg +0.2%).</w:t>
       </w:r>
     </w:p>
     <w:p>
       <w:pPr>
         <w:numPr>
           <w:ilvl w:val="0"/>
-          <w:numId w:val="66"/>
+          <w:numId w:val="68"/>
         </w:numPr>
+        <w:rPr>
+          <w:b/>
+          <w:bCs/>
+        </w:rPr>
       </w:pPr>
       <w:r>
         <w:rPr>
           <w:b/>
           <w:bCs/>
         </w:rPr>
-        <w:t>Yields:</w:t>
-      </w:r>
-      <w:r>
-        <w:t xml:space="preserve"> easing (avg –1.1%).</w:t>
+        <w:t>Yields: easing (avg –0.6%).</w:t>
       </w:r>
     </w:p>
     <w:p>
       <w:pPr>
         <w:numPr>
           <w:ilvl w:val="0"/>
-          <w:numId w:val="66"/>
+          <w:numId w:val="68"/>
         </w:numPr>
+        <w:rPr>
+          <w:b/>
+          <w:bCs/>
+        </w:rPr>
       </w:pPr>
       <w:r>
         <w:rPr>
           <w:b/>
           <w:bCs/>
         </w:rPr>
-        <w:t>Bonds:</w:t>
-      </w:r>
-      <w:r>
-        <w:t xml:space="preserve"> firm (avg +0.5%).</w:t>
+        <w:t>Bonds: flat (avg +0.2%).</w:t>
       </w:r>
     </w:p>
     <w:p>
       <w:pPr>
         <w:numPr>
           <w:ilvl w:val="0"/>
-          <w:numId w:val="66"/>
+          <w:numId w:val="68"/>
         </w:numPr>
+        <w:rPr>
+          <w:b/>
+          <w:bCs/>
+        </w:rPr>
       </w:pPr>
       <w:r>
         <w:rPr>
@@ -336,82 +368,22 @@
           <w:bCs/>
         </w:rPr>
         <w:lastRenderedPageBreak/>
-        <w:t>Energy complex:</w:t>
-      </w:r>
-      <w:r>
-        <w:t xml:space="preserve"> down (avg –2.9%).</w:t>
+        <w:t>Energy complex: bid (avg +4.4%).</w:t>
       </w:r>
     </w:p>
     <w:p>
+      <w:pPr>
+        <w:rPr>
+          <w:b/>
+          <w:bCs/>
+        </w:rPr>
+      </w:pPr>
       <w:r>
         <w:rPr>
           <w:b/>
           <w:bCs/>
         </w:rPr>
-        <w:t>Bottom line:</w:t>
-      </w:r>
-      <w:r>
-        <w:t xml:space="preserve"> A broadly constructive week with strong participation and leadership from </w:t>
-      </w:r>
-      <w:r>
-        <w:rPr>
-          <w:b/>
-          <w:bCs/>
-        </w:rPr>
-        <w:t>Technology, Consumer Discretionary, Staples, and Real Estate</w:t>
-      </w:r>
-      <w:r>
-        <w:t xml:space="preserve">, while </w:t>
-      </w:r>
-      <w:r>
-        <w:rPr>
-          <w:b/>
-          <w:bCs/>
-        </w:rPr>
-        <w:t>Financials</w:t>
-      </w:r>
-      <w:r>
-        <w:t xml:space="preserve"> lagged and </w:t>
-      </w:r>
-      <w:r>
-        <w:rPr>
-          <w:b/>
-          <w:bCs/>
-        </w:rPr>
-        <w:t>Energy</w:t>
-      </w:r>
-      <w:r>
-        <w:t xml:space="preserve"> softened. Macro posture — </w:t>
-      </w:r>
-      <w:r>
-        <w:rPr>
-          <w:b/>
-          <w:bCs/>
-        </w:rPr>
-        <w:t>gold bid, USD softer, yields easing, and bonds firm while the energy complex slips</w:t>
-      </w:r>
-      <w:r>
-        <w:t xml:space="preserve"> — points to </w:t>
-      </w:r>
-      <w:r>
-        <w:rPr>
-          <w:b/>
-          <w:bCs/>
-        </w:rPr>
-        <w:t>steady growth with cooling inflation pressures</w:t>
-      </w:r>
-      <w:r>
-        <w:t xml:space="preserve">, a setup that continues to </w:t>
-      </w:r>
-      <w:r>
-        <w:rPr>
-          <w:b/>
-          <w:bCs/>
-        </w:rPr>
-        <w:t>favor growth and quality exposures</w:t>
-      </w:r>
-      <w:r>
-        <w:t xml:space="preserve"> over value and cyclicals.</w:t>
+        <w:t>Bottom line: Broadly constructive tape with strong participation. Leadership leans toward Tech, Energy, Health Care, Industrials, Materials, and Financials, while Staples is flat and Utilities/Real Estate/Comm Services are only modestly positive. Macro posture — gold bid, yields easing, USD and bonds essentially flat, and the energy complex bid — suggests steadier growth with moderating inflation pressures, a backdrop supportive of risk assets and cyclical exposure with ongoing rotation toward quality growth.</w:t>
       </w:r>
     </w:p>
     <w:p/>
@@ -5494,6 +5466,155 @@
     </w:lvl>
   </w:abstractNum>
   <w:abstractNum w:abstractNumId="34" w15:restartNumberingAfterBreak="0">
+    <w:nsid w:val="3E557271"/>
+    <w:multiLevelType w:val="multilevel"/>
+    <w:tmpl w:val="40D20E74"/>
+    <w:lvl w:ilvl="0">
+      <w:start w:val="1"/>
+      <w:numFmt w:val="bullet"/>
+      <w:lvlText w:val=""/>
+      <w:lvlJc w:val="left"/>
+      <w:pPr>
+        <w:tabs>
+          <w:tab w:val="num" w:pos="720"/>
+        </w:tabs>
+        <w:ind w:left="720" w:hanging="360"/>
+      </w:pPr>
+      <w:rPr>
+        <w:rFonts w:ascii="Symbol" w:hAnsi="Symbol" w:hint="default"/>
+        <w:sz w:val="20"/>
+      </w:rPr>
+    </w:lvl>
+    <w:lvl w:ilvl="1" w:tentative="1">
+      <w:start w:val="1"/>
+      <w:numFmt w:val="bullet"/>
+      <w:lvlText w:val="o"/>
+      <w:lvlJc w:val="left"/>
+      <w:pPr>
+        <w:tabs>
+          <w:tab w:val="num" w:pos="1440"/>
+        </w:tabs>
+        <w:ind w:left="1440" w:hanging="360"/>
+      </w:pPr>
+      <w:rPr>
+        <w:rFonts w:ascii="Courier New" w:hAnsi="Courier New" w:hint="default"/>
+        <w:sz w:val="20"/>
+      </w:rPr>
+    </w:lvl>
+    <w:lvl w:ilvl="2" w:tentative="1">
+      <w:start w:val="1"/>
+      <w:numFmt w:val="bullet"/>
+      <w:lvlText w:val=""/>
+      <w:lvlJc w:val="left"/>
+      <w:pPr>
+        <w:tabs>
+          <w:tab w:val="num" w:pos="2160"/>
+        </w:tabs>
+        <w:ind w:left="2160" w:hanging="360"/>
+      </w:pPr>
+      <w:rPr>
+        <w:rFonts w:ascii="Wingdings" w:hAnsi="Wingdings" w:hint="default"/>
+        <w:sz w:val="20"/>
+      </w:rPr>
+    </w:lvl>
+    <w:lvl w:ilvl="3" w:tentative="1">
+      <w:start w:val="1"/>
+      <w:numFmt w:val="bullet"/>
+      <w:lvlText w:val=""/>
+      <w:lvlJc w:val="left"/>
+      <w:pPr>
+        <w:tabs>
+          <w:tab w:val="num" w:pos="2880"/>
+        </w:tabs>
+        <w:ind w:left="2880" w:hanging="360"/>
+      </w:pPr>
+      <w:rPr>
+        <w:rFonts w:ascii="Wingdings" w:hAnsi="Wingdings" w:hint="default"/>
+        <w:sz w:val="20"/>
+      </w:rPr>
+    </w:lvl>
+    <w:lvl w:ilvl="4" w:tentative="1">
+      <w:start w:val="1"/>
+      <w:numFmt w:val="bullet"/>
+      <w:lvlText w:val=""/>
+      <w:lvlJc w:val="left"/>
+      <w:pPr>
+        <w:tabs>
+          <w:tab w:val="num" w:pos="3600"/>
+        </w:tabs>
+        <w:ind w:left="3600" w:hanging="360"/>
+      </w:pPr>
+      <w:rPr>
+        <w:rFonts w:ascii="Wingdings" w:hAnsi="Wingdings" w:hint="default"/>
+        <w:sz w:val="20"/>
+      </w:rPr>
+    </w:lvl>
+    <w:lvl w:ilvl="5" w:tentative="1">
+      <w:start w:val="1"/>
+      <w:numFmt w:val="bullet"/>
+      <w:lvlText w:val=""/>
+      <w:lvlJc w:val="left"/>
+      <w:pPr>
+        <w:tabs>
+          <w:tab w:val="num" w:pos="4320"/>
+        </w:tabs>
+        <w:ind w:left="4320" w:hanging="360"/>
+      </w:pPr>
+      <w:rPr>
+        <w:rFonts w:ascii="Wingdings" w:hAnsi="Wingdings" w:hint="default"/>
+        <w:sz w:val="20"/>
+      </w:rPr>
+    </w:lvl>
+    <w:lvl w:ilvl="6" w:tentative="1">
+      <w:start w:val="1"/>
+      <w:numFmt w:val="bullet"/>
+      <w:lvlText w:val=""/>
+      <w:lvlJc w:val="left"/>
+      <w:pPr>
+        <w:tabs>
+          <w:tab w:val="num" w:pos="5040"/>
+        </w:tabs>
+        <w:ind w:left="5040" w:hanging="360"/>
+      </w:pPr>
+      <w:rPr>
+        <w:rFonts w:ascii="Wingdings" w:hAnsi="Wingdings" w:hint="default"/>
+        <w:sz w:val="20"/>
+      </w:rPr>
+    </w:lvl>
+    <w:lvl w:ilvl="7" w:tentative="1">
+      <w:start w:val="1"/>
+      <w:numFmt w:val="bullet"/>
+      <w:lvlText w:val=""/>
+      <w:lvlJc w:val="left"/>
+      <w:pPr>
+        <w:tabs>
+          <w:tab w:val="num" w:pos="5760"/>
+        </w:tabs>
+        <w:ind w:left="5760" w:hanging="360"/>
+      </w:pPr>
+      <w:rPr>
+        <w:rFonts w:ascii="Wingdings" w:hAnsi="Wingdings" w:hint="default"/>
+        <w:sz w:val="20"/>
+      </w:rPr>
+    </w:lvl>
+    <w:lvl w:ilvl="8" w:tentative="1">
+      <w:start w:val="1"/>
+      <w:numFmt w:val="bullet"/>
+      <w:lvlText w:val=""/>
+      <w:lvlJc w:val="left"/>
+      <w:pPr>
+        <w:tabs>
+          <w:tab w:val="num" w:pos="6480"/>
+        </w:tabs>
+        <w:ind w:left="6480" w:hanging="360"/>
+      </w:pPr>
+      <w:rPr>
+        <w:rFonts w:ascii="Wingdings" w:hAnsi="Wingdings" w:hint="default"/>
+        <w:sz w:val="20"/>
+      </w:rPr>
+    </w:lvl>
+  </w:abstractNum>
+  <w:abstractNum w:abstractNumId="35" w15:restartNumberingAfterBreak="0">
     <w:nsid w:val="3F362D47"/>
     <w:multiLevelType w:val="multilevel"/>
     <w:tmpl w:val="88CA522A"/>
@@ -5642,7 +5763,7 @@
       </w:rPr>
     </w:lvl>
   </w:abstractNum>
-  <w:abstractNum w:abstractNumId="35" w15:restartNumberingAfterBreak="0">
+  <w:abstractNum w:abstractNumId="36" w15:restartNumberingAfterBreak="0">
     <w:nsid w:val="42502BE5"/>
     <w:multiLevelType w:val="multilevel"/>
     <w:tmpl w:val="5DBEB6B4"/>
@@ -5791,7 +5912,7 @@
       </w:rPr>
     </w:lvl>
   </w:abstractNum>
-  <w:abstractNum w:abstractNumId="36" w15:restartNumberingAfterBreak="0">
+  <w:abstractNum w:abstractNumId="37" w15:restartNumberingAfterBreak="0">
     <w:nsid w:val="44873036"/>
     <w:multiLevelType w:val="multilevel"/>
     <w:tmpl w:val="84FC20F4"/>
@@ -5940,7 +6061,7 @@
       </w:rPr>
     </w:lvl>
   </w:abstractNum>
-  <w:abstractNum w:abstractNumId="37" w15:restartNumberingAfterBreak="0">
+  <w:abstractNum w:abstractNumId="38" w15:restartNumberingAfterBreak="0">
     <w:nsid w:val="46597918"/>
     <w:multiLevelType w:val="multilevel"/>
     <w:tmpl w:val="C21C4840"/>
@@ -6089,7 +6210,7 @@
       </w:rPr>
     </w:lvl>
   </w:abstractNum>
-  <w:abstractNum w:abstractNumId="38" w15:restartNumberingAfterBreak="0">
+  <w:abstractNum w:abstractNumId="39" w15:restartNumberingAfterBreak="0">
     <w:nsid w:val="48C97CF2"/>
     <w:multiLevelType w:val="multilevel"/>
     <w:tmpl w:val="351A9F9A"/>
@@ -6238,7 +6359,7 @@
       </w:rPr>
     </w:lvl>
   </w:abstractNum>
-  <w:abstractNum w:abstractNumId="39" w15:restartNumberingAfterBreak="0">
+  <w:abstractNum w:abstractNumId="40" w15:restartNumberingAfterBreak="0">
     <w:nsid w:val="49421EC4"/>
     <w:multiLevelType w:val="multilevel"/>
     <w:tmpl w:val="1070D884"/>
@@ -6387,7 +6508,7 @@
       </w:rPr>
     </w:lvl>
   </w:abstractNum>
-  <w:abstractNum w:abstractNumId="40" w15:restartNumberingAfterBreak="0">
+  <w:abstractNum w:abstractNumId="41" w15:restartNumberingAfterBreak="0">
     <w:nsid w:val="49BE432E"/>
     <w:multiLevelType w:val="multilevel"/>
     <w:tmpl w:val="F31895E0"/>
@@ -6536,7 +6657,7 @@
       </w:rPr>
     </w:lvl>
   </w:abstractNum>
-  <w:abstractNum w:abstractNumId="41" w15:restartNumberingAfterBreak="0">
+  <w:abstractNum w:abstractNumId="42" w15:restartNumberingAfterBreak="0">
     <w:nsid w:val="4A0B5282"/>
     <w:multiLevelType w:val="multilevel"/>
     <w:tmpl w:val="100E6A78"/>
@@ -6685,7 +6806,7 @@
       </w:rPr>
     </w:lvl>
   </w:abstractNum>
-  <w:abstractNum w:abstractNumId="42" w15:restartNumberingAfterBreak="0">
+  <w:abstractNum w:abstractNumId="43" w15:restartNumberingAfterBreak="0">
     <w:nsid w:val="4A10123B"/>
     <w:multiLevelType w:val="multilevel"/>
     <w:tmpl w:val="1C4E60F8"/>
@@ -6834,7 +6955,7 @@
       </w:rPr>
     </w:lvl>
   </w:abstractNum>
-  <w:abstractNum w:abstractNumId="43" w15:restartNumberingAfterBreak="0">
+  <w:abstractNum w:abstractNumId="44" w15:restartNumberingAfterBreak="0">
     <w:nsid w:val="4D6D2000"/>
     <w:multiLevelType w:val="multilevel"/>
     <w:tmpl w:val="D222DEEC"/>
@@ -6983,7 +7104,7 @@
       </w:rPr>
     </w:lvl>
   </w:abstractNum>
-  <w:abstractNum w:abstractNumId="44" w15:restartNumberingAfterBreak="0">
+  <w:abstractNum w:abstractNumId="45" w15:restartNumberingAfterBreak="0">
     <w:nsid w:val="4E7C38B9"/>
     <w:multiLevelType w:val="multilevel"/>
     <w:tmpl w:val="BA9A3C7A"/>
@@ -7132,7 +7253,156 @@
       </w:rPr>
     </w:lvl>
   </w:abstractNum>
-  <w:abstractNum w:abstractNumId="45" w15:restartNumberingAfterBreak="0">
+  <w:abstractNum w:abstractNumId="46" w15:restartNumberingAfterBreak="0">
+    <w:nsid w:val="4F09519E"/>
+    <w:multiLevelType w:val="multilevel"/>
+    <w:tmpl w:val="9C5E3572"/>
+    <w:lvl w:ilvl="0">
+      <w:start w:val="1"/>
+      <w:numFmt w:val="bullet"/>
+      <w:lvlText w:val=""/>
+      <w:lvlJc w:val="left"/>
+      <w:pPr>
+        <w:tabs>
+          <w:tab w:val="num" w:pos="720"/>
+        </w:tabs>
+        <w:ind w:left="720" w:hanging="360"/>
+      </w:pPr>
+      <w:rPr>
+        <w:rFonts w:ascii="Symbol" w:hAnsi="Symbol" w:hint="default"/>
+        <w:sz w:val="20"/>
+      </w:rPr>
+    </w:lvl>
+    <w:lvl w:ilvl="1" w:tentative="1">
+      <w:start w:val="1"/>
+      <w:numFmt w:val="bullet"/>
+      <w:lvlText w:val="o"/>
+      <w:lvlJc w:val="left"/>
+      <w:pPr>
+        <w:tabs>
+          <w:tab w:val="num" w:pos="1440"/>
+        </w:tabs>
+        <w:ind w:left="1440" w:hanging="360"/>
+      </w:pPr>
+      <w:rPr>
+        <w:rFonts w:ascii="Courier New" w:hAnsi="Courier New" w:hint="default"/>
+        <w:sz w:val="20"/>
+      </w:rPr>
+    </w:lvl>
+    <w:lvl w:ilvl="2" w:tentative="1">
+      <w:start w:val="1"/>
+      <w:numFmt w:val="bullet"/>
+      <w:lvlText w:val=""/>
+      <w:lvlJc w:val="left"/>
+      <w:pPr>
+        <w:tabs>
+          <w:tab w:val="num" w:pos="2160"/>
+        </w:tabs>
+        <w:ind w:left="2160" w:hanging="360"/>
+      </w:pPr>
+      <w:rPr>
+        <w:rFonts w:ascii="Wingdings" w:hAnsi="Wingdings" w:hint="default"/>
+        <w:sz w:val="20"/>
+      </w:rPr>
+    </w:lvl>
+    <w:lvl w:ilvl="3" w:tentative="1">
+      <w:start w:val="1"/>
+      <w:numFmt w:val="bullet"/>
+      <w:lvlText w:val=""/>
+      <w:lvlJc w:val="left"/>
+      <w:pPr>
+        <w:tabs>
+          <w:tab w:val="num" w:pos="2880"/>
+        </w:tabs>
+        <w:ind w:left="2880" w:hanging="360"/>
+      </w:pPr>
+      <w:rPr>
+        <w:rFonts w:ascii="Wingdings" w:hAnsi="Wingdings" w:hint="default"/>
+        <w:sz w:val="20"/>
+      </w:rPr>
+    </w:lvl>
+    <w:lvl w:ilvl="4" w:tentative="1">
+      <w:start w:val="1"/>
+      <w:numFmt w:val="bullet"/>
+      <w:lvlText w:val=""/>
+      <w:lvlJc w:val="left"/>
+      <w:pPr>
+        <w:tabs>
+          <w:tab w:val="num" w:pos="3600"/>
+        </w:tabs>
+        <w:ind w:left="3600" w:hanging="360"/>
+      </w:pPr>
+      <w:rPr>
+        <w:rFonts w:ascii="Wingdings" w:hAnsi="Wingdings" w:hint="default"/>
+        <w:sz w:val="20"/>
+      </w:rPr>
+    </w:lvl>
+    <w:lvl w:ilvl="5" w:tentative="1">
+      <w:start w:val="1"/>
+      <w:numFmt w:val="bullet"/>
+      <w:lvlText w:val=""/>
+      <w:lvlJc w:val="left"/>
+      <w:pPr>
+        <w:tabs>
+          <w:tab w:val="num" w:pos="4320"/>
+        </w:tabs>
+        <w:ind w:left="4320" w:hanging="360"/>
+      </w:pPr>
+      <w:rPr>
+        <w:rFonts w:ascii="Wingdings" w:hAnsi="Wingdings" w:hint="default"/>
+        <w:sz w:val="20"/>
+      </w:rPr>
+    </w:lvl>
+    <w:lvl w:ilvl="6" w:tentative="1">
+      <w:start w:val="1"/>
+      <w:numFmt w:val="bullet"/>
+      <w:lvlText w:val=""/>
+      <w:lvlJc w:val="left"/>
+      <w:pPr>
+        <w:tabs>
+          <w:tab w:val="num" w:pos="5040"/>
+        </w:tabs>
+        <w:ind w:left="5040" w:hanging="360"/>
+      </w:pPr>
+      <w:rPr>
+        <w:rFonts w:ascii="Wingdings" w:hAnsi="Wingdings" w:hint="default"/>
+        <w:sz w:val="20"/>
+      </w:rPr>
+    </w:lvl>
+    <w:lvl w:ilvl="7" w:tentative="1">
+      <w:start w:val="1"/>
+      <w:numFmt w:val="bullet"/>
+      <w:lvlText w:val=""/>
+      <w:lvlJc w:val="left"/>
+      <w:pPr>
+        <w:tabs>
+          <w:tab w:val="num" w:pos="5760"/>
+        </w:tabs>
+        <w:ind w:left="5760" w:hanging="360"/>
+      </w:pPr>
+      <w:rPr>
+        <w:rFonts w:ascii="Wingdings" w:hAnsi="Wingdings" w:hint="default"/>
+        <w:sz w:val="20"/>
+      </w:rPr>
+    </w:lvl>
+    <w:lvl w:ilvl="8" w:tentative="1">
+      <w:start w:val="1"/>
+      <w:numFmt w:val="bullet"/>
+      <w:lvlText w:val=""/>
+      <w:lvlJc w:val="left"/>
+      <w:pPr>
+        <w:tabs>
+          <w:tab w:val="num" w:pos="6480"/>
+        </w:tabs>
+        <w:ind w:left="6480" w:hanging="360"/>
+      </w:pPr>
+      <w:rPr>
+        <w:rFonts w:ascii="Wingdings" w:hAnsi="Wingdings" w:hint="default"/>
+        <w:sz w:val="20"/>
+      </w:rPr>
+    </w:lvl>
+  </w:abstractNum>
+  <w:abstractNum w:abstractNumId="47" w15:restartNumberingAfterBreak="0">
     <w:nsid w:val="4FEF4869"/>
     <w:multiLevelType w:val="multilevel"/>
     <w:tmpl w:val="2D765E3E"/>
@@ -7281,7 +7551,7 @@
       </w:rPr>
     </w:lvl>
   </w:abstractNum>
-  <w:abstractNum w:abstractNumId="46" w15:restartNumberingAfterBreak="0">
+  <w:abstractNum w:abstractNumId="48" w15:restartNumberingAfterBreak="0">
     <w:nsid w:val="50BC754F"/>
     <w:multiLevelType w:val="multilevel"/>
     <w:tmpl w:val="303CBAB8"/>
@@ -7430,7 +7700,7 @@
       </w:rPr>
     </w:lvl>
   </w:abstractNum>
-  <w:abstractNum w:abstractNumId="47" w15:restartNumberingAfterBreak="0">
+  <w:abstractNum w:abstractNumId="49" w15:restartNumberingAfterBreak="0">
     <w:nsid w:val="50C25A8A"/>
     <w:multiLevelType w:val="multilevel"/>
     <w:tmpl w:val="63681E62"/>
@@ -7579,7 +7849,7 @@
       </w:rPr>
     </w:lvl>
   </w:abstractNum>
-  <w:abstractNum w:abstractNumId="48" w15:restartNumberingAfterBreak="0">
+  <w:abstractNum w:abstractNumId="50" w15:restartNumberingAfterBreak="0">
     <w:nsid w:val="53553BBE"/>
     <w:multiLevelType w:val="multilevel"/>
     <w:tmpl w:val="303240CC"/>
@@ -7728,7 +7998,7 @@
       </w:rPr>
     </w:lvl>
   </w:abstractNum>
-  <w:abstractNum w:abstractNumId="49" w15:restartNumberingAfterBreak="0">
+  <w:abstractNum w:abstractNumId="51" w15:restartNumberingAfterBreak="0">
     <w:nsid w:val="54395CA3"/>
     <w:multiLevelType w:val="multilevel"/>
     <w:tmpl w:val="45461CF0"/>
@@ -7877,7 +8147,7 @@
       </w:rPr>
     </w:lvl>
   </w:abstractNum>
-  <w:abstractNum w:abstractNumId="50" w15:restartNumberingAfterBreak="0">
+  <w:abstractNum w:abstractNumId="52" w15:restartNumberingAfterBreak="0">
     <w:nsid w:val="554A2D8C"/>
     <w:multiLevelType w:val="multilevel"/>
     <w:tmpl w:val="030AEED4"/>
@@ -8026,7 +8296,7 @@
       </w:rPr>
     </w:lvl>
   </w:abstractNum>
-  <w:abstractNum w:abstractNumId="51" w15:restartNumberingAfterBreak="0">
+  <w:abstractNum w:abstractNumId="53" w15:restartNumberingAfterBreak="0">
     <w:nsid w:val="55F84D00"/>
     <w:multiLevelType w:val="multilevel"/>
     <w:tmpl w:val="92C4E180"/>
@@ -8175,7 +8445,7 @@
       </w:rPr>
     </w:lvl>
   </w:abstractNum>
-  <w:abstractNum w:abstractNumId="52" w15:restartNumberingAfterBreak="0">
+  <w:abstractNum w:abstractNumId="54" w15:restartNumberingAfterBreak="0">
     <w:nsid w:val="5918416D"/>
     <w:multiLevelType w:val="multilevel"/>
     <w:tmpl w:val="7160D344"/>
@@ -8324,7 +8594,7 @@
       </w:rPr>
     </w:lvl>
   </w:abstractNum>
-  <w:abstractNum w:abstractNumId="53" w15:restartNumberingAfterBreak="0">
+  <w:abstractNum w:abstractNumId="55" w15:restartNumberingAfterBreak="0">
     <w:nsid w:val="5AD277F9"/>
     <w:multiLevelType w:val="multilevel"/>
     <w:tmpl w:val="BE649556"/>
@@ -8473,7 +8743,7 @@
       </w:rPr>
     </w:lvl>
   </w:abstractNum>
-  <w:abstractNum w:abstractNumId="54" w15:restartNumberingAfterBreak="0">
+  <w:abstractNum w:abstractNumId="56" w15:restartNumberingAfterBreak="0">
     <w:nsid w:val="5BF879E1"/>
     <w:multiLevelType w:val="multilevel"/>
     <w:tmpl w:val="E3B8BB16"/>
@@ -8622,7 +8892,7 @@
       </w:rPr>
     </w:lvl>
   </w:abstractNum>
-  <w:abstractNum w:abstractNumId="55" w15:restartNumberingAfterBreak="0">
+  <w:abstractNum w:abstractNumId="57" w15:restartNumberingAfterBreak="0">
     <w:nsid w:val="5C9754B6"/>
     <w:multiLevelType w:val="multilevel"/>
     <w:tmpl w:val="264E015C"/>
@@ -8771,7 +9041,7 @@
       </w:rPr>
     </w:lvl>
   </w:abstractNum>
-  <w:abstractNum w:abstractNumId="56" w15:restartNumberingAfterBreak="0">
+  <w:abstractNum w:abstractNumId="58" w15:restartNumberingAfterBreak="0">
     <w:nsid w:val="602C3B96"/>
     <w:multiLevelType w:val="multilevel"/>
     <w:tmpl w:val="31A614BC"/>
@@ -8920,7 +9190,7 @@
       </w:rPr>
     </w:lvl>
   </w:abstractNum>
-  <w:abstractNum w:abstractNumId="57" w15:restartNumberingAfterBreak="0">
+  <w:abstractNum w:abstractNumId="59" w15:restartNumberingAfterBreak="0">
     <w:nsid w:val="622E43AB"/>
     <w:multiLevelType w:val="multilevel"/>
     <w:tmpl w:val="6D826FDC"/>
@@ -9069,7 +9339,7 @@
       </w:rPr>
     </w:lvl>
   </w:abstractNum>
-  <w:abstractNum w:abstractNumId="58" w15:restartNumberingAfterBreak="0">
+  <w:abstractNum w:abstractNumId="60" w15:restartNumberingAfterBreak="0">
     <w:nsid w:val="63434C85"/>
     <w:multiLevelType w:val="multilevel"/>
     <w:tmpl w:val="8FD2FD16"/>
@@ -9218,7 +9488,7 @@
       </w:rPr>
     </w:lvl>
   </w:abstractNum>
-  <w:abstractNum w:abstractNumId="59" w15:restartNumberingAfterBreak="0">
+  <w:abstractNum w:abstractNumId="61" w15:restartNumberingAfterBreak="0">
     <w:nsid w:val="663131E0"/>
     <w:multiLevelType w:val="multilevel"/>
     <w:tmpl w:val="1E82DB90"/>
@@ -9367,7 +9637,7 @@
       </w:rPr>
     </w:lvl>
   </w:abstractNum>
-  <w:abstractNum w:abstractNumId="60" w15:restartNumberingAfterBreak="0">
+  <w:abstractNum w:abstractNumId="62" w15:restartNumberingAfterBreak="0">
     <w:nsid w:val="676E4319"/>
     <w:multiLevelType w:val="multilevel"/>
     <w:tmpl w:val="D38640E0"/>
@@ -9516,7 +9786,7 @@
       </w:rPr>
     </w:lvl>
   </w:abstractNum>
-  <w:abstractNum w:abstractNumId="61" w15:restartNumberingAfterBreak="0">
+  <w:abstractNum w:abstractNumId="63" w15:restartNumberingAfterBreak="0">
     <w:nsid w:val="692F6CB1"/>
     <w:multiLevelType w:val="multilevel"/>
     <w:tmpl w:val="1AD0F7F2"/>
@@ -9665,7 +9935,7 @@
       </w:rPr>
     </w:lvl>
   </w:abstractNum>
-  <w:abstractNum w:abstractNumId="62" w15:restartNumberingAfterBreak="0">
+  <w:abstractNum w:abstractNumId="64" w15:restartNumberingAfterBreak="0">
     <w:nsid w:val="6B15464F"/>
     <w:multiLevelType w:val="multilevel"/>
     <w:tmpl w:val="FADC7F60"/>
@@ -9814,7 +10084,7 @@
       </w:rPr>
     </w:lvl>
   </w:abstractNum>
-  <w:abstractNum w:abstractNumId="63" w15:restartNumberingAfterBreak="0">
+  <w:abstractNum w:abstractNumId="65" w15:restartNumberingAfterBreak="0">
     <w:nsid w:val="6C3278C9"/>
     <w:multiLevelType w:val="multilevel"/>
     <w:tmpl w:val="2E84CDE6"/>
@@ -9963,7 +10233,7 @@
       </w:rPr>
     </w:lvl>
   </w:abstractNum>
-  <w:abstractNum w:abstractNumId="64" w15:restartNumberingAfterBreak="0">
+  <w:abstractNum w:abstractNumId="66" w15:restartNumberingAfterBreak="0">
     <w:nsid w:val="6D982CB9"/>
     <w:multiLevelType w:val="multilevel"/>
     <w:tmpl w:val="EFA65B1E"/>
@@ -10112,7 +10382,7 @@
       </w:rPr>
     </w:lvl>
   </w:abstractNum>
-  <w:abstractNum w:abstractNumId="65" w15:restartNumberingAfterBreak="0">
+  <w:abstractNum w:abstractNumId="67" w15:restartNumberingAfterBreak="0">
     <w:nsid w:val="77F70E72"/>
     <w:multiLevelType w:val="multilevel"/>
     <w:tmpl w:val="CA4A179E"/>
@@ -10268,13 +10538,13 @@
     <w:abstractNumId w:val="1"/>
   </w:num>
   <w:num w:numId="3" w16cid:durableId="1233933601">
-    <w:abstractNumId w:val="44"/>
+    <w:abstractNumId w:val="45"/>
   </w:num>
   <w:num w:numId="4" w16cid:durableId="500435007">
     <w:abstractNumId w:val="8"/>
   </w:num>
   <w:num w:numId="5" w16cid:durableId="1033847455">
-    <w:abstractNumId w:val="65"/>
+    <w:abstractNumId w:val="67"/>
   </w:num>
   <w:num w:numId="6" w16cid:durableId="267081670">
     <w:abstractNumId w:val="19"/>
@@ -10283,22 +10553,22 @@
     <w:abstractNumId w:val="7"/>
   </w:num>
   <w:num w:numId="8" w16cid:durableId="1135759933">
-    <w:abstractNumId w:val="53"/>
+    <w:abstractNumId w:val="55"/>
   </w:num>
   <w:num w:numId="9" w16cid:durableId="442268721">
-    <w:abstractNumId w:val="40"/>
+    <w:abstractNumId w:val="41"/>
   </w:num>
   <w:num w:numId="10" w16cid:durableId="691494407">
-    <w:abstractNumId w:val="38"/>
+    <w:abstractNumId w:val="39"/>
   </w:num>
   <w:num w:numId="11" w16cid:durableId="1705208919">
-    <w:abstractNumId w:val="39"/>
+    <w:abstractNumId w:val="40"/>
   </w:num>
   <w:num w:numId="12" w16cid:durableId="401762157">
     <w:abstractNumId w:val="11"/>
   </w:num>
   <w:num w:numId="13" w16cid:durableId="967707405">
-    <w:abstractNumId w:val="34"/>
+    <w:abstractNumId w:val="35"/>
   </w:num>
   <w:num w:numId="14" w16cid:durableId="2070766778">
     <w:abstractNumId w:val="27"/>
@@ -10310,10 +10580,10 @@
     <w:abstractNumId w:val="22"/>
   </w:num>
   <w:num w:numId="17" w16cid:durableId="1612980622">
-    <w:abstractNumId w:val="59"/>
+    <w:abstractNumId w:val="61"/>
   </w:num>
   <w:num w:numId="18" w16cid:durableId="2093504055">
-    <w:abstractNumId w:val="64"/>
+    <w:abstractNumId w:val="66"/>
   </w:num>
   <w:num w:numId="19" w16cid:durableId="344942916">
     <w:abstractNumId w:val="16"/>
@@ -10322,16 +10592,16 @@
     <w:abstractNumId w:val="10"/>
   </w:num>
   <w:num w:numId="21" w16cid:durableId="1645238814">
-    <w:abstractNumId w:val="43"/>
+    <w:abstractNumId w:val="44"/>
   </w:num>
   <w:num w:numId="22" w16cid:durableId="1129937329">
     <w:abstractNumId w:val="4"/>
   </w:num>
   <w:num w:numId="23" w16cid:durableId="1723820948">
-    <w:abstractNumId w:val="50"/>
+    <w:abstractNumId w:val="52"/>
   </w:num>
   <w:num w:numId="24" w16cid:durableId="837844535">
-    <w:abstractNumId w:val="60"/>
+    <w:abstractNumId w:val="62"/>
   </w:num>
   <w:num w:numId="25" w16cid:durableId="1206138890">
     <w:abstractNumId w:val="32"/>
@@ -10340,19 +10610,19 @@
     <w:abstractNumId w:val="15"/>
   </w:num>
   <w:num w:numId="27" w16cid:durableId="728844960">
-    <w:abstractNumId w:val="52"/>
+    <w:abstractNumId w:val="54"/>
   </w:num>
   <w:num w:numId="28" w16cid:durableId="2125732567">
     <w:abstractNumId w:val="24"/>
   </w:num>
   <w:num w:numId="29" w16cid:durableId="1130200202">
-    <w:abstractNumId w:val="42"/>
+    <w:abstractNumId w:val="43"/>
   </w:num>
   <w:num w:numId="30" w16cid:durableId="996155671">
     <w:abstractNumId w:val="13"/>
   </w:num>
   <w:num w:numId="31" w16cid:durableId="255018716">
-    <w:abstractNumId w:val="48"/>
+    <w:abstractNumId w:val="50"/>
   </w:num>
   <w:num w:numId="32" w16cid:durableId="589236997">
     <w:abstractNumId w:val="29"/>
@@ -10361,43 +10631,43 @@
     <w:abstractNumId w:val="26"/>
   </w:num>
   <w:num w:numId="34" w16cid:durableId="2071804065">
-    <w:abstractNumId w:val="58"/>
+    <w:abstractNumId w:val="60"/>
   </w:num>
   <w:num w:numId="35" w16cid:durableId="122039934">
     <w:abstractNumId w:val="5"/>
   </w:num>
   <w:num w:numId="36" w16cid:durableId="2032487416">
-    <w:abstractNumId w:val="41"/>
+    <w:abstractNumId w:val="42"/>
   </w:num>
   <w:num w:numId="37" w16cid:durableId="378356238">
     <w:abstractNumId w:val="33"/>
   </w:num>
   <w:num w:numId="38" w16cid:durableId="1156873658">
-    <w:abstractNumId w:val="51"/>
+    <w:abstractNumId w:val="53"/>
   </w:num>
   <w:num w:numId="39" w16cid:durableId="2139488727">
     <w:abstractNumId w:val="0"/>
   </w:num>
   <w:num w:numId="40" w16cid:durableId="1205026630">
-    <w:abstractNumId w:val="49"/>
+    <w:abstractNumId w:val="51"/>
   </w:num>
   <w:num w:numId="41" w16cid:durableId="1556621885">
-    <w:abstractNumId w:val="61"/>
+    <w:abstractNumId w:val="63"/>
   </w:num>
   <w:num w:numId="42" w16cid:durableId="1045759592">
     <w:abstractNumId w:val="25"/>
   </w:num>
   <w:num w:numId="43" w16cid:durableId="958299808">
-    <w:abstractNumId w:val="36"/>
+    <w:abstractNumId w:val="37"/>
   </w:num>
   <w:num w:numId="44" w16cid:durableId="710349800">
     <w:abstractNumId w:val="18"/>
   </w:num>
   <w:num w:numId="45" w16cid:durableId="1794597509">
-    <w:abstractNumId w:val="46"/>
+    <w:abstractNumId w:val="48"/>
   </w:num>
   <w:num w:numId="46" w16cid:durableId="64378303">
-    <w:abstractNumId w:val="45"/>
+    <w:abstractNumId w:val="47"/>
   </w:num>
   <w:num w:numId="47" w16cid:durableId="1316834643">
     <w:abstractNumId w:val="12"/>
@@ -10412,10 +10682,10 @@
     <w:abstractNumId w:val="14"/>
   </w:num>
   <w:num w:numId="51" w16cid:durableId="1913154872">
-    <w:abstractNumId w:val="54"/>
+    <w:abstractNumId w:val="56"/>
   </w:num>
   <w:num w:numId="52" w16cid:durableId="2006592377">
-    <w:abstractNumId w:val="47"/>
+    <w:abstractNumId w:val="49"/>
   </w:num>
   <w:num w:numId="53" w16cid:durableId="1593011183">
     <w:abstractNumId w:val="31"/>
@@ -10427,13 +10697,13 @@
     <w:abstractNumId w:val="6"/>
   </w:num>
   <w:num w:numId="56" w16cid:durableId="1259099871">
-    <w:abstractNumId w:val="63"/>
+    <w:abstractNumId w:val="65"/>
   </w:num>
   <w:num w:numId="57" w16cid:durableId="1563446839">
-    <w:abstractNumId w:val="56"/>
+    <w:abstractNumId w:val="58"/>
   </w:num>
   <w:num w:numId="58" w16cid:durableId="2146699421">
-    <w:abstractNumId w:val="62"/>
+    <w:abstractNumId w:val="64"/>
   </w:num>
   <w:num w:numId="59" w16cid:durableId="2121758611">
     <w:abstractNumId w:val="28"/>
@@ -10442,10 +10712,10 @@
     <w:abstractNumId w:val="2"/>
   </w:num>
   <w:num w:numId="61" w16cid:durableId="1230383125">
-    <w:abstractNumId w:val="35"/>
+    <w:abstractNumId w:val="36"/>
   </w:num>
   <w:num w:numId="62" w16cid:durableId="914893908">
-    <w:abstractNumId w:val="55"/>
+    <w:abstractNumId w:val="57"/>
   </w:num>
   <w:num w:numId="63" w16cid:durableId="1403025262">
     <w:abstractNumId w:val="9"/>
@@ -10454,10 +10724,16 @@
     <w:abstractNumId w:val="17"/>
   </w:num>
   <w:num w:numId="65" w16cid:durableId="443110267">
-    <w:abstractNumId w:val="37"/>
+    <w:abstractNumId w:val="38"/>
   </w:num>
   <w:num w:numId="66" w16cid:durableId="1370255721">
-    <w:abstractNumId w:val="57"/>
+    <w:abstractNumId w:val="59"/>
+  </w:num>
+  <w:num w:numId="67" w16cid:durableId="1816994119">
+    <w:abstractNumId w:val="34"/>
+  </w:num>
+  <w:num w:numId="68" w16cid:durableId="1650943898">
+    <w:abstractNumId w:val="46"/>
   </w:num>
 </w:numbering>
 </file>

--- a/data/Market_Read_weekly.docx
+++ b/data/Market_Read_weekly.docx
@@ -8,7 +8,7 @@
           <w:b/>
           <w:bCs/>
         </w:rPr>
-        <w:t>Weekly Market Read: October 21, 2025</w:t>
+        <w:t>Weekly Market Read: October 22, 2025</w:t>
       </w:r>
     </w:p>
     <w:p>
@@ -30,7 +30,7 @@
       <w:pPr>
         <w:numPr>
           <w:ilvl w:val="0"/>
-          <w:numId w:val="1"/>
+          <w:numId w:val="3"/>
         </w:numPr>
       </w:pPr>
       <w:r>
@@ -41,14 +41,14 @@
         <w:t>Breadth:</w:t>
       </w:r>
       <w:r>
-        <w:t xml:space="preserve"> 73.5% of names are positive.</w:t>
+        <w:t xml:space="preserve"> 64.9% of names are positive.</w:t>
       </w:r>
     </w:p>
     <w:p>
       <w:pPr>
         <w:numPr>
           <w:ilvl w:val="0"/>
-          <w:numId w:val="1"/>
+          <w:numId w:val="3"/>
         </w:numPr>
       </w:pPr>
       <w:r>
@@ -59,14 +59,14 @@
         <w:t>Information Technology:</w:t>
       </w:r>
       <w:r>
-        <w:t xml:space="preserve"> firm (avg +2.1%).</w:t>
+        <w:t xml:space="preserve"> soft (avg +0.6%).</w:t>
       </w:r>
     </w:p>
     <w:p>
       <w:pPr>
         <w:numPr>
           <w:ilvl w:val="0"/>
-          <w:numId w:val="1"/>
+          <w:numId w:val="3"/>
         </w:numPr>
       </w:pPr>
       <w:r>
@@ -77,14 +77,14 @@
         <w:t>Industrials:</w:t>
       </w:r>
       <w:r>
-        <w:t xml:space="preserve"> firm (avg +2.2%).</w:t>
+        <w:t xml:space="preserve"> soft (avg +0.6%).</w:t>
       </w:r>
     </w:p>
     <w:p>
       <w:pPr>
         <w:numPr>
           <w:ilvl w:val="0"/>
-          <w:numId w:val="1"/>
+          <w:numId w:val="3"/>
         </w:numPr>
       </w:pPr>
       <w:r>
@@ -95,14 +95,14 @@
         <w:t>Consumer Staples:</w:t>
       </w:r>
       <w:r>
-        <w:t xml:space="preserve"> lagging (avg –0.5%).</w:t>
+        <w:t xml:space="preserve"> lagging (avg –0.2%).</w:t>
       </w:r>
     </w:p>
     <w:p>
       <w:pPr>
         <w:numPr>
           <w:ilvl w:val="0"/>
-          <w:numId w:val="1"/>
+          <w:numId w:val="3"/>
         </w:numPr>
       </w:pPr>
       <w:r>
@@ -113,14 +113,14 @@
         <w:t>Consumer Discretionary:</w:t>
       </w:r>
       <w:r>
-        <w:t xml:space="preserve"> leading (avg +2.4%).</w:t>
+        <w:t xml:space="preserve"> leading (avg +1.7%).</w:t>
       </w:r>
     </w:p>
     <w:p>
       <w:pPr>
         <w:numPr>
           <w:ilvl w:val="0"/>
-          <w:numId w:val="1"/>
+          <w:numId w:val="3"/>
         </w:numPr>
       </w:pPr>
       <w:r>
@@ -131,14 +131,14 @@
         <w:t>Financials:</w:t>
       </w:r>
       <w:r>
-        <w:t xml:space="preserve"> firm (avg +1.5%).</w:t>
+        <w:t xml:space="preserve"> firm (avg +0.9%).</w:t>
       </w:r>
     </w:p>
     <w:p>
       <w:pPr>
         <w:numPr>
           <w:ilvl w:val="0"/>
-          <w:numId w:val="1"/>
+          <w:numId w:val="3"/>
         </w:numPr>
       </w:pPr>
       <w:r>
@@ -149,14 +149,14 @@
         <w:t>Utilities:</w:t>
       </w:r>
       <w:r>
-        <w:t xml:space="preserve"> soft (avg –0.4%).</w:t>
+        <w:t xml:space="preserve"> lagging (avg –0.4%).</w:t>
       </w:r>
     </w:p>
     <w:p>
       <w:pPr>
         <w:numPr>
           <w:ilvl w:val="0"/>
-          <w:numId w:val="1"/>
+          <w:numId w:val="3"/>
         </w:numPr>
       </w:pPr>
       <w:r>
@@ -167,14 +167,14 @@
         <w:t>Real Estate:</w:t>
       </w:r>
       <w:r>
-        <w:t xml:space="preserve"> firm (avg +0.8%).</w:t>
+        <w:t xml:space="preserve"> firm (avg +1.4%).</w:t>
       </w:r>
     </w:p>
     <w:p>
       <w:pPr>
         <w:numPr>
           <w:ilvl w:val="0"/>
-          <w:numId w:val="1"/>
+          <w:numId w:val="3"/>
         </w:numPr>
       </w:pPr>
       <w:r>
@@ -192,7 +192,7 @@
       <w:pPr>
         <w:numPr>
           <w:ilvl w:val="0"/>
-          <w:numId w:val="1"/>
+          <w:numId w:val="3"/>
         </w:numPr>
       </w:pPr>
       <w:r>
@@ -203,14 +203,14 @@
         <w:t>Energy:</w:t>
       </w:r>
       <w:r>
-        <w:t xml:space="preserve"> firm (avg +1.6%).</w:t>
+        <w:t xml:space="preserve"> leading (avg +2.7%).</w:t>
       </w:r>
     </w:p>
     <w:p>
       <w:pPr>
         <w:numPr>
           <w:ilvl w:val="0"/>
-          <w:numId w:val="1"/>
+          <w:numId w:val="3"/>
         </w:numPr>
       </w:pPr>
       <w:r>
@@ -221,14 +221,14 @@
         <w:t>Health Care:</w:t>
       </w:r>
       <w:r>
-        <w:t xml:space="preserve"> firm (avg +2.0%).</w:t>
+        <w:t xml:space="preserve"> firm (avg +2.2%).</w:t>
       </w:r>
     </w:p>
     <w:p>
       <w:pPr>
         <w:numPr>
           <w:ilvl w:val="0"/>
-          <w:numId w:val="1"/>
+          <w:numId w:val="3"/>
         </w:numPr>
       </w:pPr>
       <w:r>
@@ -239,7 +239,7 @@
         <w:t>Communication Services:</w:t>
       </w:r>
       <w:r>
-        <w:t xml:space="preserve"> firm (avg +1.1%).</w:t>
+        <w:t xml:space="preserve"> soft (avg +0.6%).</w:t>
       </w:r>
     </w:p>
     <w:p>
@@ -255,7 +255,7 @@
       <w:pPr>
         <w:numPr>
           <w:ilvl w:val="0"/>
-          <w:numId w:val="2"/>
+          <w:numId w:val="4"/>
         </w:numPr>
       </w:pPr>
       <w:r>
@@ -273,7 +273,7 @@
       <w:pPr>
         <w:numPr>
           <w:ilvl w:val="0"/>
-          <w:numId w:val="2"/>
+          <w:numId w:val="4"/>
         </w:numPr>
       </w:pPr>
       <w:r>
@@ -284,14 +284,14 @@
         <w:t>USD:</w:t>
       </w:r>
       <w:r>
-        <w:t xml:space="preserve"> firm (avg +0.6%).</w:t>
+        <w:t xml:space="preserve"> firm (avg +0.5%).</w:t>
       </w:r>
     </w:p>
     <w:p>
       <w:pPr>
         <w:numPr>
           <w:ilvl w:val="0"/>
-          <w:numId w:val="2"/>
+          <w:numId w:val="4"/>
         </w:numPr>
       </w:pPr>
       <w:r>
@@ -302,14 +302,14 @@
         <w:t>Yields:</w:t>
       </w:r>
       <w:r>
-        <w:t xml:space="preserve"> easing (avg –1.0%).</w:t>
+        <w:t xml:space="preserve"> easing (avg –1.3%).</w:t>
       </w:r>
     </w:p>
     <w:p>
       <w:pPr>
         <w:numPr>
           <w:ilvl w:val="0"/>
-          <w:numId w:val="2"/>
+          <w:numId w:val="4"/>
         </w:numPr>
       </w:pPr>
       <w:r>
@@ -327,7 +327,7 @@
       <w:pPr>
         <w:numPr>
           <w:ilvl w:val="0"/>
-          <w:numId w:val="2"/>
+          <w:numId w:val="4"/>
         </w:numPr>
       </w:pPr>
       <w:r>
@@ -339,7 +339,7 @@
         <w:t>Energy complex:</w:t>
       </w:r>
       <w:r>
-        <w:t xml:space="preserve"> bid (avg +5.6%).</w:t>
+        <w:t xml:space="preserve"> bid (avg +7.0%).</w:t>
       </w:r>
     </w:p>
     <w:p>
@@ -351,17 +351,17 @@
         <w:t>Bottom line:</w:t>
       </w:r>
       <w:r>
-        <w:t xml:space="preserve"> Another broadly positive week with strong participation across sectors. Leadership came from </w:t>
-      </w:r>
-      <w:r>
-        <w:rPr>
-          <w:b/>
-          <w:bCs/>
-        </w:rPr>
-        <w:t>Discretionary, Industrials, Technology, and Health Care</w:t>
-      </w:r>
-      <w:r>
-        <w:t xml:space="preserve">, while </w:t>
+        <w:t xml:space="preserve"> Constructive tone with nearly two-thirds of names higher and leadership from </w:t>
+      </w:r>
+      <w:r>
+        <w:rPr>
+          <w:b/>
+          <w:bCs/>
+        </w:rPr>
+        <w:t>Energy, Health Care, Discretionary, and Real Estate</w:t>
+      </w:r>
+      <w:r>
+        <w:t xml:space="preserve">. </w:t>
       </w:r>
       <w:r>
         <w:rPr>
@@ -371,9 +371,19 @@
         <w:t>Staples and Utilities</w:t>
       </w:r>
       <w:r>
-        <w:t xml:space="preserve"> lagged. </w:t>
-      </w:r>
-      <w:bookmarkStart w:id="0" w:name="_Hlk211970668"/>
+        <w:t xml:space="preserve"> lagged, while </w:t>
+      </w:r>
+      <w:r>
+        <w:rPr>
+          <w:b/>
+          <w:bCs/>
+        </w:rPr>
+        <w:t>Tech/Industrials/Comm Services</w:t>
+      </w:r>
+      <w:r>
+        <w:t xml:space="preserve"> were only modestly positive. </w:t>
+      </w:r>
+      <w:bookmarkStart w:id="0" w:name="_Hlk212057007"/>
       <w:r>
         <w:t xml:space="preserve">Macro posture — </w:t>
       </w:r>
@@ -382,33 +392,33 @@
           <w:b/>
           <w:bCs/>
         </w:rPr>
-        <w:t>gold weaker, USD firm, yields easing, and energy complex bid</w:t>
-      </w:r>
-      <w:r>
-        <w:t xml:space="preserve"> — reflects </w:t>
-      </w:r>
-      <w:r>
-        <w:rPr>
-          <w:b/>
-          <w:bCs/>
-        </w:rPr>
-        <w:t>rebounding growth expectations and moderate inflation pressure</w:t>
-      </w:r>
-      <w:r>
-        <w:t xml:space="preserve">, favoring </w:t>
-      </w:r>
-      <w:r>
-        <w:rPr>
-          <w:b/>
-          <w:bCs/>
-        </w:rPr>
-        <w:t>cyclical and growth exposures</w:t>
-      </w:r>
-      <w:r>
-        <w:t xml:space="preserve"> over defensives.</w:t>
-      </w:r>
+        <w:t>gold weaker, USD firm, yields easing, bonds slightly firmer, and the energy complex bid</w:t>
+      </w:r>
+      <w:r>
+        <w:t xml:space="preserve"> — points to steadier growth with easing inflation pressures, a backdrop supportive of </w:t>
+      </w:r>
+      <w:r>
+        <w:rPr>
+          <w:b/>
+          <w:bCs/>
+        </w:rPr>
+        <w:t>risk assets</w:t>
+      </w:r>
+      <w:r>
+        <w:t xml:space="preserve"> with rotation toward </w:t>
+      </w:r>
+      <w:r>
+        <w:rPr>
+          <w:b/>
+          <w:bCs/>
+        </w:rPr>
+        <w:t>cyclical and commodity-linked exposures</w:t>
+      </w:r>
+      <w:r>
+        <w:t>.</w:t>
+      </w:r>
+      <w:bookmarkEnd w:id="0"/>
     </w:p>
-    <w:bookmarkEnd w:id="0"/>
     <w:p/>
     <w:sectPr>
       <w:pgSz w:w="15840" w:h="12240" w:orient="landscape"/>
@@ -572,6 +582,155 @@
     </w:lvl>
   </w:abstractNum>
   <w:abstractNum w:abstractNumId="1" w15:restartNumberingAfterBreak="0">
+    <w:nsid w:val="49BE4A0C"/>
+    <w:multiLevelType w:val="multilevel"/>
+    <w:tmpl w:val="E4448F5E"/>
+    <w:lvl w:ilvl="0">
+      <w:start w:val="1"/>
+      <w:numFmt w:val="bullet"/>
+      <w:lvlText w:val=""/>
+      <w:lvlJc w:val="left"/>
+      <w:pPr>
+        <w:tabs>
+          <w:tab w:val="num" w:pos="720"/>
+        </w:tabs>
+        <w:ind w:left="720" w:hanging="360"/>
+      </w:pPr>
+      <w:rPr>
+        <w:rFonts w:ascii="Symbol" w:hAnsi="Symbol" w:hint="default"/>
+        <w:sz w:val="20"/>
+      </w:rPr>
+    </w:lvl>
+    <w:lvl w:ilvl="1" w:tentative="1">
+      <w:start w:val="1"/>
+      <w:numFmt w:val="bullet"/>
+      <w:lvlText w:val="o"/>
+      <w:lvlJc w:val="left"/>
+      <w:pPr>
+        <w:tabs>
+          <w:tab w:val="num" w:pos="1440"/>
+        </w:tabs>
+        <w:ind w:left="1440" w:hanging="360"/>
+      </w:pPr>
+      <w:rPr>
+        <w:rFonts w:ascii="Courier New" w:hAnsi="Courier New" w:hint="default"/>
+        <w:sz w:val="20"/>
+      </w:rPr>
+    </w:lvl>
+    <w:lvl w:ilvl="2" w:tentative="1">
+      <w:start w:val="1"/>
+      <w:numFmt w:val="bullet"/>
+      <w:lvlText w:val=""/>
+      <w:lvlJc w:val="left"/>
+      <w:pPr>
+        <w:tabs>
+          <w:tab w:val="num" w:pos="2160"/>
+        </w:tabs>
+        <w:ind w:left="2160" w:hanging="360"/>
+      </w:pPr>
+      <w:rPr>
+        <w:rFonts w:ascii="Wingdings" w:hAnsi="Wingdings" w:hint="default"/>
+        <w:sz w:val="20"/>
+      </w:rPr>
+    </w:lvl>
+    <w:lvl w:ilvl="3" w:tentative="1">
+      <w:start w:val="1"/>
+      <w:numFmt w:val="bullet"/>
+      <w:lvlText w:val=""/>
+      <w:lvlJc w:val="left"/>
+      <w:pPr>
+        <w:tabs>
+          <w:tab w:val="num" w:pos="2880"/>
+        </w:tabs>
+        <w:ind w:left="2880" w:hanging="360"/>
+      </w:pPr>
+      <w:rPr>
+        <w:rFonts w:ascii="Wingdings" w:hAnsi="Wingdings" w:hint="default"/>
+        <w:sz w:val="20"/>
+      </w:rPr>
+    </w:lvl>
+    <w:lvl w:ilvl="4" w:tentative="1">
+      <w:start w:val="1"/>
+      <w:numFmt w:val="bullet"/>
+      <w:lvlText w:val=""/>
+      <w:lvlJc w:val="left"/>
+      <w:pPr>
+        <w:tabs>
+          <w:tab w:val="num" w:pos="3600"/>
+        </w:tabs>
+        <w:ind w:left="3600" w:hanging="360"/>
+      </w:pPr>
+      <w:rPr>
+        <w:rFonts w:ascii="Wingdings" w:hAnsi="Wingdings" w:hint="default"/>
+        <w:sz w:val="20"/>
+      </w:rPr>
+    </w:lvl>
+    <w:lvl w:ilvl="5" w:tentative="1">
+      <w:start w:val="1"/>
+      <w:numFmt w:val="bullet"/>
+      <w:lvlText w:val=""/>
+      <w:lvlJc w:val="left"/>
+      <w:pPr>
+        <w:tabs>
+          <w:tab w:val="num" w:pos="4320"/>
+        </w:tabs>
+        <w:ind w:left="4320" w:hanging="360"/>
+      </w:pPr>
+      <w:rPr>
+        <w:rFonts w:ascii="Wingdings" w:hAnsi="Wingdings" w:hint="default"/>
+        <w:sz w:val="20"/>
+      </w:rPr>
+    </w:lvl>
+    <w:lvl w:ilvl="6" w:tentative="1">
+      <w:start w:val="1"/>
+      <w:numFmt w:val="bullet"/>
+      <w:lvlText w:val=""/>
+      <w:lvlJc w:val="left"/>
+      <w:pPr>
+        <w:tabs>
+          <w:tab w:val="num" w:pos="5040"/>
+        </w:tabs>
+        <w:ind w:left="5040" w:hanging="360"/>
+      </w:pPr>
+      <w:rPr>
+        <w:rFonts w:ascii="Wingdings" w:hAnsi="Wingdings" w:hint="default"/>
+        <w:sz w:val="20"/>
+      </w:rPr>
+    </w:lvl>
+    <w:lvl w:ilvl="7" w:tentative="1">
+      <w:start w:val="1"/>
+      <w:numFmt w:val="bullet"/>
+      <w:lvlText w:val=""/>
+      <w:lvlJc w:val="left"/>
+      <w:pPr>
+        <w:tabs>
+          <w:tab w:val="num" w:pos="5760"/>
+        </w:tabs>
+        <w:ind w:left="5760" w:hanging="360"/>
+      </w:pPr>
+      <w:rPr>
+        <w:rFonts w:ascii="Wingdings" w:hAnsi="Wingdings" w:hint="default"/>
+        <w:sz w:val="20"/>
+      </w:rPr>
+    </w:lvl>
+    <w:lvl w:ilvl="8" w:tentative="1">
+      <w:start w:val="1"/>
+      <w:numFmt w:val="bullet"/>
+      <w:lvlText w:val=""/>
+      <w:lvlJc w:val="left"/>
+      <w:pPr>
+        <w:tabs>
+          <w:tab w:val="num" w:pos="6480"/>
+        </w:tabs>
+        <w:ind w:left="6480" w:hanging="360"/>
+      </w:pPr>
+      <w:rPr>
+        <w:rFonts w:ascii="Wingdings" w:hAnsi="Wingdings" w:hint="default"/>
+        <w:sz w:val="20"/>
+      </w:rPr>
+    </w:lvl>
+  </w:abstractNum>
+  <w:abstractNum w:abstractNumId="2" w15:restartNumberingAfterBreak="0">
     <w:nsid w:val="4B815761"/>
     <w:multiLevelType w:val="multilevel"/>
     <w:tmpl w:val="EDA8D4A0"/>
@@ -720,11 +879,166 @@
       </w:rPr>
     </w:lvl>
   </w:abstractNum>
+  <w:abstractNum w:abstractNumId="3" w15:restartNumberingAfterBreak="0">
+    <w:nsid w:val="604F737A"/>
+    <w:multiLevelType w:val="multilevel"/>
+    <w:tmpl w:val="C7B86CC4"/>
+    <w:lvl w:ilvl="0">
+      <w:start w:val="1"/>
+      <w:numFmt w:val="bullet"/>
+      <w:lvlText w:val=""/>
+      <w:lvlJc w:val="left"/>
+      <w:pPr>
+        <w:tabs>
+          <w:tab w:val="num" w:pos="720"/>
+        </w:tabs>
+        <w:ind w:left="720" w:hanging="360"/>
+      </w:pPr>
+      <w:rPr>
+        <w:rFonts w:ascii="Symbol" w:hAnsi="Symbol" w:hint="default"/>
+        <w:sz w:val="20"/>
+      </w:rPr>
+    </w:lvl>
+    <w:lvl w:ilvl="1" w:tentative="1">
+      <w:start w:val="1"/>
+      <w:numFmt w:val="bullet"/>
+      <w:lvlText w:val="o"/>
+      <w:lvlJc w:val="left"/>
+      <w:pPr>
+        <w:tabs>
+          <w:tab w:val="num" w:pos="1440"/>
+        </w:tabs>
+        <w:ind w:left="1440" w:hanging="360"/>
+      </w:pPr>
+      <w:rPr>
+        <w:rFonts w:ascii="Courier New" w:hAnsi="Courier New" w:hint="default"/>
+        <w:sz w:val="20"/>
+      </w:rPr>
+    </w:lvl>
+    <w:lvl w:ilvl="2" w:tentative="1">
+      <w:start w:val="1"/>
+      <w:numFmt w:val="bullet"/>
+      <w:lvlText w:val=""/>
+      <w:lvlJc w:val="left"/>
+      <w:pPr>
+        <w:tabs>
+          <w:tab w:val="num" w:pos="2160"/>
+        </w:tabs>
+        <w:ind w:left="2160" w:hanging="360"/>
+      </w:pPr>
+      <w:rPr>
+        <w:rFonts w:ascii="Wingdings" w:hAnsi="Wingdings" w:hint="default"/>
+        <w:sz w:val="20"/>
+      </w:rPr>
+    </w:lvl>
+    <w:lvl w:ilvl="3" w:tentative="1">
+      <w:start w:val="1"/>
+      <w:numFmt w:val="bullet"/>
+      <w:lvlText w:val=""/>
+      <w:lvlJc w:val="left"/>
+      <w:pPr>
+        <w:tabs>
+          <w:tab w:val="num" w:pos="2880"/>
+        </w:tabs>
+        <w:ind w:left="2880" w:hanging="360"/>
+      </w:pPr>
+      <w:rPr>
+        <w:rFonts w:ascii="Wingdings" w:hAnsi="Wingdings" w:hint="default"/>
+        <w:sz w:val="20"/>
+      </w:rPr>
+    </w:lvl>
+    <w:lvl w:ilvl="4" w:tentative="1">
+      <w:start w:val="1"/>
+      <w:numFmt w:val="bullet"/>
+      <w:lvlText w:val=""/>
+      <w:lvlJc w:val="left"/>
+      <w:pPr>
+        <w:tabs>
+          <w:tab w:val="num" w:pos="3600"/>
+        </w:tabs>
+        <w:ind w:left="3600" w:hanging="360"/>
+      </w:pPr>
+      <w:rPr>
+        <w:rFonts w:ascii="Wingdings" w:hAnsi="Wingdings" w:hint="default"/>
+        <w:sz w:val="20"/>
+      </w:rPr>
+    </w:lvl>
+    <w:lvl w:ilvl="5" w:tentative="1">
+      <w:start w:val="1"/>
+      <w:numFmt w:val="bullet"/>
+      <w:lvlText w:val=""/>
+      <w:lvlJc w:val="left"/>
+      <w:pPr>
+        <w:tabs>
+          <w:tab w:val="num" w:pos="4320"/>
+        </w:tabs>
+        <w:ind w:left="4320" w:hanging="360"/>
+      </w:pPr>
+      <w:rPr>
+        <w:rFonts w:ascii="Wingdings" w:hAnsi="Wingdings" w:hint="default"/>
+        <w:sz w:val="20"/>
+      </w:rPr>
+    </w:lvl>
+    <w:lvl w:ilvl="6" w:tentative="1">
+      <w:start w:val="1"/>
+      <w:numFmt w:val="bullet"/>
+      <w:lvlText w:val=""/>
+      <w:lvlJc w:val="left"/>
+      <w:pPr>
+        <w:tabs>
+          <w:tab w:val="num" w:pos="5040"/>
+        </w:tabs>
+        <w:ind w:left="5040" w:hanging="360"/>
+      </w:pPr>
+      <w:rPr>
+        <w:rFonts w:ascii="Wingdings" w:hAnsi="Wingdings" w:hint="default"/>
+        <w:sz w:val="20"/>
+      </w:rPr>
+    </w:lvl>
+    <w:lvl w:ilvl="7" w:tentative="1">
+      <w:start w:val="1"/>
+      <w:numFmt w:val="bullet"/>
+      <w:lvlText w:val=""/>
+      <w:lvlJc w:val="left"/>
+      <w:pPr>
+        <w:tabs>
+          <w:tab w:val="num" w:pos="5760"/>
+        </w:tabs>
+        <w:ind w:left="5760" w:hanging="360"/>
+      </w:pPr>
+      <w:rPr>
+        <w:rFonts w:ascii="Wingdings" w:hAnsi="Wingdings" w:hint="default"/>
+        <w:sz w:val="20"/>
+      </w:rPr>
+    </w:lvl>
+    <w:lvl w:ilvl="8" w:tentative="1">
+      <w:start w:val="1"/>
+      <w:numFmt w:val="bullet"/>
+      <w:lvlText w:val=""/>
+      <w:lvlJc w:val="left"/>
+      <w:pPr>
+        <w:tabs>
+          <w:tab w:val="num" w:pos="6480"/>
+        </w:tabs>
+        <w:ind w:left="6480" w:hanging="360"/>
+      </w:pPr>
+      <w:rPr>
+        <w:rFonts w:ascii="Wingdings" w:hAnsi="Wingdings" w:hint="default"/>
+        <w:sz w:val="20"/>
+      </w:rPr>
+    </w:lvl>
+  </w:abstractNum>
   <w:num w:numId="1" w16cid:durableId="1191525783">
-    <w:abstractNumId w:val="1"/>
+    <w:abstractNumId w:val="2"/>
   </w:num>
   <w:num w:numId="2" w16cid:durableId="196086285">
     <w:abstractNumId w:val="0"/>
+  </w:num>
+  <w:num w:numId="3" w16cid:durableId="1469737095">
+    <w:abstractNumId w:val="1"/>
+  </w:num>
+  <w:num w:numId="4" w16cid:durableId="21443922">
+    <w:abstractNumId w:val="3"/>
   </w:num>
   <w:numIdMacAtCleanup w:val="2"/>
 </w:numbering>

--- a/data/Market_Read_weekly.docx
+++ b/data/Market_Read_weekly.docx
@@ -8,7 +8,7 @@
           <w:b/>
           <w:bCs/>
         </w:rPr>
-        <w:t>Weekly Market Read: October 22, 2025</w:t>
+        <w:t>Weekly Market Read: October 23, 2025</w:t>
       </w:r>
     </w:p>
     <w:p>
@@ -30,7 +30,7 @@
       <w:pPr>
         <w:numPr>
           <w:ilvl w:val="0"/>
-          <w:numId w:val="3"/>
+          <w:numId w:val="5"/>
         </w:numPr>
       </w:pPr>
       <w:r>
@@ -41,14 +41,14 @@
         <w:t>Breadth:</w:t>
       </w:r>
       <w:r>
-        <w:t xml:space="preserve"> 64.9% of names are positive.</w:t>
+        <w:t xml:space="preserve"> 68.2% of names are positive.</w:t>
       </w:r>
     </w:p>
     <w:p>
       <w:pPr>
         <w:numPr>
           <w:ilvl w:val="0"/>
-          <w:numId w:val="3"/>
+          <w:numId w:val="5"/>
         </w:numPr>
       </w:pPr>
       <w:r>
@@ -59,14 +59,14 @@
         <w:t>Information Technology:</w:t>
       </w:r>
       <w:r>
-        <w:t xml:space="preserve"> soft (avg +0.6%).</w:t>
+        <w:t xml:space="preserve"> firm (avg +1.9%).</w:t>
       </w:r>
     </w:p>
     <w:p>
       <w:pPr>
         <w:numPr>
           <w:ilvl w:val="0"/>
-          <w:numId w:val="3"/>
+          <w:numId w:val="5"/>
         </w:numPr>
       </w:pPr>
       <w:r>
@@ -77,14 +77,14 @@
         <w:t>Industrials:</w:t>
       </w:r>
       <w:r>
-        <w:t xml:space="preserve"> soft (avg +0.6%).</w:t>
+        <w:t xml:space="preserve"> firm (avg +1.4%).</w:t>
       </w:r>
     </w:p>
     <w:p>
       <w:pPr>
         <w:numPr>
           <w:ilvl w:val="0"/>
-          <w:numId w:val="3"/>
+          <w:numId w:val="5"/>
         </w:numPr>
       </w:pPr>
       <w:r>
@@ -95,14 +95,14 @@
         <w:t>Consumer Staples:</w:t>
       </w:r>
       <w:r>
-        <w:t xml:space="preserve"> lagging (avg –0.2%).</w:t>
+        <w:t xml:space="preserve"> lagging (avg –0.8%).</w:t>
       </w:r>
     </w:p>
     <w:p>
       <w:pPr>
         <w:numPr>
           <w:ilvl w:val="0"/>
-          <w:numId w:val="3"/>
+          <w:numId w:val="5"/>
         </w:numPr>
       </w:pPr>
       <w:r>
@@ -113,14 +113,14 @@
         <w:t>Consumer Discretionary:</w:t>
       </w:r>
       <w:r>
-        <w:t xml:space="preserve"> leading (avg +1.7%).</w:t>
+        <w:t xml:space="preserve"> leading (avg +2.0%).</w:t>
       </w:r>
     </w:p>
     <w:p>
       <w:pPr>
         <w:numPr>
           <w:ilvl w:val="0"/>
-          <w:numId w:val="3"/>
+          <w:numId w:val="5"/>
         </w:numPr>
       </w:pPr>
       <w:r>
@@ -131,14 +131,14 @@
         <w:t>Financials:</w:t>
       </w:r>
       <w:r>
-        <w:t xml:space="preserve"> firm (avg +0.9%).</w:t>
+        <w:t xml:space="preserve"> firm (avg +1.1%).</w:t>
       </w:r>
     </w:p>
     <w:p>
       <w:pPr>
         <w:numPr>
           <w:ilvl w:val="0"/>
-          <w:numId w:val="3"/>
+          <w:numId w:val="5"/>
         </w:numPr>
       </w:pPr>
       <w:r>
@@ -149,14 +149,14 @@
         <w:t>Utilities:</w:t>
       </w:r>
       <w:r>
-        <w:t xml:space="preserve"> lagging (avg –0.4%).</w:t>
+        <w:t xml:space="preserve"> lagging (avg –0.8%).</w:t>
       </w:r>
     </w:p>
     <w:p>
       <w:pPr>
         <w:numPr>
           <w:ilvl w:val="0"/>
-          <w:numId w:val="3"/>
+          <w:numId w:val="5"/>
         </w:numPr>
       </w:pPr>
       <w:r>
@@ -167,14 +167,14 @@
         <w:t>Real Estate:</w:t>
       </w:r>
       <w:r>
-        <w:t xml:space="preserve"> firm (avg +1.4%).</w:t>
+        <w:t xml:space="preserve"> firm (avg +1.3%).</w:t>
       </w:r>
     </w:p>
     <w:p>
       <w:pPr>
         <w:numPr>
           <w:ilvl w:val="0"/>
-          <w:numId w:val="3"/>
+          <w:numId w:val="5"/>
         </w:numPr>
       </w:pPr>
       <w:r>
@@ -185,14 +185,14 @@
         <w:t>Materials:</w:t>
       </w:r>
       <w:r>
-        <w:t xml:space="preserve"> firm (avg +1.2%).</w:t>
+        <w:t xml:space="preserve"> leading (avg +3.0%).</w:t>
       </w:r>
     </w:p>
     <w:p>
       <w:pPr>
         <w:numPr>
           <w:ilvl w:val="0"/>
-          <w:numId w:val="3"/>
+          <w:numId w:val="5"/>
         </w:numPr>
       </w:pPr>
       <w:r>
@@ -203,14 +203,14 @@
         <w:t>Energy:</w:t>
       </w:r>
       <w:r>
-        <w:t xml:space="preserve"> leading (avg +2.7%).</w:t>
+        <w:t xml:space="preserve"> leading (avg +4.7%).</w:t>
       </w:r>
     </w:p>
     <w:p>
       <w:pPr>
         <w:numPr>
           <w:ilvl w:val="0"/>
-          <w:numId w:val="3"/>
+          <w:numId w:val="5"/>
         </w:numPr>
       </w:pPr>
       <w:r>
@@ -228,7 +228,7 @@
       <w:pPr>
         <w:numPr>
           <w:ilvl w:val="0"/>
-          <w:numId w:val="3"/>
+          <w:numId w:val="5"/>
         </w:numPr>
       </w:pPr>
       <w:r>
@@ -239,7 +239,7 @@
         <w:t>Communication Services:</w:t>
       </w:r>
       <w:r>
-        <w:t xml:space="preserve"> soft (avg +0.6%).</w:t>
+        <w:t xml:space="preserve"> soft (avg +0.2%).</w:t>
       </w:r>
     </w:p>
     <w:p>
@@ -255,7 +255,7 @@
       <w:pPr>
         <w:numPr>
           <w:ilvl w:val="0"/>
-          <w:numId w:val="4"/>
+          <w:numId w:val="6"/>
         </w:numPr>
       </w:pPr>
       <w:r>
@@ -266,14 +266,14 @@
         <w:t>Gold:</w:t>
       </w:r>
       <w:r>
-        <w:t xml:space="preserve"> down (avg –3.0%).</w:t>
+        <w:t xml:space="preserve"> down (avg –2.6%).</w:t>
       </w:r>
     </w:p>
     <w:p>
       <w:pPr>
         <w:numPr>
           <w:ilvl w:val="0"/>
-          <w:numId w:val="4"/>
+          <w:numId w:val="6"/>
         </w:numPr>
       </w:pPr>
       <w:r>
@@ -284,14 +284,14 @@
         <w:t>USD:</w:t>
       </w:r>
       <w:r>
-        <w:t xml:space="preserve"> firm (avg +0.5%).</w:t>
+        <w:t xml:space="preserve"> firm (avg +0.6%).</w:t>
       </w:r>
     </w:p>
     <w:p>
       <w:pPr>
         <w:numPr>
           <w:ilvl w:val="0"/>
-          <w:numId w:val="4"/>
+          <w:numId w:val="6"/>
         </w:numPr>
       </w:pPr>
       <w:r>
@@ -302,14 +302,14 @@
         <w:t>Yields:</w:t>
       </w:r>
       <w:r>
-        <w:t xml:space="preserve"> easing (avg –1.3%).</w:t>
+        <w:t xml:space="preserve"> easing (avg –0.3%).</w:t>
       </w:r>
     </w:p>
     <w:p>
       <w:pPr>
         <w:numPr>
           <w:ilvl w:val="0"/>
-          <w:numId w:val="4"/>
+          <w:numId w:val="6"/>
         </w:numPr>
       </w:pPr>
       <w:r>
@@ -320,14 +320,14 @@
         <w:t>Bonds:</w:t>
       </w:r>
       <w:r>
-        <w:t xml:space="preserve"> firm (avg +0.3%).</w:t>
+        <w:t xml:space="preserve"> flat (avg +0.2%).</w:t>
       </w:r>
     </w:p>
     <w:p>
       <w:pPr>
         <w:numPr>
           <w:ilvl w:val="0"/>
-          <w:numId w:val="4"/>
+          <w:numId w:val="6"/>
         </w:numPr>
       </w:pPr>
       <w:r>
@@ -339,7 +339,7 @@
         <w:t>Energy complex:</w:t>
       </w:r>
       <w:r>
-        <w:t xml:space="preserve"> bid (avg +7.0%).</w:t>
+        <w:t xml:space="preserve"> bid (avg +8.4%).</w:t>
       </w:r>
     </w:p>
     <w:p>
@@ -351,17 +351,27 @@
         <w:t>Bottom line:</w:t>
       </w:r>
       <w:r>
-        <w:t xml:space="preserve"> Constructive tone with nearly two-thirds of names higher and leadership from </w:t>
-      </w:r>
-      <w:r>
-        <w:rPr>
-          <w:b/>
-          <w:bCs/>
-        </w:rPr>
-        <w:t>Energy, Health Care, Discretionary, and Real Estate</w:t>
-      </w:r>
-      <w:r>
-        <w:t xml:space="preserve">. </w:t>
+        <w:t xml:space="preserve"> Market tone remains </w:t>
+      </w:r>
+      <w:r>
+        <w:rPr>
+          <w:b/>
+          <w:bCs/>
+        </w:rPr>
+        <w:t>constructive</w:t>
+      </w:r>
+      <w:r>
+        <w:t xml:space="preserve"> with broad participation and leadership from </w:t>
+      </w:r>
+      <w:r>
+        <w:rPr>
+          <w:b/>
+          <w:bCs/>
+        </w:rPr>
+        <w:t>Energy, Materials, Discretionary, and Health Care</w:t>
+      </w:r>
+      <w:r>
+        <w:t xml:space="preserve">, while </w:t>
       </w:r>
       <w:r>
         <w:rPr>
@@ -371,41 +381,27 @@
         <w:t>Staples and Utilities</w:t>
       </w:r>
       <w:r>
-        <w:t xml:space="preserve"> lagged, while </w:t>
-      </w:r>
-      <w:r>
-        <w:rPr>
-          <w:b/>
-          <w:bCs/>
-        </w:rPr>
-        <w:t>Tech/Industrials/Comm Services</w:t>
-      </w:r>
-      <w:r>
-        <w:t xml:space="preserve"> were only modestly positive. </w:t>
-      </w:r>
-      <w:bookmarkStart w:id="0" w:name="_Hlk212057007"/>
-      <w:r>
-        <w:t xml:space="preserve">Macro posture — </w:t>
-      </w:r>
-      <w:r>
-        <w:rPr>
-          <w:b/>
-          <w:bCs/>
-        </w:rPr>
-        <w:t>gold weaker, USD firm, yields easing, bonds slightly firmer, and the energy complex bid</w:t>
-      </w:r>
-      <w:r>
-        <w:t xml:space="preserve"> — points to steadier growth with easing inflation pressures, a backdrop supportive of </w:t>
-      </w:r>
-      <w:r>
-        <w:rPr>
-          <w:b/>
-          <w:bCs/>
-        </w:rPr>
-        <w:t>risk assets</w:t>
-      </w:r>
-      <w:r>
-        <w:t xml:space="preserve"> with rotation toward </w:t>
+        <w:t xml:space="preserve"> continue to lag. Macro posture — </w:t>
+      </w:r>
+      <w:r>
+        <w:rPr>
+          <w:b/>
+          <w:bCs/>
+        </w:rPr>
+        <w:t>gold weaker, USD firm, yields slightly lower, and the energy complex bid</w:t>
+      </w:r>
+      <w:r>
+        <w:t xml:space="preserve"> — signals </w:t>
+      </w:r>
+      <w:r>
+        <w:rPr>
+          <w:b/>
+          <w:bCs/>
+        </w:rPr>
+        <w:t>steady growth with mild inflation pressure</w:t>
+      </w:r>
+      <w:r>
+        <w:t xml:space="preserve">, favoring </w:t>
       </w:r>
       <w:r>
         <w:rPr>
@@ -415,9 +411,8 @@
         <w:t>cyclical and commodity-linked exposures</w:t>
       </w:r>
       <w:r>
-        <w:t>.</w:t>
-      </w:r>
-      <w:bookmarkEnd w:id="0"/>
+        <w:t xml:space="preserve"> over defensives.</w:t>
+      </w:r>
     </w:p>
     <w:p/>
     <w:sectPr>
@@ -1028,6 +1023,304 @@
       </w:rPr>
     </w:lvl>
   </w:abstractNum>
+  <w:abstractNum w:abstractNumId="4" w15:restartNumberingAfterBreak="0">
+    <w:nsid w:val="654315C6"/>
+    <w:multiLevelType w:val="multilevel"/>
+    <w:tmpl w:val="021C6DD0"/>
+    <w:lvl w:ilvl="0">
+      <w:start w:val="1"/>
+      <w:numFmt w:val="bullet"/>
+      <w:lvlText w:val=""/>
+      <w:lvlJc w:val="left"/>
+      <w:pPr>
+        <w:tabs>
+          <w:tab w:val="num" w:pos="720"/>
+        </w:tabs>
+        <w:ind w:left="720" w:hanging="360"/>
+      </w:pPr>
+      <w:rPr>
+        <w:rFonts w:ascii="Symbol" w:hAnsi="Symbol" w:hint="default"/>
+        <w:sz w:val="20"/>
+      </w:rPr>
+    </w:lvl>
+    <w:lvl w:ilvl="1" w:tentative="1">
+      <w:start w:val="1"/>
+      <w:numFmt w:val="bullet"/>
+      <w:lvlText w:val="o"/>
+      <w:lvlJc w:val="left"/>
+      <w:pPr>
+        <w:tabs>
+          <w:tab w:val="num" w:pos="1440"/>
+        </w:tabs>
+        <w:ind w:left="1440" w:hanging="360"/>
+      </w:pPr>
+      <w:rPr>
+        <w:rFonts w:ascii="Courier New" w:hAnsi="Courier New" w:hint="default"/>
+        <w:sz w:val="20"/>
+      </w:rPr>
+    </w:lvl>
+    <w:lvl w:ilvl="2" w:tentative="1">
+      <w:start w:val="1"/>
+      <w:numFmt w:val="bullet"/>
+      <w:lvlText w:val=""/>
+      <w:lvlJc w:val="left"/>
+      <w:pPr>
+        <w:tabs>
+          <w:tab w:val="num" w:pos="2160"/>
+        </w:tabs>
+        <w:ind w:left="2160" w:hanging="360"/>
+      </w:pPr>
+      <w:rPr>
+        <w:rFonts w:ascii="Wingdings" w:hAnsi="Wingdings" w:hint="default"/>
+        <w:sz w:val="20"/>
+      </w:rPr>
+    </w:lvl>
+    <w:lvl w:ilvl="3" w:tentative="1">
+      <w:start w:val="1"/>
+      <w:numFmt w:val="bullet"/>
+      <w:lvlText w:val=""/>
+      <w:lvlJc w:val="left"/>
+      <w:pPr>
+        <w:tabs>
+          <w:tab w:val="num" w:pos="2880"/>
+        </w:tabs>
+        <w:ind w:left="2880" w:hanging="360"/>
+      </w:pPr>
+      <w:rPr>
+        <w:rFonts w:ascii="Wingdings" w:hAnsi="Wingdings" w:hint="default"/>
+        <w:sz w:val="20"/>
+      </w:rPr>
+    </w:lvl>
+    <w:lvl w:ilvl="4" w:tentative="1">
+      <w:start w:val="1"/>
+      <w:numFmt w:val="bullet"/>
+      <w:lvlText w:val=""/>
+      <w:lvlJc w:val="left"/>
+      <w:pPr>
+        <w:tabs>
+          <w:tab w:val="num" w:pos="3600"/>
+        </w:tabs>
+        <w:ind w:left="3600" w:hanging="360"/>
+      </w:pPr>
+      <w:rPr>
+        <w:rFonts w:ascii="Wingdings" w:hAnsi="Wingdings" w:hint="default"/>
+        <w:sz w:val="20"/>
+      </w:rPr>
+    </w:lvl>
+    <w:lvl w:ilvl="5" w:tentative="1">
+      <w:start w:val="1"/>
+      <w:numFmt w:val="bullet"/>
+      <w:lvlText w:val=""/>
+      <w:lvlJc w:val="left"/>
+      <w:pPr>
+        <w:tabs>
+          <w:tab w:val="num" w:pos="4320"/>
+        </w:tabs>
+        <w:ind w:left="4320" w:hanging="360"/>
+      </w:pPr>
+      <w:rPr>
+        <w:rFonts w:ascii="Wingdings" w:hAnsi="Wingdings" w:hint="default"/>
+        <w:sz w:val="20"/>
+      </w:rPr>
+    </w:lvl>
+    <w:lvl w:ilvl="6" w:tentative="1">
+      <w:start w:val="1"/>
+      <w:numFmt w:val="bullet"/>
+      <w:lvlText w:val=""/>
+      <w:lvlJc w:val="left"/>
+      <w:pPr>
+        <w:tabs>
+          <w:tab w:val="num" w:pos="5040"/>
+        </w:tabs>
+        <w:ind w:left="5040" w:hanging="360"/>
+      </w:pPr>
+      <w:rPr>
+        <w:rFonts w:ascii="Wingdings" w:hAnsi="Wingdings" w:hint="default"/>
+        <w:sz w:val="20"/>
+      </w:rPr>
+    </w:lvl>
+    <w:lvl w:ilvl="7" w:tentative="1">
+      <w:start w:val="1"/>
+      <w:numFmt w:val="bullet"/>
+      <w:lvlText w:val=""/>
+      <w:lvlJc w:val="left"/>
+      <w:pPr>
+        <w:tabs>
+          <w:tab w:val="num" w:pos="5760"/>
+        </w:tabs>
+        <w:ind w:left="5760" w:hanging="360"/>
+      </w:pPr>
+      <w:rPr>
+        <w:rFonts w:ascii="Wingdings" w:hAnsi="Wingdings" w:hint="default"/>
+        <w:sz w:val="20"/>
+      </w:rPr>
+    </w:lvl>
+    <w:lvl w:ilvl="8" w:tentative="1">
+      <w:start w:val="1"/>
+      <w:numFmt w:val="bullet"/>
+      <w:lvlText w:val=""/>
+      <w:lvlJc w:val="left"/>
+      <w:pPr>
+        <w:tabs>
+          <w:tab w:val="num" w:pos="6480"/>
+        </w:tabs>
+        <w:ind w:left="6480" w:hanging="360"/>
+      </w:pPr>
+      <w:rPr>
+        <w:rFonts w:ascii="Wingdings" w:hAnsi="Wingdings" w:hint="default"/>
+        <w:sz w:val="20"/>
+      </w:rPr>
+    </w:lvl>
+  </w:abstractNum>
+  <w:abstractNum w:abstractNumId="5" w15:restartNumberingAfterBreak="0">
+    <w:nsid w:val="72AC746A"/>
+    <w:multiLevelType w:val="multilevel"/>
+    <w:tmpl w:val="9ECEABA4"/>
+    <w:lvl w:ilvl="0">
+      <w:start w:val="1"/>
+      <w:numFmt w:val="bullet"/>
+      <w:lvlText w:val=""/>
+      <w:lvlJc w:val="left"/>
+      <w:pPr>
+        <w:tabs>
+          <w:tab w:val="num" w:pos="720"/>
+        </w:tabs>
+        <w:ind w:left="720" w:hanging="360"/>
+      </w:pPr>
+      <w:rPr>
+        <w:rFonts w:ascii="Symbol" w:hAnsi="Symbol" w:hint="default"/>
+        <w:sz w:val="20"/>
+      </w:rPr>
+    </w:lvl>
+    <w:lvl w:ilvl="1" w:tentative="1">
+      <w:start w:val="1"/>
+      <w:numFmt w:val="bullet"/>
+      <w:lvlText w:val="o"/>
+      <w:lvlJc w:val="left"/>
+      <w:pPr>
+        <w:tabs>
+          <w:tab w:val="num" w:pos="1440"/>
+        </w:tabs>
+        <w:ind w:left="1440" w:hanging="360"/>
+      </w:pPr>
+      <w:rPr>
+        <w:rFonts w:ascii="Courier New" w:hAnsi="Courier New" w:hint="default"/>
+        <w:sz w:val="20"/>
+      </w:rPr>
+    </w:lvl>
+    <w:lvl w:ilvl="2" w:tentative="1">
+      <w:start w:val="1"/>
+      <w:numFmt w:val="bullet"/>
+      <w:lvlText w:val=""/>
+      <w:lvlJc w:val="left"/>
+      <w:pPr>
+        <w:tabs>
+          <w:tab w:val="num" w:pos="2160"/>
+        </w:tabs>
+        <w:ind w:left="2160" w:hanging="360"/>
+      </w:pPr>
+      <w:rPr>
+        <w:rFonts w:ascii="Wingdings" w:hAnsi="Wingdings" w:hint="default"/>
+        <w:sz w:val="20"/>
+      </w:rPr>
+    </w:lvl>
+    <w:lvl w:ilvl="3" w:tentative="1">
+      <w:start w:val="1"/>
+      <w:numFmt w:val="bullet"/>
+      <w:lvlText w:val=""/>
+      <w:lvlJc w:val="left"/>
+      <w:pPr>
+        <w:tabs>
+          <w:tab w:val="num" w:pos="2880"/>
+        </w:tabs>
+        <w:ind w:left="2880" w:hanging="360"/>
+      </w:pPr>
+      <w:rPr>
+        <w:rFonts w:ascii="Wingdings" w:hAnsi="Wingdings" w:hint="default"/>
+        <w:sz w:val="20"/>
+      </w:rPr>
+    </w:lvl>
+    <w:lvl w:ilvl="4" w:tentative="1">
+      <w:start w:val="1"/>
+      <w:numFmt w:val="bullet"/>
+      <w:lvlText w:val=""/>
+      <w:lvlJc w:val="left"/>
+      <w:pPr>
+        <w:tabs>
+          <w:tab w:val="num" w:pos="3600"/>
+        </w:tabs>
+        <w:ind w:left="3600" w:hanging="360"/>
+      </w:pPr>
+      <w:rPr>
+        <w:rFonts w:ascii="Wingdings" w:hAnsi="Wingdings" w:hint="default"/>
+        <w:sz w:val="20"/>
+      </w:rPr>
+    </w:lvl>
+    <w:lvl w:ilvl="5" w:tentative="1">
+      <w:start w:val="1"/>
+      <w:numFmt w:val="bullet"/>
+      <w:lvlText w:val=""/>
+      <w:lvlJc w:val="left"/>
+      <w:pPr>
+        <w:tabs>
+          <w:tab w:val="num" w:pos="4320"/>
+        </w:tabs>
+        <w:ind w:left="4320" w:hanging="360"/>
+      </w:pPr>
+      <w:rPr>
+        <w:rFonts w:ascii="Wingdings" w:hAnsi="Wingdings" w:hint="default"/>
+        <w:sz w:val="20"/>
+      </w:rPr>
+    </w:lvl>
+    <w:lvl w:ilvl="6" w:tentative="1">
+      <w:start w:val="1"/>
+      <w:numFmt w:val="bullet"/>
+      <w:lvlText w:val=""/>
+      <w:lvlJc w:val="left"/>
+      <w:pPr>
+        <w:tabs>
+          <w:tab w:val="num" w:pos="5040"/>
+        </w:tabs>
+        <w:ind w:left="5040" w:hanging="360"/>
+      </w:pPr>
+      <w:rPr>
+        <w:rFonts w:ascii="Wingdings" w:hAnsi="Wingdings" w:hint="default"/>
+        <w:sz w:val="20"/>
+      </w:rPr>
+    </w:lvl>
+    <w:lvl w:ilvl="7" w:tentative="1">
+      <w:start w:val="1"/>
+      <w:numFmt w:val="bullet"/>
+      <w:lvlText w:val=""/>
+      <w:lvlJc w:val="left"/>
+      <w:pPr>
+        <w:tabs>
+          <w:tab w:val="num" w:pos="5760"/>
+        </w:tabs>
+        <w:ind w:left="5760" w:hanging="360"/>
+      </w:pPr>
+      <w:rPr>
+        <w:rFonts w:ascii="Wingdings" w:hAnsi="Wingdings" w:hint="default"/>
+        <w:sz w:val="20"/>
+      </w:rPr>
+    </w:lvl>
+    <w:lvl w:ilvl="8" w:tentative="1">
+      <w:start w:val="1"/>
+      <w:numFmt w:val="bullet"/>
+      <w:lvlText w:val=""/>
+      <w:lvlJc w:val="left"/>
+      <w:pPr>
+        <w:tabs>
+          <w:tab w:val="num" w:pos="6480"/>
+        </w:tabs>
+        <w:ind w:left="6480" w:hanging="360"/>
+      </w:pPr>
+      <w:rPr>
+        <w:rFonts w:ascii="Wingdings" w:hAnsi="Wingdings" w:hint="default"/>
+        <w:sz w:val="20"/>
+      </w:rPr>
+    </w:lvl>
+  </w:abstractNum>
   <w:num w:numId="1" w16cid:durableId="1191525783">
     <w:abstractNumId w:val="2"/>
   </w:num>
@@ -1039,6 +1332,12 @@
   </w:num>
   <w:num w:numId="4" w16cid:durableId="21443922">
     <w:abstractNumId w:val="3"/>
+  </w:num>
+  <w:num w:numId="5" w16cid:durableId="518083538">
+    <w:abstractNumId w:val="4"/>
+  </w:num>
+  <w:num w:numId="6" w16cid:durableId="278339222">
+    <w:abstractNumId w:val="5"/>
   </w:num>
   <w:numIdMacAtCleanup w:val="2"/>
 </w:numbering>

--- a/data/Market_Read_weekly.docx
+++ b/data/Market_Read_weekly.docx
@@ -3,34 +3,49 @@
 <w:document xmlns:wpc="http://schemas.microsoft.com/office/word/2010/wordprocessingCanvas" xmlns:cx="http://schemas.microsoft.com/office/drawing/2014/chartex" xmlns:cx1="http://schemas.microsoft.com/office/drawing/2015/9/8/chartex" xmlns:cx2="http://schemas.microsoft.com/office/drawing/2015/10/21/chartex" xmlns:cx3="http://schemas.microsoft.com/office/drawing/2016/5/9/chartex" xmlns:cx4="http://schemas.microsoft.com/office/drawing/2016/5/10/chartex" xmlns:cx5="http://schemas.microsoft.com/office/drawing/2016/5/11/chartex" xmlns:cx6="http://schemas.microsoft.com/office/drawing/2016/5/12/chartex" xmlns:cx7="http://schemas.microsoft.com/office/drawing/2016/5/13/chartex" xmlns:cx8="http://schemas.microsoft.com/office/drawing/2016/5/14/chartex" xmlns:mc="http://schemas.openxmlformats.org/markup-compatibility/2006" xmlns:aink="http://schemas.microsoft.com/office/drawing/2016/ink" xmlns:am3d="http://schemas.microsoft.com/office/drawing/2017/model3d" xmlns:o="urn:schemas-microsoft-com:office:office" xmlns:oel="http://schemas.microsoft.com/office/2019/extlst" xmlns:r="http://schemas.openxmlformats.org/officeDocument/2006/relationships" xmlns:m="http://schemas.openxmlformats.org/officeDocument/2006/math" xmlns:v="urn:schemas-microsoft-com:vml" xmlns:wp14="http://schemas.microsoft.com/office/word/2010/wordprocessingDrawing" xmlns:wp="http://schemas.openxmlformats.org/drawingml/2006/wordprocessingDrawing" xmlns:w10="urn:schemas-microsoft-com:office:word" xmlns:w="http://schemas.openxmlformats.org/wordprocessingml/2006/main" xmlns:w14="http://schemas.microsoft.com/office/word/2010/wordml" xmlns:w15="http://schemas.microsoft.com/office/word/2012/wordml" xmlns:w16cex="http://schemas.microsoft.com/office/word/2018/wordml/cex" xmlns:w16cid="http://schemas.microsoft.com/office/word/2016/wordml/cid" xmlns:w16="http://schemas.microsoft.com/office/word/2018/wordml" xmlns:w16du="http://schemas.microsoft.com/office/word/2023/wordml/word16du" xmlns:w16sdtdh="http://schemas.microsoft.com/office/word/2020/wordml/sdtdatahash" xmlns:w16sdtfl="http://schemas.microsoft.com/office/word/2024/wordml/sdtformatlock" xmlns:w16se="http://schemas.microsoft.com/office/word/2015/wordml/symex" xmlns:wpg="http://schemas.microsoft.com/office/word/2010/wordprocessingGroup" xmlns:wpi="http://schemas.microsoft.com/office/word/2010/wordprocessingInk" xmlns:wne="http://schemas.microsoft.com/office/word/2006/wordml" xmlns:wps="http://schemas.microsoft.com/office/word/2010/wordprocessingShape" mc:Ignorable="w14 w15 w16se w16cid w16 w16cex w16sdtdh w16sdtfl w16du wp14">
   <w:body>
     <w:p>
-      <w:r>
-        <w:rPr>
-          <w:b/>
-          <w:bCs/>
-        </w:rPr>
-        <w:t>Weekly Market Read: October 23, 2025</w:t>
+      <w:pPr>
+        <w:rPr>
+          <w:b/>
+          <w:bCs/>
+        </w:rPr>
+      </w:pPr>
+      <w:r>
+        <w:rPr>
+          <w:b/>
+          <w:bCs/>
+        </w:rPr>
+        <w:t>ChatGPT said:</w:t>
       </w:r>
     </w:p>
     <w:p>
       <w:r>
-        <w:t xml:space="preserve">The market is saying (all numbers are </w:t>
-      </w:r>
-      <w:r>
-        <w:rPr>
-          <w:b/>
-          <w:bCs/>
-        </w:rPr>
-        <w:t>WTD % returns</w:t>
-      </w:r>
-      <w:r>
-        <w:t>):</w:t>
+        <w:rPr>
+          <w:b/>
+          <w:bCs/>
+        </w:rPr>
+        <w:t>Weekly Market Read: October 24, 2025</w:t>
       </w:r>
     </w:p>
     <w:p>
+      <w:r>
+        <w:t xml:space="preserve">The market is saying (all numbers are </w:t>
+      </w:r>
+      <w:r>
+        <w:rPr>
+          <w:b/>
+          <w:bCs/>
+        </w:rPr>
+        <w:t>WTD % returns</w:t>
+      </w:r>
+      <w:r>
+        <w:t>):</w:t>
+      </w:r>
+    </w:p>
+    <w:p>
       <w:pPr>
         <w:numPr>
           <w:ilvl w:val="0"/>
-          <w:numId w:val="5"/>
+          <w:numId w:val="7"/>
         </w:numPr>
       </w:pPr>
       <w:r>
@@ -41,14 +56,14 @@
         <w:t>Breadth:</w:t>
       </w:r>
       <w:r>
-        <w:t xml:space="preserve"> 68.2% of names are positive.</w:t>
+        <w:t xml:space="preserve"> 69.6% of names are positive.</w:t>
       </w:r>
     </w:p>
     <w:p>
       <w:pPr>
         <w:numPr>
           <w:ilvl w:val="0"/>
-          <w:numId w:val="5"/>
+          <w:numId w:val="7"/>
         </w:numPr>
       </w:pPr>
       <w:r>
@@ -59,14 +74,14 @@
         <w:t>Information Technology:</w:t>
       </w:r>
       <w:r>
-        <w:t xml:space="preserve"> firm (avg +1.9%).</w:t>
+        <w:t xml:space="preserve"> firm (avg +2.7%).</w:t>
       </w:r>
     </w:p>
     <w:p>
       <w:pPr>
         <w:numPr>
           <w:ilvl w:val="0"/>
-          <w:numId w:val="5"/>
+          <w:numId w:val="7"/>
         </w:numPr>
       </w:pPr>
       <w:r>
@@ -77,14 +92,14 @@
         <w:t>Industrials:</w:t>
       </w:r>
       <w:r>
-        <w:t xml:space="preserve"> firm (avg +1.4%).</w:t>
+        <w:t xml:space="preserve"> firm (avg +1.6%).</w:t>
       </w:r>
     </w:p>
     <w:p>
       <w:pPr>
         <w:numPr>
           <w:ilvl w:val="0"/>
-          <w:numId w:val="5"/>
+          <w:numId w:val="7"/>
         </w:numPr>
       </w:pPr>
       <w:r>
@@ -95,14 +110,14 @@
         <w:t>Consumer Staples:</w:t>
       </w:r>
       <w:r>
-        <w:t xml:space="preserve"> lagging (avg –0.8%).</w:t>
+        <w:t xml:space="preserve"> lagging (avg –1.1%).</w:t>
       </w:r>
     </w:p>
     <w:p>
       <w:pPr>
         <w:numPr>
           <w:ilvl w:val="0"/>
-          <w:numId w:val="5"/>
+          <w:numId w:val="7"/>
         </w:numPr>
       </w:pPr>
       <w:r>
@@ -113,14 +128,14 @@
         <w:t>Consumer Discretionary:</w:t>
       </w:r>
       <w:r>
-        <w:t xml:space="preserve"> leading (avg +2.0%).</w:t>
+        <w:t xml:space="preserve"> firm (avg +1.7%).</w:t>
       </w:r>
     </w:p>
     <w:p>
       <w:pPr>
         <w:numPr>
           <w:ilvl w:val="0"/>
-          <w:numId w:val="5"/>
+          <w:numId w:val="7"/>
         </w:numPr>
       </w:pPr>
       <w:r>
@@ -131,14 +146,14 @@
         <w:t>Financials:</w:t>
       </w:r>
       <w:r>
-        <w:t xml:space="preserve"> firm (avg +1.1%).</w:t>
+        <w:t xml:space="preserve"> firm (avg +2.0%).</w:t>
       </w:r>
     </w:p>
     <w:p>
       <w:pPr>
         <w:numPr>
           <w:ilvl w:val="0"/>
-          <w:numId w:val="5"/>
+          <w:numId w:val="7"/>
         </w:numPr>
       </w:pPr>
       <w:r>
@@ -149,14 +164,14 @@
         <w:t>Utilities:</w:t>
       </w:r>
       <w:r>
-        <w:t xml:space="preserve"> lagging (avg –0.8%).</w:t>
+        <w:t xml:space="preserve"> flat (avg –0.1%).</w:t>
       </w:r>
     </w:p>
     <w:p>
       <w:pPr>
         <w:numPr>
           <w:ilvl w:val="0"/>
-          <w:numId w:val="5"/>
+          <w:numId w:val="7"/>
         </w:numPr>
       </w:pPr>
       <w:r>
@@ -167,14 +182,14 @@
         <w:t>Real Estate:</w:t>
       </w:r>
       <w:r>
-        <w:t xml:space="preserve"> firm (avg +1.3%).</w:t>
+        <w:t xml:space="preserve"> firm (avg +1.5%).</w:t>
       </w:r>
     </w:p>
     <w:p>
       <w:pPr>
         <w:numPr>
           <w:ilvl w:val="0"/>
-          <w:numId w:val="5"/>
+          <w:numId w:val="7"/>
         </w:numPr>
       </w:pPr>
       <w:r>
@@ -185,14 +200,14 @@
         <w:t>Materials:</w:t>
       </w:r>
       <w:r>
-        <w:t xml:space="preserve"> leading (avg +3.0%).</w:t>
+        <w:t xml:space="preserve"> leading (avg +3.1%).</w:t>
       </w:r>
     </w:p>
     <w:p>
       <w:pPr>
         <w:numPr>
           <w:ilvl w:val="0"/>
-          <w:numId w:val="5"/>
+          <w:numId w:val="7"/>
         </w:numPr>
       </w:pPr>
       <w:r>
@@ -203,14 +218,14 @@
         <w:t>Energy:</w:t>
       </w:r>
       <w:r>
-        <w:t xml:space="preserve"> leading (avg +4.7%).</w:t>
+        <w:t xml:space="preserve"> leading (avg +3.3%).</w:t>
       </w:r>
     </w:p>
     <w:p>
       <w:pPr>
         <w:numPr>
           <w:ilvl w:val="0"/>
-          <w:numId w:val="5"/>
+          <w:numId w:val="7"/>
         </w:numPr>
       </w:pPr>
       <w:r>
@@ -228,7 +243,7 @@
       <w:pPr>
         <w:numPr>
           <w:ilvl w:val="0"/>
-          <w:numId w:val="5"/>
+          <w:numId w:val="7"/>
         </w:numPr>
       </w:pPr>
       <w:r>
@@ -239,7 +254,7 @@
         <w:t>Communication Services:</w:t>
       </w:r>
       <w:r>
-        <w:t xml:space="preserve"> soft (avg +0.2%).</w:t>
+        <w:t xml:space="preserve"> soft (avg +0.3%).</w:t>
       </w:r>
     </w:p>
     <w:p>
@@ -255,7 +270,7 @@
       <w:pPr>
         <w:numPr>
           <w:ilvl w:val="0"/>
-          <w:numId w:val="6"/>
+          <w:numId w:val="8"/>
         </w:numPr>
       </w:pPr>
       <w:r>
@@ -266,14 +281,14 @@
         <w:t>Gold:</w:t>
       </w:r>
       <w:r>
-        <w:t xml:space="preserve"> down (avg –2.6%).</w:t>
+        <w:t xml:space="preserve"> down (avg –2.9%).</w:t>
       </w:r>
     </w:p>
     <w:p>
       <w:pPr>
         <w:numPr>
           <w:ilvl w:val="0"/>
-          <w:numId w:val="6"/>
+          <w:numId w:val="8"/>
         </w:numPr>
       </w:pPr>
       <w:r>
@@ -291,7 +306,7 @@
       <w:pPr>
         <w:numPr>
           <w:ilvl w:val="0"/>
-          <w:numId w:val="6"/>
+          <w:numId w:val="8"/>
         </w:numPr>
       </w:pPr>
       <w:r>
@@ -302,14 +317,14 @@
         <w:t>Yields:</w:t>
       </w:r>
       <w:r>
-        <w:t xml:space="preserve"> easing (avg –0.3%).</w:t>
+        <w:t xml:space="preserve"> little changed (avg –0.1%).</w:t>
       </w:r>
     </w:p>
     <w:p>
       <w:pPr>
         <w:numPr>
           <w:ilvl w:val="0"/>
-          <w:numId w:val="6"/>
+          <w:numId w:val="8"/>
         </w:numPr>
       </w:pPr>
       <w:r>
@@ -317,6 +332,7 @@
           <w:b/>
           <w:bCs/>
         </w:rPr>
+        <w:lastRenderedPageBreak/>
         <w:t>Bonds:</w:t>
       </w:r>
       <w:r>
@@ -327,7 +343,7 @@
       <w:pPr>
         <w:numPr>
           <w:ilvl w:val="0"/>
-          <w:numId w:val="6"/>
+          <w:numId w:val="8"/>
         </w:numPr>
       </w:pPr>
       <w:r>
@@ -335,11 +351,10 @@
           <w:b/>
           <w:bCs/>
         </w:rPr>
-        <w:lastRenderedPageBreak/>
         <w:t>Energy complex:</w:t>
       </w:r>
       <w:r>
-        <w:t xml:space="preserve"> bid (avg +8.4%).</w:t>
+        <w:t xml:space="preserve"> bid (avg +8.5%).</w:t>
       </w:r>
     </w:p>
     <w:p>
@@ -351,57 +366,81 @@
         <w:t>Bottom line:</w:t>
       </w:r>
       <w:r>
-        <w:t xml:space="preserve"> Market tone remains </w:t>
-      </w:r>
-      <w:r>
-        <w:rPr>
-          <w:b/>
-          <w:bCs/>
-        </w:rPr>
-        <w:t>constructive</w:t>
-      </w:r>
-      <w:r>
-        <w:t xml:space="preserve"> with broad participation and leadership from </w:t>
-      </w:r>
-      <w:r>
-        <w:rPr>
-          <w:b/>
-          <w:bCs/>
-        </w:rPr>
-        <w:t>Energy, Materials, Discretionary, and Health Care</w:t>
-      </w:r>
-      <w:r>
-        <w:t xml:space="preserve">, while </w:t>
-      </w:r>
-      <w:r>
-        <w:rPr>
-          <w:b/>
-          <w:bCs/>
-        </w:rPr>
-        <w:t>Staples and Utilities</w:t>
-      </w:r>
-      <w:r>
-        <w:t xml:space="preserve"> continue to lag. Macro posture — </w:t>
-      </w:r>
-      <w:r>
-        <w:rPr>
-          <w:b/>
-          <w:bCs/>
-        </w:rPr>
-        <w:t>gold weaker, USD firm, yields slightly lower, and the energy complex bid</w:t>
-      </w:r>
-      <w:r>
-        <w:t xml:space="preserve"> — signals </w:t>
-      </w:r>
-      <w:r>
-        <w:rPr>
-          <w:b/>
-          <w:bCs/>
-        </w:rPr>
-        <w:t>steady growth with mild inflation pressure</w:t>
-      </w:r>
-      <w:r>
-        <w:t xml:space="preserve">, favoring </w:t>
+        <w:t xml:space="preserve"> A broadly constructive week with nearly 70% participation and leadership from </w:t>
+      </w:r>
+      <w:r>
+        <w:rPr>
+          <w:b/>
+          <w:bCs/>
+        </w:rPr>
+        <w:t>Energy and Materials</w:t>
+      </w:r>
+      <w:r>
+        <w:t xml:space="preserve">, supported by </w:t>
+      </w:r>
+      <w:r>
+        <w:rPr>
+          <w:b/>
+          <w:bCs/>
+        </w:rPr>
+        <w:t>Tech, Financials, Health Care, and Industrials</w:t>
+      </w:r>
+      <w:r>
+        <w:t xml:space="preserve">. </w:t>
+      </w:r>
+      <w:r>
+        <w:rPr>
+          <w:b/>
+          <w:bCs/>
+        </w:rPr>
+        <w:t>Staples</w:t>
+      </w:r>
+      <w:r>
+        <w:t xml:space="preserve"> lagged and </w:t>
+      </w:r>
+      <w:r>
+        <w:rPr>
+          <w:b/>
+          <w:bCs/>
+        </w:rPr>
+        <w:t>Utilities</w:t>
+      </w:r>
+      <w:r>
+        <w:t xml:space="preserve"> were flat, while </w:t>
+      </w:r>
+      <w:r>
+        <w:rPr>
+          <w:b/>
+          <w:bCs/>
+        </w:rPr>
+        <w:t>Comm Services</w:t>
+      </w:r>
+      <w:r>
+        <w:t xml:space="preserve"> was only slightly positive. </w:t>
+      </w:r>
+      <w:bookmarkStart w:id="0" w:name="_Hlk212229869"/>
+      <w:r>
+        <w:t xml:space="preserve">Macro posture — </w:t>
+      </w:r>
+      <w:r>
+        <w:rPr>
+          <w:b/>
+          <w:bCs/>
+        </w:rPr>
+        <w:t>gold softer, USD firm, yields essentially unchanged, bonds flat, and the energy complex strongly bid</w:t>
+      </w:r>
+      <w:r>
+        <w:t xml:space="preserve"> — points to steady growth with moderate inflation pressures, a setup supportive of </w:t>
+      </w:r>
+      <w:r>
+        <w:rPr>
+          <w:b/>
+          <w:bCs/>
+        </w:rPr>
+        <w:t>risk assets</w:t>
+      </w:r>
+      <w:r>
+        <w:t xml:space="preserve"> with a tilt toward </w:t>
       </w:r>
       <w:r>
         <w:rPr>
@@ -414,6 +453,7 @@
         <w:t xml:space="preserve"> over defensives.</w:t>
       </w:r>
     </w:p>
+    <w:bookmarkEnd w:id="0"/>
     <w:p/>
     <w:sectPr>
       <w:pgSz w:w="15840" w:h="12240" w:orient="landscape"/>
@@ -577,6 +617,304 @@
     </w:lvl>
   </w:abstractNum>
   <w:abstractNum w:abstractNumId="1" w15:restartNumberingAfterBreak="0">
+    <w:nsid w:val="39D01A99"/>
+    <w:multiLevelType w:val="multilevel"/>
+    <w:tmpl w:val="3E2C8440"/>
+    <w:lvl w:ilvl="0">
+      <w:start w:val="1"/>
+      <w:numFmt w:val="bullet"/>
+      <w:lvlText w:val=""/>
+      <w:lvlJc w:val="left"/>
+      <w:pPr>
+        <w:tabs>
+          <w:tab w:val="num" w:pos="720"/>
+        </w:tabs>
+        <w:ind w:left="720" w:hanging="360"/>
+      </w:pPr>
+      <w:rPr>
+        <w:rFonts w:ascii="Symbol" w:hAnsi="Symbol" w:hint="default"/>
+        <w:sz w:val="20"/>
+      </w:rPr>
+    </w:lvl>
+    <w:lvl w:ilvl="1" w:tentative="1">
+      <w:start w:val="1"/>
+      <w:numFmt w:val="bullet"/>
+      <w:lvlText w:val="o"/>
+      <w:lvlJc w:val="left"/>
+      <w:pPr>
+        <w:tabs>
+          <w:tab w:val="num" w:pos="1440"/>
+        </w:tabs>
+        <w:ind w:left="1440" w:hanging="360"/>
+      </w:pPr>
+      <w:rPr>
+        <w:rFonts w:ascii="Courier New" w:hAnsi="Courier New" w:hint="default"/>
+        <w:sz w:val="20"/>
+      </w:rPr>
+    </w:lvl>
+    <w:lvl w:ilvl="2" w:tentative="1">
+      <w:start w:val="1"/>
+      <w:numFmt w:val="bullet"/>
+      <w:lvlText w:val=""/>
+      <w:lvlJc w:val="left"/>
+      <w:pPr>
+        <w:tabs>
+          <w:tab w:val="num" w:pos="2160"/>
+        </w:tabs>
+        <w:ind w:left="2160" w:hanging="360"/>
+      </w:pPr>
+      <w:rPr>
+        <w:rFonts w:ascii="Wingdings" w:hAnsi="Wingdings" w:hint="default"/>
+        <w:sz w:val="20"/>
+      </w:rPr>
+    </w:lvl>
+    <w:lvl w:ilvl="3" w:tentative="1">
+      <w:start w:val="1"/>
+      <w:numFmt w:val="bullet"/>
+      <w:lvlText w:val=""/>
+      <w:lvlJc w:val="left"/>
+      <w:pPr>
+        <w:tabs>
+          <w:tab w:val="num" w:pos="2880"/>
+        </w:tabs>
+        <w:ind w:left="2880" w:hanging="360"/>
+      </w:pPr>
+      <w:rPr>
+        <w:rFonts w:ascii="Wingdings" w:hAnsi="Wingdings" w:hint="default"/>
+        <w:sz w:val="20"/>
+      </w:rPr>
+    </w:lvl>
+    <w:lvl w:ilvl="4" w:tentative="1">
+      <w:start w:val="1"/>
+      <w:numFmt w:val="bullet"/>
+      <w:lvlText w:val=""/>
+      <w:lvlJc w:val="left"/>
+      <w:pPr>
+        <w:tabs>
+          <w:tab w:val="num" w:pos="3600"/>
+        </w:tabs>
+        <w:ind w:left="3600" w:hanging="360"/>
+      </w:pPr>
+      <w:rPr>
+        <w:rFonts w:ascii="Wingdings" w:hAnsi="Wingdings" w:hint="default"/>
+        <w:sz w:val="20"/>
+      </w:rPr>
+    </w:lvl>
+    <w:lvl w:ilvl="5" w:tentative="1">
+      <w:start w:val="1"/>
+      <w:numFmt w:val="bullet"/>
+      <w:lvlText w:val=""/>
+      <w:lvlJc w:val="left"/>
+      <w:pPr>
+        <w:tabs>
+          <w:tab w:val="num" w:pos="4320"/>
+        </w:tabs>
+        <w:ind w:left="4320" w:hanging="360"/>
+      </w:pPr>
+      <w:rPr>
+        <w:rFonts w:ascii="Wingdings" w:hAnsi="Wingdings" w:hint="default"/>
+        <w:sz w:val="20"/>
+      </w:rPr>
+    </w:lvl>
+    <w:lvl w:ilvl="6" w:tentative="1">
+      <w:start w:val="1"/>
+      <w:numFmt w:val="bullet"/>
+      <w:lvlText w:val=""/>
+      <w:lvlJc w:val="left"/>
+      <w:pPr>
+        <w:tabs>
+          <w:tab w:val="num" w:pos="5040"/>
+        </w:tabs>
+        <w:ind w:left="5040" w:hanging="360"/>
+      </w:pPr>
+      <w:rPr>
+        <w:rFonts w:ascii="Wingdings" w:hAnsi="Wingdings" w:hint="default"/>
+        <w:sz w:val="20"/>
+      </w:rPr>
+    </w:lvl>
+    <w:lvl w:ilvl="7" w:tentative="1">
+      <w:start w:val="1"/>
+      <w:numFmt w:val="bullet"/>
+      <w:lvlText w:val=""/>
+      <w:lvlJc w:val="left"/>
+      <w:pPr>
+        <w:tabs>
+          <w:tab w:val="num" w:pos="5760"/>
+        </w:tabs>
+        <w:ind w:left="5760" w:hanging="360"/>
+      </w:pPr>
+      <w:rPr>
+        <w:rFonts w:ascii="Wingdings" w:hAnsi="Wingdings" w:hint="default"/>
+        <w:sz w:val="20"/>
+      </w:rPr>
+    </w:lvl>
+    <w:lvl w:ilvl="8" w:tentative="1">
+      <w:start w:val="1"/>
+      <w:numFmt w:val="bullet"/>
+      <w:lvlText w:val=""/>
+      <w:lvlJc w:val="left"/>
+      <w:pPr>
+        <w:tabs>
+          <w:tab w:val="num" w:pos="6480"/>
+        </w:tabs>
+        <w:ind w:left="6480" w:hanging="360"/>
+      </w:pPr>
+      <w:rPr>
+        <w:rFonts w:ascii="Wingdings" w:hAnsi="Wingdings" w:hint="default"/>
+        <w:sz w:val="20"/>
+      </w:rPr>
+    </w:lvl>
+  </w:abstractNum>
+  <w:abstractNum w:abstractNumId="2" w15:restartNumberingAfterBreak="0">
+    <w:nsid w:val="3EB61EF5"/>
+    <w:multiLevelType w:val="multilevel"/>
+    <w:tmpl w:val="A7E0B13E"/>
+    <w:lvl w:ilvl="0">
+      <w:start w:val="1"/>
+      <w:numFmt w:val="bullet"/>
+      <w:lvlText w:val=""/>
+      <w:lvlJc w:val="left"/>
+      <w:pPr>
+        <w:tabs>
+          <w:tab w:val="num" w:pos="720"/>
+        </w:tabs>
+        <w:ind w:left="720" w:hanging="360"/>
+      </w:pPr>
+      <w:rPr>
+        <w:rFonts w:ascii="Symbol" w:hAnsi="Symbol" w:hint="default"/>
+        <w:sz w:val="20"/>
+      </w:rPr>
+    </w:lvl>
+    <w:lvl w:ilvl="1" w:tentative="1">
+      <w:start w:val="1"/>
+      <w:numFmt w:val="bullet"/>
+      <w:lvlText w:val="o"/>
+      <w:lvlJc w:val="left"/>
+      <w:pPr>
+        <w:tabs>
+          <w:tab w:val="num" w:pos="1440"/>
+        </w:tabs>
+        <w:ind w:left="1440" w:hanging="360"/>
+      </w:pPr>
+      <w:rPr>
+        <w:rFonts w:ascii="Courier New" w:hAnsi="Courier New" w:hint="default"/>
+        <w:sz w:val="20"/>
+      </w:rPr>
+    </w:lvl>
+    <w:lvl w:ilvl="2" w:tentative="1">
+      <w:start w:val="1"/>
+      <w:numFmt w:val="bullet"/>
+      <w:lvlText w:val=""/>
+      <w:lvlJc w:val="left"/>
+      <w:pPr>
+        <w:tabs>
+          <w:tab w:val="num" w:pos="2160"/>
+        </w:tabs>
+        <w:ind w:left="2160" w:hanging="360"/>
+      </w:pPr>
+      <w:rPr>
+        <w:rFonts w:ascii="Wingdings" w:hAnsi="Wingdings" w:hint="default"/>
+        <w:sz w:val="20"/>
+      </w:rPr>
+    </w:lvl>
+    <w:lvl w:ilvl="3" w:tentative="1">
+      <w:start w:val="1"/>
+      <w:numFmt w:val="bullet"/>
+      <w:lvlText w:val=""/>
+      <w:lvlJc w:val="left"/>
+      <w:pPr>
+        <w:tabs>
+          <w:tab w:val="num" w:pos="2880"/>
+        </w:tabs>
+        <w:ind w:left="2880" w:hanging="360"/>
+      </w:pPr>
+      <w:rPr>
+        <w:rFonts w:ascii="Wingdings" w:hAnsi="Wingdings" w:hint="default"/>
+        <w:sz w:val="20"/>
+      </w:rPr>
+    </w:lvl>
+    <w:lvl w:ilvl="4" w:tentative="1">
+      <w:start w:val="1"/>
+      <w:numFmt w:val="bullet"/>
+      <w:lvlText w:val=""/>
+      <w:lvlJc w:val="left"/>
+      <w:pPr>
+        <w:tabs>
+          <w:tab w:val="num" w:pos="3600"/>
+        </w:tabs>
+        <w:ind w:left="3600" w:hanging="360"/>
+      </w:pPr>
+      <w:rPr>
+        <w:rFonts w:ascii="Wingdings" w:hAnsi="Wingdings" w:hint="default"/>
+        <w:sz w:val="20"/>
+      </w:rPr>
+    </w:lvl>
+    <w:lvl w:ilvl="5" w:tentative="1">
+      <w:start w:val="1"/>
+      <w:numFmt w:val="bullet"/>
+      <w:lvlText w:val=""/>
+      <w:lvlJc w:val="left"/>
+      <w:pPr>
+        <w:tabs>
+          <w:tab w:val="num" w:pos="4320"/>
+        </w:tabs>
+        <w:ind w:left="4320" w:hanging="360"/>
+      </w:pPr>
+      <w:rPr>
+        <w:rFonts w:ascii="Wingdings" w:hAnsi="Wingdings" w:hint="default"/>
+        <w:sz w:val="20"/>
+      </w:rPr>
+    </w:lvl>
+    <w:lvl w:ilvl="6" w:tentative="1">
+      <w:start w:val="1"/>
+      <w:numFmt w:val="bullet"/>
+      <w:lvlText w:val=""/>
+      <w:lvlJc w:val="left"/>
+      <w:pPr>
+        <w:tabs>
+          <w:tab w:val="num" w:pos="5040"/>
+        </w:tabs>
+        <w:ind w:left="5040" w:hanging="360"/>
+      </w:pPr>
+      <w:rPr>
+        <w:rFonts w:ascii="Wingdings" w:hAnsi="Wingdings" w:hint="default"/>
+        <w:sz w:val="20"/>
+      </w:rPr>
+    </w:lvl>
+    <w:lvl w:ilvl="7" w:tentative="1">
+      <w:start w:val="1"/>
+      <w:numFmt w:val="bullet"/>
+      <w:lvlText w:val=""/>
+      <w:lvlJc w:val="left"/>
+      <w:pPr>
+        <w:tabs>
+          <w:tab w:val="num" w:pos="5760"/>
+        </w:tabs>
+        <w:ind w:left="5760" w:hanging="360"/>
+      </w:pPr>
+      <w:rPr>
+        <w:rFonts w:ascii="Wingdings" w:hAnsi="Wingdings" w:hint="default"/>
+        <w:sz w:val="20"/>
+      </w:rPr>
+    </w:lvl>
+    <w:lvl w:ilvl="8" w:tentative="1">
+      <w:start w:val="1"/>
+      <w:numFmt w:val="bullet"/>
+      <w:lvlText w:val=""/>
+      <w:lvlJc w:val="left"/>
+      <w:pPr>
+        <w:tabs>
+          <w:tab w:val="num" w:pos="6480"/>
+        </w:tabs>
+        <w:ind w:left="6480" w:hanging="360"/>
+      </w:pPr>
+      <w:rPr>
+        <w:rFonts w:ascii="Wingdings" w:hAnsi="Wingdings" w:hint="default"/>
+        <w:sz w:val="20"/>
+      </w:rPr>
+    </w:lvl>
+  </w:abstractNum>
+  <w:abstractNum w:abstractNumId="3" w15:restartNumberingAfterBreak="0">
     <w:nsid w:val="49BE4A0C"/>
     <w:multiLevelType w:val="multilevel"/>
     <w:tmpl w:val="E4448F5E"/>
@@ -725,7 +1063,7 @@
       </w:rPr>
     </w:lvl>
   </w:abstractNum>
-  <w:abstractNum w:abstractNumId="2" w15:restartNumberingAfterBreak="0">
+  <w:abstractNum w:abstractNumId="4" w15:restartNumberingAfterBreak="0">
     <w:nsid w:val="4B815761"/>
     <w:multiLevelType w:val="multilevel"/>
     <w:tmpl w:val="EDA8D4A0"/>
@@ -874,7 +1212,7 @@
       </w:rPr>
     </w:lvl>
   </w:abstractNum>
-  <w:abstractNum w:abstractNumId="3" w15:restartNumberingAfterBreak="0">
+  <w:abstractNum w:abstractNumId="5" w15:restartNumberingAfterBreak="0">
     <w:nsid w:val="604F737A"/>
     <w:multiLevelType w:val="multilevel"/>
     <w:tmpl w:val="C7B86CC4"/>
@@ -1023,7 +1361,7 @@
       </w:rPr>
     </w:lvl>
   </w:abstractNum>
-  <w:abstractNum w:abstractNumId="4" w15:restartNumberingAfterBreak="0">
+  <w:abstractNum w:abstractNumId="6" w15:restartNumberingAfterBreak="0">
     <w:nsid w:val="654315C6"/>
     <w:multiLevelType w:val="multilevel"/>
     <w:tmpl w:val="021C6DD0"/>
@@ -1172,7 +1510,7 @@
       </w:rPr>
     </w:lvl>
   </w:abstractNum>
-  <w:abstractNum w:abstractNumId="5" w15:restartNumberingAfterBreak="0">
+  <w:abstractNum w:abstractNumId="7" w15:restartNumberingAfterBreak="0">
     <w:nsid w:val="72AC746A"/>
     <w:multiLevelType w:val="multilevel"/>
     <w:tmpl w:val="9ECEABA4"/>
@@ -1322,22 +1660,28 @@
     </w:lvl>
   </w:abstractNum>
   <w:num w:numId="1" w16cid:durableId="1191525783">
-    <w:abstractNumId w:val="2"/>
+    <w:abstractNumId w:val="4"/>
   </w:num>
   <w:num w:numId="2" w16cid:durableId="196086285">
     <w:abstractNumId w:val="0"/>
   </w:num>
   <w:num w:numId="3" w16cid:durableId="1469737095">
-    <w:abstractNumId w:val="1"/>
+    <w:abstractNumId w:val="3"/>
   </w:num>
   <w:num w:numId="4" w16cid:durableId="21443922">
-    <w:abstractNumId w:val="3"/>
+    <w:abstractNumId w:val="5"/>
   </w:num>
   <w:num w:numId="5" w16cid:durableId="518083538">
-    <w:abstractNumId w:val="4"/>
+    <w:abstractNumId w:val="6"/>
   </w:num>
   <w:num w:numId="6" w16cid:durableId="278339222">
-    <w:abstractNumId w:val="5"/>
+    <w:abstractNumId w:val="7"/>
+  </w:num>
+  <w:num w:numId="7" w16cid:durableId="411660800">
+    <w:abstractNumId w:val="2"/>
+  </w:num>
+  <w:num w:numId="8" w16cid:durableId="385759481">
+    <w:abstractNumId w:val="1"/>
   </w:num>
   <w:numIdMacAtCleanup w:val="2"/>
 </w:numbering>

--- a/data/Market_Read_weekly.docx
+++ b/data/Market_Read_weekly.docx
@@ -3,27 +3,12 @@
 <w:document xmlns:wpc="http://schemas.microsoft.com/office/word/2010/wordprocessingCanvas" xmlns:cx="http://schemas.microsoft.com/office/drawing/2014/chartex" xmlns:cx1="http://schemas.microsoft.com/office/drawing/2015/9/8/chartex" xmlns:cx2="http://schemas.microsoft.com/office/drawing/2015/10/21/chartex" xmlns:cx3="http://schemas.microsoft.com/office/drawing/2016/5/9/chartex" xmlns:cx4="http://schemas.microsoft.com/office/drawing/2016/5/10/chartex" xmlns:cx5="http://schemas.microsoft.com/office/drawing/2016/5/11/chartex" xmlns:cx6="http://schemas.microsoft.com/office/drawing/2016/5/12/chartex" xmlns:cx7="http://schemas.microsoft.com/office/drawing/2016/5/13/chartex" xmlns:cx8="http://schemas.microsoft.com/office/drawing/2016/5/14/chartex" xmlns:mc="http://schemas.openxmlformats.org/markup-compatibility/2006" xmlns:aink="http://schemas.microsoft.com/office/drawing/2016/ink" xmlns:am3d="http://schemas.microsoft.com/office/drawing/2017/model3d" xmlns:o="urn:schemas-microsoft-com:office:office" xmlns:oel="http://schemas.microsoft.com/office/2019/extlst" xmlns:r="http://schemas.openxmlformats.org/officeDocument/2006/relationships" xmlns:m="http://schemas.openxmlformats.org/officeDocument/2006/math" xmlns:v="urn:schemas-microsoft-com:vml" xmlns:wp14="http://schemas.microsoft.com/office/word/2010/wordprocessingDrawing" xmlns:wp="http://schemas.openxmlformats.org/drawingml/2006/wordprocessingDrawing" xmlns:w10="urn:schemas-microsoft-com:office:word" xmlns:w="http://schemas.openxmlformats.org/wordprocessingml/2006/main" xmlns:w14="http://schemas.microsoft.com/office/word/2010/wordml" xmlns:w15="http://schemas.microsoft.com/office/word/2012/wordml" xmlns:w16cex="http://schemas.microsoft.com/office/word/2018/wordml/cex" xmlns:w16cid="http://schemas.microsoft.com/office/word/2016/wordml/cid" xmlns:w16="http://schemas.microsoft.com/office/word/2018/wordml" xmlns:w16du="http://schemas.microsoft.com/office/word/2023/wordml/word16du" xmlns:w16sdtdh="http://schemas.microsoft.com/office/word/2020/wordml/sdtdatahash" xmlns:w16sdtfl="http://schemas.microsoft.com/office/word/2024/wordml/sdtformatlock" xmlns:w16se="http://schemas.microsoft.com/office/word/2015/wordml/symex" xmlns:wpg="http://schemas.microsoft.com/office/word/2010/wordprocessingGroup" xmlns:wpi="http://schemas.microsoft.com/office/word/2010/wordprocessingInk" xmlns:wne="http://schemas.microsoft.com/office/word/2006/wordml" xmlns:wps="http://schemas.microsoft.com/office/word/2010/wordprocessingShape" mc:Ignorable="w14 w15 w16se w16cid w16 w16cex w16sdtdh w16sdtfl w16du wp14">
   <w:body>
     <w:p>
-      <w:pPr>
+      <w:r>
         <w:rPr>
           <w:b/>
           <w:bCs/>
         </w:rPr>
-      </w:pPr>
-      <w:r>
-        <w:rPr>
-          <w:b/>
-          <w:bCs/>
-        </w:rPr>
-        <w:t>ChatGPT said:</w:t>
-      </w:r>
-    </w:p>
-    <w:p>
-      <w:r>
-        <w:rPr>
-          <w:b/>
-          <w:bCs/>
-        </w:rPr>
-        <w:t>Weekly Market Read: October 24, 2025</w:t>
+        <w:t>Weekly Market Read: October 27, 2025</w:t>
       </w:r>
     </w:p>
     <w:p>
@@ -45,7 +30,7 @@
       <w:pPr>
         <w:numPr>
           <w:ilvl w:val="0"/>
-          <w:numId w:val="7"/>
+          <w:numId w:val="9"/>
         </w:numPr>
       </w:pPr>
       <w:r>
@@ -56,14 +41,14 @@
         <w:t>Breadth:</w:t>
       </w:r>
       <w:r>
-        <w:t xml:space="preserve"> 69.6% of names are positive.</w:t>
+        <w:t xml:space="preserve"> 65.0% of names are positive.</w:t>
       </w:r>
     </w:p>
     <w:p>
       <w:pPr>
         <w:numPr>
           <w:ilvl w:val="0"/>
-          <w:numId w:val="7"/>
+          <w:numId w:val="9"/>
         </w:numPr>
       </w:pPr>
       <w:r>
@@ -74,14 +59,14 @@
         <w:t>Information Technology:</w:t>
       </w:r>
       <w:r>
-        <w:t xml:space="preserve"> firm (avg +2.7%).</w:t>
+        <w:t xml:space="preserve"> leading (avg +1.2%).</w:t>
       </w:r>
     </w:p>
     <w:p>
       <w:pPr>
         <w:numPr>
           <w:ilvl w:val="0"/>
-          <w:numId w:val="7"/>
+          <w:numId w:val="9"/>
         </w:numPr>
       </w:pPr>
       <w:r>
@@ -92,14 +77,14 @@
         <w:t>Industrials:</w:t>
       </w:r>
       <w:r>
-        <w:t xml:space="preserve"> firm (avg +1.6%).</w:t>
+        <w:t xml:space="preserve"> soft (avg +0.4%).</w:t>
       </w:r>
     </w:p>
     <w:p>
       <w:pPr>
         <w:numPr>
           <w:ilvl w:val="0"/>
-          <w:numId w:val="7"/>
+          <w:numId w:val="9"/>
         </w:numPr>
       </w:pPr>
       <w:r>
@@ -110,14 +95,14 @@
         <w:t>Consumer Staples:</w:t>
       </w:r>
       <w:r>
-        <w:t xml:space="preserve"> lagging (avg –1.1%).</w:t>
+        <w:t xml:space="preserve"> firm (avg +0.6%).</w:t>
       </w:r>
     </w:p>
     <w:p>
       <w:pPr>
         <w:numPr>
           <w:ilvl w:val="0"/>
-          <w:numId w:val="7"/>
+          <w:numId w:val="9"/>
         </w:numPr>
       </w:pPr>
       <w:r>
@@ -128,14 +113,14 @@
         <w:t>Consumer Discretionary:</w:t>
       </w:r>
       <w:r>
-        <w:t xml:space="preserve"> firm (avg +1.7%).</w:t>
+        <w:t xml:space="preserve"> firm (avg +0.6%).</w:t>
       </w:r>
     </w:p>
     <w:p>
       <w:pPr>
         <w:numPr>
           <w:ilvl w:val="0"/>
-          <w:numId w:val="7"/>
+          <w:numId w:val="9"/>
         </w:numPr>
       </w:pPr>
       <w:r>
@@ -146,14 +131,14 @@
         <w:t>Financials:</w:t>
       </w:r>
       <w:r>
-        <w:t xml:space="preserve"> firm (avg +2.0%).</w:t>
+        <w:t xml:space="preserve"> soft (avg +0.3%).</w:t>
       </w:r>
     </w:p>
     <w:p>
       <w:pPr>
         <w:numPr>
           <w:ilvl w:val="0"/>
-          <w:numId w:val="7"/>
+          <w:numId w:val="9"/>
         </w:numPr>
       </w:pPr>
       <w:r>
@@ -164,14 +149,14 @@
         <w:t>Utilities:</w:t>
       </w:r>
       <w:r>
-        <w:t xml:space="preserve"> flat (avg –0.1%).</w:t>
+        <w:t xml:space="preserve"> soft (avg +0.1%).</w:t>
       </w:r>
     </w:p>
     <w:p>
       <w:pPr>
         <w:numPr>
           <w:ilvl w:val="0"/>
-          <w:numId w:val="7"/>
+          <w:numId w:val="9"/>
         </w:numPr>
       </w:pPr>
       <w:r>
@@ -182,14 +167,14 @@
         <w:t>Real Estate:</w:t>
       </w:r>
       <w:r>
-        <w:t xml:space="preserve"> firm (avg +1.5%).</w:t>
+        <w:t xml:space="preserve"> soft (avg +0.1%).</w:t>
       </w:r>
     </w:p>
     <w:p>
       <w:pPr>
         <w:numPr>
           <w:ilvl w:val="0"/>
-          <w:numId w:val="7"/>
+          <w:numId w:val="9"/>
         </w:numPr>
       </w:pPr>
       <w:r>
@@ -200,14 +185,14 @@
         <w:t>Materials:</w:t>
       </w:r>
       <w:r>
-        <w:t xml:space="preserve"> leading (avg +3.1%).</w:t>
+        <w:t xml:space="preserve"> soft (avg +0.1%).</w:t>
       </w:r>
     </w:p>
     <w:p>
       <w:pPr>
         <w:numPr>
           <w:ilvl w:val="0"/>
-          <w:numId w:val="7"/>
+          <w:numId w:val="9"/>
         </w:numPr>
       </w:pPr>
       <w:r>
@@ -218,14 +203,14 @@
         <w:t>Energy:</w:t>
       </w:r>
       <w:r>
-        <w:t xml:space="preserve"> leading (avg +3.3%).</w:t>
+        <w:t xml:space="preserve"> soft (avg +0.2%).</w:t>
       </w:r>
     </w:p>
     <w:p>
       <w:pPr>
         <w:numPr>
           <w:ilvl w:val="0"/>
-          <w:numId w:val="7"/>
+          <w:numId w:val="9"/>
         </w:numPr>
       </w:pPr>
       <w:r>
@@ -236,14 +221,14 @@
         <w:t>Health Care:</w:t>
       </w:r>
       <w:r>
-        <w:t xml:space="preserve"> firm (avg +2.2%).</w:t>
+        <w:t xml:space="preserve"> soft (avg +0.2%).</w:t>
       </w:r>
     </w:p>
     <w:p>
       <w:pPr>
         <w:numPr>
           <w:ilvl w:val="0"/>
-          <w:numId w:val="7"/>
+          <w:numId w:val="9"/>
         </w:numPr>
       </w:pPr>
       <w:r>
@@ -254,7 +239,7 @@
         <w:t>Communication Services:</w:t>
       </w:r>
       <w:r>
-        <w:t xml:space="preserve"> soft (avg +0.3%).</w:t>
+        <w:t xml:space="preserve"> firm (avg +1.0%).</w:t>
       </w:r>
     </w:p>
     <w:p>
@@ -270,7 +255,7 @@
       <w:pPr>
         <w:numPr>
           <w:ilvl w:val="0"/>
-          <w:numId w:val="8"/>
+          <w:numId w:val="10"/>
         </w:numPr>
       </w:pPr>
       <w:r>
@@ -281,14 +266,14 @@
         <w:t>Gold:</w:t>
       </w:r>
       <w:r>
-        <w:t xml:space="preserve"> down (avg –2.9%).</w:t>
+        <w:t xml:space="preserve"> down (avg –2.8%).</w:t>
       </w:r>
     </w:p>
     <w:p>
       <w:pPr>
         <w:numPr>
           <w:ilvl w:val="0"/>
-          <w:numId w:val="8"/>
+          <w:numId w:val="10"/>
         </w:numPr>
       </w:pPr>
       <w:r>
@@ -299,14 +284,14 @@
         <w:t>USD:</w:t>
       </w:r>
       <w:r>
-        <w:t xml:space="preserve"> firm (avg +0.6%).</w:t>
+        <w:t xml:space="preserve"> flat (avg –0.1%).</w:t>
       </w:r>
     </w:p>
     <w:p>
       <w:pPr>
         <w:numPr>
           <w:ilvl w:val="0"/>
-          <w:numId w:val="8"/>
+          <w:numId w:val="10"/>
         </w:numPr>
       </w:pPr>
       <w:r>
@@ -317,14 +302,32 @@
         <w:t>Yields:</w:t>
       </w:r>
       <w:r>
-        <w:t xml:space="preserve"> little changed (avg –0.1%).</w:t>
+        <w:t xml:space="preserve"> flat (avg +0.0%).</w:t>
       </w:r>
     </w:p>
     <w:p>
       <w:pPr>
         <w:numPr>
           <w:ilvl w:val="0"/>
-          <w:numId w:val="8"/>
+          <w:numId w:val="10"/>
+        </w:numPr>
+      </w:pPr>
+      <w:r>
+        <w:rPr>
+          <w:b/>
+          <w:bCs/>
+        </w:rPr>
+        <w:t>Bonds:</w:t>
+      </w:r>
+      <w:r>
+        <w:t xml:space="preserve"> flat (avg +0.1%).</w:t>
+      </w:r>
+    </w:p>
+    <w:p>
+      <w:pPr>
+        <w:numPr>
+          <w:ilvl w:val="0"/>
+          <w:numId w:val="10"/>
         </w:numPr>
       </w:pPr>
       <w:r>
@@ -333,28 +336,10 @@
           <w:bCs/>
         </w:rPr>
         <w:lastRenderedPageBreak/>
-        <w:t>Bonds:</w:t>
-      </w:r>
-      <w:r>
-        <w:t xml:space="preserve"> flat (avg +0.2%).</w:t>
-      </w:r>
-    </w:p>
-    <w:p>
-      <w:pPr>
-        <w:numPr>
-          <w:ilvl w:val="0"/>
-          <w:numId w:val="8"/>
-        </w:numPr>
-      </w:pPr>
-      <w:r>
-        <w:rPr>
-          <w:b/>
-          <w:bCs/>
-        </w:rPr>
         <w:t>Energy complex:</w:t>
       </w:r>
       <w:r>
-        <w:t xml:space="preserve"> bid (avg +8.5%).</w:t>
+        <w:t xml:space="preserve"> down (avg –0.4%).</w:t>
       </w:r>
     </w:p>
     <w:p>
@@ -366,94 +351,69 @@
         <w:t>Bottom line:</w:t>
       </w:r>
       <w:r>
-        <w:t xml:space="preserve"> A broadly constructive week with nearly 70% participation and leadership from </w:t>
+        <w:t xml:space="preserve"> A </w:t>
       </w:r>
       <w:r>
         <w:rPr>
           <w:b/>
           <w:bCs/>
         </w:rPr>
-        <w:t>Energy and Materials</w:t>
-      </w:r>
-      <w:r>
-        <w:t xml:space="preserve">, supported by </w:t>
+        <w:t>constructive but narrow</w:t>
+      </w:r>
+      <w:r>
+        <w:t xml:space="preserve"> tone — two-thirds of names are up, with leadership concentrated in </w:t>
       </w:r>
       <w:r>
         <w:rPr>
           <w:b/>
           <w:bCs/>
         </w:rPr>
-        <w:t>Tech, Financials, Health Care, and Industrials</w:t>
-      </w:r>
-      <w:r>
-        <w:t xml:space="preserve">. </w:t>
+        <w:t>Technology</w:t>
+      </w:r>
+      <w:r>
+        <w:t xml:space="preserve"> and </w:t>
       </w:r>
       <w:r>
         <w:rPr>
           <w:b/>
           <w:bCs/>
         </w:rPr>
-        <w:t>Staples</w:t>
-      </w:r>
-      <w:r>
-        <w:t xml:space="preserve"> lagged and </w:t>
+        <w:t>Communication Services</w:t>
+      </w:r>
+      <w:r>
+        <w:t xml:space="preserve"> while most other sectors are positive but muted. Macro posture — </w:t>
       </w:r>
       <w:r>
         <w:rPr>
           <w:b/>
           <w:bCs/>
         </w:rPr>
-        <w:t>Utilities</w:t>
-      </w:r>
-      <w:r>
-        <w:t xml:space="preserve"> were flat, while </w:t>
+        <w:t>gold softer, USD and yields flat, bonds steady, and the energy complex slightly lower</w:t>
+      </w:r>
+      <w:r>
+        <w:t xml:space="preserve"> — points to </w:t>
       </w:r>
       <w:r>
         <w:rPr>
           <w:b/>
           <w:bCs/>
         </w:rPr>
-        <w:t>Comm Services</w:t>
-      </w:r>
-      <w:r>
-        <w:t xml:space="preserve"> was only slightly positive. </w:t>
-      </w:r>
-      <w:bookmarkStart w:id="0" w:name="_Hlk212229869"/>
-      <w:r>
-        <w:t xml:space="preserve">Macro posture — </w:t>
+        <w:t>steady growth with easing inflation pressure</w:t>
+      </w:r>
+      <w:r>
+        <w:t xml:space="preserve">, a backdrop that favors </w:t>
       </w:r>
       <w:r>
         <w:rPr>
           <w:b/>
           <w:bCs/>
         </w:rPr>
-        <w:t>gold softer, USD firm, yields essentially unchanged, bonds flat, and the energy complex strongly bid</w:t>
-      </w:r>
-      <w:r>
-        <w:t xml:space="preserve"> — points to steady growth with moderate inflation pressures, a setup supportive of </w:t>
-      </w:r>
-      <w:r>
-        <w:rPr>
-          <w:b/>
-          <w:bCs/>
-        </w:rPr>
-        <w:t>risk assets</w:t>
-      </w:r>
-      <w:r>
-        <w:t xml:space="preserve"> with a tilt toward </w:t>
-      </w:r>
-      <w:r>
-        <w:rPr>
-          <w:b/>
-          <w:bCs/>
-        </w:rPr>
-        <w:t>cyclical and commodity-linked exposures</w:t>
-      </w:r>
-      <w:r>
-        <w:t xml:space="preserve"> over defensives.</w:t>
+        <w:t>quality growth</w:t>
+      </w:r>
+      <w:r>
+        <w:t xml:space="preserve"> over deep cyclicals, with rotation staying relatively contained.</w:t>
       </w:r>
     </w:p>
-    <w:bookmarkEnd w:id="0"/>
     <w:p/>
     <w:sectPr>
       <w:pgSz w:w="15840" w:h="12240" w:orient="landscape"/>
@@ -617,6 +577,155 @@
     </w:lvl>
   </w:abstractNum>
   <w:abstractNum w:abstractNumId="1" w15:restartNumberingAfterBreak="0">
+    <w:nsid w:val="2F896128"/>
+    <w:multiLevelType w:val="multilevel"/>
+    <w:tmpl w:val="246A653C"/>
+    <w:lvl w:ilvl="0">
+      <w:start w:val="1"/>
+      <w:numFmt w:val="bullet"/>
+      <w:lvlText w:val=""/>
+      <w:lvlJc w:val="left"/>
+      <w:pPr>
+        <w:tabs>
+          <w:tab w:val="num" w:pos="720"/>
+        </w:tabs>
+        <w:ind w:left="720" w:hanging="360"/>
+      </w:pPr>
+      <w:rPr>
+        <w:rFonts w:ascii="Symbol" w:hAnsi="Symbol" w:hint="default"/>
+        <w:sz w:val="20"/>
+      </w:rPr>
+    </w:lvl>
+    <w:lvl w:ilvl="1" w:tentative="1">
+      <w:start w:val="1"/>
+      <w:numFmt w:val="bullet"/>
+      <w:lvlText w:val="o"/>
+      <w:lvlJc w:val="left"/>
+      <w:pPr>
+        <w:tabs>
+          <w:tab w:val="num" w:pos="1440"/>
+        </w:tabs>
+        <w:ind w:left="1440" w:hanging="360"/>
+      </w:pPr>
+      <w:rPr>
+        <w:rFonts w:ascii="Courier New" w:hAnsi="Courier New" w:hint="default"/>
+        <w:sz w:val="20"/>
+      </w:rPr>
+    </w:lvl>
+    <w:lvl w:ilvl="2" w:tentative="1">
+      <w:start w:val="1"/>
+      <w:numFmt w:val="bullet"/>
+      <w:lvlText w:val=""/>
+      <w:lvlJc w:val="left"/>
+      <w:pPr>
+        <w:tabs>
+          <w:tab w:val="num" w:pos="2160"/>
+        </w:tabs>
+        <w:ind w:left="2160" w:hanging="360"/>
+      </w:pPr>
+      <w:rPr>
+        <w:rFonts w:ascii="Wingdings" w:hAnsi="Wingdings" w:hint="default"/>
+        <w:sz w:val="20"/>
+      </w:rPr>
+    </w:lvl>
+    <w:lvl w:ilvl="3" w:tentative="1">
+      <w:start w:val="1"/>
+      <w:numFmt w:val="bullet"/>
+      <w:lvlText w:val=""/>
+      <w:lvlJc w:val="left"/>
+      <w:pPr>
+        <w:tabs>
+          <w:tab w:val="num" w:pos="2880"/>
+        </w:tabs>
+        <w:ind w:left="2880" w:hanging="360"/>
+      </w:pPr>
+      <w:rPr>
+        <w:rFonts w:ascii="Wingdings" w:hAnsi="Wingdings" w:hint="default"/>
+        <w:sz w:val="20"/>
+      </w:rPr>
+    </w:lvl>
+    <w:lvl w:ilvl="4" w:tentative="1">
+      <w:start w:val="1"/>
+      <w:numFmt w:val="bullet"/>
+      <w:lvlText w:val=""/>
+      <w:lvlJc w:val="left"/>
+      <w:pPr>
+        <w:tabs>
+          <w:tab w:val="num" w:pos="3600"/>
+        </w:tabs>
+        <w:ind w:left="3600" w:hanging="360"/>
+      </w:pPr>
+      <w:rPr>
+        <w:rFonts w:ascii="Wingdings" w:hAnsi="Wingdings" w:hint="default"/>
+        <w:sz w:val="20"/>
+      </w:rPr>
+    </w:lvl>
+    <w:lvl w:ilvl="5" w:tentative="1">
+      <w:start w:val="1"/>
+      <w:numFmt w:val="bullet"/>
+      <w:lvlText w:val=""/>
+      <w:lvlJc w:val="left"/>
+      <w:pPr>
+        <w:tabs>
+          <w:tab w:val="num" w:pos="4320"/>
+        </w:tabs>
+        <w:ind w:left="4320" w:hanging="360"/>
+      </w:pPr>
+      <w:rPr>
+        <w:rFonts w:ascii="Wingdings" w:hAnsi="Wingdings" w:hint="default"/>
+        <w:sz w:val="20"/>
+      </w:rPr>
+    </w:lvl>
+    <w:lvl w:ilvl="6" w:tentative="1">
+      <w:start w:val="1"/>
+      <w:numFmt w:val="bullet"/>
+      <w:lvlText w:val=""/>
+      <w:lvlJc w:val="left"/>
+      <w:pPr>
+        <w:tabs>
+          <w:tab w:val="num" w:pos="5040"/>
+        </w:tabs>
+        <w:ind w:left="5040" w:hanging="360"/>
+      </w:pPr>
+      <w:rPr>
+        <w:rFonts w:ascii="Wingdings" w:hAnsi="Wingdings" w:hint="default"/>
+        <w:sz w:val="20"/>
+      </w:rPr>
+    </w:lvl>
+    <w:lvl w:ilvl="7" w:tentative="1">
+      <w:start w:val="1"/>
+      <w:numFmt w:val="bullet"/>
+      <w:lvlText w:val=""/>
+      <w:lvlJc w:val="left"/>
+      <w:pPr>
+        <w:tabs>
+          <w:tab w:val="num" w:pos="5760"/>
+        </w:tabs>
+        <w:ind w:left="5760" w:hanging="360"/>
+      </w:pPr>
+      <w:rPr>
+        <w:rFonts w:ascii="Wingdings" w:hAnsi="Wingdings" w:hint="default"/>
+        <w:sz w:val="20"/>
+      </w:rPr>
+    </w:lvl>
+    <w:lvl w:ilvl="8" w:tentative="1">
+      <w:start w:val="1"/>
+      <w:numFmt w:val="bullet"/>
+      <w:lvlText w:val=""/>
+      <w:lvlJc w:val="left"/>
+      <w:pPr>
+        <w:tabs>
+          <w:tab w:val="num" w:pos="6480"/>
+        </w:tabs>
+        <w:ind w:left="6480" w:hanging="360"/>
+      </w:pPr>
+      <w:rPr>
+        <w:rFonts w:ascii="Wingdings" w:hAnsi="Wingdings" w:hint="default"/>
+        <w:sz w:val="20"/>
+      </w:rPr>
+    </w:lvl>
+  </w:abstractNum>
+  <w:abstractNum w:abstractNumId="2" w15:restartNumberingAfterBreak="0">
     <w:nsid w:val="39D01A99"/>
     <w:multiLevelType w:val="multilevel"/>
     <w:tmpl w:val="3E2C8440"/>
@@ -765,7 +874,7 @@
       </w:rPr>
     </w:lvl>
   </w:abstractNum>
-  <w:abstractNum w:abstractNumId="2" w15:restartNumberingAfterBreak="0">
+  <w:abstractNum w:abstractNumId="3" w15:restartNumberingAfterBreak="0">
     <w:nsid w:val="3EB61EF5"/>
     <w:multiLevelType w:val="multilevel"/>
     <w:tmpl w:val="A7E0B13E"/>
@@ -914,7 +1023,7 @@
       </w:rPr>
     </w:lvl>
   </w:abstractNum>
-  <w:abstractNum w:abstractNumId="3" w15:restartNumberingAfterBreak="0">
+  <w:abstractNum w:abstractNumId="4" w15:restartNumberingAfterBreak="0">
     <w:nsid w:val="49BE4A0C"/>
     <w:multiLevelType w:val="multilevel"/>
     <w:tmpl w:val="E4448F5E"/>
@@ -1063,7 +1172,7 @@
       </w:rPr>
     </w:lvl>
   </w:abstractNum>
-  <w:abstractNum w:abstractNumId="4" w15:restartNumberingAfterBreak="0">
+  <w:abstractNum w:abstractNumId="5" w15:restartNumberingAfterBreak="0">
     <w:nsid w:val="4B815761"/>
     <w:multiLevelType w:val="multilevel"/>
     <w:tmpl w:val="EDA8D4A0"/>
@@ -1212,7 +1321,7 @@
       </w:rPr>
     </w:lvl>
   </w:abstractNum>
-  <w:abstractNum w:abstractNumId="5" w15:restartNumberingAfterBreak="0">
+  <w:abstractNum w:abstractNumId="6" w15:restartNumberingAfterBreak="0">
     <w:nsid w:val="604F737A"/>
     <w:multiLevelType w:val="multilevel"/>
     <w:tmpl w:val="C7B86CC4"/>
@@ -1361,7 +1470,7 @@
       </w:rPr>
     </w:lvl>
   </w:abstractNum>
-  <w:abstractNum w:abstractNumId="6" w15:restartNumberingAfterBreak="0">
+  <w:abstractNum w:abstractNumId="7" w15:restartNumberingAfterBreak="0">
     <w:nsid w:val="654315C6"/>
     <w:multiLevelType w:val="multilevel"/>
     <w:tmpl w:val="021C6DD0"/>
@@ -1510,7 +1619,7 @@
       </w:rPr>
     </w:lvl>
   </w:abstractNum>
-  <w:abstractNum w:abstractNumId="7" w15:restartNumberingAfterBreak="0">
+  <w:abstractNum w:abstractNumId="8" w15:restartNumberingAfterBreak="0">
     <w:nsid w:val="72AC746A"/>
     <w:multiLevelType w:val="multilevel"/>
     <w:tmpl w:val="9ECEABA4"/>
@@ -1659,29 +1768,184 @@
       </w:rPr>
     </w:lvl>
   </w:abstractNum>
+  <w:abstractNum w:abstractNumId="9" w15:restartNumberingAfterBreak="0">
+    <w:nsid w:val="79EF25D7"/>
+    <w:multiLevelType w:val="multilevel"/>
+    <w:tmpl w:val="BB5C4FC2"/>
+    <w:lvl w:ilvl="0">
+      <w:start w:val="1"/>
+      <w:numFmt w:val="bullet"/>
+      <w:lvlText w:val=""/>
+      <w:lvlJc w:val="left"/>
+      <w:pPr>
+        <w:tabs>
+          <w:tab w:val="num" w:pos="720"/>
+        </w:tabs>
+        <w:ind w:left="720" w:hanging="360"/>
+      </w:pPr>
+      <w:rPr>
+        <w:rFonts w:ascii="Symbol" w:hAnsi="Symbol" w:hint="default"/>
+        <w:sz w:val="20"/>
+      </w:rPr>
+    </w:lvl>
+    <w:lvl w:ilvl="1" w:tentative="1">
+      <w:start w:val="1"/>
+      <w:numFmt w:val="bullet"/>
+      <w:lvlText w:val="o"/>
+      <w:lvlJc w:val="left"/>
+      <w:pPr>
+        <w:tabs>
+          <w:tab w:val="num" w:pos="1440"/>
+        </w:tabs>
+        <w:ind w:left="1440" w:hanging="360"/>
+      </w:pPr>
+      <w:rPr>
+        <w:rFonts w:ascii="Courier New" w:hAnsi="Courier New" w:hint="default"/>
+        <w:sz w:val="20"/>
+      </w:rPr>
+    </w:lvl>
+    <w:lvl w:ilvl="2" w:tentative="1">
+      <w:start w:val="1"/>
+      <w:numFmt w:val="bullet"/>
+      <w:lvlText w:val=""/>
+      <w:lvlJc w:val="left"/>
+      <w:pPr>
+        <w:tabs>
+          <w:tab w:val="num" w:pos="2160"/>
+        </w:tabs>
+        <w:ind w:left="2160" w:hanging="360"/>
+      </w:pPr>
+      <w:rPr>
+        <w:rFonts w:ascii="Wingdings" w:hAnsi="Wingdings" w:hint="default"/>
+        <w:sz w:val="20"/>
+      </w:rPr>
+    </w:lvl>
+    <w:lvl w:ilvl="3" w:tentative="1">
+      <w:start w:val="1"/>
+      <w:numFmt w:val="bullet"/>
+      <w:lvlText w:val=""/>
+      <w:lvlJc w:val="left"/>
+      <w:pPr>
+        <w:tabs>
+          <w:tab w:val="num" w:pos="2880"/>
+        </w:tabs>
+        <w:ind w:left="2880" w:hanging="360"/>
+      </w:pPr>
+      <w:rPr>
+        <w:rFonts w:ascii="Wingdings" w:hAnsi="Wingdings" w:hint="default"/>
+        <w:sz w:val="20"/>
+      </w:rPr>
+    </w:lvl>
+    <w:lvl w:ilvl="4" w:tentative="1">
+      <w:start w:val="1"/>
+      <w:numFmt w:val="bullet"/>
+      <w:lvlText w:val=""/>
+      <w:lvlJc w:val="left"/>
+      <w:pPr>
+        <w:tabs>
+          <w:tab w:val="num" w:pos="3600"/>
+        </w:tabs>
+        <w:ind w:left="3600" w:hanging="360"/>
+      </w:pPr>
+      <w:rPr>
+        <w:rFonts w:ascii="Wingdings" w:hAnsi="Wingdings" w:hint="default"/>
+        <w:sz w:val="20"/>
+      </w:rPr>
+    </w:lvl>
+    <w:lvl w:ilvl="5" w:tentative="1">
+      <w:start w:val="1"/>
+      <w:numFmt w:val="bullet"/>
+      <w:lvlText w:val=""/>
+      <w:lvlJc w:val="left"/>
+      <w:pPr>
+        <w:tabs>
+          <w:tab w:val="num" w:pos="4320"/>
+        </w:tabs>
+        <w:ind w:left="4320" w:hanging="360"/>
+      </w:pPr>
+      <w:rPr>
+        <w:rFonts w:ascii="Wingdings" w:hAnsi="Wingdings" w:hint="default"/>
+        <w:sz w:val="20"/>
+      </w:rPr>
+    </w:lvl>
+    <w:lvl w:ilvl="6" w:tentative="1">
+      <w:start w:val="1"/>
+      <w:numFmt w:val="bullet"/>
+      <w:lvlText w:val=""/>
+      <w:lvlJc w:val="left"/>
+      <w:pPr>
+        <w:tabs>
+          <w:tab w:val="num" w:pos="5040"/>
+        </w:tabs>
+        <w:ind w:left="5040" w:hanging="360"/>
+      </w:pPr>
+      <w:rPr>
+        <w:rFonts w:ascii="Wingdings" w:hAnsi="Wingdings" w:hint="default"/>
+        <w:sz w:val="20"/>
+      </w:rPr>
+    </w:lvl>
+    <w:lvl w:ilvl="7" w:tentative="1">
+      <w:start w:val="1"/>
+      <w:numFmt w:val="bullet"/>
+      <w:lvlText w:val=""/>
+      <w:lvlJc w:val="left"/>
+      <w:pPr>
+        <w:tabs>
+          <w:tab w:val="num" w:pos="5760"/>
+        </w:tabs>
+        <w:ind w:left="5760" w:hanging="360"/>
+      </w:pPr>
+      <w:rPr>
+        <w:rFonts w:ascii="Wingdings" w:hAnsi="Wingdings" w:hint="default"/>
+        <w:sz w:val="20"/>
+      </w:rPr>
+    </w:lvl>
+    <w:lvl w:ilvl="8" w:tentative="1">
+      <w:start w:val="1"/>
+      <w:numFmt w:val="bullet"/>
+      <w:lvlText w:val=""/>
+      <w:lvlJc w:val="left"/>
+      <w:pPr>
+        <w:tabs>
+          <w:tab w:val="num" w:pos="6480"/>
+        </w:tabs>
+        <w:ind w:left="6480" w:hanging="360"/>
+      </w:pPr>
+      <w:rPr>
+        <w:rFonts w:ascii="Wingdings" w:hAnsi="Wingdings" w:hint="default"/>
+        <w:sz w:val="20"/>
+      </w:rPr>
+    </w:lvl>
+  </w:abstractNum>
   <w:num w:numId="1" w16cid:durableId="1191525783">
-    <w:abstractNumId w:val="4"/>
+    <w:abstractNumId w:val="5"/>
   </w:num>
   <w:num w:numId="2" w16cid:durableId="196086285">
     <w:abstractNumId w:val="0"/>
   </w:num>
   <w:num w:numId="3" w16cid:durableId="1469737095">
+    <w:abstractNumId w:val="4"/>
+  </w:num>
+  <w:num w:numId="4" w16cid:durableId="21443922">
+    <w:abstractNumId w:val="6"/>
+  </w:num>
+  <w:num w:numId="5" w16cid:durableId="518083538">
+    <w:abstractNumId w:val="7"/>
+  </w:num>
+  <w:num w:numId="6" w16cid:durableId="278339222">
+    <w:abstractNumId w:val="8"/>
+  </w:num>
+  <w:num w:numId="7" w16cid:durableId="411660800">
     <w:abstractNumId w:val="3"/>
   </w:num>
-  <w:num w:numId="4" w16cid:durableId="21443922">
-    <w:abstractNumId w:val="5"/>
-  </w:num>
-  <w:num w:numId="5" w16cid:durableId="518083538">
-    <w:abstractNumId w:val="6"/>
-  </w:num>
-  <w:num w:numId="6" w16cid:durableId="278339222">
-    <w:abstractNumId w:val="7"/>
-  </w:num>
-  <w:num w:numId="7" w16cid:durableId="411660800">
+  <w:num w:numId="8" w16cid:durableId="385759481">
     <w:abstractNumId w:val="2"/>
   </w:num>
-  <w:num w:numId="8" w16cid:durableId="385759481">
+  <w:num w:numId="9" w16cid:durableId="655230158">
     <w:abstractNumId w:val="1"/>
+  </w:num>
+  <w:num w:numId="10" w16cid:durableId="298919774">
+    <w:abstractNumId w:val="9"/>
   </w:num>
   <w:numIdMacAtCleanup w:val="2"/>
 </w:numbering>

--- a/data/Market_Read_weekly.docx
+++ b/data/Market_Read_weekly.docx
@@ -8,7 +8,7 @@
           <w:b/>
           <w:bCs/>
         </w:rPr>
-        <w:t>Weekly Market Read: October 27, 2025</w:t>
+        <w:t>Weekly Market Read: October 28, 2025</w:t>
       </w:r>
     </w:p>
     <w:p>
@@ -30,7 +30,7 @@
       <w:pPr>
         <w:numPr>
           <w:ilvl w:val="0"/>
-          <w:numId w:val="9"/>
+          <w:numId w:val="11"/>
         </w:numPr>
       </w:pPr>
       <w:r>
@@ -41,14 +41,14 @@
         <w:t>Breadth:</w:t>
       </w:r>
       <w:r>
-        <w:t xml:space="preserve"> 65.0% of names are positive.</w:t>
+        <w:t xml:space="preserve"> 42.7% of names are positive.</w:t>
       </w:r>
     </w:p>
     <w:p>
       <w:pPr>
         <w:numPr>
           <w:ilvl w:val="0"/>
-          <w:numId w:val="9"/>
+          <w:numId w:val="11"/>
         </w:numPr>
       </w:pPr>
       <w:r>
@@ -59,14 +59,14 @@
         <w:t>Information Technology:</w:t>
       </w:r>
       <w:r>
-        <w:t xml:space="preserve"> leading (avg +1.2%).</w:t>
+        <w:t xml:space="preserve"> flat (avg +0.6%).</w:t>
       </w:r>
     </w:p>
     <w:p>
       <w:pPr>
         <w:numPr>
           <w:ilvl w:val="0"/>
-          <w:numId w:val="9"/>
+          <w:numId w:val="11"/>
         </w:numPr>
       </w:pPr>
       <w:r>
@@ -77,14 +77,14 @@
         <w:t>Industrials:</w:t>
       </w:r>
       <w:r>
-        <w:t xml:space="preserve"> soft (avg +0.4%).</w:t>
+        <w:t xml:space="preserve"> soft (avg –0.4%).</w:t>
       </w:r>
     </w:p>
     <w:p>
       <w:pPr>
         <w:numPr>
           <w:ilvl w:val="0"/>
-          <w:numId w:val="9"/>
+          <w:numId w:val="11"/>
         </w:numPr>
       </w:pPr>
       <w:r>
@@ -95,14 +95,14 @@
         <w:t>Consumer Staples:</w:t>
       </w:r>
       <w:r>
-        <w:t xml:space="preserve"> firm (avg +0.6%).</w:t>
+        <w:t xml:space="preserve"> soft (avg –0.4%).</w:t>
       </w:r>
     </w:p>
     <w:p>
       <w:pPr>
         <w:numPr>
           <w:ilvl w:val="0"/>
-          <w:numId w:val="9"/>
+          <w:numId w:val="11"/>
         </w:numPr>
       </w:pPr>
       <w:r>
@@ -113,14 +113,14 @@
         <w:t>Consumer Discretionary:</w:t>
       </w:r>
       <w:r>
-        <w:t xml:space="preserve"> firm (avg +0.6%).</w:t>
+        <w:t xml:space="preserve"> soft (avg –0.4%).</w:t>
       </w:r>
     </w:p>
     <w:p>
       <w:pPr>
         <w:numPr>
           <w:ilvl w:val="0"/>
-          <w:numId w:val="9"/>
+          <w:numId w:val="11"/>
         </w:numPr>
       </w:pPr>
       <w:r>
@@ -131,14 +131,14 @@
         <w:t>Financials:</w:t>
       </w:r>
       <w:r>
-        <w:t xml:space="preserve"> soft (avg +0.3%).</w:t>
+        <w:t xml:space="preserve"> soft (avg –0.6%).</w:t>
       </w:r>
     </w:p>
     <w:p>
       <w:pPr>
         <w:numPr>
           <w:ilvl w:val="0"/>
-          <w:numId w:val="9"/>
+          <w:numId w:val="11"/>
         </w:numPr>
       </w:pPr>
       <w:r>
@@ -149,14 +149,14 @@
         <w:t>Utilities:</w:t>
       </w:r>
       <w:r>
-        <w:t xml:space="preserve"> soft (avg +0.1%).</w:t>
+        <w:t xml:space="preserve"> lagging (avg –1.3%).</w:t>
       </w:r>
     </w:p>
     <w:p>
       <w:pPr>
         <w:numPr>
           <w:ilvl w:val="0"/>
-          <w:numId w:val="9"/>
+          <w:numId w:val="11"/>
         </w:numPr>
       </w:pPr>
       <w:r>
@@ -167,14 +167,14 @@
         <w:t>Real Estate:</w:t>
       </w:r>
       <w:r>
-        <w:t xml:space="preserve"> soft (avg +0.1%).</w:t>
+        <w:t xml:space="preserve"> lagging (avg –2.6%).</w:t>
       </w:r>
     </w:p>
     <w:p>
       <w:pPr>
         <w:numPr>
           <w:ilvl w:val="0"/>
-          <w:numId w:val="9"/>
+          <w:numId w:val="11"/>
         </w:numPr>
       </w:pPr>
       <w:r>
@@ -185,14 +185,14 @@
         <w:t>Materials:</w:t>
       </w:r>
       <w:r>
-        <w:t xml:space="preserve"> soft (avg +0.1%).</w:t>
+        <w:t xml:space="preserve"> flat (avg +0.0%).</w:t>
       </w:r>
     </w:p>
     <w:p>
       <w:pPr>
         <w:numPr>
           <w:ilvl w:val="0"/>
-          <w:numId w:val="9"/>
+          <w:numId w:val="11"/>
         </w:numPr>
       </w:pPr>
       <w:r>
@@ -203,14 +203,14 @@
         <w:t>Energy:</w:t>
       </w:r>
       <w:r>
-        <w:t xml:space="preserve"> soft (avg +0.2%).</w:t>
+        <w:t xml:space="preserve"> soft (avg –1.2%).</w:t>
       </w:r>
     </w:p>
     <w:p>
       <w:pPr>
         <w:numPr>
           <w:ilvl w:val="0"/>
-          <w:numId w:val="9"/>
+          <w:numId w:val="11"/>
         </w:numPr>
       </w:pPr>
       <w:r>
@@ -221,14 +221,14 @@
         <w:t>Health Care:</w:t>
       </w:r>
       <w:r>
-        <w:t xml:space="preserve"> soft (avg +0.2%).</w:t>
+        <w:t xml:space="preserve"> soft (avg –0.5%).</w:t>
       </w:r>
     </w:p>
     <w:p>
       <w:pPr>
         <w:numPr>
           <w:ilvl w:val="0"/>
-          <w:numId w:val="9"/>
+          <w:numId w:val="11"/>
         </w:numPr>
       </w:pPr>
       <w:r>
@@ -239,7 +239,7 @@
         <w:t>Communication Services:</w:t>
       </w:r>
       <w:r>
-        <w:t xml:space="preserve"> firm (avg +1.0%).</w:t>
+        <w:t xml:space="preserve"> flat (avg +0.2%).</w:t>
       </w:r>
     </w:p>
     <w:p>
@@ -255,7 +255,7 @@
       <w:pPr>
         <w:numPr>
           <w:ilvl w:val="0"/>
-          <w:numId w:val="10"/>
+          <w:numId w:val="12"/>
         </w:numPr>
       </w:pPr>
       <w:r>
@@ -266,14 +266,14 @@
         <w:t>Gold:</w:t>
       </w:r>
       <w:r>
-        <w:t xml:space="preserve"> down (avg –2.8%).</w:t>
+        <w:t xml:space="preserve"> down (avg –3.5%).</w:t>
       </w:r>
     </w:p>
     <w:p>
       <w:pPr>
         <w:numPr>
           <w:ilvl w:val="0"/>
-          <w:numId w:val="10"/>
+          <w:numId w:val="12"/>
         </w:numPr>
       </w:pPr>
       <w:r>
@@ -284,14 +284,14 @@
         <w:t>USD:</w:t>
       </w:r>
       <w:r>
-        <w:t xml:space="preserve"> flat (avg –0.1%).</w:t>
+        <w:t xml:space="preserve"> flat (avg –0.2%).</w:t>
       </w:r>
     </w:p>
     <w:p>
       <w:pPr>
         <w:numPr>
           <w:ilvl w:val="0"/>
-          <w:numId w:val="10"/>
+          <w:numId w:val="12"/>
         </w:numPr>
       </w:pPr>
       <w:r>
@@ -302,14 +302,14 @@
         <w:t>Yields:</w:t>
       </w:r>
       <w:r>
-        <w:t xml:space="preserve"> flat (avg +0.0%).</w:t>
+        <w:t xml:space="preserve"> easing (avg –0.3%).</w:t>
       </w:r>
     </w:p>
     <w:p>
       <w:pPr>
         <w:numPr>
           <w:ilvl w:val="0"/>
-          <w:numId w:val="10"/>
+          <w:numId w:val="12"/>
         </w:numPr>
       </w:pPr>
       <w:r>
@@ -327,7 +327,7 @@
       <w:pPr>
         <w:numPr>
           <w:ilvl w:val="0"/>
-          <w:numId w:val="10"/>
+          <w:numId w:val="12"/>
         </w:numPr>
       </w:pPr>
       <w:r>
@@ -339,7 +339,7 @@
         <w:t>Energy complex:</w:t>
       </w:r>
       <w:r>
-        <w:t xml:space="preserve"> down (avg –0.4%).</w:t>
+        <w:t xml:space="preserve"> down (avg –3.7%).</w:t>
       </w:r>
     </w:p>
     <w:p>
@@ -358,62 +358,77 @@
           <w:b/>
           <w:bCs/>
         </w:rPr>
-        <w:t>constructive but narrow</w:t>
-      </w:r>
-      <w:r>
-        <w:t xml:space="preserve"> tone — two-thirds of names are up, with leadership concentrated in </w:t>
+        <w:t>risk-off tone</w:t>
+      </w:r>
+      <w:r>
+        <w:t xml:space="preserve"> dominated the week with fewer than half of names advancing. Leadership was absent — most sectors were either soft or flat, with </w:t>
       </w:r>
       <w:r>
         <w:rPr>
           <w:b/>
           <w:bCs/>
         </w:rPr>
-        <w:t>Technology</w:t>
-      </w:r>
-      <w:r>
-        <w:t xml:space="preserve"> and </w:t>
+        <w:t>Real Estate and Utilities</w:t>
+      </w:r>
+      <w:r>
+        <w:t xml:space="preserve"> the weakest areas. </w:t>
       </w:r>
       <w:r>
         <w:rPr>
           <w:b/>
           <w:bCs/>
         </w:rPr>
-        <w:t>Communication Services</w:t>
-      </w:r>
-      <w:r>
-        <w:t xml:space="preserve"> while most other sectors are positive but muted. Macro posture — </w:t>
+        <w:t>Energy</w:t>
+      </w:r>
+      <w:r>
+        <w:t xml:space="preserve"> and </w:t>
       </w:r>
       <w:r>
         <w:rPr>
           <w:b/>
           <w:bCs/>
         </w:rPr>
-        <w:t>gold softer, USD and yields flat, bonds steady, and the energy complex slightly lower</w:t>
-      </w:r>
-      <w:r>
-        <w:t xml:space="preserve"> — points to </w:t>
+        <w:t>Financials</w:t>
+      </w:r>
+      <w:r>
+        <w:t xml:space="preserve"> also slipped. </w:t>
+      </w:r>
+      <w:bookmarkStart w:id="0" w:name="_Hlk212575287"/>
+      <w:r>
+        <w:t xml:space="preserve">Macro posture — </w:t>
       </w:r>
       <w:r>
         <w:rPr>
           <w:b/>
           <w:bCs/>
         </w:rPr>
-        <w:t>steady growth with easing inflation pressure</w:t>
-      </w:r>
-      <w:r>
-        <w:t xml:space="preserve">, a backdrop that favors </w:t>
+        <w:t>gold and energy both lower, USD flat, yields easing, and bonds steady</w:t>
+      </w:r>
+      <w:r>
+        <w:t xml:space="preserve"> — signals </w:t>
       </w:r>
       <w:r>
         <w:rPr>
           <w:b/>
           <w:bCs/>
         </w:rPr>
-        <w:t>quality growth</w:t>
-      </w:r>
-      <w:r>
-        <w:t xml:space="preserve"> over deep cyclicals, with rotation staying relatively contained.</w:t>
+        <w:t>slower growth with fading inflation pressure</w:t>
+      </w:r>
+      <w:r>
+        <w:t xml:space="preserve">, favoring </w:t>
+      </w:r>
+      <w:r>
+        <w:rPr>
+          <w:b/>
+          <w:bCs/>
+        </w:rPr>
+        <w:t>defensive positioning and capital preservation</w:t>
+      </w:r>
+      <w:r>
+        <w:t xml:space="preserve"> until the tape stabilizes. </w:t>
       </w:r>
     </w:p>
+    <w:bookmarkEnd w:id="0"/>
     <w:p/>
     <w:sectPr>
       <w:pgSz w:w="15840" w:h="12240" w:orient="landscape"/>
@@ -577,6 +592,155 @@
     </w:lvl>
   </w:abstractNum>
   <w:abstractNum w:abstractNumId="1" w15:restartNumberingAfterBreak="0">
+    <w:nsid w:val="2CA3347A"/>
+    <w:multiLevelType w:val="multilevel"/>
+    <w:tmpl w:val="E0D04A66"/>
+    <w:lvl w:ilvl="0">
+      <w:start w:val="1"/>
+      <w:numFmt w:val="bullet"/>
+      <w:lvlText w:val=""/>
+      <w:lvlJc w:val="left"/>
+      <w:pPr>
+        <w:tabs>
+          <w:tab w:val="num" w:pos="720"/>
+        </w:tabs>
+        <w:ind w:left="720" w:hanging="360"/>
+      </w:pPr>
+      <w:rPr>
+        <w:rFonts w:ascii="Symbol" w:hAnsi="Symbol" w:hint="default"/>
+        <w:sz w:val="20"/>
+      </w:rPr>
+    </w:lvl>
+    <w:lvl w:ilvl="1" w:tentative="1">
+      <w:start w:val="1"/>
+      <w:numFmt w:val="bullet"/>
+      <w:lvlText w:val="o"/>
+      <w:lvlJc w:val="left"/>
+      <w:pPr>
+        <w:tabs>
+          <w:tab w:val="num" w:pos="1440"/>
+        </w:tabs>
+        <w:ind w:left="1440" w:hanging="360"/>
+      </w:pPr>
+      <w:rPr>
+        <w:rFonts w:ascii="Courier New" w:hAnsi="Courier New" w:hint="default"/>
+        <w:sz w:val="20"/>
+      </w:rPr>
+    </w:lvl>
+    <w:lvl w:ilvl="2" w:tentative="1">
+      <w:start w:val="1"/>
+      <w:numFmt w:val="bullet"/>
+      <w:lvlText w:val=""/>
+      <w:lvlJc w:val="left"/>
+      <w:pPr>
+        <w:tabs>
+          <w:tab w:val="num" w:pos="2160"/>
+        </w:tabs>
+        <w:ind w:left="2160" w:hanging="360"/>
+      </w:pPr>
+      <w:rPr>
+        <w:rFonts w:ascii="Wingdings" w:hAnsi="Wingdings" w:hint="default"/>
+        <w:sz w:val="20"/>
+      </w:rPr>
+    </w:lvl>
+    <w:lvl w:ilvl="3" w:tentative="1">
+      <w:start w:val="1"/>
+      <w:numFmt w:val="bullet"/>
+      <w:lvlText w:val=""/>
+      <w:lvlJc w:val="left"/>
+      <w:pPr>
+        <w:tabs>
+          <w:tab w:val="num" w:pos="2880"/>
+        </w:tabs>
+        <w:ind w:left="2880" w:hanging="360"/>
+      </w:pPr>
+      <w:rPr>
+        <w:rFonts w:ascii="Wingdings" w:hAnsi="Wingdings" w:hint="default"/>
+        <w:sz w:val="20"/>
+      </w:rPr>
+    </w:lvl>
+    <w:lvl w:ilvl="4" w:tentative="1">
+      <w:start w:val="1"/>
+      <w:numFmt w:val="bullet"/>
+      <w:lvlText w:val=""/>
+      <w:lvlJc w:val="left"/>
+      <w:pPr>
+        <w:tabs>
+          <w:tab w:val="num" w:pos="3600"/>
+        </w:tabs>
+        <w:ind w:left="3600" w:hanging="360"/>
+      </w:pPr>
+      <w:rPr>
+        <w:rFonts w:ascii="Wingdings" w:hAnsi="Wingdings" w:hint="default"/>
+        <w:sz w:val="20"/>
+      </w:rPr>
+    </w:lvl>
+    <w:lvl w:ilvl="5" w:tentative="1">
+      <w:start w:val="1"/>
+      <w:numFmt w:val="bullet"/>
+      <w:lvlText w:val=""/>
+      <w:lvlJc w:val="left"/>
+      <w:pPr>
+        <w:tabs>
+          <w:tab w:val="num" w:pos="4320"/>
+        </w:tabs>
+        <w:ind w:left="4320" w:hanging="360"/>
+      </w:pPr>
+      <w:rPr>
+        <w:rFonts w:ascii="Wingdings" w:hAnsi="Wingdings" w:hint="default"/>
+        <w:sz w:val="20"/>
+      </w:rPr>
+    </w:lvl>
+    <w:lvl w:ilvl="6" w:tentative="1">
+      <w:start w:val="1"/>
+      <w:numFmt w:val="bullet"/>
+      <w:lvlText w:val=""/>
+      <w:lvlJc w:val="left"/>
+      <w:pPr>
+        <w:tabs>
+          <w:tab w:val="num" w:pos="5040"/>
+        </w:tabs>
+        <w:ind w:left="5040" w:hanging="360"/>
+      </w:pPr>
+      <w:rPr>
+        <w:rFonts w:ascii="Wingdings" w:hAnsi="Wingdings" w:hint="default"/>
+        <w:sz w:val="20"/>
+      </w:rPr>
+    </w:lvl>
+    <w:lvl w:ilvl="7" w:tentative="1">
+      <w:start w:val="1"/>
+      <w:numFmt w:val="bullet"/>
+      <w:lvlText w:val=""/>
+      <w:lvlJc w:val="left"/>
+      <w:pPr>
+        <w:tabs>
+          <w:tab w:val="num" w:pos="5760"/>
+        </w:tabs>
+        <w:ind w:left="5760" w:hanging="360"/>
+      </w:pPr>
+      <w:rPr>
+        <w:rFonts w:ascii="Wingdings" w:hAnsi="Wingdings" w:hint="default"/>
+        <w:sz w:val="20"/>
+      </w:rPr>
+    </w:lvl>
+    <w:lvl w:ilvl="8" w:tentative="1">
+      <w:start w:val="1"/>
+      <w:numFmt w:val="bullet"/>
+      <w:lvlText w:val=""/>
+      <w:lvlJc w:val="left"/>
+      <w:pPr>
+        <w:tabs>
+          <w:tab w:val="num" w:pos="6480"/>
+        </w:tabs>
+        <w:ind w:left="6480" w:hanging="360"/>
+      </w:pPr>
+      <w:rPr>
+        <w:rFonts w:ascii="Wingdings" w:hAnsi="Wingdings" w:hint="default"/>
+        <w:sz w:val="20"/>
+      </w:rPr>
+    </w:lvl>
+  </w:abstractNum>
+  <w:abstractNum w:abstractNumId="2" w15:restartNumberingAfterBreak="0">
     <w:nsid w:val="2F896128"/>
     <w:multiLevelType w:val="multilevel"/>
     <w:tmpl w:val="246A653C"/>
@@ -725,7 +889,7 @@
       </w:rPr>
     </w:lvl>
   </w:abstractNum>
-  <w:abstractNum w:abstractNumId="2" w15:restartNumberingAfterBreak="0">
+  <w:abstractNum w:abstractNumId="3" w15:restartNumberingAfterBreak="0">
     <w:nsid w:val="39D01A99"/>
     <w:multiLevelType w:val="multilevel"/>
     <w:tmpl w:val="3E2C8440"/>
@@ -874,7 +1038,7 @@
       </w:rPr>
     </w:lvl>
   </w:abstractNum>
-  <w:abstractNum w:abstractNumId="3" w15:restartNumberingAfterBreak="0">
+  <w:abstractNum w:abstractNumId="4" w15:restartNumberingAfterBreak="0">
     <w:nsid w:val="3EB61EF5"/>
     <w:multiLevelType w:val="multilevel"/>
     <w:tmpl w:val="A7E0B13E"/>
@@ -1023,7 +1187,7 @@
       </w:rPr>
     </w:lvl>
   </w:abstractNum>
-  <w:abstractNum w:abstractNumId="4" w15:restartNumberingAfterBreak="0">
+  <w:abstractNum w:abstractNumId="5" w15:restartNumberingAfterBreak="0">
     <w:nsid w:val="49BE4A0C"/>
     <w:multiLevelType w:val="multilevel"/>
     <w:tmpl w:val="E4448F5E"/>
@@ -1172,7 +1336,7 @@
       </w:rPr>
     </w:lvl>
   </w:abstractNum>
-  <w:abstractNum w:abstractNumId="5" w15:restartNumberingAfterBreak="0">
+  <w:abstractNum w:abstractNumId="6" w15:restartNumberingAfterBreak="0">
     <w:nsid w:val="4B815761"/>
     <w:multiLevelType w:val="multilevel"/>
     <w:tmpl w:val="EDA8D4A0"/>
@@ -1321,7 +1485,156 @@
       </w:rPr>
     </w:lvl>
   </w:abstractNum>
-  <w:abstractNum w:abstractNumId="6" w15:restartNumberingAfterBreak="0">
+  <w:abstractNum w:abstractNumId="7" w15:restartNumberingAfterBreak="0">
+    <w:nsid w:val="5A2F142F"/>
+    <w:multiLevelType w:val="multilevel"/>
+    <w:tmpl w:val="E72E5CCE"/>
+    <w:lvl w:ilvl="0">
+      <w:start w:val="1"/>
+      <w:numFmt w:val="bullet"/>
+      <w:lvlText w:val=""/>
+      <w:lvlJc w:val="left"/>
+      <w:pPr>
+        <w:tabs>
+          <w:tab w:val="num" w:pos="720"/>
+        </w:tabs>
+        <w:ind w:left="720" w:hanging="360"/>
+      </w:pPr>
+      <w:rPr>
+        <w:rFonts w:ascii="Symbol" w:hAnsi="Symbol" w:hint="default"/>
+        <w:sz w:val="20"/>
+      </w:rPr>
+    </w:lvl>
+    <w:lvl w:ilvl="1" w:tentative="1">
+      <w:start w:val="1"/>
+      <w:numFmt w:val="bullet"/>
+      <w:lvlText w:val="o"/>
+      <w:lvlJc w:val="left"/>
+      <w:pPr>
+        <w:tabs>
+          <w:tab w:val="num" w:pos="1440"/>
+        </w:tabs>
+        <w:ind w:left="1440" w:hanging="360"/>
+      </w:pPr>
+      <w:rPr>
+        <w:rFonts w:ascii="Courier New" w:hAnsi="Courier New" w:hint="default"/>
+        <w:sz w:val="20"/>
+      </w:rPr>
+    </w:lvl>
+    <w:lvl w:ilvl="2" w:tentative="1">
+      <w:start w:val="1"/>
+      <w:numFmt w:val="bullet"/>
+      <w:lvlText w:val=""/>
+      <w:lvlJc w:val="left"/>
+      <w:pPr>
+        <w:tabs>
+          <w:tab w:val="num" w:pos="2160"/>
+        </w:tabs>
+        <w:ind w:left="2160" w:hanging="360"/>
+      </w:pPr>
+      <w:rPr>
+        <w:rFonts w:ascii="Wingdings" w:hAnsi="Wingdings" w:hint="default"/>
+        <w:sz w:val="20"/>
+      </w:rPr>
+    </w:lvl>
+    <w:lvl w:ilvl="3" w:tentative="1">
+      <w:start w:val="1"/>
+      <w:numFmt w:val="bullet"/>
+      <w:lvlText w:val=""/>
+      <w:lvlJc w:val="left"/>
+      <w:pPr>
+        <w:tabs>
+          <w:tab w:val="num" w:pos="2880"/>
+        </w:tabs>
+        <w:ind w:left="2880" w:hanging="360"/>
+      </w:pPr>
+      <w:rPr>
+        <w:rFonts w:ascii="Wingdings" w:hAnsi="Wingdings" w:hint="default"/>
+        <w:sz w:val="20"/>
+      </w:rPr>
+    </w:lvl>
+    <w:lvl w:ilvl="4" w:tentative="1">
+      <w:start w:val="1"/>
+      <w:numFmt w:val="bullet"/>
+      <w:lvlText w:val=""/>
+      <w:lvlJc w:val="left"/>
+      <w:pPr>
+        <w:tabs>
+          <w:tab w:val="num" w:pos="3600"/>
+        </w:tabs>
+        <w:ind w:left="3600" w:hanging="360"/>
+      </w:pPr>
+      <w:rPr>
+        <w:rFonts w:ascii="Wingdings" w:hAnsi="Wingdings" w:hint="default"/>
+        <w:sz w:val="20"/>
+      </w:rPr>
+    </w:lvl>
+    <w:lvl w:ilvl="5" w:tentative="1">
+      <w:start w:val="1"/>
+      <w:numFmt w:val="bullet"/>
+      <w:lvlText w:val=""/>
+      <w:lvlJc w:val="left"/>
+      <w:pPr>
+        <w:tabs>
+          <w:tab w:val="num" w:pos="4320"/>
+        </w:tabs>
+        <w:ind w:left="4320" w:hanging="360"/>
+      </w:pPr>
+      <w:rPr>
+        <w:rFonts w:ascii="Wingdings" w:hAnsi="Wingdings" w:hint="default"/>
+        <w:sz w:val="20"/>
+      </w:rPr>
+    </w:lvl>
+    <w:lvl w:ilvl="6" w:tentative="1">
+      <w:start w:val="1"/>
+      <w:numFmt w:val="bullet"/>
+      <w:lvlText w:val=""/>
+      <w:lvlJc w:val="left"/>
+      <w:pPr>
+        <w:tabs>
+          <w:tab w:val="num" w:pos="5040"/>
+        </w:tabs>
+        <w:ind w:left="5040" w:hanging="360"/>
+      </w:pPr>
+      <w:rPr>
+        <w:rFonts w:ascii="Wingdings" w:hAnsi="Wingdings" w:hint="default"/>
+        <w:sz w:val="20"/>
+      </w:rPr>
+    </w:lvl>
+    <w:lvl w:ilvl="7" w:tentative="1">
+      <w:start w:val="1"/>
+      <w:numFmt w:val="bullet"/>
+      <w:lvlText w:val=""/>
+      <w:lvlJc w:val="left"/>
+      <w:pPr>
+        <w:tabs>
+          <w:tab w:val="num" w:pos="5760"/>
+        </w:tabs>
+        <w:ind w:left="5760" w:hanging="360"/>
+      </w:pPr>
+      <w:rPr>
+        <w:rFonts w:ascii="Wingdings" w:hAnsi="Wingdings" w:hint="default"/>
+        <w:sz w:val="20"/>
+      </w:rPr>
+    </w:lvl>
+    <w:lvl w:ilvl="8" w:tentative="1">
+      <w:start w:val="1"/>
+      <w:numFmt w:val="bullet"/>
+      <w:lvlText w:val=""/>
+      <w:lvlJc w:val="left"/>
+      <w:pPr>
+        <w:tabs>
+          <w:tab w:val="num" w:pos="6480"/>
+        </w:tabs>
+        <w:ind w:left="6480" w:hanging="360"/>
+      </w:pPr>
+      <w:rPr>
+        <w:rFonts w:ascii="Wingdings" w:hAnsi="Wingdings" w:hint="default"/>
+        <w:sz w:val="20"/>
+      </w:rPr>
+    </w:lvl>
+  </w:abstractNum>
+  <w:abstractNum w:abstractNumId="8" w15:restartNumberingAfterBreak="0">
     <w:nsid w:val="604F737A"/>
     <w:multiLevelType w:val="multilevel"/>
     <w:tmpl w:val="C7B86CC4"/>
@@ -1470,7 +1783,7 @@
       </w:rPr>
     </w:lvl>
   </w:abstractNum>
-  <w:abstractNum w:abstractNumId="7" w15:restartNumberingAfterBreak="0">
+  <w:abstractNum w:abstractNumId="9" w15:restartNumberingAfterBreak="0">
     <w:nsid w:val="654315C6"/>
     <w:multiLevelType w:val="multilevel"/>
     <w:tmpl w:val="021C6DD0"/>
@@ -1619,7 +1932,7 @@
       </w:rPr>
     </w:lvl>
   </w:abstractNum>
-  <w:abstractNum w:abstractNumId="8" w15:restartNumberingAfterBreak="0">
+  <w:abstractNum w:abstractNumId="10" w15:restartNumberingAfterBreak="0">
     <w:nsid w:val="72AC746A"/>
     <w:multiLevelType w:val="multilevel"/>
     <w:tmpl w:val="9ECEABA4"/>
@@ -1768,7 +2081,7 @@
       </w:rPr>
     </w:lvl>
   </w:abstractNum>
-  <w:abstractNum w:abstractNumId="9" w15:restartNumberingAfterBreak="0">
+  <w:abstractNum w:abstractNumId="11" w15:restartNumberingAfterBreak="0">
     <w:nsid w:val="79EF25D7"/>
     <w:multiLevelType w:val="multilevel"/>
     <w:tmpl w:val="BB5C4FC2"/>
@@ -1918,34 +2231,40 @@
     </w:lvl>
   </w:abstractNum>
   <w:num w:numId="1" w16cid:durableId="1191525783">
-    <w:abstractNumId w:val="5"/>
+    <w:abstractNumId w:val="6"/>
   </w:num>
   <w:num w:numId="2" w16cid:durableId="196086285">
     <w:abstractNumId w:val="0"/>
   </w:num>
   <w:num w:numId="3" w16cid:durableId="1469737095">
+    <w:abstractNumId w:val="5"/>
+  </w:num>
+  <w:num w:numId="4" w16cid:durableId="21443922">
+    <w:abstractNumId w:val="8"/>
+  </w:num>
+  <w:num w:numId="5" w16cid:durableId="518083538">
+    <w:abstractNumId w:val="9"/>
+  </w:num>
+  <w:num w:numId="6" w16cid:durableId="278339222">
+    <w:abstractNumId w:val="10"/>
+  </w:num>
+  <w:num w:numId="7" w16cid:durableId="411660800">
     <w:abstractNumId w:val="4"/>
   </w:num>
-  <w:num w:numId="4" w16cid:durableId="21443922">
-    <w:abstractNumId w:val="6"/>
+  <w:num w:numId="8" w16cid:durableId="385759481">
+    <w:abstractNumId w:val="3"/>
   </w:num>
-  <w:num w:numId="5" w16cid:durableId="518083538">
+  <w:num w:numId="9" w16cid:durableId="655230158">
+    <w:abstractNumId w:val="2"/>
+  </w:num>
+  <w:num w:numId="10" w16cid:durableId="298919774">
+    <w:abstractNumId w:val="11"/>
+  </w:num>
+  <w:num w:numId="11" w16cid:durableId="1608807345">
     <w:abstractNumId w:val="7"/>
   </w:num>
-  <w:num w:numId="6" w16cid:durableId="278339222">
-    <w:abstractNumId w:val="8"/>
-  </w:num>
-  <w:num w:numId="7" w16cid:durableId="411660800">
-    <w:abstractNumId w:val="3"/>
-  </w:num>
-  <w:num w:numId="8" w16cid:durableId="385759481">
-    <w:abstractNumId w:val="2"/>
-  </w:num>
-  <w:num w:numId="9" w16cid:durableId="655230158">
+  <w:num w:numId="12" w16cid:durableId="1349866132">
     <w:abstractNumId w:val="1"/>
-  </w:num>
-  <w:num w:numId="10" w16cid:durableId="298919774">
-    <w:abstractNumId w:val="9"/>
   </w:num>
   <w:numIdMacAtCleanup w:val="2"/>
 </w:numbering>

--- a/data/Market_Read_weekly.docx
+++ b/data/Market_Read_weekly.docx
@@ -8,7 +8,7 @@
           <w:b/>
           <w:bCs/>
         </w:rPr>
-        <w:t>Weekly Market Read: October 28, 2025</w:t>
+        <w:t>Weekly Market Read: October 29, 2025</w:t>
       </w:r>
     </w:p>
     <w:p>
@@ -30,7 +30,7 @@
       <w:pPr>
         <w:numPr>
           <w:ilvl w:val="0"/>
-          <w:numId w:val="11"/>
+          <w:numId w:val="13"/>
         </w:numPr>
       </w:pPr>
       <w:r>
@@ -41,14 +41,14 @@
         <w:t>Breadth:</w:t>
       </w:r>
       <w:r>
-        <w:t xml:space="preserve"> 42.7% of names are positive.</w:t>
+        <w:t xml:space="preserve"> 31.7% of names are positive.</w:t>
       </w:r>
     </w:p>
     <w:p>
       <w:pPr>
         <w:numPr>
           <w:ilvl w:val="0"/>
-          <w:numId w:val="11"/>
+          <w:numId w:val="13"/>
         </w:numPr>
       </w:pPr>
       <w:r>
@@ -59,14 +59,24 @@
         <w:t>Information Technology:</w:t>
       </w:r>
       <w:r>
-        <w:t xml:space="preserve"> flat (avg +0.6%).</w:t>
+        <w:t xml:space="preserve"> soft (avg </w:t>
+      </w:r>
+      <w:r>
+        <w:rPr>
+          <w:b/>
+          <w:bCs/>
+        </w:rPr>
+        <w:t>+0.8%</w:t>
+      </w:r>
+      <w:r>
+        <w:t>).</w:t>
       </w:r>
     </w:p>
     <w:p>
       <w:pPr>
         <w:numPr>
           <w:ilvl w:val="0"/>
-          <w:numId w:val="11"/>
+          <w:numId w:val="13"/>
         </w:numPr>
       </w:pPr>
       <w:r>
@@ -77,14 +87,24 @@
         <w:t>Industrials:</w:t>
       </w:r>
       <w:r>
-        <w:t xml:space="preserve"> soft (avg –0.4%).</w:t>
+        <w:t xml:space="preserve"> lagging (avg </w:t>
+      </w:r>
+      <w:r>
+        <w:rPr>
+          <w:b/>
+          <w:bCs/>
+        </w:rPr>
+        <w:t>–0.9%</w:t>
+      </w:r>
+      <w:r>
+        <w:t>).</w:t>
       </w:r>
     </w:p>
     <w:p>
       <w:pPr>
         <w:numPr>
           <w:ilvl w:val="0"/>
-          <w:numId w:val="11"/>
+          <w:numId w:val="13"/>
         </w:numPr>
       </w:pPr>
       <w:r>
@@ -95,14 +115,24 @@
         <w:t>Consumer Staples:</w:t>
       </w:r>
       <w:r>
-        <w:t xml:space="preserve"> soft (avg –0.4%).</w:t>
+        <w:t xml:space="preserve"> lagging (avg </w:t>
+      </w:r>
+      <w:r>
+        <w:rPr>
+          <w:b/>
+          <w:bCs/>
+        </w:rPr>
+        <w:t>–3.3%</w:t>
+      </w:r>
+      <w:r>
+        <w:t>).</w:t>
       </w:r>
     </w:p>
     <w:p>
       <w:pPr>
         <w:numPr>
           <w:ilvl w:val="0"/>
-          <w:numId w:val="11"/>
+          <w:numId w:val="13"/>
         </w:numPr>
       </w:pPr>
       <w:r>
@@ -113,14 +143,24 @@
         <w:t>Consumer Discretionary:</w:t>
       </w:r>
       <w:r>
-        <w:t xml:space="preserve"> soft (avg –0.4%).</w:t>
+        <w:t xml:space="preserve"> lagging (avg </w:t>
+      </w:r>
+      <w:r>
+        <w:rPr>
+          <w:b/>
+          <w:bCs/>
+        </w:rPr>
+        <w:t>–2.1%</w:t>
+      </w:r>
+      <w:r>
+        <w:t>).</w:t>
       </w:r>
     </w:p>
     <w:p>
       <w:pPr>
         <w:numPr>
           <w:ilvl w:val="0"/>
-          <w:numId w:val="11"/>
+          <w:numId w:val="13"/>
         </w:numPr>
       </w:pPr>
       <w:r>
@@ -131,14 +171,24 @@
         <w:t>Financials:</w:t>
       </w:r>
       <w:r>
-        <w:t xml:space="preserve"> soft (avg –0.6%).</w:t>
+        <w:t xml:space="preserve"> lagging (avg </w:t>
+      </w:r>
+      <w:r>
+        <w:rPr>
+          <w:b/>
+          <w:bCs/>
+        </w:rPr>
+        <w:t>–2.8%</w:t>
+      </w:r>
+      <w:r>
+        <w:t>).</w:t>
       </w:r>
     </w:p>
     <w:p>
       <w:pPr>
         <w:numPr>
           <w:ilvl w:val="0"/>
-          <w:numId w:val="11"/>
+          <w:numId w:val="13"/>
         </w:numPr>
       </w:pPr>
       <w:r>
@@ -149,14 +199,24 @@
         <w:t>Utilities:</w:t>
       </w:r>
       <w:r>
-        <w:t xml:space="preserve"> lagging (avg –1.3%).</w:t>
+        <w:t xml:space="preserve"> lagging (avg </w:t>
+      </w:r>
+      <w:r>
+        <w:rPr>
+          <w:b/>
+          <w:bCs/>
+        </w:rPr>
+        <w:t>–1.7%</w:t>
+      </w:r>
+      <w:r>
+        <w:t>).</w:t>
       </w:r>
     </w:p>
     <w:p>
       <w:pPr>
         <w:numPr>
           <w:ilvl w:val="0"/>
-          <w:numId w:val="11"/>
+          <w:numId w:val="13"/>
         </w:numPr>
       </w:pPr>
       <w:r>
@@ -167,14 +227,24 @@
         <w:t>Real Estate:</w:t>
       </w:r>
       <w:r>
-        <w:t xml:space="preserve"> lagging (avg –2.6%).</w:t>
+        <w:t xml:space="preserve"> lagging (avg </w:t>
+      </w:r>
+      <w:r>
+        <w:rPr>
+          <w:b/>
+          <w:bCs/>
+        </w:rPr>
+        <w:t>–5.5%</w:t>
+      </w:r>
+      <w:r>
+        <w:t>).</w:t>
       </w:r>
     </w:p>
     <w:p>
       <w:pPr>
         <w:numPr>
           <w:ilvl w:val="0"/>
-          <w:numId w:val="11"/>
+          <w:numId w:val="13"/>
         </w:numPr>
       </w:pPr>
       <w:r>
@@ -185,14 +255,24 @@
         <w:t>Materials:</w:t>
       </w:r>
       <w:r>
-        <w:t xml:space="preserve"> flat (avg +0.0%).</w:t>
+        <w:t xml:space="preserve"> lagging (avg </w:t>
+      </w:r>
+      <w:r>
+        <w:rPr>
+          <w:b/>
+          <w:bCs/>
+        </w:rPr>
+        <w:t>–2.1%</w:t>
+      </w:r>
+      <w:r>
+        <w:t>).</w:t>
       </w:r>
     </w:p>
     <w:p>
       <w:pPr>
         <w:numPr>
           <w:ilvl w:val="0"/>
-          <w:numId w:val="11"/>
+          <w:numId w:val="13"/>
         </w:numPr>
       </w:pPr>
       <w:r>
@@ -203,14 +283,24 @@
         <w:t>Energy:</w:t>
       </w:r>
       <w:r>
-        <w:t xml:space="preserve"> soft (avg –1.2%).</w:t>
+        <w:t xml:space="preserve"> lagging (avg </w:t>
+      </w:r>
+      <w:r>
+        <w:rPr>
+          <w:b/>
+          <w:bCs/>
+        </w:rPr>
+        <w:t>–0.7%</w:t>
+      </w:r>
+      <w:r>
+        <w:t>).</w:t>
       </w:r>
     </w:p>
     <w:p>
       <w:pPr>
         <w:numPr>
           <w:ilvl w:val="0"/>
-          <w:numId w:val="11"/>
+          <w:numId w:val="13"/>
         </w:numPr>
       </w:pPr>
       <w:r>
@@ -221,14 +311,24 @@
         <w:t>Health Care:</w:t>
       </w:r>
       <w:r>
-        <w:t xml:space="preserve"> soft (avg –0.5%).</w:t>
+        <w:t xml:space="preserve"> lagging (avg </w:t>
+      </w:r>
+      <w:r>
+        <w:rPr>
+          <w:b/>
+          <w:bCs/>
+        </w:rPr>
+        <w:t>–1.5%</w:t>
+      </w:r>
+      <w:r>
+        <w:t>).</w:t>
       </w:r>
     </w:p>
     <w:p>
       <w:pPr>
         <w:numPr>
           <w:ilvl w:val="0"/>
-          <w:numId w:val="11"/>
+          <w:numId w:val="13"/>
         </w:numPr>
       </w:pPr>
       <w:r>
@@ -239,7 +339,17 @@
         <w:t>Communication Services:</w:t>
       </w:r>
       <w:r>
-        <w:t xml:space="preserve"> flat (avg +0.2%).</w:t>
+        <w:t xml:space="preserve"> lagging (avg </w:t>
+      </w:r>
+      <w:r>
+        <w:rPr>
+          <w:b/>
+          <w:bCs/>
+        </w:rPr>
+        <w:t>–0.7%</w:t>
+      </w:r>
+      <w:r>
+        <w:t>).</w:t>
       </w:r>
     </w:p>
     <w:p>
@@ -255,7 +365,7 @@
       <w:pPr>
         <w:numPr>
           <w:ilvl w:val="0"/>
-          <w:numId w:val="12"/>
+          <w:numId w:val="14"/>
         </w:numPr>
       </w:pPr>
       <w:r>
@@ -266,14 +376,24 @@
         <w:t>Gold:</w:t>
       </w:r>
       <w:r>
-        <w:t xml:space="preserve"> down (avg –3.5%).</w:t>
+        <w:t xml:space="preserve"> down (avg </w:t>
+      </w:r>
+      <w:r>
+        <w:rPr>
+          <w:b/>
+          <w:bCs/>
+        </w:rPr>
+        <w:t>–3.8%</w:t>
+      </w:r>
+      <w:r>
+        <w:t>).</w:t>
       </w:r>
     </w:p>
     <w:p>
       <w:pPr>
         <w:numPr>
           <w:ilvl w:val="0"/>
-          <w:numId w:val="12"/>
+          <w:numId w:val="14"/>
         </w:numPr>
       </w:pPr>
       <w:r>
@@ -284,14 +404,24 @@
         <w:t>USD:</w:t>
       </w:r>
       <w:r>
-        <w:t xml:space="preserve"> flat (avg –0.2%).</w:t>
+        <w:t xml:space="preserve"> firm (avg </w:t>
+      </w:r>
+      <w:r>
+        <w:rPr>
+          <w:b/>
+          <w:bCs/>
+        </w:rPr>
+        <w:t>+0.4%</w:t>
+      </w:r>
+      <w:r>
+        <w:t>).</w:t>
       </w:r>
     </w:p>
     <w:p>
       <w:pPr>
         <w:numPr>
           <w:ilvl w:val="0"/>
-          <w:numId w:val="12"/>
+          <w:numId w:val="14"/>
         </w:numPr>
       </w:pPr>
       <w:r>
@@ -302,14 +432,24 @@
         <w:t>Yields:</w:t>
       </w:r>
       <w:r>
-        <w:t xml:space="preserve"> easing (avg –0.3%).</w:t>
+        <w:t xml:space="preserve"> rising (avg </w:t>
+      </w:r>
+      <w:r>
+        <w:rPr>
+          <w:b/>
+          <w:bCs/>
+        </w:rPr>
+        <w:t>+1.5%</w:t>
+      </w:r>
+      <w:r>
+        <w:t>).</w:t>
       </w:r>
     </w:p>
     <w:p>
       <w:pPr>
         <w:numPr>
           <w:ilvl w:val="0"/>
-          <w:numId w:val="12"/>
+          <w:numId w:val="14"/>
         </w:numPr>
       </w:pPr>
       <w:r>
@@ -320,14 +460,24 @@
         <w:t>Bonds:</w:t>
       </w:r>
       <w:r>
-        <w:t xml:space="preserve"> flat (avg +0.1%).</w:t>
+        <w:t xml:space="preserve"> down (avg </w:t>
+      </w:r>
+      <w:r>
+        <w:rPr>
+          <w:b/>
+          <w:bCs/>
+        </w:rPr>
+        <w:t>–0.4%</w:t>
+      </w:r>
+      <w:r>
+        <w:t>).</w:t>
       </w:r>
     </w:p>
     <w:p>
       <w:pPr>
         <w:numPr>
           <w:ilvl w:val="0"/>
-          <w:numId w:val="12"/>
+          <w:numId w:val="14"/>
         </w:numPr>
       </w:pPr>
       <w:r>
@@ -339,7 +489,17 @@
         <w:t>Energy complex:</w:t>
       </w:r>
       <w:r>
-        <w:t xml:space="preserve"> down (avg –3.7%).</w:t>
+        <w:t xml:space="preserve"> down (avg </w:t>
+      </w:r>
+      <w:r>
+        <w:rPr>
+          <w:b/>
+          <w:bCs/>
+        </w:rPr>
+        <w:t>–3.9%</w:t>
+      </w:r>
+      <w:r>
+        <w:t>).</w:t>
       </w:r>
     </w:p>
     <w:p>
@@ -351,49 +511,29 @@
         <w:t>Bottom line:</w:t>
       </w:r>
       <w:r>
-        <w:t xml:space="preserve"> A </w:t>
-      </w:r>
-      <w:r>
-        <w:rPr>
-          <w:b/>
-          <w:bCs/>
-        </w:rPr>
-        <w:t>risk-off tone</w:t>
-      </w:r>
-      <w:r>
-        <w:t xml:space="preserve"> dominated the week with fewer than half of names advancing. Leadership was absent — most sectors were either soft or flat, with </w:t>
-      </w:r>
-      <w:r>
-        <w:rPr>
-          <w:b/>
-          <w:bCs/>
-        </w:rPr>
-        <w:t>Real Estate and Utilities</w:t>
-      </w:r>
-      <w:r>
-        <w:t xml:space="preserve"> the weakest areas. </w:t>
-      </w:r>
-      <w:r>
-        <w:rPr>
-          <w:b/>
-          <w:bCs/>
-        </w:rPr>
-        <w:t>Energy</w:t>
-      </w:r>
-      <w:r>
-        <w:t xml:space="preserve"> and </w:t>
-      </w:r>
-      <w:r>
-        <w:rPr>
-          <w:b/>
-          <w:bCs/>
-        </w:rPr>
-        <w:t>Financials</w:t>
-      </w:r>
-      <w:r>
-        <w:t xml:space="preserve"> also slipped. </w:t>
-      </w:r>
-      <w:bookmarkStart w:id="0" w:name="_Hlk212575287"/>
+        <w:t xml:space="preserve"> A clearly </w:t>
+      </w:r>
+      <w:r>
+        <w:rPr>
+          <w:b/>
+          <w:bCs/>
+        </w:rPr>
+        <w:t>risk-off</w:t>
+      </w:r>
+      <w:r>
+        <w:t xml:space="preserve"> tape with breadth near one-third and broad sector weakness led by </w:t>
+      </w:r>
+      <w:r>
+        <w:rPr>
+          <w:b/>
+          <w:bCs/>
+        </w:rPr>
+        <w:t>Real Estate, Staples, Financials, and Discretionary</w:t>
+      </w:r>
+      <w:r>
+        <w:t xml:space="preserve">. </w:t>
+      </w:r>
+      <w:bookmarkStart w:id="0" w:name="_Hlk212661871"/>
       <w:r>
         <w:t xml:space="preserve">Macro posture — </w:t>
       </w:r>
@@ -402,30 +542,30 @@
           <w:b/>
           <w:bCs/>
         </w:rPr>
-        <w:t>gold and energy both lower, USD flat, yields easing, and bonds steady</w:t>
-      </w:r>
-      <w:r>
-        <w:t xml:space="preserve"> — signals </w:t>
-      </w:r>
-      <w:r>
-        <w:rPr>
-          <w:b/>
-          <w:bCs/>
-        </w:rPr>
-        <w:t>slower growth with fading inflation pressure</w:t>
-      </w:r>
-      <w:r>
-        <w:t xml:space="preserve">, favoring </w:t>
-      </w:r>
-      <w:r>
-        <w:rPr>
-          <w:b/>
-          <w:bCs/>
-        </w:rPr>
-        <w:t>defensive positioning and capital preservation</w:t>
-      </w:r>
-      <w:r>
-        <w:t xml:space="preserve"> until the tape stabilizes. </w:t>
+        <w:t>USD firm, yields rising, gold and the energy complex lower, and bonds softer</w:t>
+      </w:r>
+      <w:r>
+        <w:t xml:space="preserve"> — points to </w:t>
+      </w:r>
+      <w:r>
+        <w:rPr>
+          <w:b/>
+          <w:bCs/>
+        </w:rPr>
+        <w:t>tightening financial conditions and softer growth with cooling inflation pressures</w:t>
+      </w:r>
+      <w:r>
+        <w:t xml:space="preserve">. Favor </w:t>
+      </w:r>
+      <w:r>
+        <w:rPr>
+          <w:b/>
+          <w:bCs/>
+        </w:rPr>
+        <w:t>defensives, quality balance sheets, and lower beta</w:t>
+      </w:r>
+      <w:r>
+        <w:t xml:space="preserve"> until participation improves.</w:t>
       </w:r>
     </w:p>
     <w:bookmarkEnd w:id="0"/>
@@ -592,6 +732,155 @@
     </w:lvl>
   </w:abstractNum>
   <w:abstractNum w:abstractNumId="1" w15:restartNumberingAfterBreak="0">
+    <w:nsid w:val="1F331735"/>
+    <w:multiLevelType w:val="multilevel"/>
+    <w:tmpl w:val="E5C8B4EE"/>
+    <w:lvl w:ilvl="0">
+      <w:start w:val="1"/>
+      <w:numFmt w:val="bullet"/>
+      <w:lvlText w:val=""/>
+      <w:lvlJc w:val="left"/>
+      <w:pPr>
+        <w:tabs>
+          <w:tab w:val="num" w:pos="720"/>
+        </w:tabs>
+        <w:ind w:left="720" w:hanging="360"/>
+      </w:pPr>
+      <w:rPr>
+        <w:rFonts w:ascii="Symbol" w:hAnsi="Symbol" w:hint="default"/>
+        <w:sz w:val="20"/>
+      </w:rPr>
+    </w:lvl>
+    <w:lvl w:ilvl="1" w:tentative="1">
+      <w:start w:val="1"/>
+      <w:numFmt w:val="bullet"/>
+      <w:lvlText w:val="o"/>
+      <w:lvlJc w:val="left"/>
+      <w:pPr>
+        <w:tabs>
+          <w:tab w:val="num" w:pos="1440"/>
+        </w:tabs>
+        <w:ind w:left="1440" w:hanging="360"/>
+      </w:pPr>
+      <w:rPr>
+        <w:rFonts w:ascii="Courier New" w:hAnsi="Courier New" w:hint="default"/>
+        <w:sz w:val="20"/>
+      </w:rPr>
+    </w:lvl>
+    <w:lvl w:ilvl="2" w:tentative="1">
+      <w:start w:val="1"/>
+      <w:numFmt w:val="bullet"/>
+      <w:lvlText w:val=""/>
+      <w:lvlJc w:val="left"/>
+      <w:pPr>
+        <w:tabs>
+          <w:tab w:val="num" w:pos="2160"/>
+        </w:tabs>
+        <w:ind w:left="2160" w:hanging="360"/>
+      </w:pPr>
+      <w:rPr>
+        <w:rFonts w:ascii="Wingdings" w:hAnsi="Wingdings" w:hint="default"/>
+        <w:sz w:val="20"/>
+      </w:rPr>
+    </w:lvl>
+    <w:lvl w:ilvl="3" w:tentative="1">
+      <w:start w:val="1"/>
+      <w:numFmt w:val="bullet"/>
+      <w:lvlText w:val=""/>
+      <w:lvlJc w:val="left"/>
+      <w:pPr>
+        <w:tabs>
+          <w:tab w:val="num" w:pos="2880"/>
+        </w:tabs>
+        <w:ind w:left="2880" w:hanging="360"/>
+      </w:pPr>
+      <w:rPr>
+        <w:rFonts w:ascii="Wingdings" w:hAnsi="Wingdings" w:hint="default"/>
+        <w:sz w:val="20"/>
+      </w:rPr>
+    </w:lvl>
+    <w:lvl w:ilvl="4" w:tentative="1">
+      <w:start w:val="1"/>
+      <w:numFmt w:val="bullet"/>
+      <w:lvlText w:val=""/>
+      <w:lvlJc w:val="left"/>
+      <w:pPr>
+        <w:tabs>
+          <w:tab w:val="num" w:pos="3600"/>
+        </w:tabs>
+        <w:ind w:left="3600" w:hanging="360"/>
+      </w:pPr>
+      <w:rPr>
+        <w:rFonts w:ascii="Wingdings" w:hAnsi="Wingdings" w:hint="default"/>
+        <w:sz w:val="20"/>
+      </w:rPr>
+    </w:lvl>
+    <w:lvl w:ilvl="5" w:tentative="1">
+      <w:start w:val="1"/>
+      <w:numFmt w:val="bullet"/>
+      <w:lvlText w:val=""/>
+      <w:lvlJc w:val="left"/>
+      <w:pPr>
+        <w:tabs>
+          <w:tab w:val="num" w:pos="4320"/>
+        </w:tabs>
+        <w:ind w:left="4320" w:hanging="360"/>
+      </w:pPr>
+      <w:rPr>
+        <w:rFonts w:ascii="Wingdings" w:hAnsi="Wingdings" w:hint="default"/>
+        <w:sz w:val="20"/>
+      </w:rPr>
+    </w:lvl>
+    <w:lvl w:ilvl="6" w:tentative="1">
+      <w:start w:val="1"/>
+      <w:numFmt w:val="bullet"/>
+      <w:lvlText w:val=""/>
+      <w:lvlJc w:val="left"/>
+      <w:pPr>
+        <w:tabs>
+          <w:tab w:val="num" w:pos="5040"/>
+        </w:tabs>
+        <w:ind w:left="5040" w:hanging="360"/>
+      </w:pPr>
+      <w:rPr>
+        <w:rFonts w:ascii="Wingdings" w:hAnsi="Wingdings" w:hint="default"/>
+        <w:sz w:val="20"/>
+      </w:rPr>
+    </w:lvl>
+    <w:lvl w:ilvl="7" w:tentative="1">
+      <w:start w:val="1"/>
+      <w:numFmt w:val="bullet"/>
+      <w:lvlText w:val=""/>
+      <w:lvlJc w:val="left"/>
+      <w:pPr>
+        <w:tabs>
+          <w:tab w:val="num" w:pos="5760"/>
+        </w:tabs>
+        <w:ind w:left="5760" w:hanging="360"/>
+      </w:pPr>
+      <w:rPr>
+        <w:rFonts w:ascii="Wingdings" w:hAnsi="Wingdings" w:hint="default"/>
+        <w:sz w:val="20"/>
+      </w:rPr>
+    </w:lvl>
+    <w:lvl w:ilvl="8" w:tentative="1">
+      <w:start w:val="1"/>
+      <w:numFmt w:val="bullet"/>
+      <w:lvlText w:val=""/>
+      <w:lvlJc w:val="left"/>
+      <w:pPr>
+        <w:tabs>
+          <w:tab w:val="num" w:pos="6480"/>
+        </w:tabs>
+        <w:ind w:left="6480" w:hanging="360"/>
+      </w:pPr>
+      <w:rPr>
+        <w:rFonts w:ascii="Wingdings" w:hAnsi="Wingdings" w:hint="default"/>
+        <w:sz w:val="20"/>
+      </w:rPr>
+    </w:lvl>
+  </w:abstractNum>
+  <w:abstractNum w:abstractNumId="2" w15:restartNumberingAfterBreak="0">
     <w:nsid w:val="2CA3347A"/>
     <w:multiLevelType w:val="multilevel"/>
     <w:tmpl w:val="E0D04A66"/>
@@ -740,7 +1029,7 @@
       </w:rPr>
     </w:lvl>
   </w:abstractNum>
-  <w:abstractNum w:abstractNumId="2" w15:restartNumberingAfterBreak="0">
+  <w:abstractNum w:abstractNumId="3" w15:restartNumberingAfterBreak="0">
     <w:nsid w:val="2F896128"/>
     <w:multiLevelType w:val="multilevel"/>
     <w:tmpl w:val="246A653C"/>
@@ -889,7 +1178,7 @@
       </w:rPr>
     </w:lvl>
   </w:abstractNum>
-  <w:abstractNum w:abstractNumId="3" w15:restartNumberingAfterBreak="0">
+  <w:abstractNum w:abstractNumId="4" w15:restartNumberingAfterBreak="0">
     <w:nsid w:val="39D01A99"/>
     <w:multiLevelType w:val="multilevel"/>
     <w:tmpl w:val="3E2C8440"/>
@@ -1038,7 +1327,7 @@
       </w:rPr>
     </w:lvl>
   </w:abstractNum>
-  <w:abstractNum w:abstractNumId="4" w15:restartNumberingAfterBreak="0">
+  <w:abstractNum w:abstractNumId="5" w15:restartNumberingAfterBreak="0">
     <w:nsid w:val="3EB61EF5"/>
     <w:multiLevelType w:val="multilevel"/>
     <w:tmpl w:val="A7E0B13E"/>
@@ -1187,7 +1476,7 @@
       </w:rPr>
     </w:lvl>
   </w:abstractNum>
-  <w:abstractNum w:abstractNumId="5" w15:restartNumberingAfterBreak="0">
+  <w:abstractNum w:abstractNumId="6" w15:restartNumberingAfterBreak="0">
     <w:nsid w:val="49BE4A0C"/>
     <w:multiLevelType w:val="multilevel"/>
     <w:tmpl w:val="E4448F5E"/>
@@ -1336,7 +1625,7 @@
       </w:rPr>
     </w:lvl>
   </w:abstractNum>
-  <w:abstractNum w:abstractNumId="6" w15:restartNumberingAfterBreak="0">
+  <w:abstractNum w:abstractNumId="7" w15:restartNumberingAfterBreak="0">
     <w:nsid w:val="4B815761"/>
     <w:multiLevelType w:val="multilevel"/>
     <w:tmpl w:val="EDA8D4A0"/>
@@ -1485,7 +1774,156 @@
       </w:rPr>
     </w:lvl>
   </w:abstractNum>
-  <w:abstractNum w:abstractNumId="7" w15:restartNumberingAfterBreak="0">
+  <w:abstractNum w:abstractNumId="8" w15:restartNumberingAfterBreak="0">
+    <w:nsid w:val="50AB6F2D"/>
+    <w:multiLevelType w:val="multilevel"/>
+    <w:tmpl w:val="B9105336"/>
+    <w:lvl w:ilvl="0">
+      <w:start w:val="1"/>
+      <w:numFmt w:val="bullet"/>
+      <w:lvlText w:val=""/>
+      <w:lvlJc w:val="left"/>
+      <w:pPr>
+        <w:tabs>
+          <w:tab w:val="num" w:pos="720"/>
+        </w:tabs>
+        <w:ind w:left="720" w:hanging="360"/>
+      </w:pPr>
+      <w:rPr>
+        <w:rFonts w:ascii="Symbol" w:hAnsi="Symbol" w:hint="default"/>
+        <w:sz w:val="20"/>
+      </w:rPr>
+    </w:lvl>
+    <w:lvl w:ilvl="1" w:tentative="1">
+      <w:start w:val="1"/>
+      <w:numFmt w:val="bullet"/>
+      <w:lvlText w:val="o"/>
+      <w:lvlJc w:val="left"/>
+      <w:pPr>
+        <w:tabs>
+          <w:tab w:val="num" w:pos="1440"/>
+        </w:tabs>
+        <w:ind w:left="1440" w:hanging="360"/>
+      </w:pPr>
+      <w:rPr>
+        <w:rFonts w:ascii="Courier New" w:hAnsi="Courier New" w:hint="default"/>
+        <w:sz w:val="20"/>
+      </w:rPr>
+    </w:lvl>
+    <w:lvl w:ilvl="2" w:tentative="1">
+      <w:start w:val="1"/>
+      <w:numFmt w:val="bullet"/>
+      <w:lvlText w:val=""/>
+      <w:lvlJc w:val="left"/>
+      <w:pPr>
+        <w:tabs>
+          <w:tab w:val="num" w:pos="2160"/>
+        </w:tabs>
+        <w:ind w:left="2160" w:hanging="360"/>
+      </w:pPr>
+      <w:rPr>
+        <w:rFonts w:ascii="Wingdings" w:hAnsi="Wingdings" w:hint="default"/>
+        <w:sz w:val="20"/>
+      </w:rPr>
+    </w:lvl>
+    <w:lvl w:ilvl="3" w:tentative="1">
+      <w:start w:val="1"/>
+      <w:numFmt w:val="bullet"/>
+      <w:lvlText w:val=""/>
+      <w:lvlJc w:val="left"/>
+      <w:pPr>
+        <w:tabs>
+          <w:tab w:val="num" w:pos="2880"/>
+        </w:tabs>
+        <w:ind w:left="2880" w:hanging="360"/>
+      </w:pPr>
+      <w:rPr>
+        <w:rFonts w:ascii="Wingdings" w:hAnsi="Wingdings" w:hint="default"/>
+        <w:sz w:val="20"/>
+      </w:rPr>
+    </w:lvl>
+    <w:lvl w:ilvl="4" w:tentative="1">
+      <w:start w:val="1"/>
+      <w:numFmt w:val="bullet"/>
+      <w:lvlText w:val=""/>
+      <w:lvlJc w:val="left"/>
+      <w:pPr>
+        <w:tabs>
+          <w:tab w:val="num" w:pos="3600"/>
+        </w:tabs>
+        <w:ind w:left="3600" w:hanging="360"/>
+      </w:pPr>
+      <w:rPr>
+        <w:rFonts w:ascii="Wingdings" w:hAnsi="Wingdings" w:hint="default"/>
+        <w:sz w:val="20"/>
+      </w:rPr>
+    </w:lvl>
+    <w:lvl w:ilvl="5" w:tentative="1">
+      <w:start w:val="1"/>
+      <w:numFmt w:val="bullet"/>
+      <w:lvlText w:val=""/>
+      <w:lvlJc w:val="left"/>
+      <w:pPr>
+        <w:tabs>
+          <w:tab w:val="num" w:pos="4320"/>
+        </w:tabs>
+        <w:ind w:left="4320" w:hanging="360"/>
+      </w:pPr>
+      <w:rPr>
+        <w:rFonts w:ascii="Wingdings" w:hAnsi="Wingdings" w:hint="default"/>
+        <w:sz w:val="20"/>
+      </w:rPr>
+    </w:lvl>
+    <w:lvl w:ilvl="6" w:tentative="1">
+      <w:start w:val="1"/>
+      <w:numFmt w:val="bullet"/>
+      <w:lvlText w:val=""/>
+      <w:lvlJc w:val="left"/>
+      <w:pPr>
+        <w:tabs>
+          <w:tab w:val="num" w:pos="5040"/>
+        </w:tabs>
+        <w:ind w:left="5040" w:hanging="360"/>
+      </w:pPr>
+      <w:rPr>
+        <w:rFonts w:ascii="Wingdings" w:hAnsi="Wingdings" w:hint="default"/>
+        <w:sz w:val="20"/>
+      </w:rPr>
+    </w:lvl>
+    <w:lvl w:ilvl="7" w:tentative="1">
+      <w:start w:val="1"/>
+      <w:numFmt w:val="bullet"/>
+      <w:lvlText w:val=""/>
+      <w:lvlJc w:val="left"/>
+      <w:pPr>
+        <w:tabs>
+          <w:tab w:val="num" w:pos="5760"/>
+        </w:tabs>
+        <w:ind w:left="5760" w:hanging="360"/>
+      </w:pPr>
+      <w:rPr>
+        <w:rFonts w:ascii="Wingdings" w:hAnsi="Wingdings" w:hint="default"/>
+        <w:sz w:val="20"/>
+      </w:rPr>
+    </w:lvl>
+    <w:lvl w:ilvl="8" w:tentative="1">
+      <w:start w:val="1"/>
+      <w:numFmt w:val="bullet"/>
+      <w:lvlText w:val=""/>
+      <w:lvlJc w:val="left"/>
+      <w:pPr>
+        <w:tabs>
+          <w:tab w:val="num" w:pos="6480"/>
+        </w:tabs>
+        <w:ind w:left="6480" w:hanging="360"/>
+      </w:pPr>
+      <w:rPr>
+        <w:rFonts w:ascii="Wingdings" w:hAnsi="Wingdings" w:hint="default"/>
+        <w:sz w:val="20"/>
+      </w:rPr>
+    </w:lvl>
+  </w:abstractNum>
+  <w:abstractNum w:abstractNumId="9" w15:restartNumberingAfterBreak="0">
     <w:nsid w:val="5A2F142F"/>
     <w:multiLevelType w:val="multilevel"/>
     <w:tmpl w:val="E72E5CCE"/>
@@ -1634,7 +2072,7 @@
       </w:rPr>
     </w:lvl>
   </w:abstractNum>
-  <w:abstractNum w:abstractNumId="8" w15:restartNumberingAfterBreak="0">
+  <w:abstractNum w:abstractNumId="10" w15:restartNumberingAfterBreak="0">
     <w:nsid w:val="604F737A"/>
     <w:multiLevelType w:val="multilevel"/>
     <w:tmpl w:val="C7B86CC4"/>
@@ -1783,7 +2221,7 @@
       </w:rPr>
     </w:lvl>
   </w:abstractNum>
-  <w:abstractNum w:abstractNumId="9" w15:restartNumberingAfterBreak="0">
+  <w:abstractNum w:abstractNumId="11" w15:restartNumberingAfterBreak="0">
     <w:nsid w:val="654315C6"/>
     <w:multiLevelType w:val="multilevel"/>
     <w:tmpl w:val="021C6DD0"/>
@@ -1932,7 +2370,7 @@
       </w:rPr>
     </w:lvl>
   </w:abstractNum>
-  <w:abstractNum w:abstractNumId="10" w15:restartNumberingAfterBreak="0">
+  <w:abstractNum w:abstractNumId="12" w15:restartNumberingAfterBreak="0">
     <w:nsid w:val="72AC746A"/>
     <w:multiLevelType w:val="multilevel"/>
     <w:tmpl w:val="9ECEABA4"/>
@@ -2081,7 +2519,7 @@
       </w:rPr>
     </w:lvl>
   </w:abstractNum>
-  <w:abstractNum w:abstractNumId="11" w15:restartNumberingAfterBreak="0">
+  <w:abstractNum w:abstractNumId="13" w15:restartNumberingAfterBreak="0">
     <w:nsid w:val="79EF25D7"/>
     <w:multiLevelType w:val="multilevel"/>
     <w:tmpl w:val="BB5C4FC2"/>
@@ -2231,39 +2669,45 @@
     </w:lvl>
   </w:abstractNum>
   <w:num w:numId="1" w16cid:durableId="1191525783">
-    <w:abstractNumId w:val="6"/>
+    <w:abstractNumId w:val="7"/>
   </w:num>
   <w:num w:numId="2" w16cid:durableId="196086285">
     <w:abstractNumId w:val="0"/>
   </w:num>
   <w:num w:numId="3" w16cid:durableId="1469737095">
+    <w:abstractNumId w:val="6"/>
+  </w:num>
+  <w:num w:numId="4" w16cid:durableId="21443922">
+    <w:abstractNumId w:val="10"/>
+  </w:num>
+  <w:num w:numId="5" w16cid:durableId="518083538">
+    <w:abstractNumId w:val="11"/>
+  </w:num>
+  <w:num w:numId="6" w16cid:durableId="278339222">
+    <w:abstractNumId w:val="12"/>
+  </w:num>
+  <w:num w:numId="7" w16cid:durableId="411660800">
     <w:abstractNumId w:val="5"/>
   </w:num>
-  <w:num w:numId="4" w16cid:durableId="21443922">
+  <w:num w:numId="8" w16cid:durableId="385759481">
+    <w:abstractNumId w:val="4"/>
+  </w:num>
+  <w:num w:numId="9" w16cid:durableId="655230158">
+    <w:abstractNumId w:val="3"/>
+  </w:num>
+  <w:num w:numId="10" w16cid:durableId="298919774">
+    <w:abstractNumId w:val="13"/>
+  </w:num>
+  <w:num w:numId="11" w16cid:durableId="1608807345">
+    <w:abstractNumId w:val="9"/>
+  </w:num>
+  <w:num w:numId="12" w16cid:durableId="1349866132">
+    <w:abstractNumId w:val="2"/>
+  </w:num>
+  <w:num w:numId="13" w16cid:durableId="1199471731">
     <w:abstractNumId w:val="8"/>
   </w:num>
-  <w:num w:numId="5" w16cid:durableId="518083538">
-    <w:abstractNumId w:val="9"/>
-  </w:num>
-  <w:num w:numId="6" w16cid:durableId="278339222">
-    <w:abstractNumId w:val="10"/>
-  </w:num>
-  <w:num w:numId="7" w16cid:durableId="411660800">
-    <w:abstractNumId w:val="4"/>
-  </w:num>
-  <w:num w:numId="8" w16cid:durableId="385759481">
-    <w:abstractNumId w:val="3"/>
-  </w:num>
-  <w:num w:numId="9" w16cid:durableId="655230158">
-    <w:abstractNumId w:val="2"/>
-  </w:num>
-  <w:num w:numId="10" w16cid:durableId="298919774">
-    <w:abstractNumId w:val="11"/>
-  </w:num>
-  <w:num w:numId="11" w16cid:durableId="1608807345">
-    <w:abstractNumId w:val="7"/>
-  </w:num>
-  <w:num w:numId="12" w16cid:durableId="1349866132">
+  <w:num w:numId="14" w16cid:durableId="1231380869">
     <w:abstractNumId w:val="1"/>
   </w:num>
   <w:numIdMacAtCleanup w:val="2"/>

--- a/data/Market_Read_weekly.docx
+++ b/data/Market_Read_weekly.docx
@@ -3,356 +3,270 @@
 <w:document xmlns:wpc="http://schemas.microsoft.com/office/word/2010/wordprocessingCanvas" xmlns:cx="http://schemas.microsoft.com/office/drawing/2014/chartex" xmlns:cx1="http://schemas.microsoft.com/office/drawing/2015/9/8/chartex" xmlns:cx2="http://schemas.microsoft.com/office/drawing/2015/10/21/chartex" xmlns:cx3="http://schemas.microsoft.com/office/drawing/2016/5/9/chartex" xmlns:cx4="http://schemas.microsoft.com/office/drawing/2016/5/10/chartex" xmlns:cx5="http://schemas.microsoft.com/office/drawing/2016/5/11/chartex" xmlns:cx6="http://schemas.microsoft.com/office/drawing/2016/5/12/chartex" xmlns:cx7="http://schemas.microsoft.com/office/drawing/2016/5/13/chartex" xmlns:cx8="http://schemas.microsoft.com/office/drawing/2016/5/14/chartex" xmlns:mc="http://schemas.openxmlformats.org/markup-compatibility/2006" xmlns:aink="http://schemas.microsoft.com/office/drawing/2016/ink" xmlns:am3d="http://schemas.microsoft.com/office/drawing/2017/model3d" xmlns:o="urn:schemas-microsoft-com:office:office" xmlns:oel="http://schemas.microsoft.com/office/2019/extlst" xmlns:r="http://schemas.openxmlformats.org/officeDocument/2006/relationships" xmlns:m="http://schemas.openxmlformats.org/officeDocument/2006/math" xmlns:v="urn:schemas-microsoft-com:vml" xmlns:wp14="http://schemas.microsoft.com/office/word/2010/wordprocessingDrawing" xmlns:wp="http://schemas.openxmlformats.org/drawingml/2006/wordprocessingDrawing" xmlns:w10="urn:schemas-microsoft-com:office:word" xmlns:w="http://schemas.openxmlformats.org/wordprocessingml/2006/main" xmlns:w14="http://schemas.microsoft.com/office/word/2010/wordml" xmlns:w15="http://schemas.microsoft.com/office/word/2012/wordml" xmlns:w16cex="http://schemas.microsoft.com/office/word/2018/wordml/cex" xmlns:w16cid="http://schemas.microsoft.com/office/word/2016/wordml/cid" xmlns:w16="http://schemas.microsoft.com/office/word/2018/wordml" xmlns:w16du="http://schemas.microsoft.com/office/word/2023/wordml/word16du" xmlns:w16sdtdh="http://schemas.microsoft.com/office/word/2020/wordml/sdtdatahash" xmlns:w16sdtfl="http://schemas.microsoft.com/office/word/2024/wordml/sdtformatlock" xmlns:w16se="http://schemas.microsoft.com/office/word/2015/wordml/symex" xmlns:wpg="http://schemas.microsoft.com/office/word/2010/wordprocessingGroup" xmlns:wpi="http://schemas.microsoft.com/office/word/2010/wordprocessingInk" xmlns:wne="http://schemas.microsoft.com/office/word/2006/wordml" xmlns:wps="http://schemas.microsoft.com/office/word/2010/wordprocessingShape" mc:Ignorable="w14 w15 w16se w16cid w16 w16cex w16sdtdh w16sdtfl w16du wp14">
   <w:body>
     <w:p>
+      <w:pPr>
+        <w:rPr>
+          <w:b/>
+          <w:bCs/>
+        </w:rPr>
+      </w:pPr>
       <w:r>
         <w:rPr>
           <w:b/>
           <w:bCs/>
         </w:rPr>
-        <w:t>Weekly Market Read: October 29, 2025</w:t>
+        <w:t>Weekly Market Read: October 30, 2025</w:t>
       </w:r>
     </w:p>
     <w:p>
+      <w:pPr>
+        <w:rPr>
+          <w:b/>
+          <w:bCs/>
+        </w:rPr>
+      </w:pPr>
       <w:r>
-        <w:t xml:space="preserve">The market is saying (all numbers are </w:t>
-      </w:r>
-      <w:r>
-        <w:rPr>
-          <w:b/>
-          <w:bCs/>
-        </w:rPr>
-        <w:t>WTD % returns</w:t>
-      </w:r>
-      <w:r>
-        <w:t>):</w:t>
+        <w:rPr>
+          <w:b/>
+          <w:bCs/>
+        </w:rPr>
+        <w:t>The market is saying (all numbers are WTD % returns):</w:t>
       </w:r>
     </w:p>
     <w:p>
       <w:pPr>
         <w:numPr>
           <w:ilvl w:val="0"/>
-          <w:numId w:val="13"/>
+          <w:numId w:val="15"/>
         </w:numPr>
+        <w:rPr>
+          <w:b/>
+          <w:bCs/>
+        </w:rPr>
       </w:pPr>
       <w:r>
         <w:rPr>
           <w:b/>
           <w:bCs/>
         </w:rPr>
-        <w:t>Breadth:</w:t>
-      </w:r>
-      <w:r>
-        <w:t xml:space="preserve"> 31.7% of names are positive.</w:t>
+        <w:t>Breadth: 32.6% of names are positive.</w:t>
       </w:r>
     </w:p>
     <w:p>
       <w:pPr>
         <w:numPr>
           <w:ilvl w:val="0"/>
-          <w:numId w:val="13"/>
+          <w:numId w:val="15"/>
         </w:numPr>
+        <w:rPr>
+          <w:b/>
+          <w:bCs/>
+        </w:rPr>
       </w:pPr>
       <w:r>
         <w:rPr>
           <w:b/>
           <w:bCs/>
         </w:rPr>
-        <w:t>Information Technology:</w:t>
-      </w:r>
-      <w:r>
-        <w:t xml:space="preserve"> soft (avg </w:t>
-      </w:r>
-      <w:r>
-        <w:rPr>
-          <w:b/>
-          <w:bCs/>
-        </w:rPr>
-        <w:t>+0.8%</w:t>
-      </w:r>
-      <w:r>
-        <w:t>).</w:t>
+        <w:t>Information Technology: soft (avg +0.3%).</w:t>
       </w:r>
     </w:p>
     <w:p>
       <w:pPr>
         <w:numPr>
           <w:ilvl w:val="0"/>
-          <w:numId w:val="13"/>
+          <w:numId w:val="15"/>
         </w:numPr>
+        <w:rPr>
+          <w:b/>
+          <w:bCs/>
+        </w:rPr>
       </w:pPr>
       <w:r>
         <w:rPr>
           <w:b/>
           <w:bCs/>
         </w:rPr>
-        <w:t>Industrials:</w:t>
-      </w:r>
-      <w:r>
-        <w:t xml:space="preserve"> lagging (avg </w:t>
-      </w:r>
-      <w:r>
-        <w:rPr>
-          <w:b/>
-          <w:bCs/>
-        </w:rPr>
-        <w:t>–0.9%</w:t>
-      </w:r>
-      <w:r>
-        <w:t>).</w:t>
+        <w:t>Industrials: lagging (avg –0.9%).</w:t>
       </w:r>
     </w:p>
     <w:p>
       <w:pPr>
         <w:numPr>
           <w:ilvl w:val="0"/>
-          <w:numId w:val="13"/>
+          <w:numId w:val="15"/>
         </w:numPr>
+        <w:rPr>
+          <w:b/>
+          <w:bCs/>
+        </w:rPr>
       </w:pPr>
       <w:r>
         <w:rPr>
           <w:b/>
           <w:bCs/>
         </w:rPr>
-        <w:t>Consumer Staples:</w:t>
-      </w:r>
-      <w:r>
-        <w:t xml:space="preserve"> lagging (avg </w:t>
-      </w:r>
-      <w:r>
-        <w:rPr>
-          <w:b/>
-          <w:bCs/>
-        </w:rPr>
-        <w:t>–3.3%</w:t>
-      </w:r>
-      <w:r>
-        <w:t>).</w:t>
+        <w:t>Consumer Staples: lagging (avg –3.3%).</w:t>
       </w:r>
     </w:p>
     <w:p>
       <w:pPr>
         <w:numPr>
           <w:ilvl w:val="0"/>
-          <w:numId w:val="13"/>
+          <w:numId w:val="15"/>
         </w:numPr>
+        <w:rPr>
+          <w:b/>
+          <w:bCs/>
+        </w:rPr>
       </w:pPr>
       <w:r>
         <w:rPr>
           <w:b/>
           <w:bCs/>
         </w:rPr>
-        <w:t>Consumer Discretionary:</w:t>
-      </w:r>
-      <w:r>
-        <w:t xml:space="preserve"> lagging (avg </w:t>
-      </w:r>
-      <w:r>
-        <w:rPr>
-          <w:b/>
-          <w:bCs/>
-        </w:rPr>
-        <w:t>–2.1%</w:t>
-      </w:r>
-      <w:r>
-        <w:t>).</w:t>
+        <w:t>Consumer Discretionary: lagging (avg –3.4%).</w:t>
       </w:r>
     </w:p>
     <w:p>
       <w:pPr>
         <w:numPr>
           <w:ilvl w:val="0"/>
-          <w:numId w:val="13"/>
+          <w:numId w:val="15"/>
         </w:numPr>
+        <w:rPr>
+          <w:b/>
+          <w:bCs/>
+        </w:rPr>
       </w:pPr>
       <w:r>
         <w:rPr>
           <w:b/>
           <w:bCs/>
         </w:rPr>
-        <w:t>Financials:</w:t>
-      </w:r>
-      <w:r>
-        <w:t xml:space="preserve"> lagging (avg </w:t>
-      </w:r>
-      <w:r>
-        <w:rPr>
-          <w:b/>
-          <w:bCs/>
-        </w:rPr>
-        <w:t>–2.8%</w:t>
-      </w:r>
-      <w:r>
-        <w:t>).</w:t>
+        <w:t>Financials: lagging (avg –2.8%).</w:t>
       </w:r>
     </w:p>
     <w:p>
       <w:pPr>
         <w:numPr>
           <w:ilvl w:val="0"/>
-          <w:numId w:val="13"/>
+          <w:numId w:val="15"/>
         </w:numPr>
+        <w:rPr>
+          <w:b/>
+          <w:bCs/>
+        </w:rPr>
       </w:pPr>
       <w:r>
         <w:rPr>
           <w:b/>
           <w:bCs/>
         </w:rPr>
-        <w:t>Utilities:</w:t>
-      </w:r>
-      <w:r>
-        <w:t xml:space="preserve"> lagging (avg </w:t>
-      </w:r>
-      <w:r>
-        <w:rPr>
-          <w:b/>
-          <w:bCs/>
-        </w:rPr>
-        <w:t>–1.7%</w:t>
-      </w:r>
-      <w:r>
-        <w:t>).</w:t>
+        <w:t>Utilities: lagging (avg –1.9%).</w:t>
       </w:r>
     </w:p>
     <w:p>
       <w:pPr>
         <w:numPr>
           <w:ilvl w:val="0"/>
-          <w:numId w:val="13"/>
+          <w:numId w:val="15"/>
         </w:numPr>
+        <w:rPr>
+          <w:b/>
+          <w:bCs/>
+        </w:rPr>
       </w:pPr>
       <w:r>
         <w:rPr>
           <w:b/>
           <w:bCs/>
         </w:rPr>
-        <w:t>Real Estate:</w:t>
-      </w:r>
-      <w:r>
-        <w:t xml:space="preserve"> lagging (avg </w:t>
-      </w:r>
-      <w:r>
-        <w:rPr>
-          <w:b/>
-          <w:bCs/>
-        </w:rPr>
-        <w:t>–5.5%</w:t>
-      </w:r>
-      <w:r>
-        <w:t>).</w:t>
+        <w:t>Real Estate: lagging (avg –5.2%).</w:t>
       </w:r>
     </w:p>
     <w:p>
       <w:pPr>
         <w:numPr>
           <w:ilvl w:val="0"/>
-          <w:numId w:val="13"/>
+          <w:numId w:val="15"/>
         </w:numPr>
+        <w:rPr>
+          <w:b/>
+          <w:bCs/>
+        </w:rPr>
       </w:pPr>
       <w:r>
         <w:rPr>
           <w:b/>
           <w:bCs/>
         </w:rPr>
-        <w:t>Materials:</w:t>
-      </w:r>
-      <w:r>
-        <w:t xml:space="preserve"> lagging (avg </w:t>
-      </w:r>
-      <w:r>
-        <w:rPr>
-          <w:b/>
-          <w:bCs/>
-        </w:rPr>
-        <w:t>–2.1%</w:t>
-      </w:r>
-      <w:r>
-        <w:t>).</w:t>
+        <w:t>Materials: lagging (avg –3.9%).</w:t>
       </w:r>
     </w:p>
     <w:p>
       <w:pPr>
         <w:numPr>
           <w:ilvl w:val="0"/>
-          <w:numId w:val="13"/>
+          <w:numId w:val="15"/>
         </w:numPr>
+        <w:rPr>
+          <w:b/>
+          <w:bCs/>
+        </w:rPr>
       </w:pPr>
       <w:r>
         <w:rPr>
           <w:b/>
           <w:bCs/>
         </w:rPr>
-        <w:t>Energy:</w:t>
-      </w:r>
-      <w:r>
-        <w:t xml:space="preserve"> lagging (avg </w:t>
-      </w:r>
-      <w:r>
-        <w:rPr>
-          <w:b/>
-          <w:bCs/>
-        </w:rPr>
-        <w:t>–0.7%</w:t>
-      </w:r>
-      <w:r>
-        <w:t>).</w:t>
+        <w:t>Energy: lagging (avg –1.0%).</w:t>
       </w:r>
     </w:p>
     <w:p>
       <w:pPr>
         <w:numPr>
           <w:ilvl w:val="0"/>
-          <w:numId w:val="13"/>
+          <w:numId w:val="15"/>
         </w:numPr>
+        <w:rPr>
+          <w:b/>
+          <w:bCs/>
+        </w:rPr>
       </w:pPr>
       <w:r>
         <w:rPr>
           <w:b/>
           <w:bCs/>
         </w:rPr>
-        <w:t>Health Care:</w:t>
-      </w:r>
-      <w:r>
-        <w:t xml:space="preserve"> lagging (avg </w:t>
-      </w:r>
-      <w:r>
-        <w:rPr>
-          <w:b/>
-          <w:bCs/>
-        </w:rPr>
-        <w:t>–1.5%</w:t>
-      </w:r>
-      <w:r>
-        <w:t>).</w:t>
+        <w:t>Health Care: lagging (avg –1.9%).</w:t>
       </w:r>
     </w:p>
     <w:p>
       <w:pPr>
         <w:numPr>
           <w:ilvl w:val="0"/>
-          <w:numId w:val="13"/>
+          <w:numId w:val="15"/>
         </w:numPr>
+        <w:rPr>
+          <w:b/>
+          <w:bCs/>
+        </w:rPr>
       </w:pPr>
       <w:r>
         <w:rPr>
           <w:b/>
           <w:bCs/>
         </w:rPr>
-        <w:t>Communication Services:</w:t>
-      </w:r>
-      <w:r>
-        <w:t xml:space="preserve"> lagging (avg </w:t>
-      </w:r>
-      <w:r>
-        <w:rPr>
-          <w:b/>
-          <w:bCs/>
-        </w:rPr>
-        <w:t>–0.7%</w:t>
-      </w:r>
-      <w:r>
-        <w:t>).</w:t>
+        <w:t>Communication Services: lagging (avg –1.5%).</w:t>
       </w:r>
     </w:p>
     <w:p>
+      <w:pPr>
+        <w:rPr>
+          <w:b/>
+          <w:bCs/>
+        </w:rPr>
+      </w:pPr>
       <w:r>
         <w:rPr>
           <w:b/>
@@ -365,120 +279,88 @@
       <w:pPr>
         <w:numPr>
           <w:ilvl w:val="0"/>
-          <w:numId w:val="14"/>
+          <w:numId w:val="16"/>
         </w:numPr>
+        <w:rPr>
+          <w:b/>
+          <w:bCs/>
+        </w:rPr>
       </w:pPr>
       <w:r>
         <w:rPr>
           <w:b/>
           <w:bCs/>
         </w:rPr>
-        <w:t>Gold:</w:t>
-      </w:r>
-      <w:r>
-        <w:t xml:space="preserve"> down (avg </w:t>
-      </w:r>
-      <w:r>
-        <w:rPr>
-          <w:b/>
-          <w:bCs/>
-        </w:rPr>
-        <w:t>–3.8%</w:t>
-      </w:r>
-      <w:r>
-        <w:t>).</w:t>
+        <w:t>Gold: down (avg –2.0%).</w:t>
       </w:r>
     </w:p>
     <w:p>
       <w:pPr>
         <w:numPr>
           <w:ilvl w:val="0"/>
-          <w:numId w:val="14"/>
+          <w:numId w:val="16"/>
         </w:numPr>
+        <w:rPr>
+          <w:b/>
+          <w:bCs/>
+        </w:rPr>
       </w:pPr>
       <w:r>
         <w:rPr>
           <w:b/>
           <w:bCs/>
         </w:rPr>
-        <w:t>USD:</w:t>
-      </w:r>
-      <w:r>
-        <w:t xml:space="preserve"> firm (avg </w:t>
-      </w:r>
-      <w:r>
-        <w:rPr>
-          <w:b/>
-          <w:bCs/>
-        </w:rPr>
-        <w:t>+0.4%</w:t>
-      </w:r>
-      <w:r>
-        <w:t>).</w:t>
+        <w:t>USD: firm (avg +0.8%).</w:t>
       </w:r>
     </w:p>
     <w:p>
       <w:pPr>
         <w:numPr>
           <w:ilvl w:val="0"/>
-          <w:numId w:val="14"/>
+          <w:numId w:val="16"/>
         </w:numPr>
+        <w:rPr>
+          <w:b/>
+          <w:bCs/>
+        </w:rPr>
       </w:pPr>
       <w:r>
         <w:rPr>
           <w:b/>
           <w:bCs/>
         </w:rPr>
-        <w:t>Yields:</w:t>
-      </w:r>
-      <w:r>
-        <w:t xml:space="preserve"> rising (avg </w:t>
-      </w:r>
-      <w:r>
-        <w:rPr>
-          <w:b/>
-          <w:bCs/>
-        </w:rPr>
-        <w:t>+1.5%</w:t>
-      </w:r>
-      <w:r>
-        <w:t>).</w:t>
+        <w:t>Yields: rising (avg +2.4%).</w:t>
       </w:r>
     </w:p>
     <w:p>
       <w:pPr>
         <w:numPr>
           <w:ilvl w:val="0"/>
-          <w:numId w:val="14"/>
+          <w:numId w:val="16"/>
         </w:numPr>
+        <w:rPr>
+          <w:b/>
+          <w:bCs/>
+        </w:rPr>
       </w:pPr>
       <w:r>
         <w:rPr>
           <w:b/>
           <w:bCs/>
         </w:rPr>
-        <w:t>Bonds:</w:t>
-      </w:r>
-      <w:r>
-        <w:t xml:space="preserve"> down (avg </w:t>
-      </w:r>
-      <w:r>
-        <w:rPr>
-          <w:b/>
-          <w:bCs/>
-        </w:rPr>
-        <w:t>–0.4%</w:t>
-      </w:r>
-      <w:r>
-        <w:t>).</w:t>
+        <w:t>Bonds: down (avg –0.6%).</w:t>
       </w:r>
     </w:p>
     <w:p>
       <w:pPr>
         <w:numPr>
           <w:ilvl w:val="0"/>
-          <w:numId w:val="14"/>
+          <w:numId w:val="16"/>
         </w:numPr>
+        <w:rPr>
+          <w:b/>
+          <w:bCs/>
+        </w:rPr>
       </w:pPr>
       <w:r>
         <w:rPr>
@@ -486,86 +368,30 @@
           <w:bCs/>
         </w:rPr>
         <w:lastRenderedPageBreak/>
-        <w:t>Energy complex:</w:t>
-      </w:r>
-      <w:r>
-        <w:t xml:space="preserve"> down (avg </w:t>
-      </w:r>
-      <w:r>
-        <w:rPr>
-          <w:b/>
-          <w:bCs/>
-        </w:rPr>
-        <w:t>–3.9%</w:t>
-      </w:r>
-      <w:r>
-        <w:t>).</w:t>
+        <w:t>Energy complex: down (avg –1.6%).</w:t>
       </w:r>
     </w:p>
     <w:p>
+      <w:pPr>
+        <w:rPr>
+          <w:b/>
+          <w:bCs/>
+        </w:rPr>
+      </w:pPr>
       <w:r>
         <w:rPr>
           <w:b/>
           <w:bCs/>
         </w:rPr>
-        <w:t>Bottom line:</w:t>
+        <w:t xml:space="preserve">Bottom line: </w:t>
       </w:r>
+      <w:bookmarkStart w:id="0" w:name="_Hlk212748158"/>
       <w:r>
-        <w:t xml:space="preserve"> A clearly </w:t>
-      </w:r>
-      <w:r>
-        <w:rPr>
-          <w:b/>
-          <w:bCs/>
-        </w:rPr>
-        <w:t>risk-off</w:t>
-      </w:r>
-      <w:r>
-        <w:t xml:space="preserve"> tape with breadth near one-third and broad sector weakness led by </w:t>
-      </w:r>
-      <w:r>
-        <w:rPr>
-          <w:b/>
-          <w:bCs/>
-        </w:rPr>
-        <w:t>Real Estate, Staples, Financials, and Discretionary</w:t>
-      </w:r>
-      <w:r>
-        <w:t xml:space="preserve">. </w:t>
-      </w:r>
-      <w:bookmarkStart w:id="0" w:name="_Hlk212661871"/>
-      <w:r>
-        <w:t xml:space="preserve">Macro posture — </w:t>
-      </w:r>
-      <w:r>
-        <w:rPr>
-          <w:b/>
-          <w:bCs/>
-        </w:rPr>
-        <w:t>USD firm, yields rising, gold and the energy complex lower, and bonds softer</w:t>
-      </w:r>
-      <w:r>
-        <w:t xml:space="preserve"> — points to </w:t>
-      </w:r>
-      <w:r>
-        <w:rPr>
-          <w:b/>
-          <w:bCs/>
-        </w:rPr>
-        <w:t>tightening financial conditions and softer growth with cooling inflation pressures</w:t>
-      </w:r>
-      <w:r>
-        <w:t xml:space="preserve">. Favor </w:t>
-      </w:r>
-      <w:r>
-        <w:rPr>
-          <w:b/>
-          <w:bCs/>
-        </w:rPr>
-        <w:t>defensives, quality balance sheets, and lower beta</w:t>
-      </w:r>
-      <w:r>
-        <w:t xml:space="preserve"> until participation improves.</w:t>
+        <w:rPr>
+          <w:b/>
+          <w:bCs/>
+        </w:rPr>
+        <w:t>A risk-off tape with only one-third of names positive and broad weakness across sectors, led lower by Real Estate, Consumer Discretionary, Materials, and Staples. Yields rising, USD firming, and bonds declining indicate tighter financial conditions and reduced liquidity, while weakness in gold and energy markets signals softening inflation pressure. This environment continues to favor defensive positioning, quality balance sheets, and lower beta until market breadth stabilizes and risk appetite improves.</w:t>
       </w:r>
     </w:p>
     <w:bookmarkEnd w:id="0"/>
@@ -1775,6 +1601,155 @@
     </w:lvl>
   </w:abstractNum>
   <w:abstractNum w:abstractNumId="8" w15:restartNumberingAfterBreak="0">
+    <w:nsid w:val="4E08463F"/>
+    <w:multiLevelType w:val="multilevel"/>
+    <w:tmpl w:val="5E16E65A"/>
+    <w:lvl w:ilvl="0">
+      <w:start w:val="1"/>
+      <w:numFmt w:val="bullet"/>
+      <w:lvlText w:val=""/>
+      <w:lvlJc w:val="left"/>
+      <w:pPr>
+        <w:tabs>
+          <w:tab w:val="num" w:pos="720"/>
+        </w:tabs>
+        <w:ind w:left="720" w:hanging="360"/>
+      </w:pPr>
+      <w:rPr>
+        <w:rFonts w:ascii="Symbol" w:hAnsi="Symbol" w:hint="default"/>
+        <w:sz w:val="20"/>
+      </w:rPr>
+    </w:lvl>
+    <w:lvl w:ilvl="1" w:tentative="1">
+      <w:start w:val="1"/>
+      <w:numFmt w:val="bullet"/>
+      <w:lvlText w:val="o"/>
+      <w:lvlJc w:val="left"/>
+      <w:pPr>
+        <w:tabs>
+          <w:tab w:val="num" w:pos="1440"/>
+        </w:tabs>
+        <w:ind w:left="1440" w:hanging="360"/>
+      </w:pPr>
+      <w:rPr>
+        <w:rFonts w:ascii="Courier New" w:hAnsi="Courier New" w:hint="default"/>
+        <w:sz w:val="20"/>
+      </w:rPr>
+    </w:lvl>
+    <w:lvl w:ilvl="2" w:tentative="1">
+      <w:start w:val="1"/>
+      <w:numFmt w:val="bullet"/>
+      <w:lvlText w:val=""/>
+      <w:lvlJc w:val="left"/>
+      <w:pPr>
+        <w:tabs>
+          <w:tab w:val="num" w:pos="2160"/>
+        </w:tabs>
+        <w:ind w:left="2160" w:hanging="360"/>
+      </w:pPr>
+      <w:rPr>
+        <w:rFonts w:ascii="Wingdings" w:hAnsi="Wingdings" w:hint="default"/>
+        <w:sz w:val="20"/>
+      </w:rPr>
+    </w:lvl>
+    <w:lvl w:ilvl="3" w:tentative="1">
+      <w:start w:val="1"/>
+      <w:numFmt w:val="bullet"/>
+      <w:lvlText w:val=""/>
+      <w:lvlJc w:val="left"/>
+      <w:pPr>
+        <w:tabs>
+          <w:tab w:val="num" w:pos="2880"/>
+        </w:tabs>
+        <w:ind w:left="2880" w:hanging="360"/>
+      </w:pPr>
+      <w:rPr>
+        <w:rFonts w:ascii="Wingdings" w:hAnsi="Wingdings" w:hint="default"/>
+        <w:sz w:val="20"/>
+      </w:rPr>
+    </w:lvl>
+    <w:lvl w:ilvl="4" w:tentative="1">
+      <w:start w:val="1"/>
+      <w:numFmt w:val="bullet"/>
+      <w:lvlText w:val=""/>
+      <w:lvlJc w:val="left"/>
+      <w:pPr>
+        <w:tabs>
+          <w:tab w:val="num" w:pos="3600"/>
+        </w:tabs>
+        <w:ind w:left="3600" w:hanging="360"/>
+      </w:pPr>
+      <w:rPr>
+        <w:rFonts w:ascii="Wingdings" w:hAnsi="Wingdings" w:hint="default"/>
+        <w:sz w:val="20"/>
+      </w:rPr>
+    </w:lvl>
+    <w:lvl w:ilvl="5" w:tentative="1">
+      <w:start w:val="1"/>
+      <w:numFmt w:val="bullet"/>
+      <w:lvlText w:val=""/>
+      <w:lvlJc w:val="left"/>
+      <w:pPr>
+        <w:tabs>
+          <w:tab w:val="num" w:pos="4320"/>
+        </w:tabs>
+        <w:ind w:left="4320" w:hanging="360"/>
+      </w:pPr>
+      <w:rPr>
+        <w:rFonts w:ascii="Wingdings" w:hAnsi="Wingdings" w:hint="default"/>
+        <w:sz w:val="20"/>
+      </w:rPr>
+    </w:lvl>
+    <w:lvl w:ilvl="6" w:tentative="1">
+      <w:start w:val="1"/>
+      <w:numFmt w:val="bullet"/>
+      <w:lvlText w:val=""/>
+      <w:lvlJc w:val="left"/>
+      <w:pPr>
+        <w:tabs>
+          <w:tab w:val="num" w:pos="5040"/>
+        </w:tabs>
+        <w:ind w:left="5040" w:hanging="360"/>
+      </w:pPr>
+      <w:rPr>
+        <w:rFonts w:ascii="Wingdings" w:hAnsi="Wingdings" w:hint="default"/>
+        <w:sz w:val="20"/>
+      </w:rPr>
+    </w:lvl>
+    <w:lvl w:ilvl="7" w:tentative="1">
+      <w:start w:val="1"/>
+      <w:numFmt w:val="bullet"/>
+      <w:lvlText w:val=""/>
+      <w:lvlJc w:val="left"/>
+      <w:pPr>
+        <w:tabs>
+          <w:tab w:val="num" w:pos="5760"/>
+        </w:tabs>
+        <w:ind w:left="5760" w:hanging="360"/>
+      </w:pPr>
+      <w:rPr>
+        <w:rFonts w:ascii="Wingdings" w:hAnsi="Wingdings" w:hint="default"/>
+        <w:sz w:val="20"/>
+      </w:rPr>
+    </w:lvl>
+    <w:lvl w:ilvl="8" w:tentative="1">
+      <w:start w:val="1"/>
+      <w:numFmt w:val="bullet"/>
+      <w:lvlText w:val=""/>
+      <w:lvlJc w:val="left"/>
+      <w:pPr>
+        <w:tabs>
+          <w:tab w:val="num" w:pos="6480"/>
+        </w:tabs>
+        <w:ind w:left="6480" w:hanging="360"/>
+      </w:pPr>
+      <w:rPr>
+        <w:rFonts w:ascii="Wingdings" w:hAnsi="Wingdings" w:hint="default"/>
+        <w:sz w:val="20"/>
+      </w:rPr>
+    </w:lvl>
+  </w:abstractNum>
+  <w:abstractNum w:abstractNumId="9" w15:restartNumberingAfterBreak="0">
     <w:nsid w:val="50AB6F2D"/>
     <w:multiLevelType w:val="multilevel"/>
     <w:tmpl w:val="B9105336"/>
@@ -1923,7 +1898,7 @@
       </w:rPr>
     </w:lvl>
   </w:abstractNum>
-  <w:abstractNum w:abstractNumId="9" w15:restartNumberingAfterBreak="0">
+  <w:abstractNum w:abstractNumId="10" w15:restartNumberingAfterBreak="0">
     <w:nsid w:val="5A2F142F"/>
     <w:multiLevelType w:val="multilevel"/>
     <w:tmpl w:val="E72E5CCE"/>
@@ -2072,7 +2047,156 @@
       </w:rPr>
     </w:lvl>
   </w:abstractNum>
-  <w:abstractNum w:abstractNumId="10" w15:restartNumberingAfterBreak="0">
+  <w:abstractNum w:abstractNumId="11" w15:restartNumberingAfterBreak="0">
+    <w:nsid w:val="5C545A79"/>
+    <w:multiLevelType w:val="multilevel"/>
+    <w:tmpl w:val="604833C2"/>
+    <w:lvl w:ilvl="0">
+      <w:start w:val="1"/>
+      <w:numFmt w:val="bullet"/>
+      <w:lvlText w:val=""/>
+      <w:lvlJc w:val="left"/>
+      <w:pPr>
+        <w:tabs>
+          <w:tab w:val="num" w:pos="720"/>
+        </w:tabs>
+        <w:ind w:left="720" w:hanging="360"/>
+      </w:pPr>
+      <w:rPr>
+        <w:rFonts w:ascii="Symbol" w:hAnsi="Symbol" w:hint="default"/>
+        <w:sz w:val="20"/>
+      </w:rPr>
+    </w:lvl>
+    <w:lvl w:ilvl="1" w:tentative="1">
+      <w:start w:val="1"/>
+      <w:numFmt w:val="bullet"/>
+      <w:lvlText w:val="o"/>
+      <w:lvlJc w:val="left"/>
+      <w:pPr>
+        <w:tabs>
+          <w:tab w:val="num" w:pos="1440"/>
+        </w:tabs>
+        <w:ind w:left="1440" w:hanging="360"/>
+      </w:pPr>
+      <w:rPr>
+        <w:rFonts w:ascii="Courier New" w:hAnsi="Courier New" w:hint="default"/>
+        <w:sz w:val="20"/>
+      </w:rPr>
+    </w:lvl>
+    <w:lvl w:ilvl="2" w:tentative="1">
+      <w:start w:val="1"/>
+      <w:numFmt w:val="bullet"/>
+      <w:lvlText w:val=""/>
+      <w:lvlJc w:val="left"/>
+      <w:pPr>
+        <w:tabs>
+          <w:tab w:val="num" w:pos="2160"/>
+        </w:tabs>
+        <w:ind w:left="2160" w:hanging="360"/>
+      </w:pPr>
+      <w:rPr>
+        <w:rFonts w:ascii="Wingdings" w:hAnsi="Wingdings" w:hint="default"/>
+        <w:sz w:val="20"/>
+      </w:rPr>
+    </w:lvl>
+    <w:lvl w:ilvl="3" w:tentative="1">
+      <w:start w:val="1"/>
+      <w:numFmt w:val="bullet"/>
+      <w:lvlText w:val=""/>
+      <w:lvlJc w:val="left"/>
+      <w:pPr>
+        <w:tabs>
+          <w:tab w:val="num" w:pos="2880"/>
+        </w:tabs>
+        <w:ind w:left="2880" w:hanging="360"/>
+      </w:pPr>
+      <w:rPr>
+        <w:rFonts w:ascii="Wingdings" w:hAnsi="Wingdings" w:hint="default"/>
+        <w:sz w:val="20"/>
+      </w:rPr>
+    </w:lvl>
+    <w:lvl w:ilvl="4" w:tentative="1">
+      <w:start w:val="1"/>
+      <w:numFmt w:val="bullet"/>
+      <w:lvlText w:val=""/>
+      <w:lvlJc w:val="left"/>
+      <w:pPr>
+        <w:tabs>
+          <w:tab w:val="num" w:pos="3600"/>
+        </w:tabs>
+        <w:ind w:left="3600" w:hanging="360"/>
+      </w:pPr>
+      <w:rPr>
+        <w:rFonts w:ascii="Wingdings" w:hAnsi="Wingdings" w:hint="default"/>
+        <w:sz w:val="20"/>
+      </w:rPr>
+    </w:lvl>
+    <w:lvl w:ilvl="5" w:tentative="1">
+      <w:start w:val="1"/>
+      <w:numFmt w:val="bullet"/>
+      <w:lvlText w:val=""/>
+      <w:lvlJc w:val="left"/>
+      <w:pPr>
+        <w:tabs>
+          <w:tab w:val="num" w:pos="4320"/>
+        </w:tabs>
+        <w:ind w:left="4320" w:hanging="360"/>
+      </w:pPr>
+      <w:rPr>
+        <w:rFonts w:ascii="Wingdings" w:hAnsi="Wingdings" w:hint="default"/>
+        <w:sz w:val="20"/>
+      </w:rPr>
+    </w:lvl>
+    <w:lvl w:ilvl="6" w:tentative="1">
+      <w:start w:val="1"/>
+      <w:numFmt w:val="bullet"/>
+      <w:lvlText w:val=""/>
+      <w:lvlJc w:val="left"/>
+      <w:pPr>
+        <w:tabs>
+          <w:tab w:val="num" w:pos="5040"/>
+        </w:tabs>
+        <w:ind w:left="5040" w:hanging="360"/>
+      </w:pPr>
+      <w:rPr>
+        <w:rFonts w:ascii="Wingdings" w:hAnsi="Wingdings" w:hint="default"/>
+        <w:sz w:val="20"/>
+      </w:rPr>
+    </w:lvl>
+    <w:lvl w:ilvl="7" w:tentative="1">
+      <w:start w:val="1"/>
+      <w:numFmt w:val="bullet"/>
+      <w:lvlText w:val=""/>
+      <w:lvlJc w:val="left"/>
+      <w:pPr>
+        <w:tabs>
+          <w:tab w:val="num" w:pos="5760"/>
+        </w:tabs>
+        <w:ind w:left="5760" w:hanging="360"/>
+      </w:pPr>
+      <w:rPr>
+        <w:rFonts w:ascii="Wingdings" w:hAnsi="Wingdings" w:hint="default"/>
+        <w:sz w:val="20"/>
+      </w:rPr>
+    </w:lvl>
+    <w:lvl w:ilvl="8" w:tentative="1">
+      <w:start w:val="1"/>
+      <w:numFmt w:val="bullet"/>
+      <w:lvlText w:val=""/>
+      <w:lvlJc w:val="left"/>
+      <w:pPr>
+        <w:tabs>
+          <w:tab w:val="num" w:pos="6480"/>
+        </w:tabs>
+        <w:ind w:left="6480" w:hanging="360"/>
+      </w:pPr>
+      <w:rPr>
+        <w:rFonts w:ascii="Wingdings" w:hAnsi="Wingdings" w:hint="default"/>
+        <w:sz w:val="20"/>
+      </w:rPr>
+    </w:lvl>
+  </w:abstractNum>
+  <w:abstractNum w:abstractNumId="12" w15:restartNumberingAfterBreak="0">
     <w:nsid w:val="604F737A"/>
     <w:multiLevelType w:val="multilevel"/>
     <w:tmpl w:val="C7B86CC4"/>
@@ -2221,7 +2345,7 @@
       </w:rPr>
     </w:lvl>
   </w:abstractNum>
-  <w:abstractNum w:abstractNumId="11" w15:restartNumberingAfterBreak="0">
+  <w:abstractNum w:abstractNumId="13" w15:restartNumberingAfterBreak="0">
     <w:nsid w:val="654315C6"/>
     <w:multiLevelType w:val="multilevel"/>
     <w:tmpl w:val="021C6DD0"/>
@@ -2370,7 +2494,7 @@
       </w:rPr>
     </w:lvl>
   </w:abstractNum>
-  <w:abstractNum w:abstractNumId="12" w15:restartNumberingAfterBreak="0">
+  <w:abstractNum w:abstractNumId="14" w15:restartNumberingAfterBreak="0">
     <w:nsid w:val="72AC746A"/>
     <w:multiLevelType w:val="multilevel"/>
     <w:tmpl w:val="9ECEABA4"/>
@@ -2519,7 +2643,7 @@
       </w:rPr>
     </w:lvl>
   </w:abstractNum>
-  <w:abstractNum w:abstractNumId="13" w15:restartNumberingAfterBreak="0">
+  <w:abstractNum w:abstractNumId="15" w15:restartNumberingAfterBreak="0">
     <w:nsid w:val="79EF25D7"/>
     <w:multiLevelType w:val="multilevel"/>
     <w:tmpl w:val="BB5C4FC2"/>
@@ -2678,13 +2802,13 @@
     <w:abstractNumId w:val="6"/>
   </w:num>
   <w:num w:numId="4" w16cid:durableId="21443922">
-    <w:abstractNumId w:val="10"/>
+    <w:abstractNumId w:val="12"/>
   </w:num>
   <w:num w:numId="5" w16cid:durableId="518083538">
-    <w:abstractNumId w:val="11"/>
+    <w:abstractNumId w:val="13"/>
   </w:num>
   <w:num w:numId="6" w16cid:durableId="278339222">
-    <w:abstractNumId w:val="12"/>
+    <w:abstractNumId w:val="14"/>
   </w:num>
   <w:num w:numId="7" w16cid:durableId="411660800">
     <w:abstractNumId w:val="5"/>
@@ -2696,19 +2820,25 @@
     <w:abstractNumId w:val="3"/>
   </w:num>
   <w:num w:numId="10" w16cid:durableId="298919774">
-    <w:abstractNumId w:val="13"/>
+    <w:abstractNumId w:val="15"/>
   </w:num>
   <w:num w:numId="11" w16cid:durableId="1608807345">
-    <w:abstractNumId w:val="9"/>
+    <w:abstractNumId w:val="10"/>
   </w:num>
   <w:num w:numId="12" w16cid:durableId="1349866132">
     <w:abstractNumId w:val="2"/>
   </w:num>
   <w:num w:numId="13" w16cid:durableId="1199471731">
-    <w:abstractNumId w:val="8"/>
+    <w:abstractNumId w:val="9"/>
   </w:num>
   <w:num w:numId="14" w16cid:durableId="1231380869">
     <w:abstractNumId w:val="1"/>
+  </w:num>
+  <w:num w:numId="15" w16cid:durableId="69086129">
+    <w:abstractNumId w:val="11"/>
+  </w:num>
+  <w:num w:numId="16" w16cid:durableId="1705711832">
+    <w:abstractNumId w:val="8"/>
   </w:num>
   <w:numIdMacAtCleanup w:val="2"/>
 </w:numbering>

--- a/data/Market_Read_weekly.docx
+++ b/data/Market_Read_weekly.docx
@@ -14,7 +14,7 @@
           <w:b/>
           <w:bCs/>
         </w:rPr>
-        <w:t>Weekly Market Read: October 30, 2025</w:t>
+        <w:t>Weekly Market Read: October 31, 2025</w:t>
       </w:r>
     </w:p>
     <w:p>
@@ -36,7 +36,7 @@
       <w:pPr>
         <w:numPr>
           <w:ilvl w:val="0"/>
-          <w:numId w:val="15"/>
+          <w:numId w:val="17"/>
         </w:numPr>
         <w:rPr>
           <w:b/>
@@ -48,14 +48,14 @@
           <w:b/>
           <w:bCs/>
         </w:rPr>
-        <w:t>Breadth: 32.6% of names are positive.</w:t>
+        <w:t>Breadth: 35.6% of names are positive.</w:t>
       </w:r>
     </w:p>
     <w:p>
       <w:pPr>
         <w:numPr>
           <w:ilvl w:val="0"/>
-          <w:numId w:val="15"/>
+          <w:numId w:val="17"/>
         </w:numPr>
         <w:rPr>
           <w:b/>
@@ -67,14 +67,14 @@
           <w:b/>
           <w:bCs/>
         </w:rPr>
-        <w:t>Information Technology: soft (avg +0.3%).</w:t>
+        <w:t>Information Technology: firm (avg +1.1%).</w:t>
       </w:r>
     </w:p>
     <w:p>
       <w:pPr>
         <w:numPr>
           <w:ilvl w:val="0"/>
-          <w:numId w:val="15"/>
+          <w:numId w:val="17"/>
         </w:numPr>
         <w:rPr>
           <w:b/>
@@ -86,14 +86,14 @@
           <w:b/>
           <w:bCs/>
         </w:rPr>
-        <w:t>Industrials: lagging (avg –0.9%).</w:t>
+        <w:t>Industrials: lagging (avg –0.6%).</w:t>
       </w:r>
     </w:p>
     <w:p>
       <w:pPr>
         <w:numPr>
           <w:ilvl w:val="0"/>
-          <w:numId w:val="15"/>
+          <w:numId w:val="17"/>
         </w:numPr>
         <w:rPr>
           <w:b/>
@@ -105,14 +105,14 @@
           <w:b/>
           <w:bCs/>
         </w:rPr>
-        <w:t>Consumer Staples: lagging (avg –3.3%).</w:t>
+        <w:t>Consumer Staples: lagging (avg –3.4%).</w:t>
       </w:r>
     </w:p>
     <w:p>
       <w:pPr>
         <w:numPr>
           <w:ilvl w:val="0"/>
-          <w:numId w:val="15"/>
+          <w:numId w:val="17"/>
         </w:numPr>
         <w:rPr>
           <w:b/>
@@ -131,7 +131,7 @@
       <w:pPr>
         <w:numPr>
           <w:ilvl w:val="0"/>
-          <w:numId w:val="15"/>
+          <w:numId w:val="17"/>
         </w:numPr>
         <w:rPr>
           <w:b/>
@@ -143,14 +143,14 @@
           <w:b/>
           <w:bCs/>
         </w:rPr>
-        <w:t>Financials: lagging (avg –2.8%).</w:t>
+        <w:t>Financials: lagging (avg –2.5%).</w:t>
       </w:r>
     </w:p>
     <w:p>
       <w:pPr>
         <w:numPr>
           <w:ilvl w:val="0"/>
-          <w:numId w:val="15"/>
+          <w:numId w:val="17"/>
         </w:numPr>
         <w:rPr>
           <w:b/>
@@ -162,14 +162,14 @@
           <w:b/>
           <w:bCs/>
         </w:rPr>
-        <w:t>Utilities: lagging (avg –1.9%).</w:t>
+        <w:t>Utilities: lagging (avg –2.7%).</w:t>
       </w:r>
     </w:p>
     <w:p>
       <w:pPr>
         <w:numPr>
           <w:ilvl w:val="0"/>
-          <w:numId w:val="15"/>
+          <w:numId w:val="17"/>
         </w:numPr>
         <w:rPr>
           <w:b/>
@@ -188,7 +188,7 @@
       <w:pPr>
         <w:numPr>
           <w:ilvl w:val="0"/>
-          <w:numId w:val="15"/>
+          <w:numId w:val="17"/>
         </w:numPr>
         <w:rPr>
           <w:b/>
@@ -200,14 +200,14 @@
           <w:b/>
           <w:bCs/>
         </w:rPr>
-        <w:t>Materials: lagging (avg –3.9%).</w:t>
+        <w:t>Materials: lagging (avg –4.0%).</w:t>
       </w:r>
     </w:p>
     <w:p>
       <w:pPr>
         <w:numPr>
           <w:ilvl w:val="0"/>
-          <w:numId w:val="15"/>
+          <w:numId w:val="17"/>
         </w:numPr>
         <w:rPr>
           <w:b/>
@@ -219,14 +219,14 @@
           <w:b/>
           <w:bCs/>
         </w:rPr>
-        <w:t>Energy: lagging (avg –1.0%).</w:t>
+        <w:t>Energy: flat (avg –0.3%).</w:t>
       </w:r>
     </w:p>
     <w:p>
       <w:pPr>
         <w:numPr>
           <w:ilvl w:val="0"/>
-          <w:numId w:val="15"/>
+          <w:numId w:val="17"/>
         </w:numPr>
         <w:rPr>
           <w:b/>
@@ -238,14 +238,14 @@
           <w:b/>
           <w:bCs/>
         </w:rPr>
-        <w:t>Health Care: lagging (avg –1.9%).</w:t>
+        <w:t>Health Care: lagging (avg –2.0%).</w:t>
       </w:r>
     </w:p>
     <w:p>
       <w:pPr>
         <w:numPr>
           <w:ilvl w:val="0"/>
-          <w:numId w:val="15"/>
+          <w:numId w:val="17"/>
         </w:numPr>
         <w:rPr>
           <w:b/>
@@ -257,7 +257,7 @@
           <w:b/>
           <w:bCs/>
         </w:rPr>
-        <w:t>Communication Services: lagging (avg –1.5%).</w:t>
+        <w:t>Communication Services: soft (avg –0.8%).</w:t>
       </w:r>
     </w:p>
     <w:p>
@@ -279,7 +279,7 @@
       <w:pPr>
         <w:numPr>
           <w:ilvl w:val="0"/>
-          <w:numId w:val="16"/>
+          <w:numId w:val="18"/>
         </w:numPr>
         <w:rPr>
           <w:b/>
@@ -291,14 +291,14 @@
           <w:b/>
           <w:bCs/>
         </w:rPr>
-        <w:t>Gold: down (avg –2.0%).</w:t>
+        <w:t>Gold: down (avg –2.5%).</w:t>
       </w:r>
     </w:p>
     <w:p>
       <w:pPr>
         <w:numPr>
           <w:ilvl w:val="0"/>
-          <w:numId w:val="16"/>
+          <w:numId w:val="18"/>
         </w:numPr>
         <w:rPr>
           <w:b/>
@@ -310,14 +310,14 @@
           <w:b/>
           <w:bCs/>
         </w:rPr>
-        <w:t>USD: firm (avg +0.8%).</w:t>
+        <w:t>USD: firm (avg +1.1%).</w:t>
       </w:r>
     </w:p>
     <w:p>
       <w:pPr>
         <w:numPr>
           <w:ilvl w:val="0"/>
-          <w:numId w:val="16"/>
+          <w:numId w:val="18"/>
         </w:numPr>
         <w:rPr>
           <w:b/>
@@ -329,14 +329,14 @@
           <w:b/>
           <w:bCs/>
         </w:rPr>
-        <w:t>Yields: rising (avg +2.4%).</w:t>
+        <w:t>Yields: rising (avg +2.6%).</w:t>
       </w:r>
     </w:p>
     <w:p>
       <w:pPr>
         <w:numPr>
           <w:ilvl w:val="0"/>
-          <w:numId w:val="16"/>
+          <w:numId w:val="18"/>
         </w:numPr>
         <w:rPr>
           <w:b/>
@@ -348,14 +348,14 @@
           <w:b/>
           <w:bCs/>
         </w:rPr>
-        <w:t>Bonds: down (avg –0.6%).</w:t>
+        <w:t>Bonds: down (avg –0.7%).</w:t>
       </w:r>
     </w:p>
     <w:p>
       <w:pPr>
         <w:numPr>
           <w:ilvl w:val="0"/>
-          <w:numId w:val="16"/>
+          <w:numId w:val="18"/>
         </w:numPr>
         <w:rPr>
           <w:b/>
@@ -368,7 +368,7 @@
           <w:bCs/>
         </w:rPr>
         <w:lastRenderedPageBreak/>
-        <w:t>Energy complex: down (avg –1.6%).</w:t>
+        <w:t>Energy complex: slightly bid (avg +0.7%).</w:t>
       </w:r>
     </w:p>
     <w:p>
@@ -383,18 +383,9 @@
           <w:b/>
           <w:bCs/>
         </w:rPr>
-        <w:t xml:space="preserve">Bottom line: </w:t>
-      </w:r>
-      <w:bookmarkStart w:id="0" w:name="_Hlk212748158"/>
-      <w:r>
-        <w:rPr>
-          <w:b/>
-          <w:bCs/>
-        </w:rPr>
-        <w:t>A risk-off tape with only one-third of names positive and broad weakness across sectors, led lower by Real Estate, Consumer Discretionary, Materials, and Staples. Yields rising, USD firming, and bonds declining indicate tighter financial conditions and reduced liquidity, while weakness in gold and energy markets signals softening inflation pressure. This environment continues to favor defensive positioning, quality balance sheets, and lower beta until market breadth stabilizes and risk appetite improves.</w:t>
+        <w:t>Bottom line: Another risk-off week with only ~1/3 of names positive and broad weakness across Real Estate, Staples, Discretionary, Materials, and Financials. Tech was the lone firm spot. Macro posture — USD stronger, yields moving higher, bonds weaker, gold down — reflects tightening financial conditions with slowing growth and easing inflation pressures. Market tone continues to favor defensives, quality, and lower beta exposure until breadth stabilizes and risk appetite improves.</w:t>
       </w:r>
     </w:p>
-    <w:bookmarkEnd w:id="0"/>
     <w:p/>
     <w:sectPr>
       <w:pgSz w:w="15840" w:h="12240" w:orient="landscape"/>
@@ -707,6 +698,304 @@
     </w:lvl>
   </w:abstractNum>
   <w:abstractNum w:abstractNumId="2" w15:restartNumberingAfterBreak="0">
+    <w:nsid w:val="272C6A4E"/>
+    <w:multiLevelType w:val="multilevel"/>
+    <w:tmpl w:val="085C07DA"/>
+    <w:lvl w:ilvl="0">
+      <w:start w:val="1"/>
+      <w:numFmt w:val="bullet"/>
+      <w:lvlText w:val=""/>
+      <w:lvlJc w:val="left"/>
+      <w:pPr>
+        <w:tabs>
+          <w:tab w:val="num" w:pos="720"/>
+        </w:tabs>
+        <w:ind w:left="720" w:hanging="360"/>
+      </w:pPr>
+      <w:rPr>
+        <w:rFonts w:ascii="Symbol" w:hAnsi="Symbol" w:hint="default"/>
+        <w:sz w:val="20"/>
+      </w:rPr>
+    </w:lvl>
+    <w:lvl w:ilvl="1" w:tentative="1">
+      <w:start w:val="1"/>
+      <w:numFmt w:val="bullet"/>
+      <w:lvlText w:val="o"/>
+      <w:lvlJc w:val="left"/>
+      <w:pPr>
+        <w:tabs>
+          <w:tab w:val="num" w:pos="1440"/>
+        </w:tabs>
+        <w:ind w:left="1440" w:hanging="360"/>
+      </w:pPr>
+      <w:rPr>
+        <w:rFonts w:ascii="Courier New" w:hAnsi="Courier New" w:hint="default"/>
+        <w:sz w:val="20"/>
+      </w:rPr>
+    </w:lvl>
+    <w:lvl w:ilvl="2" w:tentative="1">
+      <w:start w:val="1"/>
+      <w:numFmt w:val="bullet"/>
+      <w:lvlText w:val=""/>
+      <w:lvlJc w:val="left"/>
+      <w:pPr>
+        <w:tabs>
+          <w:tab w:val="num" w:pos="2160"/>
+        </w:tabs>
+        <w:ind w:left="2160" w:hanging="360"/>
+      </w:pPr>
+      <w:rPr>
+        <w:rFonts w:ascii="Wingdings" w:hAnsi="Wingdings" w:hint="default"/>
+        <w:sz w:val="20"/>
+      </w:rPr>
+    </w:lvl>
+    <w:lvl w:ilvl="3" w:tentative="1">
+      <w:start w:val="1"/>
+      <w:numFmt w:val="bullet"/>
+      <w:lvlText w:val=""/>
+      <w:lvlJc w:val="left"/>
+      <w:pPr>
+        <w:tabs>
+          <w:tab w:val="num" w:pos="2880"/>
+        </w:tabs>
+        <w:ind w:left="2880" w:hanging="360"/>
+      </w:pPr>
+      <w:rPr>
+        <w:rFonts w:ascii="Wingdings" w:hAnsi="Wingdings" w:hint="default"/>
+        <w:sz w:val="20"/>
+      </w:rPr>
+    </w:lvl>
+    <w:lvl w:ilvl="4" w:tentative="1">
+      <w:start w:val="1"/>
+      <w:numFmt w:val="bullet"/>
+      <w:lvlText w:val=""/>
+      <w:lvlJc w:val="left"/>
+      <w:pPr>
+        <w:tabs>
+          <w:tab w:val="num" w:pos="3600"/>
+        </w:tabs>
+        <w:ind w:left="3600" w:hanging="360"/>
+      </w:pPr>
+      <w:rPr>
+        <w:rFonts w:ascii="Wingdings" w:hAnsi="Wingdings" w:hint="default"/>
+        <w:sz w:val="20"/>
+      </w:rPr>
+    </w:lvl>
+    <w:lvl w:ilvl="5" w:tentative="1">
+      <w:start w:val="1"/>
+      <w:numFmt w:val="bullet"/>
+      <w:lvlText w:val=""/>
+      <w:lvlJc w:val="left"/>
+      <w:pPr>
+        <w:tabs>
+          <w:tab w:val="num" w:pos="4320"/>
+        </w:tabs>
+        <w:ind w:left="4320" w:hanging="360"/>
+      </w:pPr>
+      <w:rPr>
+        <w:rFonts w:ascii="Wingdings" w:hAnsi="Wingdings" w:hint="default"/>
+        <w:sz w:val="20"/>
+      </w:rPr>
+    </w:lvl>
+    <w:lvl w:ilvl="6" w:tentative="1">
+      <w:start w:val="1"/>
+      <w:numFmt w:val="bullet"/>
+      <w:lvlText w:val=""/>
+      <w:lvlJc w:val="left"/>
+      <w:pPr>
+        <w:tabs>
+          <w:tab w:val="num" w:pos="5040"/>
+        </w:tabs>
+        <w:ind w:left="5040" w:hanging="360"/>
+      </w:pPr>
+      <w:rPr>
+        <w:rFonts w:ascii="Wingdings" w:hAnsi="Wingdings" w:hint="default"/>
+        <w:sz w:val="20"/>
+      </w:rPr>
+    </w:lvl>
+    <w:lvl w:ilvl="7" w:tentative="1">
+      <w:start w:val="1"/>
+      <w:numFmt w:val="bullet"/>
+      <w:lvlText w:val=""/>
+      <w:lvlJc w:val="left"/>
+      <w:pPr>
+        <w:tabs>
+          <w:tab w:val="num" w:pos="5760"/>
+        </w:tabs>
+        <w:ind w:left="5760" w:hanging="360"/>
+      </w:pPr>
+      <w:rPr>
+        <w:rFonts w:ascii="Wingdings" w:hAnsi="Wingdings" w:hint="default"/>
+        <w:sz w:val="20"/>
+      </w:rPr>
+    </w:lvl>
+    <w:lvl w:ilvl="8" w:tentative="1">
+      <w:start w:val="1"/>
+      <w:numFmt w:val="bullet"/>
+      <w:lvlText w:val=""/>
+      <w:lvlJc w:val="left"/>
+      <w:pPr>
+        <w:tabs>
+          <w:tab w:val="num" w:pos="6480"/>
+        </w:tabs>
+        <w:ind w:left="6480" w:hanging="360"/>
+      </w:pPr>
+      <w:rPr>
+        <w:rFonts w:ascii="Wingdings" w:hAnsi="Wingdings" w:hint="default"/>
+        <w:sz w:val="20"/>
+      </w:rPr>
+    </w:lvl>
+  </w:abstractNum>
+  <w:abstractNum w:abstractNumId="3" w15:restartNumberingAfterBreak="0">
+    <w:nsid w:val="280F7D45"/>
+    <w:multiLevelType w:val="multilevel"/>
+    <w:tmpl w:val="1DBE7E32"/>
+    <w:lvl w:ilvl="0">
+      <w:start w:val="1"/>
+      <w:numFmt w:val="bullet"/>
+      <w:lvlText w:val=""/>
+      <w:lvlJc w:val="left"/>
+      <w:pPr>
+        <w:tabs>
+          <w:tab w:val="num" w:pos="720"/>
+        </w:tabs>
+        <w:ind w:left="720" w:hanging="360"/>
+      </w:pPr>
+      <w:rPr>
+        <w:rFonts w:ascii="Symbol" w:hAnsi="Symbol" w:hint="default"/>
+        <w:sz w:val="20"/>
+      </w:rPr>
+    </w:lvl>
+    <w:lvl w:ilvl="1" w:tentative="1">
+      <w:start w:val="1"/>
+      <w:numFmt w:val="bullet"/>
+      <w:lvlText w:val="o"/>
+      <w:lvlJc w:val="left"/>
+      <w:pPr>
+        <w:tabs>
+          <w:tab w:val="num" w:pos="1440"/>
+        </w:tabs>
+        <w:ind w:left="1440" w:hanging="360"/>
+      </w:pPr>
+      <w:rPr>
+        <w:rFonts w:ascii="Courier New" w:hAnsi="Courier New" w:hint="default"/>
+        <w:sz w:val="20"/>
+      </w:rPr>
+    </w:lvl>
+    <w:lvl w:ilvl="2" w:tentative="1">
+      <w:start w:val="1"/>
+      <w:numFmt w:val="bullet"/>
+      <w:lvlText w:val=""/>
+      <w:lvlJc w:val="left"/>
+      <w:pPr>
+        <w:tabs>
+          <w:tab w:val="num" w:pos="2160"/>
+        </w:tabs>
+        <w:ind w:left="2160" w:hanging="360"/>
+      </w:pPr>
+      <w:rPr>
+        <w:rFonts w:ascii="Wingdings" w:hAnsi="Wingdings" w:hint="default"/>
+        <w:sz w:val="20"/>
+      </w:rPr>
+    </w:lvl>
+    <w:lvl w:ilvl="3" w:tentative="1">
+      <w:start w:val="1"/>
+      <w:numFmt w:val="bullet"/>
+      <w:lvlText w:val=""/>
+      <w:lvlJc w:val="left"/>
+      <w:pPr>
+        <w:tabs>
+          <w:tab w:val="num" w:pos="2880"/>
+        </w:tabs>
+        <w:ind w:left="2880" w:hanging="360"/>
+      </w:pPr>
+      <w:rPr>
+        <w:rFonts w:ascii="Wingdings" w:hAnsi="Wingdings" w:hint="default"/>
+        <w:sz w:val="20"/>
+      </w:rPr>
+    </w:lvl>
+    <w:lvl w:ilvl="4" w:tentative="1">
+      <w:start w:val="1"/>
+      <w:numFmt w:val="bullet"/>
+      <w:lvlText w:val=""/>
+      <w:lvlJc w:val="left"/>
+      <w:pPr>
+        <w:tabs>
+          <w:tab w:val="num" w:pos="3600"/>
+        </w:tabs>
+        <w:ind w:left="3600" w:hanging="360"/>
+      </w:pPr>
+      <w:rPr>
+        <w:rFonts w:ascii="Wingdings" w:hAnsi="Wingdings" w:hint="default"/>
+        <w:sz w:val="20"/>
+      </w:rPr>
+    </w:lvl>
+    <w:lvl w:ilvl="5" w:tentative="1">
+      <w:start w:val="1"/>
+      <w:numFmt w:val="bullet"/>
+      <w:lvlText w:val=""/>
+      <w:lvlJc w:val="left"/>
+      <w:pPr>
+        <w:tabs>
+          <w:tab w:val="num" w:pos="4320"/>
+        </w:tabs>
+        <w:ind w:left="4320" w:hanging="360"/>
+      </w:pPr>
+      <w:rPr>
+        <w:rFonts w:ascii="Wingdings" w:hAnsi="Wingdings" w:hint="default"/>
+        <w:sz w:val="20"/>
+      </w:rPr>
+    </w:lvl>
+    <w:lvl w:ilvl="6" w:tentative="1">
+      <w:start w:val="1"/>
+      <w:numFmt w:val="bullet"/>
+      <w:lvlText w:val=""/>
+      <w:lvlJc w:val="left"/>
+      <w:pPr>
+        <w:tabs>
+          <w:tab w:val="num" w:pos="5040"/>
+        </w:tabs>
+        <w:ind w:left="5040" w:hanging="360"/>
+      </w:pPr>
+      <w:rPr>
+        <w:rFonts w:ascii="Wingdings" w:hAnsi="Wingdings" w:hint="default"/>
+        <w:sz w:val="20"/>
+      </w:rPr>
+    </w:lvl>
+    <w:lvl w:ilvl="7" w:tentative="1">
+      <w:start w:val="1"/>
+      <w:numFmt w:val="bullet"/>
+      <w:lvlText w:val=""/>
+      <w:lvlJc w:val="left"/>
+      <w:pPr>
+        <w:tabs>
+          <w:tab w:val="num" w:pos="5760"/>
+        </w:tabs>
+        <w:ind w:left="5760" w:hanging="360"/>
+      </w:pPr>
+      <w:rPr>
+        <w:rFonts w:ascii="Wingdings" w:hAnsi="Wingdings" w:hint="default"/>
+        <w:sz w:val="20"/>
+      </w:rPr>
+    </w:lvl>
+    <w:lvl w:ilvl="8" w:tentative="1">
+      <w:start w:val="1"/>
+      <w:numFmt w:val="bullet"/>
+      <w:lvlText w:val=""/>
+      <w:lvlJc w:val="left"/>
+      <w:pPr>
+        <w:tabs>
+          <w:tab w:val="num" w:pos="6480"/>
+        </w:tabs>
+        <w:ind w:left="6480" w:hanging="360"/>
+      </w:pPr>
+      <w:rPr>
+        <w:rFonts w:ascii="Wingdings" w:hAnsi="Wingdings" w:hint="default"/>
+        <w:sz w:val="20"/>
+      </w:rPr>
+    </w:lvl>
+  </w:abstractNum>
+  <w:abstractNum w:abstractNumId="4" w15:restartNumberingAfterBreak="0">
     <w:nsid w:val="2CA3347A"/>
     <w:multiLevelType w:val="multilevel"/>
     <w:tmpl w:val="E0D04A66"/>
@@ -855,7 +1144,7 @@
       </w:rPr>
     </w:lvl>
   </w:abstractNum>
-  <w:abstractNum w:abstractNumId="3" w15:restartNumberingAfterBreak="0">
+  <w:abstractNum w:abstractNumId="5" w15:restartNumberingAfterBreak="0">
     <w:nsid w:val="2F896128"/>
     <w:multiLevelType w:val="multilevel"/>
     <w:tmpl w:val="246A653C"/>
@@ -1004,7 +1293,7 @@
       </w:rPr>
     </w:lvl>
   </w:abstractNum>
-  <w:abstractNum w:abstractNumId="4" w15:restartNumberingAfterBreak="0">
+  <w:abstractNum w:abstractNumId="6" w15:restartNumberingAfterBreak="0">
     <w:nsid w:val="39D01A99"/>
     <w:multiLevelType w:val="multilevel"/>
     <w:tmpl w:val="3E2C8440"/>
@@ -1153,7 +1442,7 @@
       </w:rPr>
     </w:lvl>
   </w:abstractNum>
-  <w:abstractNum w:abstractNumId="5" w15:restartNumberingAfterBreak="0">
+  <w:abstractNum w:abstractNumId="7" w15:restartNumberingAfterBreak="0">
     <w:nsid w:val="3EB61EF5"/>
     <w:multiLevelType w:val="multilevel"/>
     <w:tmpl w:val="A7E0B13E"/>
@@ -1302,7 +1591,7 @@
       </w:rPr>
     </w:lvl>
   </w:abstractNum>
-  <w:abstractNum w:abstractNumId="6" w15:restartNumberingAfterBreak="0">
+  <w:abstractNum w:abstractNumId="8" w15:restartNumberingAfterBreak="0">
     <w:nsid w:val="49BE4A0C"/>
     <w:multiLevelType w:val="multilevel"/>
     <w:tmpl w:val="E4448F5E"/>
@@ -1451,7 +1740,7 @@
       </w:rPr>
     </w:lvl>
   </w:abstractNum>
-  <w:abstractNum w:abstractNumId="7" w15:restartNumberingAfterBreak="0">
+  <w:abstractNum w:abstractNumId="9" w15:restartNumberingAfterBreak="0">
     <w:nsid w:val="4B815761"/>
     <w:multiLevelType w:val="multilevel"/>
     <w:tmpl w:val="EDA8D4A0"/>
@@ -1600,7 +1889,7 @@
       </w:rPr>
     </w:lvl>
   </w:abstractNum>
-  <w:abstractNum w:abstractNumId="8" w15:restartNumberingAfterBreak="0">
+  <w:abstractNum w:abstractNumId="10" w15:restartNumberingAfterBreak="0">
     <w:nsid w:val="4E08463F"/>
     <w:multiLevelType w:val="multilevel"/>
     <w:tmpl w:val="5E16E65A"/>
@@ -1749,7 +2038,7 @@
       </w:rPr>
     </w:lvl>
   </w:abstractNum>
-  <w:abstractNum w:abstractNumId="9" w15:restartNumberingAfterBreak="0">
+  <w:abstractNum w:abstractNumId="11" w15:restartNumberingAfterBreak="0">
     <w:nsid w:val="50AB6F2D"/>
     <w:multiLevelType w:val="multilevel"/>
     <w:tmpl w:val="B9105336"/>
@@ -1898,7 +2187,7 @@
       </w:rPr>
     </w:lvl>
   </w:abstractNum>
-  <w:abstractNum w:abstractNumId="10" w15:restartNumberingAfterBreak="0">
+  <w:abstractNum w:abstractNumId="12" w15:restartNumberingAfterBreak="0">
     <w:nsid w:val="5A2F142F"/>
     <w:multiLevelType w:val="multilevel"/>
     <w:tmpl w:val="E72E5CCE"/>
@@ -2047,7 +2336,7 @@
       </w:rPr>
     </w:lvl>
   </w:abstractNum>
-  <w:abstractNum w:abstractNumId="11" w15:restartNumberingAfterBreak="0">
+  <w:abstractNum w:abstractNumId="13" w15:restartNumberingAfterBreak="0">
     <w:nsid w:val="5C545A79"/>
     <w:multiLevelType w:val="multilevel"/>
     <w:tmpl w:val="604833C2"/>
@@ -2196,7 +2485,7 @@
       </w:rPr>
     </w:lvl>
   </w:abstractNum>
-  <w:abstractNum w:abstractNumId="12" w15:restartNumberingAfterBreak="0">
+  <w:abstractNum w:abstractNumId="14" w15:restartNumberingAfterBreak="0">
     <w:nsid w:val="604F737A"/>
     <w:multiLevelType w:val="multilevel"/>
     <w:tmpl w:val="C7B86CC4"/>
@@ -2345,7 +2634,7 @@
       </w:rPr>
     </w:lvl>
   </w:abstractNum>
-  <w:abstractNum w:abstractNumId="13" w15:restartNumberingAfterBreak="0">
+  <w:abstractNum w:abstractNumId="15" w15:restartNumberingAfterBreak="0">
     <w:nsid w:val="654315C6"/>
     <w:multiLevelType w:val="multilevel"/>
     <w:tmpl w:val="021C6DD0"/>
@@ -2494,7 +2783,7 @@
       </w:rPr>
     </w:lvl>
   </w:abstractNum>
-  <w:abstractNum w:abstractNumId="14" w15:restartNumberingAfterBreak="0">
+  <w:abstractNum w:abstractNumId="16" w15:restartNumberingAfterBreak="0">
     <w:nsid w:val="72AC746A"/>
     <w:multiLevelType w:val="multilevel"/>
     <w:tmpl w:val="9ECEABA4"/>
@@ -2643,7 +2932,7 @@
       </w:rPr>
     </w:lvl>
   </w:abstractNum>
-  <w:abstractNum w:abstractNumId="15" w15:restartNumberingAfterBreak="0">
+  <w:abstractNum w:abstractNumId="17" w15:restartNumberingAfterBreak="0">
     <w:nsid w:val="79EF25D7"/>
     <w:multiLevelType w:val="multilevel"/>
     <w:tmpl w:val="BB5C4FC2"/>
@@ -2793,52 +3082,58 @@
     </w:lvl>
   </w:abstractNum>
   <w:num w:numId="1" w16cid:durableId="1191525783">
-    <w:abstractNumId w:val="7"/>
+    <w:abstractNumId w:val="9"/>
   </w:num>
   <w:num w:numId="2" w16cid:durableId="196086285">
     <w:abstractNumId w:val="0"/>
   </w:num>
   <w:num w:numId="3" w16cid:durableId="1469737095">
+    <w:abstractNumId w:val="8"/>
+  </w:num>
+  <w:num w:numId="4" w16cid:durableId="21443922">
+    <w:abstractNumId w:val="14"/>
+  </w:num>
+  <w:num w:numId="5" w16cid:durableId="518083538">
+    <w:abstractNumId w:val="15"/>
+  </w:num>
+  <w:num w:numId="6" w16cid:durableId="278339222">
+    <w:abstractNumId w:val="16"/>
+  </w:num>
+  <w:num w:numId="7" w16cid:durableId="411660800">
+    <w:abstractNumId w:val="7"/>
+  </w:num>
+  <w:num w:numId="8" w16cid:durableId="385759481">
     <w:abstractNumId w:val="6"/>
   </w:num>
-  <w:num w:numId="4" w16cid:durableId="21443922">
+  <w:num w:numId="9" w16cid:durableId="655230158">
+    <w:abstractNumId w:val="5"/>
+  </w:num>
+  <w:num w:numId="10" w16cid:durableId="298919774">
+    <w:abstractNumId w:val="17"/>
+  </w:num>
+  <w:num w:numId="11" w16cid:durableId="1608807345">
     <w:abstractNumId w:val="12"/>
   </w:num>
-  <w:num w:numId="5" w16cid:durableId="518083538">
-    <w:abstractNumId w:val="13"/>
-  </w:num>
-  <w:num w:numId="6" w16cid:durableId="278339222">
-    <w:abstractNumId w:val="14"/>
-  </w:num>
-  <w:num w:numId="7" w16cid:durableId="411660800">
-    <w:abstractNumId w:val="5"/>
-  </w:num>
-  <w:num w:numId="8" w16cid:durableId="385759481">
+  <w:num w:numId="12" w16cid:durableId="1349866132">
     <w:abstractNumId w:val="4"/>
   </w:num>
-  <w:num w:numId="9" w16cid:durableId="655230158">
-    <w:abstractNumId w:val="3"/>
-  </w:num>
-  <w:num w:numId="10" w16cid:durableId="298919774">
-    <w:abstractNumId w:val="15"/>
-  </w:num>
-  <w:num w:numId="11" w16cid:durableId="1608807345">
-    <w:abstractNumId w:val="10"/>
-  </w:num>
-  <w:num w:numId="12" w16cid:durableId="1349866132">
-    <w:abstractNumId w:val="2"/>
-  </w:num>
   <w:num w:numId="13" w16cid:durableId="1199471731">
-    <w:abstractNumId w:val="9"/>
+    <w:abstractNumId w:val="11"/>
   </w:num>
   <w:num w:numId="14" w16cid:durableId="1231380869">
     <w:abstractNumId w:val="1"/>
   </w:num>
   <w:num w:numId="15" w16cid:durableId="69086129">
-    <w:abstractNumId w:val="11"/>
+    <w:abstractNumId w:val="13"/>
   </w:num>
   <w:num w:numId="16" w16cid:durableId="1705711832">
-    <w:abstractNumId w:val="8"/>
+    <w:abstractNumId w:val="10"/>
+  </w:num>
+  <w:num w:numId="17" w16cid:durableId="972365799">
+    <w:abstractNumId w:val="2"/>
+  </w:num>
+  <w:num w:numId="18" w16cid:durableId="1878199565">
+    <w:abstractNumId w:val="3"/>
   </w:num>
   <w:numIdMacAtCleanup w:val="2"/>
 </w:numbering>

--- a/data/Market_Read_weekly.docx
+++ b/data/Market_Read_weekly.docx
@@ -14,7 +14,7 @@
           <w:b/>
           <w:bCs/>
         </w:rPr>
-        <w:t>Weekly Market Read: October 31, 2025</w:t>
+        <w:t>Weekly Market Read: November 03, 2025</w:t>
       </w:r>
     </w:p>
     <w:p>
@@ -36,7 +36,7 @@
       <w:pPr>
         <w:numPr>
           <w:ilvl w:val="0"/>
-          <w:numId w:val="17"/>
+          <w:numId w:val="19"/>
         </w:numPr>
         <w:rPr>
           <w:b/>
@@ -48,14 +48,14 @@
           <w:b/>
           <w:bCs/>
         </w:rPr>
-        <w:t>Breadth: 35.6% of names are positive.</w:t>
+        <w:t>Breadth: 39.0% of names are positive.</w:t>
       </w:r>
     </w:p>
     <w:p>
       <w:pPr>
         <w:numPr>
           <w:ilvl w:val="0"/>
-          <w:numId w:val="17"/>
+          <w:numId w:val="19"/>
         </w:numPr>
         <w:rPr>
           <w:b/>
@@ -67,14 +67,14 @@
           <w:b/>
           <w:bCs/>
         </w:rPr>
-        <w:t>Information Technology: firm (avg +1.1%).</w:t>
+        <w:t>Information Technology: flat (avg +0.0%).</w:t>
       </w:r>
     </w:p>
     <w:p>
       <w:pPr>
         <w:numPr>
           <w:ilvl w:val="0"/>
-          <w:numId w:val="17"/>
+          <w:numId w:val="19"/>
         </w:numPr>
         <w:rPr>
           <w:b/>
@@ -86,14 +86,14 @@
           <w:b/>
           <w:bCs/>
         </w:rPr>
-        <w:t>Industrials: lagging (avg –0.6%).</w:t>
+        <w:t>Industrials: soft (avg –0.6%).</w:t>
       </w:r>
     </w:p>
     <w:p>
       <w:pPr>
         <w:numPr>
           <w:ilvl w:val="0"/>
-          <w:numId w:val="17"/>
+          <w:numId w:val="19"/>
         </w:numPr>
         <w:rPr>
           <w:b/>
@@ -105,14 +105,14 @@
           <w:b/>
           <w:bCs/>
         </w:rPr>
-        <w:t>Consumer Staples: lagging (avg –3.4%).</w:t>
+        <w:t>Consumer Staples: soft (avg –0.7%).</w:t>
       </w:r>
     </w:p>
     <w:p>
       <w:pPr>
         <w:numPr>
           <w:ilvl w:val="0"/>
-          <w:numId w:val="17"/>
+          <w:numId w:val="19"/>
         </w:numPr>
         <w:rPr>
           <w:b/>
@@ -124,14 +124,14 @@
           <w:b/>
           <w:bCs/>
         </w:rPr>
-        <w:t>Consumer Discretionary: lagging (avg –3.4%).</w:t>
+        <w:t>Consumer Discretionary: soft (avg –0.8%).</w:t>
       </w:r>
     </w:p>
     <w:p>
       <w:pPr>
         <w:numPr>
           <w:ilvl w:val="0"/>
-          <w:numId w:val="17"/>
+          <w:numId w:val="19"/>
         </w:numPr>
         <w:rPr>
           <w:b/>
@@ -143,14 +143,14 @@
           <w:b/>
           <w:bCs/>
         </w:rPr>
-        <w:t>Financials: lagging (avg –2.5%).</w:t>
+        <w:t>Financials: soft (avg –0.3%).</w:t>
       </w:r>
     </w:p>
     <w:p>
       <w:pPr>
         <w:numPr>
           <w:ilvl w:val="0"/>
-          <w:numId w:val="17"/>
+          <w:numId w:val="19"/>
         </w:numPr>
         <w:rPr>
           <w:b/>
@@ -162,14 +162,14 @@
           <w:b/>
           <w:bCs/>
         </w:rPr>
-        <w:t>Utilities: lagging (avg –2.7%).</w:t>
+        <w:t>Utilities: flat (avg –0.0%).</w:t>
       </w:r>
     </w:p>
     <w:p>
       <w:pPr>
         <w:numPr>
           <w:ilvl w:val="0"/>
-          <w:numId w:val="17"/>
+          <w:numId w:val="19"/>
         </w:numPr>
         <w:rPr>
           <w:b/>
@@ -181,14 +181,14 @@
           <w:b/>
           <w:bCs/>
         </w:rPr>
-        <w:t>Real Estate: lagging (avg –5.2%).</w:t>
+        <w:t>Real Estate: soft (avg –0.3%).</w:t>
       </w:r>
     </w:p>
     <w:p>
       <w:pPr>
         <w:numPr>
           <w:ilvl w:val="0"/>
-          <w:numId w:val="17"/>
+          <w:numId w:val="19"/>
         </w:numPr>
         <w:rPr>
           <w:b/>
@@ -200,14 +200,14 @@
           <w:b/>
           <w:bCs/>
         </w:rPr>
-        <w:t>Materials: lagging (avg –4.0%).</w:t>
+        <w:t>Materials: lagging (avg –3.0%).</w:t>
       </w:r>
     </w:p>
     <w:p>
       <w:pPr>
         <w:numPr>
           <w:ilvl w:val="0"/>
-          <w:numId w:val="17"/>
+          <w:numId w:val="19"/>
         </w:numPr>
         <w:rPr>
           <w:b/>
@@ -219,14 +219,14 @@
           <w:b/>
           <w:bCs/>
         </w:rPr>
-        <w:t>Energy: flat (avg –0.3%).</w:t>
+        <w:t>Energy: firm (avg +0.7%).</w:t>
       </w:r>
     </w:p>
     <w:p>
       <w:pPr>
         <w:numPr>
           <w:ilvl w:val="0"/>
-          <w:numId w:val="17"/>
+          <w:numId w:val="19"/>
         </w:numPr>
         <w:rPr>
           <w:b/>
@@ -238,14 +238,14 @@
           <w:b/>
           <w:bCs/>
         </w:rPr>
-        <w:t>Health Care: lagging (avg –2.0%).</w:t>
+        <w:t>Health Care: firm (avg +0.2%).</w:t>
       </w:r>
     </w:p>
     <w:p>
       <w:pPr>
         <w:numPr>
           <w:ilvl w:val="0"/>
-          <w:numId w:val="17"/>
+          <w:numId w:val="19"/>
         </w:numPr>
         <w:rPr>
           <w:b/>
@@ -257,7 +257,7 @@
           <w:b/>
           <w:bCs/>
         </w:rPr>
-        <w:t>Communication Services: soft (avg –0.8%).</w:t>
+        <w:t>Communication Services: lagging (avg –1.3%).</w:t>
       </w:r>
     </w:p>
     <w:p>
@@ -279,7 +279,7 @@
       <w:pPr>
         <w:numPr>
           <w:ilvl w:val="0"/>
-          <w:numId w:val="18"/>
+          <w:numId w:val="20"/>
         </w:numPr>
         <w:rPr>
           <w:b/>
@@ -291,14 +291,14 @@
           <w:b/>
           <w:bCs/>
         </w:rPr>
-        <w:t>Gold: down (avg –2.5%).</w:t>
+        <w:t>Gold: flat (avg +0.2%).</w:t>
       </w:r>
     </w:p>
     <w:p>
       <w:pPr>
         <w:numPr>
           <w:ilvl w:val="0"/>
-          <w:numId w:val="18"/>
+          <w:numId w:val="20"/>
         </w:numPr>
         <w:rPr>
           <w:b/>
@@ -310,14 +310,14 @@
           <w:b/>
           <w:bCs/>
         </w:rPr>
-        <w:t>USD: firm (avg +1.1%).</w:t>
+        <w:t>USD: flat (avg +0.1%).</w:t>
       </w:r>
     </w:p>
     <w:p>
       <w:pPr>
         <w:numPr>
           <w:ilvl w:val="0"/>
-          <w:numId w:val="18"/>
+          <w:numId w:val="20"/>
         </w:numPr>
         <w:rPr>
           <w:b/>
@@ -329,14 +329,14 @@
           <w:b/>
           <w:bCs/>
         </w:rPr>
-        <w:t>Yields: rising (avg +2.6%).</w:t>
+        <w:t>Yields: steady (avg +0.2%).</w:t>
       </w:r>
     </w:p>
     <w:p>
       <w:pPr>
         <w:numPr>
           <w:ilvl w:val="0"/>
-          <w:numId w:val="18"/>
+          <w:numId w:val="20"/>
         </w:numPr>
         <w:rPr>
           <w:b/>
@@ -348,14 +348,14 @@
           <w:b/>
           <w:bCs/>
         </w:rPr>
-        <w:t>Bonds: down (avg –0.7%).</w:t>
+        <w:t>Bonds: softer (avg –0.5%).</w:t>
       </w:r>
     </w:p>
     <w:p>
       <w:pPr>
         <w:numPr>
           <w:ilvl w:val="0"/>
-          <w:numId w:val="18"/>
+          <w:numId w:val="20"/>
         </w:numPr>
         <w:rPr>
           <w:b/>
@@ -368,7 +368,7 @@
           <w:bCs/>
         </w:rPr>
         <w:lastRenderedPageBreak/>
-        <w:t>Energy complex: slightly bid (avg +0.7%).</w:t>
+        <w:t>Energy complex: bid (avg +2.1%).</w:t>
       </w:r>
     </w:p>
     <w:p>
@@ -383,7 +383,7 @@
           <w:b/>
           <w:bCs/>
         </w:rPr>
-        <w:t>Bottom line: Another risk-off week with only ~1/3 of names positive and broad weakness across Real Estate, Staples, Discretionary, Materials, and Financials. Tech was the lone firm spot. Macro posture — USD stronger, yields moving higher, bonds weaker, gold down — reflects tightening financial conditions with slowing growth and easing inflation pressures. Market tone continues to favor defensives, quality, and lower beta exposure until breadth stabilizes and risk appetite improves.</w:t>
+        <w:t>Bottom line: A cautious tone to start the week with fewer than 40% of names higher and leadership concentrated in Energy and Health Care while most sectors drift modestly lower. Materials and Communication Services lagged. Macro posture — gold steady, USD steady, yields slightly higher, bonds softer, and the energy complex bid — suggests stable but slower growth expectations with mild inflation pressure, favoring selective exposure, defensive lean, and commodity-linked strength until participation firms.</w:t>
       </w:r>
     </w:p>
     <w:p/>
@@ -1294,6 +1294,155 @@
     </w:lvl>
   </w:abstractNum>
   <w:abstractNum w:abstractNumId="6" w15:restartNumberingAfterBreak="0">
+    <w:nsid w:val="37864B64"/>
+    <w:multiLevelType w:val="multilevel"/>
+    <w:tmpl w:val="FEB8764C"/>
+    <w:lvl w:ilvl="0">
+      <w:start w:val="1"/>
+      <w:numFmt w:val="bullet"/>
+      <w:lvlText w:val=""/>
+      <w:lvlJc w:val="left"/>
+      <w:pPr>
+        <w:tabs>
+          <w:tab w:val="num" w:pos="720"/>
+        </w:tabs>
+        <w:ind w:left="720" w:hanging="360"/>
+      </w:pPr>
+      <w:rPr>
+        <w:rFonts w:ascii="Symbol" w:hAnsi="Symbol" w:hint="default"/>
+        <w:sz w:val="20"/>
+      </w:rPr>
+    </w:lvl>
+    <w:lvl w:ilvl="1" w:tentative="1">
+      <w:start w:val="1"/>
+      <w:numFmt w:val="bullet"/>
+      <w:lvlText w:val="o"/>
+      <w:lvlJc w:val="left"/>
+      <w:pPr>
+        <w:tabs>
+          <w:tab w:val="num" w:pos="1440"/>
+        </w:tabs>
+        <w:ind w:left="1440" w:hanging="360"/>
+      </w:pPr>
+      <w:rPr>
+        <w:rFonts w:ascii="Courier New" w:hAnsi="Courier New" w:hint="default"/>
+        <w:sz w:val="20"/>
+      </w:rPr>
+    </w:lvl>
+    <w:lvl w:ilvl="2" w:tentative="1">
+      <w:start w:val="1"/>
+      <w:numFmt w:val="bullet"/>
+      <w:lvlText w:val=""/>
+      <w:lvlJc w:val="left"/>
+      <w:pPr>
+        <w:tabs>
+          <w:tab w:val="num" w:pos="2160"/>
+        </w:tabs>
+        <w:ind w:left="2160" w:hanging="360"/>
+      </w:pPr>
+      <w:rPr>
+        <w:rFonts w:ascii="Wingdings" w:hAnsi="Wingdings" w:hint="default"/>
+        <w:sz w:val="20"/>
+      </w:rPr>
+    </w:lvl>
+    <w:lvl w:ilvl="3" w:tentative="1">
+      <w:start w:val="1"/>
+      <w:numFmt w:val="bullet"/>
+      <w:lvlText w:val=""/>
+      <w:lvlJc w:val="left"/>
+      <w:pPr>
+        <w:tabs>
+          <w:tab w:val="num" w:pos="2880"/>
+        </w:tabs>
+        <w:ind w:left="2880" w:hanging="360"/>
+      </w:pPr>
+      <w:rPr>
+        <w:rFonts w:ascii="Wingdings" w:hAnsi="Wingdings" w:hint="default"/>
+        <w:sz w:val="20"/>
+      </w:rPr>
+    </w:lvl>
+    <w:lvl w:ilvl="4" w:tentative="1">
+      <w:start w:val="1"/>
+      <w:numFmt w:val="bullet"/>
+      <w:lvlText w:val=""/>
+      <w:lvlJc w:val="left"/>
+      <w:pPr>
+        <w:tabs>
+          <w:tab w:val="num" w:pos="3600"/>
+        </w:tabs>
+        <w:ind w:left="3600" w:hanging="360"/>
+      </w:pPr>
+      <w:rPr>
+        <w:rFonts w:ascii="Wingdings" w:hAnsi="Wingdings" w:hint="default"/>
+        <w:sz w:val="20"/>
+      </w:rPr>
+    </w:lvl>
+    <w:lvl w:ilvl="5" w:tentative="1">
+      <w:start w:val="1"/>
+      <w:numFmt w:val="bullet"/>
+      <w:lvlText w:val=""/>
+      <w:lvlJc w:val="left"/>
+      <w:pPr>
+        <w:tabs>
+          <w:tab w:val="num" w:pos="4320"/>
+        </w:tabs>
+        <w:ind w:left="4320" w:hanging="360"/>
+      </w:pPr>
+      <w:rPr>
+        <w:rFonts w:ascii="Wingdings" w:hAnsi="Wingdings" w:hint="default"/>
+        <w:sz w:val="20"/>
+      </w:rPr>
+    </w:lvl>
+    <w:lvl w:ilvl="6" w:tentative="1">
+      <w:start w:val="1"/>
+      <w:numFmt w:val="bullet"/>
+      <w:lvlText w:val=""/>
+      <w:lvlJc w:val="left"/>
+      <w:pPr>
+        <w:tabs>
+          <w:tab w:val="num" w:pos="5040"/>
+        </w:tabs>
+        <w:ind w:left="5040" w:hanging="360"/>
+      </w:pPr>
+      <w:rPr>
+        <w:rFonts w:ascii="Wingdings" w:hAnsi="Wingdings" w:hint="default"/>
+        <w:sz w:val="20"/>
+      </w:rPr>
+    </w:lvl>
+    <w:lvl w:ilvl="7" w:tentative="1">
+      <w:start w:val="1"/>
+      <w:numFmt w:val="bullet"/>
+      <w:lvlText w:val=""/>
+      <w:lvlJc w:val="left"/>
+      <w:pPr>
+        <w:tabs>
+          <w:tab w:val="num" w:pos="5760"/>
+        </w:tabs>
+        <w:ind w:left="5760" w:hanging="360"/>
+      </w:pPr>
+      <w:rPr>
+        <w:rFonts w:ascii="Wingdings" w:hAnsi="Wingdings" w:hint="default"/>
+        <w:sz w:val="20"/>
+      </w:rPr>
+    </w:lvl>
+    <w:lvl w:ilvl="8" w:tentative="1">
+      <w:start w:val="1"/>
+      <w:numFmt w:val="bullet"/>
+      <w:lvlText w:val=""/>
+      <w:lvlJc w:val="left"/>
+      <w:pPr>
+        <w:tabs>
+          <w:tab w:val="num" w:pos="6480"/>
+        </w:tabs>
+        <w:ind w:left="6480" w:hanging="360"/>
+      </w:pPr>
+      <w:rPr>
+        <w:rFonts w:ascii="Wingdings" w:hAnsi="Wingdings" w:hint="default"/>
+        <w:sz w:val="20"/>
+      </w:rPr>
+    </w:lvl>
+  </w:abstractNum>
+  <w:abstractNum w:abstractNumId="7" w15:restartNumberingAfterBreak="0">
     <w:nsid w:val="39D01A99"/>
     <w:multiLevelType w:val="multilevel"/>
     <w:tmpl w:val="3E2C8440"/>
@@ -1442,7 +1591,7 @@
       </w:rPr>
     </w:lvl>
   </w:abstractNum>
-  <w:abstractNum w:abstractNumId="7" w15:restartNumberingAfterBreak="0">
+  <w:abstractNum w:abstractNumId="8" w15:restartNumberingAfterBreak="0">
     <w:nsid w:val="3EB61EF5"/>
     <w:multiLevelType w:val="multilevel"/>
     <w:tmpl w:val="A7E0B13E"/>
@@ -1591,7 +1740,7 @@
       </w:rPr>
     </w:lvl>
   </w:abstractNum>
-  <w:abstractNum w:abstractNumId="8" w15:restartNumberingAfterBreak="0">
+  <w:abstractNum w:abstractNumId="9" w15:restartNumberingAfterBreak="0">
     <w:nsid w:val="49BE4A0C"/>
     <w:multiLevelType w:val="multilevel"/>
     <w:tmpl w:val="E4448F5E"/>
@@ -1740,7 +1889,7 @@
       </w:rPr>
     </w:lvl>
   </w:abstractNum>
-  <w:abstractNum w:abstractNumId="9" w15:restartNumberingAfterBreak="0">
+  <w:abstractNum w:abstractNumId="10" w15:restartNumberingAfterBreak="0">
     <w:nsid w:val="4B815761"/>
     <w:multiLevelType w:val="multilevel"/>
     <w:tmpl w:val="EDA8D4A0"/>
@@ -1889,7 +2038,7 @@
       </w:rPr>
     </w:lvl>
   </w:abstractNum>
-  <w:abstractNum w:abstractNumId="10" w15:restartNumberingAfterBreak="0">
+  <w:abstractNum w:abstractNumId="11" w15:restartNumberingAfterBreak="0">
     <w:nsid w:val="4E08463F"/>
     <w:multiLevelType w:val="multilevel"/>
     <w:tmpl w:val="5E16E65A"/>
@@ -2038,7 +2187,7 @@
       </w:rPr>
     </w:lvl>
   </w:abstractNum>
-  <w:abstractNum w:abstractNumId="11" w15:restartNumberingAfterBreak="0">
+  <w:abstractNum w:abstractNumId="12" w15:restartNumberingAfterBreak="0">
     <w:nsid w:val="50AB6F2D"/>
     <w:multiLevelType w:val="multilevel"/>
     <w:tmpl w:val="B9105336"/>
@@ -2187,7 +2336,7 @@
       </w:rPr>
     </w:lvl>
   </w:abstractNum>
-  <w:abstractNum w:abstractNumId="12" w15:restartNumberingAfterBreak="0">
+  <w:abstractNum w:abstractNumId="13" w15:restartNumberingAfterBreak="0">
     <w:nsid w:val="5A2F142F"/>
     <w:multiLevelType w:val="multilevel"/>
     <w:tmpl w:val="E72E5CCE"/>
@@ -2336,7 +2485,7 @@
       </w:rPr>
     </w:lvl>
   </w:abstractNum>
-  <w:abstractNum w:abstractNumId="13" w15:restartNumberingAfterBreak="0">
+  <w:abstractNum w:abstractNumId="14" w15:restartNumberingAfterBreak="0">
     <w:nsid w:val="5C545A79"/>
     <w:multiLevelType w:val="multilevel"/>
     <w:tmpl w:val="604833C2"/>
@@ -2485,7 +2634,7 @@
       </w:rPr>
     </w:lvl>
   </w:abstractNum>
-  <w:abstractNum w:abstractNumId="14" w15:restartNumberingAfterBreak="0">
+  <w:abstractNum w:abstractNumId="15" w15:restartNumberingAfterBreak="0">
     <w:nsid w:val="604F737A"/>
     <w:multiLevelType w:val="multilevel"/>
     <w:tmpl w:val="C7B86CC4"/>
@@ -2634,7 +2783,7 @@
       </w:rPr>
     </w:lvl>
   </w:abstractNum>
-  <w:abstractNum w:abstractNumId="15" w15:restartNumberingAfterBreak="0">
+  <w:abstractNum w:abstractNumId="16" w15:restartNumberingAfterBreak="0">
     <w:nsid w:val="654315C6"/>
     <w:multiLevelType w:val="multilevel"/>
     <w:tmpl w:val="021C6DD0"/>
@@ -2783,7 +2932,7 @@
       </w:rPr>
     </w:lvl>
   </w:abstractNum>
-  <w:abstractNum w:abstractNumId="16" w15:restartNumberingAfterBreak="0">
+  <w:abstractNum w:abstractNumId="17" w15:restartNumberingAfterBreak="0">
     <w:nsid w:val="72AC746A"/>
     <w:multiLevelType w:val="multilevel"/>
     <w:tmpl w:val="9ECEABA4"/>
@@ -2932,7 +3081,7 @@
       </w:rPr>
     </w:lvl>
   </w:abstractNum>
-  <w:abstractNum w:abstractNumId="17" w15:restartNumberingAfterBreak="0">
+  <w:abstractNum w:abstractNumId="18" w15:restartNumberingAfterBreak="0">
     <w:nsid w:val="79EF25D7"/>
     <w:multiLevelType w:val="multilevel"/>
     <w:tmpl w:val="BB5C4FC2"/>
@@ -3081,59 +3230,214 @@
       </w:rPr>
     </w:lvl>
   </w:abstractNum>
+  <w:abstractNum w:abstractNumId="19" w15:restartNumberingAfterBreak="0">
+    <w:nsid w:val="7C354D58"/>
+    <w:multiLevelType w:val="multilevel"/>
+    <w:tmpl w:val="F66E7E8A"/>
+    <w:lvl w:ilvl="0">
+      <w:start w:val="1"/>
+      <w:numFmt w:val="bullet"/>
+      <w:lvlText w:val=""/>
+      <w:lvlJc w:val="left"/>
+      <w:pPr>
+        <w:tabs>
+          <w:tab w:val="num" w:pos="720"/>
+        </w:tabs>
+        <w:ind w:left="720" w:hanging="360"/>
+      </w:pPr>
+      <w:rPr>
+        <w:rFonts w:ascii="Symbol" w:hAnsi="Symbol" w:hint="default"/>
+        <w:sz w:val="20"/>
+      </w:rPr>
+    </w:lvl>
+    <w:lvl w:ilvl="1" w:tentative="1">
+      <w:start w:val="1"/>
+      <w:numFmt w:val="bullet"/>
+      <w:lvlText w:val="o"/>
+      <w:lvlJc w:val="left"/>
+      <w:pPr>
+        <w:tabs>
+          <w:tab w:val="num" w:pos="1440"/>
+        </w:tabs>
+        <w:ind w:left="1440" w:hanging="360"/>
+      </w:pPr>
+      <w:rPr>
+        <w:rFonts w:ascii="Courier New" w:hAnsi="Courier New" w:hint="default"/>
+        <w:sz w:val="20"/>
+      </w:rPr>
+    </w:lvl>
+    <w:lvl w:ilvl="2" w:tentative="1">
+      <w:start w:val="1"/>
+      <w:numFmt w:val="bullet"/>
+      <w:lvlText w:val=""/>
+      <w:lvlJc w:val="left"/>
+      <w:pPr>
+        <w:tabs>
+          <w:tab w:val="num" w:pos="2160"/>
+        </w:tabs>
+        <w:ind w:left="2160" w:hanging="360"/>
+      </w:pPr>
+      <w:rPr>
+        <w:rFonts w:ascii="Wingdings" w:hAnsi="Wingdings" w:hint="default"/>
+        <w:sz w:val="20"/>
+      </w:rPr>
+    </w:lvl>
+    <w:lvl w:ilvl="3" w:tentative="1">
+      <w:start w:val="1"/>
+      <w:numFmt w:val="bullet"/>
+      <w:lvlText w:val=""/>
+      <w:lvlJc w:val="left"/>
+      <w:pPr>
+        <w:tabs>
+          <w:tab w:val="num" w:pos="2880"/>
+        </w:tabs>
+        <w:ind w:left="2880" w:hanging="360"/>
+      </w:pPr>
+      <w:rPr>
+        <w:rFonts w:ascii="Wingdings" w:hAnsi="Wingdings" w:hint="default"/>
+        <w:sz w:val="20"/>
+      </w:rPr>
+    </w:lvl>
+    <w:lvl w:ilvl="4" w:tentative="1">
+      <w:start w:val="1"/>
+      <w:numFmt w:val="bullet"/>
+      <w:lvlText w:val=""/>
+      <w:lvlJc w:val="left"/>
+      <w:pPr>
+        <w:tabs>
+          <w:tab w:val="num" w:pos="3600"/>
+        </w:tabs>
+        <w:ind w:left="3600" w:hanging="360"/>
+      </w:pPr>
+      <w:rPr>
+        <w:rFonts w:ascii="Wingdings" w:hAnsi="Wingdings" w:hint="default"/>
+        <w:sz w:val="20"/>
+      </w:rPr>
+    </w:lvl>
+    <w:lvl w:ilvl="5" w:tentative="1">
+      <w:start w:val="1"/>
+      <w:numFmt w:val="bullet"/>
+      <w:lvlText w:val=""/>
+      <w:lvlJc w:val="left"/>
+      <w:pPr>
+        <w:tabs>
+          <w:tab w:val="num" w:pos="4320"/>
+        </w:tabs>
+        <w:ind w:left="4320" w:hanging="360"/>
+      </w:pPr>
+      <w:rPr>
+        <w:rFonts w:ascii="Wingdings" w:hAnsi="Wingdings" w:hint="default"/>
+        <w:sz w:val="20"/>
+      </w:rPr>
+    </w:lvl>
+    <w:lvl w:ilvl="6" w:tentative="1">
+      <w:start w:val="1"/>
+      <w:numFmt w:val="bullet"/>
+      <w:lvlText w:val=""/>
+      <w:lvlJc w:val="left"/>
+      <w:pPr>
+        <w:tabs>
+          <w:tab w:val="num" w:pos="5040"/>
+        </w:tabs>
+        <w:ind w:left="5040" w:hanging="360"/>
+      </w:pPr>
+      <w:rPr>
+        <w:rFonts w:ascii="Wingdings" w:hAnsi="Wingdings" w:hint="default"/>
+        <w:sz w:val="20"/>
+      </w:rPr>
+    </w:lvl>
+    <w:lvl w:ilvl="7" w:tentative="1">
+      <w:start w:val="1"/>
+      <w:numFmt w:val="bullet"/>
+      <w:lvlText w:val=""/>
+      <w:lvlJc w:val="left"/>
+      <w:pPr>
+        <w:tabs>
+          <w:tab w:val="num" w:pos="5760"/>
+        </w:tabs>
+        <w:ind w:left="5760" w:hanging="360"/>
+      </w:pPr>
+      <w:rPr>
+        <w:rFonts w:ascii="Wingdings" w:hAnsi="Wingdings" w:hint="default"/>
+        <w:sz w:val="20"/>
+      </w:rPr>
+    </w:lvl>
+    <w:lvl w:ilvl="8" w:tentative="1">
+      <w:start w:val="1"/>
+      <w:numFmt w:val="bullet"/>
+      <w:lvlText w:val=""/>
+      <w:lvlJc w:val="left"/>
+      <w:pPr>
+        <w:tabs>
+          <w:tab w:val="num" w:pos="6480"/>
+        </w:tabs>
+        <w:ind w:left="6480" w:hanging="360"/>
+      </w:pPr>
+      <w:rPr>
+        <w:rFonts w:ascii="Wingdings" w:hAnsi="Wingdings" w:hint="default"/>
+        <w:sz w:val="20"/>
+      </w:rPr>
+    </w:lvl>
+  </w:abstractNum>
   <w:num w:numId="1" w16cid:durableId="1191525783">
-    <w:abstractNumId w:val="9"/>
+    <w:abstractNumId w:val="10"/>
   </w:num>
   <w:num w:numId="2" w16cid:durableId="196086285">
     <w:abstractNumId w:val="0"/>
   </w:num>
   <w:num w:numId="3" w16cid:durableId="1469737095">
+    <w:abstractNumId w:val="9"/>
+  </w:num>
+  <w:num w:numId="4" w16cid:durableId="21443922">
+    <w:abstractNumId w:val="15"/>
+  </w:num>
+  <w:num w:numId="5" w16cid:durableId="518083538">
+    <w:abstractNumId w:val="16"/>
+  </w:num>
+  <w:num w:numId="6" w16cid:durableId="278339222">
+    <w:abstractNumId w:val="17"/>
+  </w:num>
+  <w:num w:numId="7" w16cid:durableId="411660800">
     <w:abstractNumId w:val="8"/>
   </w:num>
-  <w:num w:numId="4" w16cid:durableId="21443922">
-    <w:abstractNumId w:val="14"/>
-  </w:num>
-  <w:num w:numId="5" w16cid:durableId="518083538">
-    <w:abstractNumId w:val="15"/>
-  </w:num>
-  <w:num w:numId="6" w16cid:durableId="278339222">
-    <w:abstractNumId w:val="16"/>
-  </w:num>
-  <w:num w:numId="7" w16cid:durableId="411660800">
+  <w:num w:numId="8" w16cid:durableId="385759481">
     <w:abstractNumId w:val="7"/>
-  </w:num>
-  <w:num w:numId="8" w16cid:durableId="385759481">
-    <w:abstractNumId w:val="6"/>
   </w:num>
   <w:num w:numId="9" w16cid:durableId="655230158">
     <w:abstractNumId w:val="5"/>
   </w:num>
   <w:num w:numId="10" w16cid:durableId="298919774">
-    <w:abstractNumId w:val="17"/>
+    <w:abstractNumId w:val="18"/>
   </w:num>
   <w:num w:numId="11" w16cid:durableId="1608807345">
-    <w:abstractNumId w:val="12"/>
+    <w:abstractNumId w:val="13"/>
   </w:num>
   <w:num w:numId="12" w16cid:durableId="1349866132">
     <w:abstractNumId w:val="4"/>
   </w:num>
   <w:num w:numId="13" w16cid:durableId="1199471731">
-    <w:abstractNumId w:val="11"/>
+    <w:abstractNumId w:val="12"/>
   </w:num>
   <w:num w:numId="14" w16cid:durableId="1231380869">
     <w:abstractNumId w:val="1"/>
   </w:num>
   <w:num w:numId="15" w16cid:durableId="69086129">
-    <w:abstractNumId w:val="13"/>
+    <w:abstractNumId w:val="14"/>
   </w:num>
   <w:num w:numId="16" w16cid:durableId="1705711832">
-    <w:abstractNumId w:val="10"/>
+    <w:abstractNumId w:val="11"/>
   </w:num>
   <w:num w:numId="17" w16cid:durableId="972365799">
     <w:abstractNumId w:val="2"/>
   </w:num>
   <w:num w:numId="18" w16cid:durableId="1878199565">
     <w:abstractNumId w:val="3"/>
+  </w:num>
+  <w:num w:numId="19" w16cid:durableId="1951666284">
+    <w:abstractNumId w:val="19"/>
+  </w:num>
+  <w:num w:numId="20" w16cid:durableId="1403865772">
+    <w:abstractNumId w:val="6"/>
   </w:num>
   <w:numIdMacAtCleanup w:val="2"/>
 </w:numbering>

--- a/data/Market_Read_weekly.docx
+++ b/data/Market_Read_weekly.docx
@@ -14,7 +14,7 @@
           <w:b/>
           <w:bCs/>
         </w:rPr>
-        <w:t>Weekly Market Read: November 03, 2025</w:t>
+        <w:t>Weekly Market Read: November 06, 2025</w:t>
       </w:r>
     </w:p>
     <w:p>
@@ -36,7 +36,7 @@
       <w:pPr>
         <w:numPr>
           <w:ilvl w:val="0"/>
-          <w:numId w:val="19"/>
+          <w:numId w:val="21"/>
         </w:numPr>
         <w:rPr>
           <w:b/>
@@ -48,14 +48,14 @@
           <w:b/>
           <w:bCs/>
         </w:rPr>
-        <w:t>Breadth: 39.0% of names are positive.</w:t>
+        <w:t>Breadth: 33.0% of names are positive.</w:t>
       </w:r>
     </w:p>
     <w:p>
       <w:pPr>
         <w:numPr>
           <w:ilvl w:val="0"/>
-          <w:numId w:val="19"/>
+          <w:numId w:val="21"/>
         </w:numPr>
         <w:rPr>
           <w:b/>
@@ -67,14 +67,14 @@
           <w:b/>
           <w:bCs/>
         </w:rPr>
-        <w:t>Information Technology: flat (avg +0.0%).</w:t>
+        <w:t>Information Technology: lagging (avg –3.1%).</w:t>
       </w:r>
     </w:p>
     <w:p>
       <w:pPr>
         <w:numPr>
           <w:ilvl w:val="0"/>
-          <w:numId w:val="19"/>
+          <w:numId w:val="21"/>
         </w:numPr>
         <w:rPr>
           <w:b/>
@@ -86,14 +86,14 @@
           <w:b/>
           <w:bCs/>
         </w:rPr>
-        <w:t>Industrials: soft (avg –0.6%).</w:t>
+        <w:t>Industrials: lagging (avg –1.5%).</w:t>
       </w:r>
     </w:p>
     <w:p>
       <w:pPr>
         <w:numPr>
           <w:ilvl w:val="0"/>
-          <w:numId w:val="19"/>
+          <w:numId w:val="21"/>
         </w:numPr>
         <w:rPr>
           <w:b/>
@@ -105,14 +105,14 @@
           <w:b/>
           <w:bCs/>
         </w:rPr>
-        <w:t>Consumer Staples: soft (avg –0.7%).</w:t>
+        <w:t>Consumer Staples: soft (avg –1.2%).</w:t>
       </w:r>
     </w:p>
     <w:p>
       <w:pPr>
         <w:numPr>
           <w:ilvl w:val="0"/>
-          <w:numId w:val="19"/>
+          <w:numId w:val="21"/>
         </w:numPr>
         <w:rPr>
           <w:b/>
@@ -124,14 +124,14 @@
           <w:b/>
           <w:bCs/>
         </w:rPr>
-        <w:t>Consumer Discretionary: soft (avg –0.8%).</w:t>
+        <w:t>Consumer Discretionary: lagging (avg –2.8%).</w:t>
       </w:r>
     </w:p>
     <w:p>
       <w:pPr>
         <w:numPr>
           <w:ilvl w:val="0"/>
-          <w:numId w:val="19"/>
+          <w:numId w:val="21"/>
         </w:numPr>
         <w:rPr>
           <w:b/>
@@ -143,14 +143,14 @@
           <w:b/>
           <w:bCs/>
         </w:rPr>
-        <w:t>Financials: soft (avg –0.3%).</w:t>
+        <w:t>Financials: flat (avg –0.0%).</w:t>
       </w:r>
     </w:p>
     <w:p>
       <w:pPr>
         <w:numPr>
           <w:ilvl w:val="0"/>
-          <w:numId w:val="19"/>
+          <w:numId w:val="21"/>
         </w:numPr>
         <w:rPr>
           <w:b/>
@@ -162,14 +162,14 @@
           <w:b/>
           <w:bCs/>
         </w:rPr>
-        <w:t>Utilities: flat (avg –0.0%).</w:t>
+        <w:t>Utilities: flat (avg –0.2%).</w:t>
       </w:r>
     </w:p>
     <w:p>
       <w:pPr>
         <w:numPr>
           <w:ilvl w:val="0"/>
-          <w:numId w:val="19"/>
+          <w:numId w:val="21"/>
         </w:numPr>
         <w:rPr>
           <w:b/>
@@ -181,14 +181,14 @@
           <w:b/>
           <w:bCs/>
         </w:rPr>
-        <w:t>Real Estate: soft (avg –0.3%).</w:t>
+        <w:t>Real Estate: soft (avg –0.6%).</w:t>
       </w:r>
     </w:p>
     <w:p>
       <w:pPr>
         <w:numPr>
           <w:ilvl w:val="0"/>
-          <w:numId w:val="19"/>
+          <w:numId w:val="21"/>
         </w:numPr>
         <w:rPr>
           <w:b/>
@@ -200,14 +200,14 @@
           <w:b/>
           <w:bCs/>
         </w:rPr>
-        <w:t>Materials: lagging (avg –3.0%).</w:t>
+        <w:t>Materials: lagging (avg –3.8%).</w:t>
       </w:r>
     </w:p>
     <w:p>
       <w:pPr>
         <w:numPr>
           <w:ilvl w:val="0"/>
-          <w:numId w:val="19"/>
+          <w:numId w:val="21"/>
         </w:numPr>
         <w:rPr>
           <w:b/>
@@ -219,14 +219,14 @@
           <w:b/>
           <w:bCs/>
         </w:rPr>
-        <w:t>Energy: firm (avg +0.7%).</w:t>
+        <w:t>Energy: leading (avg +1.8%).</w:t>
       </w:r>
     </w:p>
     <w:p>
       <w:pPr>
         <w:numPr>
           <w:ilvl w:val="0"/>
-          <w:numId w:val="19"/>
+          <w:numId w:val="21"/>
         </w:numPr>
         <w:rPr>
           <w:b/>
@@ -245,7 +245,7 @@
       <w:pPr>
         <w:numPr>
           <w:ilvl w:val="0"/>
-          <w:numId w:val="19"/>
+          <w:numId w:val="21"/>
         </w:numPr>
         <w:rPr>
           <w:b/>
@@ -257,7 +257,7 @@
           <w:b/>
           <w:bCs/>
         </w:rPr>
-        <w:t>Communication Services: lagging (avg –1.3%).</w:t>
+        <w:t>Communication Services: lagging (avg –2.6%).</w:t>
       </w:r>
     </w:p>
     <w:p>
@@ -279,7 +279,7 @@
       <w:pPr>
         <w:numPr>
           <w:ilvl w:val="0"/>
-          <w:numId w:val="20"/>
+          <w:numId w:val="22"/>
         </w:numPr>
         <w:rPr>
           <w:b/>
@@ -291,14 +291,14 @@
           <w:b/>
           <w:bCs/>
         </w:rPr>
-        <w:t>Gold: flat (avg +0.2%).</w:t>
+        <w:t>Gold: soft (avg –0.6%).</w:t>
       </w:r>
     </w:p>
     <w:p>
       <w:pPr>
         <w:numPr>
           <w:ilvl w:val="0"/>
-          <w:numId w:val="20"/>
+          <w:numId w:val="22"/>
         </w:numPr>
         <w:rPr>
           <w:b/>
@@ -310,14 +310,14 @@
           <w:b/>
           <w:bCs/>
         </w:rPr>
-        <w:t>USD: flat (avg +0.1%).</w:t>
+        <w:t>USD: flat (avg –0.1%).</w:t>
       </w:r>
     </w:p>
     <w:p>
       <w:pPr>
         <w:numPr>
           <w:ilvl w:val="0"/>
-          <w:numId w:val="20"/>
+          <w:numId w:val="22"/>
         </w:numPr>
         <w:rPr>
           <w:b/>
@@ -329,14 +329,14 @@
           <w:b/>
           <w:bCs/>
         </w:rPr>
-        <w:t>Yields: steady (avg +0.2%).</w:t>
+        <w:t>Yields: easing (avg –0.2%).</w:t>
       </w:r>
     </w:p>
     <w:p>
       <w:pPr>
         <w:numPr>
           <w:ilvl w:val="0"/>
-          <w:numId w:val="20"/>
+          <w:numId w:val="22"/>
         </w:numPr>
         <w:rPr>
           <w:b/>
@@ -348,14 +348,14 @@
           <w:b/>
           <w:bCs/>
         </w:rPr>
-        <w:t>Bonds: softer (avg –0.5%).</w:t>
+        <w:t>Bonds: soft (avg –0.4%).</w:t>
       </w:r>
     </w:p>
     <w:p>
       <w:pPr>
         <w:numPr>
           <w:ilvl w:val="0"/>
-          <w:numId w:val="20"/>
+          <w:numId w:val="22"/>
         </w:numPr>
         <w:rPr>
           <w:b/>
@@ -368,7 +368,7 @@
           <w:bCs/>
         </w:rPr>
         <w:lastRenderedPageBreak/>
-        <w:t>Energy complex: bid (avg +2.1%).</w:t>
+        <w:t>Energy complex: bid (avg +2.3%).</w:t>
       </w:r>
     </w:p>
     <w:p>
@@ -383,9 +383,18 @@
           <w:b/>
           <w:bCs/>
         </w:rPr>
-        <w:t>Bottom line: A cautious tone to start the week with fewer than 40% of names higher and leadership concentrated in Energy and Health Care while most sectors drift modestly lower. Materials and Communication Services lagged. Macro posture — gold steady, USD steady, yields slightly higher, bonds softer, and the energy complex bid — suggests stable but slower growth expectations with mild inflation pressure, favoring selective exposure, defensive lean, and commodity-linked strength until participation firms.</w:t>
+        <w:t xml:space="preserve">Bottom line: A risk-off tone remains in place with only a third of names higher and weakness across most equity sectors. Tech, Discretionary, and Materials lead the downside, while Energy stands out as the clear outperformer and Health Care holds modestly firm. </w:t>
+      </w:r>
+      <w:bookmarkStart w:id="0" w:name="_Hlk213352099"/>
+      <w:r>
+        <w:rPr>
+          <w:b/>
+          <w:bCs/>
+        </w:rPr>
+        <w:t>Macro signals — yields easing, USD flat, gold soft, and the energy complex bid — suggest the market is bracing for slower growth alongside persistent commodity strength, favoring selective positioning, commodity-linked exposure, and defense until participation broadens and risk appetite resets.</w:t>
       </w:r>
     </w:p>
+    <w:bookmarkEnd w:id="0"/>
     <w:p/>
     <w:sectPr>
       <w:pgSz w:w="15840" w:h="12240" w:orient="landscape"/>
@@ -1145,6 +1154,155 @@
     </w:lvl>
   </w:abstractNum>
   <w:abstractNum w:abstractNumId="5" w15:restartNumberingAfterBreak="0">
+    <w:nsid w:val="2F2C7693"/>
+    <w:multiLevelType w:val="multilevel"/>
+    <w:tmpl w:val="7744D9FE"/>
+    <w:lvl w:ilvl="0">
+      <w:start w:val="1"/>
+      <w:numFmt w:val="bullet"/>
+      <w:lvlText w:val=""/>
+      <w:lvlJc w:val="left"/>
+      <w:pPr>
+        <w:tabs>
+          <w:tab w:val="num" w:pos="720"/>
+        </w:tabs>
+        <w:ind w:left="720" w:hanging="360"/>
+      </w:pPr>
+      <w:rPr>
+        <w:rFonts w:ascii="Symbol" w:hAnsi="Symbol" w:hint="default"/>
+        <w:sz w:val="20"/>
+      </w:rPr>
+    </w:lvl>
+    <w:lvl w:ilvl="1" w:tentative="1">
+      <w:start w:val="1"/>
+      <w:numFmt w:val="bullet"/>
+      <w:lvlText w:val="o"/>
+      <w:lvlJc w:val="left"/>
+      <w:pPr>
+        <w:tabs>
+          <w:tab w:val="num" w:pos="1440"/>
+        </w:tabs>
+        <w:ind w:left="1440" w:hanging="360"/>
+      </w:pPr>
+      <w:rPr>
+        <w:rFonts w:ascii="Courier New" w:hAnsi="Courier New" w:hint="default"/>
+        <w:sz w:val="20"/>
+      </w:rPr>
+    </w:lvl>
+    <w:lvl w:ilvl="2" w:tentative="1">
+      <w:start w:val="1"/>
+      <w:numFmt w:val="bullet"/>
+      <w:lvlText w:val=""/>
+      <w:lvlJc w:val="left"/>
+      <w:pPr>
+        <w:tabs>
+          <w:tab w:val="num" w:pos="2160"/>
+        </w:tabs>
+        <w:ind w:left="2160" w:hanging="360"/>
+      </w:pPr>
+      <w:rPr>
+        <w:rFonts w:ascii="Wingdings" w:hAnsi="Wingdings" w:hint="default"/>
+        <w:sz w:val="20"/>
+      </w:rPr>
+    </w:lvl>
+    <w:lvl w:ilvl="3" w:tentative="1">
+      <w:start w:val="1"/>
+      <w:numFmt w:val="bullet"/>
+      <w:lvlText w:val=""/>
+      <w:lvlJc w:val="left"/>
+      <w:pPr>
+        <w:tabs>
+          <w:tab w:val="num" w:pos="2880"/>
+        </w:tabs>
+        <w:ind w:left="2880" w:hanging="360"/>
+      </w:pPr>
+      <w:rPr>
+        <w:rFonts w:ascii="Wingdings" w:hAnsi="Wingdings" w:hint="default"/>
+        <w:sz w:val="20"/>
+      </w:rPr>
+    </w:lvl>
+    <w:lvl w:ilvl="4" w:tentative="1">
+      <w:start w:val="1"/>
+      <w:numFmt w:val="bullet"/>
+      <w:lvlText w:val=""/>
+      <w:lvlJc w:val="left"/>
+      <w:pPr>
+        <w:tabs>
+          <w:tab w:val="num" w:pos="3600"/>
+        </w:tabs>
+        <w:ind w:left="3600" w:hanging="360"/>
+      </w:pPr>
+      <w:rPr>
+        <w:rFonts w:ascii="Wingdings" w:hAnsi="Wingdings" w:hint="default"/>
+        <w:sz w:val="20"/>
+      </w:rPr>
+    </w:lvl>
+    <w:lvl w:ilvl="5" w:tentative="1">
+      <w:start w:val="1"/>
+      <w:numFmt w:val="bullet"/>
+      <w:lvlText w:val=""/>
+      <w:lvlJc w:val="left"/>
+      <w:pPr>
+        <w:tabs>
+          <w:tab w:val="num" w:pos="4320"/>
+        </w:tabs>
+        <w:ind w:left="4320" w:hanging="360"/>
+      </w:pPr>
+      <w:rPr>
+        <w:rFonts w:ascii="Wingdings" w:hAnsi="Wingdings" w:hint="default"/>
+        <w:sz w:val="20"/>
+      </w:rPr>
+    </w:lvl>
+    <w:lvl w:ilvl="6" w:tentative="1">
+      <w:start w:val="1"/>
+      <w:numFmt w:val="bullet"/>
+      <w:lvlText w:val=""/>
+      <w:lvlJc w:val="left"/>
+      <w:pPr>
+        <w:tabs>
+          <w:tab w:val="num" w:pos="5040"/>
+        </w:tabs>
+        <w:ind w:left="5040" w:hanging="360"/>
+      </w:pPr>
+      <w:rPr>
+        <w:rFonts w:ascii="Wingdings" w:hAnsi="Wingdings" w:hint="default"/>
+        <w:sz w:val="20"/>
+      </w:rPr>
+    </w:lvl>
+    <w:lvl w:ilvl="7" w:tentative="1">
+      <w:start w:val="1"/>
+      <w:numFmt w:val="bullet"/>
+      <w:lvlText w:val=""/>
+      <w:lvlJc w:val="left"/>
+      <w:pPr>
+        <w:tabs>
+          <w:tab w:val="num" w:pos="5760"/>
+        </w:tabs>
+        <w:ind w:left="5760" w:hanging="360"/>
+      </w:pPr>
+      <w:rPr>
+        <w:rFonts w:ascii="Wingdings" w:hAnsi="Wingdings" w:hint="default"/>
+        <w:sz w:val="20"/>
+      </w:rPr>
+    </w:lvl>
+    <w:lvl w:ilvl="8" w:tentative="1">
+      <w:start w:val="1"/>
+      <w:numFmt w:val="bullet"/>
+      <w:lvlText w:val=""/>
+      <w:lvlJc w:val="left"/>
+      <w:pPr>
+        <w:tabs>
+          <w:tab w:val="num" w:pos="6480"/>
+        </w:tabs>
+        <w:ind w:left="6480" w:hanging="360"/>
+      </w:pPr>
+      <w:rPr>
+        <w:rFonts w:ascii="Wingdings" w:hAnsi="Wingdings" w:hint="default"/>
+        <w:sz w:val="20"/>
+      </w:rPr>
+    </w:lvl>
+  </w:abstractNum>
+  <w:abstractNum w:abstractNumId="6" w15:restartNumberingAfterBreak="0">
     <w:nsid w:val="2F896128"/>
     <w:multiLevelType w:val="multilevel"/>
     <w:tmpl w:val="246A653C"/>
@@ -1293,7 +1451,7 @@
       </w:rPr>
     </w:lvl>
   </w:abstractNum>
-  <w:abstractNum w:abstractNumId="6" w15:restartNumberingAfterBreak="0">
+  <w:abstractNum w:abstractNumId="7" w15:restartNumberingAfterBreak="0">
     <w:nsid w:val="37864B64"/>
     <w:multiLevelType w:val="multilevel"/>
     <w:tmpl w:val="FEB8764C"/>
@@ -1442,7 +1600,7 @@
       </w:rPr>
     </w:lvl>
   </w:abstractNum>
-  <w:abstractNum w:abstractNumId="7" w15:restartNumberingAfterBreak="0">
+  <w:abstractNum w:abstractNumId="8" w15:restartNumberingAfterBreak="0">
     <w:nsid w:val="39D01A99"/>
     <w:multiLevelType w:val="multilevel"/>
     <w:tmpl w:val="3E2C8440"/>
@@ -1591,7 +1749,7 @@
       </w:rPr>
     </w:lvl>
   </w:abstractNum>
-  <w:abstractNum w:abstractNumId="8" w15:restartNumberingAfterBreak="0">
+  <w:abstractNum w:abstractNumId="9" w15:restartNumberingAfterBreak="0">
     <w:nsid w:val="3EB61EF5"/>
     <w:multiLevelType w:val="multilevel"/>
     <w:tmpl w:val="A7E0B13E"/>
@@ -1740,7 +1898,156 @@
       </w:rPr>
     </w:lvl>
   </w:abstractNum>
-  <w:abstractNum w:abstractNumId="9" w15:restartNumberingAfterBreak="0">
+  <w:abstractNum w:abstractNumId="10" w15:restartNumberingAfterBreak="0">
+    <w:nsid w:val="43920D40"/>
+    <w:multiLevelType w:val="multilevel"/>
+    <w:tmpl w:val="1E54D1B0"/>
+    <w:lvl w:ilvl="0">
+      <w:start w:val="1"/>
+      <w:numFmt w:val="bullet"/>
+      <w:lvlText w:val=""/>
+      <w:lvlJc w:val="left"/>
+      <w:pPr>
+        <w:tabs>
+          <w:tab w:val="num" w:pos="720"/>
+        </w:tabs>
+        <w:ind w:left="720" w:hanging="360"/>
+      </w:pPr>
+      <w:rPr>
+        <w:rFonts w:ascii="Symbol" w:hAnsi="Symbol" w:hint="default"/>
+        <w:sz w:val="20"/>
+      </w:rPr>
+    </w:lvl>
+    <w:lvl w:ilvl="1" w:tentative="1">
+      <w:start w:val="1"/>
+      <w:numFmt w:val="bullet"/>
+      <w:lvlText w:val="o"/>
+      <w:lvlJc w:val="left"/>
+      <w:pPr>
+        <w:tabs>
+          <w:tab w:val="num" w:pos="1440"/>
+        </w:tabs>
+        <w:ind w:left="1440" w:hanging="360"/>
+      </w:pPr>
+      <w:rPr>
+        <w:rFonts w:ascii="Courier New" w:hAnsi="Courier New" w:hint="default"/>
+        <w:sz w:val="20"/>
+      </w:rPr>
+    </w:lvl>
+    <w:lvl w:ilvl="2" w:tentative="1">
+      <w:start w:val="1"/>
+      <w:numFmt w:val="bullet"/>
+      <w:lvlText w:val=""/>
+      <w:lvlJc w:val="left"/>
+      <w:pPr>
+        <w:tabs>
+          <w:tab w:val="num" w:pos="2160"/>
+        </w:tabs>
+        <w:ind w:left="2160" w:hanging="360"/>
+      </w:pPr>
+      <w:rPr>
+        <w:rFonts w:ascii="Wingdings" w:hAnsi="Wingdings" w:hint="default"/>
+        <w:sz w:val="20"/>
+      </w:rPr>
+    </w:lvl>
+    <w:lvl w:ilvl="3" w:tentative="1">
+      <w:start w:val="1"/>
+      <w:numFmt w:val="bullet"/>
+      <w:lvlText w:val=""/>
+      <w:lvlJc w:val="left"/>
+      <w:pPr>
+        <w:tabs>
+          <w:tab w:val="num" w:pos="2880"/>
+        </w:tabs>
+        <w:ind w:left="2880" w:hanging="360"/>
+      </w:pPr>
+      <w:rPr>
+        <w:rFonts w:ascii="Wingdings" w:hAnsi="Wingdings" w:hint="default"/>
+        <w:sz w:val="20"/>
+      </w:rPr>
+    </w:lvl>
+    <w:lvl w:ilvl="4" w:tentative="1">
+      <w:start w:val="1"/>
+      <w:numFmt w:val="bullet"/>
+      <w:lvlText w:val=""/>
+      <w:lvlJc w:val="left"/>
+      <w:pPr>
+        <w:tabs>
+          <w:tab w:val="num" w:pos="3600"/>
+        </w:tabs>
+        <w:ind w:left="3600" w:hanging="360"/>
+      </w:pPr>
+      <w:rPr>
+        <w:rFonts w:ascii="Wingdings" w:hAnsi="Wingdings" w:hint="default"/>
+        <w:sz w:val="20"/>
+      </w:rPr>
+    </w:lvl>
+    <w:lvl w:ilvl="5" w:tentative="1">
+      <w:start w:val="1"/>
+      <w:numFmt w:val="bullet"/>
+      <w:lvlText w:val=""/>
+      <w:lvlJc w:val="left"/>
+      <w:pPr>
+        <w:tabs>
+          <w:tab w:val="num" w:pos="4320"/>
+        </w:tabs>
+        <w:ind w:left="4320" w:hanging="360"/>
+      </w:pPr>
+      <w:rPr>
+        <w:rFonts w:ascii="Wingdings" w:hAnsi="Wingdings" w:hint="default"/>
+        <w:sz w:val="20"/>
+      </w:rPr>
+    </w:lvl>
+    <w:lvl w:ilvl="6" w:tentative="1">
+      <w:start w:val="1"/>
+      <w:numFmt w:val="bullet"/>
+      <w:lvlText w:val=""/>
+      <w:lvlJc w:val="left"/>
+      <w:pPr>
+        <w:tabs>
+          <w:tab w:val="num" w:pos="5040"/>
+        </w:tabs>
+        <w:ind w:left="5040" w:hanging="360"/>
+      </w:pPr>
+      <w:rPr>
+        <w:rFonts w:ascii="Wingdings" w:hAnsi="Wingdings" w:hint="default"/>
+        <w:sz w:val="20"/>
+      </w:rPr>
+    </w:lvl>
+    <w:lvl w:ilvl="7" w:tentative="1">
+      <w:start w:val="1"/>
+      <w:numFmt w:val="bullet"/>
+      <w:lvlText w:val=""/>
+      <w:lvlJc w:val="left"/>
+      <w:pPr>
+        <w:tabs>
+          <w:tab w:val="num" w:pos="5760"/>
+        </w:tabs>
+        <w:ind w:left="5760" w:hanging="360"/>
+      </w:pPr>
+      <w:rPr>
+        <w:rFonts w:ascii="Wingdings" w:hAnsi="Wingdings" w:hint="default"/>
+        <w:sz w:val="20"/>
+      </w:rPr>
+    </w:lvl>
+    <w:lvl w:ilvl="8" w:tentative="1">
+      <w:start w:val="1"/>
+      <w:numFmt w:val="bullet"/>
+      <w:lvlText w:val=""/>
+      <w:lvlJc w:val="left"/>
+      <w:pPr>
+        <w:tabs>
+          <w:tab w:val="num" w:pos="6480"/>
+        </w:tabs>
+        <w:ind w:left="6480" w:hanging="360"/>
+      </w:pPr>
+      <w:rPr>
+        <w:rFonts w:ascii="Wingdings" w:hAnsi="Wingdings" w:hint="default"/>
+        <w:sz w:val="20"/>
+      </w:rPr>
+    </w:lvl>
+  </w:abstractNum>
+  <w:abstractNum w:abstractNumId="11" w15:restartNumberingAfterBreak="0">
     <w:nsid w:val="49BE4A0C"/>
     <w:multiLevelType w:val="multilevel"/>
     <w:tmpl w:val="E4448F5E"/>
@@ -1889,7 +2196,7 @@
       </w:rPr>
     </w:lvl>
   </w:abstractNum>
-  <w:abstractNum w:abstractNumId="10" w15:restartNumberingAfterBreak="0">
+  <w:abstractNum w:abstractNumId="12" w15:restartNumberingAfterBreak="0">
     <w:nsid w:val="4B815761"/>
     <w:multiLevelType w:val="multilevel"/>
     <w:tmpl w:val="EDA8D4A0"/>
@@ -2038,7 +2345,7 @@
       </w:rPr>
     </w:lvl>
   </w:abstractNum>
-  <w:abstractNum w:abstractNumId="11" w15:restartNumberingAfterBreak="0">
+  <w:abstractNum w:abstractNumId="13" w15:restartNumberingAfterBreak="0">
     <w:nsid w:val="4E08463F"/>
     <w:multiLevelType w:val="multilevel"/>
     <w:tmpl w:val="5E16E65A"/>
@@ -2187,7 +2494,7 @@
       </w:rPr>
     </w:lvl>
   </w:abstractNum>
-  <w:abstractNum w:abstractNumId="12" w15:restartNumberingAfterBreak="0">
+  <w:abstractNum w:abstractNumId="14" w15:restartNumberingAfterBreak="0">
     <w:nsid w:val="50AB6F2D"/>
     <w:multiLevelType w:val="multilevel"/>
     <w:tmpl w:val="B9105336"/>
@@ -2336,7 +2643,7 @@
       </w:rPr>
     </w:lvl>
   </w:abstractNum>
-  <w:abstractNum w:abstractNumId="13" w15:restartNumberingAfterBreak="0">
+  <w:abstractNum w:abstractNumId="15" w15:restartNumberingAfterBreak="0">
     <w:nsid w:val="5A2F142F"/>
     <w:multiLevelType w:val="multilevel"/>
     <w:tmpl w:val="E72E5CCE"/>
@@ -2485,7 +2792,7 @@
       </w:rPr>
     </w:lvl>
   </w:abstractNum>
-  <w:abstractNum w:abstractNumId="14" w15:restartNumberingAfterBreak="0">
+  <w:abstractNum w:abstractNumId="16" w15:restartNumberingAfterBreak="0">
     <w:nsid w:val="5C545A79"/>
     <w:multiLevelType w:val="multilevel"/>
     <w:tmpl w:val="604833C2"/>
@@ -2634,7 +2941,7 @@
       </w:rPr>
     </w:lvl>
   </w:abstractNum>
-  <w:abstractNum w:abstractNumId="15" w15:restartNumberingAfterBreak="0">
+  <w:abstractNum w:abstractNumId="17" w15:restartNumberingAfterBreak="0">
     <w:nsid w:val="604F737A"/>
     <w:multiLevelType w:val="multilevel"/>
     <w:tmpl w:val="C7B86CC4"/>
@@ -2783,7 +3090,7 @@
       </w:rPr>
     </w:lvl>
   </w:abstractNum>
-  <w:abstractNum w:abstractNumId="16" w15:restartNumberingAfterBreak="0">
+  <w:abstractNum w:abstractNumId="18" w15:restartNumberingAfterBreak="0">
     <w:nsid w:val="654315C6"/>
     <w:multiLevelType w:val="multilevel"/>
     <w:tmpl w:val="021C6DD0"/>
@@ -2932,7 +3239,7 @@
       </w:rPr>
     </w:lvl>
   </w:abstractNum>
-  <w:abstractNum w:abstractNumId="17" w15:restartNumberingAfterBreak="0">
+  <w:abstractNum w:abstractNumId="19" w15:restartNumberingAfterBreak="0">
     <w:nsid w:val="72AC746A"/>
     <w:multiLevelType w:val="multilevel"/>
     <w:tmpl w:val="9ECEABA4"/>
@@ -3081,7 +3388,7 @@
       </w:rPr>
     </w:lvl>
   </w:abstractNum>
-  <w:abstractNum w:abstractNumId="18" w15:restartNumberingAfterBreak="0">
+  <w:abstractNum w:abstractNumId="20" w15:restartNumberingAfterBreak="0">
     <w:nsid w:val="79EF25D7"/>
     <w:multiLevelType w:val="multilevel"/>
     <w:tmpl w:val="BB5C4FC2"/>
@@ -3230,7 +3537,7 @@
       </w:rPr>
     </w:lvl>
   </w:abstractNum>
-  <w:abstractNum w:abstractNumId="19" w15:restartNumberingAfterBreak="0">
+  <w:abstractNum w:abstractNumId="21" w15:restartNumberingAfterBreak="0">
     <w:nsid w:val="7C354D58"/>
     <w:multiLevelType w:val="multilevel"/>
     <w:tmpl w:val="F66E7E8A"/>
@@ -3380,52 +3687,52 @@
     </w:lvl>
   </w:abstractNum>
   <w:num w:numId="1" w16cid:durableId="1191525783">
-    <w:abstractNumId w:val="10"/>
+    <w:abstractNumId w:val="12"/>
   </w:num>
   <w:num w:numId="2" w16cid:durableId="196086285">
     <w:abstractNumId w:val="0"/>
   </w:num>
   <w:num w:numId="3" w16cid:durableId="1469737095">
+    <w:abstractNumId w:val="11"/>
+  </w:num>
+  <w:num w:numId="4" w16cid:durableId="21443922">
+    <w:abstractNumId w:val="17"/>
+  </w:num>
+  <w:num w:numId="5" w16cid:durableId="518083538">
+    <w:abstractNumId w:val="18"/>
+  </w:num>
+  <w:num w:numId="6" w16cid:durableId="278339222">
+    <w:abstractNumId w:val="19"/>
+  </w:num>
+  <w:num w:numId="7" w16cid:durableId="411660800">
     <w:abstractNumId w:val="9"/>
   </w:num>
-  <w:num w:numId="4" w16cid:durableId="21443922">
-    <w:abstractNumId w:val="15"/>
-  </w:num>
-  <w:num w:numId="5" w16cid:durableId="518083538">
-    <w:abstractNumId w:val="16"/>
-  </w:num>
-  <w:num w:numId="6" w16cid:durableId="278339222">
-    <w:abstractNumId w:val="17"/>
-  </w:num>
-  <w:num w:numId="7" w16cid:durableId="411660800">
+  <w:num w:numId="8" w16cid:durableId="385759481">
     <w:abstractNumId w:val="8"/>
   </w:num>
-  <w:num w:numId="8" w16cid:durableId="385759481">
-    <w:abstractNumId w:val="7"/>
-  </w:num>
   <w:num w:numId="9" w16cid:durableId="655230158">
-    <w:abstractNumId w:val="5"/>
+    <w:abstractNumId w:val="6"/>
   </w:num>
   <w:num w:numId="10" w16cid:durableId="298919774">
-    <w:abstractNumId w:val="18"/>
+    <w:abstractNumId w:val="20"/>
   </w:num>
   <w:num w:numId="11" w16cid:durableId="1608807345">
-    <w:abstractNumId w:val="13"/>
+    <w:abstractNumId w:val="15"/>
   </w:num>
   <w:num w:numId="12" w16cid:durableId="1349866132">
     <w:abstractNumId w:val="4"/>
   </w:num>
   <w:num w:numId="13" w16cid:durableId="1199471731">
-    <w:abstractNumId w:val="12"/>
+    <w:abstractNumId w:val="14"/>
   </w:num>
   <w:num w:numId="14" w16cid:durableId="1231380869">
     <w:abstractNumId w:val="1"/>
   </w:num>
   <w:num w:numId="15" w16cid:durableId="69086129">
-    <w:abstractNumId w:val="14"/>
+    <w:abstractNumId w:val="16"/>
   </w:num>
   <w:num w:numId="16" w16cid:durableId="1705711832">
-    <w:abstractNumId w:val="11"/>
+    <w:abstractNumId w:val="13"/>
   </w:num>
   <w:num w:numId="17" w16cid:durableId="972365799">
     <w:abstractNumId w:val="2"/>
@@ -3434,10 +3741,16 @@
     <w:abstractNumId w:val="3"/>
   </w:num>
   <w:num w:numId="19" w16cid:durableId="1951666284">
-    <w:abstractNumId w:val="19"/>
+    <w:abstractNumId w:val="21"/>
   </w:num>
   <w:num w:numId="20" w16cid:durableId="1403865772">
-    <w:abstractNumId w:val="6"/>
+    <w:abstractNumId w:val="7"/>
+  </w:num>
+  <w:num w:numId="21" w16cid:durableId="966738342">
+    <w:abstractNumId w:val="5"/>
+  </w:num>
+  <w:num w:numId="22" w16cid:durableId="1695034932">
+    <w:abstractNumId w:val="10"/>
   </w:num>
   <w:numIdMacAtCleanup w:val="2"/>
 </w:numbering>

--- a/data/Market_Read_weekly.docx
+++ b/data/Market_Read_weekly.docx
@@ -14,7 +14,7 @@
           <w:b/>
           <w:bCs/>
         </w:rPr>
-        <w:t>Weekly Market Read: November 06, 2025</w:t>
+        <w:t>Weekly Market Read: November 07, 2025</w:t>
       </w:r>
     </w:p>
     <w:p>
@@ -36,7 +36,7 @@
       <w:pPr>
         <w:numPr>
           <w:ilvl w:val="0"/>
-          <w:numId w:val="21"/>
+          <w:numId w:val="23"/>
         </w:numPr>
         <w:rPr>
           <w:b/>
@@ -48,14 +48,14 @@
           <w:b/>
           <w:bCs/>
         </w:rPr>
-        <w:t>Breadth: 33.0% of names are positive.</w:t>
+        <w:t>Breadth: 47.7% of names are positive.</w:t>
       </w:r>
     </w:p>
     <w:p>
       <w:pPr>
         <w:numPr>
           <w:ilvl w:val="0"/>
-          <w:numId w:val="21"/>
+          <w:numId w:val="23"/>
         </w:numPr>
         <w:rPr>
           <w:b/>
@@ -74,7 +74,7 @@
       <w:pPr>
         <w:numPr>
           <w:ilvl w:val="0"/>
-          <w:numId w:val="21"/>
+          <w:numId w:val="23"/>
         </w:numPr>
         <w:rPr>
           <w:b/>
@@ -86,14 +86,14 @@
           <w:b/>
           <w:bCs/>
         </w:rPr>
-        <w:t>Industrials: lagging (avg –1.5%).</w:t>
+        <w:t>Industrials: soft (avg –0.8%).</w:t>
       </w:r>
     </w:p>
     <w:p>
       <w:pPr>
         <w:numPr>
           <w:ilvl w:val="0"/>
-          <w:numId w:val="21"/>
+          <w:numId w:val="23"/>
         </w:numPr>
         <w:rPr>
           <w:b/>
@@ -105,14 +105,14 @@
           <w:b/>
           <w:bCs/>
         </w:rPr>
-        <w:t>Consumer Staples: soft (avg –1.2%).</w:t>
+        <w:t>Consumer Staples: firm (avg +0.5%).</w:t>
       </w:r>
     </w:p>
     <w:p>
       <w:pPr>
         <w:numPr>
           <w:ilvl w:val="0"/>
-          <w:numId w:val="21"/>
+          <w:numId w:val="23"/>
         </w:numPr>
         <w:rPr>
           <w:b/>
@@ -124,14 +124,14 @@
           <w:b/>
           <w:bCs/>
         </w:rPr>
-        <w:t>Consumer Discretionary: lagging (avg –2.8%).</w:t>
+        <w:t>Consumer Discretionary: soft (avg –1.0%).</w:t>
       </w:r>
     </w:p>
     <w:p>
       <w:pPr>
         <w:numPr>
           <w:ilvl w:val="0"/>
-          <w:numId w:val="21"/>
+          <w:numId w:val="23"/>
         </w:numPr>
         <w:rPr>
           <w:b/>
@@ -143,14 +143,14 @@
           <w:b/>
           <w:bCs/>
         </w:rPr>
-        <w:t>Financials: flat (avg –0.0%).</w:t>
+        <w:t>Financials: firm (avg +1.0%).</w:t>
       </w:r>
     </w:p>
     <w:p>
       <w:pPr>
         <w:numPr>
           <w:ilvl w:val="0"/>
-          <w:numId w:val="21"/>
+          <w:numId w:val="23"/>
         </w:numPr>
         <w:rPr>
           <w:b/>
@@ -162,14 +162,14 @@
           <w:b/>
           <w:bCs/>
         </w:rPr>
-        <w:t>Utilities: flat (avg –0.2%).</w:t>
+        <w:t>Utilities: firm (avg +1.0%).</w:t>
       </w:r>
     </w:p>
     <w:p>
       <w:pPr>
         <w:numPr>
           <w:ilvl w:val="0"/>
-          <w:numId w:val="21"/>
+          <w:numId w:val="23"/>
         </w:numPr>
         <w:rPr>
           <w:b/>
@@ -181,14 +181,14 @@
           <w:b/>
           <w:bCs/>
         </w:rPr>
-        <w:t>Real Estate: soft (avg –0.6%).</w:t>
+        <w:t>Real Estate: firm (avg +1.0%).</w:t>
       </w:r>
     </w:p>
     <w:p>
       <w:pPr>
         <w:numPr>
           <w:ilvl w:val="0"/>
-          <w:numId w:val="21"/>
+          <w:numId w:val="23"/>
         </w:numPr>
         <w:rPr>
           <w:b/>
@@ -200,14 +200,14 @@
           <w:b/>
           <w:bCs/>
         </w:rPr>
-        <w:t>Materials: lagging (avg –3.8%).</w:t>
+        <w:t>Materials: lagging (avg –2.5%).</w:t>
       </w:r>
     </w:p>
     <w:p>
       <w:pPr>
         <w:numPr>
           <w:ilvl w:val="0"/>
-          <w:numId w:val="21"/>
+          <w:numId w:val="23"/>
         </w:numPr>
         <w:rPr>
           <w:b/>
@@ -219,14 +219,14 @@
           <w:b/>
           <w:bCs/>
         </w:rPr>
-        <w:t>Energy: leading (avg +1.8%).</w:t>
+        <w:t>Energy: leading (avg +3.0%).</w:t>
       </w:r>
     </w:p>
     <w:p>
       <w:pPr>
         <w:numPr>
           <w:ilvl w:val="0"/>
-          <w:numId w:val="21"/>
+          <w:numId w:val="23"/>
         </w:numPr>
         <w:rPr>
           <w:b/>
@@ -238,14 +238,14 @@
           <w:b/>
           <w:bCs/>
         </w:rPr>
-        <w:t>Health Care: firm (avg +0.2%).</w:t>
+        <w:t>Health Care: firm (avg +0.7%).</w:t>
       </w:r>
     </w:p>
     <w:p>
       <w:pPr>
         <w:numPr>
           <w:ilvl w:val="0"/>
-          <w:numId w:val="21"/>
+          <w:numId w:val="23"/>
         </w:numPr>
         <w:rPr>
           <w:b/>
@@ -257,7 +257,7 @@
           <w:b/>
           <w:bCs/>
         </w:rPr>
-        <w:t>Communication Services: lagging (avg –2.6%).</w:t>
+        <w:t>Communication Services: lagging (avg –2.3%).</w:t>
       </w:r>
     </w:p>
     <w:p>
@@ -279,7 +279,7 @@
       <w:pPr>
         <w:numPr>
           <w:ilvl w:val="0"/>
-          <w:numId w:val="22"/>
+          <w:numId w:val="24"/>
         </w:numPr>
         <w:rPr>
           <w:b/>
@@ -291,14 +291,14 @@
           <w:b/>
           <w:bCs/>
         </w:rPr>
-        <w:t>Gold: soft (avg –0.6%).</w:t>
+        <w:t>Gold: flat (avg +0.0%).</w:t>
       </w:r>
     </w:p>
     <w:p>
       <w:pPr>
         <w:numPr>
           <w:ilvl w:val="0"/>
-          <w:numId w:val="22"/>
+          <w:numId w:val="24"/>
         </w:numPr>
         <w:rPr>
           <w:b/>
@@ -310,14 +310,14 @@
           <w:b/>
           <w:bCs/>
         </w:rPr>
-        <w:t>USD: flat (avg –0.1%).</w:t>
+        <w:t>USD: soft (avg –0.2%).</w:t>
       </w:r>
     </w:p>
     <w:p>
       <w:pPr>
         <w:numPr>
           <w:ilvl w:val="0"/>
-          <w:numId w:val="22"/>
+          <w:numId w:val="24"/>
         </w:numPr>
         <w:rPr>
           <w:b/>
@@ -336,7 +336,7 @@
       <w:pPr>
         <w:numPr>
           <w:ilvl w:val="0"/>
-          <w:numId w:val="22"/>
+          <w:numId w:val="24"/>
         </w:numPr>
         <w:rPr>
           <w:b/>
@@ -355,7 +355,7 @@
       <w:pPr>
         <w:numPr>
           <w:ilvl w:val="0"/>
-          <w:numId w:val="22"/>
+          <w:numId w:val="24"/>
         </w:numPr>
         <w:rPr>
           <w:b/>
@@ -368,7 +368,7 @@
           <w:bCs/>
         </w:rPr>
         <w:lastRenderedPageBreak/>
-        <w:t>Energy complex: bid (avg +2.3%).</w:t>
+        <w:t>Energy complex: bid (avg +1.7%).</w:t>
       </w:r>
     </w:p>
     <w:p>
@@ -383,15 +383,15 @@
           <w:b/>
           <w:bCs/>
         </w:rPr>
-        <w:t xml:space="preserve">Bottom line: A risk-off tone remains in place with only a third of names higher and weakness across most equity sectors. Tech, Discretionary, and Materials lead the downside, while Energy stands out as the clear outperformer and Health Care holds modestly firm. </w:t>
+        <w:t xml:space="preserve">Bottom line: A mixed but stabilizing week with participation just under half. Leadership from Energy, Financials, Real Estate, and Utilities helped offset continued softness in Tech, Materials, and Communication Services. </w:t>
       </w:r>
-      <w:bookmarkStart w:id="0" w:name="_Hlk213352099"/>
+      <w:bookmarkStart w:id="0" w:name="_Hlk213438797"/>
       <w:r>
         <w:rPr>
           <w:b/>
           <w:bCs/>
         </w:rPr>
-        <w:t>Macro signals — yields easing, USD flat, gold soft, and the energy complex bid — suggest the market is bracing for slower growth alongside persistent commodity strength, favoring selective positioning, commodity-linked exposure, and defense until participation broadens and risk appetite resets.</w:t>
+        <w:t>Macro posture — yields easing, USD soft, gold flat, and energy bid — signals moderating inflation with steady growth under the surface, favoring cyclical and yield-sensitive exposures while high-multiple growth remains under pressure.</w:t>
       </w:r>
     </w:p>
     <w:bookmarkEnd w:id="0"/>
@@ -1601,6 +1601,155 @@
     </w:lvl>
   </w:abstractNum>
   <w:abstractNum w:abstractNumId="8" w15:restartNumberingAfterBreak="0">
+    <w:nsid w:val="37AB51C3"/>
+    <w:multiLevelType w:val="multilevel"/>
+    <w:tmpl w:val="B4C8E9DE"/>
+    <w:lvl w:ilvl="0">
+      <w:start w:val="1"/>
+      <w:numFmt w:val="bullet"/>
+      <w:lvlText w:val=""/>
+      <w:lvlJc w:val="left"/>
+      <w:pPr>
+        <w:tabs>
+          <w:tab w:val="num" w:pos="720"/>
+        </w:tabs>
+        <w:ind w:left="720" w:hanging="360"/>
+      </w:pPr>
+      <w:rPr>
+        <w:rFonts w:ascii="Symbol" w:hAnsi="Symbol" w:hint="default"/>
+        <w:sz w:val="20"/>
+      </w:rPr>
+    </w:lvl>
+    <w:lvl w:ilvl="1" w:tentative="1">
+      <w:start w:val="1"/>
+      <w:numFmt w:val="bullet"/>
+      <w:lvlText w:val="o"/>
+      <w:lvlJc w:val="left"/>
+      <w:pPr>
+        <w:tabs>
+          <w:tab w:val="num" w:pos="1440"/>
+        </w:tabs>
+        <w:ind w:left="1440" w:hanging="360"/>
+      </w:pPr>
+      <w:rPr>
+        <w:rFonts w:ascii="Courier New" w:hAnsi="Courier New" w:hint="default"/>
+        <w:sz w:val="20"/>
+      </w:rPr>
+    </w:lvl>
+    <w:lvl w:ilvl="2" w:tentative="1">
+      <w:start w:val="1"/>
+      <w:numFmt w:val="bullet"/>
+      <w:lvlText w:val=""/>
+      <w:lvlJc w:val="left"/>
+      <w:pPr>
+        <w:tabs>
+          <w:tab w:val="num" w:pos="2160"/>
+        </w:tabs>
+        <w:ind w:left="2160" w:hanging="360"/>
+      </w:pPr>
+      <w:rPr>
+        <w:rFonts w:ascii="Wingdings" w:hAnsi="Wingdings" w:hint="default"/>
+        <w:sz w:val="20"/>
+      </w:rPr>
+    </w:lvl>
+    <w:lvl w:ilvl="3" w:tentative="1">
+      <w:start w:val="1"/>
+      <w:numFmt w:val="bullet"/>
+      <w:lvlText w:val=""/>
+      <w:lvlJc w:val="left"/>
+      <w:pPr>
+        <w:tabs>
+          <w:tab w:val="num" w:pos="2880"/>
+        </w:tabs>
+        <w:ind w:left="2880" w:hanging="360"/>
+      </w:pPr>
+      <w:rPr>
+        <w:rFonts w:ascii="Wingdings" w:hAnsi="Wingdings" w:hint="default"/>
+        <w:sz w:val="20"/>
+      </w:rPr>
+    </w:lvl>
+    <w:lvl w:ilvl="4" w:tentative="1">
+      <w:start w:val="1"/>
+      <w:numFmt w:val="bullet"/>
+      <w:lvlText w:val=""/>
+      <w:lvlJc w:val="left"/>
+      <w:pPr>
+        <w:tabs>
+          <w:tab w:val="num" w:pos="3600"/>
+        </w:tabs>
+        <w:ind w:left="3600" w:hanging="360"/>
+      </w:pPr>
+      <w:rPr>
+        <w:rFonts w:ascii="Wingdings" w:hAnsi="Wingdings" w:hint="default"/>
+        <w:sz w:val="20"/>
+      </w:rPr>
+    </w:lvl>
+    <w:lvl w:ilvl="5" w:tentative="1">
+      <w:start w:val="1"/>
+      <w:numFmt w:val="bullet"/>
+      <w:lvlText w:val=""/>
+      <w:lvlJc w:val="left"/>
+      <w:pPr>
+        <w:tabs>
+          <w:tab w:val="num" w:pos="4320"/>
+        </w:tabs>
+        <w:ind w:left="4320" w:hanging="360"/>
+      </w:pPr>
+      <w:rPr>
+        <w:rFonts w:ascii="Wingdings" w:hAnsi="Wingdings" w:hint="default"/>
+        <w:sz w:val="20"/>
+      </w:rPr>
+    </w:lvl>
+    <w:lvl w:ilvl="6" w:tentative="1">
+      <w:start w:val="1"/>
+      <w:numFmt w:val="bullet"/>
+      <w:lvlText w:val=""/>
+      <w:lvlJc w:val="left"/>
+      <w:pPr>
+        <w:tabs>
+          <w:tab w:val="num" w:pos="5040"/>
+        </w:tabs>
+        <w:ind w:left="5040" w:hanging="360"/>
+      </w:pPr>
+      <w:rPr>
+        <w:rFonts w:ascii="Wingdings" w:hAnsi="Wingdings" w:hint="default"/>
+        <w:sz w:val="20"/>
+      </w:rPr>
+    </w:lvl>
+    <w:lvl w:ilvl="7" w:tentative="1">
+      <w:start w:val="1"/>
+      <w:numFmt w:val="bullet"/>
+      <w:lvlText w:val=""/>
+      <w:lvlJc w:val="left"/>
+      <w:pPr>
+        <w:tabs>
+          <w:tab w:val="num" w:pos="5760"/>
+        </w:tabs>
+        <w:ind w:left="5760" w:hanging="360"/>
+      </w:pPr>
+      <w:rPr>
+        <w:rFonts w:ascii="Wingdings" w:hAnsi="Wingdings" w:hint="default"/>
+        <w:sz w:val="20"/>
+      </w:rPr>
+    </w:lvl>
+    <w:lvl w:ilvl="8" w:tentative="1">
+      <w:start w:val="1"/>
+      <w:numFmt w:val="bullet"/>
+      <w:lvlText w:val=""/>
+      <w:lvlJc w:val="left"/>
+      <w:pPr>
+        <w:tabs>
+          <w:tab w:val="num" w:pos="6480"/>
+        </w:tabs>
+        <w:ind w:left="6480" w:hanging="360"/>
+      </w:pPr>
+      <w:rPr>
+        <w:rFonts w:ascii="Wingdings" w:hAnsi="Wingdings" w:hint="default"/>
+        <w:sz w:val="20"/>
+      </w:rPr>
+    </w:lvl>
+  </w:abstractNum>
+  <w:abstractNum w:abstractNumId="9" w15:restartNumberingAfterBreak="0">
     <w:nsid w:val="39D01A99"/>
     <w:multiLevelType w:val="multilevel"/>
     <w:tmpl w:val="3E2C8440"/>
@@ -1749,7 +1898,7 @@
       </w:rPr>
     </w:lvl>
   </w:abstractNum>
-  <w:abstractNum w:abstractNumId="9" w15:restartNumberingAfterBreak="0">
+  <w:abstractNum w:abstractNumId="10" w15:restartNumberingAfterBreak="0">
     <w:nsid w:val="3EB61EF5"/>
     <w:multiLevelType w:val="multilevel"/>
     <w:tmpl w:val="A7E0B13E"/>
@@ -1898,7 +2047,7 @@
       </w:rPr>
     </w:lvl>
   </w:abstractNum>
-  <w:abstractNum w:abstractNumId="10" w15:restartNumberingAfterBreak="0">
+  <w:abstractNum w:abstractNumId="11" w15:restartNumberingAfterBreak="0">
     <w:nsid w:val="43920D40"/>
     <w:multiLevelType w:val="multilevel"/>
     <w:tmpl w:val="1E54D1B0"/>
@@ -2047,7 +2196,7 @@
       </w:rPr>
     </w:lvl>
   </w:abstractNum>
-  <w:abstractNum w:abstractNumId="11" w15:restartNumberingAfterBreak="0">
+  <w:abstractNum w:abstractNumId="12" w15:restartNumberingAfterBreak="0">
     <w:nsid w:val="49BE4A0C"/>
     <w:multiLevelType w:val="multilevel"/>
     <w:tmpl w:val="E4448F5E"/>
@@ -2196,7 +2345,7 @@
       </w:rPr>
     </w:lvl>
   </w:abstractNum>
-  <w:abstractNum w:abstractNumId="12" w15:restartNumberingAfterBreak="0">
+  <w:abstractNum w:abstractNumId="13" w15:restartNumberingAfterBreak="0">
     <w:nsid w:val="4B815761"/>
     <w:multiLevelType w:val="multilevel"/>
     <w:tmpl w:val="EDA8D4A0"/>
@@ -2345,7 +2494,7 @@
       </w:rPr>
     </w:lvl>
   </w:abstractNum>
-  <w:abstractNum w:abstractNumId="13" w15:restartNumberingAfterBreak="0">
+  <w:abstractNum w:abstractNumId="14" w15:restartNumberingAfterBreak="0">
     <w:nsid w:val="4E08463F"/>
     <w:multiLevelType w:val="multilevel"/>
     <w:tmpl w:val="5E16E65A"/>
@@ -2494,7 +2643,7 @@
       </w:rPr>
     </w:lvl>
   </w:abstractNum>
-  <w:abstractNum w:abstractNumId="14" w15:restartNumberingAfterBreak="0">
+  <w:abstractNum w:abstractNumId="15" w15:restartNumberingAfterBreak="0">
     <w:nsid w:val="50AB6F2D"/>
     <w:multiLevelType w:val="multilevel"/>
     <w:tmpl w:val="B9105336"/>
@@ -2643,7 +2792,7 @@
       </w:rPr>
     </w:lvl>
   </w:abstractNum>
-  <w:abstractNum w:abstractNumId="15" w15:restartNumberingAfterBreak="0">
+  <w:abstractNum w:abstractNumId="16" w15:restartNumberingAfterBreak="0">
     <w:nsid w:val="5A2F142F"/>
     <w:multiLevelType w:val="multilevel"/>
     <w:tmpl w:val="E72E5CCE"/>
@@ -2792,7 +2941,7 @@
       </w:rPr>
     </w:lvl>
   </w:abstractNum>
-  <w:abstractNum w:abstractNumId="16" w15:restartNumberingAfterBreak="0">
+  <w:abstractNum w:abstractNumId="17" w15:restartNumberingAfterBreak="0">
     <w:nsid w:val="5C545A79"/>
     <w:multiLevelType w:val="multilevel"/>
     <w:tmpl w:val="604833C2"/>
@@ -2941,7 +3090,7 @@
       </w:rPr>
     </w:lvl>
   </w:abstractNum>
-  <w:abstractNum w:abstractNumId="17" w15:restartNumberingAfterBreak="0">
+  <w:abstractNum w:abstractNumId="18" w15:restartNumberingAfterBreak="0">
     <w:nsid w:val="604F737A"/>
     <w:multiLevelType w:val="multilevel"/>
     <w:tmpl w:val="C7B86CC4"/>
@@ -3090,7 +3239,7 @@
       </w:rPr>
     </w:lvl>
   </w:abstractNum>
-  <w:abstractNum w:abstractNumId="18" w15:restartNumberingAfterBreak="0">
+  <w:abstractNum w:abstractNumId="19" w15:restartNumberingAfterBreak="0">
     <w:nsid w:val="654315C6"/>
     <w:multiLevelType w:val="multilevel"/>
     <w:tmpl w:val="021C6DD0"/>
@@ -3239,7 +3388,156 @@
       </w:rPr>
     </w:lvl>
   </w:abstractNum>
-  <w:abstractNum w:abstractNumId="19" w15:restartNumberingAfterBreak="0">
+  <w:abstractNum w:abstractNumId="20" w15:restartNumberingAfterBreak="0">
+    <w:nsid w:val="6A5F0556"/>
+    <w:multiLevelType w:val="multilevel"/>
+    <w:tmpl w:val="E728ADB0"/>
+    <w:lvl w:ilvl="0">
+      <w:start w:val="1"/>
+      <w:numFmt w:val="bullet"/>
+      <w:lvlText w:val=""/>
+      <w:lvlJc w:val="left"/>
+      <w:pPr>
+        <w:tabs>
+          <w:tab w:val="num" w:pos="720"/>
+        </w:tabs>
+        <w:ind w:left="720" w:hanging="360"/>
+      </w:pPr>
+      <w:rPr>
+        <w:rFonts w:ascii="Symbol" w:hAnsi="Symbol" w:hint="default"/>
+        <w:sz w:val="20"/>
+      </w:rPr>
+    </w:lvl>
+    <w:lvl w:ilvl="1" w:tentative="1">
+      <w:start w:val="1"/>
+      <w:numFmt w:val="bullet"/>
+      <w:lvlText w:val="o"/>
+      <w:lvlJc w:val="left"/>
+      <w:pPr>
+        <w:tabs>
+          <w:tab w:val="num" w:pos="1440"/>
+        </w:tabs>
+        <w:ind w:left="1440" w:hanging="360"/>
+      </w:pPr>
+      <w:rPr>
+        <w:rFonts w:ascii="Courier New" w:hAnsi="Courier New" w:hint="default"/>
+        <w:sz w:val="20"/>
+      </w:rPr>
+    </w:lvl>
+    <w:lvl w:ilvl="2" w:tentative="1">
+      <w:start w:val="1"/>
+      <w:numFmt w:val="bullet"/>
+      <w:lvlText w:val=""/>
+      <w:lvlJc w:val="left"/>
+      <w:pPr>
+        <w:tabs>
+          <w:tab w:val="num" w:pos="2160"/>
+        </w:tabs>
+        <w:ind w:left="2160" w:hanging="360"/>
+      </w:pPr>
+      <w:rPr>
+        <w:rFonts w:ascii="Wingdings" w:hAnsi="Wingdings" w:hint="default"/>
+        <w:sz w:val="20"/>
+      </w:rPr>
+    </w:lvl>
+    <w:lvl w:ilvl="3" w:tentative="1">
+      <w:start w:val="1"/>
+      <w:numFmt w:val="bullet"/>
+      <w:lvlText w:val=""/>
+      <w:lvlJc w:val="left"/>
+      <w:pPr>
+        <w:tabs>
+          <w:tab w:val="num" w:pos="2880"/>
+        </w:tabs>
+        <w:ind w:left="2880" w:hanging="360"/>
+      </w:pPr>
+      <w:rPr>
+        <w:rFonts w:ascii="Wingdings" w:hAnsi="Wingdings" w:hint="default"/>
+        <w:sz w:val="20"/>
+      </w:rPr>
+    </w:lvl>
+    <w:lvl w:ilvl="4" w:tentative="1">
+      <w:start w:val="1"/>
+      <w:numFmt w:val="bullet"/>
+      <w:lvlText w:val=""/>
+      <w:lvlJc w:val="left"/>
+      <w:pPr>
+        <w:tabs>
+          <w:tab w:val="num" w:pos="3600"/>
+        </w:tabs>
+        <w:ind w:left="3600" w:hanging="360"/>
+      </w:pPr>
+      <w:rPr>
+        <w:rFonts w:ascii="Wingdings" w:hAnsi="Wingdings" w:hint="default"/>
+        <w:sz w:val="20"/>
+      </w:rPr>
+    </w:lvl>
+    <w:lvl w:ilvl="5" w:tentative="1">
+      <w:start w:val="1"/>
+      <w:numFmt w:val="bullet"/>
+      <w:lvlText w:val=""/>
+      <w:lvlJc w:val="left"/>
+      <w:pPr>
+        <w:tabs>
+          <w:tab w:val="num" w:pos="4320"/>
+        </w:tabs>
+        <w:ind w:left="4320" w:hanging="360"/>
+      </w:pPr>
+      <w:rPr>
+        <w:rFonts w:ascii="Wingdings" w:hAnsi="Wingdings" w:hint="default"/>
+        <w:sz w:val="20"/>
+      </w:rPr>
+    </w:lvl>
+    <w:lvl w:ilvl="6" w:tentative="1">
+      <w:start w:val="1"/>
+      <w:numFmt w:val="bullet"/>
+      <w:lvlText w:val=""/>
+      <w:lvlJc w:val="left"/>
+      <w:pPr>
+        <w:tabs>
+          <w:tab w:val="num" w:pos="5040"/>
+        </w:tabs>
+        <w:ind w:left="5040" w:hanging="360"/>
+      </w:pPr>
+      <w:rPr>
+        <w:rFonts w:ascii="Wingdings" w:hAnsi="Wingdings" w:hint="default"/>
+        <w:sz w:val="20"/>
+      </w:rPr>
+    </w:lvl>
+    <w:lvl w:ilvl="7" w:tentative="1">
+      <w:start w:val="1"/>
+      <w:numFmt w:val="bullet"/>
+      <w:lvlText w:val=""/>
+      <w:lvlJc w:val="left"/>
+      <w:pPr>
+        <w:tabs>
+          <w:tab w:val="num" w:pos="5760"/>
+        </w:tabs>
+        <w:ind w:left="5760" w:hanging="360"/>
+      </w:pPr>
+      <w:rPr>
+        <w:rFonts w:ascii="Wingdings" w:hAnsi="Wingdings" w:hint="default"/>
+        <w:sz w:val="20"/>
+      </w:rPr>
+    </w:lvl>
+    <w:lvl w:ilvl="8" w:tentative="1">
+      <w:start w:val="1"/>
+      <w:numFmt w:val="bullet"/>
+      <w:lvlText w:val=""/>
+      <w:lvlJc w:val="left"/>
+      <w:pPr>
+        <w:tabs>
+          <w:tab w:val="num" w:pos="6480"/>
+        </w:tabs>
+        <w:ind w:left="6480" w:hanging="360"/>
+      </w:pPr>
+      <w:rPr>
+        <w:rFonts w:ascii="Wingdings" w:hAnsi="Wingdings" w:hint="default"/>
+        <w:sz w:val="20"/>
+      </w:rPr>
+    </w:lvl>
+  </w:abstractNum>
+  <w:abstractNum w:abstractNumId="21" w15:restartNumberingAfterBreak="0">
     <w:nsid w:val="72AC746A"/>
     <w:multiLevelType w:val="multilevel"/>
     <w:tmpl w:val="9ECEABA4"/>
@@ -3388,7 +3686,7 @@
       </w:rPr>
     </w:lvl>
   </w:abstractNum>
-  <w:abstractNum w:abstractNumId="20" w15:restartNumberingAfterBreak="0">
+  <w:abstractNum w:abstractNumId="22" w15:restartNumberingAfterBreak="0">
     <w:nsid w:val="79EF25D7"/>
     <w:multiLevelType w:val="multilevel"/>
     <w:tmpl w:val="BB5C4FC2"/>
@@ -3537,7 +3835,7 @@
       </w:rPr>
     </w:lvl>
   </w:abstractNum>
-  <w:abstractNum w:abstractNumId="21" w15:restartNumberingAfterBreak="0">
+  <w:abstractNum w:abstractNumId="23" w15:restartNumberingAfterBreak="0">
     <w:nsid w:val="7C354D58"/>
     <w:multiLevelType w:val="multilevel"/>
     <w:tmpl w:val="F66E7E8A"/>
@@ -3687,52 +3985,52 @@
     </w:lvl>
   </w:abstractNum>
   <w:num w:numId="1" w16cid:durableId="1191525783">
-    <w:abstractNumId w:val="12"/>
+    <w:abstractNumId w:val="13"/>
   </w:num>
   <w:num w:numId="2" w16cid:durableId="196086285">
     <w:abstractNumId w:val="0"/>
   </w:num>
   <w:num w:numId="3" w16cid:durableId="1469737095">
-    <w:abstractNumId w:val="11"/>
+    <w:abstractNumId w:val="12"/>
   </w:num>
   <w:num w:numId="4" w16cid:durableId="21443922">
-    <w:abstractNumId w:val="17"/>
+    <w:abstractNumId w:val="18"/>
   </w:num>
   <w:num w:numId="5" w16cid:durableId="518083538">
-    <w:abstractNumId w:val="18"/>
+    <w:abstractNumId w:val="19"/>
   </w:num>
   <w:num w:numId="6" w16cid:durableId="278339222">
-    <w:abstractNumId w:val="19"/>
+    <w:abstractNumId w:val="21"/>
   </w:num>
   <w:num w:numId="7" w16cid:durableId="411660800">
-    <w:abstractNumId w:val="9"/>
+    <w:abstractNumId w:val="10"/>
   </w:num>
   <w:num w:numId="8" w16cid:durableId="385759481">
-    <w:abstractNumId w:val="8"/>
+    <w:abstractNumId w:val="9"/>
   </w:num>
   <w:num w:numId="9" w16cid:durableId="655230158">
     <w:abstractNumId w:val="6"/>
   </w:num>
   <w:num w:numId="10" w16cid:durableId="298919774">
-    <w:abstractNumId w:val="20"/>
+    <w:abstractNumId w:val="22"/>
   </w:num>
   <w:num w:numId="11" w16cid:durableId="1608807345">
-    <w:abstractNumId w:val="15"/>
+    <w:abstractNumId w:val="16"/>
   </w:num>
   <w:num w:numId="12" w16cid:durableId="1349866132">
     <w:abstractNumId w:val="4"/>
   </w:num>
   <w:num w:numId="13" w16cid:durableId="1199471731">
-    <w:abstractNumId w:val="14"/>
+    <w:abstractNumId w:val="15"/>
   </w:num>
   <w:num w:numId="14" w16cid:durableId="1231380869">
     <w:abstractNumId w:val="1"/>
   </w:num>
   <w:num w:numId="15" w16cid:durableId="69086129">
-    <w:abstractNumId w:val="16"/>
+    <w:abstractNumId w:val="17"/>
   </w:num>
   <w:num w:numId="16" w16cid:durableId="1705711832">
-    <w:abstractNumId w:val="13"/>
+    <w:abstractNumId w:val="14"/>
   </w:num>
   <w:num w:numId="17" w16cid:durableId="972365799">
     <w:abstractNumId w:val="2"/>
@@ -3741,7 +4039,7 @@
     <w:abstractNumId w:val="3"/>
   </w:num>
   <w:num w:numId="19" w16cid:durableId="1951666284">
-    <w:abstractNumId w:val="21"/>
+    <w:abstractNumId w:val="23"/>
   </w:num>
   <w:num w:numId="20" w16cid:durableId="1403865772">
     <w:abstractNumId w:val="7"/>
@@ -3750,7 +4048,13 @@
     <w:abstractNumId w:val="5"/>
   </w:num>
   <w:num w:numId="22" w16cid:durableId="1695034932">
-    <w:abstractNumId w:val="10"/>
+    <w:abstractNumId w:val="11"/>
+  </w:num>
+  <w:num w:numId="23" w16cid:durableId="1669401795">
+    <w:abstractNumId w:val="20"/>
+  </w:num>
+  <w:num w:numId="24" w16cid:durableId="1460604894">
+    <w:abstractNumId w:val="8"/>
   </w:num>
   <w:numIdMacAtCleanup w:val="2"/>
 </w:numbering>

--- a/data/Market_Read_weekly.docx
+++ b/data/Market_Read_weekly.docx
@@ -14,7 +14,7 @@
           <w:b/>
           <w:bCs/>
         </w:rPr>
-        <w:t>Weekly Market Read: November 07, 2025</w:t>
+        <w:t>Weekly Market Read: November 10, 2025</w:t>
       </w:r>
     </w:p>
     <w:p>
@@ -36,7 +36,7 @@
       <w:pPr>
         <w:numPr>
           <w:ilvl w:val="0"/>
-          <w:numId w:val="23"/>
+          <w:numId w:val="25"/>
         </w:numPr>
         <w:rPr>
           <w:b/>
@@ -48,14 +48,14 @@
           <w:b/>
           <w:bCs/>
         </w:rPr>
-        <w:t>Breadth: 47.7% of names are positive.</w:t>
+        <w:t>Breadth: 68.4% of names are positive.</w:t>
       </w:r>
     </w:p>
     <w:p>
       <w:pPr>
         <w:numPr>
           <w:ilvl w:val="0"/>
-          <w:numId w:val="23"/>
+          <w:numId w:val="25"/>
         </w:numPr>
         <w:rPr>
           <w:b/>
@@ -67,14 +67,14 @@
           <w:b/>
           <w:bCs/>
         </w:rPr>
-        <w:t>Information Technology: lagging (avg –3.1%).</w:t>
+        <w:t>Information Technology: firm (avg +1.6%).</w:t>
       </w:r>
     </w:p>
     <w:p>
       <w:pPr>
         <w:numPr>
           <w:ilvl w:val="0"/>
-          <w:numId w:val="23"/>
+          <w:numId w:val="25"/>
         </w:numPr>
         <w:rPr>
           <w:b/>
@@ -86,14 +86,14 @@
           <w:b/>
           <w:bCs/>
         </w:rPr>
-        <w:t>Industrials: soft (avg –0.8%).</w:t>
+        <w:t>Industrials: soft (avg +0.3%).</w:t>
       </w:r>
     </w:p>
     <w:p>
       <w:pPr>
         <w:numPr>
           <w:ilvl w:val="0"/>
-          <w:numId w:val="23"/>
+          <w:numId w:val="25"/>
         </w:numPr>
         <w:rPr>
           <w:b/>
@@ -105,14 +105,14 @@
           <w:b/>
           <w:bCs/>
         </w:rPr>
-        <w:t>Consumer Staples: firm (avg +0.5%).</w:t>
+        <w:t>Consumer Staples: soft (avg –0.2%).</w:t>
       </w:r>
     </w:p>
     <w:p>
       <w:pPr>
         <w:numPr>
           <w:ilvl w:val="0"/>
-          <w:numId w:val="23"/>
+          <w:numId w:val="25"/>
         </w:numPr>
         <w:rPr>
           <w:b/>
@@ -124,14 +124,14 @@
           <w:b/>
           <w:bCs/>
         </w:rPr>
-        <w:t>Consumer Discretionary: soft (avg –1.0%).</w:t>
+        <w:t>Consumer Discretionary: firm (avg +0.5%).</w:t>
       </w:r>
     </w:p>
     <w:p>
       <w:pPr>
         <w:numPr>
           <w:ilvl w:val="0"/>
-          <w:numId w:val="23"/>
+          <w:numId w:val="25"/>
         </w:numPr>
         <w:rPr>
           <w:b/>
@@ -143,14 +143,14 @@
           <w:b/>
           <w:bCs/>
         </w:rPr>
-        <w:t>Financials: firm (avg +1.0%).</w:t>
+        <w:t>Financials: firm (avg +0.5%).</w:t>
       </w:r>
     </w:p>
     <w:p>
       <w:pPr>
         <w:numPr>
           <w:ilvl w:val="0"/>
-          <w:numId w:val="23"/>
+          <w:numId w:val="25"/>
         </w:numPr>
         <w:rPr>
           <w:b/>
@@ -162,14 +162,14 @@
           <w:b/>
           <w:bCs/>
         </w:rPr>
-        <w:t>Utilities: firm (avg +1.0%).</w:t>
+        <w:t>Utilities: soft (avg –0.1%).</w:t>
       </w:r>
     </w:p>
     <w:p>
       <w:pPr>
         <w:numPr>
           <w:ilvl w:val="0"/>
-          <w:numId w:val="23"/>
+          <w:numId w:val="25"/>
         </w:numPr>
         <w:rPr>
           <w:b/>
@@ -181,14 +181,14 @@
           <w:b/>
           <w:bCs/>
         </w:rPr>
-        <w:t>Real Estate: firm (avg +1.0%).</w:t>
+        <w:t>Real Estate: soft (avg –0.3%).</w:t>
       </w:r>
     </w:p>
     <w:p>
       <w:pPr>
         <w:numPr>
           <w:ilvl w:val="0"/>
-          <w:numId w:val="23"/>
+          <w:numId w:val="25"/>
         </w:numPr>
         <w:rPr>
           <w:b/>
@@ -200,14 +200,14 @@
           <w:b/>
           <w:bCs/>
         </w:rPr>
-        <w:t>Materials: lagging (avg –2.5%).</w:t>
+        <w:t>Materials: firm (avg +0.7%).</w:t>
       </w:r>
     </w:p>
     <w:p>
       <w:pPr>
         <w:numPr>
           <w:ilvl w:val="0"/>
-          <w:numId w:val="23"/>
+          <w:numId w:val="25"/>
         </w:numPr>
         <w:rPr>
           <w:b/>
@@ -219,14 +219,14 @@
           <w:b/>
           <w:bCs/>
         </w:rPr>
-        <w:t>Energy: leading (avg +3.0%).</w:t>
+        <w:t>Energy: firm (avg +1.0%).</w:t>
       </w:r>
     </w:p>
     <w:p>
       <w:pPr>
         <w:numPr>
           <w:ilvl w:val="0"/>
-          <w:numId w:val="23"/>
+          <w:numId w:val="25"/>
         </w:numPr>
         <w:rPr>
           <w:b/>
@@ -238,14 +238,14 @@
           <w:b/>
           <w:bCs/>
         </w:rPr>
-        <w:t>Health Care: firm (avg +0.7%).</w:t>
+        <w:t>Health Care: flat (avg –0.0%).</w:t>
       </w:r>
     </w:p>
     <w:p>
       <w:pPr>
         <w:numPr>
           <w:ilvl w:val="0"/>
-          <w:numId w:val="23"/>
+          <w:numId w:val="25"/>
         </w:numPr>
         <w:rPr>
           <w:b/>
@@ -257,7 +257,7 @@
           <w:b/>
           <w:bCs/>
         </w:rPr>
-        <w:t>Communication Services: lagging (avg –2.3%).</w:t>
+        <w:t>Communication Services: firm (avg +0.5%).</w:t>
       </w:r>
     </w:p>
     <w:p>
@@ -279,7 +279,7 @@
       <w:pPr>
         <w:numPr>
           <w:ilvl w:val="0"/>
-          <w:numId w:val="24"/>
+          <w:numId w:val="26"/>
         </w:numPr>
         <w:rPr>
           <w:b/>
@@ -291,14 +291,14 @@
           <w:b/>
           <w:bCs/>
         </w:rPr>
-        <w:t>Gold: flat (avg +0.0%).</w:t>
+        <w:t>Gold: bid (avg +2.7%).</w:t>
       </w:r>
     </w:p>
     <w:p>
       <w:pPr>
         <w:numPr>
           <w:ilvl w:val="0"/>
-          <w:numId w:val="24"/>
+          <w:numId w:val="26"/>
         </w:numPr>
         <w:rPr>
           <w:b/>
@@ -310,14 +310,14 @@
           <w:b/>
           <w:bCs/>
         </w:rPr>
-        <w:t>USD: soft (avg –0.2%).</w:t>
+        <w:t>USD: firm (avg +0.1%).</w:t>
       </w:r>
     </w:p>
     <w:p>
       <w:pPr>
         <w:numPr>
           <w:ilvl w:val="0"/>
-          <w:numId w:val="24"/>
+          <w:numId w:val="26"/>
         </w:numPr>
         <w:rPr>
           <w:b/>
@@ -329,14 +329,14 @@
           <w:b/>
           <w:bCs/>
         </w:rPr>
-        <w:t>Yields: easing (avg –0.2%).</w:t>
+        <w:t>Yields: rising (avg +0.4%).</w:t>
       </w:r>
     </w:p>
     <w:p>
       <w:pPr>
         <w:numPr>
           <w:ilvl w:val="0"/>
-          <w:numId w:val="24"/>
+          <w:numId w:val="26"/>
         </w:numPr>
         <w:rPr>
           <w:b/>
@@ -348,14 +348,14 @@
           <w:b/>
           <w:bCs/>
         </w:rPr>
-        <w:t>Bonds: soft (avg –0.4%).</w:t>
+        <w:t>Bonds: flat (avg +0.0%).</w:t>
       </w:r>
     </w:p>
     <w:p>
       <w:pPr>
         <w:numPr>
           <w:ilvl w:val="0"/>
-          <w:numId w:val="24"/>
+          <w:numId w:val="26"/>
         </w:numPr>
         <w:rPr>
           <w:b/>
@@ -368,7 +368,7 @@
           <w:bCs/>
         </w:rPr>
         <w:lastRenderedPageBreak/>
-        <w:t>Energy complex: bid (avg +1.7%).</w:t>
+        <w:t>Energy complex: bid (avg +0.8%).</w:t>
       </w:r>
     </w:p>
     <w:p>
@@ -383,15 +383,15 @@
           <w:b/>
           <w:bCs/>
         </w:rPr>
-        <w:t xml:space="preserve">Bottom line: A mixed but stabilizing week with participation just under half. Leadership from Energy, Financials, Real Estate, and Utilities helped offset continued softness in Tech, Materials, and Communication Services. </w:t>
+        <w:t xml:space="preserve">Bottom line: A constructive tone with nearly 70% of names higher and strength led by Technology, Energy, Financials, and Materials. Defensives such as Staples, Utilities, and Real Estate lagged modestly. </w:t>
       </w:r>
-      <w:bookmarkStart w:id="0" w:name="_Hlk213438797"/>
+      <w:bookmarkStart w:id="0" w:name="_Hlk213697586"/>
       <w:r>
         <w:rPr>
           <w:b/>
           <w:bCs/>
         </w:rPr>
-        <w:t>Macro posture — yields easing, USD soft, gold flat, and energy bid — signals moderating inflation with steady growth under the surface, favoring cyclical and yield-sensitive exposures while high-multiple growth remains under pressure.</w:t>
+        <w:t>Macro posture — gold bid, yields up slightly, USD firm, and energy complex higher — reflects steady growth with modest inflation pressure, favoring cyclical and risk assets over defensives as the tape remains broadly supportive.</w:t>
       </w:r>
     </w:p>
     <w:bookmarkEnd w:id="0"/>
@@ -3687,6 +3687,155 @@
     </w:lvl>
   </w:abstractNum>
   <w:abstractNum w:abstractNumId="22" w15:restartNumberingAfterBreak="0">
+    <w:nsid w:val="77636A34"/>
+    <w:multiLevelType w:val="multilevel"/>
+    <w:tmpl w:val="11C61B52"/>
+    <w:lvl w:ilvl="0">
+      <w:start w:val="1"/>
+      <w:numFmt w:val="bullet"/>
+      <w:lvlText w:val=""/>
+      <w:lvlJc w:val="left"/>
+      <w:pPr>
+        <w:tabs>
+          <w:tab w:val="num" w:pos="720"/>
+        </w:tabs>
+        <w:ind w:left="720" w:hanging="360"/>
+      </w:pPr>
+      <w:rPr>
+        <w:rFonts w:ascii="Symbol" w:hAnsi="Symbol" w:hint="default"/>
+        <w:sz w:val="20"/>
+      </w:rPr>
+    </w:lvl>
+    <w:lvl w:ilvl="1" w:tentative="1">
+      <w:start w:val="1"/>
+      <w:numFmt w:val="bullet"/>
+      <w:lvlText w:val="o"/>
+      <w:lvlJc w:val="left"/>
+      <w:pPr>
+        <w:tabs>
+          <w:tab w:val="num" w:pos="1440"/>
+        </w:tabs>
+        <w:ind w:left="1440" w:hanging="360"/>
+      </w:pPr>
+      <w:rPr>
+        <w:rFonts w:ascii="Courier New" w:hAnsi="Courier New" w:hint="default"/>
+        <w:sz w:val="20"/>
+      </w:rPr>
+    </w:lvl>
+    <w:lvl w:ilvl="2" w:tentative="1">
+      <w:start w:val="1"/>
+      <w:numFmt w:val="bullet"/>
+      <w:lvlText w:val=""/>
+      <w:lvlJc w:val="left"/>
+      <w:pPr>
+        <w:tabs>
+          <w:tab w:val="num" w:pos="2160"/>
+        </w:tabs>
+        <w:ind w:left="2160" w:hanging="360"/>
+      </w:pPr>
+      <w:rPr>
+        <w:rFonts w:ascii="Wingdings" w:hAnsi="Wingdings" w:hint="default"/>
+        <w:sz w:val="20"/>
+      </w:rPr>
+    </w:lvl>
+    <w:lvl w:ilvl="3" w:tentative="1">
+      <w:start w:val="1"/>
+      <w:numFmt w:val="bullet"/>
+      <w:lvlText w:val=""/>
+      <w:lvlJc w:val="left"/>
+      <w:pPr>
+        <w:tabs>
+          <w:tab w:val="num" w:pos="2880"/>
+        </w:tabs>
+        <w:ind w:left="2880" w:hanging="360"/>
+      </w:pPr>
+      <w:rPr>
+        <w:rFonts w:ascii="Wingdings" w:hAnsi="Wingdings" w:hint="default"/>
+        <w:sz w:val="20"/>
+      </w:rPr>
+    </w:lvl>
+    <w:lvl w:ilvl="4" w:tentative="1">
+      <w:start w:val="1"/>
+      <w:numFmt w:val="bullet"/>
+      <w:lvlText w:val=""/>
+      <w:lvlJc w:val="left"/>
+      <w:pPr>
+        <w:tabs>
+          <w:tab w:val="num" w:pos="3600"/>
+        </w:tabs>
+        <w:ind w:left="3600" w:hanging="360"/>
+      </w:pPr>
+      <w:rPr>
+        <w:rFonts w:ascii="Wingdings" w:hAnsi="Wingdings" w:hint="default"/>
+        <w:sz w:val="20"/>
+      </w:rPr>
+    </w:lvl>
+    <w:lvl w:ilvl="5" w:tentative="1">
+      <w:start w:val="1"/>
+      <w:numFmt w:val="bullet"/>
+      <w:lvlText w:val=""/>
+      <w:lvlJc w:val="left"/>
+      <w:pPr>
+        <w:tabs>
+          <w:tab w:val="num" w:pos="4320"/>
+        </w:tabs>
+        <w:ind w:left="4320" w:hanging="360"/>
+      </w:pPr>
+      <w:rPr>
+        <w:rFonts w:ascii="Wingdings" w:hAnsi="Wingdings" w:hint="default"/>
+        <w:sz w:val="20"/>
+      </w:rPr>
+    </w:lvl>
+    <w:lvl w:ilvl="6" w:tentative="1">
+      <w:start w:val="1"/>
+      <w:numFmt w:val="bullet"/>
+      <w:lvlText w:val=""/>
+      <w:lvlJc w:val="left"/>
+      <w:pPr>
+        <w:tabs>
+          <w:tab w:val="num" w:pos="5040"/>
+        </w:tabs>
+        <w:ind w:left="5040" w:hanging="360"/>
+      </w:pPr>
+      <w:rPr>
+        <w:rFonts w:ascii="Wingdings" w:hAnsi="Wingdings" w:hint="default"/>
+        <w:sz w:val="20"/>
+      </w:rPr>
+    </w:lvl>
+    <w:lvl w:ilvl="7" w:tentative="1">
+      <w:start w:val="1"/>
+      <w:numFmt w:val="bullet"/>
+      <w:lvlText w:val=""/>
+      <w:lvlJc w:val="left"/>
+      <w:pPr>
+        <w:tabs>
+          <w:tab w:val="num" w:pos="5760"/>
+        </w:tabs>
+        <w:ind w:left="5760" w:hanging="360"/>
+      </w:pPr>
+      <w:rPr>
+        <w:rFonts w:ascii="Wingdings" w:hAnsi="Wingdings" w:hint="default"/>
+        <w:sz w:val="20"/>
+      </w:rPr>
+    </w:lvl>
+    <w:lvl w:ilvl="8" w:tentative="1">
+      <w:start w:val="1"/>
+      <w:numFmt w:val="bullet"/>
+      <w:lvlText w:val=""/>
+      <w:lvlJc w:val="left"/>
+      <w:pPr>
+        <w:tabs>
+          <w:tab w:val="num" w:pos="6480"/>
+        </w:tabs>
+        <w:ind w:left="6480" w:hanging="360"/>
+      </w:pPr>
+      <w:rPr>
+        <w:rFonts w:ascii="Wingdings" w:hAnsi="Wingdings" w:hint="default"/>
+        <w:sz w:val="20"/>
+      </w:rPr>
+    </w:lvl>
+  </w:abstractNum>
+  <w:abstractNum w:abstractNumId="23" w15:restartNumberingAfterBreak="0">
     <w:nsid w:val="79EF25D7"/>
     <w:multiLevelType w:val="multilevel"/>
     <w:tmpl w:val="BB5C4FC2"/>
@@ -3835,10 +3984,159 @@
       </w:rPr>
     </w:lvl>
   </w:abstractNum>
-  <w:abstractNum w:abstractNumId="23" w15:restartNumberingAfterBreak="0">
+  <w:abstractNum w:abstractNumId="24" w15:restartNumberingAfterBreak="0">
     <w:nsid w:val="7C354D58"/>
     <w:multiLevelType w:val="multilevel"/>
     <w:tmpl w:val="F66E7E8A"/>
+    <w:lvl w:ilvl="0">
+      <w:start w:val="1"/>
+      <w:numFmt w:val="bullet"/>
+      <w:lvlText w:val=""/>
+      <w:lvlJc w:val="left"/>
+      <w:pPr>
+        <w:tabs>
+          <w:tab w:val="num" w:pos="720"/>
+        </w:tabs>
+        <w:ind w:left="720" w:hanging="360"/>
+      </w:pPr>
+      <w:rPr>
+        <w:rFonts w:ascii="Symbol" w:hAnsi="Symbol" w:hint="default"/>
+        <w:sz w:val="20"/>
+      </w:rPr>
+    </w:lvl>
+    <w:lvl w:ilvl="1" w:tentative="1">
+      <w:start w:val="1"/>
+      <w:numFmt w:val="bullet"/>
+      <w:lvlText w:val="o"/>
+      <w:lvlJc w:val="left"/>
+      <w:pPr>
+        <w:tabs>
+          <w:tab w:val="num" w:pos="1440"/>
+        </w:tabs>
+        <w:ind w:left="1440" w:hanging="360"/>
+      </w:pPr>
+      <w:rPr>
+        <w:rFonts w:ascii="Courier New" w:hAnsi="Courier New" w:hint="default"/>
+        <w:sz w:val="20"/>
+      </w:rPr>
+    </w:lvl>
+    <w:lvl w:ilvl="2" w:tentative="1">
+      <w:start w:val="1"/>
+      <w:numFmt w:val="bullet"/>
+      <w:lvlText w:val=""/>
+      <w:lvlJc w:val="left"/>
+      <w:pPr>
+        <w:tabs>
+          <w:tab w:val="num" w:pos="2160"/>
+        </w:tabs>
+        <w:ind w:left="2160" w:hanging="360"/>
+      </w:pPr>
+      <w:rPr>
+        <w:rFonts w:ascii="Wingdings" w:hAnsi="Wingdings" w:hint="default"/>
+        <w:sz w:val="20"/>
+      </w:rPr>
+    </w:lvl>
+    <w:lvl w:ilvl="3" w:tentative="1">
+      <w:start w:val="1"/>
+      <w:numFmt w:val="bullet"/>
+      <w:lvlText w:val=""/>
+      <w:lvlJc w:val="left"/>
+      <w:pPr>
+        <w:tabs>
+          <w:tab w:val="num" w:pos="2880"/>
+        </w:tabs>
+        <w:ind w:left="2880" w:hanging="360"/>
+      </w:pPr>
+      <w:rPr>
+        <w:rFonts w:ascii="Wingdings" w:hAnsi="Wingdings" w:hint="default"/>
+        <w:sz w:val="20"/>
+      </w:rPr>
+    </w:lvl>
+    <w:lvl w:ilvl="4" w:tentative="1">
+      <w:start w:val="1"/>
+      <w:numFmt w:val="bullet"/>
+      <w:lvlText w:val=""/>
+      <w:lvlJc w:val="left"/>
+      <w:pPr>
+        <w:tabs>
+          <w:tab w:val="num" w:pos="3600"/>
+        </w:tabs>
+        <w:ind w:left="3600" w:hanging="360"/>
+      </w:pPr>
+      <w:rPr>
+        <w:rFonts w:ascii="Wingdings" w:hAnsi="Wingdings" w:hint="default"/>
+        <w:sz w:val="20"/>
+      </w:rPr>
+    </w:lvl>
+    <w:lvl w:ilvl="5" w:tentative="1">
+      <w:start w:val="1"/>
+      <w:numFmt w:val="bullet"/>
+      <w:lvlText w:val=""/>
+      <w:lvlJc w:val="left"/>
+      <w:pPr>
+        <w:tabs>
+          <w:tab w:val="num" w:pos="4320"/>
+        </w:tabs>
+        <w:ind w:left="4320" w:hanging="360"/>
+      </w:pPr>
+      <w:rPr>
+        <w:rFonts w:ascii="Wingdings" w:hAnsi="Wingdings" w:hint="default"/>
+        <w:sz w:val="20"/>
+      </w:rPr>
+    </w:lvl>
+    <w:lvl w:ilvl="6" w:tentative="1">
+      <w:start w:val="1"/>
+      <w:numFmt w:val="bullet"/>
+      <w:lvlText w:val=""/>
+      <w:lvlJc w:val="left"/>
+      <w:pPr>
+        <w:tabs>
+          <w:tab w:val="num" w:pos="5040"/>
+        </w:tabs>
+        <w:ind w:left="5040" w:hanging="360"/>
+      </w:pPr>
+      <w:rPr>
+        <w:rFonts w:ascii="Wingdings" w:hAnsi="Wingdings" w:hint="default"/>
+        <w:sz w:val="20"/>
+      </w:rPr>
+    </w:lvl>
+    <w:lvl w:ilvl="7" w:tentative="1">
+      <w:start w:val="1"/>
+      <w:numFmt w:val="bullet"/>
+      <w:lvlText w:val=""/>
+      <w:lvlJc w:val="left"/>
+      <w:pPr>
+        <w:tabs>
+          <w:tab w:val="num" w:pos="5760"/>
+        </w:tabs>
+        <w:ind w:left="5760" w:hanging="360"/>
+      </w:pPr>
+      <w:rPr>
+        <w:rFonts w:ascii="Wingdings" w:hAnsi="Wingdings" w:hint="default"/>
+        <w:sz w:val="20"/>
+      </w:rPr>
+    </w:lvl>
+    <w:lvl w:ilvl="8" w:tentative="1">
+      <w:start w:val="1"/>
+      <w:numFmt w:val="bullet"/>
+      <w:lvlText w:val=""/>
+      <w:lvlJc w:val="left"/>
+      <w:pPr>
+        <w:tabs>
+          <w:tab w:val="num" w:pos="6480"/>
+        </w:tabs>
+        <w:ind w:left="6480" w:hanging="360"/>
+      </w:pPr>
+      <w:rPr>
+        <w:rFonts w:ascii="Wingdings" w:hAnsi="Wingdings" w:hint="default"/>
+        <w:sz w:val="20"/>
+      </w:rPr>
+    </w:lvl>
+  </w:abstractNum>
+  <w:abstractNum w:abstractNumId="25" w15:restartNumberingAfterBreak="0">
+    <w:nsid w:val="7DE64294"/>
+    <w:multiLevelType w:val="multilevel"/>
+    <w:tmpl w:val="D8EA2908"/>
     <w:lvl w:ilvl="0">
       <w:start w:val="1"/>
       <w:numFmt w:val="bullet"/>
@@ -4012,7 +4310,7 @@
     <w:abstractNumId w:val="6"/>
   </w:num>
   <w:num w:numId="10" w16cid:durableId="298919774">
-    <w:abstractNumId w:val="22"/>
+    <w:abstractNumId w:val="23"/>
   </w:num>
   <w:num w:numId="11" w16cid:durableId="1608807345">
     <w:abstractNumId w:val="16"/>
@@ -4039,7 +4337,7 @@
     <w:abstractNumId w:val="3"/>
   </w:num>
   <w:num w:numId="19" w16cid:durableId="1951666284">
-    <w:abstractNumId w:val="23"/>
+    <w:abstractNumId w:val="24"/>
   </w:num>
   <w:num w:numId="20" w16cid:durableId="1403865772">
     <w:abstractNumId w:val="7"/>
@@ -4055,6 +4353,12 @@
   </w:num>
   <w:num w:numId="24" w16cid:durableId="1460604894">
     <w:abstractNumId w:val="8"/>
+  </w:num>
+  <w:num w:numId="25" w16cid:durableId="1214199520">
+    <w:abstractNumId w:val="25"/>
+  </w:num>
+  <w:num w:numId="26" w16cid:durableId="849638693">
+    <w:abstractNumId w:val="22"/>
   </w:num>
   <w:numIdMacAtCleanup w:val="2"/>
 </w:numbering>

--- a/data/Market_Read_weekly.docx
+++ b/data/Market_Read_weekly.docx
@@ -14,7 +14,7 @@
           <w:b/>
           <w:bCs/>
         </w:rPr>
-        <w:t>Weekly Market Read: November 10, 2025</w:t>
+        <w:t>Weekly Market Read: November 11, 2025</w:t>
       </w:r>
     </w:p>
     <w:p>
@@ -36,7 +36,7 @@
       <w:pPr>
         <w:numPr>
           <w:ilvl w:val="0"/>
-          <w:numId w:val="25"/>
+          <w:numId w:val="27"/>
         </w:numPr>
         <w:rPr>
           <w:b/>
@@ -48,14 +48,14 @@
           <w:b/>
           <w:bCs/>
         </w:rPr>
-        <w:t>Breadth: 68.4% of names are positive.</w:t>
+        <w:t>Breadth: 79.6% of names are positive.</w:t>
       </w:r>
     </w:p>
     <w:p>
       <w:pPr>
         <w:numPr>
           <w:ilvl w:val="0"/>
-          <w:numId w:val="25"/>
+          <w:numId w:val="27"/>
         </w:numPr>
         <w:rPr>
           <w:b/>
@@ -67,14 +67,14 @@
           <w:b/>
           <w:bCs/>
         </w:rPr>
-        <w:t>Information Technology: firm (avg +1.6%).</w:t>
+        <w:t>Information Technology: firm (avg +0.7%).</w:t>
       </w:r>
     </w:p>
     <w:p>
       <w:pPr>
         <w:numPr>
           <w:ilvl w:val="0"/>
-          <w:numId w:val="25"/>
+          <w:numId w:val="27"/>
         </w:numPr>
         <w:rPr>
           <w:b/>
@@ -86,14 +86,14 @@
           <w:b/>
           <w:bCs/>
         </w:rPr>
-        <w:t>Industrials: soft (avg +0.3%).</w:t>
+        <w:t>Industrials: soft (avg +0.4%).</w:t>
       </w:r>
     </w:p>
     <w:p>
       <w:pPr>
         <w:numPr>
           <w:ilvl w:val="0"/>
-          <w:numId w:val="25"/>
+          <w:numId w:val="27"/>
         </w:numPr>
         <w:rPr>
           <w:b/>
@@ -105,14 +105,14 @@
           <w:b/>
           <w:bCs/>
         </w:rPr>
-        <w:t>Consumer Staples: soft (avg –0.2%).</w:t>
+        <w:t>Consumer Staples: firm (avg +1.2%).</w:t>
       </w:r>
     </w:p>
     <w:p>
       <w:pPr>
         <w:numPr>
           <w:ilvl w:val="0"/>
-          <w:numId w:val="25"/>
+          <w:numId w:val="27"/>
         </w:numPr>
         <w:rPr>
           <w:b/>
@@ -124,14 +124,14 @@
           <w:b/>
           <w:bCs/>
         </w:rPr>
-        <w:t>Consumer Discretionary: firm (avg +0.5%).</w:t>
+        <w:t>Consumer Discretionary: firm (avg +1.0%).</w:t>
       </w:r>
     </w:p>
     <w:p>
       <w:pPr>
         <w:numPr>
           <w:ilvl w:val="0"/>
-          <w:numId w:val="25"/>
+          <w:numId w:val="27"/>
         </w:numPr>
         <w:rPr>
           <w:b/>
@@ -143,14 +143,14 @@
           <w:b/>
           <w:bCs/>
         </w:rPr>
-        <w:t>Financials: firm (avg +0.5%).</w:t>
+        <w:t>Financials: firm (avg +1.0%).</w:t>
       </w:r>
     </w:p>
     <w:p>
       <w:pPr>
         <w:numPr>
           <w:ilvl w:val="0"/>
-          <w:numId w:val="25"/>
+          <w:numId w:val="27"/>
         </w:numPr>
         <w:rPr>
           <w:b/>
@@ -162,14 +162,14 @@
           <w:b/>
           <w:bCs/>
         </w:rPr>
-        <w:t>Utilities: soft (avg –0.1%).</w:t>
+        <w:t>Utilities: flat (avg +0.1%).</w:t>
       </w:r>
     </w:p>
     <w:p>
       <w:pPr>
         <w:numPr>
           <w:ilvl w:val="0"/>
-          <w:numId w:val="25"/>
+          <w:numId w:val="27"/>
         </w:numPr>
         <w:rPr>
           <w:b/>
@@ -181,14 +181,14 @@
           <w:b/>
           <w:bCs/>
         </w:rPr>
-        <w:t>Real Estate: soft (avg –0.3%).</w:t>
+        <w:t>Real Estate: firm (avg +0.9%).</w:t>
       </w:r>
     </w:p>
     <w:p>
       <w:pPr>
         <w:numPr>
           <w:ilvl w:val="0"/>
-          <w:numId w:val="25"/>
+          <w:numId w:val="27"/>
         </w:numPr>
         <w:rPr>
           <w:b/>
@@ -200,14 +200,14 @@
           <w:b/>
           <w:bCs/>
         </w:rPr>
-        <w:t>Materials: firm (avg +0.7%).</w:t>
+        <w:t>Materials: firm (avg +1.6%).</w:t>
       </w:r>
     </w:p>
     <w:p>
       <w:pPr>
         <w:numPr>
           <w:ilvl w:val="0"/>
-          <w:numId w:val="25"/>
+          <w:numId w:val="27"/>
         </w:numPr>
         <w:rPr>
           <w:b/>
@@ -219,14 +219,14 @@
           <w:b/>
           <w:bCs/>
         </w:rPr>
-        <w:t>Energy: firm (avg +1.0%).</w:t>
+        <w:t>Energy: leading (avg +2.5%).</w:t>
       </w:r>
     </w:p>
     <w:p>
       <w:pPr>
         <w:numPr>
           <w:ilvl w:val="0"/>
-          <w:numId w:val="25"/>
+          <w:numId w:val="27"/>
         </w:numPr>
         <w:rPr>
           <w:b/>
@@ -238,14 +238,14 @@
           <w:b/>
           <w:bCs/>
         </w:rPr>
-        <w:t>Health Care: flat (avg –0.0%).</w:t>
+        <w:t>Health Care: firm (avg +2.3%).</w:t>
       </w:r>
     </w:p>
     <w:p>
       <w:pPr>
         <w:numPr>
           <w:ilvl w:val="0"/>
-          <w:numId w:val="25"/>
+          <w:numId w:val="27"/>
         </w:numPr>
         <w:rPr>
           <w:b/>
@@ -257,7 +257,7 @@
           <w:b/>
           <w:bCs/>
         </w:rPr>
-        <w:t>Communication Services: firm (avg +0.5%).</w:t>
+        <w:t>Communication Services: firm (avg +1.3%).</w:t>
       </w:r>
     </w:p>
     <w:p>
@@ -279,7 +279,7 @@
       <w:pPr>
         <w:numPr>
           <w:ilvl w:val="0"/>
-          <w:numId w:val="26"/>
+          <w:numId w:val="28"/>
         </w:numPr>
         <w:rPr>
           <w:b/>
@@ -291,14 +291,14 @@
           <w:b/>
           <w:bCs/>
         </w:rPr>
-        <w:t>Gold: bid (avg +2.7%).</w:t>
+        <w:t>Gold: bid (avg +3.1%).</w:t>
       </w:r>
     </w:p>
     <w:p>
       <w:pPr>
         <w:numPr>
           <w:ilvl w:val="0"/>
-          <w:numId w:val="26"/>
+          <w:numId w:val="28"/>
         </w:numPr>
         <w:rPr>
           <w:b/>
@@ -310,14 +310,14 @@
           <w:b/>
           <w:bCs/>
         </w:rPr>
-        <w:t>USD: firm (avg +0.1%).</w:t>
+        <w:t>USD: soft (avg –0.1%).</w:t>
       </w:r>
     </w:p>
     <w:p>
       <w:pPr>
         <w:numPr>
           <w:ilvl w:val="0"/>
-          <w:numId w:val="26"/>
+          <w:numId w:val="28"/>
         </w:numPr>
         <w:rPr>
           <w:b/>
@@ -329,14 +329,14 @@
           <w:b/>
           <w:bCs/>
         </w:rPr>
-        <w:t>Yields: rising (avg +0.4%).</w:t>
+        <w:t>Yields: rising (avg +0.6%).</w:t>
       </w:r>
     </w:p>
     <w:p>
       <w:pPr>
         <w:numPr>
           <w:ilvl w:val="0"/>
-          <w:numId w:val="26"/>
+          <w:numId w:val="28"/>
         </w:numPr>
         <w:rPr>
           <w:b/>
@@ -348,14 +348,14 @@
           <w:b/>
           <w:bCs/>
         </w:rPr>
-        <w:t>Bonds: flat (avg +0.0%).</w:t>
+        <w:t>Bonds: firm (avg +0.3%).</w:t>
       </w:r>
     </w:p>
     <w:p>
       <w:pPr>
         <w:numPr>
           <w:ilvl w:val="0"/>
-          <w:numId w:val="26"/>
+          <w:numId w:val="28"/>
         </w:numPr>
         <w:rPr>
           <w:b/>
@@ -368,7 +368,7 @@
           <w:bCs/>
         </w:rPr>
         <w:lastRenderedPageBreak/>
-        <w:t>Energy complex: bid (avg +0.8%).</w:t>
+        <w:t>Energy complex: bid (avg +3.2%).</w:t>
       </w:r>
     </w:p>
     <w:p>
@@ -383,18 +383,9 @@
           <w:b/>
           <w:bCs/>
         </w:rPr>
-        <w:t xml:space="preserve">Bottom line: A constructive tone with nearly 70% of names higher and strength led by Technology, Energy, Financials, and Materials. Defensives such as Staples, Utilities, and Real Estate lagged modestly. </w:t>
-      </w:r>
-      <w:bookmarkStart w:id="0" w:name="_Hlk213697586"/>
-      <w:r>
-        <w:rPr>
-          <w:b/>
-          <w:bCs/>
-        </w:rPr>
-        <w:t>Macro posture — gold bid, yields up slightly, USD firm, and energy complex higher — reflects steady growth with modest inflation pressure, favoring cyclical and risk assets over defensives as the tape remains broadly supportive.</w:t>
+        <w:t>Bottom line: A strongly constructive week with nearly 80% participation and broad-based strength across sectors. Energy and Health Care led the advance, while Staples, Discretionary, and Materials added steady gains. Macro posture — gold and energy bid, USD soft, yields modestly higher, and bonds firm — reflects resilient growth and moderate inflation pressures, a backdrop supportive of risk-taking and cyclical participation as markets sustain positive momentum.</w:t>
       </w:r>
     </w:p>
-    <w:bookmarkEnd w:id="0"/>
     <w:p/>
     <w:sectPr>
       <w:pgSz w:w="15840" w:h="12240" w:orient="landscape"/>
@@ -409,6 +400,155 @@
 <file path=word/numbering.xml><?xml version="1.0" encoding="utf-8"?>
 <w:numbering xmlns:wpc="http://schemas.microsoft.com/office/word/2010/wordprocessingCanvas" xmlns:cx="http://schemas.microsoft.com/office/drawing/2014/chartex" xmlns:cx1="http://schemas.microsoft.com/office/drawing/2015/9/8/chartex" xmlns:cx2="http://schemas.microsoft.com/office/drawing/2015/10/21/chartex" xmlns:cx3="http://schemas.microsoft.com/office/drawing/2016/5/9/chartex" xmlns:cx4="http://schemas.microsoft.com/office/drawing/2016/5/10/chartex" xmlns:cx5="http://schemas.microsoft.com/office/drawing/2016/5/11/chartex" xmlns:cx6="http://schemas.microsoft.com/office/drawing/2016/5/12/chartex" xmlns:cx7="http://schemas.microsoft.com/office/drawing/2016/5/13/chartex" xmlns:cx8="http://schemas.microsoft.com/office/drawing/2016/5/14/chartex" xmlns:mc="http://schemas.openxmlformats.org/markup-compatibility/2006" xmlns:aink="http://schemas.microsoft.com/office/drawing/2016/ink" xmlns:am3d="http://schemas.microsoft.com/office/drawing/2017/model3d" xmlns:o="urn:schemas-microsoft-com:office:office" xmlns:oel="http://schemas.microsoft.com/office/2019/extlst" xmlns:r="http://schemas.openxmlformats.org/officeDocument/2006/relationships" xmlns:m="http://schemas.openxmlformats.org/officeDocument/2006/math" xmlns:v="urn:schemas-microsoft-com:vml" xmlns:wp14="http://schemas.microsoft.com/office/word/2010/wordprocessingDrawing" xmlns:wp="http://schemas.openxmlformats.org/drawingml/2006/wordprocessingDrawing" xmlns:w10="urn:schemas-microsoft-com:office:word" xmlns:w="http://schemas.openxmlformats.org/wordprocessingml/2006/main" xmlns:w14="http://schemas.microsoft.com/office/word/2010/wordml" xmlns:w15="http://schemas.microsoft.com/office/word/2012/wordml" xmlns:w16cex="http://schemas.microsoft.com/office/word/2018/wordml/cex" xmlns:w16cid="http://schemas.microsoft.com/office/word/2016/wordml/cid" xmlns:w16="http://schemas.microsoft.com/office/word/2018/wordml" xmlns:w16du="http://schemas.microsoft.com/office/word/2023/wordml/word16du" xmlns:w16sdtdh="http://schemas.microsoft.com/office/word/2020/wordml/sdtdatahash" xmlns:w16sdtfl="http://schemas.microsoft.com/office/word/2024/wordml/sdtformatlock" xmlns:w16se="http://schemas.microsoft.com/office/word/2015/wordml/symex" xmlns:wpg="http://schemas.microsoft.com/office/word/2010/wordprocessingGroup" xmlns:wpi="http://schemas.microsoft.com/office/word/2010/wordprocessingInk" xmlns:wne="http://schemas.microsoft.com/office/word/2006/wordml" xmlns:wps="http://schemas.microsoft.com/office/word/2010/wordprocessingShape" mc:Ignorable="w14 w15 w16se w16cid w16 w16cex w16sdtdh w16sdtfl w16du wp14">
   <w:abstractNum w:abstractNumId="0" w15:restartNumberingAfterBreak="0">
+    <w:nsid w:val="06DF4AAA"/>
+    <w:multiLevelType w:val="multilevel"/>
+    <w:tmpl w:val="66A2C6E8"/>
+    <w:lvl w:ilvl="0">
+      <w:start w:val="1"/>
+      <w:numFmt w:val="bullet"/>
+      <w:lvlText w:val=""/>
+      <w:lvlJc w:val="left"/>
+      <w:pPr>
+        <w:tabs>
+          <w:tab w:val="num" w:pos="720"/>
+        </w:tabs>
+        <w:ind w:left="720" w:hanging="360"/>
+      </w:pPr>
+      <w:rPr>
+        <w:rFonts w:ascii="Symbol" w:hAnsi="Symbol" w:hint="default"/>
+        <w:sz w:val="20"/>
+      </w:rPr>
+    </w:lvl>
+    <w:lvl w:ilvl="1" w:tentative="1">
+      <w:start w:val="1"/>
+      <w:numFmt w:val="bullet"/>
+      <w:lvlText w:val="o"/>
+      <w:lvlJc w:val="left"/>
+      <w:pPr>
+        <w:tabs>
+          <w:tab w:val="num" w:pos="1440"/>
+        </w:tabs>
+        <w:ind w:left="1440" w:hanging="360"/>
+      </w:pPr>
+      <w:rPr>
+        <w:rFonts w:ascii="Courier New" w:hAnsi="Courier New" w:hint="default"/>
+        <w:sz w:val="20"/>
+      </w:rPr>
+    </w:lvl>
+    <w:lvl w:ilvl="2" w:tentative="1">
+      <w:start w:val="1"/>
+      <w:numFmt w:val="bullet"/>
+      <w:lvlText w:val=""/>
+      <w:lvlJc w:val="left"/>
+      <w:pPr>
+        <w:tabs>
+          <w:tab w:val="num" w:pos="2160"/>
+        </w:tabs>
+        <w:ind w:left="2160" w:hanging="360"/>
+      </w:pPr>
+      <w:rPr>
+        <w:rFonts w:ascii="Wingdings" w:hAnsi="Wingdings" w:hint="default"/>
+        <w:sz w:val="20"/>
+      </w:rPr>
+    </w:lvl>
+    <w:lvl w:ilvl="3" w:tentative="1">
+      <w:start w:val="1"/>
+      <w:numFmt w:val="bullet"/>
+      <w:lvlText w:val=""/>
+      <w:lvlJc w:val="left"/>
+      <w:pPr>
+        <w:tabs>
+          <w:tab w:val="num" w:pos="2880"/>
+        </w:tabs>
+        <w:ind w:left="2880" w:hanging="360"/>
+      </w:pPr>
+      <w:rPr>
+        <w:rFonts w:ascii="Wingdings" w:hAnsi="Wingdings" w:hint="default"/>
+        <w:sz w:val="20"/>
+      </w:rPr>
+    </w:lvl>
+    <w:lvl w:ilvl="4" w:tentative="1">
+      <w:start w:val="1"/>
+      <w:numFmt w:val="bullet"/>
+      <w:lvlText w:val=""/>
+      <w:lvlJc w:val="left"/>
+      <w:pPr>
+        <w:tabs>
+          <w:tab w:val="num" w:pos="3600"/>
+        </w:tabs>
+        <w:ind w:left="3600" w:hanging="360"/>
+      </w:pPr>
+      <w:rPr>
+        <w:rFonts w:ascii="Wingdings" w:hAnsi="Wingdings" w:hint="default"/>
+        <w:sz w:val="20"/>
+      </w:rPr>
+    </w:lvl>
+    <w:lvl w:ilvl="5" w:tentative="1">
+      <w:start w:val="1"/>
+      <w:numFmt w:val="bullet"/>
+      <w:lvlText w:val=""/>
+      <w:lvlJc w:val="left"/>
+      <w:pPr>
+        <w:tabs>
+          <w:tab w:val="num" w:pos="4320"/>
+        </w:tabs>
+        <w:ind w:left="4320" w:hanging="360"/>
+      </w:pPr>
+      <w:rPr>
+        <w:rFonts w:ascii="Wingdings" w:hAnsi="Wingdings" w:hint="default"/>
+        <w:sz w:val="20"/>
+      </w:rPr>
+    </w:lvl>
+    <w:lvl w:ilvl="6" w:tentative="1">
+      <w:start w:val="1"/>
+      <w:numFmt w:val="bullet"/>
+      <w:lvlText w:val=""/>
+      <w:lvlJc w:val="left"/>
+      <w:pPr>
+        <w:tabs>
+          <w:tab w:val="num" w:pos="5040"/>
+        </w:tabs>
+        <w:ind w:left="5040" w:hanging="360"/>
+      </w:pPr>
+      <w:rPr>
+        <w:rFonts w:ascii="Wingdings" w:hAnsi="Wingdings" w:hint="default"/>
+        <w:sz w:val="20"/>
+      </w:rPr>
+    </w:lvl>
+    <w:lvl w:ilvl="7" w:tentative="1">
+      <w:start w:val="1"/>
+      <w:numFmt w:val="bullet"/>
+      <w:lvlText w:val=""/>
+      <w:lvlJc w:val="left"/>
+      <w:pPr>
+        <w:tabs>
+          <w:tab w:val="num" w:pos="5760"/>
+        </w:tabs>
+        <w:ind w:left="5760" w:hanging="360"/>
+      </w:pPr>
+      <w:rPr>
+        <w:rFonts w:ascii="Wingdings" w:hAnsi="Wingdings" w:hint="default"/>
+        <w:sz w:val="20"/>
+      </w:rPr>
+    </w:lvl>
+    <w:lvl w:ilvl="8" w:tentative="1">
+      <w:start w:val="1"/>
+      <w:numFmt w:val="bullet"/>
+      <w:lvlText w:val=""/>
+      <w:lvlJc w:val="left"/>
+      <w:pPr>
+        <w:tabs>
+          <w:tab w:val="num" w:pos="6480"/>
+        </w:tabs>
+        <w:ind w:left="6480" w:hanging="360"/>
+      </w:pPr>
+      <w:rPr>
+        <w:rFonts w:ascii="Wingdings" w:hAnsi="Wingdings" w:hint="default"/>
+        <w:sz w:val="20"/>
+      </w:rPr>
+    </w:lvl>
+  </w:abstractNum>
+  <w:abstractNum w:abstractNumId="1" w15:restartNumberingAfterBreak="0">
     <w:nsid w:val="0B643E26"/>
     <w:multiLevelType w:val="multilevel"/>
     <w:tmpl w:val="D1425F4A"/>
@@ -557,7 +697,7 @@
       </w:rPr>
     </w:lvl>
   </w:abstractNum>
-  <w:abstractNum w:abstractNumId="1" w15:restartNumberingAfterBreak="0">
+  <w:abstractNum w:abstractNumId="2" w15:restartNumberingAfterBreak="0">
     <w:nsid w:val="1F331735"/>
     <w:multiLevelType w:val="multilevel"/>
     <w:tmpl w:val="E5C8B4EE"/>
@@ -706,7 +846,7 @@
       </w:rPr>
     </w:lvl>
   </w:abstractNum>
-  <w:abstractNum w:abstractNumId="2" w15:restartNumberingAfterBreak="0">
+  <w:abstractNum w:abstractNumId="3" w15:restartNumberingAfterBreak="0">
     <w:nsid w:val="272C6A4E"/>
     <w:multiLevelType w:val="multilevel"/>
     <w:tmpl w:val="085C07DA"/>
@@ -855,7 +995,7 @@
       </w:rPr>
     </w:lvl>
   </w:abstractNum>
-  <w:abstractNum w:abstractNumId="3" w15:restartNumberingAfterBreak="0">
+  <w:abstractNum w:abstractNumId="4" w15:restartNumberingAfterBreak="0">
     <w:nsid w:val="280F7D45"/>
     <w:multiLevelType w:val="multilevel"/>
     <w:tmpl w:val="1DBE7E32"/>
@@ -1004,7 +1144,7 @@
       </w:rPr>
     </w:lvl>
   </w:abstractNum>
-  <w:abstractNum w:abstractNumId="4" w15:restartNumberingAfterBreak="0">
+  <w:abstractNum w:abstractNumId="5" w15:restartNumberingAfterBreak="0">
     <w:nsid w:val="2CA3347A"/>
     <w:multiLevelType w:val="multilevel"/>
     <w:tmpl w:val="E0D04A66"/>
@@ -1153,7 +1293,7 @@
       </w:rPr>
     </w:lvl>
   </w:abstractNum>
-  <w:abstractNum w:abstractNumId="5" w15:restartNumberingAfterBreak="0">
+  <w:abstractNum w:abstractNumId="6" w15:restartNumberingAfterBreak="0">
     <w:nsid w:val="2F2C7693"/>
     <w:multiLevelType w:val="multilevel"/>
     <w:tmpl w:val="7744D9FE"/>
@@ -1302,7 +1442,7 @@
       </w:rPr>
     </w:lvl>
   </w:abstractNum>
-  <w:abstractNum w:abstractNumId="6" w15:restartNumberingAfterBreak="0">
+  <w:abstractNum w:abstractNumId="7" w15:restartNumberingAfterBreak="0">
     <w:nsid w:val="2F896128"/>
     <w:multiLevelType w:val="multilevel"/>
     <w:tmpl w:val="246A653C"/>
@@ -1451,7 +1591,7 @@
       </w:rPr>
     </w:lvl>
   </w:abstractNum>
-  <w:abstractNum w:abstractNumId="7" w15:restartNumberingAfterBreak="0">
+  <w:abstractNum w:abstractNumId="8" w15:restartNumberingAfterBreak="0">
     <w:nsid w:val="37864B64"/>
     <w:multiLevelType w:val="multilevel"/>
     <w:tmpl w:val="FEB8764C"/>
@@ -1600,7 +1740,7 @@
       </w:rPr>
     </w:lvl>
   </w:abstractNum>
-  <w:abstractNum w:abstractNumId="8" w15:restartNumberingAfterBreak="0">
+  <w:abstractNum w:abstractNumId="9" w15:restartNumberingAfterBreak="0">
     <w:nsid w:val="37AB51C3"/>
     <w:multiLevelType w:val="multilevel"/>
     <w:tmpl w:val="B4C8E9DE"/>
@@ -1749,7 +1889,7 @@
       </w:rPr>
     </w:lvl>
   </w:abstractNum>
-  <w:abstractNum w:abstractNumId="9" w15:restartNumberingAfterBreak="0">
+  <w:abstractNum w:abstractNumId="10" w15:restartNumberingAfterBreak="0">
     <w:nsid w:val="39D01A99"/>
     <w:multiLevelType w:val="multilevel"/>
     <w:tmpl w:val="3E2C8440"/>
@@ -1898,7 +2038,7 @@
       </w:rPr>
     </w:lvl>
   </w:abstractNum>
-  <w:abstractNum w:abstractNumId="10" w15:restartNumberingAfterBreak="0">
+  <w:abstractNum w:abstractNumId="11" w15:restartNumberingAfterBreak="0">
     <w:nsid w:val="3EB61EF5"/>
     <w:multiLevelType w:val="multilevel"/>
     <w:tmpl w:val="A7E0B13E"/>
@@ -2047,7 +2187,7 @@
       </w:rPr>
     </w:lvl>
   </w:abstractNum>
-  <w:abstractNum w:abstractNumId="11" w15:restartNumberingAfterBreak="0">
+  <w:abstractNum w:abstractNumId="12" w15:restartNumberingAfterBreak="0">
     <w:nsid w:val="43920D40"/>
     <w:multiLevelType w:val="multilevel"/>
     <w:tmpl w:val="1E54D1B0"/>
@@ -2196,7 +2336,7 @@
       </w:rPr>
     </w:lvl>
   </w:abstractNum>
-  <w:abstractNum w:abstractNumId="12" w15:restartNumberingAfterBreak="0">
+  <w:abstractNum w:abstractNumId="13" w15:restartNumberingAfterBreak="0">
     <w:nsid w:val="49BE4A0C"/>
     <w:multiLevelType w:val="multilevel"/>
     <w:tmpl w:val="E4448F5E"/>
@@ -2345,7 +2485,7 @@
       </w:rPr>
     </w:lvl>
   </w:abstractNum>
-  <w:abstractNum w:abstractNumId="13" w15:restartNumberingAfterBreak="0">
+  <w:abstractNum w:abstractNumId="14" w15:restartNumberingAfterBreak="0">
     <w:nsid w:val="4B815761"/>
     <w:multiLevelType w:val="multilevel"/>
     <w:tmpl w:val="EDA8D4A0"/>
@@ -2494,7 +2634,7 @@
       </w:rPr>
     </w:lvl>
   </w:abstractNum>
-  <w:abstractNum w:abstractNumId="14" w15:restartNumberingAfterBreak="0">
+  <w:abstractNum w:abstractNumId="15" w15:restartNumberingAfterBreak="0">
     <w:nsid w:val="4E08463F"/>
     <w:multiLevelType w:val="multilevel"/>
     <w:tmpl w:val="5E16E65A"/>
@@ -2643,7 +2783,7 @@
       </w:rPr>
     </w:lvl>
   </w:abstractNum>
-  <w:abstractNum w:abstractNumId="15" w15:restartNumberingAfterBreak="0">
+  <w:abstractNum w:abstractNumId="16" w15:restartNumberingAfterBreak="0">
     <w:nsid w:val="50AB6F2D"/>
     <w:multiLevelType w:val="multilevel"/>
     <w:tmpl w:val="B9105336"/>
@@ -2792,7 +2932,156 @@
       </w:rPr>
     </w:lvl>
   </w:abstractNum>
-  <w:abstractNum w:abstractNumId="16" w15:restartNumberingAfterBreak="0">
+  <w:abstractNum w:abstractNumId="17" w15:restartNumberingAfterBreak="0">
+    <w:nsid w:val="50C60944"/>
+    <w:multiLevelType w:val="multilevel"/>
+    <w:tmpl w:val="5F6660BC"/>
+    <w:lvl w:ilvl="0">
+      <w:start w:val="1"/>
+      <w:numFmt w:val="bullet"/>
+      <w:lvlText w:val=""/>
+      <w:lvlJc w:val="left"/>
+      <w:pPr>
+        <w:tabs>
+          <w:tab w:val="num" w:pos="720"/>
+        </w:tabs>
+        <w:ind w:left="720" w:hanging="360"/>
+      </w:pPr>
+      <w:rPr>
+        <w:rFonts w:ascii="Symbol" w:hAnsi="Symbol" w:hint="default"/>
+        <w:sz w:val="20"/>
+      </w:rPr>
+    </w:lvl>
+    <w:lvl w:ilvl="1" w:tentative="1">
+      <w:start w:val="1"/>
+      <w:numFmt w:val="bullet"/>
+      <w:lvlText w:val="o"/>
+      <w:lvlJc w:val="left"/>
+      <w:pPr>
+        <w:tabs>
+          <w:tab w:val="num" w:pos="1440"/>
+        </w:tabs>
+        <w:ind w:left="1440" w:hanging="360"/>
+      </w:pPr>
+      <w:rPr>
+        <w:rFonts w:ascii="Courier New" w:hAnsi="Courier New" w:hint="default"/>
+        <w:sz w:val="20"/>
+      </w:rPr>
+    </w:lvl>
+    <w:lvl w:ilvl="2" w:tentative="1">
+      <w:start w:val="1"/>
+      <w:numFmt w:val="bullet"/>
+      <w:lvlText w:val=""/>
+      <w:lvlJc w:val="left"/>
+      <w:pPr>
+        <w:tabs>
+          <w:tab w:val="num" w:pos="2160"/>
+        </w:tabs>
+        <w:ind w:left="2160" w:hanging="360"/>
+      </w:pPr>
+      <w:rPr>
+        <w:rFonts w:ascii="Wingdings" w:hAnsi="Wingdings" w:hint="default"/>
+        <w:sz w:val="20"/>
+      </w:rPr>
+    </w:lvl>
+    <w:lvl w:ilvl="3" w:tentative="1">
+      <w:start w:val="1"/>
+      <w:numFmt w:val="bullet"/>
+      <w:lvlText w:val=""/>
+      <w:lvlJc w:val="left"/>
+      <w:pPr>
+        <w:tabs>
+          <w:tab w:val="num" w:pos="2880"/>
+        </w:tabs>
+        <w:ind w:left="2880" w:hanging="360"/>
+      </w:pPr>
+      <w:rPr>
+        <w:rFonts w:ascii="Wingdings" w:hAnsi="Wingdings" w:hint="default"/>
+        <w:sz w:val="20"/>
+      </w:rPr>
+    </w:lvl>
+    <w:lvl w:ilvl="4" w:tentative="1">
+      <w:start w:val="1"/>
+      <w:numFmt w:val="bullet"/>
+      <w:lvlText w:val=""/>
+      <w:lvlJc w:val="left"/>
+      <w:pPr>
+        <w:tabs>
+          <w:tab w:val="num" w:pos="3600"/>
+        </w:tabs>
+        <w:ind w:left="3600" w:hanging="360"/>
+      </w:pPr>
+      <w:rPr>
+        <w:rFonts w:ascii="Wingdings" w:hAnsi="Wingdings" w:hint="default"/>
+        <w:sz w:val="20"/>
+      </w:rPr>
+    </w:lvl>
+    <w:lvl w:ilvl="5" w:tentative="1">
+      <w:start w:val="1"/>
+      <w:numFmt w:val="bullet"/>
+      <w:lvlText w:val=""/>
+      <w:lvlJc w:val="left"/>
+      <w:pPr>
+        <w:tabs>
+          <w:tab w:val="num" w:pos="4320"/>
+        </w:tabs>
+        <w:ind w:left="4320" w:hanging="360"/>
+      </w:pPr>
+      <w:rPr>
+        <w:rFonts w:ascii="Wingdings" w:hAnsi="Wingdings" w:hint="default"/>
+        <w:sz w:val="20"/>
+      </w:rPr>
+    </w:lvl>
+    <w:lvl w:ilvl="6" w:tentative="1">
+      <w:start w:val="1"/>
+      <w:numFmt w:val="bullet"/>
+      <w:lvlText w:val=""/>
+      <w:lvlJc w:val="left"/>
+      <w:pPr>
+        <w:tabs>
+          <w:tab w:val="num" w:pos="5040"/>
+        </w:tabs>
+        <w:ind w:left="5040" w:hanging="360"/>
+      </w:pPr>
+      <w:rPr>
+        <w:rFonts w:ascii="Wingdings" w:hAnsi="Wingdings" w:hint="default"/>
+        <w:sz w:val="20"/>
+      </w:rPr>
+    </w:lvl>
+    <w:lvl w:ilvl="7" w:tentative="1">
+      <w:start w:val="1"/>
+      <w:numFmt w:val="bullet"/>
+      <w:lvlText w:val=""/>
+      <w:lvlJc w:val="left"/>
+      <w:pPr>
+        <w:tabs>
+          <w:tab w:val="num" w:pos="5760"/>
+        </w:tabs>
+        <w:ind w:left="5760" w:hanging="360"/>
+      </w:pPr>
+      <w:rPr>
+        <w:rFonts w:ascii="Wingdings" w:hAnsi="Wingdings" w:hint="default"/>
+        <w:sz w:val="20"/>
+      </w:rPr>
+    </w:lvl>
+    <w:lvl w:ilvl="8" w:tentative="1">
+      <w:start w:val="1"/>
+      <w:numFmt w:val="bullet"/>
+      <w:lvlText w:val=""/>
+      <w:lvlJc w:val="left"/>
+      <w:pPr>
+        <w:tabs>
+          <w:tab w:val="num" w:pos="6480"/>
+        </w:tabs>
+        <w:ind w:left="6480" w:hanging="360"/>
+      </w:pPr>
+      <w:rPr>
+        <w:rFonts w:ascii="Wingdings" w:hAnsi="Wingdings" w:hint="default"/>
+        <w:sz w:val="20"/>
+      </w:rPr>
+    </w:lvl>
+  </w:abstractNum>
+  <w:abstractNum w:abstractNumId="18" w15:restartNumberingAfterBreak="0">
     <w:nsid w:val="5A2F142F"/>
     <w:multiLevelType w:val="multilevel"/>
     <w:tmpl w:val="E72E5CCE"/>
@@ -2941,7 +3230,7 @@
       </w:rPr>
     </w:lvl>
   </w:abstractNum>
-  <w:abstractNum w:abstractNumId="17" w15:restartNumberingAfterBreak="0">
+  <w:abstractNum w:abstractNumId="19" w15:restartNumberingAfterBreak="0">
     <w:nsid w:val="5C545A79"/>
     <w:multiLevelType w:val="multilevel"/>
     <w:tmpl w:val="604833C2"/>
@@ -3090,7 +3379,7 @@
       </w:rPr>
     </w:lvl>
   </w:abstractNum>
-  <w:abstractNum w:abstractNumId="18" w15:restartNumberingAfterBreak="0">
+  <w:abstractNum w:abstractNumId="20" w15:restartNumberingAfterBreak="0">
     <w:nsid w:val="604F737A"/>
     <w:multiLevelType w:val="multilevel"/>
     <w:tmpl w:val="C7B86CC4"/>
@@ -3239,7 +3528,7 @@
       </w:rPr>
     </w:lvl>
   </w:abstractNum>
-  <w:abstractNum w:abstractNumId="19" w15:restartNumberingAfterBreak="0">
+  <w:abstractNum w:abstractNumId="21" w15:restartNumberingAfterBreak="0">
     <w:nsid w:val="654315C6"/>
     <w:multiLevelType w:val="multilevel"/>
     <w:tmpl w:val="021C6DD0"/>
@@ -3388,7 +3677,7 @@
       </w:rPr>
     </w:lvl>
   </w:abstractNum>
-  <w:abstractNum w:abstractNumId="20" w15:restartNumberingAfterBreak="0">
+  <w:abstractNum w:abstractNumId="22" w15:restartNumberingAfterBreak="0">
     <w:nsid w:val="6A5F0556"/>
     <w:multiLevelType w:val="multilevel"/>
     <w:tmpl w:val="E728ADB0"/>
@@ -3537,7 +3826,7 @@
       </w:rPr>
     </w:lvl>
   </w:abstractNum>
-  <w:abstractNum w:abstractNumId="21" w15:restartNumberingAfterBreak="0">
+  <w:abstractNum w:abstractNumId="23" w15:restartNumberingAfterBreak="0">
     <w:nsid w:val="72AC746A"/>
     <w:multiLevelType w:val="multilevel"/>
     <w:tmpl w:val="9ECEABA4"/>
@@ -3686,7 +3975,7 @@
       </w:rPr>
     </w:lvl>
   </w:abstractNum>
-  <w:abstractNum w:abstractNumId="22" w15:restartNumberingAfterBreak="0">
+  <w:abstractNum w:abstractNumId="24" w15:restartNumberingAfterBreak="0">
     <w:nsid w:val="77636A34"/>
     <w:multiLevelType w:val="multilevel"/>
     <w:tmpl w:val="11C61B52"/>
@@ -3835,7 +4124,7 @@
       </w:rPr>
     </w:lvl>
   </w:abstractNum>
-  <w:abstractNum w:abstractNumId="23" w15:restartNumberingAfterBreak="0">
+  <w:abstractNum w:abstractNumId="25" w15:restartNumberingAfterBreak="0">
     <w:nsid w:val="79EF25D7"/>
     <w:multiLevelType w:val="multilevel"/>
     <w:tmpl w:val="BB5C4FC2"/>
@@ -3984,7 +4273,7 @@
       </w:rPr>
     </w:lvl>
   </w:abstractNum>
-  <w:abstractNum w:abstractNumId="24" w15:restartNumberingAfterBreak="0">
+  <w:abstractNum w:abstractNumId="26" w15:restartNumberingAfterBreak="0">
     <w:nsid w:val="7C354D58"/>
     <w:multiLevelType w:val="multilevel"/>
     <w:tmpl w:val="F66E7E8A"/>
@@ -4133,7 +4422,7 @@
       </w:rPr>
     </w:lvl>
   </w:abstractNum>
-  <w:abstractNum w:abstractNumId="25" w15:restartNumberingAfterBreak="0">
+  <w:abstractNum w:abstractNumId="27" w15:restartNumberingAfterBreak="0">
     <w:nsid w:val="7DE64294"/>
     <w:multiLevelType w:val="multilevel"/>
     <w:tmpl w:val="D8EA2908"/>
@@ -4283,82 +4572,88 @@
     </w:lvl>
   </w:abstractNum>
   <w:num w:numId="1" w16cid:durableId="1191525783">
+    <w:abstractNumId w:val="14"/>
+  </w:num>
+  <w:num w:numId="2" w16cid:durableId="196086285">
+    <w:abstractNumId w:val="1"/>
+  </w:num>
+  <w:num w:numId="3" w16cid:durableId="1469737095">
     <w:abstractNumId w:val="13"/>
   </w:num>
-  <w:num w:numId="2" w16cid:durableId="196086285">
+  <w:num w:numId="4" w16cid:durableId="21443922">
+    <w:abstractNumId w:val="20"/>
+  </w:num>
+  <w:num w:numId="5" w16cid:durableId="518083538">
+    <w:abstractNumId w:val="21"/>
+  </w:num>
+  <w:num w:numId="6" w16cid:durableId="278339222">
+    <w:abstractNumId w:val="23"/>
+  </w:num>
+  <w:num w:numId="7" w16cid:durableId="411660800">
+    <w:abstractNumId w:val="11"/>
+  </w:num>
+  <w:num w:numId="8" w16cid:durableId="385759481">
+    <w:abstractNumId w:val="10"/>
+  </w:num>
+  <w:num w:numId="9" w16cid:durableId="655230158">
+    <w:abstractNumId w:val="7"/>
+  </w:num>
+  <w:num w:numId="10" w16cid:durableId="298919774">
+    <w:abstractNumId w:val="25"/>
+  </w:num>
+  <w:num w:numId="11" w16cid:durableId="1608807345">
+    <w:abstractNumId w:val="18"/>
+  </w:num>
+  <w:num w:numId="12" w16cid:durableId="1349866132">
+    <w:abstractNumId w:val="5"/>
+  </w:num>
+  <w:num w:numId="13" w16cid:durableId="1199471731">
+    <w:abstractNumId w:val="16"/>
+  </w:num>
+  <w:num w:numId="14" w16cid:durableId="1231380869">
+    <w:abstractNumId w:val="2"/>
+  </w:num>
+  <w:num w:numId="15" w16cid:durableId="69086129">
+    <w:abstractNumId w:val="19"/>
+  </w:num>
+  <w:num w:numId="16" w16cid:durableId="1705711832">
+    <w:abstractNumId w:val="15"/>
+  </w:num>
+  <w:num w:numId="17" w16cid:durableId="972365799">
+    <w:abstractNumId w:val="3"/>
+  </w:num>
+  <w:num w:numId="18" w16cid:durableId="1878199565">
+    <w:abstractNumId w:val="4"/>
+  </w:num>
+  <w:num w:numId="19" w16cid:durableId="1951666284">
+    <w:abstractNumId w:val="26"/>
+  </w:num>
+  <w:num w:numId="20" w16cid:durableId="1403865772">
+    <w:abstractNumId w:val="8"/>
+  </w:num>
+  <w:num w:numId="21" w16cid:durableId="966738342">
+    <w:abstractNumId w:val="6"/>
+  </w:num>
+  <w:num w:numId="22" w16cid:durableId="1695034932">
+    <w:abstractNumId w:val="12"/>
+  </w:num>
+  <w:num w:numId="23" w16cid:durableId="1669401795">
+    <w:abstractNumId w:val="22"/>
+  </w:num>
+  <w:num w:numId="24" w16cid:durableId="1460604894">
+    <w:abstractNumId w:val="9"/>
+  </w:num>
+  <w:num w:numId="25" w16cid:durableId="1214199520">
+    <w:abstractNumId w:val="27"/>
+  </w:num>
+  <w:num w:numId="26" w16cid:durableId="849638693">
+    <w:abstractNumId w:val="24"/>
+  </w:num>
+  <w:num w:numId="27" w16cid:durableId="909846435">
     <w:abstractNumId w:val="0"/>
   </w:num>
-  <w:num w:numId="3" w16cid:durableId="1469737095">
-    <w:abstractNumId w:val="12"/>
-  </w:num>
-  <w:num w:numId="4" w16cid:durableId="21443922">
-    <w:abstractNumId w:val="18"/>
-  </w:num>
-  <w:num w:numId="5" w16cid:durableId="518083538">
-    <w:abstractNumId w:val="19"/>
-  </w:num>
-  <w:num w:numId="6" w16cid:durableId="278339222">
-    <w:abstractNumId w:val="21"/>
-  </w:num>
-  <w:num w:numId="7" w16cid:durableId="411660800">
-    <w:abstractNumId w:val="10"/>
-  </w:num>
-  <w:num w:numId="8" w16cid:durableId="385759481">
-    <w:abstractNumId w:val="9"/>
-  </w:num>
-  <w:num w:numId="9" w16cid:durableId="655230158">
-    <w:abstractNumId w:val="6"/>
-  </w:num>
-  <w:num w:numId="10" w16cid:durableId="298919774">
-    <w:abstractNumId w:val="23"/>
-  </w:num>
-  <w:num w:numId="11" w16cid:durableId="1608807345">
-    <w:abstractNumId w:val="16"/>
-  </w:num>
-  <w:num w:numId="12" w16cid:durableId="1349866132">
-    <w:abstractNumId w:val="4"/>
-  </w:num>
-  <w:num w:numId="13" w16cid:durableId="1199471731">
-    <w:abstractNumId w:val="15"/>
-  </w:num>
-  <w:num w:numId="14" w16cid:durableId="1231380869">
-    <w:abstractNumId w:val="1"/>
-  </w:num>
-  <w:num w:numId="15" w16cid:durableId="69086129">
+  <w:num w:numId="28" w16cid:durableId="895050884">
     <w:abstractNumId w:val="17"/>
-  </w:num>
-  <w:num w:numId="16" w16cid:durableId="1705711832">
-    <w:abstractNumId w:val="14"/>
-  </w:num>
-  <w:num w:numId="17" w16cid:durableId="972365799">
-    <w:abstractNumId w:val="2"/>
-  </w:num>
-  <w:num w:numId="18" w16cid:durableId="1878199565">
-    <w:abstractNumId w:val="3"/>
-  </w:num>
-  <w:num w:numId="19" w16cid:durableId="1951666284">
-    <w:abstractNumId w:val="24"/>
-  </w:num>
-  <w:num w:numId="20" w16cid:durableId="1403865772">
-    <w:abstractNumId w:val="7"/>
-  </w:num>
-  <w:num w:numId="21" w16cid:durableId="966738342">
-    <w:abstractNumId w:val="5"/>
-  </w:num>
-  <w:num w:numId="22" w16cid:durableId="1695034932">
-    <w:abstractNumId w:val="11"/>
-  </w:num>
-  <w:num w:numId="23" w16cid:durableId="1669401795">
-    <w:abstractNumId w:val="20"/>
-  </w:num>
-  <w:num w:numId="24" w16cid:durableId="1460604894">
-    <w:abstractNumId w:val="8"/>
-  </w:num>
-  <w:num w:numId="25" w16cid:durableId="1214199520">
-    <w:abstractNumId w:val="25"/>
-  </w:num>
-  <w:num w:numId="26" w16cid:durableId="849638693">
-    <w:abstractNumId w:val="22"/>
   </w:num>
   <w:numIdMacAtCleanup w:val="2"/>
 </w:numbering>

--- a/data/Market_Read_weekly.docx
+++ b/data/Market_Read_weekly.docx
@@ -14,7 +14,7 @@
           <w:b/>
           <w:bCs/>
         </w:rPr>
-        <w:t>Weekly Market Read: November 11, 2025</w:t>
+        <w:t>Weekly Market Read: November 12, 2025</w:t>
       </w:r>
     </w:p>
     <w:p>
@@ -36,7 +36,7 @@
       <w:pPr>
         <w:numPr>
           <w:ilvl w:val="0"/>
-          <w:numId w:val="27"/>
+          <w:numId w:val="29"/>
         </w:numPr>
         <w:rPr>
           <w:b/>
@@ -48,14 +48,14 @@
           <w:b/>
           <w:bCs/>
         </w:rPr>
-        <w:t>Breadth: 79.6% of names are positive.</w:t>
+        <w:t>Breadth: 77.9% of names are positive.</w:t>
       </w:r>
     </w:p>
     <w:p>
       <w:pPr>
         <w:numPr>
           <w:ilvl w:val="0"/>
-          <w:numId w:val="27"/>
+          <w:numId w:val="29"/>
         </w:numPr>
         <w:rPr>
           <w:b/>
@@ -67,14 +67,14 @@
           <w:b/>
           <w:bCs/>
         </w:rPr>
-        <w:t>Information Technology: firm (avg +0.7%).</w:t>
+        <w:t>Information Technology: firm (avg +1.2%).</w:t>
       </w:r>
     </w:p>
     <w:p>
       <w:pPr>
         <w:numPr>
           <w:ilvl w:val="0"/>
-          <w:numId w:val="27"/>
+          <w:numId w:val="29"/>
         </w:numPr>
         <w:rPr>
           <w:b/>
@@ -86,14 +86,14 @@
           <w:b/>
           <w:bCs/>
         </w:rPr>
-        <w:t>Industrials: soft (avg +0.4%).</w:t>
+        <w:t>Industrials: firm (avg +0.6%).</w:t>
       </w:r>
     </w:p>
     <w:p>
       <w:pPr>
         <w:numPr>
           <w:ilvl w:val="0"/>
-          <w:numId w:val="27"/>
+          <w:numId w:val="29"/>
         </w:numPr>
         <w:rPr>
           <w:b/>
@@ -105,14 +105,14 @@
           <w:b/>
           <w:bCs/>
         </w:rPr>
-        <w:t>Consumer Staples: firm (avg +1.2%).</w:t>
+        <w:t>Consumer Staples: firm (avg +0.9%).</w:t>
       </w:r>
     </w:p>
     <w:p>
       <w:pPr>
         <w:numPr>
           <w:ilvl w:val="0"/>
-          <w:numId w:val="27"/>
+          <w:numId w:val="29"/>
         </w:numPr>
         <w:rPr>
           <w:b/>
@@ -124,14 +124,14 @@
           <w:b/>
           <w:bCs/>
         </w:rPr>
-        <w:t>Consumer Discretionary: firm (avg +1.0%).</w:t>
+        <w:t>Consumer Discretionary: firm (avg +1.3%).</w:t>
       </w:r>
     </w:p>
     <w:p>
       <w:pPr>
         <w:numPr>
           <w:ilvl w:val="0"/>
-          <w:numId w:val="27"/>
+          <w:numId w:val="29"/>
         </w:numPr>
         <w:rPr>
           <w:b/>
@@ -143,14 +143,14 @@
           <w:b/>
           <w:bCs/>
         </w:rPr>
-        <w:t>Financials: firm (avg +1.0%).</w:t>
+        <w:t>Financials: leading (avg +1.8%).</w:t>
       </w:r>
     </w:p>
     <w:p>
       <w:pPr>
         <w:numPr>
           <w:ilvl w:val="0"/>
-          <w:numId w:val="27"/>
+          <w:numId w:val="29"/>
         </w:numPr>
         <w:rPr>
           <w:b/>
@@ -162,14 +162,14 @@
           <w:b/>
           <w:bCs/>
         </w:rPr>
-        <w:t>Utilities: flat (avg +0.1%).</w:t>
+        <w:t>Utilities: soft (avg +0.3%).</w:t>
       </w:r>
     </w:p>
     <w:p>
       <w:pPr>
         <w:numPr>
           <w:ilvl w:val="0"/>
-          <w:numId w:val="27"/>
+          <w:numId w:val="29"/>
         </w:numPr>
         <w:rPr>
           <w:b/>
@@ -181,14 +181,14 @@
           <w:b/>
           <w:bCs/>
         </w:rPr>
-        <w:t>Real Estate: firm (avg +0.9%).</w:t>
+        <w:t>Real Estate: flat (avg +0.1%).</w:t>
       </w:r>
     </w:p>
     <w:p>
       <w:pPr>
         <w:numPr>
           <w:ilvl w:val="0"/>
-          <w:numId w:val="27"/>
+          <w:numId w:val="29"/>
         </w:numPr>
         <w:rPr>
           <w:b/>
@@ -200,14 +200,14 @@
           <w:b/>
           <w:bCs/>
         </w:rPr>
-        <w:t>Materials: firm (avg +1.6%).</w:t>
+        <w:t>Materials: leading (avg +2.2%).</w:t>
       </w:r>
     </w:p>
     <w:p>
       <w:pPr>
         <w:numPr>
           <w:ilvl w:val="0"/>
-          <w:numId w:val="27"/>
+          <w:numId w:val="29"/>
         </w:numPr>
         <w:rPr>
           <w:b/>
@@ -219,14 +219,14 @@
           <w:b/>
           <w:bCs/>
         </w:rPr>
-        <w:t>Energy: leading (avg +2.5%).</w:t>
+        <w:t>Energy: firm (avg +1.2%).</w:t>
       </w:r>
     </w:p>
     <w:p>
       <w:pPr>
         <w:numPr>
           <w:ilvl w:val="0"/>
-          <w:numId w:val="27"/>
+          <w:numId w:val="29"/>
         </w:numPr>
         <w:rPr>
           <w:b/>
@@ -238,14 +238,14 @@
           <w:b/>
           <w:bCs/>
         </w:rPr>
-        <w:t>Health Care: firm (avg +2.3%).</w:t>
+        <w:t>Health Care: leading (avg +3.1%).</w:t>
       </w:r>
     </w:p>
     <w:p>
       <w:pPr>
         <w:numPr>
           <w:ilvl w:val="0"/>
-          <w:numId w:val="27"/>
+          <w:numId w:val="29"/>
         </w:numPr>
         <w:rPr>
           <w:b/>
@@ -257,7 +257,7 @@
           <w:b/>
           <w:bCs/>
         </w:rPr>
-        <w:t>Communication Services: firm (avg +1.3%).</w:t>
+        <w:t>Communication Services: firm (avg +0.9%).</w:t>
       </w:r>
     </w:p>
     <w:p>
@@ -279,7 +279,7 @@
       <w:pPr>
         <w:numPr>
           <w:ilvl w:val="0"/>
-          <w:numId w:val="28"/>
+          <w:numId w:val="30"/>
         </w:numPr>
         <w:rPr>
           <w:b/>
@@ -291,14 +291,14 @@
           <w:b/>
           <w:bCs/>
         </w:rPr>
-        <w:t>Gold: bid (avg +3.1%).</w:t>
+        <w:t>Gold: bid (avg +4.8%).</w:t>
       </w:r>
     </w:p>
     <w:p>
       <w:pPr>
         <w:numPr>
           <w:ilvl w:val="0"/>
-          <w:numId w:val="28"/>
+          <w:numId w:val="30"/>
         </w:numPr>
         <w:rPr>
           <w:b/>
@@ -310,14 +310,14 @@
           <w:b/>
           <w:bCs/>
         </w:rPr>
-        <w:t>USD: soft (avg –0.1%).</w:t>
+        <w:t>USD: flat (avg –0.0%).</w:t>
       </w:r>
     </w:p>
     <w:p>
       <w:pPr>
         <w:numPr>
           <w:ilvl w:val="0"/>
-          <w:numId w:val="28"/>
+          <w:numId w:val="30"/>
         </w:numPr>
         <w:rPr>
           <w:b/>
@@ -329,14 +329,14 @@
           <w:b/>
           <w:bCs/>
         </w:rPr>
-        <w:t>Yields: rising (avg +0.6%).</w:t>
+        <w:t>Yields: easing (avg –0.6%).</w:t>
       </w:r>
     </w:p>
     <w:p>
       <w:pPr>
         <w:numPr>
           <w:ilvl w:val="0"/>
-          <w:numId w:val="28"/>
+          <w:numId w:val="30"/>
         </w:numPr>
         <w:rPr>
           <w:b/>
@@ -348,14 +348,14 @@
           <w:b/>
           <w:bCs/>
         </w:rPr>
-        <w:t>Bonds: firm (avg +0.3%).</w:t>
+        <w:t>Bonds: firm (avg +0.2%).</w:t>
       </w:r>
     </w:p>
     <w:p>
       <w:pPr>
         <w:numPr>
           <w:ilvl w:val="0"/>
-          <w:numId w:val="28"/>
+          <w:numId w:val="30"/>
         </w:numPr>
         <w:rPr>
           <w:b/>
@@ -368,7 +368,7 @@
           <w:bCs/>
         </w:rPr>
         <w:lastRenderedPageBreak/>
-        <w:t>Energy complex: bid (avg +3.2%).</w:t>
+        <w:t>Energy complex: bid (avg +1.5%).</w:t>
       </w:r>
     </w:p>
     <w:p>
@@ -383,9 +383,18 @@
           <w:b/>
           <w:bCs/>
         </w:rPr>
-        <w:t>Bottom line: A strongly constructive week with nearly 80% participation and broad-based strength across sectors. Energy and Health Care led the advance, while Staples, Discretionary, and Materials added steady gains. Macro posture — gold and energy bid, USD soft, yields modestly higher, and bonds firm — reflects resilient growth and moderate inflation pressures, a backdrop supportive of risk-taking and cyclical participation as markets sustain positive momentum.</w:t>
+        <w:t xml:space="preserve">Bottom line: A broadly bullish week with nearly 80% of names higher. Leadership from Health Care, Materials, and Financials underscores improving sentiment and rotation into cyclicals. </w:t>
+      </w:r>
+      <w:bookmarkStart w:id="0" w:name="_Hlk213870436"/>
+      <w:r>
+        <w:rPr>
+          <w:b/>
+          <w:bCs/>
+        </w:rPr>
+        <w:t xml:space="preserve">The macro backdrop — gold bid, yields easing, USD flat, and energy firm — signals steady growth expectations with a softer inflation pulse, favoring risk assets and pro-cyclical exposure as markets extend their recovery tone. </w:t>
       </w:r>
     </w:p>
+    <w:bookmarkEnd w:id="0"/>
     <w:p/>
     <w:sectPr>
       <w:pgSz w:w="15840" w:h="12240" w:orient="landscape"/>
@@ -400,6 +409,155 @@
 <file path=word/numbering.xml><?xml version="1.0" encoding="utf-8"?>
 <w:numbering xmlns:wpc="http://schemas.microsoft.com/office/word/2010/wordprocessingCanvas" xmlns:cx="http://schemas.microsoft.com/office/drawing/2014/chartex" xmlns:cx1="http://schemas.microsoft.com/office/drawing/2015/9/8/chartex" xmlns:cx2="http://schemas.microsoft.com/office/drawing/2015/10/21/chartex" xmlns:cx3="http://schemas.microsoft.com/office/drawing/2016/5/9/chartex" xmlns:cx4="http://schemas.microsoft.com/office/drawing/2016/5/10/chartex" xmlns:cx5="http://schemas.microsoft.com/office/drawing/2016/5/11/chartex" xmlns:cx6="http://schemas.microsoft.com/office/drawing/2016/5/12/chartex" xmlns:cx7="http://schemas.microsoft.com/office/drawing/2016/5/13/chartex" xmlns:cx8="http://schemas.microsoft.com/office/drawing/2016/5/14/chartex" xmlns:mc="http://schemas.openxmlformats.org/markup-compatibility/2006" xmlns:aink="http://schemas.microsoft.com/office/drawing/2016/ink" xmlns:am3d="http://schemas.microsoft.com/office/drawing/2017/model3d" xmlns:o="urn:schemas-microsoft-com:office:office" xmlns:oel="http://schemas.microsoft.com/office/2019/extlst" xmlns:r="http://schemas.openxmlformats.org/officeDocument/2006/relationships" xmlns:m="http://schemas.openxmlformats.org/officeDocument/2006/math" xmlns:v="urn:schemas-microsoft-com:vml" xmlns:wp14="http://schemas.microsoft.com/office/word/2010/wordprocessingDrawing" xmlns:wp="http://schemas.openxmlformats.org/drawingml/2006/wordprocessingDrawing" xmlns:w10="urn:schemas-microsoft-com:office:word" xmlns:w="http://schemas.openxmlformats.org/wordprocessingml/2006/main" xmlns:w14="http://schemas.microsoft.com/office/word/2010/wordml" xmlns:w15="http://schemas.microsoft.com/office/word/2012/wordml" xmlns:w16cex="http://schemas.microsoft.com/office/word/2018/wordml/cex" xmlns:w16cid="http://schemas.microsoft.com/office/word/2016/wordml/cid" xmlns:w16="http://schemas.microsoft.com/office/word/2018/wordml" xmlns:w16du="http://schemas.microsoft.com/office/word/2023/wordml/word16du" xmlns:w16sdtdh="http://schemas.microsoft.com/office/word/2020/wordml/sdtdatahash" xmlns:w16sdtfl="http://schemas.microsoft.com/office/word/2024/wordml/sdtformatlock" xmlns:w16se="http://schemas.microsoft.com/office/word/2015/wordml/symex" xmlns:wpg="http://schemas.microsoft.com/office/word/2010/wordprocessingGroup" xmlns:wpi="http://schemas.microsoft.com/office/word/2010/wordprocessingInk" xmlns:wne="http://schemas.microsoft.com/office/word/2006/wordml" xmlns:wps="http://schemas.microsoft.com/office/word/2010/wordprocessingShape" mc:Ignorable="w14 w15 w16se w16cid w16 w16cex w16sdtdh w16sdtfl w16du wp14">
   <w:abstractNum w:abstractNumId="0" w15:restartNumberingAfterBreak="0">
+    <w:nsid w:val="05E5596D"/>
+    <w:multiLevelType w:val="multilevel"/>
+    <w:tmpl w:val="FB209D5A"/>
+    <w:lvl w:ilvl="0">
+      <w:start w:val="1"/>
+      <w:numFmt w:val="bullet"/>
+      <w:lvlText w:val=""/>
+      <w:lvlJc w:val="left"/>
+      <w:pPr>
+        <w:tabs>
+          <w:tab w:val="num" w:pos="720"/>
+        </w:tabs>
+        <w:ind w:left="720" w:hanging="360"/>
+      </w:pPr>
+      <w:rPr>
+        <w:rFonts w:ascii="Symbol" w:hAnsi="Symbol" w:hint="default"/>
+        <w:sz w:val="20"/>
+      </w:rPr>
+    </w:lvl>
+    <w:lvl w:ilvl="1" w:tentative="1">
+      <w:start w:val="1"/>
+      <w:numFmt w:val="bullet"/>
+      <w:lvlText w:val="o"/>
+      <w:lvlJc w:val="left"/>
+      <w:pPr>
+        <w:tabs>
+          <w:tab w:val="num" w:pos="1440"/>
+        </w:tabs>
+        <w:ind w:left="1440" w:hanging="360"/>
+      </w:pPr>
+      <w:rPr>
+        <w:rFonts w:ascii="Courier New" w:hAnsi="Courier New" w:hint="default"/>
+        <w:sz w:val="20"/>
+      </w:rPr>
+    </w:lvl>
+    <w:lvl w:ilvl="2" w:tentative="1">
+      <w:start w:val="1"/>
+      <w:numFmt w:val="bullet"/>
+      <w:lvlText w:val=""/>
+      <w:lvlJc w:val="left"/>
+      <w:pPr>
+        <w:tabs>
+          <w:tab w:val="num" w:pos="2160"/>
+        </w:tabs>
+        <w:ind w:left="2160" w:hanging="360"/>
+      </w:pPr>
+      <w:rPr>
+        <w:rFonts w:ascii="Wingdings" w:hAnsi="Wingdings" w:hint="default"/>
+        <w:sz w:val="20"/>
+      </w:rPr>
+    </w:lvl>
+    <w:lvl w:ilvl="3" w:tentative="1">
+      <w:start w:val="1"/>
+      <w:numFmt w:val="bullet"/>
+      <w:lvlText w:val=""/>
+      <w:lvlJc w:val="left"/>
+      <w:pPr>
+        <w:tabs>
+          <w:tab w:val="num" w:pos="2880"/>
+        </w:tabs>
+        <w:ind w:left="2880" w:hanging="360"/>
+      </w:pPr>
+      <w:rPr>
+        <w:rFonts w:ascii="Wingdings" w:hAnsi="Wingdings" w:hint="default"/>
+        <w:sz w:val="20"/>
+      </w:rPr>
+    </w:lvl>
+    <w:lvl w:ilvl="4" w:tentative="1">
+      <w:start w:val="1"/>
+      <w:numFmt w:val="bullet"/>
+      <w:lvlText w:val=""/>
+      <w:lvlJc w:val="left"/>
+      <w:pPr>
+        <w:tabs>
+          <w:tab w:val="num" w:pos="3600"/>
+        </w:tabs>
+        <w:ind w:left="3600" w:hanging="360"/>
+      </w:pPr>
+      <w:rPr>
+        <w:rFonts w:ascii="Wingdings" w:hAnsi="Wingdings" w:hint="default"/>
+        <w:sz w:val="20"/>
+      </w:rPr>
+    </w:lvl>
+    <w:lvl w:ilvl="5" w:tentative="1">
+      <w:start w:val="1"/>
+      <w:numFmt w:val="bullet"/>
+      <w:lvlText w:val=""/>
+      <w:lvlJc w:val="left"/>
+      <w:pPr>
+        <w:tabs>
+          <w:tab w:val="num" w:pos="4320"/>
+        </w:tabs>
+        <w:ind w:left="4320" w:hanging="360"/>
+      </w:pPr>
+      <w:rPr>
+        <w:rFonts w:ascii="Wingdings" w:hAnsi="Wingdings" w:hint="default"/>
+        <w:sz w:val="20"/>
+      </w:rPr>
+    </w:lvl>
+    <w:lvl w:ilvl="6" w:tentative="1">
+      <w:start w:val="1"/>
+      <w:numFmt w:val="bullet"/>
+      <w:lvlText w:val=""/>
+      <w:lvlJc w:val="left"/>
+      <w:pPr>
+        <w:tabs>
+          <w:tab w:val="num" w:pos="5040"/>
+        </w:tabs>
+        <w:ind w:left="5040" w:hanging="360"/>
+      </w:pPr>
+      <w:rPr>
+        <w:rFonts w:ascii="Wingdings" w:hAnsi="Wingdings" w:hint="default"/>
+        <w:sz w:val="20"/>
+      </w:rPr>
+    </w:lvl>
+    <w:lvl w:ilvl="7" w:tentative="1">
+      <w:start w:val="1"/>
+      <w:numFmt w:val="bullet"/>
+      <w:lvlText w:val=""/>
+      <w:lvlJc w:val="left"/>
+      <w:pPr>
+        <w:tabs>
+          <w:tab w:val="num" w:pos="5760"/>
+        </w:tabs>
+        <w:ind w:left="5760" w:hanging="360"/>
+      </w:pPr>
+      <w:rPr>
+        <w:rFonts w:ascii="Wingdings" w:hAnsi="Wingdings" w:hint="default"/>
+        <w:sz w:val="20"/>
+      </w:rPr>
+    </w:lvl>
+    <w:lvl w:ilvl="8" w:tentative="1">
+      <w:start w:val="1"/>
+      <w:numFmt w:val="bullet"/>
+      <w:lvlText w:val=""/>
+      <w:lvlJc w:val="left"/>
+      <w:pPr>
+        <w:tabs>
+          <w:tab w:val="num" w:pos="6480"/>
+        </w:tabs>
+        <w:ind w:left="6480" w:hanging="360"/>
+      </w:pPr>
+      <w:rPr>
+        <w:rFonts w:ascii="Wingdings" w:hAnsi="Wingdings" w:hint="default"/>
+        <w:sz w:val="20"/>
+      </w:rPr>
+    </w:lvl>
+  </w:abstractNum>
+  <w:abstractNum w:abstractNumId="1" w15:restartNumberingAfterBreak="0">
     <w:nsid w:val="06DF4AAA"/>
     <w:multiLevelType w:val="multilevel"/>
     <w:tmpl w:val="66A2C6E8"/>
@@ -548,7 +706,7 @@
       </w:rPr>
     </w:lvl>
   </w:abstractNum>
-  <w:abstractNum w:abstractNumId="1" w15:restartNumberingAfterBreak="0">
+  <w:abstractNum w:abstractNumId="2" w15:restartNumberingAfterBreak="0">
     <w:nsid w:val="0B643E26"/>
     <w:multiLevelType w:val="multilevel"/>
     <w:tmpl w:val="D1425F4A"/>
@@ -697,7 +855,7 @@
       </w:rPr>
     </w:lvl>
   </w:abstractNum>
-  <w:abstractNum w:abstractNumId="2" w15:restartNumberingAfterBreak="0">
+  <w:abstractNum w:abstractNumId="3" w15:restartNumberingAfterBreak="0">
     <w:nsid w:val="1F331735"/>
     <w:multiLevelType w:val="multilevel"/>
     <w:tmpl w:val="E5C8B4EE"/>
@@ -846,7 +1004,156 @@
       </w:rPr>
     </w:lvl>
   </w:abstractNum>
-  <w:abstractNum w:abstractNumId="3" w15:restartNumberingAfterBreak="0">
+  <w:abstractNum w:abstractNumId="4" w15:restartNumberingAfterBreak="0">
+    <w:nsid w:val="261F39D0"/>
+    <w:multiLevelType w:val="multilevel"/>
+    <w:tmpl w:val="648CB296"/>
+    <w:lvl w:ilvl="0">
+      <w:start w:val="1"/>
+      <w:numFmt w:val="bullet"/>
+      <w:lvlText w:val=""/>
+      <w:lvlJc w:val="left"/>
+      <w:pPr>
+        <w:tabs>
+          <w:tab w:val="num" w:pos="720"/>
+        </w:tabs>
+        <w:ind w:left="720" w:hanging="360"/>
+      </w:pPr>
+      <w:rPr>
+        <w:rFonts w:ascii="Symbol" w:hAnsi="Symbol" w:hint="default"/>
+        <w:sz w:val="20"/>
+      </w:rPr>
+    </w:lvl>
+    <w:lvl w:ilvl="1" w:tentative="1">
+      <w:start w:val="1"/>
+      <w:numFmt w:val="bullet"/>
+      <w:lvlText w:val="o"/>
+      <w:lvlJc w:val="left"/>
+      <w:pPr>
+        <w:tabs>
+          <w:tab w:val="num" w:pos="1440"/>
+        </w:tabs>
+        <w:ind w:left="1440" w:hanging="360"/>
+      </w:pPr>
+      <w:rPr>
+        <w:rFonts w:ascii="Courier New" w:hAnsi="Courier New" w:hint="default"/>
+        <w:sz w:val="20"/>
+      </w:rPr>
+    </w:lvl>
+    <w:lvl w:ilvl="2" w:tentative="1">
+      <w:start w:val="1"/>
+      <w:numFmt w:val="bullet"/>
+      <w:lvlText w:val=""/>
+      <w:lvlJc w:val="left"/>
+      <w:pPr>
+        <w:tabs>
+          <w:tab w:val="num" w:pos="2160"/>
+        </w:tabs>
+        <w:ind w:left="2160" w:hanging="360"/>
+      </w:pPr>
+      <w:rPr>
+        <w:rFonts w:ascii="Wingdings" w:hAnsi="Wingdings" w:hint="default"/>
+        <w:sz w:val="20"/>
+      </w:rPr>
+    </w:lvl>
+    <w:lvl w:ilvl="3" w:tentative="1">
+      <w:start w:val="1"/>
+      <w:numFmt w:val="bullet"/>
+      <w:lvlText w:val=""/>
+      <w:lvlJc w:val="left"/>
+      <w:pPr>
+        <w:tabs>
+          <w:tab w:val="num" w:pos="2880"/>
+        </w:tabs>
+        <w:ind w:left="2880" w:hanging="360"/>
+      </w:pPr>
+      <w:rPr>
+        <w:rFonts w:ascii="Wingdings" w:hAnsi="Wingdings" w:hint="default"/>
+        <w:sz w:val="20"/>
+      </w:rPr>
+    </w:lvl>
+    <w:lvl w:ilvl="4" w:tentative="1">
+      <w:start w:val="1"/>
+      <w:numFmt w:val="bullet"/>
+      <w:lvlText w:val=""/>
+      <w:lvlJc w:val="left"/>
+      <w:pPr>
+        <w:tabs>
+          <w:tab w:val="num" w:pos="3600"/>
+        </w:tabs>
+        <w:ind w:left="3600" w:hanging="360"/>
+      </w:pPr>
+      <w:rPr>
+        <w:rFonts w:ascii="Wingdings" w:hAnsi="Wingdings" w:hint="default"/>
+        <w:sz w:val="20"/>
+      </w:rPr>
+    </w:lvl>
+    <w:lvl w:ilvl="5" w:tentative="1">
+      <w:start w:val="1"/>
+      <w:numFmt w:val="bullet"/>
+      <w:lvlText w:val=""/>
+      <w:lvlJc w:val="left"/>
+      <w:pPr>
+        <w:tabs>
+          <w:tab w:val="num" w:pos="4320"/>
+        </w:tabs>
+        <w:ind w:left="4320" w:hanging="360"/>
+      </w:pPr>
+      <w:rPr>
+        <w:rFonts w:ascii="Wingdings" w:hAnsi="Wingdings" w:hint="default"/>
+        <w:sz w:val="20"/>
+      </w:rPr>
+    </w:lvl>
+    <w:lvl w:ilvl="6" w:tentative="1">
+      <w:start w:val="1"/>
+      <w:numFmt w:val="bullet"/>
+      <w:lvlText w:val=""/>
+      <w:lvlJc w:val="left"/>
+      <w:pPr>
+        <w:tabs>
+          <w:tab w:val="num" w:pos="5040"/>
+        </w:tabs>
+        <w:ind w:left="5040" w:hanging="360"/>
+      </w:pPr>
+      <w:rPr>
+        <w:rFonts w:ascii="Wingdings" w:hAnsi="Wingdings" w:hint="default"/>
+        <w:sz w:val="20"/>
+      </w:rPr>
+    </w:lvl>
+    <w:lvl w:ilvl="7" w:tentative="1">
+      <w:start w:val="1"/>
+      <w:numFmt w:val="bullet"/>
+      <w:lvlText w:val=""/>
+      <w:lvlJc w:val="left"/>
+      <w:pPr>
+        <w:tabs>
+          <w:tab w:val="num" w:pos="5760"/>
+        </w:tabs>
+        <w:ind w:left="5760" w:hanging="360"/>
+      </w:pPr>
+      <w:rPr>
+        <w:rFonts w:ascii="Wingdings" w:hAnsi="Wingdings" w:hint="default"/>
+        <w:sz w:val="20"/>
+      </w:rPr>
+    </w:lvl>
+    <w:lvl w:ilvl="8" w:tentative="1">
+      <w:start w:val="1"/>
+      <w:numFmt w:val="bullet"/>
+      <w:lvlText w:val=""/>
+      <w:lvlJc w:val="left"/>
+      <w:pPr>
+        <w:tabs>
+          <w:tab w:val="num" w:pos="6480"/>
+        </w:tabs>
+        <w:ind w:left="6480" w:hanging="360"/>
+      </w:pPr>
+      <w:rPr>
+        <w:rFonts w:ascii="Wingdings" w:hAnsi="Wingdings" w:hint="default"/>
+        <w:sz w:val="20"/>
+      </w:rPr>
+    </w:lvl>
+  </w:abstractNum>
+  <w:abstractNum w:abstractNumId="5" w15:restartNumberingAfterBreak="0">
     <w:nsid w:val="272C6A4E"/>
     <w:multiLevelType w:val="multilevel"/>
     <w:tmpl w:val="085C07DA"/>
@@ -995,7 +1302,7 @@
       </w:rPr>
     </w:lvl>
   </w:abstractNum>
-  <w:abstractNum w:abstractNumId="4" w15:restartNumberingAfterBreak="0">
+  <w:abstractNum w:abstractNumId="6" w15:restartNumberingAfterBreak="0">
     <w:nsid w:val="280F7D45"/>
     <w:multiLevelType w:val="multilevel"/>
     <w:tmpl w:val="1DBE7E32"/>
@@ -1144,7 +1451,7 @@
       </w:rPr>
     </w:lvl>
   </w:abstractNum>
-  <w:abstractNum w:abstractNumId="5" w15:restartNumberingAfterBreak="0">
+  <w:abstractNum w:abstractNumId="7" w15:restartNumberingAfterBreak="0">
     <w:nsid w:val="2CA3347A"/>
     <w:multiLevelType w:val="multilevel"/>
     <w:tmpl w:val="E0D04A66"/>
@@ -1293,7 +1600,7 @@
       </w:rPr>
     </w:lvl>
   </w:abstractNum>
-  <w:abstractNum w:abstractNumId="6" w15:restartNumberingAfterBreak="0">
+  <w:abstractNum w:abstractNumId="8" w15:restartNumberingAfterBreak="0">
     <w:nsid w:val="2F2C7693"/>
     <w:multiLevelType w:val="multilevel"/>
     <w:tmpl w:val="7744D9FE"/>
@@ -1442,7 +1749,7 @@
       </w:rPr>
     </w:lvl>
   </w:abstractNum>
-  <w:abstractNum w:abstractNumId="7" w15:restartNumberingAfterBreak="0">
+  <w:abstractNum w:abstractNumId="9" w15:restartNumberingAfterBreak="0">
     <w:nsid w:val="2F896128"/>
     <w:multiLevelType w:val="multilevel"/>
     <w:tmpl w:val="246A653C"/>
@@ -1591,7 +1898,7 @@
       </w:rPr>
     </w:lvl>
   </w:abstractNum>
-  <w:abstractNum w:abstractNumId="8" w15:restartNumberingAfterBreak="0">
+  <w:abstractNum w:abstractNumId="10" w15:restartNumberingAfterBreak="0">
     <w:nsid w:val="37864B64"/>
     <w:multiLevelType w:val="multilevel"/>
     <w:tmpl w:val="FEB8764C"/>
@@ -1740,7 +2047,7 @@
       </w:rPr>
     </w:lvl>
   </w:abstractNum>
-  <w:abstractNum w:abstractNumId="9" w15:restartNumberingAfterBreak="0">
+  <w:abstractNum w:abstractNumId="11" w15:restartNumberingAfterBreak="0">
     <w:nsid w:val="37AB51C3"/>
     <w:multiLevelType w:val="multilevel"/>
     <w:tmpl w:val="B4C8E9DE"/>
@@ -1889,7 +2196,7 @@
       </w:rPr>
     </w:lvl>
   </w:abstractNum>
-  <w:abstractNum w:abstractNumId="10" w15:restartNumberingAfterBreak="0">
+  <w:abstractNum w:abstractNumId="12" w15:restartNumberingAfterBreak="0">
     <w:nsid w:val="39D01A99"/>
     <w:multiLevelType w:val="multilevel"/>
     <w:tmpl w:val="3E2C8440"/>
@@ -2038,7 +2345,7 @@
       </w:rPr>
     </w:lvl>
   </w:abstractNum>
-  <w:abstractNum w:abstractNumId="11" w15:restartNumberingAfterBreak="0">
+  <w:abstractNum w:abstractNumId="13" w15:restartNumberingAfterBreak="0">
     <w:nsid w:val="3EB61EF5"/>
     <w:multiLevelType w:val="multilevel"/>
     <w:tmpl w:val="A7E0B13E"/>
@@ -2187,7 +2494,7 @@
       </w:rPr>
     </w:lvl>
   </w:abstractNum>
-  <w:abstractNum w:abstractNumId="12" w15:restartNumberingAfterBreak="0">
+  <w:abstractNum w:abstractNumId="14" w15:restartNumberingAfterBreak="0">
     <w:nsid w:val="43920D40"/>
     <w:multiLevelType w:val="multilevel"/>
     <w:tmpl w:val="1E54D1B0"/>
@@ -2336,7 +2643,7 @@
       </w:rPr>
     </w:lvl>
   </w:abstractNum>
-  <w:abstractNum w:abstractNumId="13" w15:restartNumberingAfterBreak="0">
+  <w:abstractNum w:abstractNumId="15" w15:restartNumberingAfterBreak="0">
     <w:nsid w:val="49BE4A0C"/>
     <w:multiLevelType w:val="multilevel"/>
     <w:tmpl w:val="E4448F5E"/>
@@ -2485,7 +2792,7 @@
       </w:rPr>
     </w:lvl>
   </w:abstractNum>
-  <w:abstractNum w:abstractNumId="14" w15:restartNumberingAfterBreak="0">
+  <w:abstractNum w:abstractNumId="16" w15:restartNumberingAfterBreak="0">
     <w:nsid w:val="4B815761"/>
     <w:multiLevelType w:val="multilevel"/>
     <w:tmpl w:val="EDA8D4A0"/>
@@ -2634,7 +2941,7 @@
       </w:rPr>
     </w:lvl>
   </w:abstractNum>
-  <w:abstractNum w:abstractNumId="15" w15:restartNumberingAfterBreak="0">
+  <w:abstractNum w:abstractNumId="17" w15:restartNumberingAfterBreak="0">
     <w:nsid w:val="4E08463F"/>
     <w:multiLevelType w:val="multilevel"/>
     <w:tmpl w:val="5E16E65A"/>
@@ -2783,7 +3090,7 @@
       </w:rPr>
     </w:lvl>
   </w:abstractNum>
-  <w:abstractNum w:abstractNumId="16" w15:restartNumberingAfterBreak="0">
+  <w:abstractNum w:abstractNumId="18" w15:restartNumberingAfterBreak="0">
     <w:nsid w:val="50AB6F2D"/>
     <w:multiLevelType w:val="multilevel"/>
     <w:tmpl w:val="B9105336"/>
@@ -2932,7 +3239,7 @@
       </w:rPr>
     </w:lvl>
   </w:abstractNum>
-  <w:abstractNum w:abstractNumId="17" w15:restartNumberingAfterBreak="0">
+  <w:abstractNum w:abstractNumId="19" w15:restartNumberingAfterBreak="0">
     <w:nsid w:val="50C60944"/>
     <w:multiLevelType w:val="multilevel"/>
     <w:tmpl w:val="5F6660BC"/>
@@ -3081,7 +3388,7 @@
       </w:rPr>
     </w:lvl>
   </w:abstractNum>
-  <w:abstractNum w:abstractNumId="18" w15:restartNumberingAfterBreak="0">
+  <w:abstractNum w:abstractNumId="20" w15:restartNumberingAfterBreak="0">
     <w:nsid w:val="5A2F142F"/>
     <w:multiLevelType w:val="multilevel"/>
     <w:tmpl w:val="E72E5CCE"/>
@@ -3230,7 +3537,7 @@
       </w:rPr>
     </w:lvl>
   </w:abstractNum>
-  <w:abstractNum w:abstractNumId="19" w15:restartNumberingAfterBreak="0">
+  <w:abstractNum w:abstractNumId="21" w15:restartNumberingAfterBreak="0">
     <w:nsid w:val="5C545A79"/>
     <w:multiLevelType w:val="multilevel"/>
     <w:tmpl w:val="604833C2"/>
@@ -3379,7 +3686,7 @@
       </w:rPr>
     </w:lvl>
   </w:abstractNum>
-  <w:abstractNum w:abstractNumId="20" w15:restartNumberingAfterBreak="0">
+  <w:abstractNum w:abstractNumId="22" w15:restartNumberingAfterBreak="0">
     <w:nsid w:val="604F737A"/>
     <w:multiLevelType w:val="multilevel"/>
     <w:tmpl w:val="C7B86CC4"/>
@@ -3528,7 +3835,7 @@
       </w:rPr>
     </w:lvl>
   </w:abstractNum>
-  <w:abstractNum w:abstractNumId="21" w15:restartNumberingAfterBreak="0">
+  <w:abstractNum w:abstractNumId="23" w15:restartNumberingAfterBreak="0">
     <w:nsid w:val="654315C6"/>
     <w:multiLevelType w:val="multilevel"/>
     <w:tmpl w:val="021C6DD0"/>
@@ -3677,7 +3984,7 @@
       </w:rPr>
     </w:lvl>
   </w:abstractNum>
-  <w:abstractNum w:abstractNumId="22" w15:restartNumberingAfterBreak="0">
+  <w:abstractNum w:abstractNumId="24" w15:restartNumberingAfterBreak="0">
     <w:nsid w:val="6A5F0556"/>
     <w:multiLevelType w:val="multilevel"/>
     <w:tmpl w:val="E728ADB0"/>
@@ -3826,7 +4133,7 @@
       </w:rPr>
     </w:lvl>
   </w:abstractNum>
-  <w:abstractNum w:abstractNumId="23" w15:restartNumberingAfterBreak="0">
+  <w:abstractNum w:abstractNumId="25" w15:restartNumberingAfterBreak="0">
     <w:nsid w:val="72AC746A"/>
     <w:multiLevelType w:val="multilevel"/>
     <w:tmpl w:val="9ECEABA4"/>
@@ -3975,7 +4282,7 @@
       </w:rPr>
     </w:lvl>
   </w:abstractNum>
-  <w:abstractNum w:abstractNumId="24" w15:restartNumberingAfterBreak="0">
+  <w:abstractNum w:abstractNumId="26" w15:restartNumberingAfterBreak="0">
     <w:nsid w:val="77636A34"/>
     <w:multiLevelType w:val="multilevel"/>
     <w:tmpl w:val="11C61B52"/>
@@ -4124,7 +4431,7 @@
       </w:rPr>
     </w:lvl>
   </w:abstractNum>
-  <w:abstractNum w:abstractNumId="25" w15:restartNumberingAfterBreak="0">
+  <w:abstractNum w:abstractNumId="27" w15:restartNumberingAfterBreak="0">
     <w:nsid w:val="79EF25D7"/>
     <w:multiLevelType w:val="multilevel"/>
     <w:tmpl w:val="BB5C4FC2"/>
@@ -4273,7 +4580,7 @@
       </w:rPr>
     </w:lvl>
   </w:abstractNum>
-  <w:abstractNum w:abstractNumId="26" w15:restartNumberingAfterBreak="0">
+  <w:abstractNum w:abstractNumId="28" w15:restartNumberingAfterBreak="0">
     <w:nsid w:val="7C354D58"/>
     <w:multiLevelType w:val="multilevel"/>
     <w:tmpl w:val="F66E7E8A"/>
@@ -4422,7 +4729,7 @@
       </w:rPr>
     </w:lvl>
   </w:abstractNum>
-  <w:abstractNum w:abstractNumId="27" w15:restartNumberingAfterBreak="0">
+  <w:abstractNum w:abstractNumId="29" w15:restartNumberingAfterBreak="0">
     <w:nsid w:val="7DE64294"/>
     <w:multiLevelType w:val="multilevel"/>
     <w:tmpl w:val="D8EA2908"/>
@@ -4572,88 +4879,94 @@
     </w:lvl>
   </w:abstractNum>
   <w:num w:numId="1" w16cid:durableId="1191525783">
+    <w:abstractNumId w:val="16"/>
+  </w:num>
+  <w:num w:numId="2" w16cid:durableId="196086285">
+    <w:abstractNumId w:val="2"/>
+  </w:num>
+  <w:num w:numId="3" w16cid:durableId="1469737095">
+    <w:abstractNumId w:val="15"/>
+  </w:num>
+  <w:num w:numId="4" w16cid:durableId="21443922">
+    <w:abstractNumId w:val="22"/>
+  </w:num>
+  <w:num w:numId="5" w16cid:durableId="518083538">
+    <w:abstractNumId w:val="23"/>
+  </w:num>
+  <w:num w:numId="6" w16cid:durableId="278339222">
+    <w:abstractNumId w:val="25"/>
+  </w:num>
+  <w:num w:numId="7" w16cid:durableId="411660800">
+    <w:abstractNumId w:val="13"/>
+  </w:num>
+  <w:num w:numId="8" w16cid:durableId="385759481">
+    <w:abstractNumId w:val="12"/>
+  </w:num>
+  <w:num w:numId="9" w16cid:durableId="655230158">
+    <w:abstractNumId w:val="9"/>
+  </w:num>
+  <w:num w:numId="10" w16cid:durableId="298919774">
+    <w:abstractNumId w:val="27"/>
+  </w:num>
+  <w:num w:numId="11" w16cid:durableId="1608807345">
+    <w:abstractNumId w:val="20"/>
+  </w:num>
+  <w:num w:numId="12" w16cid:durableId="1349866132">
+    <w:abstractNumId w:val="7"/>
+  </w:num>
+  <w:num w:numId="13" w16cid:durableId="1199471731">
+    <w:abstractNumId w:val="18"/>
+  </w:num>
+  <w:num w:numId="14" w16cid:durableId="1231380869">
+    <w:abstractNumId w:val="3"/>
+  </w:num>
+  <w:num w:numId="15" w16cid:durableId="69086129">
+    <w:abstractNumId w:val="21"/>
+  </w:num>
+  <w:num w:numId="16" w16cid:durableId="1705711832">
+    <w:abstractNumId w:val="17"/>
+  </w:num>
+  <w:num w:numId="17" w16cid:durableId="972365799">
+    <w:abstractNumId w:val="5"/>
+  </w:num>
+  <w:num w:numId="18" w16cid:durableId="1878199565">
+    <w:abstractNumId w:val="6"/>
+  </w:num>
+  <w:num w:numId="19" w16cid:durableId="1951666284">
+    <w:abstractNumId w:val="28"/>
+  </w:num>
+  <w:num w:numId="20" w16cid:durableId="1403865772">
+    <w:abstractNumId w:val="10"/>
+  </w:num>
+  <w:num w:numId="21" w16cid:durableId="966738342">
+    <w:abstractNumId w:val="8"/>
+  </w:num>
+  <w:num w:numId="22" w16cid:durableId="1695034932">
     <w:abstractNumId w:val="14"/>
   </w:num>
-  <w:num w:numId="2" w16cid:durableId="196086285">
+  <w:num w:numId="23" w16cid:durableId="1669401795">
+    <w:abstractNumId w:val="24"/>
+  </w:num>
+  <w:num w:numId="24" w16cid:durableId="1460604894">
+    <w:abstractNumId w:val="11"/>
+  </w:num>
+  <w:num w:numId="25" w16cid:durableId="1214199520">
+    <w:abstractNumId w:val="29"/>
+  </w:num>
+  <w:num w:numId="26" w16cid:durableId="849638693">
+    <w:abstractNumId w:val="26"/>
+  </w:num>
+  <w:num w:numId="27" w16cid:durableId="909846435">
     <w:abstractNumId w:val="1"/>
   </w:num>
-  <w:num w:numId="3" w16cid:durableId="1469737095">
-    <w:abstractNumId w:val="13"/>
-  </w:num>
-  <w:num w:numId="4" w16cid:durableId="21443922">
-    <w:abstractNumId w:val="20"/>
-  </w:num>
-  <w:num w:numId="5" w16cid:durableId="518083538">
-    <w:abstractNumId w:val="21"/>
-  </w:num>
-  <w:num w:numId="6" w16cid:durableId="278339222">
-    <w:abstractNumId w:val="23"/>
-  </w:num>
-  <w:num w:numId="7" w16cid:durableId="411660800">
-    <w:abstractNumId w:val="11"/>
-  </w:num>
-  <w:num w:numId="8" w16cid:durableId="385759481">
-    <w:abstractNumId w:val="10"/>
-  </w:num>
-  <w:num w:numId="9" w16cid:durableId="655230158">
-    <w:abstractNumId w:val="7"/>
-  </w:num>
-  <w:num w:numId="10" w16cid:durableId="298919774">
-    <w:abstractNumId w:val="25"/>
-  </w:num>
-  <w:num w:numId="11" w16cid:durableId="1608807345">
-    <w:abstractNumId w:val="18"/>
-  </w:num>
-  <w:num w:numId="12" w16cid:durableId="1349866132">
-    <w:abstractNumId w:val="5"/>
-  </w:num>
-  <w:num w:numId="13" w16cid:durableId="1199471731">
-    <w:abstractNumId w:val="16"/>
-  </w:num>
-  <w:num w:numId="14" w16cid:durableId="1231380869">
-    <w:abstractNumId w:val="2"/>
-  </w:num>
-  <w:num w:numId="15" w16cid:durableId="69086129">
+  <w:num w:numId="28" w16cid:durableId="895050884">
     <w:abstractNumId w:val="19"/>
   </w:num>
-  <w:num w:numId="16" w16cid:durableId="1705711832">
-    <w:abstractNumId w:val="15"/>
-  </w:num>
-  <w:num w:numId="17" w16cid:durableId="972365799">
-    <w:abstractNumId w:val="3"/>
-  </w:num>
-  <w:num w:numId="18" w16cid:durableId="1878199565">
-    <w:abstractNumId w:val="4"/>
-  </w:num>
-  <w:num w:numId="19" w16cid:durableId="1951666284">
-    <w:abstractNumId w:val="26"/>
-  </w:num>
-  <w:num w:numId="20" w16cid:durableId="1403865772">
-    <w:abstractNumId w:val="8"/>
-  </w:num>
-  <w:num w:numId="21" w16cid:durableId="966738342">
-    <w:abstractNumId w:val="6"/>
-  </w:num>
-  <w:num w:numId="22" w16cid:durableId="1695034932">
-    <w:abstractNumId w:val="12"/>
-  </w:num>
-  <w:num w:numId="23" w16cid:durableId="1669401795">
-    <w:abstractNumId w:val="22"/>
-  </w:num>
-  <w:num w:numId="24" w16cid:durableId="1460604894">
-    <w:abstractNumId w:val="9"/>
-  </w:num>
-  <w:num w:numId="25" w16cid:durableId="1214199520">
-    <w:abstractNumId w:val="27"/>
-  </w:num>
-  <w:num w:numId="26" w16cid:durableId="849638693">
-    <w:abstractNumId w:val="24"/>
-  </w:num>
-  <w:num w:numId="27" w16cid:durableId="909846435">
+  <w:num w:numId="29" w16cid:durableId="2072339743">
     <w:abstractNumId w:val="0"/>
   </w:num>
-  <w:num w:numId="28" w16cid:durableId="895050884">
-    <w:abstractNumId w:val="17"/>
+  <w:num w:numId="30" w16cid:durableId="1393190697">
+    <w:abstractNumId w:val="4"/>
   </w:num>
   <w:numIdMacAtCleanup w:val="2"/>
 </w:numbering>

--- a/data/Market_Read_weekly.docx
+++ b/data/Market_Read_weekly.docx
@@ -3,270 +3,356 @@
 <w:document xmlns:wpc="http://schemas.microsoft.com/office/word/2010/wordprocessingCanvas" xmlns:cx="http://schemas.microsoft.com/office/drawing/2014/chartex" xmlns:cx1="http://schemas.microsoft.com/office/drawing/2015/9/8/chartex" xmlns:cx2="http://schemas.microsoft.com/office/drawing/2015/10/21/chartex" xmlns:cx3="http://schemas.microsoft.com/office/drawing/2016/5/9/chartex" xmlns:cx4="http://schemas.microsoft.com/office/drawing/2016/5/10/chartex" xmlns:cx5="http://schemas.microsoft.com/office/drawing/2016/5/11/chartex" xmlns:cx6="http://schemas.microsoft.com/office/drawing/2016/5/12/chartex" xmlns:cx7="http://schemas.microsoft.com/office/drawing/2016/5/13/chartex" xmlns:cx8="http://schemas.microsoft.com/office/drawing/2016/5/14/chartex" xmlns:mc="http://schemas.openxmlformats.org/markup-compatibility/2006" xmlns:aink="http://schemas.microsoft.com/office/drawing/2016/ink" xmlns:am3d="http://schemas.microsoft.com/office/drawing/2017/model3d" xmlns:o="urn:schemas-microsoft-com:office:office" xmlns:oel="http://schemas.microsoft.com/office/2019/extlst" xmlns:r="http://schemas.openxmlformats.org/officeDocument/2006/relationships" xmlns:m="http://schemas.openxmlformats.org/officeDocument/2006/math" xmlns:v="urn:schemas-microsoft-com:vml" xmlns:wp14="http://schemas.microsoft.com/office/word/2010/wordprocessingDrawing" xmlns:wp="http://schemas.openxmlformats.org/drawingml/2006/wordprocessingDrawing" xmlns:w10="urn:schemas-microsoft-com:office:word" xmlns:w="http://schemas.openxmlformats.org/wordprocessingml/2006/main" xmlns:w14="http://schemas.microsoft.com/office/word/2010/wordml" xmlns:w15="http://schemas.microsoft.com/office/word/2012/wordml" xmlns:w16cex="http://schemas.microsoft.com/office/word/2018/wordml/cex" xmlns:w16cid="http://schemas.microsoft.com/office/word/2016/wordml/cid" xmlns:w16="http://schemas.microsoft.com/office/word/2018/wordml" xmlns:w16du="http://schemas.microsoft.com/office/word/2023/wordml/word16du" xmlns:w16sdtdh="http://schemas.microsoft.com/office/word/2020/wordml/sdtdatahash" xmlns:w16sdtfl="http://schemas.microsoft.com/office/word/2024/wordml/sdtformatlock" xmlns:w16se="http://schemas.microsoft.com/office/word/2015/wordml/symex" xmlns:wpg="http://schemas.microsoft.com/office/word/2010/wordprocessingGroup" xmlns:wpi="http://schemas.microsoft.com/office/word/2010/wordprocessingInk" xmlns:wne="http://schemas.microsoft.com/office/word/2006/wordml" xmlns:wps="http://schemas.microsoft.com/office/word/2010/wordprocessingShape" mc:Ignorable="w14 w15 w16se w16cid w16 w16cex w16sdtdh w16sdtfl w16du wp14">
   <w:body>
     <w:p>
-      <w:pPr>
+      <w:r>
         <w:rPr>
           <w:b/>
           <w:bCs/>
         </w:rPr>
-      </w:pPr>
+        <w:t>Weekly Market Read: November 14, 2025</w:t>
+      </w:r>
+    </w:p>
+    <w:p>
+      <w:r>
+        <w:t xml:space="preserve">The market is saying (all numbers are </w:t>
+      </w:r>
       <w:r>
         <w:rPr>
           <w:b/>
           <w:bCs/>
         </w:rPr>
-        <w:t>Weekly Market Read: November 12, 2025</w:t>
+        <w:t>WTD % returns</w:t>
+      </w:r>
+      <w:r>
+        <w:t>):</w:t>
       </w:r>
     </w:p>
     <w:p>
       <w:pPr>
+        <w:numPr>
+          <w:ilvl w:val="0"/>
+          <w:numId w:val="31"/>
+        </w:numPr>
+      </w:pPr>
+      <w:r>
         <w:rPr>
           <w:b/>
           <w:bCs/>
         </w:rPr>
+        <w:t>Breadth:</w:t>
+      </w:r>
+      <w:r>
+        <w:t xml:space="preserve"> 51.4% of names are positive.</w:t>
+      </w:r>
+    </w:p>
+    <w:p>
+      <w:pPr>
+        <w:numPr>
+          <w:ilvl w:val="0"/>
+          <w:numId w:val="31"/>
+        </w:numPr>
       </w:pPr>
       <w:r>
         <w:rPr>
           <w:b/>
           <w:bCs/>
         </w:rPr>
-        <w:t>The market is saying (all numbers are WTD % returns):</w:t>
-      </w:r>
-    </w:p>
-    <w:p>
-      <w:pPr>
-        <w:numPr>
-          <w:ilvl w:val="0"/>
-          <w:numId w:val="29"/>
-        </w:numPr>
+        <w:t>Information Technology:</w:t>
+      </w:r>
+      <w:r>
+        <w:t xml:space="preserve"> lagging (avg </w:t>
+      </w:r>
+      <w:r>
         <w:rPr>
           <w:b/>
           <w:bCs/>
         </w:rPr>
+        <w:t>–1.5%</w:t>
+      </w:r>
+      <w:r>
+        <w:t>).</w:t>
+      </w:r>
+    </w:p>
+    <w:p>
+      <w:pPr>
+        <w:numPr>
+          <w:ilvl w:val="0"/>
+          <w:numId w:val="31"/>
+        </w:numPr>
       </w:pPr>
       <w:r>
         <w:rPr>
           <w:b/>
           <w:bCs/>
         </w:rPr>
-        <w:t>Breadth: 77.9% of names are positive.</w:t>
-      </w:r>
-    </w:p>
-    <w:p>
-      <w:pPr>
-        <w:numPr>
-          <w:ilvl w:val="0"/>
-          <w:numId w:val="29"/>
-        </w:numPr>
+        <w:t>Industrials:</w:t>
+      </w:r>
+      <w:r>
+        <w:t xml:space="preserve"> lagging (avg </w:t>
+      </w:r>
+      <w:r>
         <w:rPr>
           <w:b/>
           <w:bCs/>
         </w:rPr>
+        <w:t>–1.2%</w:t>
+      </w:r>
+      <w:r>
+        <w:t>).</w:t>
+      </w:r>
+    </w:p>
+    <w:p>
+      <w:pPr>
+        <w:numPr>
+          <w:ilvl w:val="0"/>
+          <w:numId w:val="31"/>
+        </w:numPr>
       </w:pPr>
       <w:r>
         <w:rPr>
           <w:b/>
           <w:bCs/>
         </w:rPr>
-        <w:t>Information Technology: firm (avg +1.2%).</w:t>
-      </w:r>
-    </w:p>
-    <w:p>
-      <w:pPr>
-        <w:numPr>
-          <w:ilvl w:val="0"/>
-          <w:numId w:val="29"/>
-        </w:numPr>
+        <w:t>Consumer Staples:</w:t>
+      </w:r>
+      <w:r>
+        <w:t xml:space="preserve"> firm (avg </w:t>
+      </w:r>
+      <w:r>
         <w:rPr>
           <w:b/>
           <w:bCs/>
         </w:rPr>
+        <w:t>+0.8%</w:t>
+      </w:r>
+      <w:r>
+        <w:t>).</w:t>
+      </w:r>
+    </w:p>
+    <w:p>
+      <w:pPr>
+        <w:numPr>
+          <w:ilvl w:val="0"/>
+          <w:numId w:val="31"/>
+        </w:numPr>
       </w:pPr>
       <w:r>
         <w:rPr>
           <w:b/>
           <w:bCs/>
         </w:rPr>
-        <w:t>Industrials: firm (avg +0.6%).</w:t>
-      </w:r>
-    </w:p>
-    <w:p>
-      <w:pPr>
-        <w:numPr>
-          <w:ilvl w:val="0"/>
-          <w:numId w:val="29"/>
-        </w:numPr>
+        <w:t>Consumer Discretionary:</w:t>
+      </w:r>
+      <w:r>
+        <w:t xml:space="preserve"> soft (avg </w:t>
+      </w:r>
+      <w:r>
         <w:rPr>
           <w:b/>
           <w:bCs/>
         </w:rPr>
+        <w:t>–0.4%</w:t>
+      </w:r>
+      <w:r>
+        <w:t>).</w:t>
+      </w:r>
+    </w:p>
+    <w:p>
+      <w:pPr>
+        <w:numPr>
+          <w:ilvl w:val="0"/>
+          <w:numId w:val="31"/>
+        </w:numPr>
       </w:pPr>
       <w:r>
         <w:rPr>
           <w:b/>
           <w:bCs/>
         </w:rPr>
-        <w:t>Consumer Staples: firm (avg +0.9%).</w:t>
-      </w:r>
-    </w:p>
-    <w:p>
-      <w:pPr>
-        <w:numPr>
-          <w:ilvl w:val="0"/>
-          <w:numId w:val="29"/>
-        </w:numPr>
+        <w:t>Financials:</w:t>
+      </w:r>
+      <w:r>
+        <w:t xml:space="preserve"> soft (avg </w:t>
+      </w:r>
+      <w:r>
         <w:rPr>
           <w:b/>
           <w:bCs/>
         </w:rPr>
+        <w:t>–0.2%</w:t>
+      </w:r>
+      <w:r>
+        <w:t>).</w:t>
+      </w:r>
+    </w:p>
+    <w:p>
+      <w:pPr>
+        <w:numPr>
+          <w:ilvl w:val="0"/>
+          <w:numId w:val="31"/>
+        </w:numPr>
       </w:pPr>
       <w:r>
         <w:rPr>
           <w:b/>
           <w:bCs/>
         </w:rPr>
-        <w:t>Consumer Discretionary: firm (avg +1.3%).</w:t>
-      </w:r>
-    </w:p>
-    <w:p>
-      <w:pPr>
-        <w:numPr>
-          <w:ilvl w:val="0"/>
-          <w:numId w:val="29"/>
-        </w:numPr>
+        <w:t>Utilities:</w:t>
+      </w:r>
+      <w:r>
+        <w:t xml:space="preserve"> lagging (avg </w:t>
+      </w:r>
+      <w:r>
         <w:rPr>
           <w:b/>
           <w:bCs/>
         </w:rPr>
+        <w:t>–0.7%</w:t>
+      </w:r>
+      <w:r>
+        <w:t>).</w:t>
+      </w:r>
+    </w:p>
+    <w:p>
+      <w:pPr>
+        <w:numPr>
+          <w:ilvl w:val="0"/>
+          <w:numId w:val="31"/>
+        </w:numPr>
       </w:pPr>
       <w:r>
         <w:rPr>
           <w:b/>
           <w:bCs/>
         </w:rPr>
-        <w:t>Financials: leading (avg +1.8%).</w:t>
-      </w:r>
-    </w:p>
-    <w:p>
-      <w:pPr>
-        <w:numPr>
-          <w:ilvl w:val="0"/>
-          <w:numId w:val="29"/>
-        </w:numPr>
+        <w:t>Real Estate:</w:t>
+      </w:r>
+      <w:r>
+        <w:t xml:space="preserve"> lagging (avg </w:t>
+      </w:r>
+      <w:r>
         <w:rPr>
           <w:b/>
           <w:bCs/>
         </w:rPr>
+        <w:t>–1.1%</w:t>
+      </w:r>
+      <w:r>
+        <w:t>).</w:t>
+      </w:r>
+    </w:p>
+    <w:p>
+      <w:pPr>
+        <w:numPr>
+          <w:ilvl w:val="0"/>
+          <w:numId w:val="31"/>
+        </w:numPr>
       </w:pPr>
       <w:r>
         <w:rPr>
           <w:b/>
           <w:bCs/>
         </w:rPr>
-        <w:t>Utilities: soft (avg +0.3%).</w:t>
-      </w:r>
-    </w:p>
-    <w:p>
-      <w:pPr>
-        <w:numPr>
-          <w:ilvl w:val="0"/>
-          <w:numId w:val="29"/>
-        </w:numPr>
+        <w:t>Materials:</w:t>
+      </w:r>
+      <w:r>
+        <w:t xml:space="preserve"> firm (avg </w:t>
+      </w:r>
+      <w:r>
         <w:rPr>
           <w:b/>
           <w:bCs/>
         </w:rPr>
+        <w:t>+1.4%</w:t>
+      </w:r>
+      <w:r>
+        <w:t>).</w:t>
+      </w:r>
+    </w:p>
+    <w:p>
+      <w:pPr>
+        <w:numPr>
+          <w:ilvl w:val="0"/>
+          <w:numId w:val="31"/>
+        </w:numPr>
       </w:pPr>
       <w:r>
         <w:rPr>
           <w:b/>
           <w:bCs/>
         </w:rPr>
-        <w:t>Real Estate: flat (avg +0.1%).</w:t>
-      </w:r>
-    </w:p>
-    <w:p>
-      <w:pPr>
-        <w:numPr>
-          <w:ilvl w:val="0"/>
-          <w:numId w:val="29"/>
-        </w:numPr>
+        <w:t>Energy:</w:t>
+      </w:r>
+      <w:r>
+        <w:t xml:space="preserve"> leading (avg </w:t>
+      </w:r>
+      <w:r>
         <w:rPr>
           <w:b/>
           <w:bCs/>
         </w:rPr>
+        <w:t>+2.9%</w:t>
+      </w:r>
+      <w:r>
+        <w:t>).</w:t>
+      </w:r>
+    </w:p>
+    <w:p>
+      <w:pPr>
+        <w:numPr>
+          <w:ilvl w:val="0"/>
+          <w:numId w:val="31"/>
+        </w:numPr>
       </w:pPr>
       <w:r>
         <w:rPr>
           <w:b/>
           <w:bCs/>
         </w:rPr>
-        <w:t>Materials: leading (avg +2.2%).</w:t>
-      </w:r>
-    </w:p>
-    <w:p>
-      <w:pPr>
-        <w:numPr>
-          <w:ilvl w:val="0"/>
-          <w:numId w:val="29"/>
-        </w:numPr>
+        <w:t>Health Care:</w:t>
+      </w:r>
+      <w:r>
+        <w:t xml:space="preserve"> firm (avg </w:t>
+      </w:r>
+      <w:r>
         <w:rPr>
           <w:b/>
           <w:bCs/>
         </w:rPr>
+        <w:t>+1.8%</w:t>
+      </w:r>
+      <w:r>
+        <w:t>).</w:t>
+      </w:r>
+    </w:p>
+    <w:p>
+      <w:pPr>
+        <w:numPr>
+          <w:ilvl w:val="0"/>
+          <w:numId w:val="31"/>
+        </w:numPr>
       </w:pPr>
       <w:r>
         <w:rPr>
           <w:b/>
           <w:bCs/>
         </w:rPr>
-        <w:t>Energy: firm (avg +1.2%).</w:t>
-      </w:r>
-    </w:p>
-    <w:p>
-      <w:pPr>
-        <w:numPr>
-          <w:ilvl w:val="0"/>
-          <w:numId w:val="29"/>
-        </w:numPr>
+        <w:t>Communication Services:</w:t>
+      </w:r>
+      <w:r>
+        <w:t xml:space="preserve"> lagging (avg </w:t>
+      </w:r>
+      <w:r>
         <w:rPr>
           <w:b/>
           <w:bCs/>
         </w:rPr>
-      </w:pPr>
-      <w:r>
-        <w:rPr>
-          <w:b/>
-          <w:bCs/>
-        </w:rPr>
-        <w:t>Health Care: leading (avg +3.1%).</w:t>
+        <w:t>–1.0%</w:t>
+      </w:r>
+      <w:r>
+        <w:t>).</w:t>
       </w:r>
     </w:p>
     <w:p>
-      <w:pPr>
-        <w:numPr>
-          <w:ilvl w:val="0"/>
-          <w:numId w:val="29"/>
-        </w:numPr>
-        <w:rPr>
-          <w:b/>
-          <w:bCs/>
-        </w:rPr>
-      </w:pPr>
-      <w:r>
-        <w:rPr>
-          <w:b/>
-          <w:bCs/>
-        </w:rPr>
-        <w:t>Communication Services: firm (avg +0.9%).</w:t>
-      </w:r>
-    </w:p>
-    <w:p>
-      <w:pPr>
-        <w:rPr>
-          <w:b/>
-          <w:bCs/>
-        </w:rPr>
-      </w:pPr>
       <w:r>
         <w:rPr>
           <w:b/>
@@ -279,88 +365,120 @@
       <w:pPr>
         <w:numPr>
           <w:ilvl w:val="0"/>
-          <w:numId w:val="30"/>
+          <w:numId w:val="32"/>
         </w:numPr>
+      </w:pPr>
+      <w:r>
         <w:rPr>
           <w:b/>
           <w:bCs/>
         </w:rPr>
-      </w:pPr>
+        <w:t>Gold:</w:t>
+      </w:r>
+      <w:r>
+        <w:t xml:space="preserve"> bid (avg </w:t>
+      </w:r>
       <w:r>
         <w:rPr>
           <w:b/>
           <w:bCs/>
         </w:rPr>
-        <w:t>Gold: bid (avg +4.8%).</w:t>
+        <w:t>+2.1%</w:t>
+      </w:r>
+      <w:r>
+        <w:t>).</w:t>
       </w:r>
     </w:p>
     <w:p>
       <w:pPr>
         <w:numPr>
           <w:ilvl w:val="0"/>
-          <w:numId w:val="30"/>
+          <w:numId w:val="32"/>
         </w:numPr>
+      </w:pPr>
+      <w:r>
         <w:rPr>
           <w:b/>
           <w:bCs/>
         </w:rPr>
-      </w:pPr>
+        <w:t>USD:</w:t>
+      </w:r>
+      <w:r>
+        <w:t xml:space="preserve"> soft (avg </w:t>
+      </w:r>
       <w:r>
         <w:rPr>
           <w:b/>
           <w:bCs/>
         </w:rPr>
-        <w:t>USD: flat (avg –0.0%).</w:t>
+        <w:t>–0.2%</w:t>
+      </w:r>
+      <w:r>
+        <w:t>).</w:t>
       </w:r>
     </w:p>
     <w:p>
       <w:pPr>
         <w:numPr>
           <w:ilvl w:val="0"/>
-          <w:numId w:val="30"/>
+          <w:numId w:val="32"/>
         </w:numPr>
+      </w:pPr>
+      <w:r>
         <w:rPr>
           <w:b/>
           <w:bCs/>
         </w:rPr>
-      </w:pPr>
+        <w:t>Yields:</w:t>
+      </w:r>
+      <w:r>
+        <w:t xml:space="preserve"> rising (avg </w:t>
+      </w:r>
       <w:r>
         <w:rPr>
           <w:b/>
           <w:bCs/>
         </w:rPr>
-        <w:t>Yields: easing (avg –0.6%).</w:t>
+        <w:t>+1.3%</w:t>
+      </w:r>
+      <w:r>
+        <w:t>).</w:t>
       </w:r>
     </w:p>
     <w:p>
       <w:pPr>
         <w:numPr>
           <w:ilvl w:val="0"/>
-          <w:numId w:val="30"/>
+          <w:numId w:val="32"/>
         </w:numPr>
+      </w:pPr>
+      <w:r>
         <w:rPr>
           <w:b/>
           <w:bCs/>
         </w:rPr>
-      </w:pPr>
+        <w:t>Bonds:</w:t>
+      </w:r>
+      <w:r>
+        <w:t xml:space="preserve"> soft (avg </w:t>
+      </w:r>
       <w:r>
         <w:rPr>
           <w:b/>
           <w:bCs/>
         </w:rPr>
-        <w:t>Bonds: firm (avg +0.2%).</w:t>
+        <w:t>–0.2%</w:t>
+      </w:r>
+      <w:r>
+        <w:t>).</w:t>
       </w:r>
     </w:p>
     <w:p>
       <w:pPr>
         <w:numPr>
           <w:ilvl w:val="0"/>
-          <w:numId w:val="30"/>
+          <w:numId w:val="32"/>
         </w:numPr>
-        <w:rPr>
-          <w:b/>
-          <w:bCs/>
-        </w:rPr>
       </w:pPr>
       <w:r>
         <w:rPr>
@@ -368,33 +486,94 @@
           <w:bCs/>
         </w:rPr>
         <w:lastRenderedPageBreak/>
-        <w:t>Energy complex: bid (avg +1.5%).</w:t>
-      </w:r>
-    </w:p>
-    <w:p>
-      <w:pPr>
+        <w:t>Energy complex:</w:t>
+      </w:r>
+      <w:r>
+        <w:t xml:space="preserve"> bid (avg </w:t>
+      </w:r>
+      <w:r>
         <w:rPr>
           <w:b/>
           <w:bCs/>
         </w:rPr>
-      </w:pPr>
+        <w:t>+2.3%</w:t>
+      </w:r>
+      <w:r>
+        <w:t>).</w:t>
+      </w:r>
+    </w:p>
+    <w:p>
       <w:r>
         <w:rPr>
           <w:b/>
           <w:bCs/>
         </w:rPr>
-        <w:t xml:space="preserve">Bottom line: A broadly bullish week with nearly 80% of names higher. Leadership from Health Care, Materials, and Financials underscores improving sentiment and rotation into cyclicals. </w:t>
-      </w:r>
-      <w:bookmarkStart w:id="0" w:name="_Hlk213870436"/>
+        <w:t>Bottom line:</w:t>
+      </w:r>
+      <w:r>
+        <w:t xml:space="preserve"> A </w:t>
+      </w:r>
       <w:r>
         <w:rPr>
           <w:b/>
           <w:bCs/>
         </w:rPr>
-        <w:t xml:space="preserve">The macro backdrop — gold bid, yields easing, USD flat, and energy firm — signals steady growth expectations with a softer inflation pulse, favoring risk assets and pro-cyclical exposure as markets extend their recovery tone. </w:t>
+        <w:t>mixed but improving</w:t>
+      </w:r>
+      <w:r>
+        <w:t xml:space="preserve"> tone with breadth just over 50%. Leadership came from </w:t>
+      </w:r>
+      <w:r>
+        <w:rPr>
+          <w:b/>
+          <w:bCs/>
+        </w:rPr>
+        <w:t>Energy, Materials, and Health Care</w:t>
+      </w:r>
+      <w:r>
+        <w:t xml:space="preserve">, while weakness persisted in </w:t>
+      </w:r>
+      <w:r>
+        <w:rPr>
+          <w:b/>
+          <w:bCs/>
+        </w:rPr>
+        <w:t>Tech, Industrials, and Real Estate</w:t>
+      </w:r>
+      <w:r>
+        <w:t xml:space="preserve">. Macro posture — </w:t>
+      </w:r>
+      <w:r>
+        <w:rPr>
+          <w:b/>
+          <w:bCs/>
+        </w:rPr>
+        <w:t>gold bid, USD easing, yields rising, bonds soft, and the energy complex strong</w:t>
+      </w:r>
+      <w:r>
+        <w:t xml:space="preserve"> — points to </w:t>
+      </w:r>
+      <w:r>
+        <w:rPr>
+          <w:b/>
+          <w:bCs/>
+        </w:rPr>
+        <w:t>resilient growth alongside firm commodity demand</w:t>
+      </w:r>
+      <w:r>
+        <w:t xml:space="preserve">, favoring </w:t>
+      </w:r>
+      <w:r>
+        <w:rPr>
+          <w:b/>
+          <w:bCs/>
+        </w:rPr>
+        <w:t>selective cyclicals and commodity-linked exposures</w:t>
+      </w:r>
+      <w:r>
+        <w:t xml:space="preserve"> while rate-sensitive areas remain pressured.</w:t>
       </w:r>
     </w:p>
-    <w:bookmarkEnd w:id="0"/>
     <w:p/>
     <w:sectPr>
       <w:pgSz w:w="15840" w:h="12240" w:orient="landscape"/>
@@ -856,6 +1035,155 @@
     </w:lvl>
   </w:abstractNum>
   <w:abstractNum w:abstractNumId="3" w15:restartNumberingAfterBreak="0">
+    <w:nsid w:val="1E9F65CE"/>
+    <w:multiLevelType w:val="multilevel"/>
+    <w:tmpl w:val="C99A9FCA"/>
+    <w:lvl w:ilvl="0">
+      <w:start w:val="1"/>
+      <w:numFmt w:val="bullet"/>
+      <w:lvlText w:val=""/>
+      <w:lvlJc w:val="left"/>
+      <w:pPr>
+        <w:tabs>
+          <w:tab w:val="num" w:pos="720"/>
+        </w:tabs>
+        <w:ind w:left="720" w:hanging="360"/>
+      </w:pPr>
+      <w:rPr>
+        <w:rFonts w:ascii="Symbol" w:hAnsi="Symbol" w:hint="default"/>
+        <w:sz w:val="20"/>
+      </w:rPr>
+    </w:lvl>
+    <w:lvl w:ilvl="1" w:tentative="1">
+      <w:start w:val="1"/>
+      <w:numFmt w:val="bullet"/>
+      <w:lvlText w:val="o"/>
+      <w:lvlJc w:val="left"/>
+      <w:pPr>
+        <w:tabs>
+          <w:tab w:val="num" w:pos="1440"/>
+        </w:tabs>
+        <w:ind w:left="1440" w:hanging="360"/>
+      </w:pPr>
+      <w:rPr>
+        <w:rFonts w:ascii="Courier New" w:hAnsi="Courier New" w:hint="default"/>
+        <w:sz w:val="20"/>
+      </w:rPr>
+    </w:lvl>
+    <w:lvl w:ilvl="2" w:tentative="1">
+      <w:start w:val="1"/>
+      <w:numFmt w:val="bullet"/>
+      <w:lvlText w:val=""/>
+      <w:lvlJc w:val="left"/>
+      <w:pPr>
+        <w:tabs>
+          <w:tab w:val="num" w:pos="2160"/>
+        </w:tabs>
+        <w:ind w:left="2160" w:hanging="360"/>
+      </w:pPr>
+      <w:rPr>
+        <w:rFonts w:ascii="Wingdings" w:hAnsi="Wingdings" w:hint="default"/>
+        <w:sz w:val="20"/>
+      </w:rPr>
+    </w:lvl>
+    <w:lvl w:ilvl="3" w:tentative="1">
+      <w:start w:val="1"/>
+      <w:numFmt w:val="bullet"/>
+      <w:lvlText w:val=""/>
+      <w:lvlJc w:val="left"/>
+      <w:pPr>
+        <w:tabs>
+          <w:tab w:val="num" w:pos="2880"/>
+        </w:tabs>
+        <w:ind w:left="2880" w:hanging="360"/>
+      </w:pPr>
+      <w:rPr>
+        <w:rFonts w:ascii="Wingdings" w:hAnsi="Wingdings" w:hint="default"/>
+        <w:sz w:val="20"/>
+      </w:rPr>
+    </w:lvl>
+    <w:lvl w:ilvl="4" w:tentative="1">
+      <w:start w:val="1"/>
+      <w:numFmt w:val="bullet"/>
+      <w:lvlText w:val=""/>
+      <w:lvlJc w:val="left"/>
+      <w:pPr>
+        <w:tabs>
+          <w:tab w:val="num" w:pos="3600"/>
+        </w:tabs>
+        <w:ind w:left="3600" w:hanging="360"/>
+      </w:pPr>
+      <w:rPr>
+        <w:rFonts w:ascii="Wingdings" w:hAnsi="Wingdings" w:hint="default"/>
+        <w:sz w:val="20"/>
+      </w:rPr>
+    </w:lvl>
+    <w:lvl w:ilvl="5" w:tentative="1">
+      <w:start w:val="1"/>
+      <w:numFmt w:val="bullet"/>
+      <w:lvlText w:val=""/>
+      <w:lvlJc w:val="left"/>
+      <w:pPr>
+        <w:tabs>
+          <w:tab w:val="num" w:pos="4320"/>
+        </w:tabs>
+        <w:ind w:left="4320" w:hanging="360"/>
+      </w:pPr>
+      <w:rPr>
+        <w:rFonts w:ascii="Wingdings" w:hAnsi="Wingdings" w:hint="default"/>
+        <w:sz w:val="20"/>
+      </w:rPr>
+    </w:lvl>
+    <w:lvl w:ilvl="6" w:tentative="1">
+      <w:start w:val="1"/>
+      <w:numFmt w:val="bullet"/>
+      <w:lvlText w:val=""/>
+      <w:lvlJc w:val="left"/>
+      <w:pPr>
+        <w:tabs>
+          <w:tab w:val="num" w:pos="5040"/>
+        </w:tabs>
+        <w:ind w:left="5040" w:hanging="360"/>
+      </w:pPr>
+      <w:rPr>
+        <w:rFonts w:ascii="Wingdings" w:hAnsi="Wingdings" w:hint="default"/>
+        <w:sz w:val="20"/>
+      </w:rPr>
+    </w:lvl>
+    <w:lvl w:ilvl="7" w:tentative="1">
+      <w:start w:val="1"/>
+      <w:numFmt w:val="bullet"/>
+      <w:lvlText w:val=""/>
+      <w:lvlJc w:val="left"/>
+      <w:pPr>
+        <w:tabs>
+          <w:tab w:val="num" w:pos="5760"/>
+        </w:tabs>
+        <w:ind w:left="5760" w:hanging="360"/>
+      </w:pPr>
+      <w:rPr>
+        <w:rFonts w:ascii="Wingdings" w:hAnsi="Wingdings" w:hint="default"/>
+        <w:sz w:val="20"/>
+      </w:rPr>
+    </w:lvl>
+    <w:lvl w:ilvl="8" w:tentative="1">
+      <w:start w:val="1"/>
+      <w:numFmt w:val="bullet"/>
+      <w:lvlText w:val=""/>
+      <w:lvlJc w:val="left"/>
+      <w:pPr>
+        <w:tabs>
+          <w:tab w:val="num" w:pos="6480"/>
+        </w:tabs>
+        <w:ind w:left="6480" w:hanging="360"/>
+      </w:pPr>
+      <w:rPr>
+        <w:rFonts w:ascii="Wingdings" w:hAnsi="Wingdings" w:hint="default"/>
+        <w:sz w:val="20"/>
+      </w:rPr>
+    </w:lvl>
+  </w:abstractNum>
+  <w:abstractNum w:abstractNumId="4" w15:restartNumberingAfterBreak="0">
     <w:nsid w:val="1F331735"/>
     <w:multiLevelType w:val="multilevel"/>
     <w:tmpl w:val="E5C8B4EE"/>
@@ -1004,7 +1332,7 @@
       </w:rPr>
     </w:lvl>
   </w:abstractNum>
-  <w:abstractNum w:abstractNumId="4" w15:restartNumberingAfterBreak="0">
+  <w:abstractNum w:abstractNumId="5" w15:restartNumberingAfterBreak="0">
     <w:nsid w:val="261F39D0"/>
     <w:multiLevelType w:val="multilevel"/>
     <w:tmpl w:val="648CB296"/>
@@ -1153,7 +1481,7 @@
       </w:rPr>
     </w:lvl>
   </w:abstractNum>
-  <w:abstractNum w:abstractNumId="5" w15:restartNumberingAfterBreak="0">
+  <w:abstractNum w:abstractNumId="6" w15:restartNumberingAfterBreak="0">
     <w:nsid w:val="272C6A4E"/>
     <w:multiLevelType w:val="multilevel"/>
     <w:tmpl w:val="085C07DA"/>
@@ -1302,7 +1630,7 @@
       </w:rPr>
     </w:lvl>
   </w:abstractNum>
-  <w:abstractNum w:abstractNumId="6" w15:restartNumberingAfterBreak="0">
+  <w:abstractNum w:abstractNumId="7" w15:restartNumberingAfterBreak="0">
     <w:nsid w:val="280F7D45"/>
     <w:multiLevelType w:val="multilevel"/>
     <w:tmpl w:val="1DBE7E32"/>
@@ -1451,7 +1779,7 @@
       </w:rPr>
     </w:lvl>
   </w:abstractNum>
-  <w:abstractNum w:abstractNumId="7" w15:restartNumberingAfterBreak="0">
+  <w:abstractNum w:abstractNumId="8" w15:restartNumberingAfterBreak="0">
     <w:nsid w:val="2CA3347A"/>
     <w:multiLevelType w:val="multilevel"/>
     <w:tmpl w:val="E0D04A66"/>
@@ -1600,7 +1928,7 @@
       </w:rPr>
     </w:lvl>
   </w:abstractNum>
-  <w:abstractNum w:abstractNumId="8" w15:restartNumberingAfterBreak="0">
+  <w:abstractNum w:abstractNumId="9" w15:restartNumberingAfterBreak="0">
     <w:nsid w:val="2F2C7693"/>
     <w:multiLevelType w:val="multilevel"/>
     <w:tmpl w:val="7744D9FE"/>
@@ -1749,7 +2077,7 @@
       </w:rPr>
     </w:lvl>
   </w:abstractNum>
-  <w:abstractNum w:abstractNumId="9" w15:restartNumberingAfterBreak="0">
+  <w:abstractNum w:abstractNumId="10" w15:restartNumberingAfterBreak="0">
     <w:nsid w:val="2F896128"/>
     <w:multiLevelType w:val="multilevel"/>
     <w:tmpl w:val="246A653C"/>
@@ -1898,7 +2226,7 @@
       </w:rPr>
     </w:lvl>
   </w:abstractNum>
-  <w:abstractNum w:abstractNumId="10" w15:restartNumberingAfterBreak="0">
+  <w:abstractNum w:abstractNumId="11" w15:restartNumberingAfterBreak="0">
     <w:nsid w:val="37864B64"/>
     <w:multiLevelType w:val="multilevel"/>
     <w:tmpl w:val="FEB8764C"/>
@@ -2047,7 +2375,7 @@
       </w:rPr>
     </w:lvl>
   </w:abstractNum>
-  <w:abstractNum w:abstractNumId="11" w15:restartNumberingAfterBreak="0">
+  <w:abstractNum w:abstractNumId="12" w15:restartNumberingAfterBreak="0">
     <w:nsid w:val="37AB51C3"/>
     <w:multiLevelType w:val="multilevel"/>
     <w:tmpl w:val="B4C8E9DE"/>
@@ -2196,7 +2524,7 @@
       </w:rPr>
     </w:lvl>
   </w:abstractNum>
-  <w:abstractNum w:abstractNumId="12" w15:restartNumberingAfterBreak="0">
+  <w:abstractNum w:abstractNumId="13" w15:restartNumberingAfterBreak="0">
     <w:nsid w:val="39D01A99"/>
     <w:multiLevelType w:val="multilevel"/>
     <w:tmpl w:val="3E2C8440"/>
@@ -2345,7 +2673,7 @@
       </w:rPr>
     </w:lvl>
   </w:abstractNum>
-  <w:abstractNum w:abstractNumId="13" w15:restartNumberingAfterBreak="0">
+  <w:abstractNum w:abstractNumId="14" w15:restartNumberingAfterBreak="0">
     <w:nsid w:val="3EB61EF5"/>
     <w:multiLevelType w:val="multilevel"/>
     <w:tmpl w:val="A7E0B13E"/>
@@ -2494,7 +2822,156 @@
       </w:rPr>
     </w:lvl>
   </w:abstractNum>
-  <w:abstractNum w:abstractNumId="14" w15:restartNumberingAfterBreak="0">
+  <w:abstractNum w:abstractNumId="15" w15:restartNumberingAfterBreak="0">
+    <w:nsid w:val="40372D24"/>
+    <w:multiLevelType w:val="multilevel"/>
+    <w:tmpl w:val="EBACBD30"/>
+    <w:lvl w:ilvl="0">
+      <w:start w:val="1"/>
+      <w:numFmt w:val="bullet"/>
+      <w:lvlText w:val=""/>
+      <w:lvlJc w:val="left"/>
+      <w:pPr>
+        <w:tabs>
+          <w:tab w:val="num" w:pos="720"/>
+        </w:tabs>
+        <w:ind w:left="720" w:hanging="360"/>
+      </w:pPr>
+      <w:rPr>
+        <w:rFonts w:ascii="Symbol" w:hAnsi="Symbol" w:hint="default"/>
+        <w:sz w:val="20"/>
+      </w:rPr>
+    </w:lvl>
+    <w:lvl w:ilvl="1" w:tentative="1">
+      <w:start w:val="1"/>
+      <w:numFmt w:val="bullet"/>
+      <w:lvlText w:val="o"/>
+      <w:lvlJc w:val="left"/>
+      <w:pPr>
+        <w:tabs>
+          <w:tab w:val="num" w:pos="1440"/>
+        </w:tabs>
+        <w:ind w:left="1440" w:hanging="360"/>
+      </w:pPr>
+      <w:rPr>
+        <w:rFonts w:ascii="Courier New" w:hAnsi="Courier New" w:hint="default"/>
+        <w:sz w:val="20"/>
+      </w:rPr>
+    </w:lvl>
+    <w:lvl w:ilvl="2" w:tentative="1">
+      <w:start w:val="1"/>
+      <w:numFmt w:val="bullet"/>
+      <w:lvlText w:val=""/>
+      <w:lvlJc w:val="left"/>
+      <w:pPr>
+        <w:tabs>
+          <w:tab w:val="num" w:pos="2160"/>
+        </w:tabs>
+        <w:ind w:left="2160" w:hanging="360"/>
+      </w:pPr>
+      <w:rPr>
+        <w:rFonts w:ascii="Wingdings" w:hAnsi="Wingdings" w:hint="default"/>
+        <w:sz w:val="20"/>
+      </w:rPr>
+    </w:lvl>
+    <w:lvl w:ilvl="3" w:tentative="1">
+      <w:start w:val="1"/>
+      <w:numFmt w:val="bullet"/>
+      <w:lvlText w:val=""/>
+      <w:lvlJc w:val="left"/>
+      <w:pPr>
+        <w:tabs>
+          <w:tab w:val="num" w:pos="2880"/>
+        </w:tabs>
+        <w:ind w:left="2880" w:hanging="360"/>
+      </w:pPr>
+      <w:rPr>
+        <w:rFonts w:ascii="Wingdings" w:hAnsi="Wingdings" w:hint="default"/>
+        <w:sz w:val="20"/>
+      </w:rPr>
+    </w:lvl>
+    <w:lvl w:ilvl="4" w:tentative="1">
+      <w:start w:val="1"/>
+      <w:numFmt w:val="bullet"/>
+      <w:lvlText w:val=""/>
+      <w:lvlJc w:val="left"/>
+      <w:pPr>
+        <w:tabs>
+          <w:tab w:val="num" w:pos="3600"/>
+        </w:tabs>
+        <w:ind w:left="3600" w:hanging="360"/>
+      </w:pPr>
+      <w:rPr>
+        <w:rFonts w:ascii="Wingdings" w:hAnsi="Wingdings" w:hint="default"/>
+        <w:sz w:val="20"/>
+      </w:rPr>
+    </w:lvl>
+    <w:lvl w:ilvl="5" w:tentative="1">
+      <w:start w:val="1"/>
+      <w:numFmt w:val="bullet"/>
+      <w:lvlText w:val=""/>
+      <w:lvlJc w:val="left"/>
+      <w:pPr>
+        <w:tabs>
+          <w:tab w:val="num" w:pos="4320"/>
+        </w:tabs>
+        <w:ind w:left="4320" w:hanging="360"/>
+      </w:pPr>
+      <w:rPr>
+        <w:rFonts w:ascii="Wingdings" w:hAnsi="Wingdings" w:hint="default"/>
+        <w:sz w:val="20"/>
+      </w:rPr>
+    </w:lvl>
+    <w:lvl w:ilvl="6" w:tentative="1">
+      <w:start w:val="1"/>
+      <w:numFmt w:val="bullet"/>
+      <w:lvlText w:val=""/>
+      <w:lvlJc w:val="left"/>
+      <w:pPr>
+        <w:tabs>
+          <w:tab w:val="num" w:pos="5040"/>
+        </w:tabs>
+        <w:ind w:left="5040" w:hanging="360"/>
+      </w:pPr>
+      <w:rPr>
+        <w:rFonts w:ascii="Wingdings" w:hAnsi="Wingdings" w:hint="default"/>
+        <w:sz w:val="20"/>
+      </w:rPr>
+    </w:lvl>
+    <w:lvl w:ilvl="7" w:tentative="1">
+      <w:start w:val="1"/>
+      <w:numFmt w:val="bullet"/>
+      <w:lvlText w:val=""/>
+      <w:lvlJc w:val="left"/>
+      <w:pPr>
+        <w:tabs>
+          <w:tab w:val="num" w:pos="5760"/>
+        </w:tabs>
+        <w:ind w:left="5760" w:hanging="360"/>
+      </w:pPr>
+      <w:rPr>
+        <w:rFonts w:ascii="Wingdings" w:hAnsi="Wingdings" w:hint="default"/>
+        <w:sz w:val="20"/>
+      </w:rPr>
+    </w:lvl>
+    <w:lvl w:ilvl="8" w:tentative="1">
+      <w:start w:val="1"/>
+      <w:numFmt w:val="bullet"/>
+      <w:lvlText w:val=""/>
+      <w:lvlJc w:val="left"/>
+      <w:pPr>
+        <w:tabs>
+          <w:tab w:val="num" w:pos="6480"/>
+        </w:tabs>
+        <w:ind w:left="6480" w:hanging="360"/>
+      </w:pPr>
+      <w:rPr>
+        <w:rFonts w:ascii="Wingdings" w:hAnsi="Wingdings" w:hint="default"/>
+        <w:sz w:val="20"/>
+      </w:rPr>
+    </w:lvl>
+  </w:abstractNum>
+  <w:abstractNum w:abstractNumId="16" w15:restartNumberingAfterBreak="0">
     <w:nsid w:val="43920D40"/>
     <w:multiLevelType w:val="multilevel"/>
     <w:tmpl w:val="1E54D1B0"/>
@@ -2643,7 +3120,7 @@
       </w:rPr>
     </w:lvl>
   </w:abstractNum>
-  <w:abstractNum w:abstractNumId="15" w15:restartNumberingAfterBreak="0">
+  <w:abstractNum w:abstractNumId="17" w15:restartNumberingAfterBreak="0">
     <w:nsid w:val="49BE4A0C"/>
     <w:multiLevelType w:val="multilevel"/>
     <w:tmpl w:val="E4448F5E"/>
@@ -2792,7 +3269,7 @@
       </w:rPr>
     </w:lvl>
   </w:abstractNum>
-  <w:abstractNum w:abstractNumId="16" w15:restartNumberingAfterBreak="0">
+  <w:abstractNum w:abstractNumId="18" w15:restartNumberingAfterBreak="0">
     <w:nsid w:val="4B815761"/>
     <w:multiLevelType w:val="multilevel"/>
     <w:tmpl w:val="EDA8D4A0"/>
@@ -2941,7 +3418,7 @@
       </w:rPr>
     </w:lvl>
   </w:abstractNum>
-  <w:abstractNum w:abstractNumId="17" w15:restartNumberingAfterBreak="0">
+  <w:abstractNum w:abstractNumId="19" w15:restartNumberingAfterBreak="0">
     <w:nsid w:val="4E08463F"/>
     <w:multiLevelType w:val="multilevel"/>
     <w:tmpl w:val="5E16E65A"/>
@@ -3090,7 +3567,7 @@
       </w:rPr>
     </w:lvl>
   </w:abstractNum>
-  <w:abstractNum w:abstractNumId="18" w15:restartNumberingAfterBreak="0">
+  <w:abstractNum w:abstractNumId="20" w15:restartNumberingAfterBreak="0">
     <w:nsid w:val="50AB6F2D"/>
     <w:multiLevelType w:val="multilevel"/>
     <w:tmpl w:val="B9105336"/>
@@ -3239,7 +3716,7 @@
       </w:rPr>
     </w:lvl>
   </w:abstractNum>
-  <w:abstractNum w:abstractNumId="19" w15:restartNumberingAfterBreak="0">
+  <w:abstractNum w:abstractNumId="21" w15:restartNumberingAfterBreak="0">
     <w:nsid w:val="50C60944"/>
     <w:multiLevelType w:val="multilevel"/>
     <w:tmpl w:val="5F6660BC"/>
@@ -3388,7 +3865,7 @@
       </w:rPr>
     </w:lvl>
   </w:abstractNum>
-  <w:abstractNum w:abstractNumId="20" w15:restartNumberingAfterBreak="0">
+  <w:abstractNum w:abstractNumId="22" w15:restartNumberingAfterBreak="0">
     <w:nsid w:val="5A2F142F"/>
     <w:multiLevelType w:val="multilevel"/>
     <w:tmpl w:val="E72E5CCE"/>
@@ -3537,7 +4014,7 @@
       </w:rPr>
     </w:lvl>
   </w:abstractNum>
-  <w:abstractNum w:abstractNumId="21" w15:restartNumberingAfterBreak="0">
+  <w:abstractNum w:abstractNumId="23" w15:restartNumberingAfterBreak="0">
     <w:nsid w:val="5C545A79"/>
     <w:multiLevelType w:val="multilevel"/>
     <w:tmpl w:val="604833C2"/>
@@ -3686,7 +4163,7 @@
       </w:rPr>
     </w:lvl>
   </w:abstractNum>
-  <w:abstractNum w:abstractNumId="22" w15:restartNumberingAfterBreak="0">
+  <w:abstractNum w:abstractNumId="24" w15:restartNumberingAfterBreak="0">
     <w:nsid w:val="604F737A"/>
     <w:multiLevelType w:val="multilevel"/>
     <w:tmpl w:val="C7B86CC4"/>
@@ -3835,7 +4312,7 @@
       </w:rPr>
     </w:lvl>
   </w:abstractNum>
-  <w:abstractNum w:abstractNumId="23" w15:restartNumberingAfterBreak="0">
+  <w:abstractNum w:abstractNumId="25" w15:restartNumberingAfterBreak="0">
     <w:nsid w:val="654315C6"/>
     <w:multiLevelType w:val="multilevel"/>
     <w:tmpl w:val="021C6DD0"/>
@@ -3984,7 +4461,7 @@
       </w:rPr>
     </w:lvl>
   </w:abstractNum>
-  <w:abstractNum w:abstractNumId="24" w15:restartNumberingAfterBreak="0">
+  <w:abstractNum w:abstractNumId="26" w15:restartNumberingAfterBreak="0">
     <w:nsid w:val="6A5F0556"/>
     <w:multiLevelType w:val="multilevel"/>
     <w:tmpl w:val="E728ADB0"/>
@@ -4133,7 +4610,7 @@
       </w:rPr>
     </w:lvl>
   </w:abstractNum>
-  <w:abstractNum w:abstractNumId="25" w15:restartNumberingAfterBreak="0">
+  <w:abstractNum w:abstractNumId="27" w15:restartNumberingAfterBreak="0">
     <w:nsid w:val="72AC746A"/>
     <w:multiLevelType w:val="multilevel"/>
     <w:tmpl w:val="9ECEABA4"/>
@@ -4282,7 +4759,7 @@
       </w:rPr>
     </w:lvl>
   </w:abstractNum>
-  <w:abstractNum w:abstractNumId="26" w15:restartNumberingAfterBreak="0">
+  <w:abstractNum w:abstractNumId="28" w15:restartNumberingAfterBreak="0">
     <w:nsid w:val="77636A34"/>
     <w:multiLevelType w:val="multilevel"/>
     <w:tmpl w:val="11C61B52"/>
@@ -4431,7 +4908,7 @@
       </w:rPr>
     </w:lvl>
   </w:abstractNum>
-  <w:abstractNum w:abstractNumId="27" w15:restartNumberingAfterBreak="0">
+  <w:abstractNum w:abstractNumId="29" w15:restartNumberingAfterBreak="0">
     <w:nsid w:val="79EF25D7"/>
     <w:multiLevelType w:val="multilevel"/>
     <w:tmpl w:val="BB5C4FC2"/>
@@ -4580,7 +5057,7 @@
       </w:rPr>
     </w:lvl>
   </w:abstractNum>
-  <w:abstractNum w:abstractNumId="28" w15:restartNumberingAfterBreak="0">
+  <w:abstractNum w:abstractNumId="30" w15:restartNumberingAfterBreak="0">
     <w:nsid w:val="7C354D58"/>
     <w:multiLevelType w:val="multilevel"/>
     <w:tmpl w:val="F66E7E8A"/>
@@ -4729,7 +5206,7 @@
       </w:rPr>
     </w:lvl>
   </w:abstractNum>
-  <w:abstractNum w:abstractNumId="29" w15:restartNumberingAfterBreak="0">
+  <w:abstractNum w:abstractNumId="31" w15:restartNumberingAfterBreak="0">
     <w:nsid w:val="7DE64294"/>
     <w:multiLevelType w:val="multilevel"/>
     <w:tmpl w:val="D8EA2908"/>
@@ -4879,94 +5356,100 @@
     </w:lvl>
   </w:abstractNum>
   <w:num w:numId="1" w16cid:durableId="1191525783">
-    <w:abstractNumId w:val="16"/>
+    <w:abstractNumId w:val="18"/>
   </w:num>
   <w:num w:numId="2" w16cid:durableId="196086285">
     <w:abstractNumId w:val="2"/>
   </w:num>
   <w:num w:numId="3" w16cid:durableId="1469737095">
-    <w:abstractNumId w:val="15"/>
+    <w:abstractNumId w:val="17"/>
   </w:num>
   <w:num w:numId="4" w16cid:durableId="21443922">
+    <w:abstractNumId w:val="24"/>
+  </w:num>
+  <w:num w:numId="5" w16cid:durableId="518083538">
+    <w:abstractNumId w:val="25"/>
+  </w:num>
+  <w:num w:numId="6" w16cid:durableId="278339222">
+    <w:abstractNumId w:val="27"/>
+  </w:num>
+  <w:num w:numId="7" w16cid:durableId="411660800">
+    <w:abstractNumId w:val="14"/>
+  </w:num>
+  <w:num w:numId="8" w16cid:durableId="385759481">
+    <w:abstractNumId w:val="13"/>
+  </w:num>
+  <w:num w:numId="9" w16cid:durableId="655230158">
+    <w:abstractNumId w:val="10"/>
+  </w:num>
+  <w:num w:numId="10" w16cid:durableId="298919774">
+    <w:abstractNumId w:val="29"/>
+  </w:num>
+  <w:num w:numId="11" w16cid:durableId="1608807345">
     <w:abstractNumId w:val="22"/>
   </w:num>
-  <w:num w:numId="5" w16cid:durableId="518083538">
+  <w:num w:numId="12" w16cid:durableId="1349866132">
+    <w:abstractNumId w:val="8"/>
+  </w:num>
+  <w:num w:numId="13" w16cid:durableId="1199471731">
+    <w:abstractNumId w:val="20"/>
+  </w:num>
+  <w:num w:numId="14" w16cid:durableId="1231380869">
+    <w:abstractNumId w:val="4"/>
+  </w:num>
+  <w:num w:numId="15" w16cid:durableId="69086129">
     <w:abstractNumId w:val="23"/>
   </w:num>
-  <w:num w:numId="6" w16cid:durableId="278339222">
-    <w:abstractNumId w:val="25"/>
+  <w:num w:numId="16" w16cid:durableId="1705711832">
+    <w:abstractNumId w:val="19"/>
   </w:num>
-  <w:num w:numId="7" w16cid:durableId="411660800">
-    <w:abstractNumId w:val="13"/>
+  <w:num w:numId="17" w16cid:durableId="972365799">
+    <w:abstractNumId w:val="6"/>
   </w:num>
-  <w:num w:numId="8" w16cid:durableId="385759481">
+  <w:num w:numId="18" w16cid:durableId="1878199565">
+    <w:abstractNumId w:val="7"/>
+  </w:num>
+  <w:num w:numId="19" w16cid:durableId="1951666284">
+    <w:abstractNumId w:val="30"/>
+  </w:num>
+  <w:num w:numId="20" w16cid:durableId="1403865772">
+    <w:abstractNumId w:val="11"/>
+  </w:num>
+  <w:num w:numId="21" w16cid:durableId="966738342">
+    <w:abstractNumId w:val="9"/>
+  </w:num>
+  <w:num w:numId="22" w16cid:durableId="1695034932">
+    <w:abstractNumId w:val="16"/>
+  </w:num>
+  <w:num w:numId="23" w16cid:durableId="1669401795">
+    <w:abstractNumId w:val="26"/>
+  </w:num>
+  <w:num w:numId="24" w16cid:durableId="1460604894">
     <w:abstractNumId w:val="12"/>
   </w:num>
-  <w:num w:numId="9" w16cid:durableId="655230158">
-    <w:abstractNumId w:val="9"/>
-  </w:num>
-  <w:num w:numId="10" w16cid:durableId="298919774">
-    <w:abstractNumId w:val="27"/>
-  </w:num>
-  <w:num w:numId="11" w16cid:durableId="1608807345">
-    <w:abstractNumId w:val="20"/>
-  </w:num>
-  <w:num w:numId="12" w16cid:durableId="1349866132">
-    <w:abstractNumId w:val="7"/>
-  </w:num>
-  <w:num w:numId="13" w16cid:durableId="1199471731">
-    <w:abstractNumId w:val="18"/>
-  </w:num>
-  <w:num w:numId="14" w16cid:durableId="1231380869">
-    <w:abstractNumId w:val="3"/>
-  </w:num>
-  <w:num w:numId="15" w16cid:durableId="69086129">
-    <w:abstractNumId w:val="21"/>
-  </w:num>
-  <w:num w:numId="16" w16cid:durableId="1705711832">
-    <w:abstractNumId w:val="17"/>
-  </w:num>
-  <w:num w:numId="17" w16cid:durableId="972365799">
-    <w:abstractNumId w:val="5"/>
-  </w:num>
-  <w:num w:numId="18" w16cid:durableId="1878199565">
-    <w:abstractNumId w:val="6"/>
-  </w:num>
-  <w:num w:numId="19" w16cid:durableId="1951666284">
-    <w:abstractNumId w:val="28"/>
-  </w:num>
-  <w:num w:numId="20" w16cid:durableId="1403865772">
-    <w:abstractNumId w:val="10"/>
-  </w:num>
-  <w:num w:numId="21" w16cid:durableId="966738342">
-    <w:abstractNumId w:val="8"/>
-  </w:num>
-  <w:num w:numId="22" w16cid:durableId="1695034932">
-    <w:abstractNumId w:val="14"/>
-  </w:num>
-  <w:num w:numId="23" w16cid:durableId="1669401795">
-    <w:abstractNumId w:val="24"/>
-  </w:num>
-  <w:num w:numId="24" w16cid:durableId="1460604894">
-    <w:abstractNumId w:val="11"/>
-  </w:num>
   <w:num w:numId="25" w16cid:durableId="1214199520">
-    <w:abstractNumId w:val="29"/>
+    <w:abstractNumId w:val="31"/>
   </w:num>
   <w:num w:numId="26" w16cid:durableId="849638693">
-    <w:abstractNumId w:val="26"/>
+    <w:abstractNumId w:val="28"/>
   </w:num>
   <w:num w:numId="27" w16cid:durableId="909846435">
     <w:abstractNumId w:val="1"/>
   </w:num>
   <w:num w:numId="28" w16cid:durableId="895050884">
-    <w:abstractNumId w:val="19"/>
+    <w:abstractNumId w:val="21"/>
   </w:num>
   <w:num w:numId="29" w16cid:durableId="2072339743">
     <w:abstractNumId w:val="0"/>
   </w:num>
   <w:num w:numId="30" w16cid:durableId="1393190697">
-    <w:abstractNumId w:val="4"/>
+    <w:abstractNumId w:val="5"/>
+  </w:num>
+  <w:num w:numId="31" w16cid:durableId="1450777416">
+    <w:abstractNumId w:val="3"/>
+  </w:num>
+  <w:num w:numId="32" w16cid:durableId="1153987600">
+    <w:abstractNumId w:val="15"/>
   </w:num>
   <w:numIdMacAtCleanup w:val="2"/>
 </w:numbering>

--- a/data/Market_Read_weekly.docx
+++ b/data/Market_Read_weekly.docx
@@ -3,356 +3,270 @@
 <w:document xmlns:wpc="http://schemas.microsoft.com/office/word/2010/wordprocessingCanvas" xmlns:cx="http://schemas.microsoft.com/office/drawing/2014/chartex" xmlns:cx1="http://schemas.microsoft.com/office/drawing/2015/9/8/chartex" xmlns:cx2="http://schemas.microsoft.com/office/drawing/2015/10/21/chartex" xmlns:cx3="http://schemas.microsoft.com/office/drawing/2016/5/9/chartex" xmlns:cx4="http://schemas.microsoft.com/office/drawing/2016/5/10/chartex" xmlns:cx5="http://schemas.microsoft.com/office/drawing/2016/5/11/chartex" xmlns:cx6="http://schemas.microsoft.com/office/drawing/2016/5/12/chartex" xmlns:cx7="http://schemas.microsoft.com/office/drawing/2016/5/13/chartex" xmlns:cx8="http://schemas.microsoft.com/office/drawing/2016/5/14/chartex" xmlns:mc="http://schemas.openxmlformats.org/markup-compatibility/2006" xmlns:aink="http://schemas.microsoft.com/office/drawing/2016/ink" xmlns:am3d="http://schemas.microsoft.com/office/drawing/2017/model3d" xmlns:o="urn:schemas-microsoft-com:office:office" xmlns:oel="http://schemas.microsoft.com/office/2019/extlst" xmlns:r="http://schemas.openxmlformats.org/officeDocument/2006/relationships" xmlns:m="http://schemas.openxmlformats.org/officeDocument/2006/math" xmlns:v="urn:schemas-microsoft-com:vml" xmlns:wp14="http://schemas.microsoft.com/office/word/2010/wordprocessingDrawing" xmlns:wp="http://schemas.openxmlformats.org/drawingml/2006/wordprocessingDrawing" xmlns:w10="urn:schemas-microsoft-com:office:word" xmlns:w="http://schemas.openxmlformats.org/wordprocessingml/2006/main" xmlns:w14="http://schemas.microsoft.com/office/word/2010/wordml" xmlns:w15="http://schemas.microsoft.com/office/word/2012/wordml" xmlns:w16cex="http://schemas.microsoft.com/office/word/2018/wordml/cex" xmlns:w16cid="http://schemas.microsoft.com/office/word/2016/wordml/cid" xmlns:w16="http://schemas.microsoft.com/office/word/2018/wordml" xmlns:w16du="http://schemas.microsoft.com/office/word/2023/wordml/word16du" xmlns:w16sdtdh="http://schemas.microsoft.com/office/word/2020/wordml/sdtdatahash" xmlns:w16sdtfl="http://schemas.microsoft.com/office/word/2024/wordml/sdtformatlock" xmlns:w16se="http://schemas.microsoft.com/office/word/2015/wordml/symex" xmlns:wpg="http://schemas.microsoft.com/office/word/2010/wordprocessingGroup" xmlns:wpi="http://schemas.microsoft.com/office/word/2010/wordprocessingInk" xmlns:wne="http://schemas.microsoft.com/office/word/2006/wordml" xmlns:wps="http://schemas.microsoft.com/office/word/2010/wordprocessingShape" mc:Ignorable="w14 w15 w16se w16cid w16 w16cex w16sdtdh w16sdtfl w16du wp14">
   <w:body>
     <w:p>
+      <w:pPr>
+        <w:rPr>
+          <w:b/>
+          <w:bCs/>
+        </w:rPr>
+      </w:pPr>
       <w:r>
         <w:rPr>
           <w:b/>
           <w:bCs/>
         </w:rPr>
-        <w:t>Weekly Market Read: November 14, 2025</w:t>
+        <w:t>Weekly Market Read: November 18, 2025</w:t>
       </w:r>
     </w:p>
     <w:p>
-      <w:r>
-        <w:t xml:space="preserve">The market is saying (all numbers are </w:t>
-      </w:r>
+      <w:pPr>
+        <w:rPr>
+          <w:b/>
+          <w:bCs/>
+        </w:rPr>
+      </w:pPr>
       <w:r>
         <w:rPr>
           <w:b/>
           <w:bCs/>
         </w:rPr>
-        <w:t>WTD % returns</w:t>
-      </w:r>
-      <w:r>
-        <w:t>):</w:t>
+        <w:t>The market is saying (all numbers are WTD % returns):</w:t>
       </w:r>
     </w:p>
     <w:p>
       <w:pPr>
         <w:numPr>
           <w:ilvl w:val="0"/>
-          <w:numId w:val="31"/>
+          <w:numId w:val="33"/>
         </w:numPr>
+        <w:rPr>
+          <w:b/>
+          <w:bCs/>
+        </w:rPr>
       </w:pPr>
       <w:r>
         <w:rPr>
           <w:b/>
           <w:bCs/>
         </w:rPr>
-        <w:t>Breadth:</w:t>
-      </w:r>
-      <w:r>
-        <w:t xml:space="preserve"> 51.4% of names are positive.</w:t>
+        <w:t>Breadth: 24.5% of names are positive.</w:t>
       </w:r>
     </w:p>
     <w:p>
       <w:pPr>
         <w:numPr>
           <w:ilvl w:val="0"/>
-          <w:numId w:val="31"/>
+          <w:numId w:val="33"/>
         </w:numPr>
+        <w:rPr>
+          <w:b/>
+          <w:bCs/>
+        </w:rPr>
       </w:pPr>
       <w:r>
         <w:rPr>
           <w:b/>
           <w:bCs/>
         </w:rPr>
-        <w:t>Information Technology:</w:t>
+        <w:t>Information Technology: lagging (avg –3.0%).</w:t>
       </w:r>
-      <w:r>
-        <w:t xml:space="preserve"> lagging (avg </w:t>
-      </w:r>
+    </w:p>
+    <w:p>
+      <w:pPr>
+        <w:numPr>
+          <w:ilvl w:val="0"/>
+          <w:numId w:val="33"/>
+        </w:numPr>
+        <w:rPr>
+          <w:b/>
+          <w:bCs/>
+        </w:rPr>
+      </w:pPr>
       <w:r>
         <w:rPr>
           <w:b/>
           <w:bCs/>
         </w:rPr>
-        <w:t>–1.5%</w:t>
-      </w:r>
-      <w:r>
-        <w:t>).</w:t>
+        <w:t>Industrials: lagging (avg –1.5%).</w:t>
       </w:r>
     </w:p>
     <w:p>
       <w:pPr>
         <w:numPr>
           <w:ilvl w:val="0"/>
-          <w:numId w:val="31"/>
+          <w:numId w:val="33"/>
         </w:numPr>
+        <w:rPr>
+          <w:b/>
+          <w:bCs/>
+        </w:rPr>
       </w:pPr>
       <w:r>
         <w:rPr>
           <w:b/>
           <w:bCs/>
         </w:rPr>
-        <w:t>Industrials:</w:t>
+        <w:t>Consumer Staples: soft (avg –0.2%).</w:t>
       </w:r>
-      <w:r>
-        <w:t xml:space="preserve"> lagging (avg </w:t>
-      </w:r>
+    </w:p>
+    <w:p>
+      <w:pPr>
+        <w:numPr>
+          <w:ilvl w:val="0"/>
+          <w:numId w:val="33"/>
+        </w:numPr>
+        <w:rPr>
+          <w:b/>
+          <w:bCs/>
+        </w:rPr>
+      </w:pPr>
       <w:r>
         <w:rPr>
           <w:b/>
           <w:bCs/>
         </w:rPr>
-        <w:t>–1.2%</w:t>
-      </w:r>
-      <w:r>
-        <w:t>).</w:t>
+        <w:t>Consumer Discretionary: lagging (avg –2.1%).</w:t>
       </w:r>
     </w:p>
     <w:p>
       <w:pPr>
         <w:numPr>
           <w:ilvl w:val="0"/>
-          <w:numId w:val="31"/>
+          <w:numId w:val="33"/>
         </w:numPr>
+        <w:rPr>
+          <w:b/>
+          <w:bCs/>
+        </w:rPr>
       </w:pPr>
       <w:r>
         <w:rPr>
           <w:b/>
           <w:bCs/>
         </w:rPr>
-        <w:t>Consumer Staples:</w:t>
+        <w:t>Financials: lagging (avg –2.2%).</w:t>
       </w:r>
-      <w:r>
-        <w:t xml:space="preserve"> firm (avg </w:t>
-      </w:r>
+    </w:p>
+    <w:p>
+      <w:pPr>
+        <w:numPr>
+          <w:ilvl w:val="0"/>
+          <w:numId w:val="33"/>
+        </w:numPr>
+        <w:rPr>
+          <w:b/>
+          <w:bCs/>
+        </w:rPr>
+      </w:pPr>
       <w:r>
         <w:rPr>
           <w:b/>
           <w:bCs/>
         </w:rPr>
-        <w:t>+0.8%</w:t>
-      </w:r>
-      <w:r>
-        <w:t>).</w:t>
+        <w:t>Utilities: firm (avg +0.3%).</w:t>
       </w:r>
     </w:p>
     <w:p>
       <w:pPr>
         <w:numPr>
           <w:ilvl w:val="0"/>
-          <w:numId w:val="31"/>
+          <w:numId w:val="33"/>
         </w:numPr>
+        <w:rPr>
+          <w:b/>
+          <w:bCs/>
+        </w:rPr>
       </w:pPr>
       <w:r>
         <w:rPr>
           <w:b/>
           <w:bCs/>
         </w:rPr>
-        <w:t>Consumer Discretionary:</w:t>
+        <w:t>Real Estate: soft (avg –0.7%).</w:t>
       </w:r>
-      <w:r>
-        <w:t xml:space="preserve"> soft (avg </w:t>
-      </w:r>
+    </w:p>
+    <w:p>
+      <w:pPr>
+        <w:numPr>
+          <w:ilvl w:val="0"/>
+          <w:numId w:val="33"/>
+        </w:numPr>
+        <w:rPr>
+          <w:b/>
+          <w:bCs/>
+        </w:rPr>
+      </w:pPr>
       <w:r>
         <w:rPr>
           <w:b/>
           <w:bCs/>
         </w:rPr>
-        <w:t>–0.4%</w:t>
-      </w:r>
-      <w:r>
-        <w:t>).</w:t>
+        <w:t>Materials: lagging (avg –1.5%).</w:t>
       </w:r>
     </w:p>
     <w:p>
       <w:pPr>
         <w:numPr>
           <w:ilvl w:val="0"/>
-          <w:numId w:val="31"/>
+          <w:numId w:val="33"/>
         </w:numPr>
+        <w:rPr>
+          <w:b/>
+          <w:bCs/>
+        </w:rPr>
       </w:pPr>
       <w:r>
         <w:rPr>
           <w:b/>
           <w:bCs/>
         </w:rPr>
-        <w:t>Financials:</w:t>
+        <w:t>Energy: lagging (avg –1.5%).</w:t>
       </w:r>
-      <w:r>
-        <w:t xml:space="preserve"> soft (avg </w:t>
-      </w:r>
+    </w:p>
+    <w:p>
+      <w:pPr>
+        <w:numPr>
+          <w:ilvl w:val="0"/>
+          <w:numId w:val="33"/>
+        </w:numPr>
+        <w:rPr>
+          <w:b/>
+          <w:bCs/>
+        </w:rPr>
+      </w:pPr>
       <w:r>
         <w:rPr>
           <w:b/>
           <w:bCs/>
         </w:rPr>
-        <w:t>–0.2%</w:t>
-      </w:r>
-      <w:r>
-        <w:t>).</w:t>
+        <w:t>Health Care: flat (avg –0.0%).</w:t>
       </w:r>
     </w:p>
     <w:p>
       <w:pPr>
         <w:numPr>
           <w:ilvl w:val="0"/>
-          <w:numId w:val="31"/>
+          <w:numId w:val="33"/>
         </w:numPr>
+        <w:rPr>
+          <w:b/>
+          <w:bCs/>
+        </w:rPr>
       </w:pPr>
       <w:r>
         <w:rPr>
           <w:b/>
           <w:bCs/>
         </w:rPr>
-        <w:t>Utilities:</w:t>
+        <w:t>Communication Services: soft (avg –0.2%).</w:t>
       </w:r>
-      <w:r>
-        <w:t xml:space="preserve"> lagging (avg </w:t>
-      </w:r>
-      <w:r>
+    </w:p>
+    <w:p>
+      <w:pPr>
         <w:rPr>
           <w:b/>
           <w:bCs/>
         </w:rPr>
-        <w:t>–0.7%</w:t>
-      </w:r>
-      <w:r>
-        <w:t>).</w:t>
-      </w:r>
-    </w:p>
-    <w:p>
-      <w:pPr>
-        <w:numPr>
-          <w:ilvl w:val="0"/>
-          <w:numId w:val="31"/>
-        </w:numPr>
-      </w:pPr>
-      <w:r>
-        <w:rPr>
-          <w:b/>
-          <w:bCs/>
-        </w:rPr>
-        <w:t>Real Estate:</w:t>
-      </w:r>
-      <w:r>
-        <w:t xml:space="preserve"> lagging (avg </w:t>
-      </w:r>
-      <w:r>
-        <w:rPr>
-          <w:b/>
-          <w:bCs/>
-        </w:rPr>
-        <w:t>–1.1%</w:t>
-      </w:r>
-      <w:r>
-        <w:t>).</w:t>
-      </w:r>
-    </w:p>
-    <w:p>
-      <w:pPr>
-        <w:numPr>
-          <w:ilvl w:val="0"/>
-          <w:numId w:val="31"/>
-        </w:numPr>
-      </w:pPr>
-      <w:r>
-        <w:rPr>
-          <w:b/>
-          <w:bCs/>
-        </w:rPr>
-        <w:t>Materials:</w:t>
-      </w:r>
-      <w:r>
-        <w:t xml:space="preserve"> firm (avg </w:t>
-      </w:r>
-      <w:r>
-        <w:rPr>
-          <w:b/>
-          <w:bCs/>
-        </w:rPr>
-        <w:t>+1.4%</w:t>
-      </w:r>
-      <w:r>
-        <w:t>).</w:t>
-      </w:r>
-    </w:p>
-    <w:p>
-      <w:pPr>
-        <w:numPr>
-          <w:ilvl w:val="0"/>
-          <w:numId w:val="31"/>
-        </w:numPr>
-      </w:pPr>
-      <w:r>
-        <w:rPr>
-          <w:b/>
-          <w:bCs/>
-        </w:rPr>
-        <w:t>Energy:</w:t>
-      </w:r>
-      <w:r>
-        <w:t xml:space="preserve"> leading (avg </w:t>
-      </w:r>
-      <w:r>
-        <w:rPr>
-          <w:b/>
-          <w:bCs/>
-        </w:rPr>
-        <w:t>+2.9%</w:t>
-      </w:r>
-      <w:r>
-        <w:t>).</w:t>
-      </w:r>
-    </w:p>
-    <w:p>
-      <w:pPr>
-        <w:numPr>
-          <w:ilvl w:val="0"/>
-          <w:numId w:val="31"/>
-        </w:numPr>
-      </w:pPr>
-      <w:r>
-        <w:rPr>
-          <w:b/>
-          <w:bCs/>
-        </w:rPr>
-        <w:t>Health Care:</w:t>
-      </w:r>
-      <w:r>
-        <w:t xml:space="preserve"> firm (avg </w:t>
-      </w:r>
-      <w:r>
-        <w:rPr>
-          <w:b/>
-          <w:bCs/>
-        </w:rPr>
-        <w:t>+1.8%</w:t>
-      </w:r>
-      <w:r>
-        <w:t>).</w:t>
-      </w:r>
-    </w:p>
-    <w:p>
-      <w:pPr>
-        <w:numPr>
-          <w:ilvl w:val="0"/>
-          <w:numId w:val="31"/>
-        </w:numPr>
-      </w:pPr>
-      <w:r>
-        <w:rPr>
-          <w:b/>
-          <w:bCs/>
-        </w:rPr>
-        <w:t>Communication Services:</w:t>
-      </w:r>
-      <w:r>
-        <w:t xml:space="preserve"> lagging (avg </w:t>
-      </w:r>
-      <w:r>
-        <w:rPr>
-          <w:b/>
-          <w:bCs/>
-        </w:rPr>
-        <w:t>–1.0%</w:t>
-      </w:r>
-      <w:r>
-        <w:t>).</w:t>
-      </w:r>
-    </w:p>
-    <w:p>
+      </w:pPr>
       <w:r>
         <w:rPr>
           <w:b/>
@@ -365,120 +279,88 @@
       <w:pPr>
         <w:numPr>
           <w:ilvl w:val="0"/>
-          <w:numId w:val="32"/>
+          <w:numId w:val="34"/>
         </w:numPr>
+        <w:rPr>
+          <w:b/>
+          <w:bCs/>
+        </w:rPr>
       </w:pPr>
       <w:r>
         <w:rPr>
           <w:b/>
           <w:bCs/>
         </w:rPr>
-        <w:t>Gold:</w:t>
+        <w:t>Gold: soft (avg –0.4%).</w:t>
       </w:r>
-      <w:r>
-        <w:t xml:space="preserve"> bid (avg </w:t>
-      </w:r>
+    </w:p>
+    <w:p>
+      <w:pPr>
+        <w:numPr>
+          <w:ilvl w:val="0"/>
+          <w:numId w:val="34"/>
+        </w:numPr>
+        <w:rPr>
+          <w:b/>
+          <w:bCs/>
+        </w:rPr>
+      </w:pPr>
       <w:r>
         <w:rPr>
           <w:b/>
           <w:bCs/>
         </w:rPr>
-        <w:t>+2.1%</w:t>
-      </w:r>
-      <w:r>
-        <w:t>).</w:t>
+        <w:t>USD: firm (avg +0.4%).</w:t>
       </w:r>
     </w:p>
     <w:p>
       <w:pPr>
         <w:numPr>
           <w:ilvl w:val="0"/>
-          <w:numId w:val="32"/>
+          <w:numId w:val="34"/>
         </w:numPr>
+        <w:rPr>
+          <w:b/>
+          <w:bCs/>
+        </w:rPr>
       </w:pPr>
       <w:r>
         <w:rPr>
           <w:b/>
           <w:bCs/>
         </w:rPr>
-        <w:t>USD:</w:t>
+        <w:t>Yields: easing (avg –0.6%).</w:t>
       </w:r>
-      <w:r>
-        <w:t xml:space="preserve"> soft (avg </w:t>
-      </w:r>
+    </w:p>
+    <w:p>
+      <w:pPr>
+        <w:numPr>
+          <w:ilvl w:val="0"/>
+          <w:numId w:val="34"/>
+        </w:numPr>
+        <w:rPr>
+          <w:b/>
+          <w:bCs/>
+        </w:rPr>
+      </w:pPr>
       <w:r>
         <w:rPr>
           <w:b/>
           <w:bCs/>
         </w:rPr>
-        <w:t>–0.2%</w:t>
-      </w:r>
-      <w:r>
-        <w:t>).</w:t>
+        <w:t>Bonds: flat (avg +0.1%).</w:t>
       </w:r>
     </w:p>
     <w:p>
       <w:pPr>
         <w:numPr>
           <w:ilvl w:val="0"/>
-          <w:numId w:val="32"/>
+          <w:numId w:val="34"/>
         </w:numPr>
-      </w:pPr>
-      <w:r>
         <w:rPr>
           <w:b/>
           <w:bCs/>
         </w:rPr>
-        <w:t>Yields:</w:t>
-      </w:r>
-      <w:r>
-        <w:t xml:space="preserve"> rising (avg </w:t>
-      </w:r>
-      <w:r>
-        <w:rPr>
-          <w:b/>
-          <w:bCs/>
-        </w:rPr>
-        <w:t>+1.3%</w:t>
-      </w:r>
-      <w:r>
-        <w:t>).</w:t>
-      </w:r>
-    </w:p>
-    <w:p>
-      <w:pPr>
-        <w:numPr>
-          <w:ilvl w:val="0"/>
-          <w:numId w:val="32"/>
-        </w:numPr>
-      </w:pPr>
-      <w:r>
-        <w:rPr>
-          <w:b/>
-          <w:bCs/>
-        </w:rPr>
-        <w:t>Bonds:</w:t>
-      </w:r>
-      <w:r>
-        <w:t xml:space="preserve"> soft (avg </w:t>
-      </w:r>
-      <w:r>
-        <w:rPr>
-          <w:b/>
-          <w:bCs/>
-        </w:rPr>
-        <w:t>–0.2%</w:t>
-      </w:r>
-      <w:r>
-        <w:t>).</w:t>
-      </w:r>
-    </w:p>
-    <w:p>
-      <w:pPr>
-        <w:numPr>
-          <w:ilvl w:val="0"/>
-          <w:numId w:val="32"/>
-        </w:numPr>
       </w:pPr>
       <w:r>
         <w:rPr>
@@ -486,94 +368,33 @@
           <w:bCs/>
         </w:rPr>
         <w:lastRenderedPageBreak/>
-        <w:t>Energy complex:</w:t>
+        <w:t>Energy complex: soft (avg –0.4%).</w:t>
       </w:r>
-      <w:r>
-        <w:t xml:space="preserve"> bid (avg </w:t>
-      </w:r>
+    </w:p>
+    <w:p>
+      <w:pPr>
+        <w:rPr>
+          <w:b/>
+          <w:bCs/>
+        </w:rPr>
+      </w:pPr>
       <w:r>
         <w:rPr>
           <w:b/>
           <w:bCs/>
         </w:rPr>
-        <w:t>+2.3%</w:t>
+        <w:t xml:space="preserve">Bottom line: A decisively risk-off week with fewer than one-quarter of names advancing and broad weakness across nearly all sectors. Tech, Financials, Discretionary, and Industrials led the downside, while Utilities held up slightly. </w:t>
       </w:r>
-      <w:r>
-        <w:t>).</w:t>
-      </w:r>
-    </w:p>
-    <w:p>
+      <w:bookmarkStart w:id="0" w:name="_Hlk214388809"/>
       <w:r>
         <w:rPr>
           <w:b/>
           <w:bCs/>
         </w:rPr>
-        <w:t>Bottom line:</w:t>
-      </w:r>
-      <w:r>
-        <w:t xml:space="preserve"> A </w:t>
-      </w:r>
-      <w:r>
-        <w:rPr>
-          <w:b/>
-          <w:bCs/>
-        </w:rPr>
-        <w:t>mixed but improving</w:t>
-      </w:r>
-      <w:r>
-        <w:t xml:space="preserve"> tone with breadth just over 50%. Leadership came from </w:t>
-      </w:r>
-      <w:r>
-        <w:rPr>
-          <w:b/>
-          <w:bCs/>
-        </w:rPr>
-        <w:t>Energy, Materials, and Health Care</w:t>
-      </w:r>
-      <w:r>
-        <w:t xml:space="preserve">, while weakness persisted in </w:t>
-      </w:r>
-      <w:r>
-        <w:rPr>
-          <w:b/>
-          <w:bCs/>
-        </w:rPr>
-        <w:t>Tech, Industrials, and Real Estate</w:t>
-      </w:r>
-      <w:r>
-        <w:t xml:space="preserve">. Macro posture — </w:t>
-      </w:r>
-      <w:r>
-        <w:rPr>
-          <w:b/>
-          <w:bCs/>
-        </w:rPr>
-        <w:t>gold bid, USD easing, yields rising, bonds soft, and the energy complex strong</w:t>
-      </w:r>
-      <w:r>
-        <w:t xml:space="preserve"> — points to </w:t>
-      </w:r>
-      <w:r>
-        <w:rPr>
-          <w:b/>
-          <w:bCs/>
-        </w:rPr>
-        <w:t>resilient growth alongside firm commodity demand</w:t>
-      </w:r>
-      <w:r>
-        <w:t xml:space="preserve">, favoring </w:t>
-      </w:r>
-      <w:r>
-        <w:rPr>
-          <w:b/>
-          <w:bCs/>
-        </w:rPr>
-        <w:t>selective cyclicals and commodity-linked exposures</w:t>
-      </w:r>
-      <w:r>
-        <w:t xml:space="preserve"> while rate-sensitive areas remain pressured.</w:t>
+        <w:t>Macro posture — USD firm, yields easing, gold soft, bonds flat, and the energy complex softer — indicates slowing growth with cooling inflation pressure, an environment that favors defensive positioning, liquidity preservation, and lower beta until breadth stabilizes and market appetite for risk returns.</w:t>
       </w:r>
     </w:p>
+    <w:bookmarkEnd w:id="0"/>
     <w:p/>
     <w:sectPr>
       <w:pgSz w:w="15840" w:h="12240" w:orient="landscape"/>
@@ -3866,6 +3687,155 @@
     </w:lvl>
   </w:abstractNum>
   <w:abstractNum w:abstractNumId="22" w15:restartNumberingAfterBreak="0">
+    <w:nsid w:val="537750B9"/>
+    <w:multiLevelType w:val="multilevel"/>
+    <w:tmpl w:val="11727F1E"/>
+    <w:lvl w:ilvl="0">
+      <w:start w:val="1"/>
+      <w:numFmt w:val="bullet"/>
+      <w:lvlText w:val=""/>
+      <w:lvlJc w:val="left"/>
+      <w:pPr>
+        <w:tabs>
+          <w:tab w:val="num" w:pos="720"/>
+        </w:tabs>
+        <w:ind w:left="720" w:hanging="360"/>
+      </w:pPr>
+      <w:rPr>
+        <w:rFonts w:ascii="Symbol" w:hAnsi="Symbol" w:hint="default"/>
+        <w:sz w:val="20"/>
+      </w:rPr>
+    </w:lvl>
+    <w:lvl w:ilvl="1" w:tentative="1">
+      <w:start w:val="1"/>
+      <w:numFmt w:val="bullet"/>
+      <w:lvlText w:val="o"/>
+      <w:lvlJc w:val="left"/>
+      <w:pPr>
+        <w:tabs>
+          <w:tab w:val="num" w:pos="1440"/>
+        </w:tabs>
+        <w:ind w:left="1440" w:hanging="360"/>
+      </w:pPr>
+      <w:rPr>
+        <w:rFonts w:ascii="Courier New" w:hAnsi="Courier New" w:hint="default"/>
+        <w:sz w:val="20"/>
+      </w:rPr>
+    </w:lvl>
+    <w:lvl w:ilvl="2" w:tentative="1">
+      <w:start w:val="1"/>
+      <w:numFmt w:val="bullet"/>
+      <w:lvlText w:val=""/>
+      <w:lvlJc w:val="left"/>
+      <w:pPr>
+        <w:tabs>
+          <w:tab w:val="num" w:pos="2160"/>
+        </w:tabs>
+        <w:ind w:left="2160" w:hanging="360"/>
+      </w:pPr>
+      <w:rPr>
+        <w:rFonts w:ascii="Wingdings" w:hAnsi="Wingdings" w:hint="default"/>
+        <w:sz w:val="20"/>
+      </w:rPr>
+    </w:lvl>
+    <w:lvl w:ilvl="3" w:tentative="1">
+      <w:start w:val="1"/>
+      <w:numFmt w:val="bullet"/>
+      <w:lvlText w:val=""/>
+      <w:lvlJc w:val="left"/>
+      <w:pPr>
+        <w:tabs>
+          <w:tab w:val="num" w:pos="2880"/>
+        </w:tabs>
+        <w:ind w:left="2880" w:hanging="360"/>
+      </w:pPr>
+      <w:rPr>
+        <w:rFonts w:ascii="Wingdings" w:hAnsi="Wingdings" w:hint="default"/>
+        <w:sz w:val="20"/>
+      </w:rPr>
+    </w:lvl>
+    <w:lvl w:ilvl="4" w:tentative="1">
+      <w:start w:val="1"/>
+      <w:numFmt w:val="bullet"/>
+      <w:lvlText w:val=""/>
+      <w:lvlJc w:val="left"/>
+      <w:pPr>
+        <w:tabs>
+          <w:tab w:val="num" w:pos="3600"/>
+        </w:tabs>
+        <w:ind w:left="3600" w:hanging="360"/>
+      </w:pPr>
+      <w:rPr>
+        <w:rFonts w:ascii="Wingdings" w:hAnsi="Wingdings" w:hint="default"/>
+        <w:sz w:val="20"/>
+      </w:rPr>
+    </w:lvl>
+    <w:lvl w:ilvl="5" w:tentative="1">
+      <w:start w:val="1"/>
+      <w:numFmt w:val="bullet"/>
+      <w:lvlText w:val=""/>
+      <w:lvlJc w:val="left"/>
+      <w:pPr>
+        <w:tabs>
+          <w:tab w:val="num" w:pos="4320"/>
+        </w:tabs>
+        <w:ind w:left="4320" w:hanging="360"/>
+      </w:pPr>
+      <w:rPr>
+        <w:rFonts w:ascii="Wingdings" w:hAnsi="Wingdings" w:hint="default"/>
+        <w:sz w:val="20"/>
+      </w:rPr>
+    </w:lvl>
+    <w:lvl w:ilvl="6" w:tentative="1">
+      <w:start w:val="1"/>
+      <w:numFmt w:val="bullet"/>
+      <w:lvlText w:val=""/>
+      <w:lvlJc w:val="left"/>
+      <w:pPr>
+        <w:tabs>
+          <w:tab w:val="num" w:pos="5040"/>
+        </w:tabs>
+        <w:ind w:left="5040" w:hanging="360"/>
+      </w:pPr>
+      <w:rPr>
+        <w:rFonts w:ascii="Wingdings" w:hAnsi="Wingdings" w:hint="default"/>
+        <w:sz w:val="20"/>
+      </w:rPr>
+    </w:lvl>
+    <w:lvl w:ilvl="7" w:tentative="1">
+      <w:start w:val="1"/>
+      <w:numFmt w:val="bullet"/>
+      <w:lvlText w:val=""/>
+      <w:lvlJc w:val="left"/>
+      <w:pPr>
+        <w:tabs>
+          <w:tab w:val="num" w:pos="5760"/>
+        </w:tabs>
+        <w:ind w:left="5760" w:hanging="360"/>
+      </w:pPr>
+      <w:rPr>
+        <w:rFonts w:ascii="Wingdings" w:hAnsi="Wingdings" w:hint="default"/>
+        <w:sz w:val="20"/>
+      </w:rPr>
+    </w:lvl>
+    <w:lvl w:ilvl="8" w:tentative="1">
+      <w:start w:val="1"/>
+      <w:numFmt w:val="bullet"/>
+      <w:lvlText w:val=""/>
+      <w:lvlJc w:val="left"/>
+      <w:pPr>
+        <w:tabs>
+          <w:tab w:val="num" w:pos="6480"/>
+        </w:tabs>
+        <w:ind w:left="6480" w:hanging="360"/>
+      </w:pPr>
+      <w:rPr>
+        <w:rFonts w:ascii="Wingdings" w:hAnsi="Wingdings" w:hint="default"/>
+        <w:sz w:val="20"/>
+      </w:rPr>
+    </w:lvl>
+  </w:abstractNum>
+  <w:abstractNum w:abstractNumId="23" w15:restartNumberingAfterBreak="0">
     <w:nsid w:val="5A2F142F"/>
     <w:multiLevelType w:val="multilevel"/>
     <w:tmpl w:val="E72E5CCE"/>
@@ -4014,7 +3984,7 @@
       </w:rPr>
     </w:lvl>
   </w:abstractNum>
-  <w:abstractNum w:abstractNumId="23" w15:restartNumberingAfterBreak="0">
+  <w:abstractNum w:abstractNumId="24" w15:restartNumberingAfterBreak="0">
     <w:nsid w:val="5C545A79"/>
     <w:multiLevelType w:val="multilevel"/>
     <w:tmpl w:val="604833C2"/>
@@ -4163,7 +4133,156 @@
       </w:rPr>
     </w:lvl>
   </w:abstractNum>
-  <w:abstractNum w:abstractNumId="24" w15:restartNumberingAfterBreak="0">
+  <w:abstractNum w:abstractNumId="25" w15:restartNumberingAfterBreak="0">
+    <w:nsid w:val="5FB859B9"/>
+    <w:multiLevelType w:val="multilevel"/>
+    <w:tmpl w:val="90323D98"/>
+    <w:lvl w:ilvl="0">
+      <w:start w:val="1"/>
+      <w:numFmt w:val="bullet"/>
+      <w:lvlText w:val=""/>
+      <w:lvlJc w:val="left"/>
+      <w:pPr>
+        <w:tabs>
+          <w:tab w:val="num" w:pos="720"/>
+        </w:tabs>
+        <w:ind w:left="720" w:hanging="360"/>
+      </w:pPr>
+      <w:rPr>
+        <w:rFonts w:ascii="Symbol" w:hAnsi="Symbol" w:hint="default"/>
+        <w:sz w:val="20"/>
+      </w:rPr>
+    </w:lvl>
+    <w:lvl w:ilvl="1" w:tentative="1">
+      <w:start w:val="1"/>
+      <w:numFmt w:val="bullet"/>
+      <w:lvlText w:val="o"/>
+      <w:lvlJc w:val="left"/>
+      <w:pPr>
+        <w:tabs>
+          <w:tab w:val="num" w:pos="1440"/>
+        </w:tabs>
+        <w:ind w:left="1440" w:hanging="360"/>
+      </w:pPr>
+      <w:rPr>
+        <w:rFonts w:ascii="Courier New" w:hAnsi="Courier New" w:hint="default"/>
+        <w:sz w:val="20"/>
+      </w:rPr>
+    </w:lvl>
+    <w:lvl w:ilvl="2" w:tentative="1">
+      <w:start w:val="1"/>
+      <w:numFmt w:val="bullet"/>
+      <w:lvlText w:val=""/>
+      <w:lvlJc w:val="left"/>
+      <w:pPr>
+        <w:tabs>
+          <w:tab w:val="num" w:pos="2160"/>
+        </w:tabs>
+        <w:ind w:left="2160" w:hanging="360"/>
+      </w:pPr>
+      <w:rPr>
+        <w:rFonts w:ascii="Wingdings" w:hAnsi="Wingdings" w:hint="default"/>
+        <w:sz w:val="20"/>
+      </w:rPr>
+    </w:lvl>
+    <w:lvl w:ilvl="3" w:tentative="1">
+      <w:start w:val="1"/>
+      <w:numFmt w:val="bullet"/>
+      <w:lvlText w:val=""/>
+      <w:lvlJc w:val="left"/>
+      <w:pPr>
+        <w:tabs>
+          <w:tab w:val="num" w:pos="2880"/>
+        </w:tabs>
+        <w:ind w:left="2880" w:hanging="360"/>
+      </w:pPr>
+      <w:rPr>
+        <w:rFonts w:ascii="Wingdings" w:hAnsi="Wingdings" w:hint="default"/>
+        <w:sz w:val="20"/>
+      </w:rPr>
+    </w:lvl>
+    <w:lvl w:ilvl="4" w:tentative="1">
+      <w:start w:val="1"/>
+      <w:numFmt w:val="bullet"/>
+      <w:lvlText w:val=""/>
+      <w:lvlJc w:val="left"/>
+      <w:pPr>
+        <w:tabs>
+          <w:tab w:val="num" w:pos="3600"/>
+        </w:tabs>
+        <w:ind w:left="3600" w:hanging="360"/>
+      </w:pPr>
+      <w:rPr>
+        <w:rFonts w:ascii="Wingdings" w:hAnsi="Wingdings" w:hint="default"/>
+        <w:sz w:val="20"/>
+      </w:rPr>
+    </w:lvl>
+    <w:lvl w:ilvl="5" w:tentative="1">
+      <w:start w:val="1"/>
+      <w:numFmt w:val="bullet"/>
+      <w:lvlText w:val=""/>
+      <w:lvlJc w:val="left"/>
+      <w:pPr>
+        <w:tabs>
+          <w:tab w:val="num" w:pos="4320"/>
+        </w:tabs>
+        <w:ind w:left="4320" w:hanging="360"/>
+      </w:pPr>
+      <w:rPr>
+        <w:rFonts w:ascii="Wingdings" w:hAnsi="Wingdings" w:hint="default"/>
+        <w:sz w:val="20"/>
+      </w:rPr>
+    </w:lvl>
+    <w:lvl w:ilvl="6" w:tentative="1">
+      <w:start w:val="1"/>
+      <w:numFmt w:val="bullet"/>
+      <w:lvlText w:val=""/>
+      <w:lvlJc w:val="left"/>
+      <w:pPr>
+        <w:tabs>
+          <w:tab w:val="num" w:pos="5040"/>
+        </w:tabs>
+        <w:ind w:left="5040" w:hanging="360"/>
+      </w:pPr>
+      <w:rPr>
+        <w:rFonts w:ascii="Wingdings" w:hAnsi="Wingdings" w:hint="default"/>
+        <w:sz w:val="20"/>
+      </w:rPr>
+    </w:lvl>
+    <w:lvl w:ilvl="7" w:tentative="1">
+      <w:start w:val="1"/>
+      <w:numFmt w:val="bullet"/>
+      <w:lvlText w:val=""/>
+      <w:lvlJc w:val="left"/>
+      <w:pPr>
+        <w:tabs>
+          <w:tab w:val="num" w:pos="5760"/>
+        </w:tabs>
+        <w:ind w:left="5760" w:hanging="360"/>
+      </w:pPr>
+      <w:rPr>
+        <w:rFonts w:ascii="Wingdings" w:hAnsi="Wingdings" w:hint="default"/>
+        <w:sz w:val="20"/>
+      </w:rPr>
+    </w:lvl>
+    <w:lvl w:ilvl="8" w:tentative="1">
+      <w:start w:val="1"/>
+      <w:numFmt w:val="bullet"/>
+      <w:lvlText w:val=""/>
+      <w:lvlJc w:val="left"/>
+      <w:pPr>
+        <w:tabs>
+          <w:tab w:val="num" w:pos="6480"/>
+        </w:tabs>
+        <w:ind w:left="6480" w:hanging="360"/>
+      </w:pPr>
+      <w:rPr>
+        <w:rFonts w:ascii="Wingdings" w:hAnsi="Wingdings" w:hint="default"/>
+        <w:sz w:val="20"/>
+      </w:rPr>
+    </w:lvl>
+  </w:abstractNum>
+  <w:abstractNum w:abstractNumId="26" w15:restartNumberingAfterBreak="0">
     <w:nsid w:val="604F737A"/>
     <w:multiLevelType w:val="multilevel"/>
     <w:tmpl w:val="C7B86CC4"/>
@@ -4312,7 +4431,7 @@
       </w:rPr>
     </w:lvl>
   </w:abstractNum>
-  <w:abstractNum w:abstractNumId="25" w15:restartNumberingAfterBreak="0">
+  <w:abstractNum w:abstractNumId="27" w15:restartNumberingAfterBreak="0">
     <w:nsid w:val="654315C6"/>
     <w:multiLevelType w:val="multilevel"/>
     <w:tmpl w:val="021C6DD0"/>
@@ -4461,7 +4580,7 @@
       </w:rPr>
     </w:lvl>
   </w:abstractNum>
-  <w:abstractNum w:abstractNumId="26" w15:restartNumberingAfterBreak="0">
+  <w:abstractNum w:abstractNumId="28" w15:restartNumberingAfterBreak="0">
     <w:nsid w:val="6A5F0556"/>
     <w:multiLevelType w:val="multilevel"/>
     <w:tmpl w:val="E728ADB0"/>
@@ -4610,7 +4729,7 @@
       </w:rPr>
     </w:lvl>
   </w:abstractNum>
-  <w:abstractNum w:abstractNumId="27" w15:restartNumberingAfterBreak="0">
+  <w:abstractNum w:abstractNumId="29" w15:restartNumberingAfterBreak="0">
     <w:nsid w:val="72AC746A"/>
     <w:multiLevelType w:val="multilevel"/>
     <w:tmpl w:val="9ECEABA4"/>
@@ -4759,7 +4878,7 @@
       </w:rPr>
     </w:lvl>
   </w:abstractNum>
-  <w:abstractNum w:abstractNumId="28" w15:restartNumberingAfterBreak="0">
+  <w:abstractNum w:abstractNumId="30" w15:restartNumberingAfterBreak="0">
     <w:nsid w:val="77636A34"/>
     <w:multiLevelType w:val="multilevel"/>
     <w:tmpl w:val="11C61B52"/>
@@ -4908,7 +5027,7 @@
       </w:rPr>
     </w:lvl>
   </w:abstractNum>
-  <w:abstractNum w:abstractNumId="29" w15:restartNumberingAfterBreak="0">
+  <w:abstractNum w:abstractNumId="31" w15:restartNumberingAfterBreak="0">
     <w:nsid w:val="79EF25D7"/>
     <w:multiLevelType w:val="multilevel"/>
     <w:tmpl w:val="BB5C4FC2"/>
@@ -5057,7 +5176,7 @@
       </w:rPr>
     </w:lvl>
   </w:abstractNum>
-  <w:abstractNum w:abstractNumId="30" w15:restartNumberingAfterBreak="0">
+  <w:abstractNum w:abstractNumId="32" w15:restartNumberingAfterBreak="0">
     <w:nsid w:val="7C354D58"/>
     <w:multiLevelType w:val="multilevel"/>
     <w:tmpl w:val="F66E7E8A"/>
@@ -5206,7 +5325,7 @@
       </w:rPr>
     </w:lvl>
   </w:abstractNum>
-  <w:abstractNum w:abstractNumId="31" w15:restartNumberingAfterBreak="0">
+  <w:abstractNum w:abstractNumId="33" w15:restartNumberingAfterBreak="0">
     <w:nsid w:val="7DE64294"/>
     <w:multiLevelType w:val="multilevel"/>
     <w:tmpl w:val="D8EA2908"/>
@@ -5365,13 +5484,13 @@
     <w:abstractNumId w:val="17"/>
   </w:num>
   <w:num w:numId="4" w16cid:durableId="21443922">
-    <w:abstractNumId w:val="24"/>
+    <w:abstractNumId w:val="26"/>
   </w:num>
   <w:num w:numId="5" w16cid:durableId="518083538">
-    <w:abstractNumId w:val="25"/>
+    <w:abstractNumId w:val="27"/>
   </w:num>
   <w:num w:numId="6" w16cid:durableId="278339222">
-    <w:abstractNumId w:val="27"/>
+    <w:abstractNumId w:val="29"/>
   </w:num>
   <w:num w:numId="7" w16cid:durableId="411660800">
     <w:abstractNumId w:val="14"/>
@@ -5383,10 +5502,10 @@
     <w:abstractNumId w:val="10"/>
   </w:num>
   <w:num w:numId="10" w16cid:durableId="298919774">
-    <w:abstractNumId w:val="29"/>
+    <w:abstractNumId w:val="31"/>
   </w:num>
   <w:num w:numId="11" w16cid:durableId="1608807345">
-    <w:abstractNumId w:val="22"/>
+    <w:abstractNumId w:val="23"/>
   </w:num>
   <w:num w:numId="12" w16cid:durableId="1349866132">
     <w:abstractNumId w:val="8"/>
@@ -5398,7 +5517,7 @@
     <w:abstractNumId w:val="4"/>
   </w:num>
   <w:num w:numId="15" w16cid:durableId="69086129">
-    <w:abstractNumId w:val="23"/>
+    <w:abstractNumId w:val="24"/>
   </w:num>
   <w:num w:numId="16" w16cid:durableId="1705711832">
     <w:abstractNumId w:val="19"/>
@@ -5410,7 +5529,7 @@
     <w:abstractNumId w:val="7"/>
   </w:num>
   <w:num w:numId="19" w16cid:durableId="1951666284">
-    <w:abstractNumId w:val="30"/>
+    <w:abstractNumId w:val="32"/>
   </w:num>
   <w:num w:numId="20" w16cid:durableId="1403865772">
     <w:abstractNumId w:val="11"/>
@@ -5422,16 +5541,16 @@
     <w:abstractNumId w:val="16"/>
   </w:num>
   <w:num w:numId="23" w16cid:durableId="1669401795">
-    <w:abstractNumId w:val="26"/>
+    <w:abstractNumId w:val="28"/>
   </w:num>
   <w:num w:numId="24" w16cid:durableId="1460604894">
     <w:abstractNumId w:val="12"/>
   </w:num>
   <w:num w:numId="25" w16cid:durableId="1214199520">
-    <w:abstractNumId w:val="31"/>
+    <w:abstractNumId w:val="33"/>
   </w:num>
   <w:num w:numId="26" w16cid:durableId="849638693">
-    <w:abstractNumId w:val="28"/>
+    <w:abstractNumId w:val="30"/>
   </w:num>
   <w:num w:numId="27" w16cid:durableId="909846435">
     <w:abstractNumId w:val="1"/>
@@ -5450,6 +5569,12 @@
   </w:num>
   <w:num w:numId="32" w16cid:durableId="1153987600">
     <w:abstractNumId w:val="15"/>
+  </w:num>
+  <w:num w:numId="33" w16cid:durableId="540365944">
+    <w:abstractNumId w:val="25"/>
+  </w:num>
+  <w:num w:numId="34" w16cid:durableId="499809747">
+    <w:abstractNumId w:val="22"/>
   </w:num>
   <w:numIdMacAtCleanup w:val="2"/>
 </w:numbering>

--- a/data/Market_Read_weekly.docx
+++ b/data/Market_Read_weekly.docx
@@ -14,7 +14,7 @@
           <w:b/>
           <w:bCs/>
         </w:rPr>
-        <w:t>Weekly Market Read: November 18, 2025</w:t>
+        <w:t>Weekly Market Read: November 20, 2025</w:t>
       </w:r>
     </w:p>
     <w:p>
@@ -36,7 +36,7 @@
       <w:pPr>
         <w:numPr>
           <w:ilvl w:val="0"/>
-          <w:numId w:val="33"/>
+          <w:numId w:val="35"/>
         </w:numPr>
         <w:rPr>
           <w:b/>
@@ -48,14 +48,14 @@
           <w:b/>
           <w:bCs/>
         </w:rPr>
-        <w:t>Breadth: 24.5% of names are positive.</w:t>
+        <w:t>Breadth: 15.5% of names are positive.</w:t>
       </w:r>
     </w:p>
     <w:p>
       <w:pPr>
         <w:numPr>
           <w:ilvl w:val="0"/>
-          <w:numId w:val="33"/>
+          <w:numId w:val="35"/>
         </w:numPr>
         <w:rPr>
           <w:b/>
@@ -67,14 +67,14 @@
           <w:b/>
           <w:bCs/>
         </w:rPr>
-        <w:t>Information Technology: lagging (avg –3.0%).</w:t>
+        <w:t>Information Technology: lagging (avg –5.6%).</w:t>
       </w:r>
     </w:p>
     <w:p>
       <w:pPr>
         <w:numPr>
           <w:ilvl w:val="0"/>
-          <w:numId w:val="33"/>
+          <w:numId w:val="35"/>
         </w:numPr>
         <w:rPr>
           <w:b/>
@@ -86,14 +86,14 @@
           <w:b/>
           <w:bCs/>
         </w:rPr>
-        <w:t>Industrials: lagging (avg –1.5%).</w:t>
+        <w:t>Industrials: lagging (avg –2.6%).</w:t>
       </w:r>
     </w:p>
     <w:p>
       <w:pPr>
         <w:numPr>
           <w:ilvl w:val="0"/>
-          <w:numId w:val="33"/>
+          <w:numId w:val="35"/>
         </w:numPr>
         <w:rPr>
           <w:b/>
@@ -105,14 +105,14 @@
           <w:b/>
           <w:bCs/>
         </w:rPr>
-        <w:t>Consumer Staples: soft (avg –0.2%).</w:t>
+        <w:t>Consumer Staples: lagging (avg –1.0%).</w:t>
       </w:r>
     </w:p>
     <w:p>
       <w:pPr>
         <w:numPr>
           <w:ilvl w:val="0"/>
-          <w:numId w:val="33"/>
+          <w:numId w:val="35"/>
         </w:numPr>
         <w:rPr>
           <w:b/>
@@ -124,14 +124,14 @@
           <w:b/>
           <w:bCs/>
         </w:rPr>
-        <w:t>Consumer Discretionary: lagging (avg –2.1%).</w:t>
+        <w:t>Consumer Discretionary: lagging (avg –3.6%).</w:t>
       </w:r>
     </w:p>
     <w:p>
       <w:pPr>
         <w:numPr>
           <w:ilvl w:val="0"/>
-          <w:numId w:val="33"/>
+          <w:numId w:val="35"/>
         </w:numPr>
         <w:rPr>
           <w:b/>
@@ -143,14 +143,14 @@
           <w:b/>
           <w:bCs/>
         </w:rPr>
-        <w:t>Financials: lagging (avg –2.2%).</w:t>
+        <w:t>Financials: lagging (avg –2.6%).</w:t>
       </w:r>
     </w:p>
     <w:p>
       <w:pPr>
         <w:numPr>
           <w:ilvl w:val="0"/>
-          <w:numId w:val="33"/>
+          <w:numId w:val="35"/>
         </w:numPr>
         <w:rPr>
           <w:b/>
@@ -162,14 +162,14 @@
           <w:b/>
           <w:bCs/>
         </w:rPr>
-        <w:t>Utilities: firm (avg +0.3%).</w:t>
+        <w:t>Utilities: lagging (avg –1.4%).</w:t>
       </w:r>
     </w:p>
     <w:p>
       <w:pPr>
         <w:numPr>
           <w:ilvl w:val="0"/>
-          <w:numId w:val="33"/>
+          <w:numId w:val="35"/>
         </w:numPr>
         <w:rPr>
           <w:b/>
@@ -181,14 +181,14 @@
           <w:b/>
           <w:bCs/>
         </w:rPr>
-        <w:t>Real Estate: soft (avg –0.7%).</w:t>
+        <w:t>Real Estate: lagging (avg –1.8%).</w:t>
       </w:r>
     </w:p>
     <w:p>
       <w:pPr>
         <w:numPr>
           <w:ilvl w:val="0"/>
-          <w:numId w:val="33"/>
+          <w:numId w:val="35"/>
         </w:numPr>
         <w:rPr>
           <w:b/>
@@ -200,14 +200,14 @@
           <w:b/>
           <w:bCs/>
         </w:rPr>
-        <w:t>Materials: lagging (avg –1.5%).</w:t>
+        <w:t>Materials: lagging (avg –3.1%).</w:t>
       </w:r>
     </w:p>
     <w:p>
       <w:pPr>
         <w:numPr>
           <w:ilvl w:val="0"/>
-          <w:numId w:val="33"/>
+          <w:numId w:val="35"/>
         </w:numPr>
         <w:rPr>
           <w:b/>
@@ -219,14 +219,14 @@
           <w:b/>
           <w:bCs/>
         </w:rPr>
-        <w:t>Energy: lagging (avg –1.5%).</w:t>
+        <w:t>Energy: lagging (avg –4.3%).</w:t>
       </w:r>
     </w:p>
     <w:p>
       <w:pPr>
         <w:numPr>
           <w:ilvl w:val="0"/>
-          <w:numId w:val="33"/>
+          <w:numId w:val="35"/>
         </w:numPr>
         <w:rPr>
           <w:b/>
@@ -238,14 +238,14 @@
           <w:b/>
           <w:bCs/>
         </w:rPr>
-        <w:t>Health Care: flat (avg –0.0%).</w:t>
+        <w:t>Health Care: lagging (avg –1.2%).</w:t>
       </w:r>
     </w:p>
     <w:p>
       <w:pPr>
         <w:numPr>
           <w:ilvl w:val="0"/>
-          <w:numId w:val="33"/>
+          <w:numId w:val="35"/>
         </w:numPr>
         <w:rPr>
           <w:b/>
@@ -257,7 +257,7 @@
           <w:b/>
           <w:bCs/>
         </w:rPr>
-        <w:t>Communication Services: soft (avg –0.2%).</w:t>
+        <w:t>Communication Services: lagging (avg –2.4%).</w:t>
       </w:r>
     </w:p>
     <w:p>
@@ -279,7 +279,7 @@
       <w:pPr>
         <w:numPr>
           <w:ilvl w:val="0"/>
-          <w:numId w:val="34"/>
+          <w:numId w:val="36"/>
         </w:numPr>
         <w:rPr>
           <w:b/>
@@ -291,14 +291,14 @@
           <w:b/>
           <w:bCs/>
         </w:rPr>
-        <w:t>Gold: soft (avg –0.4%).</w:t>
+        <w:t>Gold: soft (avg –0.3%).</w:t>
       </w:r>
     </w:p>
     <w:p>
       <w:pPr>
         <w:numPr>
           <w:ilvl w:val="0"/>
-          <w:numId w:val="34"/>
+          <w:numId w:val="36"/>
         </w:numPr>
         <w:rPr>
           <w:b/>
@@ -310,14 +310,14 @@
           <w:b/>
           <w:bCs/>
         </w:rPr>
-        <w:t>USD: firm (avg +0.4%).</w:t>
+        <w:t>USD: firm (avg +1.1%).</w:t>
       </w:r>
     </w:p>
     <w:p>
       <w:pPr>
         <w:numPr>
           <w:ilvl w:val="0"/>
-          <w:numId w:val="34"/>
+          <w:numId w:val="36"/>
         </w:numPr>
         <w:rPr>
           <w:b/>
@@ -329,14 +329,14 @@
           <w:b/>
           <w:bCs/>
         </w:rPr>
-        <w:t>Yields: easing (avg –0.6%).</w:t>
+        <w:t>Yields: easing (avg –1.0%).</w:t>
       </w:r>
     </w:p>
     <w:p>
       <w:pPr>
         <w:numPr>
           <w:ilvl w:val="0"/>
-          <w:numId w:val="34"/>
+          <w:numId w:val="36"/>
         </w:numPr>
         <w:rPr>
           <w:b/>
@@ -348,14 +348,14 @@
           <w:b/>
           <w:bCs/>
         </w:rPr>
-        <w:t>Bonds: flat (avg +0.1%).</w:t>
+        <w:t>Bonds: flat (avg +0.2%).</w:t>
       </w:r>
     </w:p>
     <w:p>
       <w:pPr>
         <w:numPr>
           <w:ilvl w:val="0"/>
-          <w:numId w:val="34"/>
+          <w:numId w:val="36"/>
         </w:numPr>
         <w:rPr>
           <w:b/>
@@ -368,7 +368,7 @@
           <w:bCs/>
         </w:rPr>
         <w:lastRenderedPageBreak/>
-        <w:t>Energy complex: soft (avg –0.4%).</w:t>
+        <w:t>Energy complex: down (avg –1.3%).</w:t>
       </w:r>
     </w:p>
     <w:p>
@@ -383,15 +383,15 @@
           <w:b/>
           <w:bCs/>
         </w:rPr>
-        <w:t xml:space="preserve">Bottom line: A decisively risk-off week with fewer than one-quarter of names advancing and broad weakness across nearly all sectors. Tech, Financials, Discretionary, and Industrials led the downside, while Utilities held up slightly. </w:t>
+        <w:t xml:space="preserve">Bottom line: This is a decisive risk-off tape with fewer than one in six names positive and broad selling pressure across every major sector, led lower by Technology, Energy, Discretionary, Materials, and Financials. Even traditionally defensive groups like Staples, Utilities, and Real Estate are under pressure, signaling a market that is de-risking across the board rather than rotating within equities. </w:t>
       </w:r>
-      <w:bookmarkStart w:id="0" w:name="_Hlk214388809"/>
+      <w:bookmarkStart w:id="0" w:name="_Hlk214561930"/>
       <w:r>
         <w:rPr>
           <w:b/>
           <w:bCs/>
         </w:rPr>
-        <w:t>Macro posture — USD firm, yields easing, gold soft, bonds flat, and the energy complex softer — indicates slowing growth with cooling inflation pressure, an environment that favors defensive positioning, liquidity preservation, and lower beta until breadth stabilizes and market appetite for risk returns.</w:t>
+        <w:t>Macro posture — USD firmer, yields easing, gold soft, bonds flat, and the energy complex down — points to slowing growth expectations with cooling inflation pressure and tighter financial conditions, an environment that favors capital preservation, defensives, and lower-beta exposure until participation and price action begin to stabilize.</w:t>
       </w:r>
     </w:p>
     <w:bookmarkEnd w:id="0"/>
@@ -1154,6 +1154,155 @@
     </w:lvl>
   </w:abstractNum>
   <w:abstractNum w:abstractNumId="5" w15:restartNumberingAfterBreak="0">
+    <w:nsid w:val="1F65285E"/>
+    <w:multiLevelType w:val="multilevel"/>
+    <w:tmpl w:val="9782C848"/>
+    <w:lvl w:ilvl="0">
+      <w:start w:val="1"/>
+      <w:numFmt w:val="bullet"/>
+      <w:lvlText w:val=""/>
+      <w:lvlJc w:val="left"/>
+      <w:pPr>
+        <w:tabs>
+          <w:tab w:val="num" w:pos="720"/>
+        </w:tabs>
+        <w:ind w:left="720" w:hanging="360"/>
+      </w:pPr>
+      <w:rPr>
+        <w:rFonts w:ascii="Symbol" w:hAnsi="Symbol" w:hint="default"/>
+        <w:sz w:val="20"/>
+      </w:rPr>
+    </w:lvl>
+    <w:lvl w:ilvl="1" w:tentative="1">
+      <w:start w:val="1"/>
+      <w:numFmt w:val="bullet"/>
+      <w:lvlText w:val="o"/>
+      <w:lvlJc w:val="left"/>
+      <w:pPr>
+        <w:tabs>
+          <w:tab w:val="num" w:pos="1440"/>
+        </w:tabs>
+        <w:ind w:left="1440" w:hanging="360"/>
+      </w:pPr>
+      <w:rPr>
+        <w:rFonts w:ascii="Courier New" w:hAnsi="Courier New" w:hint="default"/>
+        <w:sz w:val="20"/>
+      </w:rPr>
+    </w:lvl>
+    <w:lvl w:ilvl="2" w:tentative="1">
+      <w:start w:val="1"/>
+      <w:numFmt w:val="bullet"/>
+      <w:lvlText w:val=""/>
+      <w:lvlJc w:val="left"/>
+      <w:pPr>
+        <w:tabs>
+          <w:tab w:val="num" w:pos="2160"/>
+        </w:tabs>
+        <w:ind w:left="2160" w:hanging="360"/>
+      </w:pPr>
+      <w:rPr>
+        <w:rFonts w:ascii="Wingdings" w:hAnsi="Wingdings" w:hint="default"/>
+        <w:sz w:val="20"/>
+      </w:rPr>
+    </w:lvl>
+    <w:lvl w:ilvl="3" w:tentative="1">
+      <w:start w:val="1"/>
+      <w:numFmt w:val="bullet"/>
+      <w:lvlText w:val=""/>
+      <w:lvlJc w:val="left"/>
+      <w:pPr>
+        <w:tabs>
+          <w:tab w:val="num" w:pos="2880"/>
+        </w:tabs>
+        <w:ind w:left="2880" w:hanging="360"/>
+      </w:pPr>
+      <w:rPr>
+        <w:rFonts w:ascii="Wingdings" w:hAnsi="Wingdings" w:hint="default"/>
+        <w:sz w:val="20"/>
+      </w:rPr>
+    </w:lvl>
+    <w:lvl w:ilvl="4" w:tentative="1">
+      <w:start w:val="1"/>
+      <w:numFmt w:val="bullet"/>
+      <w:lvlText w:val=""/>
+      <w:lvlJc w:val="left"/>
+      <w:pPr>
+        <w:tabs>
+          <w:tab w:val="num" w:pos="3600"/>
+        </w:tabs>
+        <w:ind w:left="3600" w:hanging="360"/>
+      </w:pPr>
+      <w:rPr>
+        <w:rFonts w:ascii="Wingdings" w:hAnsi="Wingdings" w:hint="default"/>
+        <w:sz w:val="20"/>
+      </w:rPr>
+    </w:lvl>
+    <w:lvl w:ilvl="5" w:tentative="1">
+      <w:start w:val="1"/>
+      <w:numFmt w:val="bullet"/>
+      <w:lvlText w:val=""/>
+      <w:lvlJc w:val="left"/>
+      <w:pPr>
+        <w:tabs>
+          <w:tab w:val="num" w:pos="4320"/>
+        </w:tabs>
+        <w:ind w:left="4320" w:hanging="360"/>
+      </w:pPr>
+      <w:rPr>
+        <w:rFonts w:ascii="Wingdings" w:hAnsi="Wingdings" w:hint="default"/>
+        <w:sz w:val="20"/>
+      </w:rPr>
+    </w:lvl>
+    <w:lvl w:ilvl="6" w:tentative="1">
+      <w:start w:val="1"/>
+      <w:numFmt w:val="bullet"/>
+      <w:lvlText w:val=""/>
+      <w:lvlJc w:val="left"/>
+      <w:pPr>
+        <w:tabs>
+          <w:tab w:val="num" w:pos="5040"/>
+        </w:tabs>
+        <w:ind w:left="5040" w:hanging="360"/>
+      </w:pPr>
+      <w:rPr>
+        <w:rFonts w:ascii="Wingdings" w:hAnsi="Wingdings" w:hint="default"/>
+        <w:sz w:val="20"/>
+      </w:rPr>
+    </w:lvl>
+    <w:lvl w:ilvl="7" w:tentative="1">
+      <w:start w:val="1"/>
+      <w:numFmt w:val="bullet"/>
+      <w:lvlText w:val=""/>
+      <w:lvlJc w:val="left"/>
+      <w:pPr>
+        <w:tabs>
+          <w:tab w:val="num" w:pos="5760"/>
+        </w:tabs>
+        <w:ind w:left="5760" w:hanging="360"/>
+      </w:pPr>
+      <w:rPr>
+        <w:rFonts w:ascii="Wingdings" w:hAnsi="Wingdings" w:hint="default"/>
+        <w:sz w:val="20"/>
+      </w:rPr>
+    </w:lvl>
+    <w:lvl w:ilvl="8" w:tentative="1">
+      <w:start w:val="1"/>
+      <w:numFmt w:val="bullet"/>
+      <w:lvlText w:val=""/>
+      <w:lvlJc w:val="left"/>
+      <w:pPr>
+        <w:tabs>
+          <w:tab w:val="num" w:pos="6480"/>
+        </w:tabs>
+        <w:ind w:left="6480" w:hanging="360"/>
+      </w:pPr>
+      <w:rPr>
+        <w:rFonts w:ascii="Wingdings" w:hAnsi="Wingdings" w:hint="default"/>
+        <w:sz w:val="20"/>
+      </w:rPr>
+    </w:lvl>
+  </w:abstractNum>
+  <w:abstractNum w:abstractNumId="6" w15:restartNumberingAfterBreak="0">
     <w:nsid w:val="261F39D0"/>
     <w:multiLevelType w:val="multilevel"/>
     <w:tmpl w:val="648CB296"/>
@@ -1302,7 +1451,7 @@
       </w:rPr>
     </w:lvl>
   </w:abstractNum>
-  <w:abstractNum w:abstractNumId="6" w15:restartNumberingAfterBreak="0">
+  <w:abstractNum w:abstractNumId="7" w15:restartNumberingAfterBreak="0">
     <w:nsid w:val="272C6A4E"/>
     <w:multiLevelType w:val="multilevel"/>
     <w:tmpl w:val="085C07DA"/>
@@ -1451,7 +1600,7 @@
       </w:rPr>
     </w:lvl>
   </w:abstractNum>
-  <w:abstractNum w:abstractNumId="7" w15:restartNumberingAfterBreak="0">
+  <w:abstractNum w:abstractNumId="8" w15:restartNumberingAfterBreak="0">
     <w:nsid w:val="280F7D45"/>
     <w:multiLevelType w:val="multilevel"/>
     <w:tmpl w:val="1DBE7E32"/>
@@ -1600,7 +1749,7 @@
       </w:rPr>
     </w:lvl>
   </w:abstractNum>
-  <w:abstractNum w:abstractNumId="8" w15:restartNumberingAfterBreak="0">
+  <w:abstractNum w:abstractNumId="9" w15:restartNumberingAfterBreak="0">
     <w:nsid w:val="2CA3347A"/>
     <w:multiLevelType w:val="multilevel"/>
     <w:tmpl w:val="E0D04A66"/>
@@ -1749,7 +1898,7 @@
       </w:rPr>
     </w:lvl>
   </w:abstractNum>
-  <w:abstractNum w:abstractNumId="9" w15:restartNumberingAfterBreak="0">
+  <w:abstractNum w:abstractNumId="10" w15:restartNumberingAfterBreak="0">
     <w:nsid w:val="2F2C7693"/>
     <w:multiLevelType w:val="multilevel"/>
     <w:tmpl w:val="7744D9FE"/>
@@ -1898,7 +2047,7 @@
       </w:rPr>
     </w:lvl>
   </w:abstractNum>
-  <w:abstractNum w:abstractNumId="10" w15:restartNumberingAfterBreak="0">
+  <w:abstractNum w:abstractNumId="11" w15:restartNumberingAfterBreak="0">
     <w:nsid w:val="2F896128"/>
     <w:multiLevelType w:val="multilevel"/>
     <w:tmpl w:val="246A653C"/>
@@ -2047,7 +2196,7 @@
       </w:rPr>
     </w:lvl>
   </w:abstractNum>
-  <w:abstractNum w:abstractNumId="11" w15:restartNumberingAfterBreak="0">
+  <w:abstractNum w:abstractNumId="12" w15:restartNumberingAfterBreak="0">
     <w:nsid w:val="37864B64"/>
     <w:multiLevelType w:val="multilevel"/>
     <w:tmpl w:val="FEB8764C"/>
@@ -2196,7 +2345,7 @@
       </w:rPr>
     </w:lvl>
   </w:abstractNum>
-  <w:abstractNum w:abstractNumId="12" w15:restartNumberingAfterBreak="0">
+  <w:abstractNum w:abstractNumId="13" w15:restartNumberingAfterBreak="0">
     <w:nsid w:val="37AB51C3"/>
     <w:multiLevelType w:val="multilevel"/>
     <w:tmpl w:val="B4C8E9DE"/>
@@ -2345,7 +2494,7 @@
       </w:rPr>
     </w:lvl>
   </w:abstractNum>
-  <w:abstractNum w:abstractNumId="13" w15:restartNumberingAfterBreak="0">
+  <w:abstractNum w:abstractNumId="14" w15:restartNumberingAfterBreak="0">
     <w:nsid w:val="39D01A99"/>
     <w:multiLevelType w:val="multilevel"/>
     <w:tmpl w:val="3E2C8440"/>
@@ -2494,7 +2643,7 @@
       </w:rPr>
     </w:lvl>
   </w:abstractNum>
-  <w:abstractNum w:abstractNumId="14" w15:restartNumberingAfterBreak="0">
+  <w:abstractNum w:abstractNumId="15" w15:restartNumberingAfterBreak="0">
     <w:nsid w:val="3EB61EF5"/>
     <w:multiLevelType w:val="multilevel"/>
     <w:tmpl w:val="A7E0B13E"/>
@@ -2643,7 +2792,7 @@
       </w:rPr>
     </w:lvl>
   </w:abstractNum>
-  <w:abstractNum w:abstractNumId="15" w15:restartNumberingAfterBreak="0">
+  <w:abstractNum w:abstractNumId="16" w15:restartNumberingAfterBreak="0">
     <w:nsid w:val="40372D24"/>
     <w:multiLevelType w:val="multilevel"/>
     <w:tmpl w:val="EBACBD30"/>
@@ -2792,7 +2941,7 @@
       </w:rPr>
     </w:lvl>
   </w:abstractNum>
-  <w:abstractNum w:abstractNumId="16" w15:restartNumberingAfterBreak="0">
+  <w:abstractNum w:abstractNumId="17" w15:restartNumberingAfterBreak="0">
     <w:nsid w:val="43920D40"/>
     <w:multiLevelType w:val="multilevel"/>
     <w:tmpl w:val="1E54D1B0"/>
@@ -2941,7 +3090,7 @@
       </w:rPr>
     </w:lvl>
   </w:abstractNum>
-  <w:abstractNum w:abstractNumId="17" w15:restartNumberingAfterBreak="0">
+  <w:abstractNum w:abstractNumId="18" w15:restartNumberingAfterBreak="0">
     <w:nsid w:val="49BE4A0C"/>
     <w:multiLevelType w:val="multilevel"/>
     <w:tmpl w:val="E4448F5E"/>
@@ -3090,7 +3239,7 @@
       </w:rPr>
     </w:lvl>
   </w:abstractNum>
-  <w:abstractNum w:abstractNumId="18" w15:restartNumberingAfterBreak="0">
+  <w:abstractNum w:abstractNumId="19" w15:restartNumberingAfterBreak="0">
     <w:nsid w:val="4B815761"/>
     <w:multiLevelType w:val="multilevel"/>
     <w:tmpl w:val="EDA8D4A0"/>
@@ -3239,7 +3388,7 @@
       </w:rPr>
     </w:lvl>
   </w:abstractNum>
-  <w:abstractNum w:abstractNumId="19" w15:restartNumberingAfterBreak="0">
+  <w:abstractNum w:abstractNumId="20" w15:restartNumberingAfterBreak="0">
     <w:nsid w:val="4E08463F"/>
     <w:multiLevelType w:val="multilevel"/>
     <w:tmpl w:val="5E16E65A"/>
@@ -3388,7 +3537,7 @@
       </w:rPr>
     </w:lvl>
   </w:abstractNum>
-  <w:abstractNum w:abstractNumId="20" w15:restartNumberingAfterBreak="0">
+  <w:abstractNum w:abstractNumId="21" w15:restartNumberingAfterBreak="0">
     <w:nsid w:val="50AB6F2D"/>
     <w:multiLevelType w:val="multilevel"/>
     <w:tmpl w:val="B9105336"/>
@@ -3537,7 +3686,7 @@
       </w:rPr>
     </w:lvl>
   </w:abstractNum>
-  <w:abstractNum w:abstractNumId="21" w15:restartNumberingAfterBreak="0">
+  <w:abstractNum w:abstractNumId="22" w15:restartNumberingAfterBreak="0">
     <w:nsid w:val="50C60944"/>
     <w:multiLevelType w:val="multilevel"/>
     <w:tmpl w:val="5F6660BC"/>
@@ -3686,7 +3835,7 @@
       </w:rPr>
     </w:lvl>
   </w:abstractNum>
-  <w:abstractNum w:abstractNumId="22" w15:restartNumberingAfterBreak="0">
+  <w:abstractNum w:abstractNumId="23" w15:restartNumberingAfterBreak="0">
     <w:nsid w:val="537750B9"/>
     <w:multiLevelType w:val="multilevel"/>
     <w:tmpl w:val="11727F1E"/>
@@ -3835,7 +3984,156 @@
       </w:rPr>
     </w:lvl>
   </w:abstractNum>
-  <w:abstractNum w:abstractNumId="23" w15:restartNumberingAfterBreak="0">
+  <w:abstractNum w:abstractNumId="24" w15:restartNumberingAfterBreak="0">
+    <w:nsid w:val="565F3757"/>
+    <w:multiLevelType w:val="multilevel"/>
+    <w:tmpl w:val="7AEAF65A"/>
+    <w:lvl w:ilvl="0">
+      <w:start w:val="1"/>
+      <w:numFmt w:val="bullet"/>
+      <w:lvlText w:val=""/>
+      <w:lvlJc w:val="left"/>
+      <w:pPr>
+        <w:tabs>
+          <w:tab w:val="num" w:pos="720"/>
+        </w:tabs>
+        <w:ind w:left="720" w:hanging="360"/>
+      </w:pPr>
+      <w:rPr>
+        <w:rFonts w:ascii="Symbol" w:hAnsi="Symbol" w:hint="default"/>
+        <w:sz w:val="20"/>
+      </w:rPr>
+    </w:lvl>
+    <w:lvl w:ilvl="1" w:tentative="1">
+      <w:start w:val="1"/>
+      <w:numFmt w:val="bullet"/>
+      <w:lvlText w:val="o"/>
+      <w:lvlJc w:val="left"/>
+      <w:pPr>
+        <w:tabs>
+          <w:tab w:val="num" w:pos="1440"/>
+        </w:tabs>
+        <w:ind w:left="1440" w:hanging="360"/>
+      </w:pPr>
+      <w:rPr>
+        <w:rFonts w:ascii="Courier New" w:hAnsi="Courier New" w:hint="default"/>
+        <w:sz w:val="20"/>
+      </w:rPr>
+    </w:lvl>
+    <w:lvl w:ilvl="2" w:tentative="1">
+      <w:start w:val="1"/>
+      <w:numFmt w:val="bullet"/>
+      <w:lvlText w:val=""/>
+      <w:lvlJc w:val="left"/>
+      <w:pPr>
+        <w:tabs>
+          <w:tab w:val="num" w:pos="2160"/>
+        </w:tabs>
+        <w:ind w:left="2160" w:hanging="360"/>
+      </w:pPr>
+      <w:rPr>
+        <w:rFonts w:ascii="Wingdings" w:hAnsi="Wingdings" w:hint="default"/>
+        <w:sz w:val="20"/>
+      </w:rPr>
+    </w:lvl>
+    <w:lvl w:ilvl="3" w:tentative="1">
+      <w:start w:val="1"/>
+      <w:numFmt w:val="bullet"/>
+      <w:lvlText w:val=""/>
+      <w:lvlJc w:val="left"/>
+      <w:pPr>
+        <w:tabs>
+          <w:tab w:val="num" w:pos="2880"/>
+        </w:tabs>
+        <w:ind w:left="2880" w:hanging="360"/>
+      </w:pPr>
+      <w:rPr>
+        <w:rFonts w:ascii="Wingdings" w:hAnsi="Wingdings" w:hint="default"/>
+        <w:sz w:val="20"/>
+      </w:rPr>
+    </w:lvl>
+    <w:lvl w:ilvl="4" w:tentative="1">
+      <w:start w:val="1"/>
+      <w:numFmt w:val="bullet"/>
+      <w:lvlText w:val=""/>
+      <w:lvlJc w:val="left"/>
+      <w:pPr>
+        <w:tabs>
+          <w:tab w:val="num" w:pos="3600"/>
+        </w:tabs>
+        <w:ind w:left="3600" w:hanging="360"/>
+      </w:pPr>
+      <w:rPr>
+        <w:rFonts w:ascii="Wingdings" w:hAnsi="Wingdings" w:hint="default"/>
+        <w:sz w:val="20"/>
+      </w:rPr>
+    </w:lvl>
+    <w:lvl w:ilvl="5" w:tentative="1">
+      <w:start w:val="1"/>
+      <w:numFmt w:val="bullet"/>
+      <w:lvlText w:val=""/>
+      <w:lvlJc w:val="left"/>
+      <w:pPr>
+        <w:tabs>
+          <w:tab w:val="num" w:pos="4320"/>
+        </w:tabs>
+        <w:ind w:left="4320" w:hanging="360"/>
+      </w:pPr>
+      <w:rPr>
+        <w:rFonts w:ascii="Wingdings" w:hAnsi="Wingdings" w:hint="default"/>
+        <w:sz w:val="20"/>
+      </w:rPr>
+    </w:lvl>
+    <w:lvl w:ilvl="6" w:tentative="1">
+      <w:start w:val="1"/>
+      <w:numFmt w:val="bullet"/>
+      <w:lvlText w:val=""/>
+      <w:lvlJc w:val="left"/>
+      <w:pPr>
+        <w:tabs>
+          <w:tab w:val="num" w:pos="5040"/>
+        </w:tabs>
+        <w:ind w:left="5040" w:hanging="360"/>
+      </w:pPr>
+      <w:rPr>
+        <w:rFonts w:ascii="Wingdings" w:hAnsi="Wingdings" w:hint="default"/>
+        <w:sz w:val="20"/>
+      </w:rPr>
+    </w:lvl>
+    <w:lvl w:ilvl="7" w:tentative="1">
+      <w:start w:val="1"/>
+      <w:numFmt w:val="bullet"/>
+      <w:lvlText w:val=""/>
+      <w:lvlJc w:val="left"/>
+      <w:pPr>
+        <w:tabs>
+          <w:tab w:val="num" w:pos="5760"/>
+        </w:tabs>
+        <w:ind w:left="5760" w:hanging="360"/>
+      </w:pPr>
+      <w:rPr>
+        <w:rFonts w:ascii="Wingdings" w:hAnsi="Wingdings" w:hint="default"/>
+        <w:sz w:val="20"/>
+      </w:rPr>
+    </w:lvl>
+    <w:lvl w:ilvl="8" w:tentative="1">
+      <w:start w:val="1"/>
+      <w:numFmt w:val="bullet"/>
+      <w:lvlText w:val=""/>
+      <w:lvlJc w:val="left"/>
+      <w:pPr>
+        <w:tabs>
+          <w:tab w:val="num" w:pos="6480"/>
+        </w:tabs>
+        <w:ind w:left="6480" w:hanging="360"/>
+      </w:pPr>
+      <w:rPr>
+        <w:rFonts w:ascii="Wingdings" w:hAnsi="Wingdings" w:hint="default"/>
+        <w:sz w:val="20"/>
+      </w:rPr>
+    </w:lvl>
+  </w:abstractNum>
+  <w:abstractNum w:abstractNumId="25" w15:restartNumberingAfterBreak="0">
     <w:nsid w:val="5A2F142F"/>
     <w:multiLevelType w:val="multilevel"/>
     <w:tmpl w:val="E72E5CCE"/>
@@ -3984,7 +4282,7 @@
       </w:rPr>
     </w:lvl>
   </w:abstractNum>
-  <w:abstractNum w:abstractNumId="24" w15:restartNumberingAfterBreak="0">
+  <w:abstractNum w:abstractNumId="26" w15:restartNumberingAfterBreak="0">
     <w:nsid w:val="5C545A79"/>
     <w:multiLevelType w:val="multilevel"/>
     <w:tmpl w:val="604833C2"/>
@@ -4133,7 +4431,7 @@
       </w:rPr>
     </w:lvl>
   </w:abstractNum>
-  <w:abstractNum w:abstractNumId="25" w15:restartNumberingAfterBreak="0">
+  <w:abstractNum w:abstractNumId="27" w15:restartNumberingAfterBreak="0">
     <w:nsid w:val="5FB859B9"/>
     <w:multiLevelType w:val="multilevel"/>
     <w:tmpl w:val="90323D98"/>
@@ -4282,7 +4580,7 @@
       </w:rPr>
     </w:lvl>
   </w:abstractNum>
-  <w:abstractNum w:abstractNumId="26" w15:restartNumberingAfterBreak="0">
+  <w:abstractNum w:abstractNumId="28" w15:restartNumberingAfterBreak="0">
     <w:nsid w:val="604F737A"/>
     <w:multiLevelType w:val="multilevel"/>
     <w:tmpl w:val="C7B86CC4"/>
@@ -4431,7 +4729,7 @@
       </w:rPr>
     </w:lvl>
   </w:abstractNum>
-  <w:abstractNum w:abstractNumId="27" w15:restartNumberingAfterBreak="0">
+  <w:abstractNum w:abstractNumId="29" w15:restartNumberingAfterBreak="0">
     <w:nsid w:val="654315C6"/>
     <w:multiLevelType w:val="multilevel"/>
     <w:tmpl w:val="021C6DD0"/>
@@ -4580,7 +4878,7 @@
       </w:rPr>
     </w:lvl>
   </w:abstractNum>
-  <w:abstractNum w:abstractNumId="28" w15:restartNumberingAfterBreak="0">
+  <w:abstractNum w:abstractNumId="30" w15:restartNumberingAfterBreak="0">
     <w:nsid w:val="6A5F0556"/>
     <w:multiLevelType w:val="multilevel"/>
     <w:tmpl w:val="E728ADB0"/>
@@ -4729,7 +5027,7 @@
       </w:rPr>
     </w:lvl>
   </w:abstractNum>
-  <w:abstractNum w:abstractNumId="29" w15:restartNumberingAfterBreak="0">
+  <w:abstractNum w:abstractNumId="31" w15:restartNumberingAfterBreak="0">
     <w:nsid w:val="72AC746A"/>
     <w:multiLevelType w:val="multilevel"/>
     <w:tmpl w:val="9ECEABA4"/>
@@ -4878,7 +5176,7 @@
       </w:rPr>
     </w:lvl>
   </w:abstractNum>
-  <w:abstractNum w:abstractNumId="30" w15:restartNumberingAfterBreak="0">
+  <w:abstractNum w:abstractNumId="32" w15:restartNumberingAfterBreak="0">
     <w:nsid w:val="77636A34"/>
     <w:multiLevelType w:val="multilevel"/>
     <w:tmpl w:val="11C61B52"/>
@@ -5027,7 +5325,7 @@
       </w:rPr>
     </w:lvl>
   </w:abstractNum>
-  <w:abstractNum w:abstractNumId="31" w15:restartNumberingAfterBreak="0">
+  <w:abstractNum w:abstractNumId="33" w15:restartNumberingAfterBreak="0">
     <w:nsid w:val="79EF25D7"/>
     <w:multiLevelType w:val="multilevel"/>
     <w:tmpl w:val="BB5C4FC2"/>
@@ -5176,7 +5474,7 @@
       </w:rPr>
     </w:lvl>
   </w:abstractNum>
-  <w:abstractNum w:abstractNumId="32" w15:restartNumberingAfterBreak="0">
+  <w:abstractNum w:abstractNumId="34" w15:restartNumberingAfterBreak="0">
     <w:nsid w:val="7C354D58"/>
     <w:multiLevelType w:val="multilevel"/>
     <w:tmpl w:val="F66E7E8A"/>
@@ -5325,7 +5623,7 @@
       </w:rPr>
     </w:lvl>
   </w:abstractNum>
-  <w:abstractNum w:abstractNumId="33" w15:restartNumberingAfterBreak="0">
+  <w:abstractNum w:abstractNumId="35" w15:restartNumberingAfterBreak="0">
     <w:nsid w:val="7DE64294"/>
     <w:multiLevelType w:val="multilevel"/>
     <w:tmpl w:val="D8EA2908"/>
@@ -5475,106 +5773,112 @@
     </w:lvl>
   </w:abstractNum>
   <w:num w:numId="1" w16cid:durableId="1191525783">
-    <w:abstractNumId w:val="18"/>
+    <w:abstractNumId w:val="19"/>
   </w:num>
   <w:num w:numId="2" w16cid:durableId="196086285">
     <w:abstractNumId w:val="2"/>
   </w:num>
   <w:num w:numId="3" w16cid:durableId="1469737095">
-    <w:abstractNumId w:val="17"/>
+    <w:abstractNumId w:val="18"/>
   </w:num>
   <w:num w:numId="4" w16cid:durableId="21443922">
-    <w:abstractNumId w:val="26"/>
+    <w:abstractNumId w:val="28"/>
   </w:num>
   <w:num w:numId="5" w16cid:durableId="518083538">
-    <w:abstractNumId w:val="27"/>
+    <w:abstractNumId w:val="29"/>
   </w:num>
   <w:num w:numId="6" w16cid:durableId="278339222">
-    <w:abstractNumId w:val="29"/>
+    <w:abstractNumId w:val="31"/>
   </w:num>
   <w:num w:numId="7" w16cid:durableId="411660800">
+    <w:abstractNumId w:val="15"/>
+  </w:num>
+  <w:num w:numId="8" w16cid:durableId="385759481">
     <w:abstractNumId w:val="14"/>
   </w:num>
-  <w:num w:numId="8" w16cid:durableId="385759481">
-    <w:abstractNumId w:val="13"/>
-  </w:num>
   <w:num w:numId="9" w16cid:durableId="655230158">
-    <w:abstractNumId w:val="10"/>
+    <w:abstractNumId w:val="11"/>
   </w:num>
   <w:num w:numId="10" w16cid:durableId="298919774">
-    <w:abstractNumId w:val="31"/>
+    <w:abstractNumId w:val="33"/>
   </w:num>
   <w:num w:numId="11" w16cid:durableId="1608807345">
-    <w:abstractNumId w:val="23"/>
+    <w:abstractNumId w:val="25"/>
   </w:num>
   <w:num w:numId="12" w16cid:durableId="1349866132">
-    <w:abstractNumId w:val="8"/>
+    <w:abstractNumId w:val="9"/>
   </w:num>
   <w:num w:numId="13" w16cid:durableId="1199471731">
-    <w:abstractNumId w:val="20"/>
+    <w:abstractNumId w:val="21"/>
   </w:num>
   <w:num w:numId="14" w16cid:durableId="1231380869">
     <w:abstractNumId w:val="4"/>
   </w:num>
   <w:num w:numId="15" w16cid:durableId="69086129">
-    <w:abstractNumId w:val="24"/>
+    <w:abstractNumId w:val="26"/>
   </w:num>
   <w:num w:numId="16" w16cid:durableId="1705711832">
-    <w:abstractNumId w:val="19"/>
+    <w:abstractNumId w:val="20"/>
   </w:num>
   <w:num w:numId="17" w16cid:durableId="972365799">
-    <w:abstractNumId w:val="6"/>
+    <w:abstractNumId w:val="7"/>
   </w:num>
   <w:num w:numId="18" w16cid:durableId="1878199565">
-    <w:abstractNumId w:val="7"/>
+    <w:abstractNumId w:val="8"/>
   </w:num>
   <w:num w:numId="19" w16cid:durableId="1951666284">
-    <w:abstractNumId w:val="32"/>
+    <w:abstractNumId w:val="34"/>
   </w:num>
   <w:num w:numId="20" w16cid:durableId="1403865772">
-    <w:abstractNumId w:val="11"/>
+    <w:abstractNumId w:val="12"/>
   </w:num>
   <w:num w:numId="21" w16cid:durableId="966738342">
-    <w:abstractNumId w:val="9"/>
+    <w:abstractNumId w:val="10"/>
   </w:num>
   <w:num w:numId="22" w16cid:durableId="1695034932">
-    <w:abstractNumId w:val="16"/>
+    <w:abstractNumId w:val="17"/>
   </w:num>
   <w:num w:numId="23" w16cid:durableId="1669401795">
-    <w:abstractNumId w:val="28"/>
+    <w:abstractNumId w:val="30"/>
   </w:num>
   <w:num w:numId="24" w16cid:durableId="1460604894">
-    <w:abstractNumId w:val="12"/>
+    <w:abstractNumId w:val="13"/>
   </w:num>
   <w:num w:numId="25" w16cid:durableId="1214199520">
-    <w:abstractNumId w:val="33"/>
+    <w:abstractNumId w:val="35"/>
   </w:num>
   <w:num w:numId="26" w16cid:durableId="849638693">
-    <w:abstractNumId w:val="30"/>
+    <w:abstractNumId w:val="32"/>
   </w:num>
   <w:num w:numId="27" w16cid:durableId="909846435">
     <w:abstractNumId w:val="1"/>
   </w:num>
   <w:num w:numId="28" w16cid:durableId="895050884">
-    <w:abstractNumId w:val="21"/>
+    <w:abstractNumId w:val="22"/>
   </w:num>
   <w:num w:numId="29" w16cid:durableId="2072339743">
     <w:abstractNumId w:val="0"/>
   </w:num>
   <w:num w:numId="30" w16cid:durableId="1393190697">
-    <w:abstractNumId w:val="5"/>
+    <w:abstractNumId w:val="6"/>
   </w:num>
   <w:num w:numId="31" w16cid:durableId="1450777416">
     <w:abstractNumId w:val="3"/>
   </w:num>
   <w:num w:numId="32" w16cid:durableId="1153987600">
-    <w:abstractNumId w:val="15"/>
+    <w:abstractNumId w:val="16"/>
   </w:num>
   <w:num w:numId="33" w16cid:durableId="540365944">
-    <w:abstractNumId w:val="25"/>
+    <w:abstractNumId w:val="27"/>
   </w:num>
   <w:num w:numId="34" w16cid:durableId="499809747">
-    <w:abstractNumId w:val="22"/>
+    <w:abstractNumId w:val="23"/>
+  </w:num>
+  <w:num w:numId="35" w16cid:durableId="1200782454">
+    <w:abstractNumId w:val="24"/>
+  </w:num>
+  <w:num w:numId="36" w16cid:durableId="1997949050">
+    <w:abstractNumId w:val="5"/>
   </w:num>
   <w:numIdMacAtCleanup w:val="2"/>
 </w:numbering>

--- a/data/Market_Read_weekly.docx
+++ b/data/Market_Read_weekly.docx
@@ -14,7 +14,7 @@
           <w:b/>
           <w:bCs/>
         </w:rPr>
-        <w:t>Weekly Market Read: November 20, 2025</w:t>
+        <w:t>Weekly Market Read: November 21, 2025</w:t>
       </w:r>
     </w:p>
     <w:p>
@@ -36,7 +36,7 @@
       <w:pPr>
         <w:numPr>
           <w:ilvl w:val="0"/>
-          <w:numId w:val="35"/>
+          <w:numId w:val="37"/>
         </w:numPr>
         <w:rPr>
           <w:b/>
@@ -48,14 +48,14 @@
           <w:b/>
           <w:bCs/>
         </w:rPr>
-        <w:t>Breadth: 15.5% of names are positive.</w:t>
+        <w:t>Breadth: 38.5% of names are positive.</w:t>
       </w:r>
     </w:p>
     <w:p>
       <w:pPr>
         <w:numPr>
           <w:ilvl w:val="0"/>
-          <w:numId w:val="35"/>
+          <w:numId w:val="37"/>
         </w:numPr>
         <w:rPr>
           <w:b/>
@@ -67,14 +67,14 @@
           <w:b/>
           <w:bCs/>
         </w:rPr>
-        <w:t>Information Technology: lagging (avg –5.6%).</w:t>
+        <w:t>Information Technology: lagging (avg –4.0%).</w:t>
       </w:r>
     </w:p>
     <w:p>
       <w:pPr>
         <w:numPr>
           <w:ilvl w:val="0"/>
-          <w:numId w:val="35"/>
+          <w:numId w:val="37"/>
         </w:numPr>
         <w:rPr>
           <w:b/>
@@ -86,14 +86,14 @@
           <w:b/>
           <w:bCs/>
         </w:rPr>
-        <w:t>Industrials: lagging (avg –2.6%).</w:t>
+        <w:t>Industrials: soft (avg –0.7%).</w:t>
       </w:r>
     </w:p>
     <w:p>
       <w:pPr>
         <w:numPr>
           <w:ilvl w:val="0"/>
-          <w:numId w:val="35"/>
+          <w:numId w:val="37"/>
         </w:numPr>
         <w:rPr>
           <w:b/>
@@ -105,14 +105,14 @@
           <w:b/>
           <w:bCs/>
         </w:rPr>
-        <w:t>Consumer Staples: lagging (avg –1.0%).</w:t>
+        <w:t>Consumer Staples: firm (avg +0.7%).</w:t>
       </w:r>
     </w:p>
     <w:p>
       <w:pPr>
         <w:numPr>
           <w:ilvl w:val="0"/>
-          <w:numId w:val="35"/>
+          <w:numId w:val="37"/>
         </w:numPr>
         <w:rPr>
           <w:b/>
@@ -124,14 +124,14 @@
           <w:b/>
           <w:bCs/>
         </w:rPr>
-        <w:t>Consumer Discretionary: lagging (avg –3.6%).</w:t>
+        <w:t>Consumer Discretionary: soft (avg –0.3%).</w:t>
       </w:r>
     </w:p>
     <w:p>
       <w:pPr>
         <w:numPr>
           <w:ilvl w:val="0"/>
-          <w:numId w:val="35"/>
+          <w:numId w:val="37"/>
         </w:numPr>
         <w:rPr>
           <w:b/>
@@ -143,14 +143,14 @@
           <w:b/>
           <w:bCs/>
         </w:rPr>
-        <w:t>Financials: lagging (avg –2.6%).</w:t>
+        <w:t>Financials: lagging (avg –1.1%).</w:t>
       </w:r>
     </w:p>
     <w:p>
       <w:pPr>
         <w:numPr>
           <w:ilvl w:val="0"/>
-          <w:numId w:val="35"/>
+          <w:numId w:val="37"/>
         </w:numPr>
         <w:rPr>
           <w:b/>
@@ -162,14 +162,14 @@
           <w:b/>
           <w:bCs/>
         </w:rPr>
-        <w:t>Utilities: lagging (avg –1.4%).</w:t>
+        <w:t>Utilities: lagging (avg –1.0%).</w:t>
       </w:r>
     </w:p>
     <w:p>
       <w:pPr>
         <w:numPr>
           <w:ilvl w:val="0"/>
-          <w:numId w:val="35"/>
+          <w:numId w:val="37"/>
         </w:numPr>
         <w:rPr>
           <w:b/>
@@ -181,14 +181,14 @@
           <w:b/>
           <w:bCs/>
         </w:rPr>
-        <w:t>Real Estate: lagging (avg –1.8%).</w:t>
+        <w:t>Real Estate: soft (avg –0.2%).</w:t>
       </w:r>
     </w:p>
     <w:p>
       <w:pPr>
         <w:numPr>
           <w:ilvl w:val="0"/>
-          <w:numId w:val="35"/>
+          <w:numId w:val="37"/>
         </w:numPr>
         <w:rPr>
           <w:b/>
@@ -200,14 +200,14 @@
           <w:b/>
           <w:bCs/>
         </w:rPr>
-        <w:t>Materials: lagging (avg –3.1%).</w:t>
+        <w:t>Materials: soft (avg –0.4%).</w:t>
       </w:r>
     </w:p>
     <w:p>
       <w:pPr>
         <w:numPr>
           <w:ilvl w:val="0"/>
-          <w:numId w:val="35"/>
+          <w:numId w:val="37"/>
         </w:numPr>
         <w:rPr>
           <w:b/>
@@ -219,14 +219,14 @@
           <w:b/>
           <w:bCs/>
         </w:rPr>
-        <w:t>Energy: lagging (avg –4.3%).</w:t>
+        <w:t>Energy: lagging (avg –3.3%).</w:t>
       </w:r>
     </w:p>
     <w:p>
       <w:pPr>
         <w:numPr>
           <w:ilvl w:val="0"/>
-          <w:numId w:val="35"/>
+          <w:numId w:val="37"/>
         </w:numPr>
         <w:rPr>
           <w:b/>
@@ -238,14 +238,14 @@
           <w:b/>
           <w:bCs/>
         </w:rPr>
-        <w:t>Health Care: lagging (avg –1.2%).</w:t>
+        <w:t>Health Care: firm (avg +1.7%).</w:t>
       </w:r>
     </w:p>
     <w:p>
       <w:pPr>
         <w:numPr>
           <w:ilvl w:val="0"/>
-          <w:numId w:val="35"/>
+          <w:numId w:val="37"/>
         </w:numPr>
         <w:rPr>
           <w:b/>
@@ -257,7 +257,7 @@
           <w:b/>
           <w:bCs/>
         </w:rPr>
-        <w:t>Communication Services: lagging (avg –2.4%).</w:t>
+        <w:t>Communication Services: soft (avg –0.6%).</w:t>
       </w:r>
     </w:p>
     <w:p>
@@ -279,7 +279,7 @@
       <w:pPr>
         <w:numPr>
           <w:ilvl w:val="0"/>
-          <w:numId w:val="36"/>
+          <w:numId w:val="38"/>
         </w:numPr>
         <w:rPr>
           <w:b/>
@@ -291,14 +291,14 @@
           <w:b/>
           <w:bCs/>
         </w:rPr>
-        <w:t>Gold: soft (avg –0.3%).</w:t>
+        <w:t>Gold: soft (avg –0.4%).</w:t>
       </w:r>
     </w:p>
     <w:p>
       <w:pPr>
         <w:numPr>
           <w:ilvl w:val="0"/>
-          <w:numId w:val="36"/>
+          <w:numId w:val="38"/>
         </w:numPr>
         <w:rPr>
           <w:b/>
@@ -310,14 +310,14 @@
           <w:b/>
           <w:bCs/>
         </w:rPr>
-        <w:t>USD: firm (avg +1.1%).</w:t>
+        <w:t>USD: firm (avg +1.0%).</w:t>
       </w:r>
     </w:p>
     <w:p>
       <w:pPr>
         <w:numPr>
           <w:ilvl w:val="0"/>
-          <w:numId w:val="36"/>
+          <w:numId w:val="38"/>
         </w:numPr>
         <w:rPr>
           <w:b/>
@@ -329,14 +329,14 @@
           <w:b/>
           <w:bCs/>
         </w:rPr>
-        <w:t>Yields: easing (avg –1.0%).</w:t>
+        <w:t>Yields: easing (avg –2.0%).</w:t>
       </w:r>
     </w:p>
     <w:p>
       <w:pPr>
         <w:numPr>
           <w:ilvl w:val="0"/>
-          <w:numId w:val="36"/>
+          <w:numId w:val="38"/>
         </w:numPr>
         <w:rPr>
           <w:b/>
@@ -348,14 +348,14 @@
           <w:b/>
           <w:bCs/>
         </w:rPr>
-        <w:t>Bonds: flat (avg +0.2%).</w:t>
+        <w:t>Bonds: firm (avg +0.4%).</w:t>
       </w:r>
     </w:p>
     <w:p>
       <w:pPr>
         <w:numPr>
           <w:ilvl w:val="0"/>
-          <w:numId w:val="36"/>
+          <w:numId w:val="38"/>
         </w:numPr>
         <w:rPr>
           <w:b/>
@@ -368,7 +368,7 @@
           <w:bCs/>
         </w:rPr>
         <w:lastRenderedPageBreak/>
-        <w:t>Energy complex: down (avg –1.3%).</w:t>
+        <w:t>Energy complex: down (avg –1.1%).</w:t>
       </w:r>
     </w:p>
     <w:p>
@@ -383,15 +383,15 @@
           <w:b/>
           <w:bCs/>
         </w:rPr>
-        <w:t xml:space="preserve">Bottom line: This is a decisive risk-off tape with fewer than one in six names positive and broad selling pressure across every major sector, led lower by Technology, Energy, Discretionary, Materials, and Financials. Even traditionally defensive groups like Staples, Utilities, and Real Estate are under pressure, signaling a market that is de-risking across the board rather than rotating within equities. </w:t>
+        <w:t xml:space="preserve">Bottom line: The tape remains cautious and risk-off, with fewer than 40% of names advancing and notable weakness in Technology, Energy, and Financials. Defensive spots like Staples and Health Care are holding up better, but most other sectors are either soft or outright negative. </w:t>
       </w:r>
-      <w:bookmarkStart w:id="0" w:name="_Hlk214561930"/>
+      <w:bookmarkStart w:id="0" w:name="_Hlk214648264"/>
       <w:r>
         <w:rPr>
           <w:b/>
           <w:bCs/>
         </w:rPr>
-        <w:t>Macro posture — USD firmer, yields easing, gold soft, bonds flat, and the energy complex down — points to slowing growth expectations with cooling inflation pressure and tighter financial conditions, an environment that favors capital preservation, defensives, and lower-beta exposure until participation and price action begin to stabilize.</w:t>
+        <w:t>Macro posture — USD firmer, yields easing, bonds firmer, gold soft, and the energy complex down — points to slowing growth with cooling inflation pressure and tighter financial conditions, an environment that continues to favor defensive positioning, quality balance sheets, and lower-beta exposure over high-beta cyclicals and speculative growth.</w:t>
       </w:r>
     </w:p>
     <w:bookmarkEnd w:id="0"/>
@@ -2197,6 +2197,155 @@
     </w:lvl>
   </w:abstractNum>
   <w:abstractNum w:abstractNumId="12" w15:restartNumberingAfterBreak="0">
+    <w:nsid w:val="355B1620"/>
+    <w:multiLevelType w:val="multilevel"/>
+    <w:tmpl w:val="011E3BBA"/>
+    <w:lvl w:ilvl="0">
+      <w:start w:val="1"/>
+      <w:numFmt w:val="bullet"/>
+      <w:lvlText w:val=""/>
+      <w:lvlJc w:val="left"/>
+      <w:pPr>
+        <w:tabs>
+          <w:tab w:val="num" w:pos="720"/>
+        </w:tabs>
+        <w:ind w:left="720" w:hanging="360"/>
+      </w:pPr>
+      <w:rPr>
+        <w:rFonts w:ascii="Symbol" w:hAnsi="Symbol" w:hint="default"/>
+        <w:sz w:val="20"/>
+      </w:rPr>
+    </w:lvl>
+    <w:lvl w:ilvl="1" w:tentative="1">
+      <w:start w:val="1"/>
+      <w:numFmt w:val="bullet"/>
+      <w:lvlText w:val="o"/>
+      <w:lvlJc w:val="left"/>
+      <w:pPr>
+        <w:tabs>
+          <w:tab w:val="num" w:pos="1440"/>
+        </w:tabs>
+        <w:ind w:left="1440" w:hanging="360"/>
+      </w:pPr>
+      <w:rPr>
+        <w:rFonts w:ascii="Courier New" w:hAnsi="Courier New" w:hint="default"/>
+        <w:sz w:val="20"/>
+      </w:rPr>
+    </w:lvl>
+    <w:lvl w:ilvl="2" w:tentative="1">
+      <w:start w:val="1"/>
+      <w:numFmt w:val="bullet"/>
+      <w:lvlText w:val=""/>
+      <w:lvlJc w:val="left"/>
+      <w:pPr>
+        <w:tabs>
+          <w:tab w:val="num" w:pos="2160"/>
+        </w:tabs>
+        <w:ind w:left="2160" w:hanging="360"/>
+      </w:pPr>
+      <w:rPr>
+        <w:rFonts w:ascii="Wingdings" w:hAnsi="Wingdings" w:hint="default"/>
+        <w:sz w:val="20"/>
+      </w:rPr>
+    </w:lvl>
+    <w:lvl w:ilvl="3" w:tentative="1">
+      <w:start w:val="1"/>
+      <w:numFmt w:val="bullet"/>
+      <w:lvlText w:val=""/>
+      <w:lvlJc w:val="left"/>
+      <w:pPr>
+        <w:tabs>
+          <w:tab w:val="num" w:pos="2880"/>
+        </w:tabs>
+        <w:ind w:left="2880" w:hanging="360"/>
+      </w:pPr>
+      <w:rPr>
+        <w:rFonts w:ascii="Wingdings" w:hAnsi="Wingdings" w:hint="default"/>
+        <w:sz w:val="20"/>
+      </w:rPr>
+    </w:lvl>
+    <w:lvl w:ilvl="4" w:tentative="1">
+      <w:start w:val="1"/>
+      <w:numFmt w:val="bullet"/>
+      <w:lvlText w:val=""/>
+      <w:lvlJc w:val="left"/>
+      <w:pPr>
+        <w:tabs>
+          <w:tab w:val="num" w:pos="3600"/>
+        </w:tabs>
+        <w:ind w:left="3600" w:hanging="360"/>
+      </w:pPr>
+      <w:rPr>
+        <w:rFonts w:ascii="Wingdings" w:hAnsi="Wingdings" w:hint="default"/>
+        <w:sz w:val="20"/>
+      </w:rPr>
+    </w:lvl>
+    <w:lvl w:ilvl="5" w:tentative="1">
+      <w:start w:val="1"/>
+      <w:numFmt w:val="bullet"/>
+      <w:lvlText w:val=""/>
+      <w:lvlJc w:val="left"/>
+      <w:pPr>
+        <w:tabs>
+          <w:tab w:val="num" w:pos="4320"/>
+        </w:tabs>
+        <w:ind w:left="4320" w:hanging="360"/>
+      </w:pPr>
+      <w:rPr>
+        <w:rFonts w:ascii="Wingdings" w:hAnsi="Wingdings" w:hint="default"/>
+        <w:sz w:val="20"/>
+      </w:rPr>
+    </w:lvl>
+    <w:lvl w:ilvl="6" w:tentative="1">
+      <w:start w:val="1"/>
+      <w:numFmt w:val="bullet"/>
+      <w:lvlText w:val=""/>
+      <w:lvlJc w:val="left"/>
+      <w:pPr>
+        <w:tabs>
+          <w:tab w:val="num" w:pos="5040"/>
+        </w:tabs>
+        <w:ind w:left="5040" w:hanging="360"/>
+      </w:pPr>
+      <w:rPr>
+        <w:rFonts w:ascii="Wingdings" w:hAnsi="Wingdings" w:hint="default"/>
+        <w:sz w:val="20"/>
+      </w:rPr>
+    </w:lvl>
+    <w:lvl w:ilvl="7" w:tentative="1">
+      <w:start w:val="1"/>
+      <w:numFmt w:val="bullet"/>
+      <w:lvlText w:val=""/>
+      <w:lvlJc w:val="left"/>
+      <w:pPr>
+        <w:tabs>
+          <w:tab w:val="num" w:pos="5760"/>
+        </w:tabs>
+        <w:ind w:left="5760" w:hanging="360"/>
+      </w:pPr>
+      <w:rPr>
+        <w:rFonts w:ascii="Wingdings" w:hAnsi="Wingdings" w:hint="default"/>
+        <w:sz w:val="20"/>
+      </w:rPr>
+    </w:lvl>
+    <w:lvl w:ilvl="8" w:tentative="1">
+      <w:start w:val="1"/>
+      <w:numFmt w:val="bullet"/>
+      <w:lvlText w:val=""/>
+      <w:lvlJc w:val="left"/>
+      <w:pPr>
+        <w:tabs>
+          <w:tab w:val="num" w:pos="6480"/>
+        </w:tabs>
+        <w:ind w:left="6480" w:hanging="360"/>
+      </w:pPr>
+      <w:rPr>
+        <w:rFonts w:ascii="Wingdings" w:hAnsi="Wingdings" w:hint="default"/>
+        <w:sz w:val="20"/>
+      </w:rPr>
+    </w:lvl>
+  </w:abstractNum>
+  <w:abstractNum w:abstractNumId="13" w15:restartNumberingAfterBreak="0">
     <w:nsid w:val="37864B64"/>
     <w:multiLevelType w:val="multilevel"/>
     <w:tmpl w:val="FEB8764C"/>
@@ -2345,7 +2494,7 @@
       </w:rPr>
     </w:lvl>
   </w:abstractNum>
-  <w:abstractNum w:abstractNumId="13" w15:restartNumberingAfterBreak="0">
+  <w:abstractNum w:abstractNumId="14" w15:restartNumberingAfterBreak="0">
     <w:nsid w:val="37AB51C3"/>
     <w:multiLevelType w:val="multilevel"/>
     <w:tmpl w:val="B4C8E9DE"/>
@@ -2494,7 +2643,7 @@
       </w:rPr>
     </w:lvl>
   </w:abstractNum>
-  <w:abstractNum w:abstractNumId="14" w15:restartNumberingAfterBreak="0">
+  <w:abstractNum w:abstractNumId="15" w15:restartNumberingAfterBreak="0">
     <w:nsid w:val="39D01A99"/>
     <w:multiLevelType w:val="multilevel"/>
     <w:tmpl w:val="3E2C8440"/>
@@ -2643,7 +2792,7 @@
       </w:rPr>
     </w:lvl>
   </w:abstractNum>
-  <w:abstractNum w:abstractNumId="15" w15:restartNumberingAfterBreak="0">
+  <w:abstractNum w:abstractNumId="16" w15:restartNumberingAfterBreak="0">
     <w:nsid w:val="3EB61EF5"/>
     <w:multiLevelType w:val="multilevel"/>
     <w:tmpl w:val="A7E0B13E"/>
@@ -2792,7 +2941,7 @@
       </w:rPr>
     </w:lvl>
   </w:abstractNum>
-  <w:abstractNum w:abstractNumId="16" w15:restartNumberingAfterBreak="0">
+  <w:abstractNum w:abstractNumId="17" w15:restartNumberingAfterBreak="0">
     <w:nsid w:val="40372D24"/>
     <w:multiLevelType w:val="multilevel"/>
     <w:tmpl w:val="EBACBD30"/>
@@ -2941,7 +3090,7 @@
       </w:rPr>
     </w:lvl>
   </w:abstractNum>
-  <w:abstractNum w:abstractNumId="17" w15:restartNumberingAfterBreak="0">
+  <w:abstractNum w:abstractNumId="18" w15:restartNumberingAfterBreak="0">
     <w:nsid w:val="43920D40"/>
     <w:multiLevelType w:val="multilevel"/>
     <w:tmpl w:val="1E54D1B0"/>
@@ -3090,7 +3239,7 @@
       </w:rPr>
     </w:lvl>
   </w:abstractNum>
-  <w:abstractNum w:abstractNumId="18" w15:restartNumberingAfterBreak="0">
+  <w:abstractNum w:abstractNumId="19" w15:restartNumberingAfterBreak="0">
     <w:nsid w:val="49BE4A0C"/>
     <w:multiLevelType w:val="multilevel"/>
     <w:tmpl w:val="E4448F5E"/>
@@ -3239,7 +3388,7 @@
       </w:rPr>
     </w:lvl>
   </w:abstractNum>
-  <w:abstractNum w:abstractNumId="19" w15:restartNumberingAfterBreak="0">
+  <w:abstractNum w:abstractNumId="20" w15:restartNumberingAfterBreak="0">
     <w:nsid w:val="4B815761"/>
     <w:multiLevelType w:val="multilevel"/>
     <w:tmpl w:val="EDA8D4A0"/>
@@ -3388,7 +3537,7 @@
       </w:rPr>
     </w:lvl>
   </w:abstractNum>
-  <w:abstractNum w:abstractNumId="20" w15:restartNumberingAfterBreak="0">
+  <w:abstractNum w:abstractNumId="21" w15:restartNumberingAfterBreak="0">
     <w:nsid w:val="4E08463F"/>
     <w:multiLevelType w:val="multilevel"/>
     <w:tmpl w:val="5E16E65A"/>
@@ -3537,7 +3686,7 @@
       </w:rPr>
     </w:lvl>
   </w:abstractNum>
-  <w:abstractNum w:abstractNumId="21" w15:restartNumberingAfterBreak="0">
+  <w:abstractNum w:abstractNumId="22" w15:restartNumberingAfterBreak="0">
     <w:nsid w:val="50AB6F2D"/>
     <w:multiLevelType w:val="multilevel"/>
     <w:tmpl w:val="B9105336"/>
@@ -3686,7 +3835,7 @@
       </w:rPr>
     </w:lvl>
   </w:abstractNum>
-  <w:abstractNum w:abstractNumId="22" w15:restartNumberingAfterBreak="0">
+  <w:abstractNum w:abstractNumId="23" w15:restartNumberingAfterBreak="0">
     <w:nsid w:val="50C60944"/>
     <w:multiLevelType w:val="multilevel"/>
     <w:tmpl w:val="5F6660BC"/>
@@ -3835,7 +3984,7 @@
       </w:rPr>
     </w:lvl>
   </w:abstractNum>
-  <w:abstractNum w:abstractNumId="23" w15:restartNumberingAfterBreak="0">
+  <w:abstractNum w:abstractNumId="24" w15:restartNumberingAfterBreak="0">
     <w:nsid w:val="537750B9"/>
     <w:multiLevelType w:val="multilevel"/>
     <w:tmpl w:val="11727F1E"/>
@@ -3984,7 +4133,7 @@
       </w:rPr>
     </w:lvl>
   </w:abstractNum>
-  <w:abstractNum w:abstractNumId="24" w15:restartNumberingAfterBreak="0">
+  <w:abstractNum w:abstractNumId="25" w15:restartNumberingAfterBreak="0">
     <w:nsid w:val="565F3757"/>
     <w:multiLevelType w:val="multilevel"/>
     <w:tmpl w:val="7AEAF65A"/>
@@ -4133,7 +4282,156 @@
       </w:rPr>
     </w:lvl>
   </w:abstractNum>
-  <w:abstractNum w:abstractNumId="25" w15:restartNumberingAfterBreak="0">
+  <w:abstractNum w:abstractNumId="26" w15:restartNumberingAfterBreak="0">
+    <w:nsid w:val="58FF6AE3"/>
+    <w:multiLevelType w:val="multilevel"/>
+    <w:tmpl w:val="A04032E8"/>
+    <w:lvl w:ilvl="0">
+      <w:start w:val="1"/>
+      <w:numFmt w:val="bullet"/>
+      <w:lvlText w:val=""/>
+      <w:lvlJc w:val="left"/>
+      <w:pPr>
+        <w:tabs>
+          <w:tab w:val="num" w:pos="720"/>
+        </w:tabs>
+        <w:ind w:left="720" w:hanging="360"/>
+      </w:pPr>
+      <w:rPr>
+        <w:rFonts w:ascii="Symbol" w:hAnsi="Symbol" w:hint="default"/>
+        <w:sz w:val="20"/>
+      </w:rPr>
+    </w:lvl>
+    <w:lvl w:ilvl="1" w:tentative="1">
+      <w:start w:val="1"/>
+      <w:numFmt w:val="bullet"/>
+      <w:lvlText w:val="o"/>
+      <w:lvlJc w:val="left"/>
+      <w:pPr>
+        <w:tabs>
+          <w:tab w:val="num" w:pos="1440"/>
+        </w:tabs>
+        <w:ind w:left="1440" w:hanging="360"/>
+      </w:pPr>
+      <w:rPr>
+        <w:rFonts w:ascii="Courier New" w:hAnsi="Courier New" w:hint="default"/>
+        <w:sz w:val="20"/>
+      </w:rPr>
+    </w:lvl>
+    <w:lvl w:ilvl="2" w:tentative="1">
+      <w:start w:val="1"/>
+      <w:numFmt w:val="bullet"/>
+      <w:lvlText w:val=""/>
+      <w:lvlJc w:val="left"/>
+      <w:pPr>
+        <w:tabs>
+          <w:tab w:val="num" w:pos="2160"/>
+        </w:tabs>
+        <w:ind w:left="2160" w:hanging="360"/>
+      </w:pPr>
+      <w:rPr>
+        <w:rFonts w:ascii="Wingdings" w:hAnsi="Wingdings" w:hint="default"/>
+        <w:sz w:val="20"/>
+      </w:rPr>
+    </w:lvl>
+    <w:lvl w:ilvl="3" w:tentative="1">
+      <w:start w:val="1"/>
+      <w:numFmt w:val="bullet"/>
+      <w:lvlText w:val=""/>
+      <w:lvlJc w:val="left"/>
+      <w:pPr>
+        <w:tabs>
+          <w:tab w:val="num" w:pos="2880"/>
+        </w:tabs>
+        <w:ind w:left="2880" w:hanging="360"/>
+      </w:pPr>
+      <w:rPr>
+        <w:rFonts w:ascii="Wingdings" w:hAnsi="Wingdings" w:hint="default"/>
+        <w:sz w:val="20"/>
+      </w:rPr>
+    </w:lvl>
+    <w:lvl w:ilvl="4" w:tentative="1">
+      <w:start w:val="1"/>
+      <w:numFmt w:val="bullet"/>
+      <w:lvlText w:val=""/>
+      <w:lvlJc w:val="left"/>
+      <w:pPr>
+        <w:tabs>
+          <w:tab w:val="num" w:pos="3600"/>
+        </w:tabs>
+        <w:ind w:left="3600" w:hanging="360"/>
+      </w:pPr>
+      <w:rPr>
+        <w:rFonts w:ascii="Wingdings" w:hAnsi="Wingdings" w:hint="default"/>
+        <w:sz w:val="20"/>
+      </w:rPr>
+    </w:lvl>
+    <w:lvl w:ilvl="5" w:tentative="1">
+      <w:start w:val="1"/>
+      <w:numFmt w:val="bullet"/>
+      <w:lvlText w:val=""/>
+      <w:lvlJc w:val="left"/>
+      <w:pPr>
+        <w:tabs>
+          <w:tab w:val="num" w:pos="4320"/>
+        </w:tabs>
+        <w:ind w:left="4320" w:hanging="360"/>
+      </w:pPr>
+      <w:rPr>
+        <w:rFonts w:ascii="Wingdings" w:hAnsi="Wingdings" w:hint="default"/>
+        <w:sz w:val="20"/>
+      </w:rPr>
+    </w:lvl>
+    <w:lvl w:ilvl="6" w:tentative="1">
+      <w:start w:val="1"/>
+      <w:numFmt w:val="bullet"/>
+      <w:lvlText w:val=""/>
+      <w:lvlJc w:val="left"/>
+      <w:pPr>
+        <w:tabs>
+          <w:tab w:val="num" w:pos="5040"/>
+        </w:tabs>
+        <w:ind w:left="5040" w:hanging="360"/>
+      </w:pPr>
+      <w:rPr>
+        <w:rFonts w:ascii="Wingdings" w:hAnsi="Wingdings" w:hint="default"/>
+        <w:sz w:val="20"/>
+      </w:rPr>
+    </w:lvl>
+    <w:lvl w:ilvl="7" w:tentative="1">
+      <w:start w:val="1"/>
+      <w:numFmt w:val="bullet"/>
+      <w:lvlText w:val=""/>
+      <w:lvlJc w:val="left"/>
+      <w:pPr>
+        <w:tabs>
+          <w:tab w:val="num" w:pos="5760"/>
+        </w:tabs>
+        <w:ind w:left="5760" w:hanging="360"/>
+      </w:pPr>
+      <w:rPr>
+        <w:rFonts w:ascii="Wingdings" w:hAnsi="Wingdings" w:hint="default"/>
+        <w:sz w:val="20"/>
+      </w:rPr>
+    </w:lvl>
+    <w:lvl w:ilvl="8" w:tentative="1">
+      <w:start w:val="1"/>
+      <w:numFmt w:val="bullet"/>
+      <w:lvlText w:val=""/>
+      <w:lvlJc w:val="left"/>
+      <w:pPr>
+        <w:tabs>
+          <w:tab w:val="num" w:pos="6480"/>
+        </w:tabs>
+        <w:ind w:left="6480" w:hanging="360"/>
+      </w:pPr>
+      <w:rPr>
+        <w:rFonts w:ascii="Wingdings" w:hAnsi="Wingdings" w:hint="default"/>
+        <w:sz w:val="20"/>
+      </w:rPr>
+    </w:lvl>
+  </w:abstractNum>
+  <w:abstractNum w:abstractNumId="27" w15:restartNumberingAfterBreak="0">
     <w:nsid w:val="5A2F142F"/>
     <w:multiLevelType w:val="multilevel"/>
     <w:tmpl w:val="E72E5CCE"/>
@@ -4282,7 +4580,7 @@
       </w:rPr>
     </w:lvl>
   </w:abstractNum>
-  <w:abstractNum w:abstractNumId="26" w15:restartNumberingAfterBreak="0">
+  <w:abstractNum w:abstractNumId="28" w15:restartNumberingAfterBreak="0">
     <w:nsid w:val="5C545A79"/>
     <w:multiLevelType w:val="multilevel"/>
     <w:tmpl w:val="604833C2"/>
@@ -4431,7 +4729,7 @@
       </w:rPr>
     </w:lvl>
   </w:abstractNum>
-  <w:abstractNum w:abstractNumId="27" w15:restartNumberingAfterBreak="0">
+  <w:abstractNum w:abstractNumId="29" w15:restartNumberingAfterBreak="0">
     <w:nsid w:val="5FB859B9"/>
     <w:multiLevelType w:val="multilevel"/>
     <w:tmpl w:val="90323D98"/>
@@ -4580,7 +4878,7 @@
       </w:rPr>
     </w:lvl>
   </w:abstractNum>
-  <w:abstractNum w:abstractNumId="28" w15:restartNumberingAfterBreak="0">
+  <w:abstractNum w:abstractNumId="30" w15:restartNumberingAfterBreak="0">
     <w:nsid w:val="604F737A"/>
     <w:multiLevelType w:val="multilevel"/>
     <w:tmpl w:val="C7B86CC4"/>
@@ -4729,7 +5027,7 @@
       </w:rPr>
     </w:lvl>
   </w:abstractNum>
-  <w:abstractNum w:abstractNumId="29" w15:restartNumberingAfterBreak="0">
+  <w:abstractNum w:abstractNumId="31" w15:restartNumberingAfterBreak="0">
     <w:nsid w:val="654315C6"/>
     <w:multiLevelType w:val="multilevel"/>
     <w:tmpl w:val="021C6DD0"/>
@@ -4878,7 +5176,7 @@
       </w:rPr>
     </w:lvl>
   </w:abstractNum>
-  <w:abstractNum w:abstractNumId="30" w15:restartNumberingAfterBreak="0">
+  <w:abstractNum w:abstractNumId="32" w15:restartNumberingAfterBreak="0">
     <w:nsid w:val="6A5F0556"/>
     <w:multiLevelType w:val="multilevel"/>
     <w:tmpl w:val="E728ADB0"/>
@@ -5027,7 +5325,7 @@
       </w:rPr>
     </w:lvl>
   </w:abstractNum>
-  <w:abstractNum w:abstractNumId="31" w15:restartNumberingAfterBreak="0">
+  <w:abstractNum w:abstractNumId="33" w15:restartNumberingAfterBreak="0">
     <w:nsid w:val="72AC746A"/>
     <w:multiLevelType w:val="multilevel"/>
     <w:tmpl w:val="9ECEABA4"/>
@@ -5176,7 +5474,7 @@
       </w:rPr>
     </w:lvl>
   </w:abstractNum>
-  <w:abstractNum w:abstractNumId="32" w15:restartNumberingAfterBreak="0">
+  <w:abstractNum w:abstractNumId="34" w15:restartNumberingAfterBreak="0">
     <w:nsid w:val="77636A34"/>
     <w:multiLevelType w:val="multilevel"/>
     <w:tmpl w:val="11C61B52"/>
@@ -5325,7 +5623,7 @@
       </w:rPr>
     </w:lvl>
   </w:abstractNum>
-  <w:abstractNum w:abstractNumId="33" w15:restartNumberingAfterBreak="0">
+  <w:abstractNum w:abstractNumId="35" w15:restartNumberingAfterBreak="0">
     <w:nsid w:val="79EF25D7"/>
     <w:multiLevelType w:val="multilevel"/>
     <w:tmpl w:val="BB5C4FC2"/>
@@ -5474,7 +5772,7 @@
       </w:rPr>
     </w:lvl>
   </w:abstractNum>
-  <w:abstractNum w:abstractNumId="34" w15:restartNumberingAfterBreak="0">
+  <w:abstractNum w:abstractNumId="36" w15:restartNumberingAfterBreak="0">
     <w:nsid w:val="7C354D58"/>
     <w:multiLevelType w:val="multilevel"/>
     <w:tmpl w:val="F66E7E8A"/>
@@ -5623,7 +5921,7 @@
       </w:rPr>
     </w:lvl>
   </w:abstractNum>
-  <w:abstractNum w:abstractNumId="35" w15:restartNumberingAfterBreak="0">
+  <w:abstractNum w:abstractNumId="37" w15:restartNumberingAfterBreak="0">
     <w:nsid w:val="7DE64294"/>
     <w:multiLevelType w:val="multilevel"/>
     <w:tmpl w:val="D8EA2908"/>
@@ -5773,52 +6071,52 @@
     </w:lvl>
   </w:abstractNum>
   <w:num w:numId="1" w16cid:durableId="1191525783">
-    <w:abstractNumId w:val="19"/>
+    <w:abstractNumId w:val="20"/>
   </w:num>
   <w:num w:numId="2" w16cid:durableId="196086285">
     <w:abstractNumId w:val="2"/>
   </w:num>
   <w:num w:numId="3" w16cid:durableId="1469737095">
-    <w:abstractNumId w:val="18"/>
+    <w:abstractNumId w:val="19"/>
   </w:num>
   <w:num w:numId="4" w16cid:durableId="21443922">
-    <w:abstractNumId w:val="28"/>
+    <w:abstractNumId w:val="30"/>
   </w:num>
   <w:num w:numId="5" w16cid:durableId="518083538">
-    <w:abstractNumId w:val="29"/>
+    <w:abstractNumId w:val="31"/>
   </w:num>
   <w:num w:numId="6" w16cid:durableId="278339222">
-    <w:abstractNumId w:val="31"/>
+    <w:abstractNumId w:val="33"/>
   </w:num>
   <w:num w:numId="7" w16cid:durableId="411660800">
-    <w:abstractNumId w:val="15"/>
+    <w:abstractNumId w:val="16"/>
   </w:num>
   <w:num w:numId="8" w16cid:durableId="385759481">
-    <w:abstractNumId w:val="14"/>
+    <w:abstractNumId w:val="15"/>
   </w:num>
   <w:num w:numId="9" w16cid:durableId="655230158">
     <w:abstractNumId w:val="11"/>
   </w:num>
   <w:num w:numId="10" w16cid:durableId="298919774">
-    <w:abstractNumId w:val="33"/>
+    <w:abstractNumId w:val="35"/>
   </w:num>
   <w:num w:numId="11" w16cid:durableId="1608807345">
-    <w:abstractNumId w:val="25"/>
+    <w:abstractNumId w:val="27"/>
   </w:num>
   <w:num w:numId="12" w16cid:durableId="1349866132">
     <w:abstractNumId w:val="9"/>
   </w:num>
   <w:num w:numId="13" w16cid:durableId="1199471731">
-    <w:abstractNumId w:val="21"/>
+    <w:abstractNumId w:val="22"/>
   </w:num>
   <w:num w:numId="14" w16cid:durableId="1231380869">
     <w:abstractNumId w:val="4"/>
   </w:num>
   <w:num w:numId="15" w16cid:durableId="69086129">
-    <w:abstractNumId w:val="26"/>
+    <w:abstractNumId w:val="28"/>
   </w:num>
   <w:num w:numId="16" w16cid:durableId="1705711832">
-    <w:abstractNumId w:val="20"/>
+    <w:abstractNumId w:val="21"/>
   </w:num>
   <w:num w:numId="17" w16cid:durableId="972365799">
     <w:abstractNumId w:val="7"/>
@@ -5827,34 +6125,34 @@
     <w:abstractNumId w:val="8"/>
   </w:num>
   <w:num w:numId="19" w16cid:durableId="1951666284">
-    <w:abstractNumId w:val="34"/>
+    <w:abstractNumId w:val="36"/>
   </w:num>
   <w:num w:numId="20" w16cid:durableId="1403865772">
-    <w:abstractNumId w:val="12"/>
+    <w:abstractNumId w:val="13"/>
   </w:num>
   <w:num w:numId="21" w16cid:durableId="966738342">
     <w:abstractNumId w:val="10"/>
   </w:num>
   <w:num w:numId="22" w16cid:durableId="1695034932">
-    <w:abstractNumId w:val="17"/>
+    <w:abstractNumId w:val="18"/>
   </w:num>
   <w:num w:numId="23" w16cid:durableId="1669401795">
-    <w:abstractNumId w:val="30"/>
+    <w:abstractNumId w:val="32"/>
   </w:num>
   <w:num w:numId="24" w16cid:durableId="1460604894">
-    <w:abstractNumId w:val="13"/>
+    <w:abstractNumId w:val="14"/>
   </w:num>
   <w:num w:numId="25" w16cid:durableId="1214199520">
-    <w:abstractNumId w:val="35"/>
+    <w:abstractNumId w:val="37"/>
   </w:num>
   <w:num w:numId="26" w16cid:durableId="849638693">
-    <w:abstractNumId w:val="32"/>
+    <w:abstractNumId w:val="34"/>
   </w:num>
   <w:num w:numId="27" w16cid:durableId="909846435">
     <w:abstractNumId w:val="1"/>
   </w:num>
   <w:num w:numId="28" w16cid:durableId="895050884">
-    <w:abstractNumId w:val="22"/>
+    <w:abstractNumId w:val="23"/>
   </w:num>
   <w:num w:numId="29" w16cid:durableId="2072339743">
     <w:abstractNumId w:val="0"/>
@@ -5866,19 +6164,25 @@
     <w:abstractNumId w:val="3"/>
   </w:num>
   <w:num w:numId="32" w16cid:durableId="1153987600">
-    <w:abstractNumId w:val="16"/>
+    <w:abstractNumId w:val="17"/>
   </w:num>
   <w:num w:numId="33" w16cid:durableId="540365944">
-    <w:abstractNumId w:val="27"/>
+    <w:abstractNumId w:val="29"/>
   </w:num>
   <w:num w:numId="34" w16cid:durableId="499809747">
-    <w:abstractNumId w:val="23"/>
+    <w:abstractNumId w:val="24"/>
   </w:num>
   <w:num w:numId="35" w16cid:durableId="1200782454">
-    <w:abstractNumId w:val="24"/>
+    <w:abstractNumId w:val="25"/>
   </w:num>
   <w:num w:numId="36" w16cid:durableId="1997949050">
     <w:abstractNumId w:val="5"/>
+  </w:num>
+  <w:num w:numId="37" w16cid:durableId="448283663">
+    <w:abstractNumId w:val="26"/>
+  </w:num>
+  <w:num w:numId="38" w16cid:durableId="1688630985">
+    <w:abstractNumId w:val="12"/>
   </w:num>
   <w:numIdMacAtCleanup w:val="2"/>
 </w:numbering>

--- a/data/Market_Read_weekly.docx
+++ b/data/Market_Read_weekly.docx
@@ -3,32 +3,16 @@
 <w:document xmlns:wpc="http://schemas.microsoft.com/office/word/2010/wordprocessingCanvas" xmlns:cx="http://schemas.microsoft.com/office/drawing/2014/chartex" xmlns:cx1="http://schemas.microsoft.com/office/drawing/2015/9/8/chartex" xmlns:cx2="http://schemas.microsoft.com/office/drawing/2015/10/21/chartex" xmlns:cx3="http://schemas.microsoft.com/office/drawing/2016/5/9/chartex" xmlns:cx4="http://schemas.microsoft.com/office/drawing/2016/5/10/chartex" xmlns:cx5="http://schemas.microsoft.com/office/drawing/2016/5/11/chartex" xmlns:cx6="http://schemas.microsoft.com/office/drawing/2016/5/12/chartex" xmlns:cx7="http://schemas.microsoft.com/office/drawing/2016/5/13/chartex" xmlns:cx8="http://schemas.microsoft.com/office/drawing/2016/5/14/chartex" xmlns:mc="http://schemas.openxmlformats.org/markup-compatibility/2006" xmlns:aink="http://schemas.microsoft.com/office/drawing/2016/ink" xmlns:am3d="http://schemas.microsoft.com/office/drawing/2017/model3d" xmlns:o="urn:schemas-microsoft-com:office:office" xmlns:oel="http://schemas.microsoft.com/office/2019/extlst" xmlns:r="http://schemas.openxmlformats.org/officeDocument/2006/relationships" xmlns:m="http://schemas.openxmlformats.org/officeDocument/2006/math" xmlns:v="urn:schemas-microsoft-com:vml" xmlns:wp14="http://schemas.microsoft.com/office/word/2010/wordprocessingDrawing" xmlns:wp="http://schemas.openxmlformats.org/drawingml/2006/wordprocessingDrawing" xmlns:w10="urn:schemas-microsoft-com:office:word" xmlns:w="http://schemas.openxmlformats.org/wordprocessingml/2006/main" xmlns:w14="http://schemas.microsoft.com/office/word/2010/wordml" xmlns:w15="http://schemas.microsoft.com/office/word/2012/wordml" xmlns:w16cex="http://schemas.microsoft.com/office/word/2018/wordml/cex" xmlns:w16cid="http://schemas.microsoft.com/office/word/2016/wordml/cid" xmlns:w16="http://schemas.microsoft.com/office/word/2018/wordml" xmlns:w16du="http://schemas.microsoft.com/office/word/2023/wordml/word16du" xmlns:w16sdtdh="http://schemas.microsoft.com/office/word/2020/wordml/sdtdatahash" xmlns:w16sdtfl="http://schemas.microsoft.com/office/word/2024/wordml/sdtformatlock" xmlns:w16se="http://schemas.microsoft.com/office/word/2015/wordml/symex" xmlns:wpg="http://schemas.microsoft.com/office/word/2010/wordprocessingGroup" xmlns:wpi="http://schemas.microsoft.com/office/word/2010/wordprocessingInk" xmlns:wne="http://schemas.microsoft.com/office/word/2006/wordml" xmlns:wps="http://schemas.microsoft.com/office/word/2010/wordprocessingShape" mc:Ignorable="w14 w15 w16se w16cid w16 w16cex w16sdtdh w16sdtfl w16du wp14">
   <w:body>
     <w:p>
-      <w:pPr>
-        <w:rPr>
-          <w:b/>
-          <w:bCs/>
-        </w:rPr>
-      </w:pPr>
       <w:r>
         <w:rPr>
           <w:b/>
           <w:bCs/>
         </w:rPr>
-        <w:t>Weekly Market Read: November 21, 2025</w:t>
+        <w:t>Weekly Market Read: December 2, 2025</w:t>
       </w:r>
     </w:p>
     <w:p>
-      <w:pPr>
-        <w:rPr>
-          <w:b/>
-          <w:bCs/>
-        </w:rPr>
-      </w:pPr>
       <w:r>
-        <w:rPr>
-          <w:b/>
-          <w:bCs/>
-        </w:rPr>
         <w:t>The market is saying (all numbers are WTD % returns):</w:t>
       </w:r>
     </w:p>
@@ -36,242 +20,136 @@
       <w:pPr>
         <w:numPr>
           <w:ilvl w:val="0"/>
-          <w:numId w:val="37"/>
+          <w:numId w:val="39"/>
         </w:numPr>
-        <w:rPr>
-          <w:b/>
-          <w:bCs/>
-        </w:rPr>
       </w:pPr>
       <w:r>
-        <w:rPr>
-          <w:b/>
-          <w:bCs/>
-        </w:rPr>
-        <w:t>Breadth: 38.5% of names are positive.</w:t>
+        <w:t>Breadth: 33.0% of names are positive.</w:t>
       </w:r>
     </w:p>
     <w:p>
       <w:pPr>
         <w:numPr>
           <w:ilvl w:val="0"/>
-          <w:numId w:val="37"/>
+          <w:numId w:val="39"/>
         </w:numPr>
-        <w:rPr>
-          <w:b/>
-          <w:bCs/>
-        </w:rPr>
       </w:pPr>
       <w:r>
-        <w:rPr>
-          <w:b/>
-          <w:bCs/>
-        </w:rPr>
-        <w:t>Information Technology: lagging (avg –4.0%).</w:t>
+        <w:t>Information Technology: firm (avg +0.9%).</w:t>
       </w:r>
     </w:p>
     <w:p>
       <w:pPr>
         <w:numPr>
           <w:ilvl w:val="0"/>
-          <w:numId w:val="37"/>
+          <w:numId w:val="39"/>
         </w:numPr>
-        <w:rPr>
-          <w:b/>
-          <w:bCs/>
-        </w:rPr>
       </w:pPr>
       <w:r>
-        <w:rPr>
-          <w:b/>
-          <w:bCs/>
-        </w:rPr>
-        <w:t>Industrials: soft (avg –0.7%).</w:t>
+        <w:t>Industrials: soft (avg –0.4%).</w:t>
       </w:r>
     </w:p>
     <w:p>
       <w:pPr>
         <w:numPr>
           <w:ilvl w:val="0"/>
-          <w:numId w:val="37"/>
+          <w:numId w:val="39"/>
         </w:numPr>
-        <w:rPr>
-          <w:b/>
-          <w:bCs/>
-        </w:rPr>
       </w:pPr>
       <w:r>
-        <w:rPr>
-          <w:b/>
-          <w:bCs/>
-        </w:rPr>
-        <w:t>Consumer Staples: firm (avg +0.7%).</w:t>
+        <w:t>Consumer Staples: soft (avg –0.9%).</w:t>
       </w:r>
     </w:p>
     <w:p>
       <w:pPr>
         <w:numPr>
           <w:ilvl w:val="0"/>
-          <w:numId w:val="37"/>
+          <w:numId w:val="39"/>
         </w:numPr>
-        <w:rPr>
-          <w:b/>
-          <w:bCs/>
-        </w:rPr>
       </w:pPr>
       <w:r>
-        <w:rPr>
-          <w:b/>
-          <w:bCs/>
-        </w:rPr>
-        <w:t>Consumer Discretionary: soft (avg –0.3%).</w:t>
+        <w:t>Consumer Discretionary: soft (avg –0.2%).</w:t>
       </w:r>
     </w:p>
     <w:p>
       <w:pPr>
         <w:numPr>
           <w:ilvl w:val="0"/>
-          <w:numId w:val="37"/>
+          <w:numId w:val="39"/>
         </w:numPr>
-        <w:rPr>
-          <w:b/>
-          <w:bCs/>
-        </w:rPr>
       </w:pPr>
       <w:r>
-        <w:rPr>
-          <w:b/>
-          <w:bCs/>
-        </w:rPr>
-        <w:t>Financials: lagging (avg –1.1%).</w:t>
+        <w:t>Financials: soft (avg –0.7%).</w:t>
       </w:r>
     </w:p>
     <w:p>
       <w:pPr>
         <w:numPr>
           <w:ilvl w:val="0"/>
-          <w:numId w:val="37"/>
+          <w:numId w:val="39"/>
         </w:numPr>
-        <w:rPr>
-          <w:b/>
-          <w:bCs/>
-        </w:rPr>
       </w:pPr>
       <w:r>
-        <w:rPr>
-          <w:b/>
-          <w:bCs/>
-        </w:rPr>
-        <w:t>Utilities: lagging (avg –1.0%).</w:t>
+        <w:t>Utilities: lagging (avg –3.3%).</w:t>
       </w:r>
     </w:p>
     <w:p>
       <w:pPr>
         <w:numPr>
           <w:ilvl w:val="0"/>
-          <w:numId w:val="37"/>
+          <w:numId w:val="39"/>
         </w:numPr>
-        <w:rPr>
-          <w:b/>
-          <w:bCs/>
-        </w:rPr>
       </w:pPr>
       <w:r>
-        <w:rPr>
-          <w:b/>
-          <w:bCs/>
-        </w:rPr>
-        <w:t>Real Estate: soft (avg –0.2%).</w:t>
+        <w:t>Real Estate: lagging (avg –1.3%).</w:t>
       </w:r>
     </w:p>
     <w:p>
       <w:pPr>
         <w:numPr>
           <w:ilvl w:val="0"/>
-          <w:numId w:val="37"/>
+          <w:numId w:val="39"/>
         </w:numPr>
-        <w:rPr>
-          <w:b/>
-          <w:bCs/>
-        </w:rPr>
       </w:pPr>
       <w:r>
-        <w:rPr>
-          <w:b/>
-          <w:bCs/>
-        </w:rPr>
-        <w:t>Materials: soft (avg –0.4%).</w:t>
+        <w:t>Materials: lagging (avg –1.4%).</w:t>
       </w:r>
     </w:p>
     <w:p>
       <w:pPr>
         <w:numPr>
           <w:ilvl w:val="0"/>
-          <w:numId w:val="37"/>
+          <w:numId w:val="39"/>
         </w:numPr>
-        <w:rPr>
-          <w:b/>
-          <w:bCs/>
-        </w:rPr>
       </w:pPr>
       <w:r>
-        <w:rPr>
-          <w:b/>
-          <w:bCs/>
-        </w:rPr>
-        <w:t>Energy: lagging (avg –3.3%).</w:t>
+        <w:t>Energy: soft (avg –0.2%).</w:t>
       </w:r>
     </w:p>
     <w:p>
       <w:pPr>
         <w:numPr>
           <w:ilvl w:val="0"/>
-          <w:numId w:val="37"/>
+          <w:numId w:val="39"/>
         </w:numPr>
-        <w:rPr>
-          <w:b/>
-          <w:bCs/>
-        </w:rPr>
       </w:pPr>
       <w:r>
-        <w:rPr>
-          <w:b/>
-          <w:bCs/>
-        </w:rPr>
-        <w:t>Health Care: firm (avg +1.7%).</w:t>
+        <w:t>Health Care: lagging (avg –2.0%).</w:t>
       </w:r>
     </w:p>
     <w:p>
       <w:pPr>
         <w:numPr>
           <w:ilvl w:val="0"/>
-          <w:numId w:val="37"/>
+          <w:numId w:val="39"/>
         </w:numPr>
-        <w:rPr>
-          <w:b/>
-          <w:bCs/>
-        </w:rPr>
       </w:pPr>
       <w:r>
-        <w:rPr>
-          <w:b/>
-          <w:bCs/>
-        </w:rPr>
-        <w:t>Communication Services: soft (avg –0.6%).</w:t>
+        <w:t>Communication Services: firm (avg +0.5%).</w:t>
       </w:r>
     </w:p>
     <w:p>
-      <w:pPr>
-        <w:rPr>
-          <w:b/>
-          <w:bCs/>
-        </w:rPr>
-      </w:pPr>
       <w:r>
-        <w:rPr>
-          <w:b/>
-          <w:bCs/>
-        </w:rPr>
         <w:t>Macro levers (WTD % returns):</w:t>
       </w:r>
     </w:p>
@@ -279,123 +157,63 @@
       <w:pPr>
         <w:numPr>
           <w:ilvl w:val="0"/>
-          <w:numId w:val="38"/>
+          <w:numId w:val="40"/>
         </w:numPr>
-        <w:rPr>
-          <w:b/>
-          <w:bCs/>
-        </w:rPr>
       </w:pPr>
       <w:r>
-        <w:rPr>
-          <w:b/>
-          <w:bCs/>
-        </w:rPr>
-        <w:t>Gold: soft (avg –0.4%).</w:t>
+        <w:t>Gold: soft (avg –0.2%).</w:t>
       </w:r>
     </w:p>
     <w:p>
       <w:pPr>
         <w:numPr>
           <w:ilvl w:val="0"/>
-          <w:numId w:val="38"/>
+          <w:numId w:val="40"/>
         </w:numPr>
-        <w:rPr>
-          <w:b/>
-          <w:bCs/>
-        </w:rPr>
       </w:pPr>
       <w:r>
-        <w:rPr>
-          <w:b/>
-          <w:bCs/>
-        </w:rPr>
-        <w:t>USD: firm (avg +1.0%).</w:t>
+        <w:t>USD: soft (avg –0.1%).</w:t>
       </w:r>
     </w:p>
     <w:p>
       <w:pPr>
         <w:numPr>
           <w:ilvl w:val="0"/>
-          <w:numId w:val="38"/>
+          <w:numId w:val="40"/>
         </w:numPr>
-        <w:rPr>
-          <w:b/>
-          <w:bCs/>
-        </w:rPr>
       </w:pPr>
       <w:r>
-        <w:rPr>
-          <w:b/>
-          <w:bCs/>
-        </w:rPr>
-        <w:t>Yields: easing (avg –2.0%).</w:t>
+        <w:t>Yields: rising (avg +1.7%).</w:t>
       </w:r>
     </w:p>
     <w:p>
       <w:pPr>
         <w:numPr>
           <w:ilvl w:val="0"/>
-          <w:numId w:val="38"/>
+          <w:numId w:val="40"/>
         </w:numPr>
-        <w:rPr>
-          <w:b/>
-          <w:bCs/>
-        </w:rPr>
       </w:pPr>
       <w:r>
-        <w:rPr>
-          <w:b/>
-          <w:bCs/>
-        </w:rPr>
-        <w:t>Bonds: firm (avg +0.4%).</w:t>
+        <w:t>Bonds: down (avg –0.8%).</w:t>
       </w:r>
     </w:p>
     <w:p>
       <w:pPr>
         <w:numPr>
           <w:ilvl w:val="0"/>
-          <w:numId w:val="38"/>
+          <w:numId w:val="40"/>
         </w:numPr>
-        <w:rPr>
-          <w:b/>
-          <w:bCs/>
-        </w:rPr>
       </w:pPr>
       <w:r>
-        <w:rPr>
-          <w:b/>
-          <w:bCs/>
-        </w:rPr>
         <w:lastRenderedPageBreak/>
-        <w:t>Energy complex: down (avg –1.1%).</w:t>
+        <w:t>Energy complex: up (avg +0.2%).</w:t>
       </w:r>
     </w:p>
     <w:p>
-      <w:pPr>
-        <w:rPr>
-          <w:b/>
-          <w:bCs/>
-        </w:rPr>
-      </w:pPr>
       <w:r>
-        <w:rPr>
-          <w:b/>
-          <w:bCs/>
-        </w:rPr>
-        <w:t xml:space="preserve">Bottom line: The tape remains cautious and risk-off, with fewer than 40% of names advancing and notable weakness in Technology, Energy, and Financials. Defensive spots like Staples and Health Care are holding up better, but most other sectors are either soft or outright negative. </w:t>
-      </w:r>
-      <w:bookmarkStart w:id="0" w:name="_Hlk214648264"/>
-      <w:r>
-        <w:rPr>
-          <w:b/>
-          <w:bCs/>
-        </w:rPr>
-        <w:t>Macro posture — USD firmer, yields easing, bonds firmer, gold soft, and the energy complex down — points to slowing growth with cooling inflation pressure and tighter financial conditions, an environment that continues to favor defensive positioning, quality balance sheets, and lower-beta exposure over high-beta cyclicals and speculative growth.</w:t>
+        <w:t>Bottom line: Breadth is weak with only about a third of names positive, and most sectors sitting in the red. Leadership is narrow, with modest strength in Technology and Communication Services while defensives and rate-sensitives — Utilities, Health Care, Real Estate, and Materials — are under heavier pressure. Macro posture shows yields backing up and bonds selling off, with gold softer, the dollar roughly flat-to-softer, and the energy complex only slightly positive. Overall, the tape remains cautious and selective, favoring higher-quality growth leadership while keeping risk tight in lagging, rate-sensitive, and defensive pockets until breadth improves.</w:t>
       </w:r>
     </w:p>
-    <w:bookmarkEnd w:id="0"/>
-    <w:p/>
     <w:sectPr>
       <w:pgSz w:w="15840" w:h="12240" w:orient="landscape"/>
       <w:pgMar w:top="1440" w:right="1080" w:bottom="1440" w:left="1080" w:header="720" w:footer="720" w:gutter="0"/>
@@ -856,6 +674,155 @@
     </w:lvl>
   </w:abstractNum>
   <w:abstractNum w:abstractNumId="3" w15:restartNumberingAfterBreak="0">
+    <w:nsid w:val="12F14CAB"/>
+    <w:multiLevelType w:val="multilevel"/>
+    <w:tmpl w:val="1E921F88"/>
+    <w:lvl w:ilvl="0">
+      <w:start w:val="1"/>
+      <w:numFmt w:val="bullet"/>
+      <w:lvlText w:val=""/>
+      <w:lvlJc w:val="left"/>
+      <w:pPr>
+        <w:tabs>
+          <w:tab w:val="num" w:pos="720"/>
+        </w:tabs>
+        <w:ind w:left="720" w:hanging="360"/>
+      </w:pPr>
+      <w:rPr>
+        <w:rFonts w:ascii="Symbol" w:hAnsi="Symbol" w:hint="default"/>
+        <w:sz w:val="20"/>
+      </w:rPr>
+    </w:lvl>
+    <w:lvl w:ilvl="1" w:tentative="1">
+      <w:start w:val="1"/>
+      <w:numFmt w:val="bullet"/>
+      <w:lvlText w:val="o"/>
+      <w:lvlJc w:val="left"/>
+      <w:pPr>
+        <w:tabs>
+          <w:tab w:val="num" w:pos="1440"/>
+        </w:tabs>
+        <w:ind w:left="1440" w:hanging="360"/>
+      </w:pPr>
+      <w:rPr>
+        <w:rFonts w:ascii="Courier New" w:hAnsi="Courier New" w:hint="default"/>
+        <w:sz w:val="20"/>
+      </w:rPr>
+    </w:lvl>
+    <w:lvl w:ilvl="2" w:tentative="1">
+      <w:start w:val="1"/>
+      <w:numFmt w:val="bullet"/>
+      <w:lvlText w:val=""/>
+      <w:lvlJc w:val="left"/>
+      <w:pPr>
+        <w:tabs>
+          <w:tab w:val="num" w:pos="2160"/>
+        </w:tabs>
+        <w:ind w:left="2160" w:hanging="360"/>
+      </w:pPr>
+      <w:rPr>
+        <w:rFonts w:ascii="Wingdings" w:hAnsi="Wingdings" w:hint="default"/>
+        <w:sz w:val="20"/>
+      </w:rPr>
+    </w:lvl>
+    <w:lvl w:ilvl="3" w:tentative="1">
+      <w:start w:val="1"/>
+      <w:numFmt w:val="bullet"/>
+      <w:lvlText w:val=""/>
+      <w:lvlJc w:val="left"/>
+      <w:pPr>
+        <w:tabs>
+          <w:tab w:val="num" w:pos="2880"/>
+        </w:tabs>
+        <w:ind w:left="2880" w:hanging="360"/>
+      </w:pPr>
+      <w:rPr>
+        <w:rFonts w:ascii="Wingdings" w:hAnsi="Wingdings" w:hint="default"/>
+        <w:sz w:val="20"/>
+      </w:rPr>
+    </w:lvl>
+    <w:lvl w:ilvl="4" w:tentative="1">
+      <w:start w:val="1"/>
+      <w:numFmt w:val="bullet"/>
+      <w:lvlText w:val=""/>
+      <w:lvlJc w:val="left"/>
+      <w:pPr>
+        <w:tabs>
+          <w:tab w:val="num" w:pos="3600"/>
+        </w:tabs>
+        <w:ind w:left="3600" w:hanging="360"/>
+      </w:pPr>
+      <w:rPr>
+        <w:rFonts w:ascii="Wingdings" w:hAnsi="Wingdings" w:hint="default"/>
+        <w:sz w:val="20"/>
+      </w:rPr>
+    </w:lvl>
+    <w:lvl w:ilvl="5" w:tentative="1">
+      <w:start w:val="1"/>
+      <w:numFmt w:val="bullet"/>
+      <w:lvlText w:val=""/>
+      <w:lvlJc w:val="left"/>
+      <w:pPr>
+        <w:tabs>
+          <w:tab w:val="num" w:pos="4320"/>
+        </w:tabs>
+        <w:ind w:left="4320" w:hanging="360"/>
+      </w:pPr>
+      <w:rPr>
+        <w:rFonts w:ascii="Wingdings" w:hAnsi="Wingdings" w:hint="default"/>
+        <w:sz w:val="20"/>
+      </w:rPr>
+    </w:lvl>
+    <w:lvl w:ilvl="6" w:tentative="1">
+      <w:start w:val="1"/>
+      <w:numFmt w:val="bullet"/>
+      <w:lvlText w:val=""/>
+      <w:lvlJc w:val="left"/>
+      <w:pPr>
+        <w:tabs>
+          <w:tab w:val="num" w:pos="5040"/>
+        </w:tabs>
+        <w:ind w:left="5040" w:hanging="360"/>
+      </w:pPr>
+      <w:rPr>
+        <w:rFonts w:ascii="Wingdings" w:hAnsi="Wingdings" w:hint="default"/>
+        <w:sz w:val="20"/>
+      </w:rPr>
+    </w:lvl>
+    <w:lvl w:ilvl="7" w:tentative="1">
+      <w:start w:val="1"/>
+      <w:numFmt w:val="bullet"/>
+      <w:lvlText w:val=""/>
+      <w:lvlJc w:val="left"/>
+      <w:pPr>
+        <w:tabs>
+          <w:tab w:val="num" w:pos="5760"/>
+        </w:tabs>
+        <w:ind w:left="5760" w:hanging="360"/>
+      </w:pPr>
+      <w:rPr>
+        <w:rFonts w:ascii="Wingdings" w:hAnsi="Wingdings" w:hint="default"/>
+        <w:sz w:val="20"/>
+      </w:rPr>
+    </w:lvl>
+    <w:lvl w:ilvl="8" w:tentative="1">
+      <w:start w:val="1"/>
+      <w:numFmt w:val="bullet"/>
+      <w:lvlText w:val=""/>
+      <w:lvlJc w:val="left"/>
+      <w:pPr>
+        <w:tabs>
+          <w:tab w:val="num" w:pos="6480"/>
+        </w:tabs>
+        <w:ind w:left="6480" w:hanging="360"/>
+      </w:pPr>
+      <w:rPr>
+        <w:rFonts w:ascii="Wingdings" w:hAnsi="Wingdings" w:hint="default"/>
+        <w:sz w:val="20"/>
+      </w:rPr>
+    </w:lvl>
+  </w:abstractNum>
+  <w:abstractNum w:abstractNumId="4" w15:restartNumberingAfterBreak="0">
     <w:nsid w:val="1E9F65CE"/>
     <w:multiLevelType w:val="multilevel"/>
     <w:tmpl w:val="C99A9FCA"/>
@@ -1004,7 +971,7 @@
       </w:rPr>
     </w:lvl>
   </w:abstractNum>
-  <w:abstractNum w:abstractNumId="4" w15:restartNumberingAfterBreak="0">
+  <w:abstractNum w:abstractNumId="5" w15:restartNumberingAfterBreak="0">
     <w:nsid w:val="1F331735"/>
     <w:multiLevelType w:val="multilevel"/>
     <w:tmpl w:val="E5C8B4EE"/>
@@ -1153,7 +1120,7 @@
       </w:rPr>
     </w:lvl>
   </w:abstractNum>
-  <w:abstractNum w:abstractNumId="5" w15:restartNumberingAfterBreak="0">
+  <w:abstractNum w:abstractNumId="6" w15:restartNumberingAfterBreak="0">
     <w:nsid w:val="1F65285E"/>
     <w:multiLevelType w:val="multilevel"/>
     <w:tmpl w:val="9782C848"/>
@@ -1302,7 +1269,7 @@
       </w:rPr>
     </w:lvl>
   </w:abstractNum>
-  <w:abstractNum w:abstractNumId="6" w15:restartNumberingAfterBreak="0">
+  <w:abstractNum w:abstractNumId="7" w15:restartNumberingAfterBreak="0">
     <w:nsid w:val="261F39D0"/>
     <w:multiLevelType w:val="multilevel"/>
     <w:tmpl w:val="648CB296"/>
@@ -1451,7 +1418,7 @@
       </w:rPr>
     </w:lvl>
   </w:abstractNum>
-  <w:abstractNum w:abstractNumId="7" w15:restartNumberingAfterBreak="0">
+  <w:abstractNum w:abstractNumId="8" w15:restartNumberingAfterBreak="0">
     <w:nsid w:val="272C6A4E"/>
     <w:multiLevelType w:val="multilevel"/>
     <w:tmpl w:val="085C07DA"/>
@@ -1600,7 +1567,7 @@
       </w:rPr>
     </w:lvl>
   </w:abstractNum>
-  <w:abstractNum w:abstractNumId="8" w15:restartNumberingAfterBreak="0">
+  <w:abstractNum w:abstractNumId="9" w15:restartNumberingAfterBreak="0">
     <w:nsid w:val="280F7D45"/>
     <w:multiLevelType w:val="multilevel"/>
     <w:tmpl w:val="1DBE7E32"/>
@@ -1749,7 +1716,7 @@
       </w:rPr>
     </w:lvl>
   </w:abstractNum>
-  <w:abstractNum w:abstractNumId="9" w15:restartNumberingAfterBreak="0">
+  <w:abstractNum w:abstractNumId="10" w15:restartNumberingAfterBreak="0">
     <w:nsid w:val="2CA3347A"/>
     <w:multiLevelType w:val="multilevel"/>
     <w:tmpl w:val="E0D04A66"/>
@@ -1898,7 +1865,7 @@
       </w:rPr>
     </w:lvl>
   </w:abstractNum>
-  <w:abstractNum w:abstractNumId="10" w15:restartNumberingAfterBreak="0">
+  <w:abstractNum w:abstractNumId="11" w15:restartNumberingAfterBreak="0">
     <w:nsid w:val="2F2C7693"/>
     <w:multiLevelType w:val="multilevel"/>
     <w:tmpl w:val="7744D9FE"/>
@@ -2047,7 +2014,7 @@
       </w:rPr>
     </w:lvl>
   </w:abstractNum>
-  <w:abstractNum w:abstractNumId="11" w15:restartNumberingAfterBreak="0">
+  <w:abstractNum w:abstractNumId="12" w15:restartNumberingAfterBreak="0">
     <w:nsid w:val="2F896128"/>
     <w:multiLevelType w:val="multilevel"/>
     <w:tmpl w:val="246A653C"/>
@@ -2196,7 +2163,7 @@
       </w:rPr>
     </w:lvl>
   </w:abstractNum>
-  <w:abstractNum w:abstractNumId="12" w15:restartNumberingAfterBreak="0">
+  <w:abstractNum w:abstractNumId="13" w15:restartNumberingAfterBreak="0">
     <w:nsid w:val="355B1620"/>
     <w:multiLevelType w:val="multilevel"/>
     <w:tmpl w:val="011E3BBA"/>
@@ -2345,7 +2312,7 @@
       </w:rPr>
     </w:lvl>
   </w:abstractNum>
-  <w:abstractNum w:abstractNumId="13" w15:restartNumberingAfterBreak="0">
+  <w:abstractNum w:abstractNumId="14" w15:restartNumberingAfterBreak="0">
     <w:nsid w:val="37864B64"/>
     <w:multiLevelType w:val="multilevel"/>
     <w:tmpl w:val="FEB8764C"/>
@@ -2494,7 +2461,7 @@
       </w:rPr>
     </w:lvl>
   </w:abstractNum>
-  <w:abstractNum w:abstractNumId="14" w15:restartNumberingAfterBreak="0">
+  <w:abstractNum w:abstractNumId="15" w15:restartNumberingAfterBreak="0">
     <w:nsid w:val="37AB51C3"/>
     <w:multiLevelType w:val="multilevel"/>
     <w:tmpl w:val="B4C8E9DE"/>
@@ -2643,7 +2610,7 @@
       </w:rPr>
     </w:lvl>
   </w:abstractNum>
-  <w:abstractNum w:abstractNumId="15" w15:restartNumberingAfterBreak="0">
+  <w:abstractNum w:abstractNumId="16" w15:restartNumberingAfterBreak="0">
     <w:nsid w:val="39D01A99"/>
     <w:multiLevelType w:val="multilevel"/>
     <w:tmpl w:val="3E2C8440"/>
@@ -2792,7 +2759,7 @@
       </w:rPr>
     </w:lvl>
   </w:abstractNum>
-  <w:abstractNum w:abstractNumId="16" w15:restartNumberingAfterBreak="0">
+  <w:abstractNum w:abstractNumId="17" w15:restartNumberingAfterBreak="0">
     <w:nsid w:val="3EB61EF5"/>
     <w:multiLevelType w:val="multilevel"/>
     <w:tmpl w:val="A7E0B13E"/>
@@ -2941,7 +2908,7 @@
       </w:rPr>
     </w:lvl>
   </w:abstractNum>
-  <w:abstractNum w:abstractNumId="17" w15:restartNumberingAfterBreak="0">
+  <w:abstractNum w:abstractNumId="18" w15:restartNumberingAfterBreak="0">
     <w:nsid w:val="40372D24"/>
     <w:multiLevelType w:val="multilevel"/>
     <w:tmpl w:val="EBACBD30"/>
@@ -3090,7 +3057,7 @@
       </w:rPr>
     </w:lvl>
   </w:abstractNum>
-  <w:abstractNum w:abstractNumId="18" w15:restartNumberingAfterBreak="0">
+  <w:abstractNum w:abstractNumId="19" w15:restartNumberingAfterBreak="0">
     <w:nsid w:val="43920D40"/>
     <w:multiLevelType w:val="multilevel"/>
     <w:tmpl w:val="1E54D1B0"/>
@@ -3239,7 +3206,7 @@
       </w:rPr>
     </w:lvl>
   </w:abstractNum>
-  <w:abstractNum w:abstractNumId="19" w15:restartNumberingAfterBreak="0">
+  <w:abstractNum w:abstractNumId="20" w15:restartNumberingAfterBreak="0">
     <w:nsid w:val="49BE4A0C"/>
     <w:multiLevelType w:val="multilevel"/>
     <w:tmpl w:val="E4448F5E"/>
@@ -3388,7 +3355,7 @@
       </w:rPr>
     </w:lvl>
   </w:abstractNum>
-  <w:abstractNum w:abstractNumId="20" w15:restartNumberingAfterBreak="0">
+  <w:abstractNum w:abstractNumId="21" w15:restartNumberingAfterBreak="0">
     <w:nsid w:val="4B815761"/>
     <w:multiLevelType w:val="multilevel"/>
     <w:tmpl w:val="EDA8D4A0"/>
@@ -3537,7 +3504,7 @@
       </w:rPr>
     </w:lvl>
   </w:abstractNum>
-  <w:abstractNum w:abstractNumId="21" w15:restartNumberingAfterBreak="0">
+  <w:abstractNum w:abstractNumId="22" w15:restartNumberingAfterBreak="0">
     <w:nsid w:val="4E08463F"/>
     <w:multiLevelType w:val="multilevel"/>
     <w:tmpl w:val="5E16E65A"/>
@@ -3686,7 +3653,7 @@
       </w:rPr>
     </w:lvl>
   </w:abstractNum>
-  <w:abstractNum w:abstractNumId="22" w15:restartNumberingAfterBreak="0">
+  <w:abstractNum w:abstractNumId="23" w15:restartNumberingAfterBreak="0">
     <w:nsid w:val="50AB6F2D"/>
     <w:multiLevelType w:val="multilevel"/>
     <w:tmpl w:val="B9105336"/>
@@ -3835,7 +3802,7 @@
       </w:rPr>
     </w:lvl>
   </w:abstractNum>
-  <w:abstractNum w:abstractNumId="23" w15:restartNumberingAfterBreak="0">
+  <w:abstractNum w:abstractNumId="24" w15:restartNumberingAfterBreak="0">
     <w:nsid w:val="50C60944"/>
     <w:multiLevelType w:val="multilevel"/>
     <w:tmpl w:val="5F6660BC"/>
@@ -3984,7 +3951,7 @@
       </w:rPr>
     </w:lvl>
   </w:abstractNum>
-  <w:abstractNum w:abstractNumId="24" w15:restartNumberingAfterBreak="0">
+  <w:abstractNum w:abstractNumId="25" w15:restartNumberingAfterBreak="0">
     <w:nsid w:val="537750B9"/>
     <w:multiLevelType w:val="multilevel"/>
     <w:tmpl w:val="11727F1E"/>
@@ -4133,7 +4100,7 @@
       </w:rPr>
     </w:lvl>
   </w:abstractNum>
-  <w:abstractNum w:abstractNumId="25" w15:restartNumberingAfterBreak="0">
+  <w:abstractNum w:abstractNumId="26" w15:restartNumberingAfterBreak="0">
     <w:nsid w:val="565F3757"/>
     <w:multiLevelType w:val="multilevel"/>
     <w:tmpl w:val="7AEAF65A"/>
@@ -4282,7 +4249,7 @@
       </w:rPr>
     </w:lvl>
   </w:abstractNum>
-  <w:abstractNum w:abstractNumId="26" w15:restartNumberingAfterBreak="0">
+  <w:abstractNum w:abstractNumId="27" w15:restartNumberingAfterBreak="0">
     <w:nsid w:val="58FF6AE3"/>
     <w:multiLevelType w:val="multilevel"/>
     <w:tmpl w:val="A04032E8"/>
@@ -4431,7 +4398,7 @@
       </w:rPr>
     </w:lvl>
   </w:abstractNum>
-  <w:abstractNum w:abstractNumId="27" w15:restartNumberingAfterBreak="0">
+  <w:abstractNum w:abstractNumId="28" w15:restartNumberingAfterBreak="0">
     <w:nsid w:val="5A2F142F"/>
     <w:multiLevelType w:val="multilevel"/>
     <w:tmpl w:val="E72E5CCE"/>
@@ -4580,7 +4547,7 @@
       </w:rPr>
     </w:lvl>
   </w:abstractNum>
-  <w:abstractNum w:abstractNumId="28" w15:restartNumberingAfterBreak="0">
+  <w:abstractNum w:abstractNumId="29" w15:restartNumberingAfterBreak="0">
     <w:nsid w:val="5C545A79"/>
     <w:multiLevelType w:val="multilevel"/>
     <w:tmpl w:val="604833C2"/>
@@ -4729,7 +4696,7 @@
       </w:rPr>
     </w:lvl>
   </w:abstractNum>
-  <w:abstractNum w:abstractNumId="29" w15:restartNumberingAfterBreak="0">
+  <w:abstractNum w:abstractNumId="30" w15:restartNumberingAfterBreak="0">
     <w:nsid w:val="5FB859B9"/>
     <w:multiLevelType w:val="multilevel"/>
     <w:tmpl w:val="90323D98"/>
@@ -4878,7 +4845,7 @@
       </w:rPr>
     </w:lvl>
   </w:abstractNum>
-  <w:abstractNum w:abstractNumId="30" w15:restartNumberingAfterBreak="0">
+  <w:abstractNum w:abstractNumId="31" w15:restartNumberingAfterBreak="0">
     <w:nsid w:val="604F737A"/>
     <w:multiLevelType w:val="multilevel"/>
     <w:tmpl w:val="C7B86CC4"/>
@@ -5027,7 +4994,7 @@
       </w:rPr>
     </w:lvl>
   </w:abstractNum>
-  <w:abstractNum w:abstractNumId="31" w15:restartNumberingAfterBreak="0">
+  <w:abstractNum w:abstractNumId="32" w15:restartNumberingAfterBreak="0">
     <w:nsid w:val="654315C6"/>
     <w:multiLevelType w:val="multilevel"/>
     <w:tmpl w:val="021C6DD0"/>
@@ -5176,7 +5143,7 @@
       </w:rPr>
     </w:lvl>
   </w:abstractNum>
-  <w:abstractNum w:abstractNumId="32" w15:restartNumberingAfterBreak="0">
+  <w:abstractNum w:abstractNumId="33" w15:restartNumberingAfterBreak="0">
     <w:nsid w:val="6A5F0556"/>
     <w:multiLevelType w:val="multilevel"/>
     <w:tmpl w:val="E728ADB0"/>
@@ -5325,7 +5292,7 @@
       </w:rPr>
     </w:lvl>
   </w:abstractNum>
-  <w:abstractNum w:abstractNumId="33" w15:restartNumberingAfterBreak="0">
+  <w:abstractNum w:abstractNumId="34" w15:restartNumberingAfterBreak="0">
     <w:nsid w:val="72AC746A"/>
     <w:multiLevelType w:val="multilevel"/>
     <w:tmpl w:val="9ECEABA4"/>
@@ -5474,7 +5441,7 @@
       </w:rPr>
     </w:lvl>
   </w:abstractNum>
-  <w:abstractNum w:abstractNumId="34" w15:restartNumberingAfterBreak="0">
+  <w:abstractNum w:abstractNumId="35" w15:restartNumberingAfterBreak="0">
     <w:nsid w:val="77636A34"/>
     <w:multiLevelType w:val="multilevel"/>
     <w:tmpl w:val="11C61B52"/>
@@ -5623,7 +5590,156 @@
       </w:rPr>
     </w:lvl>
   </w:abstractNum>
-  <w:abstractNum w:abstractNumId="35" w15:restartNumberingAfterBreak="0">
+  <w:abstractNum w:abstractNumId="36" w15:restartNumberingAfterBreak="0">
+    <w:nsid w:val="77DA3812"/>
+    <w:multiLevelType w:val="multilevel"/>
+    <w:tmpl w:val="9B0C9C0A"/>
+    <w:lvl w:ilvl="0">
+      <w:start w:val="1"/>
+      <w:numFmt w:val="bullet"/>
+      <w:lvlText w:val=""/>
+      <w:lvlJc w:val="left"/>
+      <w:pPr>
+        <w:tabs>
+          <w:tab w:val="num" w:pos="720"/>
+        </w:tabs>
+        <w:ind w:left="720" w:hanging="360"/>
+      </w:pPr>
+      <w:rPr>
+        <w:rFonts w:ascii="Symbol" w:hAnsi="Symbol" w:hint="default"/>
+        <w:sz w:val="20"/>
+      </w:rPr>
+    </w:lvl>
+    <w:lvl w:ilvl="1" w:tentative="1">
+      <w:start w:val="1"/>
+      <w:numFmt w:val="bullet"/>
+      <w:lvlText w:val="o"/>
+      <w:lvlJc w:val="left"/>
+      <w:pPr>
+        <w:tabs>
+          <w:tab w:val="num" w:pos="1440"/>
+        </w:tabs>
+        <w:ind w:left="1440" w:hanging="360"/>
+      </w:pPr>
+      <w:rPr>
+        <w:rFonts w:ascii="Courier New" w:hAnsi="Courier New" w:hint="default"/>
+        <w:sz w:val="20"/>
+      </w:rPr>
+    </w:lvl>
+    <w:lvl w:ilvl="2" w:tentative="1">
+      <w:start w:val="1"/>
+      <w:numFmt w:val="bullet"/>
+      <w:lvlText w:val=""/>
+      <w:lvlJc w:val="left"/>
+      <w:pPr>
+        <w:tabs>
+          <w:tab w:val="num" w:pos="2160"/>
+        </w:tabs>
+        <w:ind w:left="2160" w:hanging="360"/>
+      </w:pPr>
+      <w:rPr>
+        <w:rFonts w:ascii="Wingdings" w:hAnsi="Wingdings" w:hint="default"/>
+        <w:sz w:val="20"/>
+      </w:rPr>
+    </w:lvl>
+    <w:lvl w:ilvl="3" w:tentative="1">
+      <w:start w:val="1"/>
+      <w:numFmt w:val="bullet"/>
+      <w:lvlText w:val=""/>
+      <w:lvlJc w:val="left"/>
+      <w:pPr>
+        <w:tabs>
+          <w:tab w:val="num" w:pos="2880"/>
+        </w:tabs>
+        <w:ind w:left="2880" w:hanging="360"/>
+      </w:pPr>
+      <w:rPr>
+        <w:rFonts w:ascii="Wingdings" w:hAnsi="Wingdings" w:hint="default"/>
+        <w:sz w:val="20"/>
+      </w:rPr>
+    </w:lvl>
+    <w:lvl w:ilvl="4" w:tentative="1">
+      <w:start w:val="1"/>
+      <w:numFmt w:val="bullet"/>
+      <w:lvlText w:val=""/>
+      <w:lvlJc w:val="left"/>
+      <w:pPr>
+        <w:tabs>
+          <w:tab w:val="num" w:pos="3600"/>
+        </w:tabs>
+        <w:ind w:left="3600" w:hanging="360"/>
+      </w:pPr>
+      <w:rPr>
+        <w:rFonts w:ascii="Wingdings" w:hAnsi="Wingdings" w:hint="default"/>
+        <w:sz w:val="20"/>
+      </w:rPr>
+    </w:lvl>
+    <w:lvl w:ilvl="5" w:tentative="1">
+      <w:start w:val="1"/>
+      <w:numFmt w:val="bullet"/>
+      <w:lvlText w:val=""/>
+      <w:lvlJc w:val="left"/>
+      <w:pPr>
+        <w:tabs>
+          <w:tab w:val="num" w:pos="4320"/>
+        </w:tabs>
+        <w:ind w:left="4320" w:hanging="360"/>
+      </w:pPr>
+      <w:rPr>
+        <w:rFonts w:ascii="Wingdings" w:hAnsi="Wingdings" w:hint="default"/>
+        <w:sz w:val="20"/>
+      </w:rPr>
+    </w:lvl>
+    <w:lvl w:ilvl="6" w:tentative="1">
+      <w:start w:val="1"/>
+      <w:numFmt w:val="bullet"/>
+      <w:lvlText w:val=""/>
+      <w:lvlJc w:val="left"/>
+      <w:pPr>
+        <w:tabs>
+          <w:tab w:val="num" w:pos="5040"/>
+        </w:tabs>
+        <w:ind w:left="5040" w:hanging="360"/>
+      </w:pPr>
+      <w:rPr>
+        <w:rFonts w:ascii="Wingdings" w:hAnsi="Wingdings" w:hint="default"/>
+        <w:sz w:val="20"/>
+      </w:rPr>
+    </w:lvl>
+    <w:lvl w:ilvl="7" w:tentative="1">
+      <w:start w:val="1"/>
+      <w:numFmt w:val="bullet"/>
+      <w:lvlText w:val=""/>
+      <w:lvlJc w:val="left"/>
+      <w:pPr>
+        <w:tabs>
+          <w:tab w:val="num" w:pos="5760"/>
+        </w:tabs>
+        <w:ind w:left="5760" w:hanging="360"/>
+      </w:pPr>
+      <w:rPr>
+        <w:rFonts w:ascii="Wingdings" w:hAnsi="Wingdings" w:hint="default"/>
+        <w:sz w:val="20"/>
+      </w:rPr>
+    </w:lvl>
+    <w:lvl w:ilvl="8" w:tentative="1">
+      <w:start w:val="1"/>
+      <w:numFmt w:val="bullet"/>
+      <w:lvlText w:val=""/>
+      <w:lvlJc w:val="left"/>
+      <w:pPr>
+        <w:tabs>
+          <w:tab w:val="num" w:pos="6480"/>
+        </w:tabs>
+        <w:ind w:left="6480" w:hanging="360"/>
+      </w:pPr>
+      <w:rPr>
+        <w:rFonts w:ascii="Wingdings" w:hAnsi="Wingdings" w:hint="default"/>
+        <w:sz w:val="20"/>
+      </w:rPr>
+    </w:lvl>
+  </w:abstractNum>
+  <w:abstractNum w:abstractNumId="37" w15:restartNumberingAfterBreak="0">
     <w:nsid w:val="79EF25D7"/>
     <w:multiLevelType w:val="multilevel"/>
     <w:tmpl w:val="BB5C4FC2"/>
@@ -5772,7 +5888,7 @@
       </w:rPr>
     </w:lvl>
   </w:abstractNum>
-  <w:abstractNum w:abstractNumId="36" w15:restartNumberingAfterBreak="0">
+  <w:abstractNum w:abstractNumId="38" w15:restartNumberingAfterBreak="0">
     <w:nsid w:val="7C354D58"/>
     <w:multiLevelType w:val="multilevel"/>
     <w:tmpl w:val="F66E7E8A"/>
@@ -5921,7 +6037,7 @@
       </w:rPr>
     </w:lvl>
   </w:abstractNum>
-  <w:abstractNum w:abstractNumId="37" w15:restartNumberingAfterBreak="0">
+  <w:abstractNum w:abstractNumId="39" w15:restartNumberingAfterBreak="0">
     <w:nsid w:val="7DE64294"/>
     <w:multiLevelType w:val="multilevel"/>
     <w:tmpl w:val="D8EA2908"/>
@@ -6071,118 +6187,124 @@
     </w:lvl>
   </w:abstractNum>
   <w:num w:numId="1" w16cid:durableId="1191525783">
-    <w:abstractNumId w:val="20"/>
+    <w:abstractNumId w:val="21"/>
   </w:num>
   <w:num w:numId="2" w16cid:durableId="196086285">
     <w:abstractNumId w:val="2"/>
   </w:num>
   <w:num w:numId="3" w16cid:durableId="1469737095">
+    <w:abstractNumId w:val="20"/>
+  </w:num>
+  <w:num w:numId="4" w16cid:durableId="21443922">
+    <w:abstractNumId w:val="31"/>
+  </w:num>
+  <w:num w:numId="5" w16cid:durableId="518083538">
+    <w:abstractNumId w:val="32"/>
+  </w:num>
+  <w:num w:numId="6" w16cid:durableId="278339222">
+    <w:abstractNumId w:val="34"/>
+  </w:num>
+  <w:num w:numId="7" w16cid:durableId="411660800">
+    <w:abstractNumId w:val="17"/>
+  </w:num>
+  <w:num w:numId="8" w16cid:durableId="385759481">
+    <w:abstractNumId w:val="16"/>
+  </w:num>
+  <w:num w:numId="9" w16cid:durableId="655230158">
+    <w:abstractNumId w:val="12"/>
+  </w:num>
+  <w:num w:numId="10" w16cid:durableId="298919774">
+    <w:abstractNumId w:val="37"/>
+  </w:num>
+  <w:num w:numId="11" w16cid:durableId="1608807345">
+    <w:abstractNumId w:val="28"/>
+  </w:num>
+  <w:num w:numId="12" w16cid:durableId="1349866132">
+    <w:abstractNumId w:val="10"/>
+  </w:num>
+  <w:num w:numId="13" w16cid:durableId="1199471731">
+    <w:abstractNumId w:val="23"/>
+  </w:num>
+  <w:num w:numId="14" w16cid:durableId="1231380869">
+    <w:abstractNumId w:val="5"/>
+  </w:num>
+  <w:num w:numId="15" w16cid:durableId="69086129">
+    <w:abstractNumId w:val="29"/>
+  </w:num>
+  <w:num w:numId="16" w16cid:durableId="1705711832">
+    <w:abstractNumId w:val="22"/>
+  </w:num>
+  <w:num w:numId="17" w16cid:durableId="972365799">
+    <w:abstractNumId w:val="8"/>
+  </w:num>
+  <w:num w:numId="18" w16cid:durableId="1878199565">
+    <w:abstractNumId w:val="9"/>
+  </w:num>
+  <w:num w:numId="19" w16cid:durableId="1951666284">
+    <w:abstractNumId w:val="38"/>
+  </w:num>
+  <w:num w:numId="20" w16cid:durableId="1403865772">
+    <w:abstractNumId w:val="14"/>
+  </w:num>
+  <w:num w:numId="21" w16cid:durableId="966738342">
+    <w:abstractNumId w:val="11"/>
+  </w:num>
+  <w:num w:numId="22" w16cid:durableId="1695034932">
     <w:abstractNumId w:val="19"/>
   </w:num>
-  <w:num w:numId="4" w16cid:durableId="21443922">
-    <w:abstractNumId w:val="30"/>
-  </w:num>
-  <w:num w:numId="5" w16cid:durableId="518083538">
-    <w:abstractNumId w:val="31"/>
-  </w:num>
-  <w:num w:numId="6" w16cid:durableId="278339222">
+  <w:num w:numId="23" w16cid:durableId="1669401795">
     <w:abstractNumId w:val="33"/>
   </w:num>
-  <w:num w:numId="7" w16cid:durableId="411660800">
-    <w:abstractNumId w:val="16"/>
-  </w:num>
-  <w:num w:numId="8" w16cid:durableId="385759481">
+  <w:num w:numId="24" w16cid:durableId="1460604894">
     <w:abstractNumId w:val="15"/>
   </w:num>
-  <w:num w:numId="9" w16cid:durableId="655230158">
-    <w:abstractNumId w:val="11"/>
-  </w:num>
-  <w:num w:numId="10" w16cid:durableId="298919774">
-    <w:abstractNumId w:val="35"/>
-  </w:num>
-  <w:num w:numId="11" w16cid:durableId="1608807345">
-    <w:abstractNumId w:val="27"/>
-  </w:num>
-  <w:num w:numId="12" w16cid:durableId="1349866132">
-    <w:abstractNumId w:val="9"/>
-  </w:num>
-  <w:num w:numId="13" w16cid:durableId="1199471731">
-    <w:abstractNumId w:val="22"/>
-  </w:num>
-  <w:num w:numId="14" w16cid:durableId="1231380869">
-    <w:abstractNumId w:val="4"/>
-  </w:num>
-  <w:num w:numId="15" w16cid:durableId="69086129">
-    <w:abstractNumId w:val="28"/>
-  </w:num>
-  <w:num w:numId="16" w16cid:durableId="1705711832">
-    <w:abstractNumId w:val="21"/>
-  </w:num>
-  <w:num w:numId="17" w16cid:durableId="972365799">
-    <w:abstractNumId w:val="7"/>
-  </w:num>
-  <w:num w:numId="18" w16cid:durableId="1878199565">
-    <w:abstractNumId w:val="8"/>
-  </w:num>
-  <w:num w:numId="19" w16cid:durableId="1951666284">
-    <w:abstractNumId w:val="36"/>
-  </w:num>
-  <w:num w:numId="20" w16cid:durableId="1403865772">
-    <w:abstractNumId w:val="13"/>
-  </w:num>
-  <w:num w:numId="21" w16cid:durableId="966738342">
-    <w:abstractNumId w:val="10"/>
-  </w:num>
-  <w:num w:numId="22" w16cid:durableId="1695034932">
-    <w:abstractNumId w:val="18"/>
-  </w:num>
-  <w:num w:numId="23" w16cid:durableId="1669401795">
-    <w:abstractNumId w:val="32"/>
-  </w:num>
-  <w:num w:numId="24" w16cid:durableId="1460604894">
-    <w:abstractNumId w:val="14"/>
-  </w:num>
   <w:num w:numId="25" w16cid:durableId="1214199520">
-    <w:abstractNumId w:val="37"/>
+    <w:abstractNumId w:val="39"/>
   </w:num>
   <w:num w:numId="26" w16cid:durableId="849638693">
-    <w:abstractNumId w:val="34"/>
+    <w:abstractNumId w:val="35"/>
   </w:num>
   <w:num w:numId="27" w16cid:durableId="909846435">
     <w:abstractNumId w:val="1"/>
   </w:num>
   <w:num w:numId="28" w16cid:durableId="895050884">
-    <w:abstractNumId w:val="23"/>
+    <w:abstractNumId w:val="24"/>
   </w:num>
   <w:num w:numId="29" w16cid:durableId="2072339743">
     <w:abstractNumId w:val="0"/>
   </w:num>
   <w:num w:numId="30" w16cid:durableId="1393190697">
+    <w:abstractNumId w:val="7"/>
+  </w:num>
+  <w:num w:numId="31" w16cid:durableId="1450777416">
+    <w:abstractNumId w:val="4"/>
+  </w:num>
+  <w:num w:numId="32" w16cid:durableId="1153987600">
+    <w:abstractNumId w:val="18"/>
+  </w:num>
+  <w:num w:numId="33" w16cid:durableId="540365944">
+    <w:abstractNumId w:val="30"/>
+  </w:num>
+  <w:num w:numId="34" w16cid:durableId="499809747">
+    <w:abstractNumId w:val="25"/>
+  </w:num>
+  <w:num w:numId="35" w16cid:durableId="1200782454">
+    <w:abstractNumId w:val="26"/>
+  </w:num>
+  <w:num w:numId="36" w16cid:durableId="1997949050">
     <w:abstractNumId w:val="6"/>
   </w:num>
-  <w:num w:numId="31" w16cid:durableId="1450777416">
+  <w:num w:numId="37" w16cid:durableId="448283663">
+    <w:abstractNumId w:val="27"/>
+  </w:num>
+  <w:num w:numId="38" w16cid:durableId="1688630985">
+    <w:abstractNumId w:val="13"/>
+  </w:num>
+  <w:num w:numId="39" w16cid:durableId="194851078">
     <w:abstractNumId w:val="3"/>
   </w:num>
-  <w:num w:numId="32" w16cid:durableId="1153987600">
-    <w:abstractNumId w:val="17"/>
-  </w:num>
-  <w:num w:numId="33" w16cid:durableId="540365944">
-    <w:abstractNumId w:val="29"/>
-  </w:num>
-  <w:num w:numId="34" w16cid:durableId="499809747">
-    <w:abstractNumId w:val="24"/>
-  </w:num>
-  <w:num w:numId="35" w16cid:durableId="1200782454">
-    <w:abstractNumId w:val="25"/>
-  </w:num>
-  <w:num w:numId="36" w16cid:durableId="1997949050">
-    <w:abstractNumId w:val="5"/>
-  </w:num>
-  <w:num w:numId="37" w16cid:durableId="448283663">
-    <w:abstractNumId w:val="26"/>
-  </w:num>
-  <w:num w:numId="38" w16cid:durableId="1688630985">
-    <w:abstractNumId w:val="12"/>
+  <w:num w:numId="40" w16cid:durableId="1518078207">
+    <w:abstractNumId w:val="36"/>
   </w:num>
   <w:numIdMacAtCleanup w:val="2"/>
 </w:numbering>

--- a/data/Market_Read_weekly.docx
+++ b/data/Market_Read_weekly.docx
@@ -15,6 +15,10 @@
     <w:p>
       <w:pPr>
         <w:pStyle w:val="ListBullet"/>
+        <w:numPr>
+          <w:ilvl w:val="0"/>
+          <w:numId w:val="10"/>
+        </w:numPr>
       </w:pPr>
       <w:r>
         <w:t>Breadth: 50.8% of names are positive.</w:t>
@@ -23,6 +27,10 @@
     <w:p>
       <w:pPr>
         <w:pStyle w:val="ListBullet"/>
+        <w:numPr>
+          <w:ilvl w:val="0"/>
+          <w:numId w:val="10"/>
+        </w:numPr>
       </w:pPr>
       <w:r>
         <w:t>Information Technology: leading (avg +3.64%).</w:t>
@@ -31,6 +39,10 @@
     <w:p>
       <w:pPr>
         <w:pStyle w:val="ListBullet"/>
+        <w:numPr>
+          <w:ilvl w:val="0"/>
+          <w:numId w:val="10"/>
+        </w:numPr>
       </w:pPr>
       <w:r>
         <w:t>Industrials: leading (avg +0.90%).</w:t>
@@ -39,6 +51,10 @@
     <w:p>
       <w:pPr>
         <w:pStyle w:val="ListBullet"/>
+        <w:numPr>
+          <w:ilvl w:val="0"/>
+          <w:numId w:val="10"/>
+        </w:numPr>
       </w:pPr>
       <w:r>
         <w:t>Consumer Staples: lagging (avg -0.64%).</w:t>
@@ -47,6 +63,10 @@
     <w:p>
       <w:pPr>
         <w:pStyle w:val="ListBullet"/>
+        <w:numPr>
+          <w:ilvl w:val="0"/>
+          <w:numId w:val="10"/>
+        </w:numPr>
       </w:pPr>
       <w:r>
         <w:t>Consumer Discretionary: leading (avg +0.51%).</w:t>
@@ -55,6 +75,10 @@
     <w:p>
       <w:pPr>
         <w:pStyle w:val="ListBullet"/>
+        <w:numPr>
+          <w:ilvl w:val="0"/>
+          <w:numId w:val="10"/>
+        </w:numPr>
       </w:pPr>
       <w:r>
         <w:t>Financials: leading (avg +0.90%).</w:t>
@@ -63,6 +87,10 @@
     <w:p>
       <w:pPr>
         <w:pStyle w:val="ListBullet"/>
+        <w:numPr>
+          <w:ilvl w:val="0"/>
+          <w:numId w:val="10"/>
+        </w:numPr>
       </w:pPr>
       <w:r>
         <w:t>Utilities: lagging (avg -4.48%).</w:t>
@@ -71,6 +99,10 @@
     <w:p>
       <w:pPr>
         <w:pStyle w:val="ListBullet"/>
+        <w:numPr>
+          <w:ilvl w:val="0"/>
+          <w:numId w:val="10"/>
+        </w:numPr>
       </w:pPr>
       <w:r>
         <w:t>Real Estate: lagging (avg -2.46%).</w:t>
@@ -79,6 +111,10 @@
     <w:p>
       <w:pPr>
         <w:pStyle w:val="ListBullet"/>
+        <w:numPr>
+          <w:ilvl w:val="0"/>
+          <w:numId w:val="10"/>
+        </w:numPr>
       </w:pPr>
       <w:r>
         <w:t>Materials: lagging (avg -1.50%).</w:t>
@@ -87,6 +123,10 @@
     <w:p>
       <w:pPr>
         <w:pStyle w:val="ListBullet"/>
+        <w:numPr>
+          <w:ilvl w:val="0"/>
+          <w:numId w:val="10"/>
+        </w:numPr>
       </w:pPr>
       <w:r>
         <w:t>Energy: leading (avg +2.61%).</w:t>
@@ -95,6 +135,10 @@
     <w:p>
       <w:pPr>
         <w:pStyle w:val="ListBullet"/>
+        <w:numPr>
+          <w:ilvl w:val="0"/>
+          <w:numId w:val="10"/>
+        </w:numPr>
       </w:pPr>
       <w:r>
         <w:t>Health Care: lagging (avg -1.62%).</w:t>
@@ -103,6 +147,10 @@
     <w:p>
       <w:pPr>
         <w:pStyle w:val="ListBullet"/>
+        <w:numPr>
+          <w:ilvl w:val="0"/>
+          <w:numId w:val="10"/>
+        </w:numPr>
       </w:pPr>
       <w:r>
         <w:t>Communication Services: leading (avg +1.65%).</w:t>
@@ -116,6 +164,10 @@
     <w:p>
       <w:pPr>
         <w:pStyle w:val="ListBullet"/>
+        <w:numPr>
+          <w:ilvl w:val="0"/>
+          <w:numId w:val="11"/>
+        </w:numPr>
       </w:pPr>
       <w:r>
         <w:t>Gold: lagging (avg -0.37%).</w:t>
@@ -124,6 +176,10 @@
     <w:p>
       <w:pPr>
         <w:pStyle w:val="ListBullet"/>
+        <w:numPr>
+          <w:ilvl w:val="0"/>
+          <w:numId w:val="11"/>
+        </w:numPr>
       </w:pPr>
       <w:r>
         <w:t>USD: lagging (avg -0.46%).</w:t>
@@ -132,6 +188,10 @@
     <w:p>
       <w:pPr>
         <w:pStyle w:val="ListBullet"/>
+        <w:numPr>
+          <w:ilvl w:val="0"/>
+          <w:numId w:val="11"/>
+        </w:numPr>
       </w:pPr>
       <w:r>
         <w:t>Yields: leading (avg +2.98%).</w:t>
@@ -140,6 +200,10 @@
     <w:p>
       <w:pPr>
         <w:pStyle w:val="ListBullet"/>
+        <w:numPr>
+          <w:ilvl w:val="0"/>
+          <w:numId w:val="11"/>
+        </w:numPr>
       </w:pPr>
       <w:r>
         <w:t>Bonds: lagging (avg -1.11%).</w:t>
@@ -148,6 +212,10 @@
     <w:p>
       <w:pPr>
         <w:pStyle w:val="ListBullet"/>
+        <w:numPr>
+          <w:ilvl w:val="0"/>
+          <w:numId w:val="11"/>
+        </w:numPr>
       </w:pPr>
       <w:r>
         <w:t>Energy complex: leading (avg +6.17%).</w:t>
@@ -341,6 +409,232 @@
       </w:rPr>
     </w:lvl>
   </w:abstractNum>
+  <w:abstractNum w:abstractNumId="9" w15:restartNumberingAfterBreak="0">
+    <w:nsid w:val="0CC808F4"/>
+    <w:multiLevelType w:val="hybridMultilevel"/>
+    <w:tmpl w:val="7608A5D0"/>
+    <w:lvl w:ilvl="0" w:tplc="04090001">
+      <w:start w:val="1"/>
+      <w:numFmt w:val="bullet"/>
+      <w:lvlText w:val=""/>
+      <w:lvlJc w:val="left"/>
+      <w:pPr>
+        <w:ind w:left="720" w:hanging="360"/>
+      </w:pPr>
+      <w:rPr>
+        <w:rFonts w:ascii="Symbol" w:hAnsi="Symbol" w:hint="default"/>
+      </w:rPr>
+    </w:lvl>
+    <w:lvl w:ilvl="1" w:tplc="04090003" w:tentative="1">
+      <w:start w:val="1"/>
+      <w:numFmt w:val="bullet"/>
+      <w:lvlText w:val="o"/>
+      <w:lvlJc w:val="left"/>
+      <w:pPr>
+        <w:ind w:left="1440" w:hanging="360"/>
+      </w:pPr>
+      <w:rPr>
+        <w:rFonts w:ascii="Courier New" w:hAnsi="Courier New" w:cs="Courier New" w:hint="default"/>
+      </w:rPr>
+    </w:lvl>
+    <w:lvl w:ilvl="2" w:tplc="04090005" w:tentative="1">
+      <w:start w:val="1"/>
+      <w:numFmt w:val="bullet"/>
+      <w:lvlText w:val=""/>
+      <w:lvlJc w:val="left"/>
+      <w:pPr>
+        <w:ind w:left="2160" w:hanging="360"/>
+      </w:pPr>
+      <w:rPr>
+        <w:rFonts w:ascii="Wingdings" w:hAnsi="Wingdings" w:hint="default"/>
+      </w:rPr>
+    </w:lvl>
+    <w:lvl w:ilvl="3" w:tplc="04090001" w:tentative="1">
+      <w:start w:val="1"/>
+      <w:numFmt w:val="bullet"/>
+      <w:lvlText w:val=""/>
+      <w:lvlJc w:val="left"/>
+      <w:pPr>
+        <w:ind w:left="2880" w:hanging="360"/>
+      </w:pPr>
+      <w:rPr>
+        <w:rFonts w:ascii="Symbol" w:hAnsi="Symbol" w:hint="default"/>
+      </w:rPr>
+    </w:lvl>
+    <w:lvl w:ilvl="4" w:tplc="04090003" w:tentative="1">
+      <w:start w:val="1"/>
+      <w:numFmt w:val="bullet"/>
+      <w:lvlText w:val="o"/>
+      <w:lvlJc w:val="left"/>
+      <w:pPr>
+        <w:ind w:left="3600" w:hanging="360"/>
+      </w:pPr>
+      <w:rPr>
+        <w:rFonts w:ascii="Courier New" w:hAnsi="Courier New" w:cs="Courier New" w:hint="default"/>
+      </w:rPr>
+    </w:lvl>
+    <w:lvl w:ilvl="5" w:tplc="04090005" w:tentative="1">
+      <w:start w:val="1"/>
+      <w:numFmt w:val="bullet"/>
+      <w:lvlText w:val=""/>
+      <w:lvlJc w:val="left"/>
+      <w:pPr>
+        <w:ind w:left="4320" w:hanging="360"/>
+      </w:pPr>
+      <w:rPr>
+        <w:rFonts w:ascii="Wingdings" w:hAnsi="Wingdings" w:hint="default"/>
+      </w:rPr>
+    </w:lvl>
+    <w:lvl w:ilvl="6" w:tplc="04090001" w:tentative="1">
+      <w:start w:val="1"/>
+      <w:numFmt w:val="bullet"/>
+      <w:lvlText w:val=""/>
+      <w:lvlJc w:val="left"/>
+      <w:pPr>
+        <w:ind w:left="5040" w:hanging="360"/>
+      </w:pPr>
+      <w:rPr>
+        <w:rFonts w:ascii="Symbol" w:hAnsi="Symbol" w:hint="default"/>
+      </w:rPr>
+    </w:lvl>
+    <w:lvl w:ilvl="7" w:tplc="04090003" w:tentative="1">
+      <w:start w:val="1"/>
+      <w:numFmt w:val="bullet"/>
+      <w:lvlText w:val="o"/>
+      <w:lvlJc w:val="left"/>
+      <w:pPr>
+        <w:ind w:left="5760" w:hanging="360"/>
+      </w:pPr>
+      <w:rPr>
+        <w:rFonts w:ascii="Courier New" w:hAnsi="Courier New" w:cs="Courier New" w:hint="default"/>
+      </w:rPr>
+    </w:lvl>
+    <w:lvl w:ilvl="8" w:tplc="04090005" w:tentative="1">
+      <w:start w:val="1"/>
+      <w:numFmt w:val="bullet"/>
+      <w:lvlText w:val=""/>
+      <w:lvlJc w:val="left"/>
+      <w:pPr>
+        <w:ind w:left="6480" w:hanging="360"/>
+      </w:pPr>
+      <w:rPr>
+        <w:rFonts w:ascii="Wingdings" w:hAnsi="Wingdings" w:hint="default"/>
+      </w:rPr>
+    </w:lvl>
+  </w:abstractNum>
+  <w:abstractNum w:abstractNumId="10" w15:restartNumberingAfterBreak="0">
+    <w:nsid w:val="4CA50D8D"/>
+    <w:multiLevelType w:val="hybridMultilevel"/>
+    <w:tmpl w:val="1EAE3DC2"/>
+    <w:lvl w:ilvl="0" w:tplc="04090001">
+      <w:start w:val="1"/>
+      <w:numFmt w:val="bullet"/>
+      <w:lvlText w:val=""/>
+      <w:lvlJc w:val="left"/>
+      <w:pPr>
+        <w:ind w:left="720" w:hanging="360"/>
+      </w:pPr>
+      <w:rPr>
+        <w:rFonts w:ascii="Symbol" w:hAnsi="Symbol" w:hint="default"/>
+      </w:rPr>
+    </w:lvl>
+    <w:lvl w:ilvl="1" w:tplc="04090003" w:tentative="1">
+      <w:start w:val="1"/>
+      <w:numFmt w:val="bullet"/>
+      <w:lvlText w:val="o"/>
+      <w:lvlJc w:val="left"/>
+      <w:pPr>
+        <w:ind w:left="1440" w:hanging="360"/>
+      </w:pPr>
+      <w:rPr>
+        <w:rFonts w:ascii="Courier New" w:hAnsi="Courier New" w:cs="Courier New" w:hint="default"/>
+      </w:rPr>
+    </w:lvl>
+    <w:lvl w:ilvl="2" w:tplc="04090005" w:tentative="1">
+      <w:start w:val="1"/>
+      <w:numFmt w:val="bullet"/>
+      <w:lvlText w:val=""/>
+      <w:lvlJc w:val="left"/>
+      <w:pPr>
+        <w:ind w:left="2160" w:hanging="360"/>
+      </w:pPr>
+      <w:rPr>
+        <w:rFonts w:ascii="Wingdings" w:hAnsi="Wingdings" w:hint="default"/>
+      </w:rPr>
+    </w:lvl>
+    <w:lvl w:ilvl="3" w:tplc="04090001" w:tentative="1">
+      <w:start w:val="1"/>
+      <w:numFmt w:val="bullet"/>
+      <w:lvlText w:val=""/>
+      <w:lvlJc w:val="left"/>
+      <w:pPr>
+        <w:ind w:left="2880" w:hanging="360"/>
+      </w:pPr>
+      <w:rPr>
+        <w:rFonts w:ascii="Symbol" w:hAnsi="Symbol" w:hint="default"/>
+      </w:rPr>
+    </w:lvl>
+    <w:lvl w:ilvl="4" w:tplc="04090003" w:tentative="1">
+      <w:start w:val="1"/>
+      <w:numFmt w:val="bullet"/>
+      <w:lvlText w:val="o"/>
+      <w:lvlJc w:val="left"/>
+      <w:pPr>
+        <w:ind w:left="3600" w:hanging="360"/>
+      </w:pPr>
+      <w:rPr>
+        <w:rFonts w:ascii="Courier New" w:hAnsi="Courier New" w:cs="Courier New" w:hint="default"/>
+      </w:rPr>
+    </w:lvl>
+    <w:lvl w:ilvl="5" w:tplc="04090005" w:tentative="1">
+      <w:start w:val="1"/>
+      <w:numFmt w:val="bullet"/>
+      <w:lvlText w:val=""/>
+      <w:lvlJc w:val="left"/>
+      <w:pPr>
+        <w:ind w:left="4320" w:hanging="360"/>
+      </w:pPr>
+      <w:rPr>
+        <w:rFonts w:ascii="Wingdings" w:hAnsi="Wingdings" w:hint="default"/>
+      </w:rPr>
+    </w:lvl>
+    <w:lvl w:ilvl="6" w:tplc="04090001" w:tentative="1">
+      <w:start w:val="1"/>
+      <w:numFmt w:val="bullet"/>
+      <w:lvlText w:val=""/>
+      <w:lvlJc w:val="left"/>
+      <w:pPr>
+        <w:ind w:left="5040" w:hanging="360"/>
+      </w:pPr>
+      <w:rPr>
+        <w:rFonts w:ascii="Symbol" w:hAnsi="Symbol" w:hint="default"/>
+      </w:rPr>
+    </w:lvl>
+    <w:lvl w:ilvl="7" w:tplc="04090003" w:tentative="1">
+      <w:start w:val="1"/>
+      <w:numFmt w:val="bullet"/>
+      <w:lvlText w:val="o"/>
+      <w:lvlJc w:val="left"/>
+      <w:pPr>
+        <w:ind w:left="5760" w:hanging="360"/>
+      </w:pPr>
+      <w:rPr>
+        <w:rFonts w:ascii="Courier New" w:hAnsi="Courier New" w:cs="Courier New" w:hint="default"/>
+      </w:rPr>
+    </w:lvl>
+    <w:lvl w:ilvl="8" w:tplc="04090005" w:tentative="1">
+      <w:start w:val="1"/>
+      <w:numFmt w:val="bullet"/>
+      <w:lvlText w:val=""/>
+      <w:lvlJc w:val="left"/>
+      <w:pPr>
+        <w:ind w:left="6480" w:hanging="360"/>
+      </w:pPr>
+      <w:rPr>
+        <w:rFonts w:ascii="Wingdings" w:hAnsi="Wingdings" w:hint="default"/>
+      </w:rPr>
+    </w:lvl>
+  </w:abstractNum>
   <w:num w:numId="1" w16cid:durableId="1896499891">
     <w:abstractNumId w:val="8"/>
   </w:num>
@@ -367,6 +661,12 @@
   </w:num>
   <w:num w:numId="9" w16cid:durableId="1086271619">
     <w:abstractNumId w:val="0"/>
+  </w:num>
+  <w:num w:numId="10" w16cid:durableId="527642972">
+    <w:abstractNumId w:val="10"/>
+  </w:num>
+  <w:num w:numId="11" w16cid:durableId="826439828">
+    <w:abstractNumId w:val="9"/>
   </w:num>
 </w:numbering>
 </file>

--- a/data/Market_Read_weekly.docx
+++ b/data/Market_Read_weekly.docx
@@ -33,7 +33,7 @@
         </w:numPr>
       </w:pPr>
       <w:r>
-        <w:t>Information Technology: leading (avg +3.64%).</w:t>
+        <w:t>Information Technology: leading (avg +3.64%)</w:t>
       </w:r>
     </w:p>
     <w:p>
@@ -45,7 +45,7 @@
         </w:numPr>
       </w:pPr>
       <w:r>
-        <w:t>Industrials: leading (avg +0.90%).</w:t>
+        <w:t>Industrials: leading (avg +0.90%)</w:t>
       </w:r>
     </w:p>
     <w:p>
@@ -57,7 +57,7 @@
         </w:numPr>
       </w:pPr>
       <w:r>
-        <w:t>Consumer Staples: lagging (avg -0.64%).</w:t>
+        <w:t>Consumer Staples: lagging (avg -0.64%)</w:t>
       </w:r>
     </w:p>
     <w:p>
@@ -69,7 +69,7 @@
         </w:numPr>
       </w:pPr>
       <w:r>
-        <w:t>Consumer Discretionary: leading (avg +0.51%).</w:t>
+        <w:t>Consumer Discretionary: leading (avg +0.51%)</w:t>
       </w:r>
     </w:p>
     <w:p>
@@ -81,7 +81,7 @@
         </w:numPr>
       </w:pPr>
       <w:r>
-        <w:t>Financials: leading (avg +0.90%).</w:t>
+        <w:t>Financials: leading (avg +0.90%)</w:t>
       </w:r>
     </w:p>
     <w:p>
@@ -93,7 +93,7 @@
         </w:numPr>
       </w:pPr>
       <w:r>
-        <w:t>Utilities: lagging (avg -4.48%).</w:t>
+        <w:t>Utilities: lagging (avg -4.48%)</w:t>
       </w:r>
     </w:p>
     <w:p>
@@ -105,7 +105,7 @@
         </w:numPr>
       </w:pPr>
       <w:r>
-        <w:t>Real Estate: lagging (avg -2.46%).</w:t>
+        <w:t>Real Estate: lagging (avg -2.46%)</w:t>
       </w:r>
     </w:p>
     <w:p>
@@ -117,7 +117,7 @@
         </w:numPr>
       </w:pPr>
       <w:r>
-        <w:t>Materials: lagging (avg -1.50%).</w:t>
+        <w:t>Materials: lagging (avg -1.50%)</w:t>
       </w:r>
     </w:p>
     <w:p>
@@ -129,7 +129,7 @@
         </w:numPr>
       </w:pPr>
       <w:r>
-        <w:t>Energy: leading (avg +2.61%).</w:t>
+        <w:t>Energy: leading (avg +2.61%)</w:t>
       </w:r>
     </w:p>
     <w:p>
@@ -141,7 +141,7 @@
         </w:numPr>
       </w:pPr>
       <w:r>
-        <w:t>Health Care: lagging (avg -1.62%).</w:t>
+        <w:t>Health Care: lagging (avg -1.62%)</w:t>
       </w:r>
     </w:p>
     <w:p>
@@ -153,7 +153,7 @@
         </w:numPr>
       </w:pPr>
       <w:r>
-        <w:t>Communication Services: leading (avg +1.65%).</w:t>
+        <w:t>Communication Services: leading (avg +1.65%)</w:t>
       </w:r>
     </w:p>
     <w:p>
@@ -170,7 +170,7 @@
         </w:numPr>
       </w:pPr>
       <w:r>
-        <w:t>Gold: lagging (avg -0.37%).</w:t>
+        <w:t>Gold: lagging (avg -0.37%)</w:t>
       </w:r>
     </w:p>
     <w:p>
@@ -182,7 +182,7 @@
         </w:numPr>
       </w:pPr>
       <w:r>
-        <w:t>USD: lagging (avg -0.46%).</w:t>
+        <w:t>USD: lagging (avg -0.46%)</w:t>
       </w:r>
     </w:p>
     <w:p>
@@ -194,7 +194,7 @@
         </w:numPr>
       </w:pPr>
       <w:r>
-        <w:t>Yields: leading (avg +2.98%).</w:t>
+        <w:t>Yields: leading (avg +2.98%)</w:t>
       </w:r>
     </w:p>
     <w:p>
@@ -206,7 +206,7 @@
         </w:numPr>
       </w:pPr>
       <w:r>
-        <w:t>Bonds: lagging (avg -1.11%).</w:t>
+        <w:t>Bonds: lagging (avg -1.11%)</w:t>
       </w:r>
     </w:p>
     <w:p>
@@ -218,7 +218,7 @@
         </w:numPr>
       </w:pPr>
       <w:r>
-        <w:t>Energy complex: leading (avg +6.17%).</w:t>
+        <w:t>Energy complex: leading (avg +6.17%)</w:t>
       </w:r>
     </w:p>
     <w:p>

--- a/data/Market_Read_weekly.docx
+++ b/data/Market_Read_weekly.docx
@@ -3,12 +3,28 @@
 <w:document xmlns:wpc="http://schemas.microsoft.com/office/word/2010/wordprocessingCanvas" xmlns:cx="http://schemas.microsoft.com/office/drawing/2014/chartex" xmlns:cx1="http://schemas.microsoft.com/office/drawing/2015/9/8/chartex" xmlns:cx2="http://schemas.microsoft.com/office/drawing/2015/10/21/chartex" xmlns:cx3="http://schemas.microsoft.com/office/drawing/2016/5/9/chartex" xmlns:cx4="http://schemas.microsoft.com/office/drawing/2016/5/10/chartex" xmlns:cx5="http://schemas.microsoft.com/office/drawing/2016/5/11/chartex" xmlns:cx6="http://schemas.microsoft.com/office/drawing/2016/5/12/chartex" xmlns:cx7="http://schemas.microsoft.com/office/drawing/2016/5/13/chartex" xmlns:cx8="http://schemas.microsoft.com/office/drawing/2016/5/14/chartex" xmlns:mc="http://schemas.openxmlformats.org/markup-compatibility/2006" xmlns:aink="http://schemas.microsoft.com/office/drawing/2016/ink" xmlns:am3d="http://schemas.microsoft.com/office/drawing/2017/model3d" xmlns:o="urn:schemas-microsoft-com:office:office" xmlns:oel="http://schemas.microsoft.com/office/2019/extlst" xmlns:r="http://schemas.openxmlformats.org/officeDocument/2006/relationships" xmlns:m="http://schemas.openxmlformats.org/officeDocument/2006/math" xmlns:v="urn:schemas-microsoft-com:vml" xmlns:wp14="http://schemas.microsoft.com/office/word/2010/wordprocessingDrawing" xmlns:wp="http://schemas.openxmlformats.org/drawingml/2006/wordprocessingDrawing" xmlns:w10="urn:schemas-microsoft-com:office:word" xmlns:w="http://schemas.openxmlformats.org/wordprocessingml/2006/main" xmlns:w14="http://schemas.microsoft.com/office/word/2010/wordml" xmlns:w15="http://schemas.microsoft.com/office/word/2012/wordml" xmlns:w16cex="http://schemas.microsoft.com/office/word/2018/wordml/cex" xmlns:w16cid="http://schemas.microsoft.com/office/word/2016/wordml/cid" xmlns:w16="http://schemas.microsoft.com/office/word/2018/wordml" xmlns:w16du="http://schemas.microsoft.com/office/word/2023/wordml/word16du" xmlns:w16sdtdh="http://schemas.microsoft.com/office/word/2020/wordml/sdtdatahash" xmlns:w16sdtfl="http://schemas.microsoft.com/office/word/2024/wordml/sdtformatlock" xmlns:w16se="http://schemas.microsoft.com/office/word/2015/wordml/symex" xmlns:wpg="http://schemas.microsoft.com/office/word/2010/wordprocessingGroup" xmlns:wpi="http://schemas.microsoft.com/office/word/2010/wordprocessingInk" xmlns:wne="http://schemas.microsoft.com/office/word/2006/wordml" xmlns:wps="http://schemas.microsoft.com/office/word/2010/wordprocessingShape" mc:Ignorable="w14 w15 w16se w16cid w16 w16cex w16sdtdh w16sdtfl w16du wp14">
   <w:body>
     <w:p>
+      <w:pPr>
+        <w:rPr>
+          <w:rFonts w:ascii="Aptos" w:hAnsi="Aptos"/>
+        </w:rPr>
+      </w:pPr>
       <w:r>
+        <w:rPr>
+          <w:rFonts w:ascii="Aptos" w:hAnsi="Aptos"/>
+        </w:rPr>
         <w:t>Weekly Market Read: December 05, 2025</w:t>
       </w:r>
     </w:p>
     <w:p>
+      <w:pPr>
+        <w:rPr>
+          <w:rFonts w:ascii="Aptos" w:hAnsi="Aptos"/>
+        </w:rPr>
+      </w:pPr>
       <w:r>
+        <w:rPr>
+          <w:rFonts w:ascii="Aptos" w:hAnsi="Aptos"/>
+        </w:rPr>
         <w:t>The market is saying (all numbers are WTD % returns):</w:t>
       </w:r>
     </w:p>
@@ -19,9 +35,15 @@
           <w:ilvl w:val="0"/>
           <w:numId w:val="10"/>
         </w:numPr>
+        <w:rPr>
+          <w:rFonts w:ascii="Aptos" w:hAnsi="Aptos"/>
+        </w:rPr>
       </w:pPr>
       <w:r>
-        <w:t>Breadth: 50.8% of names are positive.</w:t>
+        <w:rPr>
+          <w:rFonts w:ascii="Aptos" w:hAnsi="Aptos"/>
+        </w:rPr>
+        <w:t>Breadth: 51.1% of names are positive.</w:t>
       </w:r>
     </w:p>
     <w:p>
@@ -31,8 +53,14 @@
           <w:ilvl w:val="0"/>
           <w:numId w:val="10"/>
         </w:numPr>
+        <w:rPr>
+          <w:rFonts w:ascii="Aptos" w:hAnsi="Aptos"/>
+        </w:rPr>
       </w:pPr>
       <w:r>
+        <w:rPr>
+          <w:rFonts w:ascii="Aptos" w:hAnsi="Aptos"/>
+        </w:rPr>
         <w:t>Information Technology: leading (avg +3.64%)</w:t>
       </w:r>
     </w:p>
@@ -43,8 +71,14 @@
           <w:ilvl w:val="0"/>
           <w:numId w:val="10"/>
         </w:numPr>
+        <w:rPr>
+          <w:rFonts w:ascii="Aptos" w:hAnsi="Aptos"/>
+        </w:rPr>
       </w:pPr>
       <w:r>
+        <w:rPr>
+          <w:rFonts w:ascii="Aptos" w:hAnsi="Aptos"/>
+        </w:rPr>
         <w:t>Industrials: leading (avg +0.90%)</w:t>
       </w:r>
     </w:p>
@@ -55,8 +89,14 @@
           <w:ilvl w:val="0"/>
           <w:numId w:val="10"/>
         </w:numPr>
+        <w:rPr>
+          <w:rFonts w:ascii="Aptos" w:hAnsi="Aptos"/>
+        </w:rPr>
       </w:pPr>
       <w:r>
+        <w:rPr>
+          <w:rFonts w:ascii="Aptos" w:hAnsi="Aptos"/>
+        </w:rPr>
         <w:t>Consumer Staples: lagging (avg -0.64%)</w:t>
       </w:r>
     </w:p>
@@ -67,8 +107,14 @@
           <w:ilvl w:val="0"/>
           <w:numId w:val="10"/>
         </w:numPr>
+        <w:rPr>
+          <w:rFonts w:ascii="Aptos" w:hAnsi="Aptos"/>
+        </w:rPr>
       </w:pPr>
       <w:r>
+        <w:rPr>
+          <w:rFonts w:ascii="Aptos" w:hAnsi="Aptos"/>
+        </w:rPr>
         <w:t>Consumer Discretionary: leading (avg +0.51%)</w:t>
       </w:r>
     </w:p>
@@ -79,8 +125,14 @@
           <w:ilvl w:val="0"/>
           <w:numId w:val="10"/>
         </w:numPr>
+        <w:rPr>
+          <w:rFonts w:ascii="Aptos" w:hAnsi="Aptos"/>
+        </w:rPr>
       </w:pPr>
       <w:r>
+        <w:rPr>
+          <w:rFonts w:ascii="Aptos" w:hAnsi="Aptos"/>
+        </w:rPr>
         <w:t>Financials: leading (avg +0.90%)</w:t>
       </w:r>
     </w:p>
@@ -91,8 +143,14 @@
           <w:ilvl w:val="0"/>
           <w:numId w:val="10"/>
         </w:numPr>
+        <w:rPr>
+          <w:rFonts w:ascii="Aptos" w:hAnsi="Aptos"/>
+        </w:rPr>
       </w:pPr>
       <w:r>
+        <w:rPr>
+          <w:rFonts w:ascii="Aptos" w:hAnsi="Aptos"/>
+        </w:rPr>
         <w:t>Utilities: lagging (avg -4.48%)</w:t>
       </w:r>
     </w:p>
@@ -103,8 +161,14 @@
           <w:ilvl w:val="0"/>
           <w:numId w:val="10"/>
         </w:numPr>
+        <w:rPr>
+          <w:rFonts w:ascii="Aptos" w:hAnsi="Aptos"/>
+        </w:rPr>
       </w:pPr>
       <w:r>
+        <w:rPr>
+          <w:rFonts w:ascii="Aptos" w:hAnsi="Aptos"/>
+        </w:rPr>
         <w:t>Real Estate: lagging (avg -2.46%)</w:t>
       </w:r>
     </w:p>
@@ -115,8 +179,14 @@
           <w:ilvl w:val="0"/>
           <w:numId w:val="10"/>
         </w:numPr>
+        <w:rPr>
+          <w:rFonts w:ascii="Aptos" w:hAnsi="Aptos"/>
+        </w:rPr>
       </w:pPr>
       <w:r>
+        <w:rPr>
+          <w:rFonts w:ascii="Aptos" w:hAnsi="Aptos"/>
+        </w:rPr>
         <w:t>Materials: lagging (avg -1.50%)</w:t>
       </w:r>
     </w:p>
@@ -127,8 +197,14 @@
           <w:ilvl w:val="0"/>
           <w:numId w:val="10"/>
         </w:numPr>
+        <w:rPr>
+          <w:rFonts w:ascii="Aptos" w:hAnsi="Aptos"/>
+        </w:rPr>
       </w:pPr>
       <w:r>
+        <w:rPr>
+          <w:rFonts w:ascii="Aptos" w:hAnsi="Aptos"/>
+        </w:rPr>
         <w:t>Energy: leading (avg +2.61%)</w:t>
       </w:r>
     </w:p>
@@ -139,8 +215,14 @@
           <w:ilvl w:val="0"/>
           <w:numId w:val="10"/>
         </w:numPr>
+        <w:rPr>
+          <w:rFonts w:ascii="Aptos" w:hAnsi="Aptos"/>
+        </w:rPr>
       </w:pPr>
       <w:r>
+        <w:rPr>
+          <w:rFonts w:ascii="Aptos" w:hAnsi="Aptos"/>
+        </w:rPr>
         <w:t>Health Care: lagging (avg -1.62%)</w:t>
       </w:r>
     </w:p>
@@ -151,13 +233,27 @@
           <w:ilvl w:val="0"/>
           <w:numId w:val="10"/>
         </w:numPr>
+        <w:rPr>
+          <w:rFonts w:ascii="Aptos" w:hAnsi="Aptos"/>
+        </w:rPr>
       </w:pPr>
       <w:r>
+        <w:rPr>
+          <w:rFonts w:ascii="Aptos" w:hAnsi="Aptos"/>
+        </w:rPr>
         <w:t>Communication Services: leading (avg +1.65%)</w:t>
       </w:r>
     </w:p>
     <w:p>
+      <w:pPr>
+        <w:rPr>
+          <w:rFonts w:ascii="Aptos" w:hAnsi="Aptos"/>
+        </w:rPr>
+      </w:pPr>
       <w:r>
+        <w:rPr>
+          <w:rFonts w:ascii="Aptos" w:hAnsi="Aptos"/>
+        </w:rPr>
         <w:t>Macro levers (WTD % returns):</w:t>
       </w:r>
     </w:p>
@@ -168,8 +264,14 @@
           <w:ilvl w:val="0"/>
           <w:numId w:val="11"/>
         </w:numPr>
+        <w:rPr>
+          <w:rFonts w:ascii="Aptos" w:hAnsi="Aptos"/>
+        </w:rPr>
       </w:pPr>
       <w:r>
+        <w:rPr>
+          <w:rFonts w:ascii="Aptos" w:hAnsi="Aptos"/>
+        </w:rPr>
         <w:t>Gold: lagging (avg -0.37%)</w:t>
       </w:r>
     </w:p>
@@ -180,8 +282,14 @@
           <w:ilvl w:val="0"/>
           <w:numId w:val="11"/>
         </w:numPr>
+        <w:rPr>
+          <w:rFonts w:ascii="Aptos" w:hAnsi="Aptos"/>
+        </w:rPr>
       </w:pPr>
       <w:r>
+        <w:rPr>
+          <w:rFonts w:ascii="Aptos" w:hAnsi="Aptos"/>
+        </w:rPr>
         <w:t>USD: lagging (avg -0.46%)</w:t>
       </w:r>
     </w:p>
@@ -192,8 +300,14 @@
           <w:ilvl w:val="0"/>
           <w:numId w:val="11"/>
         </w:numPr>
+        <w:rPr>
+          <w:rFonts w:ascii="Aptos" w:hAnsi="Aptos"/>
+        </w:rPr>
       </w:pPr>
       <w:r>
+        <w:rPr>
+          <w:rFonts w:ascii="Aptos" w:hAnsi="Aptos"/>
+        </w:rPr>
         <w:t>Yields: leading (avg +2.98%)</w:t>
       </w:r>
     </w:p>
@@ -204,8 +318,14 @@
           <w:ilvl w:val="0"/>
           <w:numId w:val="11"/>
         </w:numPr>
+        <w:rPr>
+          <w:rFonts w:ascii="Aptos" w:hAnsi="Aptos"/>
+        </w:rPr>
       </w:pPr>
       <w:r>
+        <w:rPr>
+          <w:rFonts w:ascii="Aptos" w:hAnsi="Aptos"/>
+        </w:rPr>
         <w:t>Bonds: lagging (avg -1.11%)</w:t>
       </w:r>
     </w:p>
@@ -216,14 +336,34 @@
           <w:ilvl w:val="0"/>
           <w:numId w:val="11"/>
         </w:numPr>
+        <w:rPr>
+          <w:rFonts w:ascii="Aptos" w:hAnsi="Aptos"/>
+        </w:rPr>
       </w:pPr>
       <w:r>
+        <w:rPr>
+          <w:rFonts w:ascii="Aptos" w:hAnsi="Aptos"/>
+        </w:rPr>
         <w:t>Energy complex: leading (avg +6.17%)</w:t>
       </w:r>
     </w:p>
     <w:p>
+      <w:pPr>
+        <w:rPr>
+          <w:rFonts w:ascii="Aptos" w:hAnsi="Aptos"/>
+        </w:rPr>
+      </w:pPr>
       <w:r>
-        <w:t>Bottom line: Breadth is only modestly positive with just over half of names up on the week, but leadership is clearly skewed toward cyclicals and growth-sensitive sectors, with Technology, Financials, Industrials, Communication Services, and Energy all outperforming while classic defensives and rate-sensitives like Utilities, Real Estate, Health Care, Consumer Staples, and Materials lag alongside softer gold. Macro conditions reflect a tape that is leaning into higher nominal yields and a stronger energy complex while bonds and the dollar fade, consistent with markets repricing a mix of slowing but still positive growth and inflation that is easing from the peak yet remains above pre-COVID norms. Taken together, the week’s action points to investors rotating toward higher-beta, earnings-levered areas and away from duration and defensives, effectively expressing a view that the near-term growth and inflation backdrop is less about imminent recession risk and more about navigating a late-cycle slowdown with sticky but moderating price pressures.</w:t>
+        <w:rPr>
+          <w:rFonts w:ascii="Aptos" w:hAnsi="Aptos"/>
+        </w:rPr>
+        <w:t>Bottom line: With just over half of stocks positive, breadth is only modestly constructive, but the tape clearly favored cyclicals and growth-linked groups as Technology, Financials, Industrials, Energy, Consumer Discretionary, and Communication Services led while defensives and rate-sensitive laggards like Utilities, Real Estate, Health Care, Materials, and Staples traded lower. Macro conditions reflect an environment where growth is slowing sequentially and earnings revisions remain under pressure, even as inflation eases off the highs but stays above pre-COVID norms</w:t>
+      </w:r>
+      <w:r>
+        <w:rPr>
+          <w:rFonts w:ascii="Aptos" w:hAnsi="Aptos"/>
+        </w:rPr>
+        <w:t>.</w:t>
       </w:r>
     </w:p>
     <w:sectPr>
@@ -410,9 +550,9 @@
     </w:lvl>
   </w:abstractNum>
   <w:abstractNum w:abstractNumId="9" w15:restartNumberingAfterBreak="0">
-    <w:nsid w:val="0CC808F4"/>
+    <w:nsid w:val="0B7C46A2"/>
     <w:multiLevelType w:val="hybridMultilevel"/>
-    <w:tmpl w:val="7608A5D0"/>
+    <w:tmpl w:val="07909166"/>
     <w:lvl w:ilvl="0" w:tplc="04090001">
       <w:start w:val="1"/>
       <w:numFmt w:val="bullet"/>
@@ -523,9 +663,9 @@
     </w:lvl>
   </w:abstractNum>
   <w:abstractNum w:abstractNumId="10" w15:restartNumberingAfterBreak="0">
-    <w:nsid w:val="4CA50D8D"/>
+    <w:nsid w:val="42D246AE"/>
     <w:multiLevelType w:val="hybridMultilevel"/>
-    <w:tmpl w:val="1EAE3DC2"/>
+    <w:tmpl w:val="86BC7770"/>
     <w:lvl w:ilvl="0" w:tplc="04090001">
       <w:start w:val="1"/>
       <w:numFmt w:val="bullet"/>
@@ -635,38 +775,38 @@
       </w:rPr>
     </w:lvl>
   </w:abstractNum>
-  <w:num w:numId="1" w16cid:durableId="1896499891">
+  <w:num w:numId="1" w16cid:durableId="1630237793">
     <w:abstractNumId w:val="8"/>
   </w:num>
-  <w:num w:numId="2" w16cid:durableId="1923290917">
+  <w:num w:numId="2" w16cid:durableId="1624068651">
     <w:abstractNumId w:val="6"/>
   </w:num>
-  <w:num w:numId="3" w16cid:durableId="256721648">
+  <w:num w:numId="3" w16cid:durableId="341591115">
     <w:abstractNumId w:val="5"/>
   </w:num>
-  <w:num w:numId="4" w16cid:durableId="378476363">
+  <w:num w:numId="4" w16cid:durableId="1247959904">
     <w:abstractNumId w:val="4"/>
   </w:num>
-  <w:num w:numId="5" w16cid:durableId="1494569616">
+  <w:num w:numId="5" w16cid:durableId="350231459">
     <w:abstractNumId w:val="7"/>
   </w:num>
-  <w:num w:numId="6" w16cid:durableId="325984640">
+  <w:num w:numId="6" w16cid:durableId="762531871">
     <w:abstractNumId w:val="3"/>
   </w:num>
-  <w:num w:numId="7" w16cid:durableId="1220750885">
+  <w:num w:numId="7" w16cid:durableId="851264423">
     <w:abstractNumId w:val="2"/>
   </w:num>
-  <w:num w:numId="8" w16cid:durableId="1249803784">
+  <w:num w:numId="8" w16cid:durableId="925385521">
     <w:abstractNumId w:val="1"/>
   </w:num>
-  <w:num w:numId="9" w16cid:durableId="1086271619">
+  <w:num w:numId="9" w16cid:durableId="649408692">
     <w:abstractNumId w:val="0"/>
   </w:num>
-  <w:num w:numId="10" w16cid:durableId="527642972">
+  <w:num w:numId="10" w16cid:durableId="1413160601">
+    <w:abstractNumId w:val="9"/>
+  </w:num>
+  <w:num w:numId="11" w16cid:durableId="826214054">
     <w:abstractNumId w:val="10"/>
-  </w:num>
-  <w:num w:numId="11" w16cid:durableId="826439828">
-    <w:abstractNumId w:val="9"/>
   </w:num>
 </w:numbering>
 </file>

--- a/data/Market_Read_weekly.docx
+++ b/data/Market_Read_weekly.docx
@@ -3,28 +3,12 @@
 <w:document xmlns:wpc="http://schemas.microsoft.com/office/word/2010/wordprocessingCanvas" xmlns:cx="http://schemas.microsoft.com/office/drawing/2014/chartex" xmlns:cx1="http://schemas.microsoft.com/office/drawing/2015/9/8/chartex" xmlns:cx2="http://schemas.microsoft.com/office/drawing/2015/10/21/chartex" xmlns:cx3="http://schemas.microsoft.com/office/drawing/2016/5/9/chartex" xmlns:cx4="http://schemas.microsoft.com/office/drawing/2016/5/10/chartex" xmlns:cx5="http://schemas.microsoft.com/office/drawing/2016/5/11/chartex" xmlns:cx6="http://schemas.microsoft.com/office/drawing/2016/5/12/chartex" xmlns:cx7="http://schemas.microsoft.com/office/drawing/2016/5/13/chartex" xmlns:cx8="http://schemas.microsoft.com/office/drawing/2016/5/14/chartex" xmlns:mc="http://schemas.openxmlformats.org/markup-compatibility/2006" xmlns:aink="http://schemas.microsoft.com/office/drawing/2016/ink" xmlns:am3d="http://schemas.microsoft.com/office/drawing/2017/model3d" xmlns:o="urn:schemas-microsoft-com:office:office" xmlns:oel="http://schemas.microsoft.com/office/2019/extlst" xmlns:r="http://schemas.openxmlformats.org/officeDocument/2006/relationships" xmlns:m="http://schemas.openxmlformats.org/officeDocument/2006/math" xmlns:v="urn:schemas-microsoft-com:vml" xmlns:wp14="http://schemas.microsoft.com/office/word/2010/wordprocessingDrawing" xmlns:wp="http://schemas.openxmlformats.org/drawingml/2006/wordprocessingDrawing" xmlns:w10="urn:schemas-microsoft-com:office:word" xmlns:w="http://schemas.openxmlformats.org/wordprocessingml/2006/main" xmlns:w14="http://schemas.microsoft.com/office/word/2010/wordml" xmlns:w15="http://schemas.microsoft.com/office/word/2012/wordml" xmlns:w16cex="http://schemas.microsoft.com/office/word/2018/wordml/cex" xmlns:w16cid="http://schemas.microsoft.com/office/word/2016/wordml/cid" xmlns:w16="http://schemas.microsoft.com/office/word/2018/wordml" xmlns:w16du="http://schemas.microsoft.com/office/word/2023/wordml/word16du" xmlns:w16sdtdh="http://schemas.microsoft.com/office/word/2020/wordml/sdtdatahash" xmlns:w16sdtfl="http://schemas.microsoft.com/office/word/2024/wordml/sdtformatlock" xmlns:w16se="http://schemas.microsoft.com/office/word/2015/wordml/symex" xmlns:wpg="http://schemas.microsoft.com/office/word/2010/wordprocessingGroup" xmlns:wpi="http://schemas.microsoft.com/office/word/2010/wordprocessingInk" xmlns:wne="http://schemas.microsoft.com/office/word/2006/wordml" xmlns:wps="http://schemas.microsoft.com/office/word/2010/wordprocessingShape" mc:Ignorable="w14 w15 w16se w16cid w16 w16cex w16sdtdh w16sdtfl w16du wp14">
   <w:body>
     <w:p>
-      <w:pPr>
-        <w:rPr>
-          <w:rFonts w:ascii="Aptos" w:hAnsi="Aptos"/>
-        </w:rPr>
-      </w:pPr>
       <w:r>
-        <w:rPr>
-          <w:rFonts w:ascii="Aptos" w:hAnsi="Aptos"/>
-        </w:rPr>
-        <w:t>Weekly Market Read: December 05, 2025</w:t>
+        <w:t>Weekly Market Read: December 08, 2025</w:t>
       </w:r>
     </w:p>
     <w:p>
-      <w:pPr>
-        <w:rPr>
-          <w:rFonts w:ascii="Aptos" w:hAnsi="Aptos"/>
-        </w:rPr>
-      </w:pPr>
       <w:r>
-        <w:rPr>
-          <w:rFonts w:ascii="Aptos" w:hAnsi="Aptos"/>
-        </w:rPr>
         <w:t>The market is saying (all numbers are WTD % returns):</w:t>
       </w:r>
     </w:p>
@@ -35,15 +19,9 @@
           <w:ilvl w:val="0"/>
           <w:numId w:val="10"/>
         </w:numPr>
-        <w:rPr>
-          <w:rFonts w:ascii="Aptos" w:hAnsi="Aptos"/>
-        </w:rPr>
       </w:pPr>
       <w:r>
-        <w:rPr>
-          <w:rFonts w:ascii="Aptos" w:hAnsi="Aptos"/>
-        </w:rPr>
-        <w:t>Breadth: 51.1% of names are positive.</w:t>
+        <w:t>Breadth: 31.0% of names are positive.</w:t>
       </w:r>
     </w:p>
     <w:p>
@@ -53,15 +31,9 @@
           <w:ilvl w:val="0"/>
           <w:numId w:val="10"/>
         </w:numPr>
-        <w:rPr>
-          <w:rFonts w:ascii="Aptos" w:hAnsi="Aptos"/>
-        </w:rPr>
       </w:pPr>
       <w:r>
-        <w:rPr>
-          <w:rFonts w:ascii="Aptos" w:hAnsi="Aptos"/>
-        </w:rPr>
-        <w:t>Information Technology: leading (avg +3.64%)</w:t>
+        <w:t>Information Technology: flat (avg +0.18%)</w:t>
       </w:r>
     </w:p>
     <w:p>
@@ -71,15 +43,9 @@
           <w:ilvl w:val="0"/>
           <w:numId w:val="10"/>
         </w:numPr>
-        <w:rPr>
-          <w:rFonts w:ascii="Aptos" w:hAnsi="Aptos"/>
-        </w:rPr>
       </w:pPr>
       <w:r>
-        <w:rPr>
-          <w:rFonts w:ascii="Aptos" w:hAnsi="Aptos"/>
-        </w:rPr>
-        <w:t>Industrials: leading (avg +0.90%)</w:t>
+        <w:t>Industrials: soft (avg -0.38%)</w:t>
       </w:r>
     </w:p>
     <w:p>
@@ -89,15 +55,9 @@
           <w:ilvl w:val="0"/>
           <w:numId w:val="10"/>
         </w:numPr>
-        <w:rPr>
-          <w:rFonts w:ascii="Aptos" w:hAnsi="Aptos"/>
-        </w:rPr>
       </w:pPr>
       <w:r>
-        <w:rPr>
-          <w:rFonts w:ascii="Aptos" w:hAnsi="Aptos"/>
-        </w:rPr>
-        <w:t>Consumer Staples: lagging (avg -0.64%)</w:t>
+        <w:t>Consumer Staples: lagging (avg -0.69%)</w:t>
       </w:r>
     </w:p>
     <w:p>
@@ -107,15 +67,9 @@
           <w:ilvl w:val="0"/>
           <w:numId w:val="10"/>
         </w:numPr>
-        <w:rPr>
-          <w:rFonts w:ascii="Aptos" w:hAnsi="Aptos"/>
-        </w:rPr>
       </w:pPr>
       <w:r>
-        <w:rPr>
-          <w:rFonts w:ascii="Aptos" w:hAnsi="Aptos"/>
-        </w:rPr>
-        <w:t>Consumer Discretionary: leading (avg +0.51%)</w:t>
+        <w:t>Consumer Discretionary: lagging (avg -0.86%)</w:t>
       </w:r>
     </w:p>
     <w:p>
@@ -125,15 +79,9 @@
           <w:ilvl w:val="0"/>
           <w:numId w:val="10"/>
         </w:numPr>
-        <w:rPr>
-          <w:rFonts w:ascii="Aptos" w:hAnsi="Aptos"/>
-        </w:rPr>
       </w:pPr>
       <w:r>
-        <w:rPr>
-          <w:rFonts w:ascii="Aptos" w:hAnsi="Aptos"/>
-        </w:rPr>
-        <w:t>Financials: leading (avg +0.90%)</w:t>
+        <w:t>Financials: soft (avg -0.36%)</w:t>
       </w:r>
     </w:p>
     <w:p>
@@ -143,15 +91,9 @@
           <w:ilvl w:val="0"/>
           <w:numId w:val="10"/>
         </w:numPr>
-        <w:rPr>
-          <w:rFonts w:ascii="Aptos" w:hAnsi="Aptos"/>
-        </w:rPr>
       </w:pPr>
       <w:r>
-        <w:rPr>
-          <w:rFonts w:ascii="Aptos" w:hAnsi="Aptos"/>
-        </w:rPr>
-        <w:t>Utilities: lagging (avg -4.48%)</w:t>
+        <w:t>Utilities: lagging (avg -1.07%)</w:t>
       </w:r>
     </w:p>
     <w:p>
@@ -161,15 +103,9 @@
           <w:ilvl w:val="0"/>
           <w:numId w:val="10"/>
         </w:numPr>
-        <w:rPr>
-          <w:rFonts w:ascii="Aptos" w:hAnsi="Aptos"/>
-        </w:rPr>
       </w:pPr>
       <w:r>
-        <w:rPr>
-          <w:rFonts w:ascii="Aptos" w:hAnsi="Aptos"/>
-        </w:rPr>
-        <w:t>Real Estate: lagging (avg -2.46%)</w:t>
+        <w:t>Real Estate: lagging (avg -0.69%)</w:t>
       </w:r>
     </w:p>
     <w:p>
@@ -179,15 +115,9 @@
           <w:ilvl w:val="0"/>
           <w:numId w:val="10"/>
         </w:numPr>
-        <w:rPr>
-          <w:rFonts w:ascii="Aptos" w:hAnsi="Aptos"/>
-        </w:rPr>
       </w:pPr>
       <w:r>
-        <w:rPr>
-          <w:rFonts w:ascii="Aptos" w:hAnsi="Aptos"/>
-        </w:rPr>
-        <w:t>Materials: lagging (avg -1.50%)</w:t>
+        <w:t>Materials: lagging (avg -1.22%)</w:t>
       </w:r>
     </w:p>
     <w:p>
@@ -197,15 +127,9 @@
           <w:ilvl w:val="0"/>
           <w:numId w:val="10"/>
         </w:numPr>
-        <w:rPr>
-          <w:rFonts w:ascii="Aptos" w:hAnsi="Aptos"/>
-        </w:rPr>
       </w:pPr>
       <w:r>
-        <w:rPr>
-          <w:rFonts w:ascii="Aptos" w:hAnsi="Aptos"/>
-        </w:rPr>
-        <w:t>Energy: leading (avg +2.61%)</w:t>
+        <w:t>Energy: lagging (avg -1.55%)</w:t>
       </w:r>
     </w:p>
     <w:p>
@@ -215,15 +139,9 @@
           <w:ilvl w:val="0"/>
           <w:numId w:val="10"/>
         </w:numPr>
-        <w:rPr>
-          <w:rFonts w:ascii="Aptos" w:hAnsi="Aptos"/>
-        </w:rPr>
       </w:pPr>
       <w:r>
-        <w:rPr>
-          <w:rFonts w:ascii="Aptos" w:hAnsi="Aptos"/>
-        </w:rPr>
-        <w:t>Health Care: lagging (avg -1.62%)</w:t>
+        <w:t>Health Care: lagging (avg -1.21%)</w:t>
       </w:r>
     </w:p>
     <w:p>
@@ -233,27 +151,13 @@
           <w:ilvl w:val="0"/>
           <w:numId w:val="10"/>
         </w:numPr>
-        <w:rPr>
-          <w:rFonts w:ascii="Aptos" w:hAnsi="Aptos"/>
-        </w:rPr>
       </w:pPr>
       <w:r>
-        <w:rPr>
-          <w:rFonts w:ascii="Aptos" w:hAnsi="Aptos"/>
-        </w:rPr>
-        <w:t>Communication Services: leading (avg +1.65%)</w:t>
+        <w:t>Communication Services: soft (avg -0.15%)</w:t>
       </w:r>
     </w:p>
     <w:p>
-      <w:pPr>
-        <w:rPr>
-          <w:rFonts w:ascii="Aptos" w:hAnsi="Aptos"/>
-        </w:rPr>
-      </w:pPr>
       <w:r>
-        <w:rPr>
-          <w:rFonts w:ascii="Aptos" w:hAnsi="Aptos"/>
-        </w:rPr>
         <w:t>Macro levers (WTD % returns):</w:t>
       </w:r>
     </w:p>
@@ -264,15 +168,9 @@
           <w:ilvl w:val="0"/>
           <w:numId w:val="11"/>
         </w:numPr>
-        <w:rPr>
-          <w:rFonts w:ascii="Aptos" w:hAnsi="Aptos"/>
-        </w:rPr>
       </w:pPr>
       <w:r>
-        <w:rPr>
-          <w:rFonts w:ascii="Aptos" w:hAnsi="Aptos"/>
-        </w:rPr>
-        <w:t>Gold: lagging (avg -0.37%)</w:t>
+        <w:t>Gold: flat (avg -0.26%)</w:t>
       </w:r>
     </w:p>
     <w:p>
@@ -282,15 +180,9 @@
           <w:ilvl w:val="0"/>
           <w:numId w:val="11"/>
         </w:numPr>
-        <w:rPr>
-          <w:rFonts w:ascii="Aptos" w:hAnsi="Aptos"/>
-        </w:rPr>
       </w:pPr>
       <w:r>
-        <w:rPr>
-          <w:rFonts w:ascii="Aptos" w:hAnsi="Aptos"/>
-        </w:rPr>
-        <w:t>USD: lagging (avg -0.46%)</w:t>
+        <w:t>USD: firm (avg +0.14%)</w:t>
       </w:r>
     </w:p>
     <w:p>
@@ -300,15 +192,9 @@
           <w:ilvl w:val="0"/>
           <w:numId w:val="11"/>
         </w:numPr>
-        <w:rPr>
-          <w:rFonts w:ascii="Aptos" w:hAnsi="Aptos"/>
-        </w:rPr>
       </w:pPr>
       <w:r>
-        <w:rPr>
-          <w:rFonts w:ascii="Aptos" w:hAnsi="Aptos"/>
-        </w:rPr>
-        <w:t>Yields: leading (avg +2.98%)</w:t>
+        <w:t>Yields: leading (avg +0.77%)</w:t>
       </w:r>
     </w:p>
     <w:p>
@@ -318,15 +204,9 @@
           <w:ilvl w:val="0"/>
           <w:numId w:val="11"/>
         </w:numPr>
-        <w:rPr>
-          <w:rFonts w:ascii="Aptos" w:hAnsi="Aptos"/>
-        </w:rPr>
       </w:pPr>
       <w:r>
-        <w:rPr>
-          <w:rFonts w:ascii="Aptos" w:hAnsi="Aptos"/>
-        </w:rPr>
-        <w:t>Bonds: lagging (avg -1.11%)</w:t>
+        <w:t>Bonds: flat (avg -0.21%)</w:t>
       </w:r>
     </w:p>
     <w:p>
@@ -336,35 +216,20 @@
           <w:ilvl w:val="0"/>
           <w:numId w:val="11"/>
         </w:numPr>
-        <w:rPr>
-          <w:rFonts w:ascii="Aptos" w:hAnsi="Aptos"/>
-        </w:rPr>
       </w:pPr>
       <w:r>
-        <w:rPr>
-          <w:rFonts w:ascii="Aptos" w:hAnsi="Aptos"/>
-        </w:rPr>
-        <w:t>Energy complex: leading (avg +6.17%)</w:t>
+        <w:t>Energy complex: lagging (avg -4.96%)</w:t>
       </w:r>
     </w:p>
     <w:p>
-      <w:pPr>
-        <w:rPr>
-          <w:rFonts w:ascii="Aptos" w:hAnsi="Aptos"/>
-        </w:rPr>
-      </w:pPr>
       <w:r>
-        <w:rPr>
-          <w:rFonts w:ascii="Aptos" w:hAnsi="Aptos"/>
-        </w:rPr>
-        <w:t>Bottom line: With just over half of stocks positive, breadth is only modestly constructive, but the tape clearly favored cyclicals and growth-linked groups as Technology, Financials, Industrials, Energy, Consumer Discretionary, and Communication Services led while defensives and rate-sensitive laggards like Utilities, Real Estate, Health Care, Materials, and Staples traded lower. Macro conditions reflect an environment where growth is slowing sequentially and earnings revisions remain under pressure, even as inflation eases off the highs but stays above pre-COVID norms</w:t>
+        <w:t xml:space="preserve">Bottom line: With only 31% of names positive and most cyclical and defensives in the red, breadth deteriorated as leadership narrowed to a flat Tech tape while traditional safety (Staples, Utilities, Health Care, Real Estate) and cyclicals (Industrials, Discretionary, Materials, Energy, Financials) broadly lagged, underscoring a market that is grinding rather than rotating constructively. </w:t>
       </w:r>
+      <w:bookmarkStart w:id="0" w:name="_Hlk216116760"/>
       <w:r>
-        <w:rPr>
-          <w:rFonts w:ascii="Aptos" w:hAnsi="Aptos"/>
-        </w:rPr>
-        <w:t>.</w:t>
+        <w:t>Macro conditions reflect slowing growth and still-elevated-but-easing inflation expectations, and the week’s factor mix—higher yields, a firm USD, flat bonds and gold, and a sharply weaker energy complex—aligns with a tape that is increasingly discounting pressure on forward earnings and cash flows rather than a renewed acceleration in nominal activity.</w:t>
       </w:r>
+      <w:bookmarkEnd w:id="0"/>
     </w:p>
     <w:sectPr>
       <w:pgSz w:w="12240" w:h="15840"/>
@@ -550,9 +415,9 @@
     </w:lvl>
   </w:abstractNum>
   <w:abstractNum w:abstractNumId="9" w15:restartNumberingAfterBreak="0">
-    <w:nsid w:val="0B7C46A2"/>
+    <w:nsid w:val="2CE64113"/>
     <w:multiLevelType w:val="hybridMultilevel"/>
-    <w:tmpl w:val="07909166"/>
+    <w:tmpl w:val="7B8E5206"/>
     <w:lvl w:ilvl="0" w:tplc="04090001">
       <w:start w:val="1"/>
       <w:numFmt w:val="bullet"/>
@@ -663,9 +528,9 @@
     </w:lvl>
   </w:abstractNum>
   <w:abstractNum w:abstractNumId="10" w15:restartNumberingAfterBreak="0">
-    <w:nsid w:val="42D246AE"/>
+    <w:nsid w:val="3A645F74"/>
     <w:multiLevelType w:val="hybridMultilevel"/>
-    <w:tmpl w:val="86BC7770"/>
+    <w:tmpl w:val="7480E28C"/>
     <w:lvl w:ilvl="0" w:tplc="04090001">
       <w:start w:val="1"/>
       <w:numFmt w:val="bullet"/>
@@ -775,37 +640,37 @@
       </w:rPr>
     </w:lvl>
   </w:abstractNum>
-  <w:num w:numId="1" w16cid:durableId="1630237793">
+  <w:num w:numId="1" w16cid:durableId="179004256">
     <w:abstractNumId w:val="8"/>
   </w:num>
-  <w:num w:numId="2" w16cid:durableId="1624068651">
+  <w:num w:numId="2" w16cid:durableId="1174108597">
     <w:abstractNumId w:val="6"/>
   </w:num>
-  <w:num w:numId="3" w16cid:durableId="341591115">
+  <w:num w:numId="3" w16cid:durableId="1244725444">
     <w:abstractNumId w:val="5"/>
   </w:num>
-  <w:num w:numId="4" w16cid:durableId="1247959904">
+  <w:num w:numId="4" w16cid:durableId="334766929">
     <w:abstractNumId w:val="4"/>
   </w:num>
-  <w:num w:numId="5" w16cid:durableId="350231459">
+  <w:num w:numId="5" w16cid:durableId="2130852697">
     <w:abstractNumId w:val="7"/>
   </w:num>
-  <w:num w:numId="6" w16cid:durableId="762531871">
+  <w:num w:numId="6" w16cid:durableId="1149326066">
     <w:abstractNumId w:val="3"/>
   </w:num>
-  <w:num w:numId="7" w16cid:durableId="851264423">
+  <w:num w:numId="7" w16cid:durableId="1643533684">
     <w:abstractNumId w:val="2"/>
   </w:num>
-  <w:num w:numId="8" w16cid:durableId="925385521">
+  <w:num w:numId="8" w16cid:durableId="214780172">
     <w:abstractNumId w:val="1"/>
   </w:num>
-  <w:num w:numId="9" w16cid:durableId="649408692">
+  <w:num w:numId="9" w16cid:durableId="1016346705">
     <w:abstractNumId w:val="0"/>
   </w:num>
-  <w:num w:numId="10" w16cid:durableId="1413160601">
+  <w:num w:numId="10" w16cid:durableId="1340885247">
     <w:abstractNumId w:val="9"/>
   </w:num>
-  <w:num w:numId="11" w16cid:durableId="826214054">
+  <w:num w:numId="11" w16cid:durableId="940255862">
     <w:abstractNumId w:val="10"/>
   </w:num>
 </w:numbering>

--- a/data/Market_Read_weekly.docx
+++ b/data/Market_Read_weekly.docx
@@ -4,7 +4,7 @@
   <w:body>
     <w:p>
       <w:r>
-        <w:t>Weekly Market Read: December 08, 2025</w:t>
+        <w:t>Weekly Market Read: December 09, 2025</w:t>
       </w:r>
     </w:p>
     <w:p>
@@ -21,7 +21,7 @@
         </w:numPr>
       </w:pPr>
       <w:r>
-        <w:t>Breadth: 31.0% of names are positive.</w:t>
+        <w:t>Breadth: 32.7% of names are positive.</w:t>
       </w:r>
     </w:p>
     <w:p>
@@ -33,7 +33,7 @@
         </w:numPr>
       </w:pPr>
       <w:r>
-        <w:t>Information Technology: flat (avg +0.18%)</w:t>
+        <w:t>Information Technology: firm (avg +0.25%)</w:t>
       </w:r>
     </w:p>
     <w:p>
@@ -45,7 +45,7 @@
         </w:numPr>
       </w:pPr>
       <w:r>
-        <w:t>Industrials: soft (avg -0.38%)</w:t>
+        <w:t>Industrials: lagging (avg -1.14%)</w:t>
       </w:r>
     </w:p>
     <w:p>
@@ -57,7 +57,7 @@
         </w:numPr>
       </w:pPr>
       <w:r>
-        <w:t>Consumer Staples: lagging (avg -0.69%)</w:t>
+        <w:t>Consumer Staples: lagging (avg -0.98%)</w:t>
       </w:r>
     </w:p>
     <w:p>
@@ -69,7 +69,7 @@
         </w:numPr>
       </w:pPr>
       <w:r>
-        <w:t>Consumer Discretionary: lagging (avg -0.86%)</w:t>
+        <w:t>Consumer Discretionary: lagging (avg -1.55%)</w:t>
       </w:r>
     </w:p>
     <w:p>
@@ -81,7 +81,7 @@
         </w:numPr>
       </w:pPr>
       <w:r>
-        <w:t>Financials: soft (avg -0.36%)</w:t>
+        <w:t>Financials: flat (avg +0.11%)</w:t>
       </w:r>
     </w:p>
     <w:p>
@@ -93,7 +93,7 @@
         </w:numPr>
       </w:pPr>
       <w:r>
-        <w:t>Utilities: lagging (avg -1.07%)</w:t>
+        <w:t>Utilities: lagging (avg -0.92%)</w:t>
       </w:r>
     </w:p>
     <w:p>
@@ -105,7 +105,7 @@
         </w:numPr>
       </w:pPr>
       <w:r>
-        <w:t>Real Estate: lagging (avg -0.69%)</w:t>
+        <w:t>Real Estate: lagging (avg -1.01%)</w:t>
       </w:r>
     </w:p>
     <w:p>
@@ -117,7 +117,7 @@
         </w:numPr>
       </w:pPr>
       <w:r>
-        <w:t>Materials: lagging (avg -1.22%)</w:t>
+        <w:t>Materials: lagging (avg -1.64%)</w:t>
       </w:r>
     </w:p>
     <w:p>
@@ -129,7 +129,7 @@
         </w:numPr>
       </w:pPr>
       <w:r>
-        <w:t>Energy: lagging (avg -1.55%)</w:t>
+        <w:t>Energy: lagging (avg -1.26%)</w:t>
       </w:r>
     </w:p>
     <w:p>
@@ -141,7 +141,7 @@
         </w:numPr>
       </w:pPr>
       <w:r>
-        <w:t>Health Care: lagging (avg -1.21%)</w:t>
+        <w:t>Health Care: lagging (avg -1.96%)</w:t>
       </w:r>
     </w:p>
     <w:p>
@@ -153,7 +153,7 @@
         </w:numPr>
       </w:pPr>
       <w:r>
-        <w:t>Communication Services: soft (avg -0.15%)</w:t>
+        <w:t>Communication Services: flat (avg +0.05%)</w:t>
       </w:r>
     </w:p>
     <w:p>
@@ -170,7 +170,7 @@
         </w:numPr>
       </w:pPr>
       <w:r>
-        <w:t>Gold: flat (avg -0.26%)</w:t>
+        <w:t>Gold: firm (avg +0.25%)</w:t>
       </w:r>
     </w:p>
     <w:p>
@@ -182,7 +182,7 @@
         </w:numPr>
       </w:pPr>
       <w:r>
-        <w:t>USD: firm (avg +0.14%)</w:t>
+        <w:t>USD: firm (avg +0.28%)</w:t>
       </w:r>
     </w:p>
     <w:p>
@@ -194,7 +194,7 @@
         </w:numPr>
       </w:pPr>
       <w:r>
-        <w:t>Yields: leading (avg +0.77%)</w:t>
+        <w:t>Yields: leading (avg +1.08%)</w:t>
       </w:r>
     </w:p>
     <w:p>
@@ -206,7 +206,7 @@
         </w:numPr>
       </w:pPr>
       <w:r>
-        <w:t>Bonds: flat (avg -0.21%)</w:t>
+        <w:t>Bonds: flat (avg -0.25%)</w:t>
       </w:r>
     </w:p>
     <w:p>
@@ -218,18 +218,13 @@
         </w:numPr>
       </w:pPr>
       <w:r>
-        <w:t>Energy complex: lagging (avg -4.96%)</w:t>
+        <w:t>Energy complex: lagging (avg -8.37%)</w:t>
       </w:r>
     </w:p>
     <w:p>
       <w:r>
-        <w:t xml:space="preserve">Bottom line: With only 31% of names positive and most cyclical and defensives in the red, breadth deteriorated as leadership narrowed to a flat Tech tape while traditional safety (Staples, Utilities, Health Care, Real Estate) and cyclicals (Industrials, Discretionary, Materials, Energy, Financials) broadly lagged, underscoring a market that is grinding rather than rotating constructively. </w:t>
+        <w:t>Bottom line: Breadth deteriorated with only a third of stocks positive as the tape narrowed into modest strength in Information Technology and a handful of flat areas like Financials and Communication Services, while defensives such as Consumer Staples, Utilities, Real Estate, and Health Care joined cyclicals including Industrials, Materials, Energy, and Consumer Discretionary on the laggard list, underscoring a broadly risk-off undertone beneath an index-level grind. Macro posture shows growth expectations continuing to fade and earnings revisions staying under pressure even as inflation moderates from peak levels but remains structurally higher than the pre-COVID regime, a setup echoed by firmer USD and higher yields, steady bonds, resilient gold, and a sharp drawdown across the energy complex that together signal tighter financial conditions and rising skepticism on the durability of the cycle.</w:t>
       </w:r>
-      <w:bookmarkStart w:id="0" w:name="_Hlk216116760"/>
-      <w:r>
-        <w:t>Macro conditions reflect slowing growth and still-elevated-but-easing inflation expectations, and the week’s factor mix—higher yields, a firm USD, flat bonds and gold, and a sharply weaker energy complex—aligns with a tape that is increasingly discounting pressure on forward earnings and cash flows rather than a renewed acceleration in nominal activity.</w:t>
-      </w:r>
-      <w:bookmarkEnd w:id="0"/>
     </w:p>
     <w:sectPr>
       <w:pgSz w:w="12240" w:h="15840"/>
@@ -415,9 +410,9 @@
     </w:lvl>
   </w:abstractNum>
   <w:abstractNum w:abstractNumId="9" w15:restartNumberingAfterBreak="0">
-    <w:nsid w:val="2CE64113"/>
+    <w:nsid w:val="0A7A1AC6"/>
     <w:multiLevelType w:val="hybridMultilevel"/>
-    <w:tmpl w:val="7B8E5206"/>
+    <w:tmpl w:val="C94CE544"/>
     <w:lvl w:ilvl="0" w:tplc="04090001">
       <w:start w:val="1"/>
       <w:numFmt w:val="bullet"/>
@@ -528,9 +523,9 @@
     </w:lvl>
   </w:abstractNum>
   <w:abstractNum w:abstractNumId="10" w15:restartNumberingAfterBreak="0">
-    <w:nsid w:val="3A645F74"/>
+    <w:nsid w:val="513A764B"/>
     <w:multiLevelType w:val="hybridMultilevel"/>
-    <w:tmpl w:val="7480E28C"/>
+    <w:tmpl w:val="B63A5B12"/>
     <w:lvl w:ilvl="0" w:tplc="04090001">
       <w:start w:val="1"/>
       <w:numFmt w:val="bullet"/>
@@ -640,37 +635,37 @@
       </w:rPr>
     </w:lvl>
   </w:abstractNum>
-  <w:num w:numId="1" w16cid:durableId="179004256">
+  <w:num w:numId="1" w16cid:durableId="1974555006">
     <w:abstractNumId w:val="8"/>
   </w:num>
-  <w:num w:numId="2" w16cid:durableId="1174108597">
+  <w:num w:numId="2" w16cid:durableId="1455324409">
     <w:abstractNumId w:val="6"/>
   </w:num>
-  <w:num w:numId="3" w16cid:durableId="1244725444">
+  <w:num w:numId="3" w16cid:durableId="2085957012">
     <w:abstractNumId w:val="5"/>
   </w:num>
-  <w:num w:numId="4" w16cid:durableId="334766929">
+  <w:num w:numId="4" w16cid:durableId="2081826112">
     <w:abstractNumId w:val="4"/>
   </w:num>
-  <w:num w:numId="5" w16cid:durableId="2130852697">
+  <w:num w:numId="5" w16cid:durableId="1791898970">
     <w:abstractNumId w:val="7"/>
   </w:num>
-  <w:num w:numId="6" w16cid:durableId="1149326066">
+  <w:num w:numId="6" w16cid:durableId="2126923028">
     <w:abstractNumId w:val="3"/>
   </w:num>
-  <w:num w:numId="7" w16cid:durableId="1643533684">
+  <w:num w:numId="7" w16cid:durableId="584464213">
     <w:abstractNumId w:val="2"/>
   </w:num>
-  <w:num w:numId="8" w16cid:durableId="214780172">
+  <w:num w:numId="8" w16cid:durableId="1036928944">
     <w:abstractNumId w:val="1"/>
   </w:num>
-  <w:num w:numId="9" w16cid:durableId="1016346705">
+  <w:num w:numId="9" w16cid:durableId="1362366868">
     <w:abstractNumId w:val="0"/>
   </w:num>
-  <w:num w:numId="10" w16cid:durableId="1340885247">
+  <w:num w:numId="10" w16cid:durableId="1702970649">
     <w:abstractNumId w:val="9"/>
   </w:num>
-  <w:num w:numId="11" w16cid:durableId="940255862">
+  <w:num w:numId="11" w16cid:durableId="1262370057">
     <w:abstractNumId w:val="10"/>
   </w:num>
 </w:numbering>

--- a/data/Market_Read_weekly.docx
+++ b/data/Market_Read_weekly.docx
@@ -4,7 +4,7 @@
   <w:body>
     <w:p>
       <w:r>
-        <w:t>Weekly Market Read: December 09, 2025</w:t>
+        <w:t>Weekly Market Read: December 10, 2025</w:t>
       </w:r>
     </w:p>
     <w:p>
@@ -21,7 +21,7 @@
         </w:numPr>
       </w:pPr>
       <w:r>
-        <w:t>Breadth: 32.7% of names are positive.</w:t>
+        <w:t>Breadth: 54.9% of names are positive.</w:t>
       </w:r>
     </w:p>
     <w:p>
@@ -33,7 +33,7 @@
         </w:numPr>
       </w:pPr>
       <w:r>
-        <w:t>Information Technology: firm (avg +0.25%)</w:t>
+        <w:t>Information Technology: leading (avg +1.53%)</w:t>
       </w:r>
     </w:p>
     <w:p>
@@ -45,7 +45,7 @@
         </w:numPr>
       </w:pPr>
       <w:r>
-        <w:t>Industrials: lagging (avg -1.14%)</w:t>
+        <w:t>Industrials: leading (avg +0.83%)</w:t>
       </w:r>
     </w:p>
     <w:p>
@@ -57,7 +57,7 @@
         </w:numPr>
       </w:pPr>
       <w:r>
-        <w:t>Consumer Staples: lagging (avg -0.98%)</w:t>
+        <w:t>Consumer Staples: flat (avg -0.05%)</w:t>
       </w:r>
     </w:p>
     <w:p>
@@ -69,7 +69,7 @@
         </w:numPr>
       </w:pPr>
       <w:r>
-        <w:t>Consumer Discretionary: lagging (avg -1.55%)</w:t>
+        <w:t>Consumer Discretionary: firm (avg +0.35%)</w:t>
       </w:r>
     </w:p>
     <w:p>
@@ -81,7 +81,7 @@
         </w:numPr>
       </w:pPr>
       <w:r>
-        <w:t>Financials: flat (avg +0.11%)</w:t>
+        <w:t>Financials: leading (avg +1.45%)</w:t>
       </w:r>
     </w:p>
     <w:p>
@@ -93,7 +93,7 @@
         </w:numPr>
       </w:pPr>
       <w:r>
-        <w:t>Utilities: lagging (avg -0.92%)</w:t>
+        <w:t>Utilities: lagging (avg -1.22%)</w:t>
       </w:r>
     </w:p>
     <w:p>
@@ -105,7 +105,7 @@
         </w:numPr>
       </w:pPr>
       <w:r>
-        <w:t>Real Estate: lagging (avg -1.01%)</w:t>
+        <w:t>Real Estate: lagging (avg -0.42%)</w:t>
       </w:r>
     </w:p>
     <w:p>
@@ -117,7 +117,7 @@
         </w:numPr>
       </w:pPr>
       <w:r>
-        <w:t>Materials: lagging (avg -1.64%)</w:t>
+        <w:t>Materials: leading (avg +0.77%)</w:t>
       </w:r>
     </w:p>
     <w:p>
@@ -129,7 +129,7 @@
         </w:numPr>
       </w:pPr>
       <w:r>
-        <w:t>Energy: lagging (avg -1.26%)</w:t>
+        <w:t>Energy: lagging (avg -0.54%)</w:t>
       </w:r>
     </w:p>
     <w:p>
@@ -141,7 +141,7 @@
         </w:numPr>
       </w:pPr>
       <w:r>
-        <w:t>Health Care: lagging (avg -1.96%)</w:t>
+        <w:t>Health Care: soft (avg -0.37%)</w:t>
       </w:r>
     </w:p>
     <w:p>
@@ -153,7 +153,7 @@
         </w:numPr>
       </w:pPr>
       <w:r>
-        <w:t>Communication Services: flat (avg +0.05%)</w:t>
+        <w:t>Communication Services: firm (avg +0.48%)</w:t>
       </w:r>
     </w:p>
     <w:p>
@@ -170,7 +170,7 @@
         </w:numPr>
       </w:pPr>
       <w:r>
-        <w:t>Gold: firm (avg +0.25%)</w:t>
+        <w:t>Gold: leading (avg +0.68%)</w:t>
       </w:r>
     </w:p>
     <w:p>
@@ -182,7 +182,7 @@
         </w:numPr>
       </w:pPr>
       <w:r>
-        <w:t>USD: firm (avg +0.28%)</w:t>
+        <w:t>USD: flat (avg -0.25%)</w:t>
       </w:r>
     </w:p>
     <w:p>
@@ -194,7 +194,7 @@
         </w:numPr>
       </w:pPr>
       <w:r>
-        <w:t>Yields: leading (avg +1.08%)</w:t>
+        <w:t>Yields: leading (avg +0.61%)</w:t>
       </w:r>
     </w:p>
     <w:p>
@@ -206,7 +206,7 @@
         </w:numPr>
       </w:pPr>
       <w:r>
-        <w:t>Bonds: flat (avg -0.25%)</w:t>
+        <w:t>Bonds: firm (avg +0.07%)</w:t>
       </w:r>
     </w:p>
     <w:p>
@@ -218,13 +218,18 @@
         </w:numPr>
       </w:pPr>
       <w:r>
-        <w:t>Energy complex: lagging (avg -8.37%)</w:t>
+        <w:t>Energy complex: lagging (avg -7.40%)</w:t>
       </w:r>
     </w:p>
     <w:p>
       <w:r>
-        <w:t>Bottom line: Breadth deteriorated with only a third of stocks positive as the tape narrowed into modest strength in Information Technology and a handful of flat areas like Financials and Communication Services, while defensives such as Consumer Staples, Utilities, Real Estate, and Health Care joined cyclicals including Industrials, Materials, Energy, and Consumer Discretionary on the laggard list, underscoring a broadly risk-off undertone beneath an index-level grind. Macro posture shows growth expectations continuing to fade and earnings revisions staying under pressure even as inflation moderates from peak levels but remains structurally higher than the pre-COVID regime, a setup echoed by firmer USD and higher yields, steady bonds, resilient gold, and a sharp drawdown across the energy complex that together signal tighter financial conditions and rising skepticism on the durability of the cycle.</w:t>
+        <w:t xml:space="preserve">Bottom line: Breadth was slightly positive with just over half of names higher, as leadership clustered in Technology, Financials, Industrials, and Materials while defensives like Utilities, Real Estate, Energy, and Health Care lagged and Consumer pockets stayed generally firm to flat, reinforcing a pro-cyclical tilt rather than a flight to safety. </w:t>
       </w:r>
+      <w:bookmarkStart w:id="0" w:name="_Hlk216289564"/>
+      <w:r>
+        <w:t>Macro conditions reflect slowing growth with pressured earnings expectations alongside still-elevated but easing inflation, which fits a tape marked by higher yields and modestly firmer bonds, a flat dollar, softer energy complex, and constructive gold, all consistent with markets cautiously re-rating cyclicals while keeping a bid under duration and classic hedges as the late-cycle grind continues.</w:t>
+      </w:r>
+      <w:bookmarkEnd w:id="0"/>
     </w:p>
     <w:sectPr>
       <w:pgSz w:w="12240" w:h="15840"/>
@@ -410,9 +415,9 @@
     </w:lvl>
   </w:abstractNum>
   <w:abstractNum w:abstractNumId="9" w15:restartNumberingAfterBreak="0">
-    <w:nsid w:val="0A7A1AC6"/>
+    <w:nsid w:val="67AE57BC"/>
     <w:multiLevelType w:val="hybridMultilevel"/>
-    <w:tmpl w:val="C94CE544"/>
+    <w:tmpl w:val="1756C3CA"/>
     <w:lvl w:ilvl="0" w:tplc="04090001">
       <w:start w:val="1"/>
       <w:numFmt w:val="bullet"/>
@@ -523,9 +528,9 @@
     </w:lvl>
   </w:abstractNum>
   <w:abstractNum w:abstractNumId="10" w15:restartNumberingAfterBreak="0">
-    <w:nsid w:val="513A764B"/>
+    <w:nsid w:val="790E7231"/>
     <w:multiLevelType w:val="hybridMultilevel"/>
-    <w:tmpl w:val="B63A5B12"/>
+    <w:tmpl w:val="4140870E"/>
     <w:lvl w:ilvl="0" w:tplc="04090001">
       <w:start w:val="1"/>
       <w:numFmt w:val="bullet"/>
@@ -635,38 +640,38 @@
       </w:rPr>
     </w:lvl>
   </w:abstractNum>
-  <w:num w:numId="1" w16cid:durableId="1974555006">
+  <w:num w:numId="1" w16cid:durableId="444930862">
     <w:abstractNumId w:val="8"/>
   </w:num>
-  <w:num w:numId="2" w16cid:durableId="1455324409">
+  <w:num w:numId="2" w16cid:durableId="371073952">
     <w:abstractNumId w:val="6"/>
   </w:num>
-  <w:num w:numId="3" w16cid:durableId="2085957012">
+  <w:num w:numId="3" w16cid:durableId="1658533578">
     <w:abstractNumId w:val="5"/>
   </w:num>
-  <w:num w:numId="4" w16cid:durableId="2081826112">
+  <w:num w:numId="4" w16cid:durableId="1017148709">
     <w:abstractNumId w:val="4"/>
   </w:num>
-  <w:num w:numId="5" w16cid:durableId="1791898970">
+  <w:num w:numId="5" w16cid:durableId="2080789366">
     <w:abstractNumId w:val="7"/>
   </w:num>
-  <w:num w:numId="6" w16cid:durableId="2126923028">
+  <w:num w:numId="6" w16cid:durableId="551699733">
     <w:abstractNumId w:val="3"/>
   </w:num>
-  <w:num w:numId="7" w16cid:durableId="584464213">
+  <w:num w:numId="7" w16cid:durableId="78794016">
     <w:abstractNumId w:val="2"/>
   </w:num>
-  <w:num w:numId="8" w16cid:durableId="1036928944">
+  <w:num w:numId="8" w16cid:durableId="1994065539">
     <w:abstractNumId w:val="1"/>
   </w:num>
-  <w:num w:numId="9" w16cid:durableId="1362366868">
+  <w:num w:numId="9" w16cid:durableId="1981379585">
     <w:abstractNumId w:val="0"/>
   </w:num>
-  <w:num w:numId="10" w16cid:durableId="1702970649">
+  <w:num w:numId="10" w16cid:durableId="1545285807">
+    <w:abstractNumId w:val="10"/>
+  </w:num>
+  <w:num w:numId="11" w16cid:durableId="1352028080">
     <w:abstractNumId w:val="9"/>
-  </w:num>
-  <w:num w:numId="11" w16cid:durableId="1262370057">
-    <w:abstractNumId w:val="10"/>
   </w:num>
 </w:numbering>
 </file>

--- a/data/Market_Read_weekly.docx
+++ b/data/Market_Read_weekly.docx
@@ -4,7 +4,7 @@
   <w:body>
     <w:p>
       <w:r>
-        <w:t>Weekly Market Read: December 10, 2025</w:t>
+        <w:t>Weekly Market Read: December 11, 2025</w:t>
       </w:r>
     </w:p>
     <w:p>
@@ -21,7 +21,7 @@
         </w:numPr>
       </w:pPr>
       <w:r>
-        <w:t>Breadth: 54.9% of names are positive.</w:t>
+        <w:t>Breadth: 65.3% of names are positive.</w:t>
       </w:r>
     </w:p>
     <w:p>
@@ -33,7 +33,7 @@
         </w:numPr>
       </w:pPr>
       <w:r>
-        <w:t>Information Technology: leading (avg +1.53%)</w:t>
+        <w:t>Information Technology: leading (avg +1.66%)</w:t>
       </w:r>
     </w:p>
     <w:p>
@@ -45,7 +45,7 @@
         </w:numPr>
       </w:pPr>
       <w:r>
-        <w:t>Industrials: leading (avg +0.83%)</w:t>
+        <w:t>Industrials: leading (avg +2.03%)</w:t>
       </w:r>
     </w:p>
     <w:p>
@@ -57,7 +57,7 @@
         </w:numPr>
       </w:pPr>
       <w:r>
-        <w:t>Consumer Staples: flat (avg -0.05%)</w:t>
+        <w:t>Consumer Staples: leading (avg +0.85%)</w:t>
       </w:r>
     </w:p>
     <w:p>
@@ -69,7 +69,7 @@
         </w:numPr>
       </w:pPr>
       <w:r>
-        <w:t>Consumer Discretionary: firm (avg +0.35%)</w:t>
+        <w:t>Consumer Discretionary: leading (avg +1.80%)</w:t>
       </w:r>
     </w:p>
     <w:p>
@@ -81,7 +81,7 @@
         </w:numPr>
       </w:pPr>
       <w:r>
-        <w:t>Financials: leading (avg +1.45%)</w:t>
+        <w:t>Financials: leading (avg +2.87%)</w:t>
       </w:r>
     </w:p>
     <w:p>
@@ -93,7 +93,7 @@
         </w:numPr>
       </w:pPr>
       <w:r>
-        <w:t>Utilities: lagging (avg -1.22%)</w:t>
+        <w:t>Utilities: lagging (avg -0.75%)</w:t>
       </w:r>
     </w:p>
     <w:p>
@@ -105,7 +105,7 @@
         </w:numPr>
       </w:pPr>
       <w:r>
-        <w:t>Real Estate: lagging (avg -0.42%)</w:t>
+        <w:t>Real Estate: firm (avg +0.37%)</w:t>
       </w:r>
     </w:p>
     <w:p>
@@ -117,7 +117,7 @@
         </w:numPr>
       </w:pPr>
       <w:r>
-        <w:t>Materials: leading (avg +0.77%)</w:t>
+        <w:t>Materials: leading (avg +2.52%)</w:t>
       </w:r>
     </w:p>
     <w:p>
@@ -129,7 +129,7 @@
         </w:numPr>
       </w:pPr>
       <w:r>
-        <w:t>Energy: lagging (avg -0.54%)</w:t>
+        <w:t>Energy: lagging (avg -1.33%)</w:t>
       </w:r>
     </w:p>
     <w:p>
@@ -141,7 +141,7 @@
         </w:numPr>
       </w:pPr>
       <w:r>
-        <w:t>Health Care: soft (avg -0.37%)</w:t>
+        <w:t>Health Care: leading (avg +0.55%)</w:t>
       </w:r>
     </w:p>
     <w:p>
@@ -153,7 +153,7 @@
         </w:numPr>
       </w:pPr>
       <w:r>
-        <w:t>Communication Services: firm (avg +0.48%)</w:t>
+        <w:t>Communication Services: firm (avg +0.47%)</w:t>
       </w:r>
     </w:p>
     <w:p>
@@ -170,7 +170,7 @@
         </w:numPr>
       </w:pPr>
       <w:r>
-        <w:t>Gold: leading (avg +0.68%)</w:t>
+        <w:t>Gold: leading (avg +1.76%)</w:t>
       </w:r>
     </w:p>
     <w:p>
@@ -182,7 +182,7 @@
         </w:numPr>
       </w:pPr>
       <w:r>
-        <w:t>USD: flat (avg -0.25%)</w:t>
+        <w:t>USD: lagging (avg -0.61%)</w:t>
       </w:r>
     </w:p>
     <w:p>
@@ -194,7 +194,7 @@
         </w:numPr>
       </w:pPr>
       <w:r>
-        <w:t>Yields: leading (avg +0.61%)</w:t>
+        <w:t>Yields: firm (avg +0.00%)</w:t>
       </w:r>
     </w:p>
     <w:p>
@@ -206,7 +206,7 @@
         </w:numPr>
       </w:pPr>
       <w:r>
-        <w:t>Bonds: firm (avg +0.07%)</w:t>
+        <w:t>Bonds: flat (avg -0.01%)</w:t>
       </w:r>
     </w:p>
     <w:p>
@@ -218,16 +218,16 @@
         </w:numPr>
       </w:pPr>
       <w:r>
-        <w:t>Energy complex: lagging (avg -7.40%)</w:t>
+        <w:t>Energy complex: lagging (avg -11.91%)</w:t>
       </w:r>
     </w:p>
     <w:p>
       <w:r>
-        <w:t xml:space="preserve">Bottom line: Breadth was slightly positive with just over half of names higher, as leadership clustered in Technology, Financials, Industrials, and Materials while defensives like Utilities, Real Estate, Energy, and Health Care lagged and Consumer pockets stayed generally firm to flat, reinforcing a pro-cyclical tilt rather than a flight to safety. </w:t>
+        <w:t xml:space="preserve">Bottom line: Breadth was constructive with roughly two-thirds of names higher on the week, and the leadership mix skewed pro‑cyclical as Financials, Materials, Industrials, Consumer Discretionary, Tech, Staples, and Health Care all posted solid gains while Communication Services and Real Estate held firm. Defensive Utilities lagged and Energy underperformed sharply alongside a deeply negative move in the broader energy complex, underscoring a rotation away from classic late‑cycle havens within equities even as commodity-linked sectors came under pressure. </w:t>
       </w:r>
-      <w:bookmarkStart w:id="0" w:name="_Hlk216289564"/>
+      <w:bookmarkStart w:id="0" w:name="_Hlk216375948"/>
       <w:r>
-        <w:t>Macro conditions reflect slowing growth with pressured earnings expectations alongside still-elevated but easing inflation, which fits a tape marked by higher yields and modestly firmer bonds, a flat dollar, softer energy complex, and constructive gold, all consistent with markets cautiously re-rating cyclicals while keeping a bid under duration and classic hedges as the late-cycle grind continues.</w:t>
+        <w:t>Macro conditions reflect an environment where growth is slowing sequentially and earnings revisions remain under strain while inflation, though easing from its peaks, is still elevated versus pre‑COVID norms, a backdrop echoed in the week’s factor tape of stronger gold, a softer dollar, and essentially unchanged yields and bonds that together point to investors inching toward safety and duration without yet fully pricing a more aggressive downside growth shock.</w:t>
       </w:r>
       <w:bookmarkEnd w:id="0"/>
     </w:p>
@@ -415,9 +415,9 @@
     </w:lvl>
   </w:abstractNum>
   <w:abstractNum w:abstractNumId="9" w15:restartNumberingAfterBreak="0">
-    <w:nsid w:val="67AE57BC"/>
+    <w:nsid w:val="1EEF7CED"/>
     <w:multiLevelType w:val="hybridMultilevel"/>
-    <w:tmpl w:val="1756C3CA"/>
+    <w:tmpl w:val="E518791E"/>
     <w:lvl w:ilvl="0" w:tplc="04090001">
       <w:start w:val="1"/>
       <w:numFmt w:val="bullet"/>
@@ -528,9 +528,9 @@
     </w:lvl>
   </w:abstractNum>
   <w:abstractNum w:abstractNumId="10" w15:restartNumberingAfterBreak="0">
-    <w:nsid w:val="790E7231"/>
+    <w:nsid w:val="7D6448CD"/>
     <w:multiLevelType w:val="hybridMultilevel"/>
-    <w:tmpl w:val="4140870E"/>
+    <w:tmpl w:val="4634CF30"/>
     <w:lvl w:ilvl="0" w:tplc="04090001">
       <w:start w:val="1"/>
       <w:numFmt w:val="bullet"/>
@@ -640,38 +640,38 @@
       </w:rPr>
     </w:lvl>
   </w:abstractNum>
-  <w:num w:numId="1" w16cid:durableId="444930862">
+  <w:num w:numId="1" w16cid:durableId="122306775">
     <w:abstractNumId w:val="8"/>
   </w:num>
-  <w:num w:numId="2" w16cid:durableId="371073952">
+  <w:num w:numId="2" w16cid:durableId="1624579998">
     <w:abstractNumId w:val="6"/>
   </w:num>
-  <w:num w:numId="3" w16cid:durableId="1658533578">
+  <w:num w:numId="3" w16cid:durableId="696389684">
     <w:abstractNumId w:val="5"/>
   </w:num>
-  <w:num w:numId="4" w16cid:durableId="1017148709">
+  <w:num w:numId="4" w16cid:durableId="979533624">
     <w:abstractNumId w:val="4"/>
   </w:num>
-  <w:num w:numId="5" w16cid:durableId="2080789366">
+  <w:num w:numId="5" w16cid:durableId="1711110643">
     <w:abstractNumId w:val="7"/>
   </w:num>
-  <w:num w:numId="6" w16cid:durableId="551699733">
+  <w:num w:numId="6" w16cid:durableId="1593314376">
     <w:abstractNumId w:val="3"/>
   </w:num>
-  <w:num w:numId="7" w16cid:durableId="78794016">
+  <w:num w:numId="7" w16cid:durableId="1494419049">
     <w:abstractNumId w:val="2"/>
   </w:num>
-  <w:num w:numId="8" w16cid:durableId="1994065539">
+  <w:num w:numId="8" w16cid:durableId="1655186227">
     <w:abstractNumId w:val="1"/>
   </w:num>
-  <w:num w:numId="9" w16cid:durableId="1981379585">
+  <w:num w:numId="9" w16cid:durableId="1488983303">
     <w:abstractNumId w:val="0"/>
   </w:num>
-  <w:num w:numId="10" w16cid:durableId="1545285807">
+  <w:num w:numId="10" w16cid:durableId="379086631">
+    <w:abstractNumId w:val="9"/>
+  </w:num>
+  <w:num w:numId="11" w16cid:durableId="1976640016">
     <w:abstractNumId w:val="10"/>
-  </w:num>
-  <w:num w:numId="11" w16cid:durableId="1352028080">
-    <w:abstractNumId w:val="9"/>
   </w:num>
 </w:numbering>
 </file>

--- a/data/Market_Read_weekly.docx
+++ b/data/Market_Read_weekly.docx
@@ -4,7 +4,7 @@
   <w:body>
     <w:p>
       <w:r>
-        <w:t>Weekly Market Read: December 11, 2025</w:t>
+        <w:t>Weekly Market Read: December 12, 2025</w:t>
       </w:r>
     </w:p>
     <w:p>
@@ -21,7 +21,7 @@
         </w:numPr>
       </w:pPr>
       <w:r>
-        <w:t>Breadth: 65.3% of names are positive.</w:t>
+        <w:t>Breadth: 58.7% of names are positive.</w:t>
       </w:r>
     </w:p>
     <w:p>
@@ -33,7 +33,7 @@
         </w:numPr>
       </w:pPr>
       <w:r>
-        <w:t>Information Technology: leading (avg +1.66%)</w:t>
+        <w:t>Information Technology: lagging (avg -1.21%)</w:t>
       </w:r>
     </w:p>
     <w:p>
@@ -45,7 +45,7 @@
         </w:numPr>
       </w:pPr>
       <w:r>
-        <w:t>Industrials: leading (avg +2.03%)</w:t>
+        <w:t>Industrials: leading (avg +1.27%)</w:t>
       </w:r>
     </w:p>
     <w:p>
@@ -57,7 +57,7 @@
         </w:numPr>
       </w:pPr>
       <w:r>
-        <w:t>Consumer Staples: leading (avg +0.85%)</w:t>
+        <w:t>Consumer Staples: leading (avg +1.44%)</w:t>
       </w:r>
     </w:p>
     <w:p>
@@ -69,7 +69,7 @@
         </w:numPr>
       </w:pPr>
       <w:r>
-        <w:t>Consumer Discretionary: leading (avg +1.80%)</w:t>
+        <w:t>Consumer Discretionary: leading (avg +1.96%)</w:t>
       </w:r>
     </w:p>
     <w:p>
@@ -81,7 +81,7 @@
         </w:numPr>
       </w:pPr>
       <w:r>
-        <w:t>Financials: leading (avg +2.87%)</w:t>
+        <w:t>Financials: leading (avg +2.84%)</w:t>
       </w:r>
     </w:p>
     <w:p>
@@ -93,7 +93,7 @@
         </w:numPr>
       </w:pPr>
       <w:r>
-        <w:t>Utilities: lagging (avg -0.75%)</w:t>
+        <w:t>Utilities: lagging (avg -0.80%)</w:t>
       </w:r>
     </w:p>
     <w:p>
@@ -105,7 +105,7 @@
         </w:numPr>
       </w:pPr>
       <w:r>
-        <w:t>Real Estate: firm (avg +0.37%)</w:t>
+        <w:t>Real Estate: firm (avg +0.34%)</w:t>
       </w:r>
     </w:p>
     <w:p>
@@ -117,7 +117,7 @@
         </w:numPr>
       </w:pPr>
       <w:r>
-        <w:t>Materials: leading (avg +2.52%)</w:t>
+        <w:t>Materials: leading (avg +2.29%)</w:t>
       </w:r>
     </w:p>
     <w:p>
@@ -129,7 +129,7 @@
         </w:numPr>
       </w:pPr>
       <w:r>
-        <w:t>Energy: lagging (avg -1.33%)</w:t>
+        <w:t>Energy: lagging (avg -2.51%)</w:t>
       </w:r>
     </w:p>
     <w:p>
@@ -141,7 +141,7 @@
         </w:numPr>
       </w:pPr>
       <w:r>
-        <w:t>Health Care: leading (avg +0.55%)</w:t>
+        <w:t>Health Care: firm (avg +0.33%)</w:t>
       </w:r>
     </w:p>
     <w:p>
@@ -153,7 +153,7 @@
         </w:numPr>
       </w:pPr>
       <w:r>
-        <w:t>Communication Services: firm (avg +0.47%)</w:t>
+        <w:t>Communication Services: flat (avg +0.05%)</w:t>
       </w:r>
     </w:p>
     <w:p>
@@ -170,7 +170,7 @@
         </w:numPr>
       </w:pPr>
       <w:r>
-        <w:t>Gold: leading (avg +1.76%)</w:t>
+        <w:t>Gold: leading (avg +2.33%)</w:t>
       </w:r>
     </w:p>
     <w:p>
@@ -182,7 +182,7 @@
         </w:numPr>
       </w:pPr>
       <w:r>
-        <w:t>USD: lagging (avg -0.61%)</w:t>
+        <w:t>USD: lagging (avg -0.46%)</w:t>
       </w:r>
     </w:p>
     <w:p>
@@ -194,7 +194,7 @@
         </w:numPr>
       </w:pPr>
       <w:r>
-        <w:t>Yields: firm (avg +0.00%)</w:t>
+        <w:t>Yields: leading (avg +1.23%)</w:t>
       </w:r>
     </w:p>
     <w:p>
@@ -206,7 +206,7 @@
         </w:numPr>
       </w:pPr>
       <w:r>
-        <w:t>Bonds: flat (avg -0.01%)</w:t>
+        <w:t>Bonds: lagging (avg -0.47%)</w:t>
       </w:r>
     </w:p>
     <w:p>
@@ -218,16 +218,16 @@
         </w:numPr>
       </w:pPr>
       <w:r>
-        <w:t>Energy complex: lagging (avg -11.91%)</w:t>
+        <w:t>Energy complex: lagging (avg -13.28%)</w:t>
       </w:r>
     </w:p>
     <w:p>
       <w:r>
-        <w:t xml:space="preserve">Bottom line: Breadth was constructive with roughly two-thirds of names higher on the week, and the leadership mix skewed pro‑cyclical as Financials, Materials, Industrials, Consumer Discretionary, Tech, Staples, and Health Care all posted solid gains while Communication Services and Real Estate held firm. Defensive Utilities lagged and Energy underperformed sharply alongside a deeply negative move in the broader energy complex, underscoring a rotation away from classic late‑cycle havens within equities even as commodity-linked sectors came under pressure. </w:t>
+        <w:t xml:space="preserve">Bottom line: Breadth is constructive with nearly 60% of names positive, but the quality of leadership is skewed toward cyclicals and rate-sensitives as Financials, Consumer Discretionary, Industrials, and Materials pace gains while defensives are mixed, with Staples bid but Utilities and Real Estate underperforming on a relative basis and classic secular growth in Technology notably lagging alongside Energy. </w:t>
       </w:r>
-      <w:bookmarkStart w:id="0" w:name="_Hlk216375948"/>
+      <w:bookmarkStart w:id="0" w:name="_Hlk216462391"/>
       <w:r>
-        <w:t>Macro conditions reflect an environment where growth is slowing sequentially and earnings revisions remain under strain while inflation, though easing from its peaks, is still elevated versus pre‑COVID norms, a backdrop echoed in the week’s factor tape of stronger gold, a softer dollar, and essentially unchanged yields and bonds that together point to investors inching toward safety and duration without yet fully pricing a more aggressive downside growth shock.</w:t>
+        <w:t>Macro conditions reflect slowing growth and still-elevated-but-easing inflation expectations, and the tape is consistent with that mix as higher yields and weaker bonds punish duration assets, a softer USD and strong gold bid highlight lingering inflation and policy uncertainty, and a sharply weaker energy complex underscores mounting demand concerns even as cyclicals continue to enjoy a late-cycle bid for now.</w:t>
       </w:r>
       <w:bookmarkEnd w:id="0"/>
     </w:p>
@@ -415,9 +415,9 @@
     </w:lvl>
   </w:abstractNum>
   <w:abstractNum w:abstractNumId="9" w15:restartNumberingAfterBreak="0">
-    <w:nsid w:val="1EEF7CED"/>
+    <w:nsid w:val="19A63B6B"/>
     <w:multiLevelType w:val="hybridMultilevel"/>
-    <w:tmpl w:val="E518791E"/>
+    <w:tmpl w:val="4D2032DE"/>
     <w:lvl w:ilvl="0" w:tplc="04090001">
       <w:start w:val="1"/>
       <w:numFmt w:val="bullet"/>
@@ -528,9 +528,9 @@
     </w:lvl>
   </w:abstractNum>
   <w:abstractNum w:abstractNumId="10" w15:restartNumberingAfterBreak="0">
-    <w:nsid w:val="7D6448CD"/>
+    <w:nsid w:val="19C847C2"/>
     <w:multiLevelType w:val="hybridMultilevel"/>
-    <w:tmpl w:val="4634CF30"/>
+    <w:tmpl w:val="67743DBE"/>
     <w:lvl w:ilvl="0" w:tplc="04090001">
       <w:start w:val="1"/>
       <w:numFmt w:val="bullet"/>
@@ -640,37 +640,37 @@
       </w:rPr>
     </w:lvl>
   </w:abstractNum>
-  <w:num w:numId="1" w16cid:durableId="122306775">
+  <w:num w:numId="1" w16cid:durableId="417597813">
     <w:abstractNumId w:val="8"/>
   </w:num>
-  <w:num w:numId="2" w16cid:durableId="1624579998">
+  <w:num w:numId="2" w16cid:durableId="1630473626">
     <w:abstractNumId w:val="6"/>
   </w:num>
-  <w:num w:numId="3" w16cid:durableId="696389684">
+  <w:num w:numId="3" w16cid:durableId="1002662513">
     <w:abstractNumId w:val="5"/>
   </w:num>
-  <w:num w:numId="4" w16cid:durableId="979533624">
+  <w:num w:numId="4" w16cid:durableId="911038210">
     <w:abstractNumId w:val="4"/>
   </w:num>
-  <w:num w:numId="5" w16cid:durableId="1711110643">
+  <w:num w:numId="5" w16cid:durableId="31154629">
     <w:abstractNumId w:val="7"/>
   </w:num>
-  <w:num w:numId="6" w16cid:durableId="1593314376">
+  <w:num w:numId="6" w16cid:durableId="1680236015">
     <w:abstractNumId w:val="3"/>
   </w:num>
-  <w:num w:numId="7" w16cid:durableId="1494419049">
+  <w:num w:numId="7" w16cid:durableId="2027175940">
     <w:abstractNumId w:val="2"/>
   </w:num>
-  <w:num w:numId="8" w16cid:durableId="1655186227">
+  <w:num w:numId="8" w16cid:durableId="475875631">
     <w:abstractNumId w:val="1"/>
   </w:num>
-  <w:num w:numId="9" w16cid:durableId="1488983303">
+  <w:num w:numId="9" w16cid:durableId="1313564614">
     <w:abstractNumId w:val="0"/>
   </w:num>
-  <w:num w:numId="10" w16cid:durableId="379086631">
+  <w:num w:numId="10" w16cid:durableId="2033190735">
     <w:abstractNumId w:val="9"/>
   </w:num>
-  <w:num w:numId="11" w16cid:durableId="1976640016">
+  <w:num w:numId="11" w16cid:durableId="466051368">
     <w:abstractNumId w:val="10"/>
   </w:num>
 </w:numbering>

--- a/data/Market_Read_weekly.docx
+++ b/data/Market_Read_weekly.docx
@@ -4,7 +4,7 @@
   <w:body>
     <w:p>
       <w:r>
-        <w:t>Weekly Market Read: December 12, 2025</w:t>
+        <w:t>Weekly Market Read: December 15, 2025</w:t>
       </w:r>
     </w:p>
     <w:p>
@@ -21,7 +21,7 @@
         </w:numPr>
       </w:pPr>
       <w:r>
-        <w:t>Breadth: 58.7% of names are positive.</w:t>
+        <w:t>Breadth: 53.4% of names are positive.</w:t>
       </w:r>
     </w:p>
     <w:p>
@@ -33,7 +33,7 @@
         </w:numPr>
       </w:pPr>
       <w:r>
-        <w:t>Information Technology: lagging (avg -1.21%)</w:t>
+        <w:t>Information Technology: lagging (avg -0.72%)</w:t>
       </w:r>
     </w:p>
     <w:p>
@@ -45,7 +45,7 @@
         </w:numPr>
       </w:pPr>
       <w:r>
-        <w:t>Industrials: leading (avg +1.27%)</w:t>
+        <w:t>Industrials: flat (avg +0.05%)</w:t>
       </w:r>
     </w:p>
     <w:p>
@@ -57,7 +57,7 @@
         </w:numPr>
       </w:pPr>
       <w:r>
-        <w:t>Consumer Staples: leading (avg +1.44%)</w:t>
+        <w:t>Consumer Staples: flat (avg +0.10%)</w:t>
       </w:r>
     </w:p>
     <w:p>
@@ -69,7 +69,7 @@
         </w:numPr>
       </w:pPr>
       <w:r>
-        <w:t>Consumer Discretionary: leading (avg +1.96%)</w:t>
+        <w:t>Consumer Discretionary: leading (avg +0.73%)</w:t>
       </w:r>
     </w:p>
     <w:p>
@@ -81,7 +81,7 @@
         </w:numPr>
       </w:pPr>
       <w:r>
-        <w:t>Financials: leading (avg +2.84%)</w:t>
+        <w:t>Financials: flat (avg -0.06%)</w:t>
       </w:r>
     </w:p>
     <w:p>
@@ -93,7 +93,7 @@
         </w:numPr>
       </w:pPr>
       <w:r>
-        <w:t>Utilities: lagging (avg -0.80%)</w:t>
+        <w:t>Utilities: leading (avg +0.88%)</w:t>
       </w:r>
     </w:p>
     <w:p>
@@ -105,7 +105,7 @@
         </w:numPr>
       </w:pPr>
       <w:r>
-        <w:t>Real Estate: firm (avg +0.34%)</w:t>
+        <w:t>Real Estate: firm (avg +0.24%)</w:t>
       </w:r>
     </w:p>
     <w:p>
@@ -117,7 +117,7 @@
         </w:numPr>
       </w:pPr>
       <w:r>
-        <w:t>Materials: leading (avg +2.29%)</w:t>
+        <w:t>Materials: soft (avg -0.37%)</w:t>
       </w:r>
     </w:p>
     <w:p>
@@ -129,7 +129,7 @@
         </w:numPr>
       </w:pPr>
       <w:r>
-        <w:t>Energy: lagging (avg -2.51%)</w:t>
+        <w:t>Energy: lagging (avg -0.96%)</w:t>
       </w:r>
     </w:p>
     <w:p>
@@ -141,7 +141,7 @@
         </w:numPr>
       </w:pPr>
       <w:r>
-        <w:t>Health Care: firm (avg +0.33%)</w:t>
+        <w:t>Health Care: leading (avg +0.63%)</w:t>
       </w:r>
     </w:p>
     <w:p>
@@ -153,7 +153,7 @@
         </w:numPr>
       </w:pPr>
       <w:r>
-        <w:t>Communication Services: flat (avg +0.05%)</w:t>
+        <w:t>Communication Services: flat (avg +0.02%)</w:t>
       </w:r>
     </w:p>
     <w:p>
@@ -170,7 +170,7 @@
         </w:numPr>
       </w:pPr>
       <w:r>
-        <w:t>Gold: leading (avg +2.33%)</w:t>
+        <w:t>Gold: firm (avg +0.09%)</w:t>
       </w:r>
     </w:p>
     <w:p>
@@ -182,7 +182,7 @@
         </w:numPr>
       </w:pPr>
       <w:r>
-        <w:t>USD: lagging (avg -0.46%)</w:t>
+        <w:t>USD: flat (avg -0.07%)</w:t>
       </w:r>
     </w:p>
     <w:p>
@@ -194,7 +194,7 @@
         </w:numPr>
       </w:pPr>
       <w:r>
-        <w:t>Yields: leading (avg +1.23%)</w:t>
+        <w:t>Yields: lagging (avg -0.30%)</w:t>
       </w:r>
     </w:p>
     <w:p>
@@ -206,7 +206,7 @@
         </w:numPr>
       </w:pPr>
       <w:r>
-        <w:t>Bonds: lagging (avg -0.47%)</w:t>
+        <w:t>Bonds: firm (avg +0.04%)</w:t>
       </w:r>
     </w:p>
     <w:p>
@@ -218,16 +218,16 @@
         </w:numPr>
       </w:pPr>
       <w:r>
-        <w:t>Energy complex: lagging (avg -13.28%)</w:t>
+        <w:t>Energy complex: lagging (avg -1.73%)</w:t>
       </w:r>
     </w:p>
     <w:p>
       <w:r>
-        <w:t xml:space="preserve">Bottom line: Breadth is constructive with nearly 60% of names positive, but the quality of leadership is skewed toward cyclicals and rate-sensitives as Financials, Consumer Discretionary, Industrials, and Materials pace gains while defensives are mixed, with Staples bid but Utilities and Real Estate underperforming on a relative basis and classic secular growth in Technology notably lagging alongside Energy. </w:t>
+        <w:t xml:space="preserve">Bottom line: With just over half of stocks positive, breadth is constructive but not emphatic, and leadership has rotated defensively toward Utilities (+0.88%), Health Care (+0.63%), and Consumer Discretionary (+0.73%), while prior high-beta engines like Information Technology (-0.72%) and Energy (-0.96%) lag and cyclicals such as Industrials (+0.05%) and Financials (-0.06%) sit near flat, leaving Real Estate (+0.24%) modestly supported by softer yields and Communication Services (+0.02%) and Consumer Staples (+0.10%) essentially treading water. </w:t>
       </w:r>
-      <w:bookmarkStart w:id="0" w:name="_Hlk216462391"/>
+      <w:bookmarkStart w:id="0" w:name="_Hlk216721553"/>
       <w:r>
-        <w:t>Macro conditions reflect slowing growth and still-elevated-but-easing inflation expectations, and the tape is consistent with that mix as higher yields and weaker bonds punish duration assets, a softer USD and strong gold bid highlight lingering inflation and policy uncertainty, and a sharply weaker energy complex underscores mounting demand concerns even as cyclicals continue to enjoy a late-cycle bid for now.</w:t>
+        <w:t>Macro conditions reflect an environment where growth is slowing and earnings revisions remain under pressure while inflation, though easing from its peak, is still running above pre-COVID norms, a mix echoed in the tape by firm bonds (+0.04%), weaker yields (-0.30%), a steady USD (-0.07%), stable gold (+0.09%), and a notably soft energy complex (-1.73%) that together point to rising caution on the growth side without a full unwind of inflation risk.</w:t>
       </w:r>
       <w:bookmarkEnd w:id="0"/>
     </w:p>
@@ -415,9 +415,9 @@
     </w:lvl>
   </w:abstractNum>
   <w:abstractNum w:abstractNumId="9" w15:restartNumberingAfterBreak="0">
-    <w:nsid w:val="19A63B6B"/>
+    <w:nsid w:val="44554529"/>
     <w:multiLevelType w:val="hybridMultilevel"/>
-    <w:tmpl w:val="4D2032DE"/>
+    <w:tmpl w:val="D046C48C"/>
     <w:lvl w:ilvl="0" w:tplc="04090001">
       <w:start w:val="1"/>
       <w:numFmt w:val="bullet"/>
@@ -528,9 +528,9 @@
     </w:lvl>
   </w:abstractNum>
   <w:abstractNum w:abstractNumId="10" w15:restartNumberingAfterBreak="0">
-    <w:nsid w:val="19C847C2"/>
+    <w:nsid w:val="703E37E2"/>
     <w:multiLevelType w:val="hybridMultilevel"/>
-    <w:tmpl w:val="67743DBE"/>
+    <w:tmpl w:val="239093AA"/>
     <w:lvl w:ilvl="0" w:tplc="04090001">
       <w:start w:val="1"/>
       <w:numFmt w:val="bullet"/>
@@ -640,37 +640,37 @@
       </w:rPr>
     </w:lvl>
   </w:abstractNum>
-  <w:num w:numId="1" w16cid:durableId="417597813">
+  <w:num w:numId="1" w16cid:durableId="1571109710">
     <w:abstractNumId w:val="8"/>
   </w:num>
-  <w:num w:numId="2" w16cid:durableId="1630473626">
+  <w:num w:numId="2" w16cid:durableId="1053892695">
     <w:abstractNumId w:val="6"/>
   </w:num>
-  <w:num w:numId="3" w16cid:durableId="1002662513">
+  <w:num w:numId="3" w16cid:durableId="288098287">
     <w:abstractNumId w:val="5"/>
   </w:num>
-  <w:num w:numId="4" w16cid:durableId="911038210">
+  <w:num w:numId="4" w16cid:durableId="1937981241">
     <w:abstractNumId w:val="4"/>
   </w:num>
-  <w:num w:numId="5" w16cid:durableId="31154629">
+  <w:num w:numId="5" w16cid:durableId="1218979997">
     <w:abstractNumId w:val="7"/>
   </w:num>
-  <w:num w:numId="6" w16cid:durableId="1680236015">
+  <w:num w:numId="6" w16cid:durableId="1024096938">
     <w:abstractNumId w:val="3"/>
   </w:num>
-  <w:num w:numId="7" w16cid:durableId="2027175940">
+  <w:num w:numId="7" w16cid:durableId="1874728782">
     <w:abstractNumId w:val="2"/>
   </w:num>
-  <w:num w:numId="8" w16cid:durableId="475875631">
+  <w:num w:numId="8" w16cid:durableId="1608272332">
     <w:abstractNumId w:val="1"/>
   </w:num>
-  <w:num w:numId="9" w16cid:durableId="1313564614">
+  <w:num w:numId="9" w16cid:durableId="269093124">
     <w:abstractNumId w:val="0"/>
   </w:num>
-  <w:num w:numId="10" w16cid:durableId="2033190735">
+  <w:num w:numId="10" w16cid:durableId="1127088339">
     <w:abstractNumId w:val="9"/>
   </w:num>
-  <w:num w:numId="11" w16cid:durableId="466051368">
+  <w:num w:numId="11" w16cid:durableId="1034964876">
     <w:abstractNumId w:val="10"/>
   </w:num>
 </w:numbering>

--- a/data/Market_Read_weekly.docx
+++ b/data/Market_Read_weekly.docx
@@ -4,7 +4,7 @@
   <w:body>
     <w:p>
       <w:r>
-        <w:t>Weekly Market Read: December 15, 2025</w:t>
+        <w:t>Weekly Market Read: December 16, 2025</w:t>
       </w:r>
     </w:p>
     <w:p>
@@ -21,7 +21,7 @@
         </w:numPr>
       </w:pPr>
       <w:r>
-        <w:t>Breadth: 53.4% of names are positive.</w:t>
+        <w:t>Breadth: 32.8% of names are positive.</w:t>
       </w:r>
     </w:p>
     <w:p>
@@ -33,7 +33,7 @@
         </w:numPr>
       </w:pPr>
       <w:r>
-        <w:t>Information Technology: lagging (avg -0.72%)</w:t>
+        <w:t>Information Technology: lagging (avg -0.81%)</w:t>
       </w:r>
     </w:p>
     <w:p>
@@ -45,7 +45,7 @@
         </w:numPr>
       </w:pPr>
       <w:r>
-        <w:t>Industrials: flat (avg +0.05%)</w:t>
+        <w:t>Industrials: lagging (avg -0.55%)</w:t>
       </w:r>
     </w:p>
     <w:p>
@@ -57,7 +57,7 @@
         </w:numPr>
       </w:pPr>
       <w:r>
-        <w:t>Consumer Staples: flat (avg +0.10%)</w:t>
+        <w:t>Consumer Staples: soft (avg -0.26%)</w:t>
       </w:r>
     </w:p>
     <w:p>
@@ -69,7 +69,7 @@
         </w:numPr>
       </w:pPr>
       <w:r>
-        <w:t>Consumer Discretionary: leading (avg +0.73%)</w:t>
+        <w:t>Consumer Discretionary: flat (avg +0.06%)</w:t>
       </w:r>
     </w:p>
     <w:p>
@@ -81,7 +81,7 @@
         </w:numPr>
       </w:pPr>
       <w:r>
-        <w:t>Financials: flat (avg -0.06%)</w:t>
+        <w:t>Financials: lagging (avg -0.45%)</w:t>
       </w:r>
     </w:p>
     <w:p>
@@ -93,7 +93,7 @@
         </w:numPr>
       </w:pPr>
       <w:r>
-        <w:t>Utilities: leading (avg +0.88%)</w:t>
+        <w:t>Utilities: firm (avg +0.24%)</w:t>
       </w:r>
     </w:p>
     <w:p>
@@ -105,7 +105,7 @@
         </w:numPr>
       </w:pPr>
       <w:r>
-        <w:t>Real Estate: firm (avg +0.24%)</w:t>
+        <w:t>Real Estate: lagging (avg -0.73%)</w:t>
       </w:r>
     </w:p>
     <w:p>
@@ -117,7 +117,7 @@
         </w:numPr>
       </w:pPr>
       <w:r>
-        <w:t>Materials: soft (avg -0.37%)</w:t>
+        <w:t>Materials: lagging (avg -0.95%)</w:t>
       </w:r>
     </w:p>
     <w:p>
@@ -129,7 +129,7 @@
         </w:numPr>
       </w:pPr>
       <w:r>
-        <w:t>Energy: lagging (avg -0.96%)</w:t>
+        <w:t>Energy: lagging (avg -4.33%)</w:t>
       </w:r>
     </w:p>
     <w:p>
@@ -141,7 +141,7 @@
         </w:numPr>
       </w:pPr>
       <w:r>
-        <w:t>Health Care: leading (avg +0.63%)</w:t>
+        <w:t>Health Care: lagging (avg -0.74%)</w:t>
       </w:r>
     </w:p>
     <w:p>
@@ -153,7 +153,7 @@
         </w:numPr>
       </w:pPr>
       <w:r>
-        <w:t>Communication Services: flat (avg +0.02%)</w:t>
+        <w:t>Communication Services: flat (avg +0.17%)</w:t>
       </w:r>
     </w:p>
     <w:p>
@@ -170,7 +170,7 @@
         </w:numPr>
       </w:pPr>
       <w:r>
-        <w:t>Gold: firm (avg +0.09%)</w:t>
+        <w:t>Gold: firm (avg +0.11%)</w:t>
       </w:r>
     </w:p>
     <w:p>
@@ -182,7 +182,7 @@
         </w:numPr>
       </w:pPr>
       <w:r>
-        <w:t>USD: flat (avg -0.07%)</w:t>
+        <w:t>USD: flat (avg -0.18%)</w:t>
       </w:r>
     </w:p>
     <w:p>
@@ -194,7 +194,7 @@
         </w:numPr>
       </w:pPr>
       <w:r>
-        <w:t>Yields: lagging (avg -0.30%)</w:t>
+        <w:t>Yields: lagging (avg -1.11%)</w:t>
       </w:r>
     </w:p>
     <w:p>
@@ -206,7 +206,7 @@
         </w:numPr>
       </w:pPr>
       <w:r>
-        <w:t>Bonds: firm (avg +0.04%)</w:t>
+        <w:t>Bonds: firm (avg +0.29%)</w:t>
       </w:r>
     </w:p>
     <w:p>
@@ -218,16 +218,16 @@
         </w:numPr>
       </w:pPr>
       <w:r>
-        <w:t>Energy complex: lagging (avg -1.73%)</w:t>
+        <w:t>Energy complex: lagging (avg -4.40%)</w:t>
       </w:r>
     </w:p>
     <w:p>
       <w:r>
-        <w:t xml:space="preserve">Bottom line: With just over half of stocks positive, breadth is constructive but not emphatic, and leadership has rotated defensively toward Utilities (+0.88%), Health Care (+0.63%), and Consumer Discretionary (+0.73%), while prior high-beta engines like Information Technology (-0.72%) and Energy (-0.96%) lag and cyclicals such as Industrials (+0.05%) and Financials (-0.06%) sit near flat, leaving Real Estate (+0.24%) modestly supported by softer yields and Communication Services (+0.02%) and Consumer Staples (+0.10%) essentially treading water. </w:t>
+        <w:t xml:space="preserve">Bottom line: Breadth weakened with barely a third of names positive, and the tape leaned defensively as classic cyclicals and growth leadership underperformed—Technology, Industrials, Financials, Real Estate, Materials, Health Care, and especially Energy all lagged, while Utilities held firm and the more rate-sensitive, cash-flow-stable areas saw relatively better support amid flat-to-soft action in Consumer Discretionary and Communication Services. </w:t>
       </w:r>
-      <w:bookmarkStart w:id="0" w:name="_Hlk216721553"/>
+      <w:bookmarkStart w:id="0" w:name="_Hlk216807936"/>
       <w:r>
-        <w:t>Macro conditions reflect an environment where growth is slowing and earnings revisions remain under pressure while inflation, though easing from its peak, is still running above pre-COVID norms, a mix echoed in the tape by firm bonds (+0.04%), weaker yields (-0.30%), a steady USD (-0.07%), stable gold (+0.09%), and a notably soft energy complex (-1.73%) that together point to rising caution on the growth side without a full unwind of inflation risk.</w:t>
+        <w:t>Macro conditions reflect a market that is increasingly pricing slowing growth and still-elevated-but-easing inflation, with lower yields and firmer bonds supporting duration assets, a steady dollar and modestly bid gold signaling ongoing demand for safety, and a sharply weaker energy complex reinforcing the market’s shift away from reflationary, late-cycle exposure.</w:t>
       </w:r>
       <w:bookmarkEnd w:id="0"/>
     </w:p>
@@ -415,9 +415,9 @@
     </w:lvl>
   </w:abstractNum>
   <w:abstractNum w:abstractNumId="9" w15:restartNumberingAfterBreak="0">
-    <w:nsid w:val="44554529"/>
+    <w:nsid w:val="02EF3704"/>
     <w:multiLevelType w:val="hybridMultilevel"/>
-    <w:tmpl w:val="D046C48C"/>
+    <w:tmpl w:val="AEA44508"/>
     <w:lvl w:ilvl="0" w:tplc="04090001">
       <w:start w:val="1"/>
       <w:numFmt w:val="bullet"/>
@@ -528,9 +528,9 @@
     </w:lvl>
   </w:abstractNum>
   <w:abstractNum w:abstractNumId="10" w15:restartNumberingAfterBreak="0">
-    <w:nsid w:val="703E37E2"/>
+    <w:nsid w:val="063A2165"/>
     <w:multiLevelType w:val="hybridMultilevel"/>
-    <w:tmpl w:val="239093AA"/>
+    <w:tmpl w:val="BE9C1484"/>
     <w:lvl w:ilvl="0" w:tplc="04090001">
       <w:start w:val="1"/>
       <w:numFmt w:val="bullet"/>
@@ -640,38 +640,38 @@
       </w:rPr>
     </w:lvl>
   </w:abstractNum>
-  <w:num w:numId="1" w16cid:durableId="1571109710">
+  <w:num w:numId="1" w16cid:durableId="2101945077">
     <w:abstractNumId w:val="8"/>
   </w:num>
-  <w:num w:numId="2" w16cid:durableId="1053892695">
+  <w:num w:numId="2" w16cid:durableId="462578567">
     <w:abstractNumId w:val="6"/>
   </w:num>
-  <w:num w:numId="3" w16cid:durableId="288098287">
+  <w:num w:numId="3" w16cid:durableId="1906404307">
     <w:abstractNumId w:val="5"/>
   </w:num>
-  <w:num w:numId="4" w16cid:durableId="1937981241">
+  <w:num w:numId="4" w16cid:durableId="1038819655">
     <w:abstractNumId w:val="4"/>
   </w:num>
-  <w:num w:numId="5" w16cid:durableId="1218979997">
+  <w:num w:numId="5" w16cid:durableId="495657744">
     <w:abstractNumId w:val="7"/>
   </w:num>
-  <w:num w:numId="6" w16cid:durableId="1024096938">
+  <w:num w:numId="6" w16cid:durableId="45766645">
     <w:abstractNumId w:val="3"/>
   </w:num>
-  <w:num w:numId="7" w16cid:durableId="1874728782">
+  <w:num w:numId="7" w16cid:durableId="1652055782">
     <w:abstractNumId w:val="2"/>
   </w:num>
-  <w:num w:numId="8" w16cid:durableId="1608272332">
+  <w:num w:numId="8" w16cid:durableId="1232080919">
     <w:abstractNumId w:val="1"/>
   </w:num>
-  <w:num w:numId="9" w16cid:durableId="269093124">
+  <w:num w:numId="9" w16cid:durableId="1060442654">
     <w:abstractNumId w:val="0"/>
   </w:num>
-  <w:num w:numId="10" w16cid:durableId="1127088339">
+  <w:num w:numId="10" w16cid:durableId="358245602">
+    <w:abstractNumId w:val="10"/>
+  </w:num>
+  <w:num w:numId="11" w16cid:durableId="319769611">
     <w:abstractNumId w:val="9"/>
-  </w:num>
-  <w:num w:numId="11" w16cid:durableId="1034964876">
-    <w:abstractNumId w:val="10"/>
   </w:num>
 </w:numbering>
 </file>

--- a/data/Market_Read_weekly.docx
+++ b/data/Market_Read_weekly.docx
@@ -4,7 +4,7 @@
   <w:body>
     <w:p>
       <w:r>
-        <w:t>Weekly Market Read: December 16, 2025</w:t>
+        <w:t>Weekly Market Read: December 17, 2025</w:t>
       </w:r>
     </w:p>
     <w:p>
@@ -21,7 +21,7 @@
         </w:numPr>
       </w:pPr>
       <w:r>
-        <w:t>Breadth: 32.8% of names are positive.</w:t>
+        <w:t>Breadth: 34.8% of names are positive.</w:t>
       </w:r>
     </w:p>
     <w:p>
@@ -33,7 +33,7 @@
         </w:numPr>
       </w:pPr>
       <w:r>
-        <w:t>Information Technology: lagging (avg -0.81%)</w:t>
+        <w:t>Information Technology: lagging (avg -2.57%)</w:t>
       </w:r>
     </w:p>
     <w:p>
@@ -45,7 +45,7 @@
         </w:numPr>
       </w:pPr>
       <w:r>
-        <w:t>Industrials: lagging (avg -0.55%)</w:t>
+        <w:t>Industrials: lagging (avg -1.53%)</w:t>
       </w:r>
     </w:p>
     <w:p>
@@ -57,7 +57,7 @@
         </w:numPr>
       </w:pPr>
       <w:r>
-        <w:t>Consumer Staples: soft (avg -0.26%)</w:t>
+        <w:t>Consumer Staples: flat (avg +0.09%)</w:t>
       </w:r>
     </w:p>
     <w:p>
@@ -69,7 +69,7 @@
         </w:numPr>
       </w:pPr>
       <w:r>
-        <w:t>Consumer Discretionary: flat (avg +0.06%)</w:t>
+        <w:t>Consumer Discretionary: soft (avg -0.28%)</w:t>
       </w:r>
     </w:p>
     <w:p>
@@ -81,7 +81,7 @@
         </w:numPr>
       </w:pPr>
       <w:r>
-        <w:t>Financials: lagging (avg -0.45%)</w:t>
+        <w:t>Financials: soft (avg -0.38%)</w:t>
       </w:r>
     </w:p>
     <w:p>
@@ -93,7 +93,7 @@
         </w:numPr>
       </w:pPr>
       <w:r>
-        <w:t>Utilities: firm (avg +0.24%)</w:t>
+        <w:t>Utilities: flat (avg -0.04%)</w:t>
       </w:r>
     </w:p>
     <w:p>
@@ -105,7 +105,7 @@
         </w:numPr>
       </w:pPr>
       <w:r>
-        <w:t>Real Estate: lagging (avg -0.73%)</w:t>
+        <w:t>Real Estate: flat (avg +0.10%)</w:t>
       </w:r>
     </w:p>
     <w:p>
@@ -117,7 +117,7 @@
         </w:numPr>
       </w:pPr>
       <w:r>
-        <w:t>Materials: lagging (avg -0.95%)</w:t>
+        <w:t>Materials: soft (avg -0.29%)</w:t>
       </w:r>
     </w:p>
     <w:p>
@@ -129,7 +129,7 @@
         </w:numPr>
       </w:pPr>
       <w:r>
-        <w:t>Energy: lagging (avg -4.33%)</w:t>
+        <w:t>Energy: lagging (avg -1.96%)</w:t>
       </w:r>
     </w:p>
     <w:p>
@@ -153,7 +153,7 @@
         </w:numPr>
       </w:pPr>
       <w:r>
-        <w:t>Communication Services: flat (avg +0.17%)</w:t>
+        <w:t>Communication Services: soft (avg -0.23%)</w:t>
       </w:r>
     </w:p>
     <w:p>
@@ -170,7 +170,7 @@
         </w:numPr>
       </w:pPr>
       <w:r>
-        <w:t>Gold: firm (avg +0.11%)</w:t>
+        <w:t>Gold: leading (avg +0.97%)</w:t>
       </w:r>
     </w:p>
     <w:p>
@@ -182,7 +182,7 @@
         </w:numPr>
       </w:pPr>
       <w:r>
-        <w:t>USD: flat (avg -0.18%)</w:t>
+        <w:t>USD: firm (avg +0.04%)</w:t>
       </w:r>
     </w:p>
     <w:p>
@@ -194,7 +194,7 @@
         </w:numPr>
       </w:pPr>
       <w:r>
-        <w:t>Yields: lagging (avg -1.11%)</w:t>
+        <w:t>Yields: lagging (avg -1.05%)</w:t>
       </w:r>
     </w:p>
     <w:p>
@@ -206,7 +206,7 @@
         </w:numPr>
       </w:pPr>
       <w:r>
-        <w:t>Bonds: firm (avg +0.29%)</w:t>
+        <w:t>Bonds: firm (avg +0.25%)</w:t>
       </w:r>
     </w:p>
     <w:p>
@@ -218,18 +218,13 @@
         </w:numPr>
       </w:pPr>
       <w:r>
-        <w:t>Energy complex: lagging (avg -4.40%)</w:t>
+        <w:t>Energy complex: lagging (avg -0.96%)</w:t>
       </w:r>
     </w:p>
     <w:p>
       <w:r>
-        <w:t xml:space="preserve">Bottom line: Breadth weakened with barely a third of names positive, and the tape leaned defensively as classic cyclicals and growth leadership underperformed—Technology, Industrials, Financials, Real Estate, Materials, Health Care, and especially Energy all lagged, while Utilities held firm and the more rate-sensitive, cash-flow-stable areas saw relatively better support amid flat-to-soft action in Consumer Discretionary and Communication Services. </w:t>
+        <w:t>Bottom line: Breadth deteriorated with barely a third of names positive, and the tape was defined more by defensiveness than offense as former leaders in Information Technology, Energy, Industrials, and Health Care all lagged while classically defensive or rate‑sensitive groups like Staples, Utilities, and Real Estate held flat to slightly positive. Cyclicals such as Consumer Discretionary, Financials, and Materials were soft rather than collapsing, but the absence of clear leadership and the underperformance in growth-y sectors point to a market that is rotating away from high beta and earnings sensitivity toward balance-sheet quality and duration exposure. Macro conditions reflect slowing growth with pressured earnings expectations alongside moderating—but still elevated—inflation, and that mix is corroborated by the week’s factor tape: lower yields and firmer bonds supporting defensives, gold outperforming as a hedge, a steady dollar, and a weak energy complex that all signal investors are leaning cautiously into disinflation and decelerating activity rather than re-pricing for a robust re-acceleration.</w:t>
       </w:r>
-      <w:bookmarkStart w:id="0" w:name="_Hlk216807936"/>
-      <w:r>
-        <w:t>Macro conditions reflect a market that is increasingly pricing slowing growth and still-elevated-but-easing inflation, with lower yields and firmer bonds supporting duration assets, a steady dollar and modestly bid gold signaling ongoing demand for safety, and a sharply weaker energy complex reinforcing the market’s shift away from reflationary, late-cycle exposure.</w:t>
-      </w:r>
-      <w:bookmarkEnd w:id="0"/>
     </w:p>
     <w:sectPr>
       <w:pgSz w:w="12240" w:h="15840"/>
@@ -415,9 +410,9 @@
     </w:lvl>
   </w:abstractNum>
   <w:abstractNum w:abstractNumId="9" w15:restartNumberingAfterBreak="0">
-    <w:nsid w:val="02EF3704"/>
+    <w:nsid w:val="280B6A44"/>
     <w:multiLevelType w:val="hybridMultilevel"/>
-    <w:tmpl w:val="AEA44508"/>
+    <w:tmpl w:val="FB3CF072"/>
     <w:lvl w:ilvl="0" w:tplc="04090001">
       <w:start w:val="1"/>
       <w:numFmt w:val="bullet"/>
@@ -528,9 +523,9 @@
     </w:lvl>
   </w:abstractNum>
   <w:abstractNum w:abstractNumId="10" w15:restartNumberingAfterBreak="0">
-    <w:nsid w:val="063A2165"/>
+    <w:nsid w:val="395B061D"/>
     <w:multiLevelType w:val="hybridMultilevel"/>
-    <w:tmpl w:val="BE9C1484"/>
+    <w:tmpl w:val="868E8BF2"/>
     <w:lvl w:ilvl="0" w:tplc="04090001">
       <w:start w:val="1"/>
       <w:numFmt w:val="bullet"/>
@@ -640,38 +635,38 @@
       </w:rPr>
     </w:lvl>
   </w:abstractNum>
-  <w:num w:numId="1" w16cid:durableId="2101945077">
+  <w:num w:numId="1" w16cid:durableId="131292986">
     <w:abstractNumId w:val="8"/>
   </w:num>
-  <w:num w:numId="2" w16cid:durableId="462578567">
+  <w:num w:numId="2" w16cid:durableId="295722696">
     <w:abstractNumId w:val="6"/>
   </w:num>
-  <w:num w:numId="3" w16cid:durableId="1906404307">
+  <w:num w:numId="3" w16cid:durableId="1816143570">
     <w:abstractNumId w:val="5"/>
   </w:num>
-  <w:num w:numId="4" w16cid:durableId="1038819655">
+  <w:num w:numId="4" w16cid:durableId="374474619">
     <w:abstractNumId w:val="4"/>
   </w:num>
-  <w:num w:numId="5" w16cid:durableId="495657744">
+  <w:num w:numId="5" w16cid:durableId="1991518505">
     <w:abstractNumId w:val="7"/>
   </w:num>
-  <w:num w:numId="6" w16cid:durableId="45766645">
+  <w:num w:numId="6" w16cid:durableId="1083264566">
     <w:abstractNumId w:val="3"/>
   </w:num>
-  <w:num w:numId="7" w16cid:durableId="1652055782">
+  <w:num w:numId="7" w16cid:durableId="906720915">
     <w:abstractNumId w:val="2"/>
   </w:num>
-  <w:num w:numId="8" w16cid:durableId="1232080919">
+  <w:num w:numId="8" w16cid:durableId="1900902648">
     <w:abstractNumId w:val="1"/>
   </w:num>
-  <w:num w:numId="9" w16cid:durableId="1060442654">
+  <w:num w:numId="9" w16cid:durableId="1953398334">
     <w:abstractNumId w:val="0"/>
   </w:num>
-  <w:num w:numId="10" w16cid:durableId="358245602">
+  <w:num w:numId="10" w16cid:durableId="1731996285">
+    <w:abstractNumId w:val="9"/>
+  </w:num>
+  <w:num w:numId="11" w16cid:durableId="2102410255">
     <w:abstractNumId w:val="10"/>
-  </w:num>
-  <w:num w:numId="11" w16cid:durableId="319769611">
-    <w:abstractNumId w:val="9"/>
   </w:num>
 </w:numbering>
 </file>

--- a/data/Market_Read_weekly.docx
+++ b/data/Market_Read_weekly.docx
@@ -4,7 +4,7 @@
   <w:body>
     <w:p>
       <w:r>
-        <w:t>Weekly Market Read: December 17, 2025</w:t>
+        <w:t>Weekly Market Read: December 18, 2025</w:t>
       </w:r>
     </w:p>
     <w:p>
@@ -21,7 +21,7 @@
         </w:numPr>
       </w:pPr>
       <w:r>
-        <w:t>Breadth: 34.8% of names are positive.</w:t>
+        <w:t>Breadth: 37.3% of names are positive.</w:t>
       </w:r>
     </w:p>
     <w:p>
@@ -33,7 +33,7 @@
         </w:numPr>
       </w:pPr>
       <w:r>
-        <w:t>Information Technology: lagging (avg -2.57%)</w:t>
+        <w:t>Information Technology: lagging (avg -2.55%)</w:t>
       </w:r>
     </w:p>
     <w:p>
@@ -45,7 +45,7 @@
         </w:numPr>
       </w:pPr>
       <w:r>
-        <w:t>Industrials: lagging (avg -1.53%)</w:t>
+        <w:t>Industrials: lagging (avg -1.14%)</w:t>
       </w:r>
     </w:p>
     <w:p>
@@ -57,7 +57,7 @@
         </w:numPr>
       </w:pPr>
       <w:r>
-        <w:t>Consumer Staples: flat (avg +0.09%)</w:t>
+        <w:t>Consumer Staples: lagging (avg -0.42%)</w:t>
       </w:r>
     </w:p>
     <w:p>
@@ -69,7 +69,7 @@
         </w:numPr>
       </w:pPr>
       <w:r>
-        <w:t>Consumer Discretionary: soft (avg -0.28%)</w:t>
+        <w:t>Consumer Discretionary: flat (avg +0.15%)</w:t>
       </w:r>
     </w:p>
     <w:p>
@@ -81,7 +81,7 @@
         </w:numPr>
       </w:pPr>
       <w:r>
-        <w:t>Financials: soft (avg -0.38%)</w:t>
+        <w:t>Financials: lagging (avg -0.60%)</w:t>
       </w:r>
     </w:p>
     <w:p>
@@ -93,7 +93,7 @@
         </w:numPr>
       </w:pPr>
       <w:r>
-        <w:t>Utilities: flat (avg -0.04%)</w:t>
+        <w:t>Utilities: leading (avg +0.75%)</w:t>
       </w:r>
     </w:p>
     <w:p>
@@ -105,7 +105,7 @@
         </w:numPr>
       </w:pPr>
       <w:r>
-        <w:t>Real Estate: flat (avg +0.10%)</w:t>
+        <w:t>Real Estate: soft (avg -0.27%)</w:t>
       </w:r>
     </w:p>
     <w:p>
@@ -117,7 +117,7 @@
         </w:numPr>
       </w:pPr>
       <w:r>
-        <w:t>Materials: soft (avg -0.29%)</w:t>
+        <w:t>Materials: soft (avg -0.18%)</w:t>
       </w:r>
     </w:p>
     <w:p>
@@ -129,7 +129,7 @@
         </w:numPr>
       </w:pPr>
       <w:r>
-        <w:t>Energy: lagging (avg -1.96%)</w:t>
+        <w:t>Energy: lagging (avg -3.70%)</w:t>
       </w:r>
     </w:p>
     <w:p>
@@ -141,7 +141,7 @@
         </w:numPr>
       </w:pPr>
       <w:r>
-        <w:t>Health Care: lagging (avg -0.74%)</w:t>
+        <w:t>Health Care: lagging (avg -0.79%)</w:t>
       </w:r>
     </w:p>
     <w:p>
@@ -153,7 +153,7 @@
         </w:numPr>
       </w:pPr>
       <w:r>
-        <w:t>Communication Services: soft (avg -0.23%)</w:t>
+        <w:t>Communication Services: firm (avg +0.20%)</w:t>
       </w:r>
     </w:p>
     <w:p>
@@ -170,7 +170,7 @@
         </w:numPr>
       </w:pPr>
       <w:r>
-        <w:t>Gold: leading (avg +0.97%)</w:t>
+        <w:t>Gold: leading (avg +0.79%)</w:t>
       </w:r>
     </w:p>
     <w:p>
@@ -182,7 +182,7 @@
         </w:numPr>
       </w:pPr>
       <w:r>
-        <w:t>USD: firm (avg +0.04%)</w:t>
+        <w:t>USD: firm (avg +0.11%)</w:t>
       </w:r>
     </w:p>
     <w:p>
@@ -194,7 +194,7 @@
         </w:numPr>
       </w:pPr>
       <w:r>
-        <w:t>Yields: lagging (avg -1.05%)</w:t>
+        <w:t>Yields: lagging (avg -1.83%)</w:t>
       </w:r>
     </w:p>
     <w:p>
@@ -206,7 +206,7 @@
         </w:numPr>
       </w:pPr>
       <w:r>
-        <w:t>Bonds: firm (avg +0.25%)</w:t>
+        <w:t>Bonds: leading (avg +0.38%)</w:t>
       </w:r>
     </w:p>
     <w:p>
@@ -218,13 +218,18 @@
         </w:numPr>
       </w:pPr>
       <w:r>
-        <w:t>Energy complex: lagging (avg -0.96%)</w:t>
+        <w:t>Energy complex: lagging (avg -3.92%)</w:t>
       </w:r>
     </w:p>
     <w:p>
       <w:r>
-        <w:t>Bottom line: Breadth deteriorated with barely a third of names positive, and the tape was defined more by defensiveness than offense as former leaders in Information Technology, Energy, Industrials, and Health Care all lagged while classically defensive or rate‑sensitive groups like Staples, Utilities, and Real Estate held flat to slightly positive. Cyclicals such as Consumer Discretionary, Financials, and Materials were soft rather than collapsing, but the absence of clear leadership and the underperformance in growth-y sectors point to a market that is rotating away from high beta and earnings sensitivity toward balance-sheet quality and duration exposure. Macro conditions reflect slowing growth with pressured earnings expectations alongside moderating—but still elevated—inflation, and that mix is corroborated by the week’s factor tape: lower yields and firmer bonds supporting defensives, gold outperforming as a hedge, a steady dollar, and a weak energy complex that all signal investors are leaning cautiously into disinflation and decelerating activity rather than re-pricing for a robust re-acceleration.</w:t>
+        <w:t xml:space="preserve">Bottom line: With only 37.3% of names positive on the week, breadth remains narrow and defensive, as Utilities lead while Communication Services and Consumer Discretionary grind modestly higher, contrasted by broad cyclicals weakness with Energy, Tech, Industrials, Financials, and Health Care all lagging and Real Estate and Materials soft, reinforcing a cautious tone beneath the surface. </w:t>
       </w:r>
+      <w:bookmarkStart w:id="0" w:name="_Hlk216980711"/>
+      <w:r>
+        <w:t>Macro conditions reflect an environment where growth is slowing and earnings expectations remain under pressure while inflation, though easing from peak levels, is still elevated versus pre-COVID norms, a mix echoed by lower yields, bid-for-bonds, a firmer USD, stronger gold, and a pressured energy complex that collectively point to investors rotating toward safety and duration rather than cyclicality and reflation.</w:t>
+      </w:r>
+      <w:bookmarkEnd w:id="0"/>
     </w:p>
     <w:sectPr>
       <w:pgSz w:w="12240" w:h="15840"/>
@@ -410,9 +415,9 @@
     </w:lvl>
   </w:abstractNum>
   <w:abstractNum w:abstractNumId="9" w15:restartNumberingAfterBreak="0">
-    <w:nsid w:val="280B6A44"/>
+    <w:nsid w:val="48C90B1A"/>
     <w:multiLevelType w:val="hybridMultilevel"/>
-    <w:tmpl w:val="FB3CF072"/>
+    <w:tmpl w:val="4ED0EE50"/>
     <w:lvl w:ilvl="0" w:tplc="04090001">
       <w:start w:val="1"/>
       <w:numFmt w:val="bullet"/>
@@ -523,9 +528,9 @@
     </w:lvl>
   </w:abstractNum>
   <w:abstractNum w:abstractNumId="10" w15:restartNumberingAfterBreak="0">
-    <w:nsid w:val="395B061D"/>
+    <w:nsid w:val="5F785715"/>
     <w:multiLevelType w:val="hybridMultilevel"/>
-    <w:tmpl w:val="868E8BF2"/>
+    <w:tmpl w:val="31088FDE"/>
     <w:lvl w:ilvl="0" w:tplc="04090001">
       <w:start w:val="1"/>
       <w:numFmt w:val="bullet"/>
@@ -635,38 +640,38 @@
       </w:rPr>
     </w:lvl>
   </w:abstractNum>
-  <w:num w:numId="1" w16cid:durableId="131292986">
+  <w:num w:numId="1" w16cid:durableId="500900335">
     <w:abstractNumId w:val="8"/>
   </w:num>
-  <w:num w:numId="2" w16cid:durableId="295722696">
+  <w:num w:numId="2" w16cid:durableId="443696874">
     <w:abstractNumId w:val="6"/>
   </w:num>
-  <w:num w:numId="3" w16cid:durableId="1816143570">
+  <w:num w:numId="3" w16cid:durableId="361369364">
     <w:abstractNumId w:val="5"/>
   </w:num>
-  <w:num w:numId="4" w16cid:durableId="374474619">
+  <w:num w:numId="4" w16cid:durableId="1362896757">
     <w:abstractNumId w:val="4"/>
   </w:num>
-  <w:num w:numId="5" w16cid:durableId="1991518505">
+  <w:num w:numId="5" w16cid:durableId="496191762">
     <w:abstractNumId w:val="7"/>
   </w:num>
-  <w:num w:numId="6" w16cid:durableId="1083264566">
+  <w:num w:numId="6" w16cid:durableId="402332929">
     <w:abstractNumId w:val="3"/>
   </w:num>
-  <w:num w:numId="7" w16cid:durableId="906720915">
+  <w:num w:numId="7" w16cid:durableId="175585970">
     <w:abstractNumId w:val="2"/>
   </w:num>
-  <w:num w:numId="8" w16cid:durableId="1900902648">
+  <w:num w:numId="8" w16cid:durableId="320161167">
     <w:abstractNumId w:val="1"/>
   </w:num>
-  <w:num w:numId="9" w16cid:durableId="1953398334">
+  <w:num w:numId="9" w16cid:durableId="792016933">
     <w:abstractNumId w:val="0"/>
   </w:num>
-  <w:num w:numId="10" w16cid:durableId="1731996285">
+  <w:num w:numId="10" w16cid:durableId="970137056">
+    <w:abstractNumId w:val="10"/>
+  </w:num>
+  <w:num w:numId="11" w16cid:durableId="301884230">
     <w:abstractNumId w:val="9"/>
-  </w:num>
-  <w:num w:numId="11" w16cid:durableId="2102410255">
-    <w:abstractNumId w:val="10"/>
   </w:num>
 </w:numbering>
 </file>

--- a/data/Market_Read_weekly.docx
+++ b/data/Market_Read_weekly.docx
@@ -4,7 +4,7 @@
   <w:body>
     <w:p>
       <w:r>
-        <w:t>Weekly Market Read: December 18, 2025</w:t>
+        <w:t>Weekly Market Read: December 19, 2025</w:t>
       </w:r>
     </w:p>
     <w:p>
@@ -21,7 +21,7 @@
         </w:numPr>
       </w:pPr>
       <w:r>
-        <w:t>Breadth: 37.3% of names are positive.</w:t>
+        <w:t>Breadth: 41.6% of names are positive.</w:t>
       </w:r>
     </w:p>
     <w:p>
@@ -33,7 +33,7 @@
         </w:numPr>
       </w:pPr>
       <w:r>
-        <w:t>Information Technology: lagging (avg -2.55%)</w:t>
+        <w:t>Information Technology: flat (avg +0.06%)</w:t>
       </w:r>
     </w:p>
     <w:p>
@@ -45,7 +45,7 @@
         </w:numPr>
       </w:pPr>
       <w:r>
-        <w:t>Industrials: lagging (avg -1.14%)</w:t>
+        <w:t>Industrials: lagging (avg -0.53%)</w:t>
       </w:r>
     </w:p>
     <w:p>
@@ -57,7 +57,7 @@
         </w:numPr>
       </w:pPr>
       <w:r>
-        <w:t>Consumer Staples: lagging (avg -0.42%)</w:t>
+        <w:t>Consumer Staples: lagging (avg -1.60%)</w:t>
       </w:r>
     </w:p>
     <w:p>
@@ -69,7 +69,7 @@
         </w:numPr>
       </w:pPr>
       <w:r>
-        <w:t>Consumer Discretionary: flat (avg +0.15%)</w:t>
+        <w:t>Consumer Discretionary: flat (avg -0.00%)</w:t>
       </w:r>
     </w:p>
     <w:p>
@@ -81,7 +81,7 @@
         </w:numPr>
       </w:pPr>
       <w:r>
-        <w:t>Financials: lagging (avg -0.60%)</w:t>
+        <w:t>Financials: flat (avg -0.09%)</w:t>
       </w:r>
     </w:p>
     <w:p>
@@ -93,7 +93,7 @@
         </w:numPr>
       </w:pPr>
       <w:r>
-        <w:t>Utilities: leading (avg +0.75%)</w:t>
+        <w:t>Utilities: lagging (avg -0.50%)</w:t>
       </w:r>
     </w:p>
     <w:p>
@@ -105,7 +105,7 @@
         </w:numPr>
       </w:pPr>
       <w:r>
-        <w:t>Real Estate: soft (avg -0.27%)</w:t>
+        <w:t>Real Estate: lagging (avg -0.82%)</w:t>
       </w:r>
     </w:p>
     <w:p>
@@ -117,7 +117,7 @@
         </w:numPr>
       </w:pPr>
       <w:r>
-        <w:t>Materials: soft (avg -0.18%)</w:t>
+        <w:t>Materials: flat (avg +0.02%)</w:t>
       </w:r>
     </w:p>
     <w:p>
@@ -129,7 +129,7 @@
         </w:numPr>
       </w:pPr>
       <w:r>
-        <w:t>Energy: lagging (avg -3.70%)</w:t>
+        <w:t>Energy: lagging (avg -3.50%)</w:t>
       </w:r>
     </w:p>
     <w:p>
@@ -141,7 +141,7 @@
         </w:numPr>
       </w:pPr>
       <w:r>
-        <w:t>Health Care: lagging (avg -0.79%)</w:t>
+        <w:t>Health Care: flat (avg -0.06%)</w:t>
       </w:r>
     </w:p>
     <w:p>
@@ -153,7 +153,7 @@
         </w:numPr>
       </w:pPr>
       <w:r>
-        <w:t>Communication Services: firm (avg +0.20%)</w:t>
+        <w:t>Communication Services: firm (avg +0.23%)</w:t>
       </w:r>
     </w:p>
     <w:p>
@@ -170,7 +170,7 @@
         </w:numPr>
       </w:pPr>
       <w:r>
-        <w:t>Gold: leading (avg +0.79%)</w:t>
+        <w:t>Gold: leading (avg +0.91%)</w:t>
       </w:r>
     </w:p>
     <w:p>
@@ -182,7 +182,7 @@
         </w:numPr>
       </w:pPr>
       <w:r>
-        <w:t>USD: firm (avg +0.11%)</w:t>
+        <w:t>USD: leading (avg +0.43%)</w:t>
       </w:r>
     </w:p>
     <w:p>
@@ -194,7 +194,7 @@
         </w:numPr>
       </w:pPr>
       <w:r>
-        <w:t>Yields: lagging (avg -1.83%)</w:t>
+        <w:t>Yields: lagging (avg -1.07%)</w:t>
       </w:r>
     </w:p>
     <w:p>
@@ -206,7 +206,7 @@
         </w:numPr>
       </w:pPr>
       <w:r>
-        <w:t>Bonds: leading (avg +0.38%)</w:t>
+        <w:t>Bonds: flat (avg -0.17%)</w:t>
       </w:r>
     </w:p>
     <w:p>
@@ -218,16 +218,16 @@
         </w:numPr>
       </w:pPr>
       <w:r>
-        <w:t>Energy complex: lagging (avg -3.92%)</w:t>
+        <w:t>Energy complex: lagging (avg -2.69%)</w:t>
       </w:r>
     </w:p>
     <w:p>
       <w:r>
-        <w:t xml:space="preserve">Bottom line: With only 37.3% of names positive on the week, breadth remains narrow and defensive, as Utilities lead while Communication Services and Consumer Discretionary grind modestly higher, contrasted by broad cyclicals weakness with Energy, Tech, Industrials, Financials, and Health Care all lagging and Real Estate and Materials soft, reinforcing a cautious tone beneath the surface. </w:t>
+        <w:t xml:space="preserve">Bottom line: Breadth softened with only about 42% of names positive, as the tape churned sideways overall with Tech, Discretionary, Financials, Materials, and Health Care effectively flat while Communication Services provided the lone pocket of firmer leadership and defensives like Staples, Utilities, Real Estate, plus cyclicals such as Industrials and Energy lagged. </w:t>
       </w:r>
-      <w:bookmarkStart w:id="0" w:name="_Hlk216980711"/>
+      <w:bookmarkStart w:id="0" w:name="_Hlk217067120"/>
       <w:r>
-        <w:t>Macro conditions reflect an environment where growth is slowing and earnings expectations remain under pressure while inflation, though easing from peak levels, is still elevated versus pre-COVID norms, a mix echoed by lower yields, bid-for-bonds, a firmer USD, stronger gold, and a pressured energy complex that collectively point to investors rotating toward safety and duration rather than cyclicality and reflation.</w:t>
+        <w:t>Macro posture shows growth is slowing sequentially with earnings revisions still under pressure while inflation, though easing off the highs, remains above pre-COVID norms, a mix that is echoed in the week’s factor moves: stronger USD and Gold alongside falling yields and a heavy Energy complex point to a market leaning toward more defensive, quality, and cash-flow certainty rather than embracing a reflationary growth upswing.</w:t>
       </w:r>
       <w:bookmarkEnd w:id="0"/>
     </w:p>
@@ -415,9 +415,9 @@
     </w:lvl>
   </w:abstractNum>
   <w:abstractNum w:abstractNumId="9" w15:restartNumberingAfterBreak="0">
-    <w:nsid w:val="48C90B1A"/>
+    <w:nsid w:val="51D17DF2"/>
     <w:multiLevelType w:val="hybridMultilevel"/>
-    <w:tmpl w:val="4ED0EE50"/>
+    <w:tmpl w:val="190AFF8E"/>
     <w:lvl w:ilvl="0" w:tplc="04090001">
       <w:start w:val="1"/>
       <w:numFmt w:val="bullet"/>
@@ -528,9 +528,9 @@
     </w:lvl>
   </w:abstractNum>
   <w:abstractNum w:abstractNumId="10" w15:restartNumberingAfterBreak="0">
-    <w:nsid w:val="5F785715"/>
+    <w:nsid w:val="786E604D"/>
     <w:multiLevelType w:val="hybridMultilevel"/>
-    <w:tmpl w:val="31088FDE"/>
+    <w:tmpl w:val="4C5E22BA"/>
     <w:lvl w:ilvl="0" w:tplc="04090001">
       <w:start w:val="1"/>
       <w:numFmt w:val="bullet"/>
@@ -640,38 +640,38 @@
       </w:rPr>
     </w:lvl>
   </w:abstractNum>
-  <w:num w:numId="1" w16cid:durableId="500900335">
+  <w:num w:numId="1" w16cid:durableId="691148712">
     <w:abstractNumId w:val="8"/>
   </w:num>
-  <w:num w:numId="2" w16cid:durableId="443696874">
+  <w:num w:numId="2" w16cid:durableId="1369527199">
     <w:abstractNumId w:val="6"/>
   </w:num>
-  <w:num w:numId="3" w16cid:durableId="361369364">
+  <w:num w:numId="3" w16cid:durableId="843200604">
     <w:abstractNumId w:val="5"/>
   </w:num>
-  <w:num w:numId="4" w16cid:durableId="1362896757">
+  <w:num w:numId="4" w16cid:durableId="1410540233">
     <w:abstractNumId w:val="4"/>
   </w:num>
-  <w:num w:numId="5" w16cid:durableId="496191762">
+  <w:num w:numId="5" w16cid:durableId="1997100908">
     <w:abstractNumId w:val="7"/>
   </w:num>
-  <w:num w:numId="6" w16cid:durableId="402332929">
+  <w:num w:numId="6" w16cid:durableId="1420516694">
     <w:abstractNumId w:val="3"/>
   </w:num>
-  <w:num w:numId="7" w16cid:durableId="175585970">
+  <w:num w:numId="7" w16cid:durableId="705375639">
     <w:abstractNumId w:val="2"/>
   </w:num>
-  <w:num w:numId="8" w16cid:durableId="320161167">
+  <w:num w:numId="8" w16cid:durableId="1338966306">
     <w:abstractNumId w:val="1"/>
   </w:num>
-  <w:num w:numId="9" w16cid:durableId="792016933">
+  <w:num w:numId="9" w16cid:durableId="1237089709">
     <w:abstractNumId w:val="0"/>
   </w:num>
-  <w:num w:numId="10" w16cid:durableId="970137056">
+  <w:num w:numId="10" w16cid:durableId="329137201">
+    <w:abstractNumId w:val="9"/>
+  </w:num>
+  <w:num w:numId="11" w16cid:durableId="243613522">
     <w:abstractNumId w:val="10"/>
-  </w:num>
-  <w:num w:numId="11" w16cid:durableId="301884230">
-    <w:abstractNumId w:val="9"/>
   </w:num>
 </w:numbering>
 </file>

--- a/data/Market_Read_weekly.docx
+++ b/data/Market_Read_weekly.docx
@@ -4,7 +4,7 @@
   <w:body>
     <w:p>
       <w:r>
-        <w:t>Weekly Market Read: December 19, 2025</w:t>
+        <w:t>Weekly Market Read: December 22, 2025</w:t>
       </w:r>
     </w:p>
     <w:p>
@@ -21,7 +21,7 @@
         </w:numPr>
       </w:pPr>
       <w:r>
-        <w:t>Breadth: 41.6% of names are positive.</w:t>
+        <w:t>Breadth: 77.0% of names are positive.</w:t>
       </w:r>
     </w:p>
     <w:p>
@@ -33,7 +33,7 @@
         </w:numPr>
       </w:pPr>
       <w:r>
-        <w:t>Information Technology: flat (avg +0.06%)</w:t>
+        <w:t>Information Technology: leading (avg +0.69%)</w:t>
       </w:r>
     </w:p>
     <w:p>
@@ -45,7 +45,7 @@
         </w:numPr>
       </w:pPr>
       <w:r>
-        <w:t>Industrials: lagging (avg -0.53%)</w:t>
+        <w:t>Industrials: leading (avg +1.07%)</w:t>
       </w:r>
     </w:p>
     <w:p>
@@ -57,7 +57,7 @@
         </w:numPr>
       </w:pPr>
       <w:r>
-        <w:t>Consumer Staples: lagging (avg -1.60%)</w:t>
+        <w:t>Consumer Staples: soft (avg -0.32%)</w:t>
       </w:r>
     </w:p>
     <w:p>
@@ -69,7 +69,7 @@
         </w:numPr>
       </w:pPr>
       <w:r>
-        <w:t>Consumer Discretionary: flat (avg -0.00%)</w:t>
+        <w:t>Consumer Discretionary: firm (avg +0.46%)</w:t>
       </w:r>
     </w:p>
     <w:p>
@@ -81,7 +81,7 @@
         </w:numPr>
       </w:pPr>
       <w:r>
-        <w:t>Financials: flat (avg -0.09%)</w:t>
+        <w:t>Financials: leading (avg +1.13%)</w:t>
       </w:r>
     </w:p>
     <w:p>
@@ -93,7 +93,7 @@
         </w:numPr>
       </w:pPr>
       <w:r>
-        <w:t>Utilities: lagging (avg -0.50%)</w:t>
+        <w:t>Utilities: firm (avg +0.50%)</w:t>
       </w:r>
     </w:p>
     <w:p>
@@ -105,7 +105,7 @@
         </w:numPr>
       </w:pPr>
       <w:r>
-        <w:t>Real Estate: lagging (avg -0.82%)</w:t>
+        <w:t>Real Estate: leading (avg +0.90%)</w:t>
       </w:r>
     </w:p>
     <w:p>
@@ -117,7 +117,7 @@
         </w:numPr>
       </w:pPr>
       <w:r>
-        <w:t>Materials: flat (avg +0.02%)</w:t>
+        <w:t>Materials: leading (avg +1.00%)</w:t>
       </w:r>
     </w:p>
     <w:p>
@@ -129,7 +129,7 @@
         </w:numPr>
       </w:pPr>
       <w:r>
-        <w:t>Energy: lagging (avg -3.50%)</w:t>
+        <w:t>Energy: leading (avg +0.88%)</w:t>
       </w:r>
     </w:p>
     <w:p>
@@ -141,7 +141,7 @@
         </w:numPr>
       </w:pPr>
       <w:r>
-        <w:t>Health Care: flat (avg -0.06%)</w:t>
+        <w:t>Health Care: leading (avg +0.74%)</w:t>
       </w:r>
     </w:p>
     <w:p>
@@ -153,7 +153,7 @@
         </w:numPr>
       </w:pPr>
       <w:r>
-        <w:t>Communication Services: firm (avg +0.23%)</w:t>
+        <w:t>Communication Services: leading (avg +0.68%)</w:t>
       </w:r>
     </w:p>
     <w:p>
@@ -170,7 +170,7 @@
         </w:numPr>
       </w:pPr>
       <w:r>
-        <w:t>Gold: leading (avg +0.91%)</w:t>
+        <w:t>Gold: leading (avg +2.31%)</w:t>
       </w:r>
     </w:p>
     <w:p>
@@ -182,7 +182,7 @@
         </w:numPr>
       </w:pPr>
       <w:r>
-        <w:t>USD: leading (avg +0.43%)</w:t>
+        <w:t>USD: lagging (avg -3.71%)</w:t>
       </w:r>
     </w:p>
     <w:p>
@@ -194,7 +194,7 @@
         </w:numPr>
       </w:pPr>
       <w:r>
-        <w:t>Yields: lagging (avg -1.07%)</w:t>
+        <w:t>Yields: leading (avg +0.47%)</w:t>
       </w:r>
     </w:p>
     <w:p>
@@ -206,7 +206,7 @@
         </w:numPr>
       </w:pPr>
       <w:r>
-        <w:t>Bonds: flat (avg -0.17%)</w:t>
+        <w:t>Bonds: flat (avg -0.07%)</w:t>
       </w:r>
     </w:p>
     <w:p>
@@ -218,16 +218,16 @@
         </w:numPr>
       </w:pPr>
       <w:r>
-        <w:t>Energy complex: lagging (avg -2.69%)</w:t>
+        <w:t>Energy complex: flat (avg -0.14%)</w:t>
       </w:r>
     </w:p>
     <w:p>
       <w:r>
-        <w:t xml:space="preserve">Bottom line: Breadth softened with only about 42% of names positive, as the tape churned sideways overall with Tech, Discretionary, Financials, Materials, and Health Care effectively flat while Communication Services provided the lone pocket of firmer leadership and defensives like Staples, Utilities, Real Estate, plus cyclicals such as Industrials and Energy lagged. </w:t>
+        <w:t xml:space="preserve">Bottom line: Strong breadth with 77% of names positive and leadership concentrated in cyclicals (Financials, Industrials, Materials, Energy, Real Estate and Health Care) alongside solid Tech and Communication Services, against only mild softness in Consumer Staples and a firm bid for Utilities and Consumer Discretionary, points to a market still willing to lean into risk despite late-cycle dynamics. </w:t>
       </w:r>
-      <w:bookmarkStart w:id="0" w:name="_Hlk217067120"/>
+      <w:bookmarkStart w:id="0" w:name="_Hlk217325310"/>
       <w:r>
-        <w:t>Macro posture shows growth is slowing sequentially with earnings revisions still under pressure while inflation, though easing off the highs, remains above pre-COVID norms, a mix that is echoed in the week’s factor moves: stronger USD and Gold alongside falling yields and a heavy Energy complex point to a market leaning toward more defensive, quality, and cash-flow certainty rather than embracing a reflationary growth upswing.</w:t>
+        <w:t>Macro conditions reflect slowing sequential growth and pressured earnings revisions alongside inflation that is easing off the highs but still above pre-COVID norms, which is echoed in a weaker USD, firmer gold, slightly higher yields, flat bonds, and a broadly steady energy complex that together signal a market pricing in lower real growth, sticky-but-contained inflation, and a preference for real assets and quality cyclicals over pure defensives.</w:t>
       </w:r>
       <w:bookmarkEnd w:id="0"/>
     </w:p>
@@ -415,9 +415,9 @@
     </w:lvl>
   </w:abstractNum>
   <w:abstractNum w:abstractNumId="9" w15:restartNumberingAfterBreak="0">
-    <w:nsid w:val="51D17DF2"/>
+    <w:nsid w:val="06BD229C"/>
     <w:multiLevelType w:val="hybridMultilevel"/>
-    <w:tmpl w:val="190AFF8E"/>
+    <w:tmpl w:val="C96CED30"/>
     <w:lvl w:ilvl="0" w:tplc="04090001">
       <w:start w:val="1"/>
       <w:numFmt w:val="bullet"/>
@@ -528,9 +528,9 @@
     </w:lvl>
   </w:abstractNum>
   <w:abstractNum w:abstractNumId="10" w15:restartNumberingAfterBreak="0">
-    <w:nsid w:val="786E604D"/>
+    <w:nsid w:val="5E2622A3"/>
     <w:multiLevelType w:val="hybridMultilevel"/>
-    <w:tmpl w:val="4C5E22BA"/>
+    <w:tmpl w:val="E306ED94"/>
     <w:lvl w:ilvl="0" w:tplc="04090001">
       <w:start w:val="1"/>
       <w:numFmt w:val="bullet"/>
@@ -640,37 +640,37 @@
       </w:rPr>
     </w:lvl>
   </w:abstractNum>
-  <w:num w:numId="1" w16cid:durableId="691148712">
+  <w:num w:numId="1" w16cid:durableId="87316930">
     <w:abstractNumId w:val="8"/>
   </w:num>
-  <w:num w:numId="2" w16cid:durableId="1369527199">
+  <w:num w:numId="2" w16cid:durableId="692538049">
     <w:abstractNumId w:val="6"/>
   </w:num>
-  <w:num w:numId="3" w16cid:durableId="843200604">
+  <w:num w:numId="3" w16cid:durableId="225646622">
     <w:abstractNumId w:val="5"/>
   </w:num>
-  <w:num w:numId="4" w16cid:durableId="1410540233">
+  <w:num w:numId="4" w16cid:durableId="1740638781">
     <w:abstractNumId w:val="4"/>
   </w:num>
-  <w:num w:numId="5" w16cid:durableId="1997100908">
+  <w:num w:numId="5" w16cid:durableId="734202718">
     <w:abstractNumId w:val="7"/>
   </w:num>
-  <w:num w:numId="6" w16cid:durableId="1420516694">
+  <w:num w:numId="6" w16cid:durableId="978536560">
     <w:abstractNumId w:val="3"/>
   </w:num>
-  <w:num w:numId="7" w16cid:durableId="705375639">
+  <w:num w:numId="7" w16cid:durableId="798956506">
     <w:abstractNumId w:val="2"/>
   </w:num>
-  <w:num w:numId="8" w16cid:durableId="1338966306">
+  <w:num w:numId="8" w16cid:durableId="537936335">
     <w:abstractNumId w:val="1"/>
   </w:num>
-  <w:num w:numId="9" w16cid:durableId="1237089709">
+  <w:num w:numId="9" w16cid:durableId="1930656823">
     <w:abstractNumId w:val="0"/>
   </w:num>
-  <w:num w:numId="10" w16cid:durableId="329137201">
+  <w:num w:numId="10" w16cid:durableId="1053777686">
     <w:abstractNumId w:val="9"/>
   </w:num>
-  <w:num w:numId="11" w16cid:durableId="243613522">
+  <w:num w:numId="11" w16cid:durableId="1902907995">
     <w:abstractNumId w:val="10"/>
   </w:num>
 </w:numbering>

--- a/data/Market_Read_weekly.docx
+++ b/data/Market_Read_weekly.docx
@@ -4,7 +4,7 @@
   <w:body>
     <w:p>
       <w:r>
-        <w:t>Weekly Market Read: December 22, 2025</w:t>
+        <w:t>Weekly Market Read: December 23, 2025</w:t>
       </w:r>
     </w:p>
     <w:p>
@@ -21,7 +21,7 @@
         </w:numPr>
       </w:pPr>
       <w:r>
-        <w:t>Breadth: 77.0% of names are positive.</w:t>
+        <w:t>Breadth: 70.1% of names are positive.</w:t>
       </w:r>
     </w:p>
     <w:p>
@@ -33,7 +33,7 @@
         </w:numPr>
       </w:pPr>
       <w:r>
-        <w:t>Information Technology: leading (avg +0.69%)</w:t>
+        <w:t>Information Technology: firm (avg +0.41%)</w:t>
       </w:r>
     </w:p>
     <w:p>
@@ -45,7 +45,7 @@
         </w:numPr>
       </w:pPr>
       <w:r>
-        <w:t>Industrials: leading (avg +1.07%)</w:t>
+        <w:t>Industrials: leading (avg +0.88%)</w:t>
       </w:r>
     </w:p>
     <w:p>
@@ -57,7 +57,7 @@
         </w:numPr>
       </w:pPr>
       <w:r>
-        <w:t>Consumer Staples: soft (avg -0.32%)</w:t>
+        <w:t>Consumer Staples: lagging (avg -1.25%)</w:t>
       </w:r>
     </w:p>
     <w:p>
@@ -69,7 +69,7 @@
         </w:numPr>
       </w:pPr>
       <w:r>
-        <w:t>Consumer Discretionary: firm (avg +0.46%)</w:t>
+        <w:t>Consumer Discretionary: soft (avg -0.30%)</w:t>
       </w:r>
     </w:p>
     <w:p>
@@ -81,7 +81,7 @@
         </w:numPr>
       </w:pPr>
       <w:r>
-        <w:t>Financials: leading (avg +1.13%)</w:t>
+        <w:t>Financials: leading (avg +0.99%)</w:t>
       </w:r>
     </w:p>
     <w:p>
@@ -93,7 +93,7 @@
         </w:numPr>
       </w:pPr>
       <w:r>
-        <w:t>Utilities: firm (avg +0.50%)</w:t>
+        <w:t>Utilities: leading (avg +0.74%)</w:t>
       </w:r>
     </w:p>
     <w:p>
@@ -105,7 +105,7 @@
         </w:numPr>
       </w:pPr>
       <w:r>
-        <w:t>Real Estate: leading (avg +0.90%)</w:t>
+        <w:t>Real Estate: leading (avg +0.60%)</w:t>
       </w:r>
     </w:p>
     <w:p>
@@ -117,7 +117,7 @@
         </w:numPr>
       </w:pPr>
       <w:r>
-        <w:t>Materials: leading (avg +1.00%)</w:t>
+        <w:t>Materials: leading (avg +0.94%)</w:t>
       </w:r>
     </w:p>
     <w:p>
@@ -129,7 +129,7 @@
         </w:numPr>
       </w:pPr>
       <w:r>
-        <w:t>Energy: leading (avg +0.88%)</w:t>
+        <w:t>Energy: leading (avg +1.38%)</w:t>
       </w:r>
     </w:p>
     <w:p>
@@ -141,7 +141,7 @@
         </w:numPr>
       </w:pPr>
       <w:r>
-        <w:t>Health Care: leading (avg +0.74%)</w:t>
+        <w:t>Health Care: firm (avg +0.35%)</w:t>
       </w:r>
     </w:p>
     <w:p>
@@ -153,7 +153,7 @@
         </w:numPr>
       </w:pPr>
       <w:r>
-        <w:t>Communication Services: leading (avg +0.68%)</w:t>
+        <w:t>Communication Services: leading (avg +1.00%)</w:t>
       </w:r>
     </w:p>
     <w:p>
@@ -170,7 +170,7 @@
         </w:numPr>
       </w:pPr>
       <w:r>
-        <w:t>Gold: leading (avg +2.31%)</w:t>
+        <w:t>Gold: leading (avg +3.66%)</w:t>
       </w:r>
     </w:p>
     <w:p>
@@ -182,7 +182,7 @@
         </w:numPr>
       </w:pPr>
       <w:r>
-        <w:t>USD: lagging (avg -3.71%)</w:t>
+        <w:t>USD: lagging (avg -4.03%)</w:t>
       </w:r>
     </w:p>
     <w:p>
@@ -194,7 +194,7 @@
         </w:numPr>
       </w:pPr>
       <w:r>
-        <w:t>Yields: leading (avg +0.47%)</w:t>
+        <w:t>Yields: leading (avg +0.53%)</w:t>
       </w:r>
     </w:p>
     <w:p>
@@ -206,7 +206,7 @@
         </w:numPr>
       </w:pPr>
       <w:r>
-        <w:t>Bonds: flat (avg -0.07%)</w:t>
+        <w:t>Bonds: flat (avg -0.00%)</w:t>
       </w:r>
     </w:p>
     <w:p>
@@ -218,16 +218,16 @@
         </w:numPr>
       </w:pPr>
       <w:r>
-        <w:t>Energy complex: flat (avg -0.14%)</w:t>
+        <w:t>Energy complex: leading (avg +4.58%)</w:t>
       </w:r>
     </w:p>
     <w:p>
       <w:r>
-        <w:t xml:space="preserve">Bottom line: Strong breadth with 77% of names positive and leadership concentrated in cyclicals (Financials, Industrials, Materials, Energy, Real Estate and Health Care) alongside solid Tech and Communication Services, against only mild softness in Consumer Staples and a firm bid for Utilities and Consumer Discretionary, points to a market still willing to lean into risk despite late-cycle dynamics. </w:t>
+        <w:t xml:space="preserve">Bottom line: With roughly 70% of names positive on the week, breadth remains constructive as cyclical and rate-sensitive leadership broadens out, led by Financials, Industrials, Energy, Materials, Utilities, Real Estate, and Communication Services, while defensives like Consumer Staples and more interest-rate-sensitive Consumer Discretionary lag on the margin and Tech and Health Care hold firm rather than dominate. </w:t>
       </w:r>
-      <w:bookmarkStart w:id="0" w:name="_Hlk217325310"/>
+      <w:bookmarkStart w:id="0" w:name="_Hlk217398451"/>
       <w:r>
-        <w:t>Macro conditions reflect slowing sequential growth and pressured earnings revisions alongside inflation that is easing off the highs but still above pre-COVID norms, which is echoed in a weaker USD, firmer gold, slightly higher yields, flat bonds, and a broadly steady energy complex that together signal a market pricing in lower real growth, sticky-but-contained inflation, and a preference for real assets and quality cyclicals over pure defensives.</w:t>
+        <w:t>Macro conditions reflect slowing growth and pressured earnings expectations alongside still-elevated but decelerating inflation, and the tape corroborates that mix via a weaker USD, strong bid for Gold and the Energy complex, modestly higher yields, and flat bonds, all of which point to investors leaning into reflationary, real-asset and cyclically geared exposures even as they hedge late-cycle growth risk.</w:t>
       </w:r>
       <w:bookmarkEnd w:id="0"/>
     </w:p>
@@ -415,9 +415,9 @@
     </w:lvl>
   </w:abstractNum>
   <w:abstractNum w:abstractNumId="9" w15:restartNumberingAfterBreak="0">
-    <w:nsid w:val="06BD229C"/>
+    <w:nsid w:val="1B8E55C4"/>
     <w:multiLevelType w:val="hybridMultilevel"/>
-    <w:tmpl w:val="C96CED30"/>
+    <w:tmpl w:val="FFD8961C"/>
     <w:lvl w:ilvl="0" w:tplc="04090001">
       <w:start w:val="1"/>
       <w:numFmt w:val="bullet"/>
@@ -528,9 +528,9 @@
     </w:lvl>
   </w:abstractNum>
   <w:abstractNum w:abstractNumId="10" w15:restartNumberingAfterBreak="0">
-    <w:nsid w:val="5E2622A3"/>
+    <w:nsid w:val="5D1B18C1"/>
     <w:multiLevelType w:val="hybridMultilevel"/>
-    <w:tmpl w:val="E306ED94"/>
+    <w:tmpl w:val="D4BA646A"/>
     <w:lvl w:ilvl="0" w:tplc="04090001">
       <w:start w:val="1"/>
       <w:numFmt w:val="bullet"/>
@@ -640,38 +640,38 @@
       </w:rPr>
     </w:lvl>
   </w:abstractNum>
-  <w:num w:numId="1" w16cid:durableId="87316930">
+  <w:num w:numId="1" w16cid:durableId="1984650620">
     <w:abstractNumId w:val="8"/>
   </w:num>
-  <w:num w:numId="2" w16cid:durableId="692538049">
+  <w:num w:numId="2" w16cid:durableId="113059142">
     <w:abstractNumId w:val="6"/>
   </w:num>
-  <w:num w:numId="3" w16cid:durableId="225646622">
+  <w:num w:numId="3" w16cid:durableId="510803474">
     <w:abstractNumId w:val="5"/>
   </w:num>
-  <w:num w:numId="4" w16cid:durableId="1740638781">
+  <w:num w:numId="4" w16cid:durableId="1781803189">
     <w:abstractNumId w:val="4"/>
   </w:num>
-  <w:num w:numId="5" w16cid:durableId="734202718">
+  <w:num w:numId="5" w16cid:durableId="458184654">
     <w:abstractNumId w:val="7"/>
   </w:num>
-  <w:num w:numId="6" w16cid:durableId="978536560">
+  <w:num w:numId="6" w16cid:durableId="1330862989">
     <w:abstractNumId w:val="3"/>
   </w:num>
-  <w:num w:numId="7" w16cid:durableId="798956506">
+  <w:num w:numId="7" w16cid:durableId="1441534915">
     <w:abstractNumId w:val="2"/>
   </w:num>
-  <w:num w:numId="8" w16cid:durableId="537936335">
+  <w:num w:numId="8" w16cid:durableId="55396803">
     <w:abstractNumId w:val="1"/>
   </w:num>
-  <w:num w:numId="9" w16cid:durableId="1930656823">
+  <w:num w:numId="9" w16cid:durableId="170875326">
     <w:abstractNumId w:val="0"/>
   </w:num>
-  <w:num w:numId="10" w16cid:durableId="1053777686">
+  <w:num w:numId="10" w16cid:durableId="1348100221">
+    <w:abstractNumId w:val="10"/>
+  </w:num>
+  <w:num w:numId="11" w16cid:durableId="1259630666">
     <w:abstractNumId w:val="9"/>
-  </w:num>
-  <w:num w:numId="11" w16cid:durableId="1902907995">
-    <w:abstractNumId w:val="10"/>
   </w:num>
 </w:numbering>
 </file>

--- a/data/Market_Read_weekly.docx
+++ b/data/Market_Read_weekly.docx
@@ -21,7 +21,7 @@
         </w:numPr>
       </w:pPr>
       <w:r>
-        <w:t>Breadth: 70.1% of names are positive.</w:t>
+        <w:t>Breadth: 69.9% of names are positive.</w:t>
       </w:r>
     </w:p>
     <w:p>
@@ -223,11 +223,11 @@
     </w:p>
     <w:p>
       <w:r>
-        <w:t xml:space="preserve">Bottom line: With roughly 70% of names positive on the week, breadth remains constructive as cyclical and rate-sensitive leadership broadens out, led by Financials, Industrials, Energy, Materials, Utilities, Real Estate, and Communication Services, while defensives like Consumer Staples and more interest-rate-sensitive Consumer Discretionary lag on the margin and Tech and Health Care hold firm rather than dominate. </w:t>
+        <w:t xml:space="preserve">Bottom line: With nearly 70% of names positive on the week, breadth is solid and the tape is rotating toward cyclical and rate-sensitive leadership, as Financials, Industrials, Materials, Energy, Utilities, Real Estate, and Communication Services all post outsized gains while defensives like Consumer Staples and to a lesser extent Consumer Discretionary lag. </w:t>
       </w:r>
-      <w:bookmarkStart w:id="0" w:name="_Hlk217398451"/>
+      <w:bookmarkStart w:id="0" w:name="_Hlk217412719"/>
       <w:r>
-        <w:t>Macro conditions reflect slowing growth and pressured earnings expectations alongside still-elevated but decelerating inflation, and the tape corroborates that mix via a weaker USD, strong bid for Gold and the Energy complex, modestly higher yields, and flat bonds, all of which point to investors leaning into reflationary, real-asset and cyclically geared exposures even as they hedge late-cycle growth risk.</w:t>
+        <w:t>Macro conditions reflect slowing growth and pressured earnings revisions alongside inflation that is easing from peak levels but still elevated versus pre-COVID norms, a mix echoed by a weaker USD, sharply higher gold and energy prices, and firmer yields with flat bonds that together point to markets repricing a stickier-inflation, slower-growth backdrop even as risk assets lean into cyclical exposure for now.</w:t>
       </w:r>
       <w:bookmarkEnd w:id="0"/>
     </w:p>
@@ -415,9 +415,9 @@
     </w:lvl>
   </w:abstractNum>
   <w:abstractNum w:abstractNumId="9" w15:restartNumberingAfterBreak="0">
-    <w:nsid w:val="1B8E55C4"/>
+    <w:nsid w:val="22BE04E2"/>
     <w:multiLevelType w:val="hybridMultilevel"/>
-    <w:tmpl w:val="FFD8961C"/>
+    <w:tmpl w:val="F76CAFE0"/>
     <w:lvl w:ilvl="0" w:tplc="04090001">
       <w:start w:val="1"/>
       <w:numFmt w:val="bullet"/>
@@ -528,9 +528,9 @@
     </w:lvl>
   </w:abstractNum>
   <w:abstractNum w:abstractNumId="10" w15:restartNumberingAfterBreak="0">
-    <w:nsid w:val="5D1B18C1"/>
+    <w:nsid w:val="35985656"/>
     <w:multiLevelType w:val="hybridMultilevel"/>
-    <w:tmpl w:val="D4BA646A"/>
+    <w:tmpl w:val="CBECAD14"/>
     <w:lvl w:ilvl="0" w:tplc="04090001">
       <w:start w:val="1"/>
       <w:numFmt w:val="bullet"/>
@@ -640,38 +640,38 @@
       </w:rPr>
     </w:lvl>
   </w:abstractNum>
-  <w:num w:numId="1" w16cid:durableId="1984650620">
+  <w:num w:numId="1" w16cid:durableId="1399744901">
     <w:abstractNumId w:val="8"/>
   </w:num>
-  <w:num w:numId="2" w16cid:durableId="113059142">
+  <w:num w:numId="2" w16cid:durableId="1554269587">
     <w:abstractNumId w:val="6"/>
   </w:num>
-  <w:num w:numId="3" w16cid:durableId="510803474">
+  <w:num w:numId="3" w16cid:durableId="732777263">
     <w:abstractNumId w:val="5"/>
   </w:num>
-  <w:num w:numId="4" w16cid:durableId="1781803189">
+  <w:num w:numId="4" w16cid:durableId="1270743446">
     <w:abstractNumId w:val="4"/>
   </w:num>
-  <w:num w:numId="5" w16cid:durableId="458184654">
+  <w:num w:numId="5" w16cid:durableId="2005544817">
     <w:abstractNumId w:val="7"/>
   </w:num>
-  <w:num w:numId="6" w16cid:durableId="1330862989">
+  <w:num w:numId="6" w16cid:durableId="1895463931">
     <w:abstractNumId w:val="3"/>
   </w:num>
-  <w:num w:numId="7" w16cid:durableId="1441534915">
+  <w:num w:numId="7" w16cid:durableId="2112816541">
     <w:abstractNumId w:val="2"/>
   </w:num>
-  <w:num w:numId="8" w16cid:durableId="55396803">
+  <w:num w:numId="8" w16cid:durableId="1012798448">
     <w:abstractNumId w:val="1"/>
   </w:num>
-  <w:num w:numId="9" w16cid:durableId="170875326">
+  <w:num w:numId="9" w16cid:durableId="2136675897">
     <w:abstractNumId w:val="0"/>
   </w:num>
-  <w:num w:numId="10" w16cid:durableId="1348100221">
+  <w:num w:numId="10" w16cid:durableId="1130829745">
+    <w:abstractNumId w:val="9"/>
+  </w:num>
+  <w:num w:numId="11" w16cid:durableId="813568555">
     <w:abstractNumId w:val="10"/>
-  </w:num>
-  <w:num w:numId="11" w16cid:durableId="1259630666">
-    <w:abstractNumId w:val="9"/>
   </w:num>
 </w:numbering>
 </file>

--- a/data/Market_Read_weekly.docx
+++ b/data/Market_Read_weekly.docx
@@ -4,7 +4,7 @@
   <w:body>
     <w:p>
       <w:r>
-        <w:t>Weekly Market Read: December 23, 2025</w:t>
+        <w:t>Weekly Market Read: December 24, 2025</w:t>
       </w:r>
     </w:p>
     <w:p>
@@ -21,7 +21,7 @@
         </w:numPr>
       </w:pPr>
       <w:r>
-        <w:t>Breadth: 69.9% of names are positive.</w:t>
+        <w:t>Breadth: 76.2% of names are positive.</w:t>
       </w:r>
     </w:p>
     <w:p>
@@ -33,7 +33,7 @@
         </w:numPr>
       </w:pPr>
       <w:r>
-        <w:t>Information Technology: firm (avg +0.41%)</w:t>
+        <w:t>Information Technology: leading (avg +0.61%)</w:t>
       </w:r>
     </w:p>
     <w:p>
@@ -45,7 +45,7 @@
         </w:numPr>
       </w:pPr>
       <w:r>
-        <w:t>Industrials: leading (avg +0.88%)</w:t>
+        <w:t>Industrials: leading (avg +1.17%)</w:t>
       </w:r>
     </w:p>
     <w:p>
@@ -57,7 +57,7 @@
         </w:numPr>
       </w:pPr>
       <w:r>
-        <w:t>Consumer Staples: lagging (avg -1.25%)</w:t>
+        <w:t>Consumer Staples: lagging (avg -0.47%)</w:t>
       </w:r>
     </w:p>
     <w:p>
@@ -69,7 +69,7 @@
         </w:numPr>
       </w:pPr>
       <w:r>
-        <w:t>Consumer Discretionary: soft (avg -0.30%)</w:t>
+        <w:t>Consumer Discretionary: firm (avg +0.22%)</w:t>
       </w:r>
     </w:p>
     <w:p>
@@ -81,7 +81,7 @@
         </w:numPr>
       </w:pPr>
       <w:r>
-        <w:t>Financials: leading (avg +0.99%)</w:t>
+        <w:t>Financials: leading (avg +1.39%)</w:t>
       </w:r>
     </w:p>
     <w:p>
@@ -93,7 +93,7 @@
         </w:numPr>
       </w:pPr>
       <w:r>
-        <w:t>Utilities: leading (avg +0.74%)</w:t>
+        <w:t>Utilities: leading (avg +1.23%)</w:t>
       </w:r>
     </w:p>
     <w:p>
@@ -105,7 +105,7 @@
         </w:numPr>
       </w:pPr>
       <w:r>
-        <w:t>Real Estate: leading (avg +0.60%)</w:t>
+        <w:t>Real Estate: leading (avg +1.40%)</w:t>
       </w:r>
     </w:p>
     <w:p>
@@ -117,7 +117,7 @@
         </w:numPr>
       </w:pPr>
       <w:r>
-        <w:t>Materials: leading (avg +0.94%)</w:t>
+        <w:t>Materials: leading (avg +1.16%)</w:t>
       </w:r>
     </w:p>
     <w:p>
@@ -129,7 +129,7 @@
         </w:numPr>
       </w:pPr>
       <w:r>
-        <w:t>Energy: leading (avg +1.38%)</w:t>
+        <w:t>Energy: leading (avg +0.88%)</w:t>
       </w:r>
     </w:p>
     <w:p>
@@ -141,7 +141,7 @@
         </w:numPr>
       </w:pPr>
       <w:r>
-        <w:t>Health Care: firm (avg +0.35%)</w:t>
+        <w:t>Health Care: leading (avg +0.69%)</w:t>
       </w:r>
     </w:p>
     <w:p>
@@ -153,7 +153,7 @@
         </w:numPr>
       </w:pPr>
       <w:r>
-        <w:t>Communication Services: leading (avg +1.00%)</w:t>
+        <w:t>Communication Services: leading (avg +1.76%)</w:t>
       </w:r>
     </w:p>
     <w:p>
@@ -170,7 +170,7 @@
         </w:numPr>
       </w:pPr>
       <w:r>
-        <w:t>Gold: leading (avg +3.66%)</w:t>
+        <w:t>Gold: leading (avg +3.24%)</w:t>
       </w:r>
     </w:p>
     <w:p>
@@ -182,7 +182,7 @@
         </w:numPr>
       </w:pPr>
       <w:r>
-        <w:t>USD: lagging (avg -4.03%)</w:t>
+        <w:t>USD: lagging (avg -3.99%)</w:t>
       </w:r>
     </w:p>
     <w:p>
@@ -194,7 +194,7 @@
         </w:numPr>
       </w:pPr>
       <w:r>
-        <w:t>Yields: leading (avg +0.53%)</w:t>
+        <w:t>Yields: flat (avg -0.12%)</w:t>
       </w:r>
     </w:p>
     <w:p>
@@ -206,7 +206,7 @@
         </w:numPr>
       </w:pPr>
       <w:r>
-        <w:t>Bonds: flat (avg -0.00%)</w:t>
+        <w:t>Bonds: leading (avg +0.33%)</w:t>
       </w:r>
     </w:p>
     <w:p>
@@ -218,16 +218,16 @@
         </w:numPr>
       </w:pPr>
       <w:r>
-        <w:t>Energy complex: leading (avg +4.58%)</w:t>
+        <w:t>Energy complex: leading (avg +2.41%)</w:t>
       </w:r>
     </w:p>
     <w:p>
       <w:r>
-        <w:t xml:space="preserve">Bottom line: With nearly 70% of names positive on the week, breadth is solid and the tape is rotating toward cyclical and rate-sensitive leadership, as Financials, Industrials, Materials, Energy, Utilities, Real Estate, and Communication Services all post outsized gains while defensives like Consumer Staples and to a lesser extent Consumer Discretionary lag. </w:t>
+        <w:t xml:space="preserve">Bottom line: With roughly three-quarters of stocks trading higher, breadth stayed robust as leadership broadened from the usual mega-cap tech into cyclicals and defensives alike, with Financials, Real Estate, Industrials, Utilities, Materials, Energy, Health Care, and Communication Services all posting strong gains and Consumer Discretionary remaining firm, while only Consumer Staples lagged modestly. </w:t>
       </w:r>
-      <w:bookmarkStart w:id="0" w:name="_Hlk217412719"/>
+      <w:bookmarkStart w:id="0" w:name="_Hlk217474444"/>
       <w:r>
-        <w:t>Macro conditions reflect slowing growth and pressured earnings revisions alongside inflation that is easing from peak levels but still elevated versus pre-COVID norms, a mix echoed by a weaker USD, sharply higher gold and energy prices, and firmer yields with flat bonds that together point to markets repricing a stickier-inflation, slower-growth backdrop even as risk assets lean into cyclical exposure for now.</w:t>
+        <w:t>Macro conditions reflect slowing but still positive growth alongside moderating yet above-trend inflation, and the tape is echoing that mix through a weaker USD, firm bonds and flat yields, rising gold, and a strong energy complex, a combination that points to investors seeking both late-cycle safety and real-asset hedges while still rewarding equity risk where balance sheets and pricing power look most durable.</w:t>
       </w:r>
       <w:bookmarkEnd w:id="0"/>
     </w:p>
@@ -415,9 +415,9 @@
     </w:lvl>
   </w:abstractNum>
   <w:abstractNum w:abstractNumId="9" w15:restartNumberingAfterBreak="0">
-    <w:nsid w:val="22BE04E2"/>
+    <w:nsid w:val="2C492484"/>
     <w:multiLevelType w:val="hybridMultilevel"/>
-    <w:tmpl w:val="F76CAFE0"/>
+    <w:tmpl w:val="3926B3B4"/>
     <w:lvl w:ilvl="0" w:tplc="04090001">
       <w:start w:val="1"/>
       <w:numFmt w:val="bullet"/>
@@ -528,9 +528,9 @@
     </w:lvl>
   </w:abstractNum>
   <w:abstractNum w:abstractNumId="10" w15:restartNumberingAfterBreak="0">
-    <w:nsid w:val="35985656"/>
+    <w:nsid w:val="54C13B42"/>
     <w:multiLevelType w:val="hybridMultilevel"/>
-    <w:tmpl w:val="CBECAD14"/>
+    <w:tmpl w:val="111A4F76"/>
     <w:lvl w:ilvl="0" w:tplc="04090001">
       <w:start w:val="1"/>
       <w:numFmt w:val="bullet"/>
@@ -640,37 +640,37 @@
       </w:rPr>
     </w:lvl>
   </w:abstractNum>
-  <w:num w:numId="1" w16cid:durableId="1399744901">
+  <w:num w:numId="1" w16cid:durableId="1272400681">
     <w:abstractNumId w:val="8"/>
   </w:num>
-  <w:num w:numId="2" w16cid:durableId="1554269587">
+  <w:num w:numId="2" w16cid:durableId="1281494716">
     <w:abstractNumId w:val="6"/>
   </w:num>
-  <w:num w:numId="3" w16cid:durableId="732777263">
+  <w:num w:numId="3" w16cid:durableId="175316316">
     <w:abstractNumId w:val="5"/>
   </w:num>
-  <w:num w:numId="4" w16cid:durableId="1270743446">
+  <w:num w:numId="4" w16cid:durableId="449012325">
     <w:abstractNumId w:val="4"/>
   </w:num>
-  <w:num w:numId="5" w16cid:durableId="2005544817">
+  <w:num w:numId="5" w16cid:durableId="310602289">
     <w:abstractNumId w:val="7"/>
   </w:num>
-  <w:num w:numId="6" w16cid:durableId="1895463931">
+  <w:num w:numId="6" w16cid:durableId="1612739887">
     <w:abstractNumId w:val="3"/>
   </w:num>
-  <w:num w:numId="7" w16cid:durableId="2112816541">
+  <w:num w:numId="7" w16cid:durableId="1192646260">
     <w:abstractNumId w:val="2"/>
   </w:num>
-  <w:num w:numId="8" w16cid:durableId="1012798448">
+  <w:num w:numId="8" w16cid:durableId="1913076597">
     <w:abstractNumId w:val="1"/>
   </w:num>
-  <w:num w:numId="9" w16cid:durableId="2136675897">
+  <w:num w:numId="9" w16cid:durableId="422532791">
     <w:abstractNumId w:val="0"/>
   </w:num>
-  <w:num w:numId="10" w16cid:durableId="1130829745">
+  <w:num w:numId="10" w16cid:durableId="281965092">
     <w:abstractNumId w:val="9"/>
   </w:num>
-  <w:num w:numId="11" w16cid:durableId="813568555">
+  <w:num w:numId="11" w16cid:durableId="1927956536">
     <w:abstractNumId w:val="10"/>
   </w:num>
 </w:numbering>

--- a/data/Market_Read_weekly.docx
+++ b/data/Market_Read_weekly.docx
@@ -4,7 +4,7 @@
   <w:body>
     <w:p>
       <w:r>
-        <w:t>Weekly Market Read: December 24, 2025</w:t>
+        <w:t>Weekly Market Read: December 26, 2025</w:t>
       </w:r>
     </w:p>
     <w:p>
@@ -21,7 +21,7 @@
         </w:numPr>
       </w:pPr>
       <w:r>
-        <w:t>Breadth: 76.2% of names are positive.</w:t>
+        <w:t>Breadth: 75.5% of names are positive.</w:t>
       </w:r>
     </w:p>
     <w:p>
@@ -33,7 +33,7 @@
         </w:numPr>
       </w:pPr>
       <w:r>
-        <w:t>Information Technology: leading (avg +0.61%)</w:t>
+        <w:t>Information Technology: leading (avg +0.79%)</w:t>
       </w:r>
     </w:p>
     <w:p>
@@ -45,7 +45,7 @@
         </w:numPr>
       </w:pPr>
       <w:r>
-        <w:t>Industrials: leading (avg +1.17%)</w:t>
+        <w:t>Industrials: leading (avg +1.04%)</w:t>
       </w:r>
     </w:p>
     <w:p>
@@ -57,7 +57,7 @@
         </w:numPr>
       </w:pPr>
       <w:r>
-        <w:t>Consumer Staples: lagging (avg -0.47%)</w:t>
+        <w:t>Consumer Staples: soft (avg -0.40%)</w:t>
       </w:r>
     </w:p>
     <w:p>
@@ -69,7 +69,7 @@
         </w:numPr>
       </w:pPr>
       <w:r>
-        <w:t>Consumer Discretionary: firm (avg +0.22%)</w:t>
+        <w:t>Consumer Discretionary: flat (avg +0.18%)</w:t>
       </w:r>
     </w:p>
     <w:p>
@@ -81,7 +81,7 @@
         </w:numPr>
       </w:pPr>
       <w:r>
-        <w:t>Financials: leading (avg +1.39%)</w:t>
+        <w:t>Financials: leading (avg +1.22%)</w:t>
       </w:r>
     </w:p>
     <w:p>
@@ -93,7 +93,7 @@
         </w:numPr>
       </w:pPr>
       <w:r>
-        <w:t>Utilities: leading (avg +1.23%)</w:t>
+        <w:t>Utilities: leading (avg +1.15%)</w:t>
       </w:r>
     </w:p>
     <w:p>
@@ -105,7 +105,7 @@
         </w:numPr>
       </w:pPr>
       <w:r>
-        <w:t>Real Estate: leading (avg +1.40%)</w:t>
+        <w:t>Real Estate: leading (avg +1.56%)</w:t>
       </w:r>
     </w:p>
     <w:p>
@@ -117,7 +117,7 @@
         </w:numPr>
       </w:pPr>
       <w:r>
-        <w:t>Materials: leading (avg +1.16%)</w:t>
+        <w:t>Materials: leading (avg +1.82%)</w:t>
       </w:r>
     </w:p>
     <w:p>
@@ -129,7 +129,7 @@
         </w:numPr>
       </w:pPr>
       <w:r>
-        <w:t>Energy: leading (avg +0.88%)</w:t>
+        <w:t>Energy: firm (avg +0.43%)</w:t>
       </w:r>
     </w:p>
     <w:p>
@@ -141,7 +141,7 @@
         </w:numPr>
       </w:pPr>
       <w:r>
-        <w:t>Health Care: leading (avg +0.69%)</w:t>
+        <w:t>Health Care: leading (avg +0.82%)</w:t>
       </w:r>
     </w:p>
     <w:p>
@@ -153,7 +153,7 @@
         </w:numPr>
       </w:pPr>
       <w:r>
-        <w:t>Communication Services: leading (avg +1.76%)</w:t>
+        <w:t>Communication Services: leading (avg +1.59%)</w:t>
       </w:r>
     </w:p>
     <w:p>
@@ -170,7 +170,7 @@
         </w:numPr>
       </w:pPr>
       <w:r>
-        <w:t>Gold: leading (avg +3.24%)</w:t>
+        <w:t>Gold: leading (avg +4.44%)</w:t>
       </w:r>
     </w:p>
     <w:p>
@@ -182,7 +182,7 @@
         </w:numPr>
       </w:pPr>
       <w:r>
-        <w:t>USD: lagging (avg -3.99%)</w:t>
+        <w:t>USD: lagging (avg -3.92%)</w:t>
       </w:r>
     </w:p>
     <w:p>
@@ -194,7 +194,7 @@
         </w:numPr>
       </w:pPr>
       <w:r>
-        <w:t>Yields: flat (avg -0.12%)</w:t>
+        <w:t>Yields: flat (avg -0.14%)</w:t>
       </w:r>
     </w:p>
     <w:p>
@@ -206,7 +206,7 @@
         </w:numPr>
       </w:pPr>
       <w:r>
-        <w:t>Bonds: leading (avg +0.33%)</w:t>
+        <w:t>Bonds: firm (avg +0.23%)</w:t>
       </w:r>
     </w:p>
     <w:p>
@@ -218,18 +218,13 @@
         </w:numPr>
       </w:pPr>
       <w:r>
-        <w:t>Energy complex: leading (avg +2.41%)</w:t>
+        <w:t>Energy complex: leading (avg +2.88%)</w:t>
       </w:r>
     </w:p>
     <w:p>
       <w:r>
-        <w:t xml:space="preserve">Bottom line: With roughly three-quarters of stocks trading higher, breadth stayed robust as leadership broadened from the usual mega-cap tech into cyclicals and defensives alike, with Financials, Real Estate, Industrials, Utilities, Materials, Energy, Health Care, and Communication Services all posting strong gains and Consumer Discretionary remaining firm, while only Consumer Staples lagged modestly. </w:t>
+        <w:t>Bottom line: With roughly three-quarters of stocks positive on the week, breadth stayed robust as cyclical and rate-sensitive groups led, highlighted by strength in Financials, Industrials, Materials, Real Estate, Health Care, Utilities, and Communication Services, while Technology participated and Energy remained firm, but defensives like Consumer Staples lagged and Discretionary was essentially flat, signaling a market still willing to lean into risk despite uneven consumer and staple demand. Macro conditions reflect growth expectations that are grinding lower and inflation expectations that are moderating but remain above the prior cycle, a mix echoed by a weaker USD, strong Gold and energy complex, steady-to-softer yields, and firmer bonds that together point to investors positioning for slower real activity, persistent (but less acute) price pressure, and a continued search for quality and real-asset hedges within a still-broad equity advance.</w:t>
       </w:r>
-      <w:bookmarkStart w:id="0" w:name="_Hlk217474444"/>
-      <w:r>
-        <w:t>Macro conditions reflect slowing but still positive growth alongside moderating yet above-trend inflation, and the tape is echoing that mix through a weaker USD, firm bonds and flat yields, rising gold, and a strong energy complex, a combination that points to investors seeking both late-cycle safety and real-asset hedges while still rewarding equity risk where balance sheets and pricing power look most durable.</w:t>
-      </w:r>
-      <w:bookmarkEnd w:id="0"/>
     </w:p>
     <w:sectPr>
       <w:pgSz w:w="12240" w:h="15840"/>
@@ -415,9 +410,9 @@
     </w:lvl>
   </w:abstractNum>
   <w:abstractNum w:abstractNumId="9" w15:restartNumberingAfterBreak="0">
-    <w:nsid w:val="2C492484"/>
+    <w:nsid w:val="0E515CCB"/>
     <w:multiLevelType w:val="hybridMultilevel"/>
-    <w:tmpl w:val="3926B3B4"/>
+    <w:tmpl w:val="2E189EBC"/>
     <w:lvl w:ilvl="0" w:tplc="04090001">
       <w:start w:val="1"/>
       <w:numFmt w:val="bullet"/>
@@ -528,9 +523,9 @@
     </w:lvl>
   </w:abstractNum>
   <w:abstractNum w:abstractNumId="10" w15:restartNumberingAfterBreak="0">
-    <w:nsid w:val="54C13B42"/>
+    <w:nsid w:val="7C9D619E"/>
     <w:multiLevelType w:val="hybridMultilevel"/>
-    <w:tmpl w:val="111A4F76"/>
+    <w:tmpl w:val="904E8598"/>
     <w:lvl w:ilvl="0" w:tplc="04090001">
       <w:start w:val="1"/>
       <w:numFmt w:val="bullet"/>
@@ -640,38 +635,38 @@
       </w:rPr>
     </w:lvl>
   </w:abstractNum>
-  <w:num w:numId="1" w16cid:durableId="1272400681">
+  <w:num w:numId="1" w16cid:durableId="1739742300">
     <w:abstractNumId w:val="8"/>
   </w:num>
-  <w:num w:numId="2" w16cid:durableId="1281494716">
+  <w:num w:numId="2" w16cid:durableId="1888948355">
     <w:abstractNumId w:val="6"/>
   </w:num>
-  <w:num w:numId="3" w16cid:durableId="175316316">
+  <w:num w:numId="3" w16cid:durableId="1574927368">
     <w:abstractNumId w:val="5"/>
   </w:num>
-  <w:num w:numId="4" w16cid:durableId="449012325">
+  <w:num w:numId="4" w16cid:durableId="1014570561">
     <w:abstractNumId w:val="4"/>
   </w:num>
-  <w:num w:numId="5" w16cid:durableId="310602289">
+  <w:num w:numId="5" w16cid:durableId="577062126">
     <w:abstractNumId w:val="7"/>
   </w:num>
-  <w:num w:numId="6" w16cid:durableId="1612739887">
+  <w:num w:numId="6" w16cid:durableId="1152335210">
     <w:abstractNumId w:val="3"/>
   </w:num>
-  <w:num w:numId="7" w16cid:durableId="1192646260">
+  <w:num w:numId="7" w16cid:durableId="1781294532">
     <w:abstractNumId w:val="2"/>
   </w:num>
-  <w:num w:numId="8" w16cid:durableId="1913076597">
+  <w:num w:numId="8" w16cid:durableId="998580318">
     <w:abstractNumId w:val="1"/>
   </w:num>
-  <w:num w:numId="9" w16cid:durableId="422532791">
+  <w:num w:numId="9" w16cid:durableId="1205143880">
     <w:abstractNumId w:val="0"/>
   </w:num>
-  <w:num w:numId="10" w16cid:durableId="281965092">
+  <w:num w:numId="10" w16cid:durableId="1423264138">
+    <w:abstractNumId w:val="10"/>
+  </w:num>
+  <w:num w:numId="11" w16cid:durableId="1042710012">
     <w:abstractNumId w:val="9"/>
-  </w:num>
-  <w:num w:numId="11" w16cid:durableId="1927956536">
-    <w:abstractNumId w:val="10"/>
   </w:num>
 </w:numbering>
 </file>

--- a/data/Market_Read_weekly.docx
+++ b/data/Market_Read_weekly.docx
@@ -4,7 +4,7 @@
   <w:body>
     <w:p>
       <w:r>
-        <w:t>Weekly Market Read: December 26, 2025</w:t>
+        <w:t>Weekly Market Read: December 29, 2025</w:t>
       </w:r>
     </w:p>
     <w:p>
@@ -21,7 +21,7 @@
         </w:numPr>
       </w:pPr>
       <w:r>
-        <w:t>Breadth: 75.5% of names are positive.</w:t>
+        <w:t>Breadth: 40.3% of names are positive.</w:t>
       </w:r>
     </w:p>
     <w:p>
@@ -33,7 +33,7 @@
         </w:numPr>
       </w:pPr>
       <w:r>
-        <w:t>Information Technology: leading (avg +0.79%)</w:t>
+        <w:t>Information Technology: lagging (avg -0.49%)</w:t>
       </w:r>
     </w:p>
     <w:p>
@@ -45,7 +45,7 @@
         </w:numPr>
       </w:pPr>
       <w:r>
-        <w:t>Industrials: leading (avg +1.04%)</w:t>
+        <w:t>Industrials: soft (avg -0.25%)</w:t>
       </w:r>
     </w:p>
     <w:p>
@@ -57,7 +57,7 @@
         </w:numPr>
       </w:pPr>
       <w:r>
-        <w:t>Consumer Staples: soft (avg -0.40%)</w:t>
+        <w:t>Consumer Staples: flat (avg -0.03%)</w:t>
       </w:r>
     </w:p>
     <w:p>
@@ -69,7 +69,7 @@
         </w:numPr>
       </w:pPr>
       <w:r>
-        <w:t>Consumer Discretionary: flat (avg +0.18%)</w:t>
+        <w:t>Consumer Discretionary: lagging (avg -0.54%)</w:t>
       </w:r>
     </w:p>
     <w:p>
@@ -81,7 +81,7 @@
         </w:numPr>
       </w:pPr>
       <w:r>
-        <w:t>Financials: leading (avg +1.22%)</w:t>
+        <w:t>Financials: soft (avg -0.34%)</w:t>
       </w:r>
     </w:p>
     <w:p>
@@ -93,7 +93,7 @@
         </w:numPr>
       </w:pPr>
       <w:r>
-        <w:t>Utilities: leading (avg +1.15%)</w:t>
+        <w:t>Utilities: firm (avg +0.28%)</w:t>
       </w:r>
     </w:p>
     <w:p>
@@ -105,7 +105,7 @@
         </w:numPr>
       </w:pPr>
       <w:r>
-        <w:t>Real Estate: leading (avg +1.56%)</w:t>
+        <w:t>Real Estate: firm (avg +0.27%)</w:t>
       </w:r>
     </w:p>
     <w:p>
@@ -117,7 +117,7 @@
         </w:numPr>
       </w:pPr>
       <w:r>
-        <w:t>Materials: leading (avg +1.82%)</w:t>
+        <w:t>Materials: lagging (avg -0.57%)</w:t>
       </w:r>
     </w:p>
     <w:p>
@@ -129,7 +129,7 @@
         </w:numPr>
       </w:pPr>
       <w:r>
-        <w:t>Energy: firm (avg +0.43%)</w:t>
+        <w:t>Energy: leading (avg +1.01%)</w:t>
       </w:r>
     </w:p>
     <w:p>
@@ -141,7 +141,7 @@
         </w:numPr>
       </w:pPr>
       <w:r>
-        <w:t>Health Care: leading (avg +0.82%)</w:t>
+        <w:t>Health Care: soft (avg -0.18%)</w:t>
       </w:r>
     </w:p>
     <w:p>
@@ -153,7 +153,7 @@
         </w:numPr>
       </w:pPr>
       <w:r>
-        <w:t>Communication Services: leading (avg +1.59%)</w:t>
+        <w:t>Communication Services: flat (avg -0.00%)</w:t>
       </w:r>
     </w:p>
     <w:p>
@@ -170,7 +170,7 @@
         </w:numPr>
       </w:pPr>
       <w:r>
-        <w:t>Gold: leading (avg +4.44%)</w:t>
+        <w:t>Gold: lagging (avg -4.35%)</w:t>
       </w:r>
     </w:p>
     <w:p>
@@ -182,7 +182,7 @@
         </w:numPr>
       </w:pPr>
       <w:r>
-        <w:t>USD: lagging (avg -3.92%)</w:t>
+        <w:t>USD: firm (avg +0.04%)</w:t>
       </w:r>
     </w:p>
     <w:p>
@@ -194,7 +194,7 @@
         </w:numPr>
       </w:pPr>
       <w:r>
-        <w:t>Yields: flat (avg -0.14%)</w:t>
+        <w:t>Yields: lagging (avg -0.44%)</w:t>
       </w:r>
     </w:p>
     <w:p>
@@ -206,7 +206,7 @@
         </w:numPr>
       </w:pPr>
       <w:r>
-        <w:t>Bonds: firm (avg +0.23%)</w:t>
+        <w:t>Bonds: firm (avg +0.17%)</w:t>
       </w:r>
     </w:p>
     <w:p>
@@ -218,13 +218,18 @@
         </w:numPr>
       </w:pPr>
       <w:r>
-        <w:t>Energy complex: leading (avg +2.88%)</w:t>
+        <w:t>Energy complex: leading (avg +1.76%)</w:t>
       </w:r>
     </w:p>
     <w:p>
       <w:r>
-        <w:t>Bottom line: With roughly three-quarters of stocks positive on the week, breadth stayed robust as cyclical and rate-sensitive groups led, highlighted by strength in Financials, Industrials, Materials, Real Estate, Health Care, Utilities, and Communication Services, while Technology participated and Energy remained firm, but defensives like Consumer Staples lagged and Discretionary was essentially flat, signaling a market still willing to lean into risk despite uneven consumer and staple demand. Macro conditions reflect growth expectations that are grinding lower and inflation expectations that are moderating but remain above the prior cycle, a mix echoed by a weaker USD, strong Gold and energy complex, steady-to-softer yields, and firmer bonds that together point to investors positioning for slower real activity, persistent (but less acute) price pressure, and a continued search for quality and real-asset hedges within a still-broad equity advance.</w:t>
+        <w:t xml:space="preserve">Bottom line: Breadth remains narrow with just over 40% of names positive, and beneath the surface the tape is rotating away from prior growth leadership as Information Technology, Consumer Discretionary, and Materials all lag while defensives like Utilities and Real Estate firm up and Energy leads. </w:t>
       </w:r>
+      <w:bookmarkStart w:id="0" w:name="_Hlk217931175"/>
+      <w:r>
+        <w:t>Macro conditions reflect slowing growth and still-elevated, but easing, inflation pressures, and that backdrop is echoed in the cross-asset moves: weaker gold alongside a firm USD and bid for bonds, softer yields, and strength in the energy complex collectively point to investors seeking quality and income while still respecting residual inflation risk rather than embracing a broad, cyclically driven risk-on.</w:t>
+      </w:r>
+      <w:bookmarkEnd w:id="0"/>
     </w:p>
     <w:sectPr>
       <w:pgSz w:w="12240" w:h="15840"/>
@@ -410,9 +415,9 @@
     </w:lvl>
   </w:abstractNum>
   <w:abstractNum w:abstractNumId="9" w15:restartNumberingAfterBreak="0">
-    <w:nsid w:val="0E515CCB"/>
+    <w:nsid w:val="1FA9417A"/>
     <w:multiLevelType w:val="hybridMultilevel"/>
-    <w:tmpl w:val="2E189EBC"/>
+    <w:tmpl w:val="58B8FC50"/>
     <w:lvl w:ilvl="0" w:tplc="04090001">
       <w:start w:val="1"/>
       <w:numFmt w:val="bullet"/>
@@ -523,9 +528,9 @@
     </w:lvl>
   </w:abstractNum>
   <w:abstractNum w:abstractNumId="10" w15:restartNumberingAfterBreak="0">
-    <w:nsid w:val="7C9D619E"/>
+    <w:nsid w:val="7E320A52"/>
     <w:multiLevelType w:val="hybridMultilevel"/>
-    <w:tmpl w:val="904E8598"/>
+    <w:tmpl w:val="4706314C"/>
     <w:lvl w:ilvl="0" w:tplc="04090001">
       <w:start w:val="1"/>
       <w:numFmt w:val="bullet"/>
@@ -635,37 +640,37 @@
       </w:rPr>
     </w:lvl>
   </w:abstractNum>
-  <w:num w:numId="1" w16cid:durableId="1739742300">
+  <w:num w:numId="1" w16cid:durableId="1358771974">
     <w:abstractNumId w:val="8"/>
   </w:num>
-  <w:num w:numId="2" w16cid:durableId="1888948355">
+  <w:num w:numId="2" w16cid:durableId="1520586920">
     <w:abstractNumId w:val="6"/>
   </w:num>
-  <w:num w:numId="3" w16cid:durableId="1574927368">
+  <w:num w:numId="3" w16cid:durableId="1436948933">
     <w:abstractNumId w:val="5"/>
   </w:num>
-  <w:num w:numId="4" w16cid:durableId="1014570561">
+  <w:num w:numId="4" w16cid:durableId="133837753">
     <w:abstractNumId w:val="4"/>
   </w:num>
-  <w:num w:numId="5" w16cid:durableId="577062126">
+  <w:num w:numId="5" w16cid:durableId="1425103493">
     <w:abstractNumId w:val="7"/>
   </w:num>
-  <w:num w:numId="6" w16cid:durableId="1152335210">
+  <w:num w:numId="6" w16cid:durableId="1747456607">
     <w:abstractNumId w:val="3"/>
   </w:num>
-  <w:num w:numId="7" w16cid:durableId="1781294532">
+  <w:num w:numId="7" w16cid:durableId="176505177">
     <w:abstractNumId w:val="2"/>
   </w:num>
-  <w:num w:numId="8" w16cid:durableId="998580318">
+  <w:num w:numId="8" w16cid:durableId="1618830167">
     <w:abstractNumId w:val="1"/>
   </w:num>
-  <w:num w:numId="9" w16cid:durableId="1205143880">
+  <w:num w:numId="9" w16cid:durableId="150678075">
     <w:abstractNumId w:val="0"/>
   </w:num>
-  <w:num w:numId="10" w16cid:durableId="1423264138">
+  <w:num w:numId="10" w16cid:durableId="1247569749">
     <w:abstractNumId w:val="10"/>
   </w:num>
-  <w:num w:numId="11" w16cid:durableId="1042710012">
+  <w:num w:numId="11" w16cid:durableId="1862351556">
     <w:abstractNumId w:val="9"/>
   </w:num>
 </w:numbering>

--- a/data/Market_Read_weekly.docx
+++ b/data/Market_Read_weekly.docx
@@ -4,7 +4,7 @@
   <w:body>
     <w:p>
       <w:r>
-        <w:t>Weekly Market Read: December 29, 2025</w:t>
+        <w:t>Weekly Market Read: December 30, 2025</w:t>
       </w:r>
     </w:p>
     <w:p>
@@ -21,7 +21,7 @@
         </w:numPr>
       </w:pPr>
       <w:r>
-        <w:t>Breadth: 40.3% of names are positive.</w:t>
+        <w:t>Breadth: 37.4% of names are positive.</w:t>
       </w:r>
     </w:p>
     <w:p>
@@ -33,7 +33,7 @@
         </w:numPr>
       </w:pPr>
       <w:r>
-        <w:t>Information Technology: lagging (avg -0.49%)</w:t>
+        <w:t>Information Technology: lagging (avg -0.90%)</w:t>
       </w:r>
     </w:p>
     <w:p>
@@ -45,7 +45,7 @@
         </w:numPr>
       </w:pPr>
       <w:r>
-        <w:t>Industrials: soft (avg -0.25%)</w:t>
+        <w:t>Industrials: lagging (avg -0.63%)</w:t>
       </w:r>
     </w:p>
     <w:p>
@@ -57,7 +57,7 @@
         </w:numPr>
       </w:pPr>
       <w:r>
-        <w:t>Consumer Staples: flat (avg -0.03%)</w:t>
+        <w:t>Consumer Staples: flat (avg -0.07%)</w:t>
       </w:r>
     </w:p>
     <w:p>
@@ -69,7 +69,7 @@
         </w:numPr>
       </w:pPr>
       <w:r>
-        <w:t>Consumer Discretionary: lagging (avg -0.54%)</w:t>
+        <w:t>Consumer Discretionary: lagging (avg -0.91%)</w:t>
       </w:r>
     </w:p>
     <w:p>
@@ -81,7 +81,7 @@
         </w:numPr>
       </w:pPr>
       <w:r>
-        <w:t>Financials: soft (avg -0.34%)</w:t>
+        <w:t>Financials: lagging (avg -0.82%)</w:t>
       </w:r>
     </w:p>
     <w:p>
@@ -93,7 +93,7 @@
         </w:numPr>
       </w:pPr>
       <w:r>
-        <w:t>Utilities: firm (avg +0.28%)</w:t>
+        <w:t>Utilities: leading (avg +0.58%)</w:t>
       </w:r>
     </w:p>
     <w:p>
@@ -105,7 +105,7 @@
         </w:numPr>
       </w:pPr>
       <w:r>
-        <w:t>Real Estate: firm (avg +0.27%)</w:t>
+        <w:t>Real Estate: leading (avg +0.56%)</w:t>
       </w:r>
     </w:p>
     <w:p>
@@ -117,7 +117,7 @@
         </w:numPr>
       </w:pPr>
       <w:r>
-        <w:t>Materials: lagging (avg -0.57%)</w:t>
+        <w:t>Materials: lagging (avg -0.76%)</w:t>
       </w:r>
     </w:p>
     <w:p>
@@ -129,7 +129,7 @@
         </w:numPr>
       </w:pPr>
       <w:r>
-        <w:t>Energy: leading (avg +1.01%)</w:t>
+        <w:t>Energy: leading (avg +1.92%)</w:t>
       </w:r>
     </w:p>
     <w:p>
@@ -141,7 +141,7 @@
         </w:numPr>
       </w:pPr>
       <w:r>
-        <w:t>Health Care: soft (avg -0.18%)</w:t>
+        <w:t>Health Care: soft (avg -0.22%)</w:t>
       </w:r>
     </w:p>
     <w:p>
@@ -153,7 +153,7 @@
         </w:numPr>
       </w:pPr>
       <w:r>
-        <w:t>Communication Services: flat (avg -0.00%)</w:t>
+        <w:t>Communication Services: flat (avg +0.12%)</w:t>
       </w:r>
     </w:p>
     <w:p>
@@ -170,7 +170,7 @@
         </w:numPr>
       </w:pPr>
       <w:r>
-        <w:t>Gold: lagging (avg -4.35%)</w:t>
+        <w:t>Gold: lagging (avg -4.28%)</w:t>
       </w:r>
     </w:p>
     <w:p>
@@ -182,7 +182,7 @@
         </w:numPr>
       </w:pPr>
       <w:r>
-        <w:t>USD: firm (avg +0.04%)</w:t>
+        <w:t>USD: leading (avg +0.30%)</w:t>
       </w:r>
     </w:p>
     <w:p>
@@ -194,7 +194,7 @@
         </w:numPr>
       </w:pPr>
       <w:r>
-        <w:t>Yields: lagging (avg -0.44%)</w:t>
+        <w:t>Yields: flat (avg -0.24%)</w:t>
       </w:r>
     </w:p>
     <w:p>
@@ -206,7 +206,7 @@
         </w:numPr>
       </w:pPr>
       <w:r>
-        <w:t>Bonds: firm (avg +0.17%)</w:t>
+        <w:t>Bonds: firm (avg +0.09%)</w:t>
       </w:r>
     </w:p>
     <w:p>
@@ -218,16 +218,16 @@
         </w:numPr>
       </w:pPr>
       <w:r>
-        <w:t>Energy complex: leading (avg +1.76%)</w:t>
+        <w:t>Energy complex: leading (avg +2.13%)</w:t>
       </w:r>
     </w:p>
     <w:p>
       <w:r>
-        <w:t xml:space="preserve">Bottom line: Breadth remains narrow with just over 40% of names positive, and beneath the surface the tape is rotating away from prior growth leadership as Information Technology, Consumer Discretionary, and Materials all lag while defensives like Utilities and Real Estate firm up and Energy leads. </w:t>
+        <w:t xml:space="preserve">Bottom line: Breadth was weak with just over a third of names positive, and the leadership profile was defensive, with Utilities and Real Estate grinding higher alongside a strong Energy bid while cyclicals like Financials, Industrials, Materials, and Consumer Discretionary, plus Tech, all lagged and Health Care stayed soft, reinforcing a risk-off tone beneath the index surface. </w:t>
       </w:r>
-      <w:bookmarkStart w:id="0" w:name="_Hlk217931175"/>
+      <w:bookmarkStart w:id="0" w:name="_Hlk218017562"/>
       <w:r>
-        <w:t>Macro conditions reflect slowing growth and still-elevated, but easing, inflation pressures, and that backdrop is echoed in the cross-asset moves: weaker gold alongside a firm USD and bid for bonds, softer yields, and strength in the energy complex collectively point to investors seeking quality and income while still respecting residual inflation risk rather than embracing a broad, cyclically driven risk-on.</w:t>
+        <w:t>Macro posture shows growth is slowing sequentially while still-elevated-but-easing inflation keeps the backdrop uneven, consistent with a firmer dollar, soft gold, stable-to-firm bonds and steady yields, and strength across the energy complex that together signal investors are leaning into late-cycle defensives and hard-asset cash flows rather than broad-based cyclical or duration risk this week.</w:t>
       </w:r>
       <w:bookmarkEnd w:id="0"/>
     </w:p>
@@ -415,9 +415,9 @@
     </w:lvl>
   </w:abstractNum>
   <w:abstractNum w:abstractNumId="9" w15:restartNumberingAfterBreak="0">
-    <w:nsid w:val="1FA9417A"/>
+    <w:nsid w:val="00E17504"/>
     <w:multiLevelType w:val="hybridMultilevel"/>
-    <w:tmpl w:val="58B8FC50"/>
+    <w:tmpl w:val="CEE6CC22"/>
     <w:lvl w:ilvl="0" w:tplc="04090001">
       <w:start w:val="1"/>
       <w:numFmt w:val="bullet"/>
@@ -528,9 +528,9 @@
     </w:lvl>
   </w:abstractNum>
   <w:abstractNum w:abstractNumId="10" w15:restartNumberingAfterBreak="0">
-    <w:nsid w:val="7E320A52"/>
+    <w:nsid w:val="25A14A11"/>
     <w:multiLevelType w:val="hybridMultilevel"/>
-    <w:tmpl w:val="4706314C"/>
+    <w:tmpl w:val="5DF61EE0"/>
     <w:lvl w:ilvl="0" w:tplc="04090001">
       <w:start w:val="1"/>
       <w:numFmt w:val="bullet"/>
@@ -640,37 +640,37 @@
       </w:rPr>
     </w:lvl>
   </w:abstractNum>
-  <w:num w:numId="1" w16cid:durableId="1358771974">
+  <w:num w:numId="1" w16cid:durableId="1908303374">
     <w:abstractNumId w:val="8"/>
   </w:num>
-  <w:num w:numId="2" w16cid:durableId="1520586920">
+  <w:num w:numId="2" w16cid:durableId="1526821942">
     <w:abstractNumId w:val="6"/>
   </w:num>
-  <w:num w:numId="3" w16cid:durableId="1436948933">
+  <w:num w:numId="3" w16cid:durableId="1016493327">
     <w:abstractNumId w:val="5"/>
   </w:num>
-  <w:num w:numId="4" w16cid:durableId="133837753">
+  <w:num w:numId="4" w16cid:durableId="1500846892">
     <w:abstractNumId w:val="4"/>
   </w:num>
-  <w:num w:numId="5" w16cid:durableId="1425103493">
+  <w:num w:numId="5" w16cid:durableId="1472862412">
     <w:abstractNumId w:val="7"/>
   </w:num>
-  <w:num w:numId="6" w16cid:durableId="1747456607">
+  <w:num w:numId="6" w16cid:durableId="77875497">
     <w:abstractNumId w:val="3"/>
   </w:num>
-  <w:num w:numId="7" w16cid:durableId="176505177">
+  <w:num w:numId="7" w16cid:durableId="769468875">
     <w:abstractNumId w:val="2"/>
   </w:num>
-  <w:num w:numId="8" w16cid:durableId="1618830167">
+  <w:num w:numId="8" w16cid:durableId="2107460272">
     <w:abstractNumId w:val="1"/>
   </w:num>
-  <w:num w:numId="9" w16cid:durableId="150678075">
+  <w:num w:numId="9" w16cid:durableId="1573202763">
     <w:abstractNumId w:val="0"/>
   </w:num>
-  <w:num w:numId="10" w16cid:durableId="1247569749">
+  <w:num w:numId="10" w16cid:durableId="1102529851">
     <w:abstractNumId w:val="10"/>
   </w:num>
-  <w:num w:numId="11" w16cid:durableId="1862351556">
+  <w:num w:numId="11" w16cid:durableId="1493907265">
     <w:abstractNumId w:val="9"/>
   </w:num>
 </w:numbering>

--- a/data/Market_Read_weekly.docx
+++ b/data/Market_Read_weekly.docx
@@ -4,7 +4,7 @@
   <w:body>
     <w:p>
       <w:r>
-        <w:t>Weekly Market Read: December 30, 2025</w:t>
+        <w:t>Weekly Market Read: December 31, 2025</w:t>
       </w:r>
     </w:p>
     <w:p>
@@ -21,7 +21,7 @@
         </w:numPr>
       </w:pPr>
       <w:r>
-        <w:t>Breadth: 37.4% of names are positive.</w:t>
+        <w:t>Breadth: 19.9% of names are positive.</w:t>
       </w:r>
     </w:p>
     <w:p>
@@ -33,7 +33,7 @@
         </w:numPr>
       </w:pPr>
       <w:r>
-        <w:t>Information Technology: lagging (avg -0.90%)</w:t>
+        <w:t>Information Technology: lagging (avg -2.17%)</w:t>
       </w:r>
     </w:p>
     <w:p>
@@ -45,7 +45,7 @@
         </w:numPr>
       </w:pPr>
       <w:r>
-        <w:t>Industrials: lagging (avg -0.63%)</w:t>
+        <w:t>Industrials: lagging (avg -1.57%)</w:t>
       </w:r>
     </w:p>
     <w:p>
@@ -57,7 +57,7 @@
         </w:numPr>
       </w:pPr>
       <w:r>
-        <w:t>Consumer Staples: flat (avg -0.07%)</w:t>
+        <w:t>Consumer Staples: lagging (avg -0.74%)</w:t>
       </w:r>
     </w:p>
     <w:p>
@@ -69,7 +69,7 @@
         </w:numPr>
       </w:pPr>
       <w:r>
-        <w:t>Consumer Discretionary: lagging (avg -0.91%)</w:t>
+        <w:t>Consumer Discretionary: lagging (avg -1.65%)</w:t>
       </w:r>
     </w:p>
     <w:p>
@@ -81,7 +81,7 @@
         </w:numPr>
       </w:pPr>
       <w:r>
-        <w:t>Financials: lagging (avg -0.82%)</w:t>
+        <w:t>Financials: lagging (avg -1.74%)</w:t>
       </w:r>
     </w:p>
     <w:p>
@@ -93,7 +93,7 @@
         </w:numPr>
       </w:pPr>
       <w:r>
-        <w:t>Utilities: leading (avg +0.58%)</w:t>
+        <w:t>Utilities: flat (avg -0.08%)</w:t>
       </w:r>
     </w:p>
     <w:p>
@@ -105,7 +105,7 @@
         </w:numPr>
       </w:pPr>
       <w:r>
-        <w:t>Real Estate: leading (avg +0.56%)</w:t>
+        <w:t>Real Estate: lagging (avg -0.48%)</w:t>
       </w:r>
     </w:p>
     <w:p>
@@ -117,7 +117,7 @@
         </w:numPr>
       </w:pPr>
       <w:r>
-        <w:t>Materials: lagging (avg -0.76%)</w:t>
+        <w:t>Materials: lagging (avg -1.54%)</w:t>
       </w:r>
     </w:p>
     <w:p>
@@ -129,7 +129,7 @@
         </w:numPr>
       </w:pPr>
       <w:r>
-        <w:t>Energy: leading (avg +1.92%)</w:t>
+        <w:t>Energy: leading (avg +1.14%)</w:t>
       </w:r>
     </w:p>
     <w:p>
@@ -141,7 +141,7 @@
         </w:numPr>
       </w:pPr>
       <w:r>
-        <w:t>Health Care: soft (avg -0.22%)</w:t>
+        <w:t>Health Care: lagging (avg -0.97%)</w:t>
       </w:r>
     </w:p>
     <w:p>
@@ -153,7 +153,7 @@
         </w:numPr>
       </w:pPr>
       <w:r>
-        <w:t>Communication Services: flat (avg +0.12%)</w:t>
+        <w:t>Communication Services: soft (avg -0.39%)</w:t>
       </w:r>
     </w:p>
     <w:p>
@@ -170,7 +170,7 @@
         </w:numPr>
       </w:pPr>
       <w:r>
-        <w:t>Gold: lagging (avg -4.28%)</w:t>
+        <w:t>Gold: lagging (avg -4.90%)</w:t>
       </w:r>
     </w:p>
     <w:p>
@@ -182,7 +182,7 @@
         </w:numPr>
       </w:pPr>
       <w:r>
-        <w:t>USD: leading (avg +0.30%)</w:t>
+        <w:t>USD: firm (avg +0.22%)</w:t>
       </w:r>
     </w:p>
     <w:p>
@@ -194,7 +194,7 @@
         </w:numPr>
       </w:pPr>
       <w:r>
-        <w:t>Yields: flat (avg -0.24%)</w:t>
+        <w:t>Yields: leading (avg +0.58%)</w:t>
       </w:r>
     </w:p>
     <w:p>
@@ -206,7 +206,7 @@
         </w:numPr>
       </w:pPr>
       <w:r>
-        <w:t>Bonds: firm (avg +0.09%)</w:t>
+        <w:t>Bonds: lagging (avg -0.30%)</w:t>
       </w:r>
     </w:p>
     <w:p>
@@ -218,16 +218,16 @@
         </w:numPr>
       </w:pPr>
       <w:r>
-        <w:t>Energy complex: leading (avg +2.13%)</w:t>
+        <w:t>Energy complex: lagging (avg -1.65%)</w:t>
       </w:r>
     </w:p>
     <w:p>
       <w:r>
-        <w:t xml:space="preserve">Bottom line: Breadth was weak with just over a third of names positive, and the leadership profile was defensive, with Utilities and Real Estate grinding higher alongside a strong Energy bid while cyclicals like Financials, Industrials, Materials, and Consumer Discretionary, plus Tech, all lagged and Health Care stayed soft, reinforcing a risk-off tone beneath the index surface. </w:t>
+        <w:t xml:space="preserve">Bottom line: With barely 20% of names positive, breadth is thin and the tape is broadly risk-off, as leadership is narrowly concentrated in Energy while traditional cyclical and growth engines like Tech, Industrials, Financials, and Consumer Discretionary all lag meaningfully alongside defensives such as Staples, Health Care, and Real Estate, and even Utilities and Communication Services can only manage flat-to-soft performance. </w:t>
       </w:r>
-      <w:bookmarkStart w:id="0" w:name="_Hlk218017562"/>
+      <w:bookmarkStart w:id="0" w:name="_Hlk218103954"/>
       <w:r>
-        <w:t>Macro posture shows growth is slowing sequentially while still-elevated-but-easing inflation keeps the backdrop uneven, consistent with a firmer dollar, soft gold, stable-to-firm bonds and steady yields, and strength across the energy complex that together signal investors are leaning into late-cycle defensives and hard-asset cash flows rather than broad-based cyclical or duration risk this week.</w:t>
+        <w:t>Macro conditions reflect a market that is pricing slowing but still positive nominal growth and a gradual easing in inflation pressures, as higher yields alongside weaker bonds and gold, a firmer USD, and a soft energy complex together signal tighter financial conditions and waning earnings confidence that are increasingly consistent with the week’s defensive, narrow-breadth equity tape.</w:t>
       </w:r>
       <w:bookmarkEnd w:id="0"/>
     </w:p>
@@ -415,9 +415,9 @@
     </w:lvl>
   </w:abstractNum>
   <w:abstractNum w:abstractNumId="9" w15:restartNumberingAfterBreak="0">
-    <w:nsid w:val="00E17504"/>
+    <w:nsid w:val="0B335D73"/>
     <w:multiLevelType w:val="hybridMultilevel"/>
-    <w:tmpl w:val="CEE6CC22"/>
+    <w:tmpl w:val="945050BA"/>
     <w:lvl w:ilvl="0" w:tplc="04090001">
       <w:start w:val="1"/>
       <w:numFmt w:val="bullet"/>
@@ -528,9 +528,9 @@
     </w:lvl>
   </w:abstractNum>
   <w:abstractNum w:abstractNumId="10" w15:restartNumberingAfterBreak="0">
-    <w:nsid w:val="25A14A11"/>
+    <w:nsid w:val="1CE24EB7"/>
     <w:multiLevelType w:val="hybridMultilevel"/>
-    <w:tmpl w:val="5DF61EE0"/>
+    <w:tmpl w:val="24C890F6"/>
     <w:lvl w:ilvl="0" w:tplc="04090001">
       <w:start w:val="1"/>
       <w:numFmt w:val="bullet"/>
@@ -640,38 +640,38 @@
       </w:rPr>
     </w:lvl>
   </w:abstractNum>
-  <w:num w:numId="1" w16cid:durableId="1908303374">
+  <w:num w:numId="1" w16cid:durableId="2076782500">
     <w:abstractNumId w:val="8"/>
   </w:num>
-  <w:num w:numId="2" w16cid:durableId="1526821942">
+  <w:num w:numId="2" w16cid:durableId="1670057307">
     <w:abstractNumId w:val="6"/>
   </w:num>
-  <w:num w:numId="3" w16cid:durableId="1016493327">
+  <w:num w:numId="3" w16cid:durableId="2083284870">
     <w:abstractNumId w:val="5"/>
   </w:num>
-  <w:num w:numId="4" w16cid:durableId="1500846892">
+  <w:num w:numId="4" w16cid:durableId="1390572055">
     <w:abstractNumId w:val="4"/>
   </w:num>
-  <w:num w:numId="5" w16cid:durableId="1472862412">
+  <w:num w:numId="5" w16cid:durableId="1529223227">
     <w:abstractNumId w:val="7"/>
   </w:num>
-  <w:num w:numId="6" w16cid:durableId="77875497">
+  <w:num w:numId="6" w16cid:durableId="1717778204">
     <w:abstractNumId w:val="3"/>
   </w:num>
-  <w:num w:numId="7" w16cid:durableId="769468875">
+  <w:num w:numId="7" w16cid:durableId="1847549017">
     <w:abstractNumId w:val="2"/>
   </w:num>
-  <w:num w:numId="8" w16cid:durableId="2107460272">
+  <w:num w:numId="8" w16cid:durableId="619455114">
     <w:abstractNumId w:val="1"/>
   </w:num>
-  <w:num w:numId="9" w16cid:durableId="1573202763">
+  <w:num w:numId="9" w16cid:durableId="1836795201">
     <w:abstractNumId w:val="0"/>
   </w:num>
-  <w:num w:numId="10" w16cid:durableId="1102529851">
+  <w:num w:numId="10" w16cid:durableId="1297907643">
+    <w:abstractNumId w:val="9"/>
+  </w:num>
+  <w:num w:numId="11" w16cid:durableId="1025517627">
     <w:abstractNumId w:val="10"/>
-  </w:num>
-  <w:num w:numId="11" w16cid:durableId="1493907265">
-    <w:abstractNumId w:val="9"/>
   </w:num>
 </w:numbering>
 </file>

--- a/data/Market_Read_weekly.docx
+++ b/data/Market_Read_weekly.docx
@@ -4,7 +4,7 @@
   <w:body>
     <w:p>
       <w:r>
-        <w:t>Weekly Market Read: December 31, 2025</w:t>
+        <w:t>Weekly Market Read: January 02, 2026</w:t>
       </w:r>
     </w:p>
     <w:p>
@@ -21,7 +21,7 @@
         </w:numPr>
       </w:pPr>
       <w:r>
-        <w:t>Breadth: 19.9% of names are positive.</w:t>
+        <w:t>Breadth: 41.7% of names are positive.</w:t>
       </w:r>
     </w:p>
     <w:p>
@@ -33,7 +33,7 @@
         </w:numPr>
       </w:pPr>
       <w:r>
-        <w:t>Information Technology: lagging (avg -2.17%)</w:t>
+        <w:t>Information Technology: lagging (avg -1.58%)</w:t>
       </w:r>
     </w:p>
     <w:p>
@@ -45,7 +45,7 @@
         </w:numPr>
       </w:pPr>
       <w:r>
-        <w:t>Industrials: lagging (avg -1.57%)</w:t>
+        <w:t>Industrials: soft (avg -0.29%)</w:t>
       </w:r>
     </w:p>
     <w:p>
@@ -57,7 +57,7 @@
         </w:numPr>
       </w:pPr>
       <w:r>
-        <w:t>Consumer Staples: lagging (avg -0.74%)</w:t>
+        <w:t>Consumer Staples: lagging (avg -0.50%)</w:t>
       </w:r>
     </w:p>
     <w:p>
@@ -69,7 +69,7 @@
         </w:numPr>
       </w:pPr>
       <w:r>
-        <w:t>Consumer Discretionary: lagging (avg -1.65%)</w:t>
+        <w:t>Consumer Discretionary: lagging (avg -1.04%)</w:t>
       </w:r>
     </w:p>
     <w:p>
@@ -81,7 +81,7 @@
         </w:numPr>
       </w:pPr>
       <w:r>
-        <w:t>Financials: lagging (avg -1.74%)</w:t>
+        <w:t>Financials: lagging (avg -1.64%)</w:t>
       </w:r>
     </w:p>
     <w:p>
@@ -93,7 +93,7 @@
         </w:numPr>
       </w:pPr>
       <w:r>
-        <w:t>Utilities: flat (avg -0.08%)</w:t>
+        <w:t>Utilities: leading (avg +1.07%)</w:t>
       </w:r>
     </w:p>
     <w:p>
@@ -105,7 +105,7 @@
         </w:numPr>
       </w:pPr>
       <w:r>
-        <w:t>Real Estate: lagging (avg -0.48%)</w:t>
+        <w:t>Real Estate: lagging (avg -0.62%)</w:t>
       </w:r>
     </w:p>
     <w:p>
@@ -117,7 +117,7 @@
         </w:numPr>
       </w:pPr>
       <w:r>
-        <w:t>Materials: lagging (avg -1.54%)</w:t>
+        <w:t>Materials: firm (avg +0.37%)</w:t>
       </w:r>
     </w:p>
     <w:p>
@@ -129,7 +129,7 @@
         </w:numPr>
       </w:pPr>
       <w:r>
-        <w:t>Energy: leading (avg +1.14%)</w:t>
+        <w:t>Energy: leading (avg +3.29%)</w:t>
       </w:r>
     </w:p>
     <w:p>
@@ -141,7 +141,7 @@
         </w:numPr>
       </w:pPr>
       <w:r>
-        <w:t>Health Care: lagging (avg -0.97%)</w:t>
+        <w:t>Health Care: soft (avg -0.34%)</w:t>
       </w:r>
     </w:p>
     <w:p>
@@ -153,7 +153,7 @@
         </w:numPr>
       </w:pPr>
       <w:r>
-        <w:t>Communication Services: soft (avg -0.39%)</w:t>
+        <w:t>Communication Services: lagging (avg -1.07%)</w:t>
       </w:r>
     </w:p>
     <w:p>
@@ -170,7 +170,7 @@
         </w:numPr>
       </w:pPr>
       <w:r>
-        <w:t>Gold: lagging (avg -4.90%)</w:t>
+        <w:t>Gold: lagging (avg -4.43%)</w:t>
       </w:r>
     </w:p>
     <w:p>
@@ -182,7 +182,7 @@
         </w:numPr>
       </w:pPr>
       <w:r>
-        <w:t>USD: firm (avg +0.22%)</w:t>
+        <w:t>USD: leading (avg +0.52%)</w:t>
       </w:r>
     </w:p>
     <w:p>
@@ -194,7 +194,7 @@
         </w:numPr>
       </w:pPr>
       <w:r>
-        <w:t>Yields: leading (avg +0.58%)</w:t>
+        <w:t>Yields: leading (avg +1.09%)</w:t>
       </w:r>
     </w:p>
     <w:p>
@@ -206,7 +206,7 @@
         </w:numPr>
       </w:pPr>
       <w:r>
-        <w:t>Bonds: lagging (avg -0.30%)</w:t>
+        <w:t>Bonds: lagging (avg -0.36%)</w:t>
       </w:r>
     </w:p>
     <w:p>
@@ -218,16 +218,16 @@
         </w:numPr>
       </w:pPr>
       <w:r>
-        <w:t>Energy complex: lagging (avg -1.65%)</w:t>
+        <w:t>Energy complex: lagging (avg -2.58%)</w:t>
       </w:r>
     </w:p>
     <w:p>
       <w:r>
-        <w:t xml:space="preserve">Bottom line: With barely 20% of names positive, breadth is thin and the tape is broadly risk-off, as leadership is narrowly concentrated in Energy while traditional cyclical and growth engines like Tech, Industrials, Financials, and Consumer Discretionary all lag meaningfully alongside defensives such as Staples, Health Care, and Real Estate, and even Utilities and Communication Services can only manage flat-to-soft performance. </w:t>
+        <w:t xml:space="preserve">Bottom line: Breadth weakened with only ~42% of names positive as defensives and late-cycle leadership took the reins, with Utilities and Energy outperforming while growth- and cyclically-sensitive groups like Tech, Financials, Consumer Discretionary, and Communication Services dragged on the tape and Industrials and Health Care traded soft. </w:t>
       </w:r>
-      <w:bookmarkStart w:id="0" w:name="_Hlk218103954"/>
+      <w:bookmarkStart w:id="0" w:name="_Hlk218276687"/>
       <w:r>
-        <w:t>Macro conditions reflect a market that is pricing slowing but still positive nominal growth and a gradual easing in inflation pressures, as higher yields alongside weaker bonds and gold, a firmer USD, and a soft energy complex together signal tighter financial conditions and waning earnings confidence that are increasingly consistent with the week’s defensive, narrow-breadth equity tape.</w:t>
+        <w:t>Macro conditions reflect a market recalibrating to slowing growth and still-elevated-but-easing inflation expectations, with a stronger USD and higher yields pressuring Gold and Bonds while the broader energy complex traded lower despite sector-level equity strength, underscoring a cautious stance toward forward earnings and risk assets even as headline price pressures cool from prior extremes.</w:t>
       </w:r>
       <w:bookmarkEnd w:id="0"/>
     </w:p>
@@ -415,9 +415,9 @@
     </w:lvl>
   </w:abstractNum>
   <w:abstractNum w:abstractNumId="9" w15:restartNumberingAfterBreak="0">
-    <w:nsid w:val="0B335D73"/>
+    <w:nsid w:val="176A7323"/>
     <w:multiLevelType w:val="hybridMultilevel"/>
-    <w:tmpl w:val="945050BA"/>
+    <w:tmpl w:val="8FAC3726"/>
     <w:lvl w:ilvl="0" w:tplc="04090001">
       <w:start w:val="1"/>
       <w:numFmt w:val="bullet"/>
@@ -528,9 +528,9 @@
     </w:lvl>
   </w:abstractNum>
   <w:abstractNum w:abstractNumId="10" w15:restartNumberingAfterBreak="0">
-    <w:nsid w:val="1CE24EB7"/>
+    <w:nsid w:val="789C5A11"/>
     <w:multiLevelType w:val="hybridMultilevel"/>
-    <w:tmpl w:val="24C890F6"/>
+    <w:tmpl w:val="22F805A8"/>
     <w:lvl w:ilvl="0" w:tplc="04090001">
       <w:start w:val="1"/>
       <w:numFmt w:val="bullet"/>
@@ -640,38 +640,38 @@
       </w:rPr>
     </w:lvl>
   </w:abstractNum>
-  <w:num w:numId="1" w16cid:durableId="2076782500">
+  <w:num w:numId="1" w16cid:durableId="611865217">
     <w:abstractNumId w:val="8"/>
   </w:num>
-  <w:num w:numId="2" w16cid:durableId="1670057307">
+  <w:num w:numId="2" w16cid:durableId="774787589">
     <w:abstractNumId w:val="6"/>
   </w:num>
-  <w:num w:numId="3" w16cid:durableId="2083284870">
+  <w:num w:numId="3" w16cid:durableId="1642230355">
     <w:abstractNumId w:val="5"/>
   </w:num>
-  <w:num w:numId="4" w16cid:durableId="1390572055">
+  <w:num w:numId="4" w16cid:durableId="2126775059">
     <w:abstractNumId w:val="4"/>
   </w:num>
-  <w:num w:numId="5" w16cid:durableId="1529223227">
+  <w:num w:numId="5" w16cid:durableId="1356661062">
     <w:abstractNumId w:val="7"/>
   </w:num>
-  <w:num w:numId="6" w16cid:durableId="1717778204">
+  <w:num w:numId="6" w16cid:durableId="985624479">
     <w:abstractNumId w:val="3"/>
   </w:num>
-  <w:num w:numId="7" w16cid:durableId="1847549017">
+  <w:num w:numId="7" w16cid:durableId="1269892689">
     <w:abstractNumId w:val="2"/>
   </w:num>
-  <w:num w:numId="8" w16cid:durableId="619455114">
+  <w:num w:numId="8" w16cid:durableId="311327793">
     <w:abstractNumId w:val="1"/>
   </w:num>
-  <w:num w:numId="9" w16cid:durableId="1836795201">
+  <w:num w:numId="9" w16cid:durableId="844518187">
     <w:abstractNumId w:val="0"/>
   </w:num>
-  <w:num w:numId="10" w16cid:durableId="1297907643">
+  <w:num w:numId="10" w16cid:durableId="1954900154">
+    <w:abstractNumId w:val="10"/>
+  </w:num>
+  <w:num w:numId="11" w16cid:durableId="1366058791">
     <w:abstractNumId w:val="9"/>
-  </w:num>
-  <w:num w:numId="11" w16cid:durableId="1025517627">
-    <w:abstractNumId w:val="10"/>
   </w:num>
 </w:numbering>
 </file>

--- a/data/Market_Read_weekly.docx
+++ b/data/Market_Read_weekly.docx
@@ -4,7 +4,7 @@
   <w:body>
     <w:p>
       <w:r>
-        <w:t>Weekly Market Read: January 02, 2026</w:t>
+        <w:t>Weekly Market Read: January 05, 2026</w:t>
       </w:r>
     </w:p>
     <w:p>
@@ -21,7 +21,7 @@
         </w:numPr>
       </w:pPr>
       <w:r>
-        <w:t>Breadth: 41.7% of names are positive.</w:t>
+        <w:t>Breadth: 69.9% of names are positive.</w:t>
       </w:r>
     </w:p>
     <w:p>
@@ -33,7 +33,7 @@
         </w:numPr>
       </w:pPr>
       <w:r>
-        <w:t>Information Technology: lagging (avg -1.58%)</w:t>
+        <w:t>Information Technology: leading (avg +0.67%)</w:t>
       </w:r>
     </w:p>
     <w:p>
@@ -45,7 +45,7 @@
         </w:numPr>
       </w:pPr>
       <w:r>
-        <w:t>Industrials: soft (avg -0.29%)</w:t>
+        <w:t>Industrials: leading (avg +1.39%)</w:t>
       </w:r>
     </w:p>
     <w:p>
@@ -57,7 +57,7 @@
         </w:numPr>
       </w:pPr>
       <w:r>
-        <w:t>Consumer Staples: lagging (avg -0.50%)</w:t>
+        <w:t>Consumer Staples: lagging (avg -0.84%)</w:t>
       </w:r>
     </w:p>
     <w:p>
@@ -69,7 +69,7 @@
         </w:numPr>
       </w:pPr>
       <w:r>
-        <w:t>Consumer Discretionary: lagging (avg -1.04%)</w:t>
+        <w:t>Consumer Discretionary: leading (avg +0.86%)</w:t>
       </w:r>
     </w:p>
     <w:p>
@@ -81,7 +81,7 @@
         </w:numPr>
       </w:pPr>
       <w:r>
-        <w:t>Financials: lagging (avg -1.64%)</w:t>
+        <w:t>Financials: leading (avg +2.39%)</w:t>
       </w:r>
     </w:p>
     <w:p>
@@ -93,7 +93,7 @@
         </w:numPr>
       </w:pPr>
       <w:r>
-        <w:t>Utilities: leading (avg +1.07%)</w:t>
+        <w:t>Utilities: lagging (avg -1.25%)</w:t>
       </w:r>
     </w:p>
     <w:p>
@@ -105,7 +105,7 @@
         </w:numPr>
       </w:pPr>
       <w:r>
-        <w:t>Real Estate: lagging (avg -0.62%)</w:t>
+        <w:t>Real Estate: flat (avg +0.04%)</w:t>
       </w:r>
     </w:p>
     <w:p>
@@ -117,7 +117,7 @@
         </w:numPr>
       </w:pPr>
       <w:r>
-        <w:t>Materials: firm (avg +0.37%)</w:t>
+        <w:t>Materials: leading (avg +0.88%)</w:t>
       </w:r>
     </w:p>
     <w:p>
@@ -129,7 +129,7 @@
         </w:numPr>
       </w:pPr>
       <w:r>
-        <w:t>Energy: leading (avg +3.29%)</w:t>
+        <w:t>Energy: leading (avg +1.43%)</w:t>
       </w:r>
     </w:p>
     <w:p>
@@ -141,7 +141,7 @@
         </w:numPr>
       </w:pPr>
       <w:r>
-        <w:t>Health Care: soft (avg -0.34%)</w:t>
+        <w:t>Health Care: leading (avg +1.23%)</w:t>
       </w:r>
     </w:p>
     <w:p>
@@ -153,7 +153,7 @@
         </w:numPr>
       </w:pPr>
       <w:r>
-        <w:t>Communication Services: lagging (avg -1.07%)</w:t>
+        <w:t>Communication Services: firm (avg +0.36%)</w:t>
       </w:r>
     </w:p>
     <w:p>
@@ -170,7 +170,7 @@
         </w:numPr>
       </w:pPr>
       <w:r>
-        <w:t>Gold: lagging (avg -4.43%)</w:t>
+        <w:t>Gold: leading (avg +2.63%)</w:t>
       </w:r>
     </w:p>
     <w:p>
@@ -182,7 +182,7 @@
         </w:numPr>
       </w:pPr>
       <w:r>
-        <w:t>USD: leading (avg +0.52%)</w:t>
+        <w:t>USD: flat (avg -0.15%)</w:t>
       </w:r>
     </w:p>
     <w:p>
@@ -194,7 +194,7 @@
         </w:numPr>
       </w:pPr>
       <w:r>
-        <w:t>Yields: leading (avg +1.09%)</w:t>
+        <w:t>Yields: lagging (avg -0.51%)</w:t>
       </w:r>
     </w:p>
     <w:p>
@@ -206,7 +206,7 @@
         </w:numPr>
       </w:pPr>
       <w:r>
-        <w:t>Bonds: lagging (avg -0.36%)</w:t>
+        <w:t>Bonds: firm (avg +0.30%)</w:t>
       </w:r>
     </w:p>
     <w:p>
@@ -218,16 +218,16 @@
         </w:numPr>
       </w:pPr>
       <w:r>
-        <w:t>Energy complex: lagging (avg -2.58%)</w:t>
+        <w:t>Energy complex: lagging (avg -0.87%)</w:t>
       </w:r>
     </w:p>
     <w:p>
       <w:r>
-        <w:t xml:space="preserve">Bottom line: Breadth weakened with only ~42% of names positive as defensives and late-cycle leadership took the reins, with Utilities and Energy outperforming while growth- and cyclically-sensitive groups like Tech, Financials, Consumer Discretionary, and Communication Services dragged on the tape and Industrials and Health Care traded soft. </w:t>
+        <w:t xml:space="preserve">Bottom line: With nearly 70% of names positive, breadth stayed constructive as Financials, Energy, Industrials, Health Care, Consumer Discretionary, Materials, and Tech led the tape while defensives like Utilities and Consumer Staples lagged and Real Estate traded essentially flat, signaling a pro‑cyclical bias rather than a flight to safety. </w:t>
       </w:r>
-      <w:bookmarkStart w:id="0" w:name="_Hlk218276687"/>
+      <w:bookmarkStart w:id="0" w:name="_Hlk218535917"/>
       <w:r>
-        <w:t>Macro conditions reflect a market recalibrating to slowing growth and still-elevated-but-easing inflation expectations, with a stronger USD and higher yields pressuring Gold and Bonds while the broader energy complex traded lower despite sector-level equity strength, underscoring a cautious stance toward forward earnings and risk assets even as headline price pressures cool from prior extremes.</w:t>
+        <w:t>Macro conditions reflect an environment where growth is slowing and earnings revisions remain pressured even as inflation eases from the peaks but stays above pre‑COVID norms, consistent with gold’s strength, softer yields, firm bonds, a flat dollar, and a weaker energy complex that together point to investors leaning into cyclicals and risk despite a macro backdrop that is moderating rather than re‑accelerating.</w:t>
       </w:r>
       <w:bookmarkEnd w:id="0"/>
     </w:p>
@@ -415,9 +415,9 @@
     </w:lvl>
   </w:abstractNum>
   <w:abstractNum w:abstractNumId="9" w15:restartNumberingAfterBreak="0">
-    <w:nsid w:val="176A7323"/>
+    <w:nsid w:val="01304F0A"/>
     <w:multiLevelType w:val="hybridMultilevel"/>
-    <w:tmpl w:val="8FAC3726"/>
+    <w:tmpl w:val="FFD2A68C"/>
     <w:lvl w:ilvl="0" w:tplc="04090001">
       <w:start w:val="1"/>
       <w:numFmt w:val="bullet"/>
@@ -528,9 +528,9 @@
     </w:lvl>
   </w:abstractNum>
   <w:abstractNum w:abstractNumId="10" w15:restartNumberingAfterBreak="0">
-    <w:nsid w:val="789C5A11"/>
+    <w:nsid w:val="590A250F"/>
     <w:multiLevelType w:val="hybridMultilevel"/>
-    <w:tmpl w:val="22F805A8"/>
+    <w:tmpl w:val="B56EE0A0"/>
     <w:lvl w:ilvl="0" w:tplc="04090001">
       <w:start w:val="1"/>
       <w:numFmt w:val="bullet"/>
@@ -640,38 +640,38 @@
       </w:rPr>
     </w:lvl>
   </w:abstractNum>
-  <w:num w:numId="1" w16cid:durableId="611865217">
+  <w:num w:numId="1" w16cid:durableId="686564847">
     <w:abstractNumId w:val="8"/>
   </w:num>
-  <w:num w:numId="2" w16cid:durableId="774787589">
+  <w:num w:numId="2" w16cid:durableId="125970881">
     <w:abstractNumId w:val="6"/>
   </w:num>
-  <w:num w:numId="3" w16cid:durableId="1642230355">
+  <w:num w:numId="3" w16cid:durableId="955678192">
     <w:abstractNumId w:val="5"/>
   </w:num>
-  <w:num w:numId="4" w16cid:durableId="2126775059">
+  <w:num w:numId="4" w16cid:durableId="1941258024">
     <w:abstractNumId w:val="4"/>
   </w:num>
-  <w:num w:numId="5" w16cid:durableId="1356661062">
+  <w:num w:numId="5" w16cid:durableId="418798976">
     <w:abstractNumId w:val="7"/>
   </w:num>
-  <w:num w:numId="6" w16cid:durableId="985624479">
+  <w:num w:numId="6" w16cid:durableId="896209622">
     <w:abstractNumId w:val="3"/>
   </w:num>
-  <w:num w:numId="7" w16cid:durableId="1269892689">
+  <w:num w:numId="7" w16cid:durableId="1023559483">
     <w:abstractNumId w:val="2"/>
   </w:num>
-  <w:num w:numId="8" w16cid:durableId="311327793">
+  <w:num w:numId="8" w16cid:durableId="144704696">
     <w:abstractNumId w:val="1"/>
   </w:num>
-  <w:num w:numId="9" w16cid:durableId="844518187">
+  <w:num w:numId="9" w16cid:durableId="1461462302">
     <w:abstractNumId w:val="0"/>
   </w:num>
-  <w:num w:numId="10" w16cid:durableId="1954900154">
+  <w:num w:numId="10" w16cid:durableId="189879724">
+    <w:abstractNumId w:val="9"/>
+  </w:num>
+  <w:num w:numId="11" w16cid:durableId="1719207904">
     <w:abstractNumId w:val="10"/>
-  </w:num>
-  <w:num w:numId="11" w16cid:durableId="1366058791">
-    <w:abstractNumId w:val="9"/>
   </w:num>
 </w:numbering>
 </file>

--- a/data/Market_Read_weekly.docx
+++ b/data/Market_Read_weekly.docx
@@ -4,7 +4,7 @@
   <w:body>
     <w:p>
       <w:r>
-        <w:t>Weekly Market Read: January 05, 2026</w:t>
+        <w:t>Weekly Market Read: January 06, 2026</w:t>
       </w:r>
     </w:p>
     <w:p>
@@ -21,7 +21,7 @@
         </w:numPr>
       </w:pPr>
       <w:r>
-        <w:t>Breadth: 69.9% of names are positive.</w:t>
+        <w:t>Breadth: 75.9% of names are positive.</w:t>
       </w:r>
     </w:p>
     <w:p>
@@ -33,7 +33,7 @@
         </w:numPr>
       </w:pPr>
       <w:r>
-        <w:t>Information Technology: leading (avg +0.67%)</w:t>
+        <w:t>Information Technology: leading (avg +3.57%)</w:t>
       </w:r>
     </w:p>
     <w:p>
@@ -45,7 +45,7 @@
         </w:numPr>
       </w:pPr>
       <w:r>
-        <w:t>Industrials: leading (avg +1.39%)</w:t>
+        <w:t>Industrials: leading (avg +2.68%)</w:t>
       </w:r>
     </w:p>
     <w:p>
@@ -57,7 +57,7 @@
         </w:numPr>
       </w:pPr>
       <w:r>
-        <w:t>Consumer Staples: lagging (avg -0.84%)</w:t>
+        <w:t>Consumer Staples: lagging (avg -0.60%)</w:t>
       </w:r>
     </w:p>
     <w:p>
@@ -69,7 +69,7 @@
         </w:numPr>
       </w:pPr>
       <w:r>
-        <w:t>Consumer Discretionary: leading (avg +0.86%)</w:t>
+        <w:t>Consumer Discretionary: leading (avg +2.25%)</w:t>
       </w:r>
     </w:p>
     <w:p>
@@ -81,7 +81,7 @@
         </w:numPr>
       </w:pPr>
       <w:r>
-        <w:t>Financials: leading (avg +2.39%)</w:t>
+        <w:t>Financials: leading (avg +2.89%)</w:t>
       </w:r>
     </w:p>
     <w:p>
@@ -93,7 +93,7 @@
         </w:numPr>
       </w:pPr>
       <w:r>
-        <w:t>Utilities: lagging (avg -1.25%)</w:t>
+        <w:t>Utilities: lagging (avg -0.64%)</w:t>
       </w:r>
     </w:p>
     <w:p>
@@ -105,7 +105,7 @@
         </w:numPr>
       </w:pPr>
       <w:r>
-        <w:t>Real Estate: flat (avg +0.04%)</w:t>
+        <w:t>Real Estate: leading (avg +1.12%)</w:t>
       </w:r>
     </w:p>
     <w:p>
@@ -117,7 +117,7 @@
         </w:numPr>
       </w:pPr>
       <w:r>
-        <w:t>Materials: leading (avg +0.88%)</w:t>
+        <w:t>Materials: leading (avg +2.75%)</w:t>
       </w:r>
     </w:p>
     <w:p>
@@ -129,7 +129,7 @@
         </w:numPr>
       </w:pPr>
       <w:r>
-        <w:t>Energy: leading (avg +1.43%)</w:t>
+        <w:t>Energy: lagging (avg -0.60%)</w:t>
       </w:r>
     </w:p>
     <w:p>
@@ -141,7 +141,7 @@
         </w:numPr>
       </w:pPr>
       <w:r>
-        <w:t>Health Care: leading (avg +1.23%)</w:t>
+        <w:t>Health Care: leading (avg +3.56%)</w:t>
       </w:r>
     </w:p>
     <w:p>
@@ -153,7 +153,7 @@
         </w:numPr>
       </w:pPr>
       <w:r>
-        <w:t>Communication Services: firm (avg +0.36%)</w:t>
+        <w:t>Communication Services: flat (avg -0.03%)</w:t>
       </w:r>
     </w:p>
     <w:p>
@@ -170,7 +170,7 @@
         </w:numPr>
       </w:pPr>
       <w:r>
-        <w:t>Gold: leading (avg +2.63%)</w:t>
+        <w:t>Gold: leading (avg +3.74%)</w:t>
       </w:r>
     </w:p>
     <w:p>
@@ -182,7 +182,7 @@
         </w:numPr>
       </w:pPr>
       <w:r>
-        <w:t>USD: flat (avg -0.15%)</w:t>
+        <w:t>USD: firm (avg +0.18%)</w:t>
       </w:r>
     </w:p>
     <w:p>
@@ -194,7 +194,7 @@
         </w:numPr>
       </w:pPr>
       <w:r>
-        <w:t>Yields: lagging (avg -0.51%)</w:t>
+        <w:t>Yields: flat (avg -0.22%)</w:t>
       </w:r>
     </w:p>
     <w:p>
@@ -206,7 +206,7 @@
         </w:numPr>
       </w:pPr>
       <w:r>
-        <w:t>Bonds: firm (avg +0.30%)</w:t>
+        <w:t>Bonds: firm (avg +0.22%)</w:t>
       </w:r>
     </w:p>
     <w:p>
@@ -218,16 +218,16 @@
         </w:numPr>
       </w:pPr>
       <w:r>
-        <w:t>Energy complex: lagging (avg -0.87%)</w:t>
+        <w:t>Energy complex: lagging (avg -3.56%)</w:t>
       </w:r>
     </w:p>
     <w:p>
       <w:r>
-        <w:t xml:space="preserve">Bottom line: With nearly 70% of names positive, breadth stayed constructive as Financials, Energy, Industrials, Health Care, Consumer Discretionary, Materials, and Tech led the tape while defensives like Utilities and Consumer Staples lagged and Real Estate traded essentially flat, signaling a pro‑cyclical bias rather than a flight to safety. </w:t>
+        <w:t xml:space="preserve">Bottom line: With roughly 76% of names positive, breadth stayed broadly constructive as cyclical and growth-sensitive groups like Tech, Financials, Industrials, Materials, and Consumer Discretionary led the tape, while traditionally defensive or rate-sensitive areas such as Utilities, Staples, and Energy lagged and Communication Services was essentially flat, signaling a market still willing to pay for secular growth and operating leverage rather than pure safety. </w:t>
       </w:r>
-      <w:bookmarkStart w:id="0" w:name="_Hlk218535917"/>
+      <w:bookmarkStart w:id="0" w:name="_Hlk218622296"/>
       <w:r>
-        <w:t>Macro conditions reflect an environment where growth is slowing and earnings revisions remain pressured even as inflation eases from the peaks but stays above pre‑COVID norms, consistent with gold’s strength, softer yields, firm bonds, a flat dollar, and a weaker energy complex that together point to investors leaning into cyclicals and risk despite a macro backdrop that is moderating rather than re‑accelerating.</w:t>
+        <w:t>Macro conditions reflect a backdrop where growth is slowing and earnings revisions remain pressured while inflation, though easing from the peak, is still elevated versus pre-COVID norms, and that’s consistent with gold’s strong bid, a firm but not surging USD, flat yields, steady bonds, and a weak energy complex, all of which point to investors cautiously leaning into quality growth and balance-sheet strength rather than making a high-conviction cyclical or reflationary bet.</w:t>
       </w:r>
       <w:bookmarkEnd w:id="0"/>
     </w:p>
@@ -415,9 +415,9 @@
     </w:lvl>
   </w:abstractNum>
   <w:abstractNum w:abstractNumId="9" w15:restartNumberingAfterBreak="0">
-    <w:nsid w:val="01304F0A"/>
+    <w:nsid w:val="1121580A"/>
     <w:multiLevelType w:val="hybridMultilevel"/>
-    <w:tmpl w:val="FFD2A68C"/>
+    <w:tmpl w:val="6032EC22"/>
     <w:lvl w:ilvl="0" w:tplc="04090001">
       <w:start w:val="1"/>
       <w:numFmt w:val="bullet"/>
@@ -528,9 +528,9 @@
     </w:lvl>
   </w:abstractNum>
   <w:abstractNum w:abstractNumId="10" w15:restartNumberingAfterBreak="0">
-    <w:nsid w:val="590A250F"/>
+    <w:nsid w:val="49AF0DE4"/>
     <w:multiLevelType w:val="hybridMultilevel"/>
-    <w:tmpl w:val="B56EE0A0"/>
+    <w:tmpl w:val="28A6B7C4"/>
     <w:lvl w:ilvl="0" w:tplc="04090001">
       <w:start w:val="1"/>
       <w:numFmt w:val="bullet"/>
@@ -640,38 +640,38 @@
       </w:rPr>
     </w:lvl>
   </w:abstractNum>
-  <w:num w:numId="1" w16cid:durableId="686564847">
+  <w:num w:numId="1" w16cid:durableId="1600869922">
     <w:abstractNumId w:val="8"/>
   </w:num>
-  <w:num w:numId="2" w16cid:durableId="125970881">
+  <w:num w:numId="2" w16cid:durableId="2113477482">
     <w:abstractNumId w:val="6"/>
   </w:num>
-  <w:num w:numId="3" w16cid:durableId="955678192">
+  <w:num w:numId="3" w16cid:durableId="117065642">
     <w:abstractNumId w:val="5"/>
   </w:num>
-  <w:num w:numId="4" w16cid:durableId="1941258024">
+  <w:num w:numId="4" w16cid:durableId="904493230">
     <w:abstractNumId w:val="4"/>
   </w:num>
-  <w:num w:numId="5" w16cid:durableId="418798976">
+  <w:num w:numId="5" w16cid:durableId="908198466">
     <w:abstractNumId w:val="7"/>
   </w:num>
-  <w:num w:numId="6" w16cid:durableId="896209622">
+  <w:num w:numId="6" w16cid:durableId="1999308802">
     <w:abstractNumId w:val="3"/>
   </w:num>
-  <w:num w:numId="7" w16cid:durableId="1023559483">
+  <w:num w:numId="7" w16cid:durableId="145048795">
     <w:abstractNumId w:val="2"/>
   </w:num>
-  <w:num w:numId="8" w16cid:durableId="144704696">
+  <w:num w:numId="8" w16cid:durableId="1370572299">
     <w:abstractNumId w:val="1"/>
   </w:num>
-  <w:num w:numId="9" w16cid:durableId="1461462302">
+  <w:num w:numId="9" w16cid:durableId="1477985959">
     <w:abstractNumId w:val="0"/>
   </w:num>
-  <w:num w:numId="10" w16cid:durableId="189879724">
+  <w:num w:numId="10" w16cid:durableId="584337531">
+    <w:abstractNumId w:val="10"/>
+  </w:num>
+  <w:num w:numId="11" w16cid:durableId="1571187936">
     <w:abstractNumId w:val="9"/>
-  </w:num>
-  <w:num w:numId="11" w16cid:durableId="1719207904">
-    <w:abstractNumId w:val="10"/>
   </w:num>
 </w:numbering>
 </file>

--- a/data/Market_Read_weekly.docx
+++ b/data/Market_Read_weekly.docx
@@ -4,7 +4,7 @@
   <w:body>
     <w:p>
       <w:r>
-        <w:t>Weekly Market Read: January 06, 2026</w:t>
+        <w:t>Weekly Market Read: January 07, 2026</w:t>
       </w:r>
     </w:p>
     <w:p>
@@ -21,7 +21,7 @@
         </w:numPr>
       </w:pPr>
       <w:r>
-        <w:t>Breadth: 75.9% of names are positive.</w:t>
+        <w:t>Breadth: 63.2% of names are positive.</w:t>
       </w:r>
     </w:p>
     <w:p>
@@ -33,7 +33,7 @@
         </w:numPr>
       </w:pPr>
       <w:r>
-        <w:t>Information Technology: leading (avg +3.57%)</w:t>
+        <w:t>Information Technology: leading (avg +2.52%)</w:t>
       </w:r>
     </w:p>
     <w:p>
@@ -45,7 +45,7 @@
         </w:numPr>
       </w:pPr>
       <w:r>
-        <w:t>Industrials: leading (avg +2.68%)</w:t>
+        <w:t>Industrials: leading (avg +1.01%)</w:t>
       </w:r>
     </w:p>
     <w:p>
@@ -57,7 +57,7 @@
         </w:numPr>
       </w:pPr>
       <w:r>
-        <w:t>Consumer Staples: lagging (avg -0.60%)</w:t>
+        <w:t>Consumer Staples: lagging (avg -1.96%)</w:t>
       </w:r>
     </w:p>
     <w:p>
@@ -69,7 +69,7 @@
         </w:numPr>
       </w:pPr>
       <w:r>
-        <w:t>Consumer Discretionary: leading (avg +2.25%)</w:t>
+        <w:t>Consumer Discretionary: leading (avg +1.41%)</w:t>
       </w:r>
     </w:p>
     <w:p>
@@ -81,7 +81,7 @@
         </w:numPr>
       </w:pPr>
       <w:r>
-        <w:t>Financials: leading (avg +2.89%)</w:t>
+        <w:t>Financials: leading (avg +1.63%)</w:t>
       </w:r>
     </w:p>
     <w:p>
@@ -93,7 +93,7 @@
         </w:numPr>
       </w:pPr>
       <w:r>
-        <w:t>Utilities: lagging (avg -0.64%)</w:t>
+        <w:t>Utilities: lagging (avg -2.77%)</w:t>
       </w:r>
     </w:p>
     <w:p>
@@ -105,7 +105,7 @@
         </w:numPr>
       </w:pPr>
       <w:r>
-        <w:t>Real Estate: leading (avg +1.12%)</w:t>
+        <w:t>Real Estate: soft (avg -0.38%)</w:t>
       </w:r>
     </w:p>
     <w:p>
@@ -117,7 +117,7 @@
         </w:numPr>
       </w:pPr>
       <w:r>
-        <w:t>Materials: leading (avg +2.75%)</w:t>
+        <w:t>Materials: leading (avg +0.97%)</w:t>
       </w:r>
     </w:p>
     <w:p>
@@ -129,7 +129,7 @@
         </w:numPr>
       </w:pPr>
       <w:r>
-        <w:t>Energy: lagging (avg -0.60%)</w:t>
+        <w:t>Energy: lagging (avg -1.46%)</w:t>
       </w:r>
     </w:p>
     <w:p>
@@ -141,7 +141,7 @@
         </w:numPr>
       </w:pPr>
       <w:r>
-        <w:t>Health Care: leading (avg +3.56%)</w:t>
+        <w:t>Health Care: leading (avg +3.42%)</w:t>
       </w:r>
     </w:p>
     <w:p>
@@ -153,7 +153,7 @@
         </w:numPr>
       </w:pPr>
       <w:r>
-        <w:t>Communication Services: flat (avg -0.03%)</w:t>
+        <w:t>Communication Services: lagging (avg -0.62%)</w:t>
       </w:r>
     </w:p>
     <w:p>
@@ -170,7 +170,7 @@
         </w:numPr>
       </w:pPr>
       <w:r>
-        <w:t>Gold: leading (avg +3.74%)</w:t>
+        <w:t>Gold: leading (avg +2.75%)</w:t>
       </w:r>
     </w:p>
     <w:p>
@@ -182,7 +182,7 @@
         </w:numPr>
       </w:pPr>
       <w:r>
-        <w:t>USD: firm (avg +0.18%)</w:t>
+        <w:t>USD: leading (avg +0.33%)</w:t>
       </w:r>
     </w:p>
     <w:p>
@@ -194,7 +194,7 @@
         </w:numPr>
       </w:pPr>
       <w:r>
-        <w:t>Yields: flat (avg -0.22%)</w:t>
+        <w:t>Yields: lagging (avg -1.13%)</w:t>
       </w:r>
     </w:p>
     <w:p>
@@ -206,7 +206,7 @@
         </w:numPr>
       </w:pPr>
       <w:r>
-        <w:t>Bonds: firm (avg +0.22%)</w:t>
+        <w:t>Bonds: leading (avg +0.46%)</w:t>
       </w:r>
     </w:p>
     <w:p>
@@ -218,16 +218,16 @@
         </w:numPr>
       </w:pPr>
       <w:r>
-        <w:t>Energy complex: lagging (avg -3.56%)</w:t>
+        <w:t>Energy complex: lagging (avg -2.01%)</w:t>
       </w:r>
     </w:p>
     <w:p>
       <w:r>
-        <w:t xml:space="preserve">Bottom line: With roughly 76% of names positive, breadth stayed broadly constructive as cyclical and growth-sensitive groups like Tech, Financials, Industrials, Materials, and Consumer Discretionary led the tape, while traditionally defensive or rate-sensitive areas such as Utilities, Staples, and Energy lagged and Communication Services was essentially flat, signaling a market still willing to pay for secular growth and operating leverage rather than pure safety. </w:t>
+        <w:t xml:space="preserve">Bottom line: Breadth improved with roughly two-thirds of names higher on the week, and leadership skewed toward cyclicals and growth-sensitive groups as Health Care, Tech, Financials, Discretionary, Industrials, and Materials all posted solid gains while defensives and rate-sensitives like Utilities, Staples, Energy, Comm Services, and Real Estate lagged, underscoring a market willing to lean into risk despite pockets of late-cycle caution. </w:t>
       </w:r>
-      <w:bookmarkStart w:id="0" w:name="_Hlk218622296"/>
+      <w:bookmarkStart w:id="0" w:name="_Hlk218708702"/>
       <w:r>
-        <w:t>Macro conditions reflect a backdrop where growth is slowing and earnings revisions remain pressured while inflation, though easing from the peak, is still elevated versus pre-COVID norms, and that’s consistent with gold’s strong bid, a firm but not surging USD, flat yields, steady bonds, and a weak energy complex, all of which point to investors cautiously leaning into quality growth and balance-sheet strength rather than making a high-conviction cyclical or reflationary bet.</w:t>
+        <w:t>Macro conditions reflect expectations for slowing but still positive growth with moderating, above-trend inflation as falling yields, firmer bonds, a stronger USD, and a bid in gold alongside a weaker energy complex collectively point to a market that is reassessing the pace of future tightening and growth durability rather than discounting an imminent shock.</w:t>
       </w:r>
       <w:bookmarkEnd w:id="0"/>
     </w:p>
@@ -415,9 +415,9 @@
     </w:lvl>
   </w:abstractNum>
   <w:abstractNum w:abstractNumId="9" w15:restartNumberingAfterBreak="0">
-    <w:nsid w:val="1121580A"/>
+    <w:nsid w:val="187046A0"/>
     <w:multiLevelType w:val="hybridMultilevel"/>
-    <w:tmpl w:val="6032EC22"/>
+    <w:tmpl w:val="3D1CA88C"/>
     <w:lvl w:ilvl="0" w:tplc="04090001">
       <w:start w:val="1"/>
       <w:numFmt w:val="bullet"/>
@@ -528,9 +528,9 @@
     </w:lvl>
   </w:abstractNum>
   <w:abstractNum w:abstractNumId="10" w15:restartNumberingAfterBreak="0">
-    <w:nsid w:val="49AF0DE4"/>
+    <w:nsid w:val="259C1091"/>
     <w:multiLevelType w:val="hybridMultilevel"/>
-    <w:tmpl w:val="28A6B7C4"/>
+    <w:tmpl w:val="5E72943A"/>
     <w:lvl w:ilvl="0" w:tplc="04090001">
       <w:start w:val="1"/>
       <w:numFmt w:val="bullet"/>
@@ -640,38 +640,38 @@
       </w:rPr>
     </w:lvl>
   </w:abstractNum>
-  <w:num w:numId="1" w16cid:durableId="1600869922">
+  <w:num w:numId="1" w16cid:durableId="1286546921">
     <w:abstractNumId w:val="8"/>
   </w:num>
-  <w:num w:numId="2" w16cid:durableId="2113477482">
+  <w:num w:numId="2" w16cid:durableId="1728718929">
     <w:abstractNumId w:val="6"/>
   </w:num>
-  <w:num w:numId="3" w16cid:durableId="117065642">
+  <w:num w:numId="3" w16cid:durableId="1813209029">
     <w:abstractNumId w:val="5"/>
   </w:num>
-  <w:num w:numId="4" w16cid:durableId="904493230">
+  <w:num w:numId="4" w16cid:durableId="555747725">
     <w:abstractNumId w:val="4"/>
   </w:num>
-  <w:num w:numId="5" w16cid:durableId="908198466">
+  <w:num w:numId="5" w16cid:durableId="193009451">
     <w:abstractNumId w:val="7"/>
   </w:num>
-  <w:num w:numId="6" w16cid:durableId="1999308802">
+  <w:num w:numId="6" w16cid:durableId="1708143049">
     <w:abstractNumId w:val="3"/>
   </w:num>
-  <w:num w:numId="7" w16cid:durableId="145048795">
+  <w:num w:numId="7" w16cid:durableId="1644889279">
     <w:abstractNumId w:val="2"/>
   </w:num>
-  <w:num w:numId="8" w16cid:durableId="1370572299">
+  <w:num w:numId="8" w16cid:durableId="358164397">
     <w:abstractNumId w:val="1"/>
   </w:num>
-  <w:num w:numId="9" w16cid:durableId="1477985959">
+  <w:num w:numId="9" w16cid:durableId="1895433296">
     <w:abstractNumId w:val="0"/>
   </w:num>
-  <w:num w:numId="10" w16cid:durableId="584337531">
+  <w:num w:numId="10" w16cid:durableId="286156476">
+    <w:abstractNumId w:val="9"/>
+  </w:num>
+  <w:num w:numId="11" w16cid:durableId="1488591290">
     <w:abstractNumId w:val="10"/>
-  </w:num>
-  <w:num w:numId="11" w16cid:durableId="1571187936">
-    <w:abstractNumId w:val="9"/>
   </w:num>
 </w:numbering>
 </file>

--- a/data/Market_Read_weekly.docx
+++ b/data/Market_Read_weekly.docx
@@ -4,7 +4,7 @@
   <w:body>
     <w:p>
       <w:r>
-        <w:t>Weekly Market Read: January 07, 2026</w:t>
+        <w:t>Weekly Market Read: January 08, 2026</w:t>
       </w:r>
     </w:p>
     <w:p>
@@ -21,7 +21,7 @@
         </w:numPr>
       </w:pPr>
       <w:r>
-        <w:t>Breadth: 63.2% of names are positive.</w:t>
+        <w:t>Breadth: 72.9% of names are positive.</w:t>
       </w:r>
     </w:p>
     <w:p>
@@ -33,7 +33,7 @@
         </w:numPr>
       </w:pPr>
       <w:r>
-        <w:t>Information Technology: leading (avg +2.52%)</w:t>
+        <w:t>Information Technology: leading (avg +1.36%)</w:t>
       </w:r>
     </w:p>
     <w:p>
@@ -45,7 +45,7 @@
         </w:numPr>
       </w:pPr>
       <w:r>
-        <w:t>Industrials: leading (avg +1.01%)</w:t>
+        <w:t>Industrials: leading (avg +2.37%)</w:t>
       </w:r>
     </w:p>
     <w:p>
@@ -57,7 +57,7 @@
         </w:numPr>
       </w:pPr>
       <w:r>
-        <w:t>Consumer Staples: lagging (avg -1.96%)</w:t>
+        <w:t>Consumer Staples: firm (avg +0.45%)</w:t>
       </w:r>
     </w:p>
     <w:p>
@@ -69,7 +69,7 @@
         </w:numPr>
       </w:pPr>
       <w:r>
-        <w:t>Consumer Discretionary: leading (avg +1.41%)</w:t>
+        <w:t>Consumer Discretionary: leading (avg +3.33%)</w:t>
       </w:r>
     </w:p>
     <w:p>
@@ -81,7 +81,7 @@
         </w:numPr>
       </w:pPr>
       <w:r>
-        <w:t>Financials: leading (avg +1.63%)</w:t>
+        <w:t>Financials: leading (avg +2.57%)</w:t>
       </w:r>
     </w:p>
     <w:p>
@@ -93,7 +93,7 @@
         </w:numPr>
       </w:pPr>
       <w:r>
-        <w:t>Utilities: lagging (avg -2.77%)</w:t>
+        <w:t>Utilities: lagging (avg -2.30%)</w:t>
       </w:r>
     </w:p>
     <w:p>
@@ -105,7 +105,7 @@
         </w:numPr>
       </w:pPr>
       <w:r>
-        <w:t>Real Estate: soft (avg -0.38%)</w:t>
+        <w:t>Real Estate: leading (avg +0.73%)</w:t>
       </w:r>
     </w:p>
     <w:p>
@@ -117,7 +117,7 @@
         </w:numPr>
       </w:pPr>
       <w:r>
-        <w:t>Materials: leading (avg +0.97%)</w:t>
+        <w:t>Materials: leading (avg +3.30%)</w:t>
       </w:r>
     </w:p>
     <w:p>
@@ -129,7 +129,7 @@
         </w:numPr>
       </w:pPr>
       <w:r>
-        <w:t>Energy: lagging (avg -1.46%)</w:t>
+        <w:t>Energy: leading (avg +1.68%)</w:t>
       </w:r>
     </w:p>
     <w:p>
@@ -141,7 +141,7 @@
         </w:numPr>
       </w:pPr>
       <w:r>
-        <w:t>Health Care: leading (avg +3.42%)</w:t>
+        <w:t>Health Care: leading (avg +3.13%)</w:t>
       </w:r>
     </w:p>
     <w:p>
@@ -153,7 +153,7 @@
         </w:numPr>
       </w:pPr>
       <w:r>
-        <w:t>Communication Services: lagging (avg -0.62%)</w:t>
+        <w:t>Communication Services: lagging (avg -0.42%)</w:t>
       </w:r>
     </w:p>
     <w:p>
@@ -170,7 +170,7 @@
         </w:numPr>
       </w:pPr>
       <w:r>
-        <w:t>Gold: leading (avg +2.75%)</w:t>
+        <w:t>Gold: leading (avg +3.32%)</w:t>
       </w:r>
     </w:p>
     <w:p>
@@ -182,7 +182,7 @@
         </w:numPr>
       </w:pPr>
       <w:r>
-        <w:t>USD: leading (avg +0.33%)</w:t>
+        <w:t>USD: leading (avg +0.59%)</w:t>
       </w:r>
     </w:p>
     <w:p>
@@ -194,7 +194,7 @@
         </w:numPr>
       </w:pPr>
       <w:r>
-        <w:t>Yields: lagging (avg -1.13%)</w:t>
+        <w:t>Yields: flat (avg -0.10%)</w:t>
       </w:r>
     </w:p>
     <w:p>
@@ -206,7 +206,7 @@
         </w:numPr>
       </w:pPr>
       <w:r>
-        <w:t>Bonds: leading (avg +0.46%)</w:t>
+        <w:t>Bonds: firm (avg +0.19%)</w:t>
       </w:r>
     </w:p>
     <w:p>
@@ -218,16 +218,16 @@
         </w:numPr>
       </w:pPr>
       <w:r>
-        <w:t>Energy complex: lagging (avg -2.01%)</w:t>
+        <w:t>Energy complex: lagging (avg -2.13%)</w:t>
       </w:r>
     </w:p>
     <w:p>
       <w:r>
-        <w:t xml:space="preserve">Bottom line: Breadth improved with roughly two-thirds of names higher on the week, and leadership skewed toward cyclicals and growth-sensitive groups as Health Care, Tech, Financials, Discretionary, Industrials, and Materials all posted solid gains while defensives and rate-sensitives like Utilities, Staples, Energy, Comm Services, and Real Estate lagged, underscoring a market willing to lean into risk despite pockets of late-cycle caution. </w:t>
+        <w:t xml:space="preserve">Bottom line: With nearly three-quarters of names positive WTD, breadth remains robust as cyclicals and beta lead, highlighted by strong gains in Consumer Discretionary, Financials, Industrials, Materials, Energy, Health Care, and Real Estate, while defensives are mixed with Consumer Staples holding firm but Utilities and Communication Services underperforming, signaling investors are still rewarding earnings sensitivity and operating leverage. </w:t>
       </w:r>
-      <w:bookmarkStart w:id="0" w:name="_Hlk218708702"/>
+      <w:bookmarkStart w:id="0" w:name="_Hlk218795106"/>
       <w:r>
-        <w:t>Macro conditions reflect expectations for slowing but still positive growth with moderating, above-trend inflation as falling yields, firmer bonds, a stronger USD, and a bid in gold alongside a weaker energy complex collectively point to a market that is reassessing the pace of future tightening and growth durability rather than discounting an imminent shock.</w:t>
+        <w:t>Macro conditions reflect a backdrop where growth is slowing sequentially and inflation, while easing off the highs, remains above pre-COVID norms, which is echoed in a firmer USD, strong Gold, stable-to-slightly softer yields, marginally positive bonds, and a weaker energy complex that collectively point to rising demand for safety and quality even as the equity tape continues to lean into cyclical leadership.</w:t>
       </w:r>
       <w:bookmarkEnd w:id="0"/>
     </w:p>
@@ -415,9 +415,9 @@
     </w:lvl>
   </w:abstractNum>
   <w:abstractNum w:abstractNumId="9" w15:restartNumberingAfterBreak="0">
-    <w:nsid w:val="187046A0"/>
+    <w:nsid w:val="2C9C0FDB"/>
     <w:multiLevelType w:val="hybridMultilevel"/>
-    <w:tmpl w:val="3D1CA88C"/>
+    <w:tmpl w:val="DE5AAC4A"/>
     <w:lvl w:ilvl="0" w:tplc="04090001">
       <w:start w:val="1"/>
       <w:numFmt w:val="bullet"/>
@@ -528,9 +528,9 @@
     </w:lvl>
   </w:abstractNum>
   <w:abstractNum w:abstractNumId="10" w15:restartNumberingAfterBreak="0">
-    <w:nsid w:val="259C1091"/>
+    <w:nsid w:val="36510B15"/>
     <w:multiLevelType w:val="hybridMultilevel"/>
-    <w:tmpl w:val="5E72943A"/>
+    <w:tmpl w:val="A5E84CDA"/>
     <w:lvl w:ilvl="0" w:tplc="04090001">
       <w:start w:val="1"/>
       <w:numFmt w:val="bullet"/>
@@ -640,38 +640,38 @@
       </w:rPr>
     </w:lvl>
   </w:abstractNum>
-  <w:num w:numId="1" w16cid:durableId="1286546921">
+  <w:num w:numId="1" w16cid:durableId="937323974">
     <w:abstractNumId w:val="8"/>
   </w:num>
-  <w:num w:numId="2" w16cid:durableId="1728718929">
+  <w:num w:numId="2" w16cid:durableId="164173678">
     <w:abstractNumId w:val="6"/>
   </w:num>
-  <w:num w:numId="3" w16cid:durableId="1813209029">
+  <w:num w:numId="3" w16cid:durableId="50463844">
     <w:abstractNumId w:val="5"/>
   </w:num>
-  <w:num w:numId="4" w16cid:durableId="555747725">
+  <w:num w:numId="4" w16cid:durableId="1461262797">
     <w:abstractNumId w:val="4"/>
   </w:num>
-  <w:num w:numId="5" w16cid:durableId="193009451">
+  <w:num w:numId="5" w16cid:durableId="1742365689">
     <w:abstractNumId w:val="7"/>
   </w:num>
-  <w:num w:numId="6" w16cid:durableId="1708143049">
+  <w:num w:numId="6" w16cid:durableId="411050005">
     <w:abstractNumId w:val="3"/>
   </w:num>
-  <w:num w:numId="7" w16cid:durableId="1644889279">
+  <w:num w:numId="7" w16cid:durableId="731082650">
     <w:abstractNumId w:val="2"/>
   </w:num>
-  <w:num w:numId="8" w16cid:durableId="358164397">
+  <w:num w:numId="8" w16cid:durableId="1838838707">
     <w:abstractNumId w:val="1"/>
   </w:num>
-  <w:num w:numId="9" w16cid:durableId="1895433296">
+  <w:num w:numId="9" w16cid:durableId="1744911412">
     <w:abstractNumId w:val="0"/>
   </w:num>
-  <w:num w:numId="10" w16cid:durableId="286156476">
+  <w:num w:numId="10" w16cid:durableId="1399985758">
+    <w:abstractNumId w:val="10"/>
+  </w:num>
+  <w:num w:numId="11" w16cid:durableId="1484857406">
     <w:abstractNumId w:val="9"/>
-  </w:num>
-  <w:num w:numId="11" w16cid:durableId="1488591290">
-    <w:abstractNumId w:val="10"/>
   </w:num>
 </w:numbering>
 </file>

--- a/data/Market_Read_weekly.docx
+++ b/data/Market_Read_weekly.docx
@@ -4,7 +4,7 @@
   <w:body>
     <w:p>
       <w:r>
-        <w:t>Weekly Market Read: January 08, 2026</w:t>
+        <w:t>Weekly Market Read: January 09, 2026</w:t>
       </w:r>
     </w:p>
     <w:p>
@@ -21,7 +21,7 @@
         </w:numPr>
       </w:pPr>
       <w:r>
-        <w:t>Breadth: 72.9% of names are positive.</w:t>
+        <w:t>Breadth: 73.3% of names are positive.</w:t>
       </w:r>
     </w:p>
     <w:p>
@@ -33,7 +33,7 @@
         </w:numPr>
       </w:pPr>
       <w:r>
-        <w:t>Information Technology: leading (avg +1.36%)</w:t>
+        <w:t>Information Technology: leading (avg +2.75%)</w:t>
       </w:r>
     </w:p>
     <w:p>
@@ -45,7 +45,7 @@
         </w:numPr>
       </w:pPr>
       <w:r>
-        <w:t>Industrials: leading (avg +2.37%)</w:t>
+        <w:t>Industrials: leading (avg +3.73%)</w:t>
       </w:r>
     </w:p>
     <w:p>
@@ -57,7 +57,7 @@
         </w:numPr>
       </w:pPr>
       <w:r>
-        <w:t>Consumer Staples: firm (avg +0.45%)</w:t>
+        <w:t>Consumer Staples: leading (avg +1.41%)</w:t>
       </w:r>
     </w:p>
     <w:p>
@@ -69,7 +69,7 @@
         </w:numPr>
       </w:pPr>
       <w:r>
-        <w:t>Consumer Discretionary: leading (avg +3.33%)</w:t>
+        <w:t>Consumer Discretionary: leading (avg +4.30%)</w:t>
       </w:r>
     </w:p>
     <w:p>
@@ -81,7 +81,7 @@
         </w:numPr>
       </w:pPr>
       <w:r>
-        <w:t>Financials: leading (avg +2.57%)</w:t>
+        <w:t>Financials: leading (avg +2.11%)</w:t>
       </w:r>
     </w:p>
     <w:p>
@@ -93,7 +93,7 @@
         </w:numPr>
       </w:pPr>
       <w:r>
-        <w:t>Utilities: lagging (avg -2.30%)</w:t>
+        <w:t>Utilities: lagging (avg -1.44%)</w:t>
       </w:r>
     </w:p>
     <w:p>
@@ -105,7 +105,7 @@
         </w:numPr>
       </w:pPr>
       <w:r>
-        <w:t>Real Estate: leading (avg +0.73%)</w:t>
+        <w:t>Real Estate: leading (avg +0.63%)</w:t>
       </w:r>
     </w:p>
     <w:p>
@@ -117,7 +117,7 @@
         </w:numPr>
       </w:pPr>
       <w:r>
-        <w:t>Materials: leading (avg +3.30%)</w:t>
+        <w:t>Materials: leading (avg +4.83%)</w:t>
       </w:r>
     </w:p>
     <w:p>
@@ -129,7 +129,7 @@
         </w:numPr>
       </w:pPr>
       <w:r>
-        <w:t>Energy: leading (avg +1.68%)</w:t>
+        <w:t>Energy: leading (avg +1.27%)</w:t>
       </w:r>
     </w:p>
     <w:p>
@@ -141,7 +141,7 @@
         </w:numPr>
       </w:pPr>
       <w:r>
-        <w:t>Health Care: leading (avg +3.13%)</w:t>
+        <w:t>Health Care: leading (avg +3.00%)</w:t>
       </w:r>
     </w:p>
     <w:p>
@@ -153,7 +153,7 @@
         </w:numPr>
       </w:pPr>
       <w:r>
-        <w:t>Communication Services: lagging (avg -0.42%)</w:t>
+        <w:t>Communication Services: lagging (avg -0.54%)</w:t>
       </w:r>
     </w:p>
     <w:p>
@@ -170,7 +170,7 @@
         </w:numPr>
       </w:pPr>
       <w:r>
-        <w:t>Gold: leading (avg +3.32%)</w:t>
+        <w:t>Gold: leading (avg +4.06%)</w:t>
       </w:r>
     </w:p>
     <w:p>
@@ -182,7 +182,7 @@
         </w:numPr>
       </w:pPr>
       <w:r>
-        <w:t>USD: leading (avg +0.59%)</w:t>
+        <w:t>USD: leading (avg +0.81%)</w:t>
       </w:r>
     </w:p>
     <w:p>
@@ -194,7 +194,7 @@
         </w:numPr>
       </w:pPr>
       <w:r>
-        <w:t>Yields: flat (avg -0.10%)</w:t>
+        <w:t>Yields: flat (avg -0.28%)</w:t>
       </w:r>
     </w:p>
     <w:p>
@@ -206,7 +206,7 @@
         </w:numPr>
       </w:pPr>
       <w:r>
-        <w:t>Bonds: firm (avg +0.19%)</w:t>
+        <w:t>Bonds: leading (avg +0.51%)</w:t>
       </w:r>
     </w:p>
     <w:p>
@@ -218,16 +218,16 @@
         </w:numPr>
       </w:pPr>
       <w:r>
-        <w:t>Energy complex: lagging (avg -2.13%)</w:t>
+        <w:t>Energy complex: lagging (avg -5.56%)</w:t>
       </w:r>
     </w:p>
     <w:p>
       <w:r>
-        <w:t xml:space="preserve">Bottom line: With nearly three-quarters of names positive WTD, breadth remains robust as cyclicals and beta lead, highlighted by strong gains in Consumer Discretionary, Financials, Industrials, Materials, Energy, Health Care, and Real Estate, while defensives are mixed with Consumer Staples holding firm but Utilities and Communication Services underperforming, signaling investors are still rewarding earnings sensitivity and operating leverage. </w:t>
+        <w:t xml:space="preserve">Bottom line: With roughly three-quarters of stocks positive on the week, breadth remains robust and the tape is rewarding cyclicals and beta, as Materials, Consumer Discretionary, Industrials, Health Care, Tech, Financials, Real Estate, and Energy all post solid gains while traditionally defensive Utilities and Communication Services lag. </w:t>
       </w:r>
-      <w:bookmarkStart w:id="0" w:name="_Hlk218795106"/>
+      <w:bookmarkStart w:id="0" w:name="_Hlk218881707"/>
       <w:r>
-        <w:t>Macro conditions reflect a backdrop where growth is slowing sequentially and inflation, while easing off the highs, remains above pre-COVID norms, which is echoed in a firmer USD, strong Gold, stable-to-slightly softer yields, marginally positive bonds, and a weaker energy complex that collectively point to rising demand for safety and quality even as the equity tape continues to lean into cyclical leadership.</w:t>
+        <w:t>Macro conditions reflect an environment where growth is slowing sequentially and earnings revisions are pressured even as inflation cools from the peak but remains structurally higher than the pre-COVID regime, and the move higher in Gold, a firm USD, positive bond returns amid flat yields, and a weak energy complex collectively reinforce a market that is hedging late-cycle and policy risk even as it leans into pro-cyclical leadership for now.</w:t>
       </w:r>
       <w:bookmarkEnd w:id="0"/>
     </w:p>
@@ -415,9 +415,9 @@
     </w:lvl>
   </w:abstractNum>
   <w:abstractNum w:abstractNumId="9" w15:restartNumberingAfterBreak="0">
-    <w:nsid w:val="2C9C0FDB"/>
+    <w:nsid w:val="6D7D2DC8"/>
     <w:multiLevelType w:val="hybridMultilevel"/>
-    <w:tmpl w:val="DE5AAC4A"/>
+    <w:tmpl w:val="29EA410C"/>
     <w:lvl w:ilvl="0" w:tplc="04090001">
       <w:start w:val="1"/>
       <w:numFmt w:val="bullet"/>
@@ -528,9 +528,9 @@
     </w:lvl>
   </w:abstractNum>
   <w:abstractNum w:abstractNumId="10" w15:restartNumberingAfterBreak="0">
-    <w:nsid w:val="36510B15"/>
+    <w:nsid w:val="73BE0AAF"/>
     <w:multiLevelType w:val="hybridMultilevel"/>
-    <w:tmpl w:val="A5E84CDA"/>
+    <w:tmpl w:val="25C8E59A"/>
     <w:lvl w:ilvl="0" w:tplc="04090001">
       <w:start w:val="1"/>
       <w:numFmt w:val="bullet"/>
@@ -640,38 +640,38 @@
       </w:rPr>
     </w:lvl>
   </w:abstractNum>
-  <w:num w:numId="1" w16cid:durableId="937323974">
+  <w:num w:numId="1" w16cid:durableId="107820203">
     <w:abstractNumId w:val="8"/>
   </w:num>
-  <w:num w:numId="2" w16cid:durableId="164173678">
+  <w:num w:numId="2" w16cid:durableId="1924412167">
     <w:abstractNumId w:val="6"/>
   </w:num>
-  <w:num w:numId="3" w16cid:durableId="50463844">
+  <w:num w:numId="3" w16cid:durableId="958687855">
     <w:abstractNumId w:val="5"/>
   </w:num>
-  <w:num w:numId="4" w16cid:durableId="1461262797">
+  <w:num w:numId="4" w16cid:durableId="1627469262">
     <w:abstractNumId w:val="4"/>
   </w:num>
-  <w:num w:numId="5" w16cid:durableId="1742365689">
+  <w:num w:numId="5" w16cid:durableId="1970939074">
     <w:abstractNumId w:val="7"/>
   </w:num>
-  <w:num w:numId="6" w16cid:durableId="411050005">
+  <w:num w:numId="6" w16cid:durableId="1137843917">
     <w:abstractNumId w:val="3"/>
   </w:num>
-  <w:num w:numId="7" w16cid:durableId="731082650">
+  <w:num w:numId="7" w16cid:durableId="1903251331">
     <w:abstractNumId w:val="2"/>
   </w:num>
-  <w:num w:numId="8" w16cid:durableId="1838838707">
+  <w:num w:numId="8" w16cid:durableId="1940523395">
     <w:abstractNumId w:val="1"/>
   </w:num>
-  <w:num w:numId="9" w16cid:durableId="1744911412">
+  <w:num w:numId="9" w16cid:durableId="22248954">
     <w:abstractNumId w:val="0"/>
   </w:num>
-  <w:num w:numId="10" w16cid:durableId="1399985758">
+  <w:num w:numId="10" w16cid:durableId="1016494217">
+    <w:abstractNumId w:val="9"/>
+  </w:num>
+  <w:num w:numId="11" w16cid:durableId="727844032">
     <w:abstractNumId w:val="10"/>
-  </w:num>
-  <w:num w:numId="11" w16cid:durableId="1484857406">
-    <w:abstractNumId w:val="9"/>
   </w:num>
 </w:numbering>
 </file>

--- a/data/Market_Read_weekly.docx
+++ b/data/Market_Read_weekly.docx
@@ -4,7 +4,7 @@
   <w:body>
     <w:p>
       <w:r>
-        <w:t>Weekly Market Read: January 09, 2026</w:t>
+        <w:t>Weekly Market Read: January 12, 2026</w:t>
       </w:r>
     </w:p>
     <w:p>
@@ -21,7 +21,7 @@
         </w:numPr>
       </w:pPr>
       <w:r>
-        <w:t>Breadth: 73.3% of names are positive.</w:t>
+        <w:t>Breadth: 55.1% of names are positive.</w:t>
       </w:r>
     </w:p>
     <w:p>
@@ -33,7 +33,7 @@
         </w:numPr>
       </w:pPr>
       <w:r>
-        <w:t>Information Technology: leading (avg +2.75%)</w:t>
+        <w:t>Information Technology: firm (avg +0.34%)</w:t>
       </w:r>
     </w:p>
     <w:p>
@@ -45,7 +45,7 @@
         </w:numPr>
       </w:pPr>
       <w:r>
-        <w:t>Industrials: leading (avg +3.73%)</w:t>
+        <w:t>Industrials: firm (avg +0.39%)</w:t>
       </w:r>
     </w:p>
     <w:p>
@@ -57,7 +57,7 @@
         </w:numPr>
       </w:pPr>
       <w:r>
-        <w:t>Consumer Staples: leading (avg +1.41%)</w:t>
+        <w:t>Consumer Staples: leading (avg +0.84%)</w:t>
       </w:r>
     </w:p>
     <w:p>
@@ -69,7 +69,7 @@
         </w:numPr>
       </w:pPr>
       <w:r>
-        <w:t>Consumer Discretionary: leading (avg +4.30%)</w:t>
+        <w:t>Consumer Discretionary: flat (avg +0.14%)</w:t>
       </w:r>
     </w:p>
     <w:p>
@@ -81,7 +81,7 @@
         </w:numPr>
       </w:pPr>
       <w:r>
-        <w:t>Financials: leading (avg +2.11%)</w:t>
+        <w:t>Financials: lagging (avg -0.47%)</w:t>
       </w:r>
     </w:p>
     <w:p>
@@ -93,7 +93,7 @@
         </w:numPr>
       </w:pPr>
       <w:r>
-        <w:t>Utilities: lagging (avg -1.44%)</w:t>
+        <w:t>Utilities: flat (avg +0.16%)</w:t>
       </w:r>
     </w:p>
     <w:p>
@@ -105,7 +105,7 @@
         </w:numPr>
       </w:pPr>
       <w:r>
-        <w:t>Real Estate: leading (avg +0.63%)</w:t>
+        <w:t>Real Estate: flat (avg +0.18%)</w:t>
       </w:r>
     </w:p>
     <w:p>
@@ -117,7 +117,7 @@
         </w:numPr>
       </w:pPr>
       <w:r>
-        <w:t>Materials: leading (avg +4.83%)</w:t>
+        <w:t>Materials: firm (avg +0.24%)</w:t>
       </w:r>
     </w:p>
     <w:p>
@@ -129,7 +129,7 @@
         </w:numPr>
       </w:pPr>
       <w:r>
-        <w:t>Energy: leading (avg +1.27%)</w:t>
+        <w:t>Energy: lagging (avg -0.71%)</w:t>
       </w:r>
     </w:p>
     <w:p>
@@ -141,7 +141,7 @@
         </w:numPr>
       </w:pPr>
       <w:r>
-        <w:t>Health Care: leading (avg +3.00%)</w:t>
+        <w:t>Health Care: soft (avg -0.34%)</w:t>
       </w:r>
     </w:p>
     <w:p>
@@ -153,7 +153,7 @@
         </w:numPr>
       </w:pPr>
       <w:r>
-        <w:t>Communication Services: lagging (avg -0.54%)</w:t>
+        <w:t>Communication Services: lagging (avg -0.45%)</w:t>
       </w:r>
     </w:p>
     <w:p>
@@ -170,7 +170,7 @@
         </w:numPr>
       </w:pPr>
       <w:r>
-        <w:t>Gold: leading (avg +4.06%)</w:t>
+        <w:t>Gold: leading (avg +1.87%)</w:t>
       </w:r>
     </w:p>
     <w:p>
@@ -182,7 +182,7 @@
         </w:numPr>
       </w:pPr>
       <w:r>
-        <w:t>USD: leading (avg +0.81%)</w:t>
+        <w:t>USD: flat (avg -0.18%)</w:t>
       </w:r>
     </w:p>
     <w:p>
@@ -194,7 +194,7 @@
         </w:numPr>
       </w:pPr>
       <w:r>
-        <w:t>Yields: flat (avg -0.28%)</w:t>
+        <w:t>Yields: leading (avg +0.36%)</w:t>
       </w:r>
     </w:p>
     <w:p>
@@ -206,7 +206,7 @@
         </w:numPr>
       </w:pPr>
       <w:r>
-        <w:t>Bonds: leading (avg +0.51%)</w:t>
+        <w:t>Bonds: flat (avg -0.12%)</w:t>
       </w:r>
     </w:p>
     <w:p>
@@ -218,16 +218,16 @@
         </w:numPr>
       </w:pPr>
       <w:r>
-        <w:t>Energy complex: lagging (avg -5.56%)</w:t>
+        <w:t>Energy complex: leading (avg +4.37%)</w:t>
       </w:r>
     </w:p>
     <w:p>
       <w:r>
-        <w:t xml:space="preserve">Bottom line: With roughly three-quarters of stocks positive on the week, breadth remains robust and the tape is rewarding cyclicals and beta, as Materials, Consumer Discretionary, Industrials, Health Care, Tech, Financials, Real Estate, and Energy all post solid gains while traditionally defensive Utilities and Communication Services lag. </w:t>
+        <w:t xml:space="preserve">Bottom line: Breadth was modestly constructive with just over half of names positive, but the leadership mix was defensive, with Consumer Staples out front and traditionally cyclical areas like Financials, Energy equities, Health Care, and Communication Services lagging even as Tech, Industrials, and Materials held firm and most rate‑sensitives traded roughly flat. </w:t>
       </w:r>
-      <w:bookmarkStart w:id="0" w:name="_Hlk218881707"/>
+      <w:bookmarkStart w:id="0" w:name="_Hlk219140796"/>
       <w:r>
-        <w:t>Macro conditions reflect an environment where growth is slowing sequentially and earnings revisions are pressured even as inflation cools from the peak but remains structurally higher than the pre-COVID regime, and the move higher in Gold, a firm USD, positive bond returns amid flat yields, and a weak energy complex collectively reinforce a market that is hedging late-cycle and policy risk even as it leans into pro-cyclical leadership for now.</w:t>
+        <w:t>Macro conditions reflect an environment where sequential growth is slowing and earnings expectations remain under pressure while inflation eases from its peak but stays above pre‑COVID norms, a setup echoed in the tape by strong gold, higher yields alongside flat bonds and USD, and a sharply higher energy complex that together argue for sticky cost pressures, tighter financial conditions, and a market increasingly rewarding defensiveness over pure cyclicality.</w:t>
       </w:r>
       <w:bookmarkEnd w:id="0"/>
     </w:p>
@@ -415,9 +415,9 @@
     </w:lvl>
   </w:abstractNum>
   <w:abstractNum w:abstractNumId="9" w15:restartNumberingAfterBreak="0">
-    <w:nsid w:val="6D7D2DC8"/>
+    <w:nsid w:val="1435586D"/>
     <w:multiLevelType w:val="hybridMultilevel"/>
-    <w:tmpl w:val="29EA410C"/>
+    <w:tmpl w:val="35BCB746"/>
     <w:lvl w:ilvl="0" w:tplc="04090001">
       <w:start w:val="1"/>
       <w:numFmt w:val="bullet"/>
@@ -528,9 +528,9 @@
     </w:lvl>
   </w:abstractNum>
   <w:abstractNum w:abstractNumId="10" w15:restartNumberingAfterBreak="0">
-    <w:nsid w:val="73BE0AAF"/>
+    <w:nsid w:val="687766E3"/>
     <w:multiLevelType w:val="hybridMultilevel"/>
-    <w:tmpl w:val="25C8E59A"/>
+    <w:tmpl w:val="BD9C7CC6"/>
     <w:lvl w:ilvl="0" w:tplc="04090001">
       <w:start w:val="1"/>
       <w:numFmt w:val="bullet"/>
@@ -640,38 +640,38 @@
       </w:rPr>
     </w:lvl>
   </w:abstractNum>
-  <w:num w:numId="1" w16cid:durableId="107820203">
+  <w:num w:numId="1" w16cid:durableId="1912159413">
     <w:abstractNumId w:val="8"/>
   </w:num>
-  <w:num w:numId="2" w16cid:durableId="1924412167">
+  <w:num w:numId="2" w16cid:durableId="711882045">
     <w:abstractNumId w:val="6"/>
   </w:num>
-  <w:num w:numId="3" w16cid:durableId="958687855">
+  <w:num w:numId="3" w16cid:durableId="1836335503">
     <w:abstractNumId w:val="5"/>
   </w:num>
-  <w:num w:numId="4" w16cid:durableId="1627469262">
+  <w:num w:numId="4" w16cid:durableId="1608388712">
     <w:abstractNumId w:val="4"/>
   </w:num>
-  <w:num w:numId="5" w16cid:durableId="1970939074">
+  <w:num w:numId="5" w16cid:durableId="1698194034">
     <w:abstractNumId w:val="7"/>
   </w:num>
-  <w:num w:numId="6" w16cid:durableId="1137843917">
+  <w:num w:numId="6" w16cid:durableId="1113094455">
     <w:abstractNumId w:val="3"/>
   </w:num>
-  <w:num w:numId="7" w16cid:durableId="1903251331">
+  <w:num w:numId="7" w16cid:durableId="1512794269">
     <w:abstractNumId w:val="2"/>
   </w:num>
-  <w:num w:numId="8" w16cid:durableId="1940523395">
+  <w:num w:numId="8" w16cid:durableId="1868328544">
     <w:abstractNumId w:val="1"/>
   </w:num>
-  <w:num w:numId="9" w16cid:durableId="22248954">
+  <w:num w:numId="9" w16cid:durableId="1549796913">
     <w:abstractNumId w:val="0"/>
   </w:num>
-  <w:num w:numId="10" w16cid:durableId="1016494217">
+  <w:num w:numId="10" w16cid:durableId="920718248">
+    <w:abstractNumId w:val="10"/>
+  </w:num>
+  <w:num w:numId="11" w16cid:durableId="462233038">
     <w:abstractNumId w:val="9"/>
-  </w:num>
-  <w:num w:numId="11" w16cid:durableId="727844032">
-    <w:abstractNumId w:val="10"/>
   </w:num>
 </w:numbering>
 </file>

--- a/data/Market_Read_weekly.docx
+++ b/data/Market_Read_weekly.docx
@@ -4,7 +4,7 @@
   <w:body>
     <w:p>
       <w:r>
-        <w:t>Weekly Market Read: January 12, 2026</w:t>
+        <w:t>Weekly Market Read: January 13, 2026</w:t>
       </w:r>
     </w:p>
     <w:p>
@@ -21,7 +21,7 @@
         </w:numPr>
       </w:pPr>
       <w:r>
-        <w:t>Breadth: 55.1% of names are positive.</w:t>
+        <w:t>Breadth: 57.1% of names are positive.</w:t>
       </w:r>
     </w:p>
     <w:p>
@@ -33,7 +33,7 @@
         </w:numPr>
       </w:pPr>
       <w:r>
-        <w:t>Information Technology: firm (avg +0.34%)</w:t>
+        <w:t>Information Technology: flat (avg -0.03%)</w:t>
       </w:r>
     </w:p>
     <w:p>
@@ -45,7 +45,7 @@
         </w:numPr>
       </w:pPr>
       <w:r>
-        <w:t>Industrials: firm (avg +0.39%)</w:t>
+        <w:t>Industrials: leading (avg +0.68%)</w:t>
       </w:r>
     </w:p>
     <w:p>
@@ -57,7 +57,7 @@
         </w:numPr>
       </w:pPr>
       <w:r>
-        <w:t>Consumer Staples: leading (avg +0.84%)</w:t>
+        <w:t>Consumer Staples: leading (avg +1.91%)</w:t>
       </w:r>
     </w:p>
     <w:p>
@@ -69,7 +69,7 @@
         </w:numPr>
       </w:pPr>
       <w:r>
-        <w:t>Consumer Discretionary: flat (avg +0.14%)</w:t>
+        <w:t>Consumer Discretionary: firm (avg +0.40%)</w:t>
       </w:r>
     </w:p>
     <w:p>
@@ -81,7 +81,7 @@
         </w:numPr>
       </w:pPr>
       <w:r>
-        <w:t>Financials: lagging (avg -0.47%)</w:t>
+        <w:t>Financials: lagging (avg -1.83%)</w:t>
       </w:r>
     </w:p>
     <w:p>
@@ -93,7 +93,7 @@
         </w:numPr>
       </w:pPr>
       <w:r>
-        <w:t>Utilities: flat (avg +0.16%)</w:t>
+        <w:t>Utilities: leading (avg +0.90%)</w:t>
       </w:r>
     </w:p>
     <w:p>
@@ -105,7 +105,7 @@
         </w:numPr>
       </w:pPr>
       <w:r>
-        <w:t>Real Estate: flat (avg +0.18%)</w:t>
+        <w:t>Real Estate: leading (avg +0.75%)</w:t>
       </w:r>
     </w:p>
     <w:p>
@@ -117,7 +117,7 @@
         </w:numPr>
       </w:pPr>
       <w:r>
-        <w:t>Materials: firm (avg +0.24%)</w:t>
+        <w:t>Materials: leading (avg +0.89%)</w:t>
       </w:r>
     </w:p>
     <w:p>
@@ -129,7 +129,7 @@
         </w:numPr>
       </w:pPr>
       <w:r>
-        <w:t>Energy: lagging (avg -0.71%)</w:t>
+        <w:t>Energy: leading (avg +0.90%)</w:t>
       </w:r>
     </w:p>
     <w:p>
@@ -141,7 +141,7 @@
         </w:numPr>
       </w:pPr>
       <w:r>
-        <w:t>Health Care: soft (avg -0.34%)</w:t>
+        <w:t>Health Care: lagging (avg -0.67%)</w:t>
       </w:r>
     </w:p>
     <w:p>
@@ -153,7 +153,7 @@
         </w:numPr>
       </w:pPr>
       <w:r>
-        <w:t>Communication Services: lagging (avg -0.45%)</w:t>
+        <w:t>Communication Services: lagging (avg -1.01%)</w:t>
       </w:r>
     </w:p>
     <w:p>
@@ -170,7 +170,7 @@
         </w:numPr>
       </w:pPr>
       <w:r>
-        <w:t>Gold: leading (avg +1.87%)</w:t>
+        <w:t>Gold: leading (avg +1.73%)</w:t>
       </w:r>
     </w:p>
     <w:p>
@@ -182,7 +182,7 @@
         </w:numPr>
       </w:pPr>
       <w:r>
-        <w:t>USD: flat (avg -0.18%)</w:t>
+        <w:t>USD: firm (avg +0.07%)</w:t>
       </w:r>
     </w:p>
     <w:p>
@@ -194,7 +194,7 @@
         </w:numPr>
       </w:pPr>
       <w:r>
-        <w:t>Yields: leading (avg +0.36%)</w:t>
+        <w:t>Yields: flat (avg -0.06%)</w:t>
       </w:r>
     </w:p>
     <w:p>
@@ -206,7 +206,7 @@
         </w:numPr>
       </w:pPr>
       <w:r>
-        <w:t>Bonds: flat (avg -0.12%)</w:t>
+        <w:t>Bonds: flat (avg -0.02%)</w:t>
       </w:r>
     </w:p>
     <w:p>
@@ -218,16 +218,16 @@
         </w:numPr>
       </w:pPr>
       <w:r>
-        <w:t>Energy complex: leading (avg +4.37%)</w:t>
+        <w:t>Energy complex: leading (avg +6.33%)</w:t>
       </w:r>
     </w:p>
     <w:p>
       <w:r>
-        <w:t xml:space="preserve">Bottom line: Breadth was modestly constructive with just over half of names positive, but the leadership mix was defensive, with Consumer Staples out front and traditionally cyclical areas like Financials, Energy equities, Health Care, and Communication Services lagging even as Tech, Industrials, and Materials held firm and most rate‑sensitives traded roughly flat. </w:t>
+        <w:t xml:space="preserve">Bottom line: Breadth was constructive with a majority of names higher, while leadership tilted defensively toward Consumer Staples, Utilities, Real Estate, Materials, and Energy, alongside solid Consumer Discretionary, as Financials, Health Care, and Communication Services lagged and Tech went essentially nowhere, reinforcing a rotation away from prior beta leadership. </w:t>
       </w:r>
-      <w:bookmarkStart w:id="0" w:name="_Hlk219140796"/>
+      <w:bookmarkStart w:id="0" w:name="_Hlk219227169"/>
       <w:r>
-        <w:t>Macro conditions reflect an environment where sequential growth is slowing and earnings expectations remain under pressure while inflation eases from its peak but stays above pre‑COVID norms, a setup echoed in the tape by strong gold, higher yields alongside flat bonds and USD, and a sharply higher energy complex that together argue for sticky cost pressures, tighter financial conditions, and a market increasingly rewarding defensiveness over pure cyclicality.</w:t>
+        <w:t>Macro conditions reflect a backdrop where growth is slowing and earnings expectations remain under pressure even as inflation cools from peak levels but stays structurally higher than the pre-COVID regime, a mix that aligns with outperformance in real-asset and defensive sectors, strong Energy and Gold, a firm dollar, and largely flat moves in yields and bonds that collectively signal investors leaning toward late-cycle resilience over pure cyclical upside.</w:t>
       </w:r>
       <w:bookmarkEnd w:id="0"/>
     </w:p>
@@ -415,9 +415,9 @@
     </w:lvl>
   </w:abstractNum>
   <w:abstractNum w:abstractNumId="9" w15:restartNumberingAfterBreak="0">
-    <w:nsid w:val="1435586D"/>
+    <w:nsid w:val="08E618B7"/>
     <w:multiLevelType w:val="hybridMultilevel"/>
-    <w:tmpl w:val="35BCB746"/>
+    <w:tmpl w:val="B9F6AD6C"/>
     <w:lvl w:ilvl="0" w:tplc="04090001">
       <w:start w:val="1"/>
       <w:numFmt w:val="bullet"/>
@@ -528,9 +528,9 @@
     </w:lvl>
   </w:abstractNum>
   <w:abstractNum w:abstractNumId="10" w15:restartNumberingAfterBreak="0">
-    <w:nsid w:val="687766E3"/>
+    <w:nsid w:val="2ACB591B"/>
     <w:multiLevelType w:val="hybridMultilevel"/>
-    <w:tmpl w:val="BD9C7CC6"/>
+    <w:tmpl w:val="6024C69C"/>
     <w:lvl w:ilvl="0" w:tplc="04090001">
       <w:start w:val="1"/>
       <w:numFmt w:val="bullet"/>
@@ -640,38 +640,38 @@
       </w:rPr>
     </w:lvl>
   </w:abstractNum>
-  <w:num w:numId="1" w16cid:durableId="1912159413">
+  <w:num w:numId="1" w16cid:durableId="111018393">
     <w:abstractNumId w:val="8"/>
   </w:num>
-  <w:num w:numId="2" w16cid:durableId="711882045">
+  <w:num w:numId="2" w16cid:durableId="1393852212">
     <w:abstractNumId w:val="6"/>
   </w:num>
-  <w:num w:numId="3" w16cid:durableId="1836335503">
+  <w:num w:numId="3" w16cid:durableId="422069056">
     <w:abstractNumId w:val="5"/>
   </w:num>
-  <w:num w:numId="4" w16cid:durableId="1608388712">
+  <w:num w:numId="4" w16cid:durableId="104005953">
     <w:abstractNumId w:val="4"/>
   </w:num>
-  <w:num w:numId="5" w16cid:durableId="1698194034">
+  <w:num w:numId="5" w16cid:durableId="1982147309">
     <w:abstractNumId w:val="7"/>
   </w:num>
-  <w:num w:numId="6" w16cid:durableId="1113094455">
+  <w:num w:numId="6" w16cid:durableId="1003170901">
     <w:abstractNumId w:val="3"/>
   </w:num>
-  <w:num w:numId="7" w16cid:durableId="1512794269">
+  <w:num w:numId="7" w16cid:durableId="641345249">
     <w:abstractNumId w:val="2"/>
   </w:num>
-  <w:num w:numId="8" w16cid:durableId="1868328544">
+  <w:num w:numId="8" w16cid:durableId="506942061">
     <w:abstractNumId w:val="1"/>
   </w:num>
-  <w:num w:numId="9" w16cid:durableId="1549796913">
+  <w:num w:numId="9" w16cid:durableId="567955358">
     <w:abstractNumId w:val="0"/>
   </w:num>
-  <w:num w:numId="10" w16cid:durableId="920718248">
+  <w:num w:numId="10" w16cid:durableId="1222669042">
+    <w:abstractNumId w:val="9"/>
+  </w:num>
+  <w:num w:numId="11" w16cid:durableId="794566548">
     <w:abstractNumId w:val="10"/>
-  </w:num>
-  <w:num w:numId="11" w16cid:durableId="462233038">
-    <w:abstractNumId w:val="9"/>
   </w:num>
 </w:numbering>
 </file>

--- a/data/Market_Read_weekly.docx
+++ b/data/Market_Read_weekly.docx
@@ -4,7 +4,7 @@
   <w:body>
     <w:p>
       <w:r>
-        <w:t>Weekly Market Read: January 13, 2026</w:t>
+        <w:t>Weekly Market Read: January 14, 2026</w:t>
       </w:r>
     </w:p>
     <w:p>
@@ -21,7 +21,7 @@
         </w:numPr>
       </w:pPr>
       <w:r>
-        <w:t>Breadth: 57.1% of names are positive.</w:t>
+        <w:t>Breadth: 60.4% of names are positive.</w:t>
       </w:r>
     </w:p>
     <w:p>
@@ -33,7 +33,7 @@
         </w:numPr>
       </w:pPr>
       <w:r>
-        <w:t>Information Technology: flat (avg -0.03%)</w:t>
+        <w:t>Information Technology: lagging (avg -0.59%)</w:t>
       </w:r>
     </w:p>
     <w:p>
@@ -45,7 +45,7 @@
         </w:numPr>
       </w:pPr>
       <w:r>
-        <w:t>Industrials: leading (avg +0.68%)</w:t>
+        <w:t>Industrials: leading (avg +0.87%)</w:t>
       </w:r>
     </w:p>
     <w:p>
@@ -57,7 +57,7 @@
         </w:numPr>
       </w:pPr>
       <w:r>
-        <w:t>Consumer Staples: leading (avg +1.91%)</w:t>
+        <w:t>Consumer Staples: leading (avg +3.81%)</w:t>
       </w:r>
     </w:p>
     <w:p>
@@ -69,7 +69,7 @@
         </w:numPr>
       </w:pPr>
       <w:r>
-        <w:t>Consumer Discretionary: firm (avg +0.40%)</w:t>
+        <w:t>Consumer Discretionary: lagging (avg -0.78%)</w:t>
       </w:r>
     </w:p>
     <w:p>
@@ -81,7 +81,7 @@
         </w:numPr>
       </w:pPr>
       <w:r>
-        <w:t>Financials: lagging (avg -1.83%)</w:t>
+        <w:t>Financials: lagging (avg -1.28%)</w:t>
       </w:r>
     </w:p>
     <w:p>
@@ -93,7 +93,7 @@
         </w:numPr>
       </w:pPr>
       <w:r>
-        <w:t>Utilities: leading (avg +0.90%)</w:t>
+        <w:t>Utilities: leading (avg +1.83%)</w:t>
       </w:r>
     </w:p>
     <w:p>
@@ -105,7 +105,7 @@
         </w:numPr>
       </w:pPr>
       <w:r>
-        <w:t>Real Estate: leading (avg +0.75%)</w:t>
+        <w:t>Real Estate: leading (avg +1.94%)</w:t>
       </w:r>
     </w:p>
     <w:p>
@@ -117,7 +117,7 @@
         </w:numPr>
       </w:pPr>
       <w:r>
-        <w:t>Materials: leading (avg +0.89%)</w:t>
+        <w:t>Materials: leading (avg +1.58%)</w:t>
       </w:r>
     </w:p>
     <w:p>
@@ -129,7 +129,7 @@
         </w:numPr>
       </w:pPr>
       <w:r>
-        <w:t>Energy: leading (avg +0.90%)</w:t>
+        <w:t>Energy: leading (avg +2.68%)</w:t>
       </w:r>
     </w:p>
     <w:p>
@@ -141,7 +141,7 @@
         </w:numPr>
       </w:pPr>
       <w:r>
-        <w:t>Health Care: lagging (avg -0.67%)</w:t>
+        <w:t>Health Care: flat (avg +0.03%)</w:t>
       </w:r>
     </w:p>
     <w:p>
@@ -153,7 +153,7 @@
         </w:numPr>
       </w:pPr>
       <w:r>
-        <w:t>Communication Services: lagging (avg -1.01%)</w:t>
+        <w:t>Communication Services: lagging (avg -0.76%)</w:t>
       </w:r>
     </w:p>
     <w:p>
@@ -170,7 +170,7 @@
         </w:numPr>
       </w:pPr>
       <w:r>
-        <w:t>Gold: leading (avg +1.73%)</w:t>
+        <w:t>Gold: leading (avg +2.77%)</w:t>
       </w:r>
     </w:p>
     <w:p>
@@ -182,7 +182,7 @@
         </w:numPr>
       </w:pPr>
       <w:r>
-        <w:t>USD: firm (avg +0.07%)</w:t>
+        <w:t>USD: firm (avg +0.00%)</w:t>
       </w:r>
     </w:p>
     <w:p>
@@ -194,7 +194,7 @@
         </w:numPr>
       </w:pPr>
       <w:r>
-        <w:t>Yields: flat (avg -0.06%)</w:t>
+        <w:t>Yields: lagging (avg -0.77%)</w:t>
       </w:r>
     </w:p>
     <w:p>
@@ -206,7 +206,7 @@
         </w:numPr>
       </w:pPr>
       <w:r>
-        <w:t>Bonds: flat (avg -0.02%)</w:t>
+        <w:t>Bonds: firm (avg +0.25%)</w:t>
       </w:r>
     </w:p>
     <w:p>
@@ -218,18 +218,13 @@
         </w:numPr>
       </w:pPr>
       <w:r>
-        <w:t>Energy complex: leading (avg +6.33%)</w:t>
+        <w:t>Energy complex: leading (avg +0.52%)</w:t>
       </w:r>
     </w:p>
     <w:p>
       <w:r>
-        <w:t xml:space="preserve">Bottom line: Breadth was constructive with a majority of names higher, while leadership tilted defensively toward Consumer Staples, Utilities, Real Estate, Materials, and Energy, alongside solid Consumer Discretionary, as Financials, Health Care, and Communication Services lagged and Tech went essentially nowhere, reinforcing a rotation away from prior beta leadership. </w:t>
+        <w:t>Bottom line: Breadth is constructive with roughly 60% of names positive, but beneath the surface the tape is rotating hard toward defensives and hard assets as Consumer Staples, Utilities, Real Estate, Materials, and Energy lead, while cyclical growth and risk proxies in Financials, Consumer Discretionary, Information Technology, and Communication Services sit in the laggard bucket and Health Care trades essentially flat. Macro conditions reflect a market leaning into slowing growth and still-elevated-but-cooling inflation expectations, with gold and the broader energy complex catching a bid alongside firm bonds and softer yields, even as the dollar holds steady, which all aligns with the tape’s preference for yield, cash-flow durability, and real-asset exposure over high-multiple or economically sensitive beta this week.</w:t>
       </w:r>
-      <w:bookmarkStart w:id="0" w:name="_Hlk219227169"/>
-      <w:r>
-        <w:t>Macro conditions reflect a backdrop where growth is slowing and earnings expectations remain under pressure even as inflation cools from peak levels but stays structurally higher than the pre-COVID regime, a mix that aligns with outperformance in real-asset and defensive sectors, strong Energy and Gold, a firm dollar, and largely flat moves in yields and bonds that collectively signal investors leaning toward late-cycle resilience over pure cyclical upside.</w:t>
-      </w:r>
-      <w:bookmarkEnd w:id="0"/>
     </w:p>
     <w:sectPr>
       <w:pgSz w:w="12240" w:h="15840"/>
@@ -415,9 +410,9 @@
     </w:lvl>
   </w:abstractNum>
   <w:abstractNum w:abstractNumId="9" w15:restartNumberingAfterBreak="0">
-    <w:nsid w:val="08E618B7"/>
+    <w:nsid w:val="6C7754C6"/>
     <w:multiLevelType w:val="hybridMultilevel"/>
-    <w:tmpl w:val="B9F6AD6C"/>
+    <w:tmpl w:val="FE80FE86"/>
     <w:lvl w:ilvl="0" w:tplc="04090001">
       <w:start w:val="1"/>
       <w:numFmt w:val="bullet"/>
@@ -528,9 +523,9 @@
     </w:lvl>
   </w:abstractNum>
   <w:abstractNum w:abstractNumId="10" w15:restartNumberingAfterBreak="0">
-    <w:nsid w:val="2ACB591B"/>
+    <w:nsid w:val="71A21CA7"/>
     <w:multiLevelType w:val="hybridMultilevel"/>
-    <w:tmpl w:val="6024C69C"/>
+    <w:tmpl w:val="F2404B48"/>
     <w:lvl w:ilvl="0" w:tplc="04090001">
       <w:start w:val="1"/>
       <w:numFmt w:val="bullet"/>
@@ -640,37 +635,37 @@
       </w:rPr>
     </w:lvl>
   </w:abstractNum>
-  <w:num w:numId="1" w16cid:durableId="111018393">
+  <w:num w:numId="1" w16cid:durableId="432166497">
     <w:abstractNumId w:val="8"/>
   </w:num>
-  <w:num w:numId="2" w16cid:durableId="1393852212">
+  <w:num w:numId="2" w16cid:durableId="2088571527">
     <w:abstractNumId w:val="6"/>
   </w:num>
-  <w:num w:numId="3" w16cid:durableId="422069056">
+  <w:num w:numId="3" w16cid:durableId="1864783520">
     <w:abstractNumId w:val="5"/>
   </w:num>
-  <w:num w:numId="4" w16cid:durableId="104005953">
+  <w:num w:numId="4" w16cid:durableId="1416392974">
     <w:abstractNumId w:val="4"/>
   </w:num>
-  <w:num w:numId="5" w16cid:durableId="1982147309">
+  <w:num w:numId="5" w16cid:durableId="169568865">
     <w:abstractNumId w:val="7"/>
   </w:num>
-  <w:num w:numId="6" w16cid:durableId="1003170901">
+  <w:num w:numId="6" w16cid:durableId="535198125">
     <w:abstractNumId w:val="3"/>
   </w:num>
-  <w:num w:numId="7" w16cid:durableId="641345249">
+  <w:num w:numId="7" w16cid:durableId="1387607267">
     <w:abstractNumId w:val="2"/>
   </w:num>
-  <w:num w:numId="8" w16cid:durableId="506942061">
+  <w:num w:numId="8" w16cid:durableId="1280332046">
     <w:abstractNumId w:val="1"/>
   </w:num>
-  <w:num w:numId="9" w16cid:durableId="567955358">
+  <w:num w:numId="9" w16cid:durableId="2013797511">
     <w:abstractNumId w:val="0"/>
   </w:num>
-  <w:num w:numId="10" w16cid:durableId="1222669042">
+  <w:num w:numId="10" w16cid:durableId="584806506">
     <w:abstractNumId w:val="9"/>
   </w:num>
-  <w:num w:numId="11" w16cid:durableId="794566548">
+  <w:num w:numId="11" w16cid:durableId="2108382380">
     <w:abstractNumId w:val="10"/>
   </w:num>
 </w:numbering>

--- a/data/Market_Read_weekly.docx
+++ b/data/Market_Read_weekly.docx
@@ -4,7 +4,7 @@
   <w:body>
     <w:p>
       <w:r>
-        <w:t>Weekly Market Read: January 14, 2026</w:t>
+        <w:t>Weekly Market Read: January 15, 2026</w:t>
       </w:r>
     </w:p>
     <w:p>
@@ -21,7 +21,7 @@
         </w:numPr>
       </w:pPr>
       <w:r>
-        <w:t>Breadth: 60.4% of names are positive.</w:t>
+        <w:t>Breadth: 63.2% of names are positive.</w:t>
       </w:r>
     </w:p>
     <w:p>
@@ -33,7 +33,7 @@
         </w:numPr>
       </w:pPr>
       <w:r>
-        <w:t>Information Technology: lagging (avg -0.59%)</w:t>
+        <w:t>Information Technology: flat (avg -0.08%)</w:t>
       </w:r>
     </w:p>
     <w:p>
@@ -45,7 +45,7 @@
         </w:numPr>
       </w:pPr>
       <w:r>
-        <w:t>Industrials: leading (avg +0.87%)</w:t>
+        <w:t>Industrials: leading (avg +1.93%)</w:t>
       </w:r>
     </w:p>
     <w:p>
@@ -57,7 +57,7 @@
         </w:numPr>
       </w:pPr>
       <w:r>
-        <w:t>Consumer Staples: leading (avg +3.81%)</w:t>
+        <w:t>Consumer Staples: leading (avg +4.36%)</w:t>
       </w:r>
     </w:p>
     <w:p>
@@ -69,7 +69,7 @@
         </w:numPr>
       </w:pPr>
       <w:r>
-        <w:t>Consumer Discretionary: lagging (avg -0.78%)</w:t>
+        <w:t>Consumer Discretionary: soft (avg -0.17%)</w:t>
       </w:r>
     </w:p>
     <w:p>
@@ -81,7 +81,7 @@
         </w:numPr>
       </w:pPr>
       <w:r>
-        <w:t>Financials: lagging (avg -1.28%)</w:t>
+        <w:t>Financials: lagging (avg -1.15%)</w:t>
       </w:r>
     </w:p>
     <w:p>
@@ -93,7 +93,7 @@
         </w:numPr>
       </w:pPr>
       <w:r>
-        <w:t>Utilities: leading (avg +1.83%)</w:t>
+        <w:t>Utilities: leading (avg +2.86%)</w:t>
       </w:r>
     </w:p>
     <w:p>
@@ -105,7 +105,7 @@
         </w:numPr>
       </w:pPr>
       <w:r>
-        <w:t>Real Estate: leading (avg +1.94%)</w:t>
+        <w:t>Real Estate: leading (avg +2.68%)</w:t>
       </w:r>
     </w:p>
     <w:p>
@@ -117,7 +117,7 @@
         </w:numPr>
       </w:pPr>
       <w:r>
-        <w:t>Materials: leading (avg +1.58%)</w:t>
+        <w:t>Materials: leading (avg +17.71%)</w:t>
       </w:r>
     </w:p>
     <w:p>
@@ -129,7 +129,7 @@
         </w:numPr>
       </w:pPr>
       <w:r>
-        <w:t>Energy: leading (avg +2.68%)</w:t>
+        <w:t>Energy: leading (avg +1.59%)</w:t>
       </w:r>
     </w:p>
     <w:p>
@@ -141,7 +141,7 @@
         </w:numPr>
       </w:pPr>
       <w:r>
-        <w:t>Health Care: flat (avg +0.03%)</w:t>
+        <w:t>Health Care: firm (avg +0.48%)</w:t>
       </w:r>
     </w:p>
     <w:p>
@@ -153,7 +153,7 @@
         </w:numPr>
       </w:pPr>
       <w:r>
-        <w:t>Communication Services: lagging (avg -0.76%)</w:t>
+        <w:t>Communication Services: lagging (avg -1.42%)</w:t>
       </w:r>
     </w:p>
     <w:p>
@@ -170,7 +170,7 @@
         </w:numPr>
       </w:pPr>
       <w:r>
-        <w:t>Gold: leading (avg +2.77%)</w:t>
+        <w:t>Gold: leading (avg +2.14%)</w:t>
       </w:r>
     </w:p>
     <w:p>
@@ -182,7 +182,7 @@
         </w:numPr>
       </w:pPr>
       <w:r>
-        <w:t>USD: firm (avg +0.00%)</w:t>
+        <w:t>USD: firm (avg +0.22%)</w:t>
       </w:r>
     </w:p>
     <w:p>
@@ -194,7 +194,7 @@
         </w:numPr>
       </w:pPr>
       <w:r>
-        <w:t>Yields: lagging (avg -0.77%)</w:t>
+        <w:t>Yields: flat (avg -0.26%)</w:t>
       </w:r>
     </w:p>
     <w:p>
@@ -206,7 +206,7 @@
         </w:numPr>
       </w:pPr>
       <w:r>
-        <w:t>Bonds: firm (avg +0.25%)</w:t>
+        <w:t>Bonds: firm (avg +0.18%)</w:t>
       </w:r>
     </w:p>
     <w:p>
@@ -218,13 +218,18 @@
         </w:numPr>
       </w:pPr>
       <w:r>
-        <w:t>Energy complex: leading (avg +0.52%)</w:t>
+        <w:t>Energy complex: flat (avg -0.23%)</w:t>
       </w:r>
     </w:p>
     <w:p>
       <w:r>
-        <w:t>Bottom line: Breadth is constructive with roughly 60% of names positive, but beneath the surface the tape is rotating hard toward defensives and hard assets as Consumer Staples, Utilities, Real Estate, Materials, and Energy lead, while cyclical growth and risk proxies in Financials, Consumer Discretionary, Information Technology, and Communication Services sit in the laggard bucket and Health Care trades essentially flat. Macro conditions reflect a market leaning into slowing growth and still-elevated-but-cooling inflation expectations, with gold and the broader energy complex catching a bid alongside firm bonds and softer yields, even as the dollar holds steady, which all aligns with the tape’s preference for yield, cash-flow durability, and real-asset exposure over high-multiple or economically sensitive beta this week.</w:t>
+        <w:t xml:space="preserve">Bottom line: With roughly two-thirds of names higher on the week, breadth is constructive, and leadership has rotated defensively and cyclically at the same time, with outsized strength in Materials and solid gains in Consumer Staples, Utilities, Real Estate, Energy, and Health Care, while Financials and Communication Services lag and Technology and Consumer Discretionary tread water. </w:t>
       </w:r>
+      <w:bookmarkStart w:id="0" w:name="_Hlk219399915"/>
+      <w:r>
+        <w:t>Macro posture shows growth is slowing and earnings expectations remain under pressure even as inflation decelerates from peak levels but stays structurally higher than pre-COVID, a mix corroborated by firmer gold and bonds alongside a steady dollar and flat yields and energy complex, signaling the market is paying for both late-cycle defensiveness and selective reflation exposure rather than broad-based risk-on.</w:t>
+      </w:r>
+      <w:bookmarkEnd w:id="0"/>
     </w:p>
     <w:sectPr>
       <w:pgSz w:w="12240" w:h="15840"/>
@@ -410,9 +415,9 @@
     </w:lvl>
   </w:abstractNum>
   <w:abstractNum w:abstractNumId="9" w15:restartNumberingAfterBreak="0">
-    <w:nsid w:val="6C7754C6"/>
+    <w:nsid w:val="2B8E3485"/>
     <w:multiLevelType w:val="hybridMultilevel"/>
-    <w:tmpl w:val="FE80FE86"/>
+    <w:tmpl w:val="25A239BE"/>
     <w:lvl w:ilvl="0" w:tplc="04090001">
       <w:start w:val="1"/>
       <w:numFmt w:val="bullet"/>
@@ -523,9 +528,9 @@
     </w:lvl>
   </w:abstractNum>
   <w:abstractNum w:abstractNumId="10" w15:restartNumberingAfterBreak="0">
-    <w:nsid w:val="71A21CA7"/>
+    <w:nsid w:val="47BF2837"/>
     <w:multiLevelType w:val="hybridMultilevel"/>
-    <w:tmpl w:val="F2404B48"/>
+    <w:tmpl w:val="14148BBC"/>
     <w:lvl w:ilvl="0" w:tplc="04090001">
       <w:start w:val="1"/>
       <w:numFmt w:val="bullet"/>
@@ -635,37 +640,37 @@
       </w:rPr>
     </w:lvl>
   </w:abstractNum>
-  <w:num w:numId="1" w16cid:durableId="432166497">
+  <w:num w:numId="1" w16cid:durableId="1811021989">
     <w:abstractNumId w:val="8"/>
   </w:num>
-  <w:num w:numId="2" w16cid:durableId="2088571527">
+  <w:num w:numId="2" w16cid:durableId="452746032">
     <w:abstractNumId w:val="6"/>
   </w:num>
-  <w:num w:numId="3" w16cid:durableId="1864783520">
+  <w:num w:numId="3" w16cid:durableId="129439182">
     <w:abstractNumId w:val="5"/>
   </w:num>
-  <w:num w:numId="4" w16cid:durableId="1416392974">
+  <w:num w:numId="4" w16cid:durableId="871066705">
     <w:abstractNumId w:val="4"/>
   </w:num>
-  <w:num w:numId="5" w16cid:durableId="169568865">
+  <w:num w:numId="5" w16cid:durableId="1215581682">
     <w:abstractNumId w:val="7"/>
   </w:num>
-  <w:num w:numId="6" w16cid:durableId="535198125">
+  <w:num w:numId="6" w16cid:durableId="1877809882">
     <w:abstractNumId w:val="3"/>
   </w:num>
-  <w:num w:numId="7" w16cid:durableId="1387607267">
+  <w:num w:numId="7" w16cid:durableId="1484006296">
     <w:abstractNumId w:val="2"/>
   </w:num>
-  <w:num w:numId="8" w16cid:durableId="1280332046">
+  <w:num w:numId="8" w16cid:durableId="1199705572">
     <w:abstractNumId w:val="1"/>
   </w:num>
-  <w:num w:numId="9" w16cid:durableId="2013797511">
+  <w:num w:numId="9" w16cid:durableId="39474622">
     <w:abstractNumId w:val="0"/>
   </w:num>
-  <w:num w:numId="10" w16cid:durableId="584806506">
+  <w:num w:numId="10" w16cid:durableId="430055106">
     <w:abstractNumId w:val="9"/>
   </w:num>
-  <w:num w:numId="11" w16cid:durableId="2108382380">
+  <w:num w:numId="11" w16cid:durableId="11273717">
     <w:abstractNumId w:val="10"/>
   </w:num>
 </w:numbering>

--- a/data/Market_Read_weekly.docx
+++ b/data/Market_Read_weekly.docx
@@ -4,7 +4,7 @@
   <w:body>
     <w:p>
       <w:r>
-        <w:t>Weekly Market Read: January 15, 2026</w:t>
+        <w:t>Weekly Market Read: January 16, 2026</w:t>
       </w:r>
     </w:p>
     <w:p>
@@ -21,7 +21,7 @@
         </w:numPr>
       </w:pPr>
       <w:r>
-        <w:t>Breadth: 63.2% of names are positive.</w:t>
+        <w:t>Breadth: 57.3% of names are positive.</w:t>
       </w:r>
     </w:p>
     <w:p>
@@ -33,7 +33,7 @@
         </w:numPr>
       </w:pPr>
       <w:r>
-        <w:t>Information Technology: flat (avg -0.08%)</w:t>
+        <w:t>Information Technology: soft (avg -0.16%)</w:t>
       </w:r>
     </w:p>
     <w:p>
@@ -45,7 +45,7 @@
         </w:numPr>
       </w:pPr>
       <w:r>
-        <w:t>Industrials: leading (avg +1.93%)</w:t>
+        <w:t>Industrials: leading (avg +2.24%)</w:t>
       </w:r>
     </w:p>
     <w:p>
@@ -57,7 +57,7 @@
         </w:numPr>
       </w:pPr>
       <w:r>
-        <w:t>Consumer Staples: leading (avg +4.36%)</w:t>
+        <w:t>Consumer Staples: leading (avg +3.27%)</w:t>
       </w:r>
     </w:p>
     <w:p>
@@ -69,7 +69,7 @@
         </w:numPr>
       </w:pPr>
       <w:r>
-        <w:t>Consumer Discretionary: soft (avg -0.17%)</w:t>
+        <w:t>Consumer Discretionary: lagging (avg -1.24%)</w:t>
       </w:r>
     </w:p>
     <w:p>
@@ -81,7 +81,7 @@
         </w:numPr>
       </w:pPr>
       <w:r>
-        <w:t>Financials: lagging (avg -1.15%)</w:t>
+        <w:t>Financials: lagging (avg -1.38%)</w:t>
       </w:r>
     </w:p>
     <w:p>
@@ -93,7 +93,7 @@
         </w:numPr>
       </w:pPr>
       <w:r>
-        <w:t>Utilities: leading (avg +2.86%)</w:t>
+        <w:t>Utilities: leading (avg +2.80%)</w:t>
       </w:r>
     </w:p>
     <w:p>
@@ -105,7 +105,7 @@
         </w:numPr>
       </w:pPr>
       <w:r>
-        <w:t>Real Estate: leading (avg +2.68%)</w:t>
+        <w:t>Real Estate: leading (avg +4.10%)</w:t>
       </w:r>
     </w:p>
     <w:p>
@@ -117,7 +117,7 @@
         </w:numPr>
       </w:pPr>
       <w:r>
-        <w:t>Materials: leading (avg +17.71%)</w:t>
+        <w:t>Materials: leading (avg +1.11%)</w:t>
       </w:r>
     </w:p>
     <w:p>
@@ -129,7 +129,7 @@
         </w:numPr>
       </w:pPr>
       <w:r>
-        <w:t>Energy: leading (avg +1.59%)</w:t>
+        <w:t>Energy: leading (avg +1.71%)</w:t>
       </w:r>
     </w:p>
     <w:p>
@@ -141,7 +141,7 @@
         </w:numPr>
       </w:pPr>
       <w:r>
-        <w:t>Health Care: firm (avg +0.48%)</w:t>
+        <w:t>Health Care: lagging (avg -0.48%)</w:t>
       </w:r>
     </w:p>
     <w:p>
@@ -153,7 +153,7 @@
         </w:numPr>
       </w:pPr>
       <w:r>
-        <w:t>Communication Services: lagging (avg -1.42%)</w:t>
+        <w:t>Communication Services: lagging (avg -2.58%)</w:t>
       </w:r>
     </w:p>
     <w:p>
@@ -170,7 +170,7 @@
         </w:numPr>
       </w:pPr>
       <w:r>
-        <w:t>Gold: leading (avg +2.14%)</w:t>
+        <w:t>Gold: leading (avg +1.65%)</w:t>
       </w:r>
     </w:p>
     <w:p>
@@ -182,7 +182,7 @@
         </w:numPr>
       </w:pPr>
       <w:r>
-        <w:t>USD: firm (avg +0.22%)</w:t>
+        <w:t>USD: firm (avg +0.25%)</w:t>
       </w:r>
     </w:p>
     <w:p>
@@ -194,7 +194,7 @@
         </w:numPr>
       </w:pPr>
       <w:r>
-        <w:t>Yields: flat (avg -0.26%)</w:t>
+        <w:t>Yields: leading (avg +1.26%)</w:t>
       </w:r>
     </w:p>
     <w:p>
@@ -206,7 +206,7 @@
         </w:numPr>
       </w:pPr>
       <w:r>
-        <w:t>Bonds: firm (avg +0.18%)</w:t>
+        <w:t>Bonds: flat (avg -0.10%)</w:t>
       </w:r>
     </w:p>
     <w:p>
@@ -218,18 +218,13 @@
         </w:numPr>
       </w:pPr>
       <w:r>
-        <w:t>Energy complex: flat (avg -0.23%)</w:t>
+        <w:t>Energy complex: firm (avg +0.28%)</w:t>
       </w:r>
     </w:p>
     <w:p>
       <w:r>
-        <w:t xml:space="preserve">Bottom line: With roughly two-thirds of names higher on the week, breadth is constructive, and leadership has rotated defensively and cyclically at the same time, with outsized strength in Materials and solid gains in Consumer Staples, Utilities, Real Estate, Energy, and Health Care, while Financials and Communication Services lag and Technology and Consumer Discretionary tread water. </w:t>
+        <w:t>Bottom line: With 57.3% of names positive, breadth is constructive but beneath the surface the tape is rotating defensively, with Industrials, Staples, Utilities, Real Estate, Materials, and Energy outperforming while traditional cyclicals and higher-duration exposure in Consumer Discretionary, Financials, Health Care, Communication Services, and even Tech trade heavy. Macro conditions reflect a slowing growth backdrop with pressured earnings expectations and still-elevated but moderating inflation, consistent with firmer yields, a resilient USD, steady bonds, firm energy, and strong gold, all of which together signal a market gradually repricing toward tighter financial conditions and a more cautious stance on forward growth.</w:t>
       </w:r>
-      <w:bookmarkStart w:id="0" w:name="_Hlk219399915"/>
-      <w:r>
-        <w:t>Macro posture shows growth is slowing and earnings expectations remain under pressure even as inflation decelerates from peak levels but stays structurally higher than pre-COVID, a mix corroborated by firmer gold and bonds alongside a steady dollar and flat yields and energy complex, signaling the market is paying for both late-cycle defensiveness and selective reflation exposure rather than broad-based risk-on.</w:t>
-      </w:r>
-      <w:bookmarkEnd w:id="0"/>
     </w:p>
     <w:sectPr>
       <w:pgSz w:w="12240" w:h="15840"/>
@@ -415,9 +410,9 @@
     </w:lvl>
   </w:abstractNum>
   <w:abstractNum w:abstractNumId="9" w15:restartNumberingAfterBreak="0">
-    <w:nsid w:val="2B8E3485"/>
+    <w:nsid w:val="082F283F"/>
     <w:multiLevelType w:val="hybridMultilevel"/>
-    <w:tmpl w:val="25A239BE"/>
+    <w:tmpl w:val="575852B8"/>
     <w:lvl w:ilvl="0" w:tplc="04090001">
       <w:start w:val="1"/>
       <w:numFmt w:val="bullet"/>
@@ -528,9 +523,9 @@
     </w:lvl>
   </w:abstractNum>
   <w:abstractNum w:abstractNumId="10" w15:restartNumberingAfterBreak="0">
-    <w:nsid w:val="47BF2837"/>
+    <w:nsid w:val="0DC732F8"/>
     <w:multiLevelType w:val="hybridMultilevel"/>
-    <w:tmpl w:val="14148BBC"/>
+    <w:tmpl w:val="183CF6D2"/>
     <w:lvl w:ilvl="0" w:tplc="04090001">
       <w:start w:val="1"/>
       <w:numFmt w:val="bullet"/>
@@ -640,37 +635,37 @@
       </w:rPr>
     </w:lvl>
   </w:abstractNum>
-  <w:num w:numId="1" w16cid:durableId="1811021989">
+  <w:num w:numId="1" w16cid:durableId="2030372514">
     <w:abstractNumId w:val="8"/>
   </w:num>
-  <w:num w:numId="2" w16cid:durableId="452746032">
+  <w:num w:numId="2" w16cid:durableId="848057897">
     <w:abstractNumId w:val="6"/>
   </w:num>
-  <w:num w:numId="3" w16cid:durableId="129439182">
+  <w:num w:numId="3" w16cid:durableId="1750690335">
     <w:abstractNumId w:val="5"/>
   </w:num>
-  <w:num w:numId="4" w16cid:durableId="871066705">
+  <w:num w:numId="4" w16cid:durableId="624892804">
     <w:abstractNumId w:val="4"/>
   </w:num>
-  <w:num w:numId="5" w16cid:durableId="1215581682">
+  <w:num w:numId="5" w16cid:durableId="1828282681">
     <w:abstractNumId w:val="7"/>
   </w:num>
-  <w:num w:numId="6" w16cid:durableId="1877809882">
+  <w:num w:numId="6" w16cid:durableId="1294867314">
     <w:abstractNumId w:val="3"/>
   </w:num>
-  <w:num w:numId="7" w16cid:durableId="1484006296">
+  <w:num w:numId="7" w16cid:durableId="892933697">
     <w:abstractNumId w:val="2"/>
   </w:num>
-  <w:num w:numId="8" w16cid:durableId="1199705572">
+  <w:num w:numId="8" w16cid:durableId="1061171433">
     <w:abstractNumId w:val="1"/>
   </w:num>
-  <w:num w:numId="9" w16cid:durableId="39474622">
+  <w:num w:numId="9" w16cid:durableId="688529353">
     <w:abstractNumId w:val="0"/>
   </w:num>
-  <w:num w:numId="10" w16cid:durableId="430055106">
+  <w:num w:numId="10" w16cid:durableId="213857823">
     <w:abstractNumId w:val="9"/>
   </w:num>
-  <w:num w:numId="11" w16cid:durableId="11273717">
+  <w:num w:numId="11" w16cid:durableId="430396131">
     <w:abstractNumId w:val="10"/>
   </w:num>
 </w:numbering>

--- a/data/Market_Read_weekly.docx
+++ b/data/Market_Read_weekly.docx
@@ -223,7 +223,7 @@
     </w:p>
     <w:p>
       <w:r>
-        <w:t>Bottom line: With 57.3% of names positive, breadth is constructive but beneath the surface the tape is rotating defensively, with Industrials, Staples, Utilities, Real Estate, Materials, and Energy outperforming while traditional cyclicals and higher-duration exposure in Consumer Discretionary, Financials, Health Care, Communication Services, and even Tech trade heavy. Macro conditions reflect a slowing growth backdrop with pressured earnings expectations and still-elevated but moderating inflation, consistent with firmer yields, a resilient USD, steady bonds, firm energy, and strong gold, all of which together signal a market gradually repricing toward tighter financial conditions and a more cautious stance on forward growth.</w:t>
+        <w:t>Bottom line: With a little over half the tape green, breadth is constructive but not euphoric, and the leadership mix is defensive and late-cycle—Staples, Utilities, REITs, Industrials, Materials, and Energy all posting solid gains—while classic pro-cyclical and growth-oriented groups like Tech, Discretionary, Financials, Health Care, and Communication Services lag, signaling a market that is rotating toward safety, cash-flow quality, and real-asset exposure. Macro conditions reflect slowing growth and still-elevated-but-easing inflation, and that’s consistent with this week’s factor and sector performance as firm yields, a bid in gold, a resilient USD, and a steady energy complex point to investors demanding higher risk premia for duration and cyclicality while hedging policy and inflation uncertainty rather than embracing a clean “disinflation plus re-acceleration” soft-landing narrative.</w:t>
       </w:r>
     </w:p>
     <w:sectPr>
@@ -410,9 +410,9 @@
     </w:lvl>
   </w:abstractNum>
   <w:abstractNum w:abstractNumId="9" w15:restartNumberingAfterBreak="0">
-    <w:nsid w:val="082F283F"/>
+    <w:nsid w:val="0B7545A6"/>
     <w:multiLevelType w:val="hybridMultilevel"/>
-    <w:tmpl w:val="575852B8"/>
+    <w:tmpl w:val="53D0DA78"/>
     <w:lvl w:ilvl="0" w:tplc="04090001">
       <w:start w:val="1"/>
       <w:numFmt w:val="bullet"/>
@@ -523,9 +523,9 @@
     </w:lvl>
   </w:abstractNum>
   <w:abstractNum w:abstractNumId="10" w15:restartNumberingAfterBreak="0">
-    <w:nsid w:val="0DC732F8"/>
+    <w:nsid w:val="48553A57"/>
     <w:multiLevelType w:val="hybridMultilevel"/>
-    <w:tmpl w:val="183CF6D2"/>
+    <w:tmpl w:val="DAC6716E"/>
     <w:lvl w:ilvl="0" w:tplc="04090001">
       <w:start w:val="1"/>
       <w:numFmt w:val="bullet"/>
@@ -635,38 +635,38 @@
       </w:rPr>
     </w:lvl>
   </w:abstractNum>
-  <w:num w:numId="1" w16cid:durableId="2030372514">
+  <w:num w:numId="1" w16cid:durableId="1383137617">
     <w:abstractNumId w:val="8"/>
   </w:num>
-  <w:num w:numId="2" w16cid:durableId="848057897">
+  <w:num w:numId="2" w16cid:durableId="782267422">
     <w:abstractNumId w:val="6"/>
   </w:num>
-  <w:num w:numId="3" w16cid:durableId="1750690335">
+  <w:num w:numId="3" w16cid:durableId="112332437">
     <w:abstractNumId w:val="5"/>
   </w:num>
-  <w:num w:numId="4" w16cid:durableId="624892804">
+  <w:num w:numId="4" w16cid:durableId="698235841">
     <w:abstractNumId w:val="4"/>
   </w:num>
-  <w:num w:numId="5" w16cid:durableId="1828282681">
+  <w:num w:numId="5" w16cid:durableId="1928072414">
     <w:abstractNumId w:val="7"/>
   </w:num>
-  <w:num w:numId="6" w16cid:durableId="1294867314">
+  <w:num w:numId="6" w16cid:durableId="674305982">
     <w:abstractNumId w:val="3"/>
   </w:num>
-  <w:num w:numId="7" w16cid:durableId="892933697">
+  <w:num w:numId="7" w16cid:durableId="565452763">
     <w:abstractNumId w:val="2"/>
   </w:num>
-  <w:num w:numId="8" w16cid:durableId="1061171433">
+  <w:num w:numId="8" w16cid:durableId="1242594328">
     <w:abstractNumId w:val="1"/>
   </w:num>
-  <w:num w:numId="9" w16cid:durableId="688529353">
+  <w:num w:numId="9" w16cid:durableId="1124352921">
     <w:abstractNumId w:val="0"/>
   </w:num>
-  <w:num w:numId="10" w16cid:durableId="213857823">
+  <w:num w:numId="10" w16cid:durableId="2030251939">
+    <w:abstractNumId w:val="10"/>
+  </w:num>
+  <w:num w:numId="11" w16cid:durableId="1818374387">
     <w:abstractNumId w:val="9"/>
-  </w:num>
-  <w:num w:numId="11" w16cid:durableId="430396131">
-    <w:abstractNumId w:val="10"/>
   </w:num>
 </w:numbering>
 </file>

--- a/data/Market_Read_weekly.docx
+++ b/data/Market_Read_weekly.docx
@@ -4,7 +4,7 @@
   <w:body>
     <w:p>
       <w:r>
-        <w:t>Weekly Market Read: January 16, 2026</w:t>
+        <w:t>Weekly Market Read: January 20, 2026</w:t>
       </w:r>
     </w:p>
     <w:p>
@@ -21,7 +21,7 @@
         </w:numPr>
       </w:pPr>
       <w:r>
-        <w:t>Breadth: 57.3% of names are positive.</w:t>
+        <w:t>Breadth: 21.9% of names are positive.</w:t>
       </w:r>
     </w:p>
     <w:p>
@@ -33,7 +33,7 @@
         </w:numPr>
       </w:pPr>
       <w:r>
-        <w:t>Information Technology: soft (avg -0.16%)</w:t>
+        <w:t>Information Technology: lagging (avg -2.39%)</w:t>
       </w:r>
     </w:p>
     <w:p>
@@ -45,7 +45,7 @@
         </w:numPr>
       </w:pPr>
       <w:r>
-        <w:t>Industrials: leading (avg +2.24%)</w:t>
+        <w:t>Industrials: lagging (avg -1.99%)</w:t>
       </w:r>
     </w:p>
     <w:p>
@@ -57,7 +57,7 @@
         </w:numPr>
       </w:pPr>
       <w:r>
-        <w:t>Consumer Staples: leading (avg +3.27%)</w:t>
+        <w:t>Consumer Staples: leading (avg +0.70%)</w:t>
       </w:r>
     </w:p>
     <w:p>
@@ -69,7 +69,7 @@
         </w:numPr>
       </w:pPr>
       <w:r>
-        <w:t>Consumer Discretionary: lagging (avg -1.24%)</w:t>
+        <w:t>Consumer Discretionary: lagging (avg -2.21%)</w:t>
       </w:r>
     </w:p>
     <w:p>
@@ -81,7 +81,7 @@
         </w:numPr>
       </w:pPr>
       <w:r>
-        <w:t>Financials: lagging (avg -1.38%)</w:t>
+        <w:t>Financials: lagging (avg -2.06%)</w:t>
       </w:r>
     </w:p>
     <w:p>
@@ -93,7 +93,7 @@
         </w:numPr>
       </w:pPr>
       <w:r>
-        <w:t>Utilities: leading (avg +2.80%)</w:t>
+        <w:t>Utilities: lagging (avg -1.01%)</w:t>
       </w:r>
     </w:p>
     <w:p>
@@ -105,7 +105,7 @@
         </w:numPr>
       </w:pPr>
       <w:r>
-        <w:t>Real Estate: leading (avg +4.10%)</w:t>
+        <w:t>Real Estate: lagging (avg -1.81%)</w:t>
       </w:r>
     </w:p>
     <w:p>
@@ -117,7 +117,7 @@
         </w:numPr>
       </w:pPr>
       <w:r>
-        <w:t>Materials: leading (avg +1.11%)</w:t>
+        <w:t>Materials: lagging (avg -1.07%)</w:t>
       </w:r>
     </w:p>
     <w:p>
@@ -129,7 +129,7 @@
         </w:numPr>
       </w:pPr>
       <w:r>
-        <w:t>Energy: leading (avg +1.71%)</w:t>
+        <w:t>Energy: soft (avg -0.17%)</w:t>
       </w:r>
     </w:p>
     <w:p>
@@ -141,7 +141,7 @@
         </w:numPr>
       </w:pPr>
       <w:r>
-        <w:t>Health Care: lagging (avg -0.48%)</w:t>
+        <w:t>Health Care: lagging (avg -0.85%)</w:t>
       </w:r>
     </w:p>
     <w:p>
@@ -153,7 +153,7 @@
         </w:numPr>
       </w:pPr>
       <w:r>
-        <w:t>Communication Services: lagging (avg -2.58%)</w:t>
+        <w:t>Communication Services: lagging (avg -1.21%)</w:t>
       </w:r>
     </w:p>
     <w:p>
@@ -170,7 +170,7 @@
         </w:numPr>
       </w:pPr>
       <w:r>
-        <w:t>Gold: leading (avg +1.65%)</w:t>
+        <w:t>Gold: leading (avg +3.78%)</w:t>
       </w:r>
     </w:p>
     <w:p>
@@ -182,7 +182,7 @@
         </w:numPr>
       </w:pPr>
       <w:r>
-        <w:t>USD: firm (avg +0.25%)</w:t>
+        <w:t>USD: lagging (avg -0.81%)</w:t>
       </w:r>
     </w:p>
     <w:p>
@@ -194,7 +194,7 @@
         </w:numPr>
       </w:pPr>
       <w:r>
-        <w:t>Yields: leading (avg +1.26%)</w:t>
+        <w:t>Yields: leading (avg +1.31%)</w:t>
       </w:r>
     </w:p>
     <w:p>
@@ -206,7 +206,7 @@
         </w:numPr>
       </w:pPr>
       <w:r>
-        <w:t>Bonds: flat (avg -0.10%)</w:t>
+        <w:t>Bonds: lagging (avg -0.62%)</w:t>
       </w:r>
     </w:p>
     <w:p>
@@ -218,12 +218,12 @@
         </w:numPr>
       </w:pPr>
       <w:r>
-        <w:t>Energy complex: firm (avg +0.28%)</w:t>
+        <w:t>Energy complex: leading (avg +10.02%)</w:t>
       </w:r>
     </w:p>
     <w:p>
       <w:r>
-        <w:t>Bottom line: With a little over half the tape green, breadth is constructive but not euphoric, and the leadership mix is defensive and late-cycle—Staples, Utilities, REITs, Industrials, Materials, and Energy all posting solid gains—while classic pro-cyclical and growth-oriented groups like Tech, Discretionary, Financials, Health Care, and Communication Services lag, signaling a market that is rotating toward safety, cash-flow quality, and real-asset exposure. Macro conditions reflect slowing growth and still-elevated-but-easing inflation, and that’s consistent with this week’s factor and sector performance as firm yields, a bid in gold, a resilient USD, and a steady energy complex point to investors demanding higher risk premia for duration and cyclicality while hedging policy and inflation uncertainty rather than embracing a clean “disinflation plus re-acceleration” soft-landing narrative.</w:t>
+        <w:t>Bottom line: With only ~22% of names positive, breadth is weak and the tape is signaling a defensive bias as Consumer Staples quietly lead while cyclicals and higher-beta groups — Tech, Discretionary, Financials, Industrials, Real Estate, and Communication Services — broadly sell off and even traditionally defensive Utilities and Health Care can’t catch a meaningful bid, while Energy equities lag the powerful move in the underlying complex. Macro conditions reflect slowing growth and still-elevated-but-easing inflation expectations, and that shows up in a powerful bid for Gold, rising yields pressuring Bonds, a softer USD, and a surging Energy complex, all consistent with investors fading earnings power in growth-sensitive sectors while seeking inflation-resilient assets and balance-sheet quality rather than broad equity beta.</w:t>
       </w:r>
     </w:p>
     <w:sectPr>
@@ -410,9 +410,9 @@
     </w:lvl>
   </w:abstractNum>
   <w:abstractNum w:abstractNumId="9" w15:restartNumberingAfterBreak="0">
-    <w:nsid w:val="0B7545A6"/>
+    <w:nsid w:val="5D5B2D37"/>
     <w:multiLevelType w:val="hybridMultilevel"/>
-    <w:tmpl w:val="53D0DA78"/>
+    <w:tmpl w:val="854080B0"/>
     <w:lvl w:ilvl="0" w:tplc="04090001">
       <w:start w:val="1"/>
       <w:numFmt w:val="bullet"/>
@@ -523,9 +523,9 @@
     </w:lvl>
   </w:abstractNum>
   <w:abstractNum w:abstractNumId="10" w15:restartNumberingAfterBreak="0">
-    <w:nsid w:val="48553A57"/>
+    <w:nsid w:val="6DF8138B"/>
     <w:multiLevelType w:val="hybridMultilevel"/>
-    <w:tmpl w:val="DAC6716E"/>
+    <w:tmpl w:val="EA2AED7A"/>
     <w:lvl w:ilvl="0" w:tplc="04090001">
       <w:start w:val="1"/>
       <w:numFmt w:val="bullet"/>
@@ -635,38 +635,38 @@
       </w:rPr>
     </w:lvl>
   </w:abstractNum>
-  <w:num w:numId="1" w16cid:durableId="1383137617">
+  <w:num w:numId="1" w16cid:durableId="315454195">
     <w:abstractNumId w:val="8"/>
   </w:num>
-  <w:num w:numId="2" w16cid:durableId="782267422">
+  <w:num w:numId="2" w16cid:durableId="1835490045">
     <w:abstractNumId w:val="6"/>
   </w:num>
-  <w:num w:numId="3" w16cid:durableId="112332437">
+  <w:num w:numId="3" w16cid:durableId="1074166237">
     <w:abstractNumId w:val="5"/>
   </w:num>
-  <w:num w:numId="4" w16cid:durableId="698235841">
+  <w:num w:numId="4" w16cid:durableId="2004357268">
     <w:abstractNumId w:val="4"/>
   </w:num>
-  <w:num w:numId="5" w16cid:durableId="1928072414">
+  <w:num w:numId="5" w16cid:durableId="543371546">
     <w:abstractNumId w:val="7"/>
   </w:num>
-  <w:num w:numId="6" w16cid:durableId="674305982">
+  <w:num w:numId="6" w16cid:durableId="150489192">
     <w:abstractNumId w:val="3"/>
   </w:num>
-  <w:num w:numId="7" w16cid:durableId="565452763">
+  <w:num w:numId="7" w16cid:durableId="1201212100">
     <w:abstractNumId w:val="2"/>
   </w:num>
-  <w:num w:numId="8" w16cid:durableId="1242594328">
+  <w:num w:numId="8" w16cid:durableId="1472747915">
     <w:abstractNumId w:val="1"/>
   </w:num>
-  <w:num w:numId="9" w16cid:durableId="1124352921">
+  <w:num w:numId="9" w16cid:durableId="3751524">
     <w:abstractNumId w:val="0"/>
   </w:num>
-  <w:num w:numId="10" w16cid:durableId="2030251939">
+  <w:num w:numId="10" w16cid:durableId="1568493999">
+    <w:abstractNumId w:val="9"/>
+  </w:num>
+  <w:num w:numId="11" w16cid:durableId="694238127">
     <w:abstractNumId w:val="10"/>
-  </w:num>
-  <w:num w:numId="11" w16cid:durableId="1818374387">
-    <w:abstractNumId w:val="9"/>
   </w:num>
 </w:numbering>
 </file>

--- a/data/Market_Read_weekly.docx
+++ b/data/Market_Read_weekly.docx
@@ -4,7 +4,7 @@
   <w:body>
     <w:p>
       <w:r>
-        <w:t>Weekly Market Read: January 20, 2026</w:t>
+        <w:t>Weekly Market Read: January 21, 2026</w:t>
       </w:r>
     </w:p>
     <w:p>
@@ -21,7 +21,7 @@
         </w:numPr>
       </w:pPr>
       <w:r>
-        <w:t>Breadth: 21.9% of names are positive.</w:t>
+        <w:t>Breadth: 49.3% of names are positive.</w:t>
       </w:r>
     </w:p>
     <w:p>
@@ -33,7 +33,7 @@
         </w:numPr>
       </w:pPr>
       <w:r>
-        <w:t>Information Technology: lagging (avg -2.39%)</w:t>
+        <w:t>Information Technology: soft (avg -0.20%)</w:t>
       </w:r>
     </w:p>
     <w:p>
@@ -45,7 +45,7 @@
         </w:numPr>
       </w:pPr>
       <w:r>
-        <w:t>Industrials: lagging (avg -1.99%)</w:t>
+        <w:t>Industrials: flat (avg -0.01%)</w:t>
       </w:r>
     </w:p>
     <w:p>
@@ -57,7 +57,7 @@
         </w:numPr>
       </w:pPr>
       <w:r>
-        <w:t>Consumer Staples: leading (avg +0.70%)</w:t>
+        <w:t>Consumer Staples: leading (avg +0.57%)</w:t>
       </w:r>
     </w:p>
     <w:p>
@@ -69,7 +69,7 @@
         </w:numPr>
       </w:pPr>
       <w:r>
-        <w:t>Consumer Discretionary: lagging (avg -2.21%)</w:t>
+        <w:t>Consumer Discretionary: flat (avg +0.06%)</w:t>
       </w:r>
     </w:p>
     <w:p>
@@ -81,7 +81,7 @@
         </w:numPr>
       </w:pPr>
       <w:r>
-        <w:t>Financials: lagging (avg -2.06%)</w:t>
+        <w:t>Financials: lagging (avg -0.95%)</w:t>
       </w:r>
     </w:p>
     <w:p>
@@ -93,7 +93,7 @@
         </w:numPr>
       </w:pPr>
       <w:r>
-        <w:t>Utilities: lagging (avg -1.01%)</w:t>
+        <w:t>Utilities: lagging (avg -0.62%)</w:t>
       </w:r>
     </w:p>
     <w:p>
@@ -105,7 +105,7 @@
         </w:numPr>
       </w:pPr>
       <w:r>
-        <w:t>Real Estate: lagging (avg -1.81%)</w:t>
+        <w:t>Real Estate: lagging (avg -1.25%)</w:t>
       </w:r>
     </w:p>
     <w:p>
@@ -117,7 +117,7 @@
         </w:numPr>
       </w:pPr>
       <w:r>
-        <w:t>Materials: lagging (avg -1.07%)</w:t>
+        <w:t>Materials: leading (avg +1.44%)</w:t>
       </w:r>
     </w:p>
     <w:p>
@@ -129,7 +129,7 @@
         </w:numPr>
       </w:pPr>
       <w:r>
-        <w:t>Energy: soft (avg -0.17%)</w:t>
+        <w:t>Energy: leading (avg +2.95%)</w:t>
       </w:r>
     </w:p>
     <w:p>
@@ -141,7 +141,7 @@
         </w:numPr>
       </w:pPr>
       <w:r>
-        <w:t>Health Care: lagging (avg -0.85%)</w:t>
+        <w:t>Health Care: leading (avg +1.05%)</w:t>
       </w:r>
     </w:p>
     <w:p>
@@ -153,7 +153,7 @@
         </w:numPr>
       </w:pPr>
       <w:r>
-        <w:t>Communication Services: lagging (avg -1.21%)</w:t>
+        <w:t>Communication Services: lagging (avg -0.43%)</w:t>
       </w:r>
     </w:p>
     <w:p>
@@ -170,7 +170,7 @@
         </w:numPr>
       </w:pPr>
       <w:r>
-        <w:t>Gold: leading (avg +3.78%)</w:t>
+        <w:t>Gold: leading (avg +5.30%)</w:t>
       </w:r>
     </w:p>
     <w:p>
@@ -182,7 +182,7 @@
         </w:numPr>
       </w:pPr>
       <w:r>
-        <w:t>USD: lagging (avg -0.81%)</w:t>
+        <w:t>USD: lagging (avg -0.53%)</w:t>
       </w:r>
     </w:p>
     <w:p>
@@ -194,7 +194,7 @@
         </w:numPr>
       </w:pPr>
       <w:r>
-        <w:t>Yields: leading (avg +1.31%)</w:t>
+        <w:t>Yields: leading (avg +0.41%)</w:t>
       </w:r>
     </w:p>
     <w:p>
@@ -206,7 +206,7 @@
         </w:numPr>
       </w:pPr>
       <w:r>
-        <w:t>Bonds: lagging (avg -0.62%)</w:t>
+        <w:t>Bonds: flat (avg -0.17%)</w:t>
       </w:r>
     </w:p>
     <w:p>
@@ -218,12 +218,12 @@
         </w:numPr>
       </w:pPr>
       <w:r>
-        <w:t>Energy complex: leading (avg +10.02%)</w:t>
+        <w:t>Energy complex: leading (avg +17.20%)</w:t>
       </w:r>
     </w:p>
     <w:p>
       <w:r>
-        <w:t>Bottom line: With only ~22% of names positive, breadth is weak and the tape is signaling a defensive bias as Consumer Staples quietly lead while cyclicals and higher-beta groups — Tech, Discretionary, Financials, Industrials, Real Estate, and Communication Services — broadly sell off and even traditionally defensive Utilities and Health Care can’t catch a meaningful bid, while Energy equities lag the powerful move in the underlying complex. Macro conditions reflect slowing growth and still-elevated-but-easing inflation expectations, and that shows up in a powerful bid for Gold, rising yields pressuring Bonds, a softer USD, and a surging Energy complex, all consistent with investors fading earnings power in growth-sensitive sectors while seeking inflation-resilient assets and balance-sheet quality rather than broad equity beta.</w:t>
+        <w:t>Bottom line: With just under half the tape green, breadth is middling and the leadership mix is defensive and late-cycle, as Materials (+1.44%), Health Care (+1.05%), Consumer Staples (+0.57%), and especially Energy (+2.95%) carry the load while Financials (-0.95%), Real Estate (-1.25%), Utilities (-0.62%), and Communication Services (-0.43%) lag and Information Technology (-0.20%) trades soft alongside flat Industrials and Discretionary. Macro conditions reflect a market that is pricing slowing growth and still-elevated but decelerating inflation, with surging Gold (+5.30%), a weaker USD (-0.53%), higher yields (+0.41%), flat bonds (-0.17%), and a ripping energy complex (+17.20%) all consistent with investors seeking real-asset and defensive exposure rather than leaning into a durable re-acceleration in cyclicals or earnings.</w:t>
       </w:r>
     </w:p>
     <w:sectPr>
@@ -410,9 +410,9 @@
     </w:lvl>
   </w:abstractNum>
   <w:abstractNum w:abstractNumId="9" w15:restartNumberingAfterBreak="0">
-    <w:nsid w:val="5D5B2D37"/>
+    <w:nsid w:val="410D42D8"/>
     <w:multiLevelType w:val="hybridMultilevel"/>
-    <w:tmpl w:val="854080B0"/>
+    <w:tmpl w:val="50FE918A"/>
     <w:lvl w:ilvl="0" w:tplc="04090001">
       <w:start w:val="1"/>
       <w:numFmt w:val="bullet"/>
@@ -523,9 +523,9 @@
     </w:lvl>
   </w:abstractNum>
   <w:abstractNum w:abstractNumId="10" w15:restartNumberingAfterBreak="0">
-    <w:nsid w:val="6DF8138B"/>
+    <w:nsid w:val="788D1B67"/>
     <w:multiLevelType w:val="hybridMultilevel"/>
-    <w:tmpl w:val="EA2AED7A"/>
+    <w:tmpl w:val="E216FE2A"/>
     <w:lvl w:ilvl="0" w:tplc="04090001">
       <w:start w:val="1"/>
       <w:numFmt w:val="bullet"/>
@@ -635,38 +635,38 @@
       </w:rPr>
     </w:lvl>
   </w:abstractNum>
-  <w:num w:numId="1" w16cid:durableId="315454195">
+  <w:num w:numId="1" w16cid:durableId="904292514">
     <w:abstractNumId w:val="8"/>
   </w:num>
-  <w:num w:numId="2" w16cid:durableId="1835490045">
+  <w:num w:numId="2" w16cid:durableId="1140805246">
     <w:abstractNumId w:val="6"/>
   </w:num>
-  <w:num w:numId="3" w16cid:durableId="1074166237">
+  <w:num w:numId="3" w16cid:durableId="1267352414">
     <w:abstractNumId w:val="5"/>
   </w:num>
-  <w:num w:numId="4" w16cid:durableId="2004357268">
+  <w:num w:numId="4" w16cid:durableId="683360249">
     <w:abstractNumId w:val="4"/>
   </w:num>
-  <w:num w:numId="5" w16cid:durableId="543371546">
+  <w:num w:numId="5" w16cid:durableId="887644971">
     <w:abstractNumId w:val="7"/>
   </w:num>
-  <w:num w:numId="6" w16cid:durableId="150489192">
+  <w:num w:numId="6" w16cid:durableId="46685755">
     <w:abstractNumId w:val="3"/>
   </w:num>
-  <w:num w:numId="7" w16cid:durableId="1201212100">
+  <w:num w:numId="7" w16cid:durableId="1806773355">
     <w:abstractNumId w:val="2"/>
   </w:num>
-  <w:num w:numId="8" w16cid:durableId="1472747915">
+  <w:num w:numId="8" w16cid:durableId="606277986">
     <w:abstractNumId w:val="1"/>
   </w:num>
-  <w:num w:numId="9" w16cid:durableId="3751524">
+  <w:num w:numId="9" w16cid:durableId="1002200496">
     <w:abstractNumId w:val="0"/>
   </w:num>
-  <w:num w:numId="10" w16cid:durableId="1568493999">
+  <w:num w:numId="10" w16cid:durableId="232087134">
+    <w:abstractNumId w:val="10"/>
+  </w:num>
+  <w:num w:numId="11" w16cid:durableId="592056629">
     <w:abstractNumId w:val="9"/>
-  </w:num>
-  <w:num w:numId="11" w16cid:durableId="694238127">
-    <w:abstractNumId w:val="10"/>
   </w:num>
 </w:numbering>
 </file>

--- a/data/Market_Read_weekly.docx
+++ b/data/Market_Read_weekly.docx
@@ -4,7 +4,7 @@
   <w:body>
     <w:p>
       <w:r>
-        <w:t>Weekly Market Read: January 21, 2026</w:t>
+        <w:t>Weekly Market Read: January 22, 2026</w:t>
       </w:r>
     </w:p>
     <w:p>
@@ -21,7 +21,7 @@
         </w:numPr>
       </w:pPr>
       <w:r>
-        <w:t>Breadth: 49.3% of names are positive.</w:t>
+        <w:t>Breadth: 53.4% of names are positive.</w:t>
       </w:r>
     </w:p>
     <w:p>
@@ -33,7 +33,7 @@
         </w:numPr>
       </w:pPr>
       <w:r>
-        <w:t>Information Technology: soft (avg -0.20%)</w:t>
+        <w:t>Information Technology: leading (avg +0.71%)</w:t>
       </w:r>
     </w:p>
     <w:p>
@@ -45,7 +45,7 @@
         </w:numPr>
       </w:pPr>
       <w:r>
-        <w:t>Industrials: flat (avg -0.01%)</w:t>
+        <w:t>Industrials: flat (avg -0.02%)</w:t>
       </w:r>
     </w:p>
     <w:p>
@@ -57,7 +57,7 @@
         </w:numPr>
       </w:pPr>
       <w:r>
-        <w:t>Consumer Staples: leading (avg +0.57%)</w:t>
+        <w:t>Consumer Staples: firm (avg +0.35%)</w:t>
       </w:r>
     </w:p>
     <w:p>
@@ -69,7 +69,7 @@
         </w:numPr>
       </w:pPr>
       <w:r>
-        <w:t>Consumer Discretionary: flat (avg +0.06%)</w:t>
+        <w:t>Consumer Discretionary: flat (avg +0.15%)</w:t>
       </w:r>
     </w:p>
     <w:p>
@@ -81,7 +81,7 @@
         </w:numPr>
       </w:pPr>
       <w:r>
-        <w:t>Financials: lagging (avg -0.95%)</w:t>
+        <w:t>Financials: soft (avg -0.36%)</w:t>
       </w:r>
     </w:p>
     <w:p>
@@ -93,7 +93,7 @@
         </w:numPr>
       </w:pPr>
       <w:r>
-        <w:t>Utilities: lagging (avg -0.62%)</w:t>
+        <w:t>Utilities: lagging (avg -1.36%)</w:t>
       </w:r>
     </w:p>
     <w:p>
@@ -105,7 +105,7 @@
         </w:numPr>
       </w:pPr>
       <w:r>
-        <w:t>Real Estate: lagging (avg -1.25%)</w:t>
+        <w:t>Real Estate: lagging (avg -2.03%)</w:t>
       </w:r>
     </w:p>
     <w:p>
@@ -117,7 +117,7 @@
         </w:numPr>
       </w:pPr>
       <w:r>
-        <w:t>Materials: leading (avg +1.44%)</w:t>
+        <w:t>Materials: leading (avg +1.86%)</w:t>
       </w:r>
     </w:p>
     <w:p>
@@ -129,7 +129,7 @@
         </w:numPr>
       </w:pPr>
       <w:r>
-        <w:t>Energy: leading (avg +2.95%)</w:t>
+        <w:t>Energy: leading (avg +3.28%)</w:t>
       </w:r>
     </w:p>
     <w:p>
@@ -141,7 +141,7 @@
         </w:numPr>
       </w:pPr>
       <w:r>
-        <w:t>Health Care: leading (avg +1.05%)</w:t>
+        <w:t>Health Care: leading (avg +1.15%)</w:t>
       </w:r>
     </w:p>
     <w:p>
@@ -153,7 +153,7 @@
         </w:numPr>
       </w:pPr>
       <w:r>
-        <w:t>Communication Services: lagging (avg -0.43%)</w:t>
+        <w:t>Communication Services: firm (avg +0.44%)</w:t>
       </w:r>
     </w:p>
     <w:p>
@@ -170,7 +170,7 @@
         </w:numPr>
       </w:pPr>
       <w:r>
-        <w:t>Gold: leading (avg +5.30%)</w:t>
+        <w:t>Gold: leading (avg +7.24%)</w:t>
       </w:r>
     </w:p>
     <w:p>
@@ -182,7 +182,7 @@
         </w:numPr>
       </w:pPr>
       <w:r>
-        <w:t>USD: lagging (avg -0.53%)</w:t>
+        <w:t>USD: lagging (avg -1.05%)</w:t>
       </w:r>
     </w:p>
     <w:p>
@@ -194,7 +194,7 @@
         </w:numPr>
       </w:pPr>
       <w:r>
-        <w:t>Yields: leading (avg +0.41%)</w:t>
+        <w:t>Yields: leading (avg +0.36%)</w:t>
       </w:r>
     </w:p>
     <w:p>
@@ -206,7 +206,7 @@
         </w:numPr>
       </w:pPr>
       <w:r>
-        <w:t>Bonds: flat (avg -0.17%)</w:t>
+        <w:t>Bonds: flat (avg -0.01%)</w:t>
       </w:r>
     </w:p>
     <w:p>
@@ -218,12 +218,12 @@
         </w:numPr>
       </w:pPr>
       <w:r>
-        <w:t>Energy complex: leading (avg +17.20%)</w:t>
+        <w:t>Energy complex: leading (avg +15.12%)</w:t>
       </w:r>
     </w:p>
     <w:p>
       <w:r>
-        <w:t>Bottom line: With just under half the tape green, breadth is middling and the leadership mix is defensive and late-cycle, as Materials (+1.44%), Health Care (+1.05%), Consumer Staples (+0.57%), and especially Energy (+2.95%) carry the load while Financials (-0.95%), Real Estate (-1.25%), Utilities (-0.62%), and Communication Services (-0.43%) lag and Information Technology (-0.20%) trades soft alongside flat Industrials and Discretionary. Macro conditions reflect a market that is pricing slowing growth and still-elevated but decelerating inflation, with surging Gold (+5.30%), a weaker USD (-0.53%), higher yields (+0.41%), flat bonds (-0.17%), and a ripping energy complex (+17.20%) all consistent with investors seeking real-asset and defensive exposure rather than leaning into a durable re-acceleration in cyclicals or earnings.</w:t>
+        <w:t>Bottom line: Breadth is mildly positive with just over half of names higher on the week, and the tape is rewarding cyclical and commodity-linked leadership, with Energy, Materials, Health Care, and Tech all outperforming while defensives like Utilities and Real Estate lag and Financials trade soft alongside flat Industrials and only modestly firmer Staples and Communication Services. Macro conditions reflect an environment where growth is slowing sequentially and earnings revisions are under pressure even as inflation cools from peak levels but remains structurally higher than the pre-COVID regime, a mix consistent with a weaker USD, strong gold and energy complex, modestly higher yields, and flat bonds that together signal a market rotating toward real assets and select cyclicals as investors hedge both slowing real activity and still-sticky nominal pressures.</w:t>
       </w:r>
     </w:p>
     <w:sectPr>
@@ -410,9 +410,9 @@
     </w:lvl>
   </w:abstractNum>
   <w:abstractNum w:abstractNumId="9" w15:restartNumberingAfterBreak="0">
-    <w:nsid w:val="410D42D8"/>
+    <w:nsid w:val="71B51015"/>
     <w:multiLevelType w:val="hybridMultilevel"/>
-    <w:tmpl w:val="50FE918A"/>
+    <w:tmpl w:val="5F024026"/>
     <w:lvl w:ilvl="0" w:tplc="04090001">
       <w:start w:val="1"/>
       <w:numFmt w:val="bullet"/>
@@ -523,9 +523,9 @@
     </w:lvl>
   </w:abstractNum>
   <w:abstractNum w:abstractNumId="10" w15:restartNumberingAfterBreak="0">
-    <w:nsid w:val="788D1B67"/>
+    <w:nsid w:val="79FD43C0"/>
     <w:multiLevelType w:val="hybridMultilevel"/>
-    <w:tmpl w:val="E216FE2A"/>
+    <w:tmpl w:val="B7BAEBE4"/>
     <w:lvl w:ilvl="0" w:tplc="04090001">
       <w:start w:val="1"/>
       <w:numFmt w:val="bullet"/>
@@ -635,37 +635,37 @@
       </w:rPr>
     </w:lvl>
   </w:abstractNum>
-  <w:num w:numId="1" w16cid:durableId="904292514">
+  <w:num w:numId="1" w16cid:durableId="2016883881">
     <w:abstractNumId w:val="8"/>
   </w:num>
-  <w:num w:numId="2" w16cid:durableId="1140805246">
+  <w:num w:numId="2" w16cid:durableId="127094349">
     <w:abstractNumId w:val="6"/>
   </w:num>
-  <w:num w:numId="3" w16cid:durableId="1267352414">
+  <w:num w:numId="3" w16cid:durableId="2074890797">
     <w:abstractNumId w:val="5"/>
   </w:num>
-  <w:num w:numId="4" w16cid:durableId="683360249">
+  <w:num w:numId="4" w16cid:durableId="16279139">
     <w:abstractNumId w:val="4"/>
   </w:num>
-  <w:num w:numId="5" w16cid:durableId="887644971">
+  <w:num w:numId="5" w16cid:durableId="697004926">
     <w:abstractNumId w:val="7"/>
   </w:num>
-  <w:num w:numId="6" w16cid:durableId="46685755">
+  <w:num w:numId="6" w16cid:durableId="1160586504">
     <w:abstractNumId w:val="3"/>
   </w:num>
-  <w:num w:numId="7" w16cid:durableId="1806773355">
+  <w:num w:numId="7" w16cid:durableId="1080829708">
     <w:abstractNumId w:val="2"/>
   </w:num>
-  <w:num w:numId="8" w16cid:durableId="606277986">
+  <w:num w:numId="8" w16cid:durableId="2033679186">
     <w:abstractNumId w:val="1"/>
   </w:num>
-  <w:num w:numId="9" w16cid:durableId="1002200496">
+  <w:num w:numId="9" w16cid:durableId="428890508">
     <w:abstractNumId w:val="0"/>
   </w:num>
-  <w:num w:numId="10" w16cid:durableId="232087134">
+  <w:num w:numId="10" w16cid:durableId="1726834143">
     <w:abstractNumId w:val="10"/>
   </w:num>
-  <w:num w:numId="11" w16cid:durableId="592056629">
+  <w:num w:numId="11" w16cid:durableId="409545743">
     <w:abstractNumId w:val="9"/>
   </w:num>
 </w:numbering>

--- a/data/Market_Read_weekly.docx
+++ b/data/Market_Read_weekly.docx
@@ -4,7 +4,7 @@
   <w:body>
     <w:p>
       <w:r>
-        <w:t>Weekly Market Read: January 22, 2026</w:t>
+        <w:t>Weekly Market Read: January 23, 2026</w:t>
       </w:r>
     </w:p>
     <w:p>
@@ -21,7 +21,7 @@
         </w:numPr>
       </w:pPr>
       <w:r>
-        <w:t>Breadth: 53.4% of names are positive.</w:t>
+        <w:t>Breadth: 49.9% of names are positive.</w:t>
       </w:r>
     </w:p>
     <w:p>
@@ -33,7 +33,7 @@
         </w:numPr>
       </w:pPr>
       <w:r>
-        <w:t>Information Technology: leading (avg +0.71%)</w:t>
+        <w:t>Information Technology: soft (avg -0.16%)</w:t>
       </w:r>
     </w:p>
     <w:p>
@@ -45,7 +45,7 @@
         </w:numPr>
       </w:pPr>
       <w:r>
-        <w:t>Industrials: flat (avg -0.02%)</w:t>
+        <w:t>Industrials: lagging (avg -0.83%)</w:t>
       </w:r>
     </w:p>
     <w:p>
@@ -57,7 +57,7 @@
         </w:numPr>
       </w:pPr>
       <w:r>
-        <w:t>Consumer Staples: firm (avg +0.35%)</w:t>
+        <w:t>Consumer Staples: leading (avg +0.85%)</w:t>
       </w:r>
     </w:p>
     <w:p>
@@ -69,7 +69,7 @@
         </w:numPr>
       </w:pPr>
       <w:r>
-        <w:t>Consumer Discretionary: flat (avg +0.15%)</w:t>
+        <w:t>Consumer Discretionary: soft (avg -0.14%)</w:t>
       </w:r>
     </w:p>
     <w:p>
@@ -81,7 +81,7 @@
         </w:numPr>
       </w:pPr>
       <w:r>
-        <w:t>Financials: soft (avg -0.36%)</w:t>
+        <w:t>Financials: lagging (avg -1.55%)</w:t>
       </w:r>
     </w:p>
     <w:p>
@@ -93,7 +93,7 @@
         </w:numPr>
       </w:pPr>
       <w:r>
-        <w:t>Utilities: lagging (avg -1.36%)</w:t>
+        <w:t>Utilities: lagging (avg -1.91%)</w:t>
       </w:r>
     </w:p>
     <w:p>
@@ -105,7 +105,7 @@
         </w:numPr>
       </w:pPr>
       <w:r>
-        <w:t>Real Estate: lagging (avg -2.03%)</w:t>
+        <w:t>Real Estate: lagging (avg -1.63%)</w:t>
       </w:r>
     </w:p>
     <w:p>
@@ -117,7 +117,7 @@
         </w:numPr>
       </w:pPr>
       <w:r>
-        <w:t>Materials: leading (avg +1.86%)</w:t>
+        <w:t>Materials: leading (avg +2.92%)</w:t>
       </w:r>
     </w:p>
     <w:p>
@@ -129,7 +129,7 @@
         </w:numPr>
       </w:pPr>
       <w:r>
-        <w:t>Energy: leading (avg +3.28%)</w:t>
+        <w:t>Energy: leading (avg +3.88%)</w:t>
       </w:r>
     </w:p>
     <w:p>
@@ -141,7 +141,7 @@
         </w:numPr>
       </w:pPr>
       <w:r>
-        <w:t>Health Care: leading (avg +1.15%)</w:t>
+        <w:t>Health Care: firm (avg +0.26%)</w:t>
       </w:r>
     </w:p>
     <w:p>
@@ -153,7 +153,7 @@
         </w:numPr>
       </w:pPr>
       <w:r>
-        <w:t>Communication Services: firm (avg +0.44%)</w:t>
+        <w:t>Communication Services: leading (avg +1.05%)</w:t>
       </w:r>
     </w:p>
     <w:p>
@@ -170,7 +170,7 @@
         </w:numPr>
       </w:pPr>
       <w:r>
-        <w:t>Gold: leading (avg +7.24%)</w:t>
+        <w:t>Gold: leading (avg +8.71%)</w:t>
       </w:r>
     </w:p>
     <w:p>
@@ -182,7 +182,7 @@
         </w:numPr>
       </w:pPr>
       <w:r>
-        <w:t>USD: lagging (avg -1.05%)</w:t>
+        <w:t>USD: lagging (avg -1.93%)</w:t>
       </w:r>
     </w:p>
     <w:p>
@@ -194,7 +194,7 @@
         </w:numPr>
       </w:pPr>
       <w:r>
-        <w:t>Yields: leading (avg +0.36%)</w:t>
+        <w:t>Yields: firm (avg +0.10%)</w:t>
       </w:r>
     </w:p>
     <w:p>
@@ -206,7 +206,7 @@
         </w:numPr>
       </w:pPr>
       <w:r>
-        <w:t>Bonds: flat (avg -0.01%)</w:t>
+        <w:t>Bonds: firm (avg +0.12%)</w:t>
       </w:r>
     </w:p>
     <w:p>
@@ -218,12 +218,12 @@
         </w:numPr>
       </w:pPr>
       <w:r>
-        <w:t>Energy complex: leading (avg +15.12%)</w:t>
+        <w:t>Energy complex: leading (avg +19.23%)</w:t>
       </w:r>
     </w:p>
     <w:p>
       <w:r>
-        <w:t>Bottom line: Breadth is mildly positive with just over half of names higher on the week, and the tape is rewarding cyclical and commodity-linked leadership, with Energy, Materials, Health Care, and Tech all outperforming while defensives like Utilities and Real Estate lag and Financials trade soft alongside flat Industrials and only modestly firmer Staples and Communication Services. Macro conditions reflect an environment where growth is slowing sequentially and earnings revisions are under pressure even as inflation cools from peak levels but remains structurally higher than the pre-COVID regime, a mix consistent with a weaker USD, strong gold and energy complex, modestly higher yields, and flat bonds that together signal a market rotating toward real assets and select cyclicals as investors hedge both slowing real activity and still-sticky nominal pressures.</w:t>
+        <w:t>Bottom line: Breadth is essentially flat with just under half of names positive, and the market is rotating toward defensives and hard assets as Energy, Materials, Communication Services, and Staples lead while cyclical Financials, Industrials, Utilities, Real Estate, and even Tech and Discretionary trade soft to negative. That pattern, alongside a powerful bid to Gold, a surging energy complex, a weaker USD, and modestly firmer yields and bonds, points to investors hedging late-cycle risk and inflation persistence rather than embracing a clean growth reacceleration. Macro conditions reflect slowing growth expectations and still-elevated but decelerating inflation, and the tape this week is validating that posture with capital moving up the quality spectrum and into real assets over rate-sensitive and economically levered equities.</w:t>
       </w:r>
     </w:p>
     <w:sectPr>
@@ -410,9 +410,9 @@
     </w:lvl>
   </w:abstractNum>
   <w:abstractNum w:abstractNumId="9" w15:restartNumberingAfterBreak="0">
-    <w:nsid w:val="71B51015"/>
+    <w:nsid w:val="08346256"/>
     <w:multiLevelType w:val="hybridMultilevel"/>
-    <w:tmpl w:val="5F024026"/>
+    <w:tmpl w:val="86C6DCEE"/>
     <w:lvl w:ilvl="0" w:tplc="04090001">
       <w:start w:val="1"/>
       <w:numFmt w:val="bullet"/>
@@ -523,9 +523,9 @@
     </w:lvl>
   </w:abstractNum>
   <w:abstractNum w:abstractNumId="10" w15:restartNumberingAfterBreak="0">
-    <w:nsid w:val="79FD43C0"/>
+    <w:nsid w:val="68EB45FC"/>
     <w:multiLevelType w:val="hybridMultilevel"/>
-    <w:tmpl w:val="B7BAEBE4"/>
+    <w:tmpl w:val="3A94C324"/>
     <w:lvl w:ilvl="0" w:tplc="04090001">
       <w:start w:val="1"/>
       <w:numFmt w:val="bullet"/>
@@ -635,37 +635,37 @@
       </w:rPr>
     </w:lvl>
   </w:abstractNum>
-  <w:num w:numId="1" w16cid:durableId="2016883881">
+  <w:num w:numId="1" w16cid:durableId="2067335262">
     <w:abstractNumId w:val="8"/>
   </w:num>
-  <w:num w:numId="2" w16cid:durableId="127094349">
+  <w:num w:numId="2" w16cid:durableId="717701243">
     <w:abstractNumId w:val="6"/>
   </w:num>
-  <w:num w:numId="3" w16cid:durableId="2074890797">
+  <w:num w:numId="3" w16cid:durableId="502086036">
     <w:abstractNumId w:val="5"/>
   </w:num>
-  <w:num w:numId="4" w16cid:durableId="16279139">
+  <w:num w:numId="4" w16cid:durableId="608047002">
     <w:abstractNumId w:val="4"/>
   </w:num>
-  <w:num w:numId="5" w16cid:durableId="697004926">
+  <w:num w:numId="5" w16cid:durableId="1220894886">
     <w:abstractNumId w:val="7"/>
   </w:num>
-  <w:num w:numId="6" w16cid:durableId="1160586504">
+  <w:num w:numId="6" w16cid:durableId="235211374">
     <w:abstractNumId w:val="3"/>
   </w:num>
-  <w:num w:numId="7" w16cid:durableId="1080829708">
+  <w:num w:numId="7" w16cid:durableId="864054854">
     <w:abstractNumId w:val="2"/>
   </w:num>
-  <w:num w:numId="8" w16cid:durableId="2033679186">
+  <w:num w:numId="8" w16cid:durableId="44260622">
     <w:abstractNumId w:val="1"/>
   </w:num>
-  <w:num w:numId="9" w16cid:durableId="428890508">
+  <w:num w:numId="9" w16cid:durableId="252978961">
     <w:abstractNumId w:val="0"/>
   </w:num>
-  <w:num w:numId="10" w16cid:durableId="1726834143">
+  <w:num w:numId="10" w16cid:durableId="1072433288">
     <w:abstractNumId w:val="10"/>
   </w:num>
-  <w:num w:numId="11" w16cid:durableId="409545743">
+  <w:num w:numId="11" w16cid:durableId="915556376">
     <w:abstractNumId w:val="9"/>
   </w:num>
 </w:numbering>
